--- a/Documentation/LMS Documentation.docx
+++ b/Documentation/LMS Documentation.docx
@@ -213,12 +213,21 @@
         </w:rPr>
         <w:br/>
       </w:r>
+      <w:proofErr w:type="spellStart"/>
       <w:r>
         <w:rPr>
           <w:rFonts w:cs="Times New Roman"/>
           <w:szCs w:val="24"/>
         </w:rPr>
-        <w:t>Zsömbörgi Soma István</w:t>
+        <w:t>Zsömbörgi</w:t>
+      </w:r>
+      <w:proofErr w:type="spellEnd"/>
+      <w:r>
+        <w:rPr>
+          <w:rFonts w:cs="Times New Roman"/>
+          <w:szCs w:val="24"/>
+        </w:rPr>
+        <w:t xml:space="preserve"> Soma István</w:t>
       </w:r>
       <w:r>
         <w:rPr>
@@ -337,7 +346,7 @@
           <w:r>
             <w:fldChar w:fldCharType="separate"/>
           </w:r>
-          <w:hyperlink w:anchor="_Toc195952023" w:history="1">
+          <w:hyperlink w:anchor="_Toc196378222" w:history="1">
             <w:r>
               <w:rPr>
                 <w:rStyle w:val="Hyperlink"/>
@@ -364,7 +373,7 @@
                 <w:noProof/>
                 <w:webHidden/>
               </w:rPr>
-              <w:instrText xml:space="preserve"> PAGEREF _Toc195952023 \h </w:instrText>
+              <w:instrText xml:space="preserve"> PAGEREF _Toc196378222 \h </w:instrText>
             </w:r>
             <w:r>
               <w:rPr>
@@ -384,7 +393,7 @@
                 <w:noProof/>
                 <w:webHidden/>
               </w:rPr>
-              <w:t>2</w:t>
+              <w:t>3</w:t>
             </w:r>
             <w:r>
               <w:rPr>
@@ -409,7 +418,7 @@
               <w:lang w:val="en-GB" w:eastAsia="en-GB"/>
             </w:rPr>
           </w:pPr>
-          <w:hyperlink w:anchor="_Toc195952024" w:history="1">
+          <w:hyperlink w:anchor="_Toc196378223" w:history="1">
             <w:r>
               <w:rPr>
                 <w:rStyle w:val="Hyperlink"/>
@@ -436,7 +445,7 @@
                 <w:noProof/>
                 <w:webHidden/>
               </w:rPr>
-              <w:instrText xml:space="preserve"> PAGEREF _Toc195952024 \h </w:instrText>
+              <w:instrText xml:space="preserve"> PAGEREF _Toc196378223 \h </w:instrText>
             </w:r>
             <w:r>
               <w:rPr>
@@ -456,7 +465,7 @@
                 <w:noProof/>
                 <w:webHidden/>
               </w:rPr>
-              <w:t>2</w:t>
+              <w:t>3</w:t>
             </w:r>
             <w:r>
               <w:rPr>
@@ -481,7 +490,7 @@
               <w:lang w:val="en-GB" w:eastAsia="en-GB"/>
             </w:rPr>
           </w:pPr>
-          <w:hyperlink w:anchor="_Toc195952025" w:history="1">
+          <w:hyperlink w:anchor="_Toc196378224" w:history="1">
             <w:r>
               <w:rPr>
                 <w:rStyle w:val="Hyperlink"/>
@@ -508,7 +517,7 @@
                 <w:noProof/>
                 <w:webHidden/>
               </w:rPr>
-              <w:instrText xml:space="preserve"> PAGEREF _Toc195952025 \h </w:instrText>
+              <w:instrText xml:space="preserve"> PAGEREF _Toc196378224 \h </w:instrText>
             </w:r>
             <w:r>
               <w:rPr>
@@ -528,7 +537,7 @@
                 <w:noProof/>
                 <w:webHidden/>
               </w:rPr>
-              <w:t>2</w:t>
+              <w:t>3</w:t>
             </w:r>
             <w:r>
               <w:rPr>
@@ -553,7 +562,7 @@
               <w:lang w:val="en-GB" w:eastAsia="en-GB"/>
             </w:rPr>
           </w:pPr>
-          <w:hyperlink w:anchor="_Toc195952026" w:history="1">
+          <w:hyperlink w:anchor="_Toc196378225" w:history="1">
             <w:r>
               <w:rPr>
                 <w:rStyle w:val="Hyperlink"/>
@@ -580,7 +589,7 @@
                 <w:noProof/>
                 <w:webHidden/>
               </w:rPr>
-              <w:instrText xml:space="preserve"> PAGEREF _Toc195952026 \h </w:instrText>
+              <w:instrText xml:space="preserve"> PAGEREF _Toc196378225 \h </w:instrText>
             </w:r>
             <w:r>
               <w:rPr>
@@ -600,7 +609,7 @@
                 <w:noProof/>
                 <w:webHidden/>
               </w:rPr>
-              <w:t>2</w:t>
+              <w:t>3</w:t>
             </w:r>
             <w:r>
               <w:rPr>
@@ -625,13 +634,13 @@
               <w:lang w:val="en-GB" w:eastAsia="en-GB"/>
             </w:rPr>
           </w:pPr>
-          <w:hyperlink w:anchor="_Toc195952027" w:history="1">
+          <w:hyperlink w:anchor="_Toc196378226" w:history="1">
             <w:r>
               <w:rPr>
                 <w:rStyle w:val="Hyperlink"/>
                 <w:noProof/>
               </w:rPr>
-              <w:t>Fejlesztői dokumentáció</w:t>
+              <w:t>Felhasználói dokumentáció</w:t>
             </w:r>
             <w:r>
               <w:rPr>
@@ -652,7 +661,7 @@
                 <w:noProof/>
                 <w:webHidden/>
               </w:rPr>
-              <w:instrText xml:space="preserve"> PAGEREF _Toc195952027 \h </w:instrText>
+              <w:instrText xml:space="preserve"> PAGEREF _Toc196378226 \h </w:instrText>
             </w:r>
             <w:r>
               <w:rPr>
@@ -672,7 +681,7 @@
                 <w:noProof/>
                 <w:webHidden/>
               </w:rPr>
-              <w:t>3</w:t>
+              <w:t>4</w:t>
             </w:r>
             <w:r>
               <w:rPr>
@@ -697,13 +706,13 @@
               <w:lang w:val="en-GB" w:eastAsia="en-GB"/>
             </w:rPr>
           </w:pPr>
-          <w:hyperlink w:anchor="_Toc195952028" w:history="1">
+          <w:hyperlink w:anchor="_Toc196378227" w:history="1">
             <w:r>
               <w:rPr>
                 <w:rStyle w:val="Hyperlink"/>
                 <w:noProof/>
               </w:rPr>
-              <w:t>Adatbázis</w:t>
+              <w:t>Backend</w:t>
             </w:r>
             <w:r>
               <w:rPr>
@@ -724,7 +733,7 @@
                 <w:noProof/>
                 <w:webHidden/>
               </w:rPr>
-              <w:instrText xml:space="preserve"> PAGEREF _Toc195952028 \h </w:instrText>
+              <w:instrText xml:space="preserve"> PAGEREF _Toc196378227 \h </w:instrText>
             </w:r>
             <w:r>
               <w:rPr>
@@ -744,7 +753,7 @@
                 <w:noProof/>
                 <w:webHidden/>
               </w:rPr>
-              <w:t>3</w:t>
+              <w:t>4</w:t>
             </w:r>
             <w:r>
               <w:rPr>
@@ -769,13 +778,13 @@
               <w:lang w:val="en-GB" w:eastAsia="en-GB"/>
             </w:rPr>
           </w:pPr>
-          <w:hyperlink w:anchor="_Toc195952029" w:history="1">
+          <w:hyperlink w:anchor="_Toc196378228" w:history="1">
             <w:r>
               <w:rPr>
                 <w:rStyle w:val="Hyperlink"/>
                 <w:noProof/>
               </w:rPr>
-              <w:t>Backend</w:t>
+              <w:t>Frontend</w:t>
             </w:r>
             <w:r>
               <w:rPr>
@@ -796,7 +805,7 @@
                 <w:noProof/>
                 <w:webHidden/>
               </w:rPr>
-              <w:instrText xml:space="preserve"> PAGEREF _Toc195952029 \h </w:instrText>
+              <w:instrText xml:space="preserve"> PAGEREF _Toc196378228 \h </w:instrText>
             </w:r>
             <w:r>
               <w:rPr>
@@ -816,7 +825,7 @@
                 <w:noProof/>
                 <w:webHidden/>
               </w:rPr>
-              <w:t>3</w:t>
+              <w:t>4</w:t>
             </w:r>
             <w:r>
               <w:rPr>
@@ -841,13 +850,13 @@
               <w:lang w:val="en-GB" w:eastAsia="en-GB"/>
             </w:rPr>
           </w:pPr>
-          <w:hyperlink w:anchor="_Toc195952030" w:history="1">
+          <w:hyperlink w:anchor="_Toc196378229" w:history="1">
             <w:r>
               <w:rPr>
                 <w:rStyle w:val="Hyperlink"/>
                 <w:noProof/>
               </w:rPr>
-              <w:t xml:space="preserve">Frontend Asztali alkalmazás (LMS </w:t>
+              <w:t xml:space="preserve">Asztali alkalmazás (LMS </w:t>
             </w:r>
             <w:r>
               <w:rPr>
@@ -883,7 +892,7 @@
                 <w:noProof/>
                 <w:webHidden/>
               </w:rPr>
-              <w:instrText xml:space="preserve"> PAGEREF _Toc195952030 \h </w:instrText>
+              <w:instrText xml:space="preserve"> PAGEREF _Toc196378229 \h </w:instrText>
             </w:r>
             <w:r>
               <w:rPr>
@@ -903,7 +912,7 @@
                 <w:noProof/>
                 <w:webHidden/>
               </w:rPr>
-              <w:t>3</w:t>
+              <w:t>4</w:t>
             </w:r>
             <w:r>
               <w:rPr>
@@ -928,7 +937,7 @@
               <w:lang w:val="en-GB" w:eastAsia="en-GB"/>
             </w:rPr>
           </w:pPr>
-          <w:hyperlink w:anchor="_Toc195952031" w:history="1">
+          <w:hyperlink w:anchor="_Toc196378230" w:history="1">
             <w:r>
               <w:rPr>
                 <w:rStyle w:val="Hyperlink"/>
@@ -970,7 +979,7 @@
                 <w:noProof/>
                 <w:webHidden/>
               </w:rPr>
-              <w:instrText xml:space="preserve"> PAGEREF _Toc195952031 \h </w:instrText>
+              <w:instrText xml:space="preserve"> PAGEREF _Toc196378230 \h </w:instrText>
             </w:r>
             <w:r>
               <w:rPr>
@@ -990,7 +999,7 @@
                 <w:noProof/>
                 <w:webHidden/>
               </w:rPr>
-              <w:t>3</w:t>
+              <w:t>4</w:t>
             </w:r>
             <w:r>
               <w:rPr>
@@ -1015,7 +1024,7 @@
               <w:lang w:val="en-GB" w:eastAsia="en-GB"/>
             </w:rPr>
           </w:pPr>
-          <w:hyperlink w:anchor="_Toc195952032" w:history="1">
+          <w:hyperlink w:anchor="_Toc196378231" w:history="1">
             <w:r>
               <w:rPr>
                 <w:rStyle w:val="Hyperlink"/>
@@ -1057,7 +1066,7 @@
                 <w:noProof/>
                 <w:webHidden/>
               </w:rPr>
-              <w:instrText xml:space="preserve"> PAGEREF _Toc195952032 \h </w:instrText>
+              <w:instrText xml:space="preserve"> PAGEREF _Toc196378231 \h </w:instrText>
             </w:r>
             <w:r>
               <w:rPr>
@@ -1077,7 +1086,7 @@
                 <w:noProof/>
                 <w:webHidden/>
               </w:rPr>
-              <w:t>3</w:t>
+              <w:t>4</w:t>
             </w:r>
             <w:r>
               <w:rPr>
@@ -1102,7 +1111,7 @@
               <w:lang w:val="en-GB" w:eastAsia="en-GB"/>
             </w:rPr>
           </w:pPr>
-          <w:hyperlink w:anchor="_Toc195952033" w:history="1">
+          <w:hyperlink w:anchor="_Toc196378232" w:history="1">
             <w:r>
               <w:rPr>
                 <w:rStyle w:val="Hyperlink"/>
@@ -1144,7 +1153,7 @@
                 <w:noProof/>
                 <w:webHidden/>
               </w:rPr>
-              <w:instrText xml:space="preserve"> PAGEREF _Toc195952033 \h </w:instrText>
+              <w:instrText xml:space="preserve"> PAGEREF _Toc196378232 \h </w:instrText>
             </w:r>
             <w:r>
               <w:rPr>
@@ -1164,7 +1173,7 @@
                 <w:noProof/>
                 <w:webHidden/>
               </w:rPr>
-              <w:t>5</w:t>
+              <w:t>6</w:t>
             </w:r>
             <w:r>
               <w:rPr>
@@ -1189,7 +1198,7 @@
               <w:lang w:val="en-GB" w:eastAsia="en-GB"/>
             </w:rPr>
           </w:pPr>
-          <w:hyperlink w:anchor="_Toc195952034" w:history="1">
+          <w:hyperlink w:anchor="_Toc196378233" w:history="1">
             <w:r>
               <w:rPr>
                 <w:rStyle w:val="Hyperlink"/>
@@ -1231,7 +1240,7 @@
                 <w:noProof/>
                 <w:webHidden/>
               </w:rPr>
-              <w:instrText xml:space="preserve"> PAGEREF _Toc195952034 \h </w:instrText>
+              <w:instrText xml:space="preserve"> PAGEREF _Toc196378233 \h </w:instrText>
             </w:r>
             <w:r>
               <w:rPr>
@@ -1251,7 +1260,7 @@
                 <w:noProof/>
                 <w:webHidden/>
               </w:rPr>
-              <w:t>6</w:t>
+              <w:t>7</w:t>
             </w:r>
             <w:r>
               <w:rPr>
@@ -1276,7 +1285,7 @@
               <w:lang w:val="en-GB" w:eastAsia="en-GB"/>
             </w:rPr>
           </w:pPr>
-          <w:hyperlink w:anchor="_Toc195952035" w:history="1">
+          <w:hyperlink w:anchor="_Toc196378234" w:history="1">
             <w:r>
               <w:rPr>
                 <w:rStyle w:val="Hyperlink"/>
@@ -1318,7 +1327,7 @@
                 <w:noProof/>
                 <w:webHidden/>
               </w:rPr>
-              <w:instrText xml:space="preserve"> PAGEREF _Toc195952035 \h </w:instrText>
+              <w:instrText xml:space="preserve"> PAGEREF _Toc196378234 \h </w:instrText>
             </w:r>
             <w:r>
               <w:rPr>
@@ -1363,7 +1372,7 @@
               <w:lang w:val="en-GB" w:eastAsia="en-GB"/>
             </w:rPr>
           </w:pPr>
-          <w:hyperlink w:anchor="_Toc195952036" w:history="1">
+          <w:hyperlink w:anchor="_Toc196378235" w:history="1">
             <w:r>
               <w:rPr>
                 <w:rStyle w:val="Hyperlink"/>
@@ -1405,7 +1414,7 @@
                 <w:noProof/>
                 <w:webHidden/>
               </w:rPr>
-              <w:instrText xml:space="preserve"> PAGEREF _Toc195952036 \h </w:instrText>
+              <w:instrText xml:space="preserve"> PAGEREF _Toc196378235 \h </w:instrText>
             </w:r>
             <w:r>
               <w:rPr>
@@ -1425,7 +1434,7 @@
                 <w:noProof/>
                 <w:webHidden/>
               </w:rPr>
-              <w:t>10</w:t>
+              <w:t>11</w:t>
             </w:r>
             <w:r>
               <w:rPr>
@@ -1450,7 +1459,7 @@
               <w:lang w:val="en-GB" w:eastAsia="en-GB"/>
             </w:rPr>
           </w:pPr>
-          <w:hyperlink w:anchor="_Toc195952037" w:history="1">
+          <w:hyperlink w:anchor="_Toc196378236" w:history="1">
             <w:r>
               <w:rPr>
                 <w:rStyle w:val="Hyperlink"/>
@@ -1492,7 +1501,7 @@
                 <w:noProof/>
                 <w:webHidden/>
               </w:rPr>
-              <w:instrText xml:space="preserve"> PAGEREF _Toc195952037 \h </w:instrText>
+              <w:instrText xml:space="preserve"> PAGEREF _Toc196378236 \h </w:instrText>
             </w:r>
             <w:r>
               <w:rPr>
@@ -1512,7 +1521,7 @@
                 <w:noProof/>
                 <w:webHidden/>
               </w:rPr>
-              <w:t>12</w:t>
+              <w:t>13</w:t>
             </w:r>
             <w:r>
               <w:rPr>
@@ -1537,7 +1546,7 @@
               <w:lang w:val="en-GB" w:eastAsia="en-GB"/>
             </w:rPr>
           </w:pPr>
-          <w:hyperlink w:anchor="_Toc195952038" w:history="1">
+          <w:hyperlink w:anchor="_Toc196378237" w:history="1">
             <w:r>
               <w:rPr>
                 <w:rStyle w:val="Hyperlink"/>
@@ -1579,7 +1588,7 @@
                 <w:noProof/>
                 <w:webHidden/>
               </w:rPr>
-              <w:instrText xml:space="preserve"> PAGEREF _Toc195952038 \h </w:instrText>
+              <w:instrText xml:space="preserve"> PAGEREF _Toc196378237 \h </w:instrText>
             </w:r>
             <w:r>
               <w:rPr>
@@ -1599,7 +1608,7 @@
                 <w:noProof/>
                 <w:webHidden/>
               </w:rPr>
-              <w:t>13</w:t>
+              <w:t>14</w:t>
             </w:r>
             <w:r>
               <w:rPr>
@@ -1624,7 +1633,7 @@
               <w:lang w:val="en-GB" w:eastAsia="en-GB"/>
             </w:rPr>
           </w:pPr>
-          <w:hyperlink w:anchor="_Toc195952039" w:history="1">
+          <w:hyperlink w:anchor="_Toc196378238" w:history="1">
             <w:r>
               <w:rPr>
                 <w:rStyle w:val="Hyperlink"/>
@@ -1666,7 +1675,7 @@
                 <w:noProof/>
                 <w:webHidden/>
               </w:rPr>
-              <w:instrText xml:space="preserve"> PAGEREF _Toc195952039 \h </w:instrText>
+              <w:instrText xml:space="preserve"> PAGEREF _Toc196378238 \h </w:instrText>
             </w:r>
             <w:r>
               <w:rPr>
@@ -1686,7 +1695,7 @@
                 <w:noProof/>
                 <w:webHidden/>
               </w:rPr>
-              <w:t>15</w:t>
+              <w:t>16</w:t>
             </w:r>
             <w:r>
               <w:rPr>
@@ -1711,13 +1720,13 @@
               <w:lang w:val="en-GB" w:eastAsia="en-GB"/>
             </w:rPr>
           </w:pPr>
-          <w:hyperlink w:anchor="_Toc195952040" w:history="1">
+          <w:hyperlink w:anchor="_Toc196378239" w:history="1">
             <w:r>
               <w:rPr>
                 <w:rStyle w:val="Hyperlink"/>
                 <w:noProof/>
               </w:rPr>
-              <w:t>Felhasználói dokumentáció</w:t>
+              <w:t>Fejlesztői dokumentáció</w:t>
             </w:r>
             <w:r>
               <w:rPr>
@@ -1738,7 +1747,7 @@
                 <w:noProof/>
                 <w:webHidden/>
               </w:rPr>
-              <w:instrText xml:space="preserve"> PAGEREF _Toc195952040 \h </w:instrText>
+              <w:instrText xml:space="preserve"> PAGEREF _Toc196378239 \h </w:instrText>
             </w:r>
             <w:r>
               <w:rPr>
@@ -1758,7 +1767,7 @@
                 <w:noProof/>
                 <w:webHidden/>
               </w:rPr>
-              <w:t>17</w:t>
+              <w:t>18</w:t>
             </w:r>
             <w:r>
               <w:rPr>
@@ -1783,7 +1792,7 @@
               <w:lang w:val="en-GB" w:eastAsia="en-GB"/>
             </w:rPr>
           </w:pPr>
-          <w:hyperlink w:anchor="_Toc195952041" w:history="1">
+          <w:hyperlink w:anchor="_Toc196378240" w:history="1">
             <w:r>
               <w:rPr>
                 <w:rStyle w:val="Hyperlink"/>
@@ -1810,7 +1819,7 @@
                 <w:noProof/>
                 <w:webHidden/>
               </w:rPr>
-              <w:instrText xml:space="preserve"> PAGEREF _Toc195952041 \h </w:instrText>
+              <w:instrText xml:space="preserve"> PAGEREF _Toc196378240 \h </w:instrText>
             </w:r>
             <w:r>
               <w:rPr>
@@ -1830,7 +1839,1159 @@
                 <w:noProof/>
                 <w:webHidden/>
               </w:rPr>
-              <w:t>17</w:t>
+              <w:t>18</w:t>
+            </w:r>
+            <w:r>
+              <w:rPr>
+                <w:noProof/>
+                <w:webHidden/>
+              </w:rPr>
+              <w:fldChar w:fldCharType="end"/>
+            </w:r>
+          </w:hyperlink>
+        </w:p>
+        <w:p>
+          <w:pPr>
+            <w:pStyle w:val="TOC3"/>
+            <w:tabs>
+              <w:tab w:val="right" w:leader="dot" w:pos="9060"/>
+            </w:tabs>
+            <w:rPr>
+              <w:rFonts w:asciiTheme="minorHAnsi" w:eastAsiaTheme="minorEastAsia" w:hAnsiTheme="minorHAnsi"/>
+              <w:noProof/>
+              <w:color w:val="auto"/>
+              <w:sz w:val="22"/>
+              <w:lang w:val="en-GB" w:eastAsia="en-GB"/>
+            </w:rPr>
+          </w:pPr>
+          <w:hyperlink w:anchor="_Toc196378241" w:history="1">
+            <w:r>
+              <w:rPr>
+                <w:rStyle w:val="Hyperlink"/>
+                <w:noProof/>
+              </w:rPr>
+              <w:t>Books tábla</w:t>
+            </w:r>
+            <w:r>
+              <w:rPr>
+                <w:noProof/>
+                <w:webHidden/>
+              </w:rPr>
+              <w:tab/>
+            </w:r>
+            <w:r>
+              <w:rPr>
+                <w:noProof/>
+                <w:webHidden/>
+              </w:rPr>
+              <w:fldChar w:fldCharType="begin"/>
+            </w:r>
+            <w:r>
+              <w:rPr>
+                <w:noProof/>
+                <w:webHidden/>
+              </w:rPr>
+              <w:instrText xml:space="preserve"> PAGEREF _Toc196378241 \h </w:instrText>
+            </w:r>
+            <w:r>
+              <w:rPr>
+                <w:noProof/>
+                <w:webHidden/>
+              </w:rPr>
+            </w:r>
+            <w:r>
+              <w:rPr>
+                <w:noProof/>
+                <w:webHidden/>
+              </w:rPr>
+              <w:fldChar w:fldCharType="separate"/>
+            </w:r>
+            <w:r>
+              <w:rPr>
+                <w:noProof/>
+                <w:webHidden/>
+              </w:rPr>
+              <w:t>18</w:t>
+            </w:r>
+            <w:r>
+              <w:rPr>
+                <w:noProof/>
+                <w:webHidden/>
+              </w:rPr>
+              <w:fldChar w:fldCharType="end"/>
+            </w:r>
+          </w:hyperlink>
+        </w:p>
+        <w:p>
+          <w:pPr>
+            <w:pStyle w:val="TOC3"/>
+            <w:tabs>
+              <w:tab w:val="right" w:leader="dot" w:pos="9060"/>
+            </w:tabs>
+            <w:rPr>
+              <w:rFonts w:asciiTheme="minorHAnsi" w:eastAsiaTheme="minorEastAsia" w:hAnsiTheme="minorHAnsi"/>
+              <w:noProof/>
+              <w:color w:val="auto"/>
+              <w:sz w:val="22"/>
+              <w:lang w:val="en-GB" w:eastAsia="en-GB"/>
+            </w:rPr>
+          </w:pPr>
+          <w:hyperlink w:anchor="_Toc196378242" w:history="1">
+            <w:r>
+              <w:rPr>
+                <w:rStyle w:val="Hyperlink"/>
+                <w:noProof/>
+              </w:rPr>
+              <w:t>Publishers tábla</w:t>
+            </w:r>
+            <w:r>
+              <w:rPr>
+                <w:noProof/>
+                <w:webHidden/>
+              </w:rPr>
+              <w:tab/>
+            </w:r>
+            <w:r>
+              <w:rPr>
+                <w:noProof/>
+                <w:webHidden/>
+              </w:rPr>
+              <w:fldChar w:fldCharType="begin"/>
+            </w:r>
+            <w:r>
+              <w:rPr>
+                <w:noProof/>
+                <w:webHidden/>
+              </w:rPr>
+              <w:instrText xml:space="preserve"> PAGEREF _Toc196378242 \h </w:instrText>
+            </w:r>
+            <w:r>
+              <w:rPr>
+                <w:noProof/>
+                <w:webHidden/>
+              </w:rPr>
+            </w:r>
+            <w:r>
+              <w:rPr>
+                <w:noProof/>
+                <w:webHidden/>
+              </w:rPr>
+              <w:fldChar w:fldCharType="separate"/>
+            </w:r>
+            <w:r>
+              <w:rPr>
+                <w:noProof/>
+                <w:webHidden/>
+              </w:rPr>
+              <w:t>18</w:t>
+            </w:r>
+            <w:r>
+              <w:rPr>
+                <w:noProof/>
+                <w:webHidden/>
+              </w:rPr>
+              <w:fldChar w:fldCharType="end"/>
+            </w:r>
+          </w:hyperlink>
+        </w:p>
+        <w:p>
+          <w:pPr>
+            <w:pStyle w:val="TOC3"/>
+            <w:tabs>
+              <w:tab w:val="right" w:leader="dot" w:pos="9060"/>
+            </w:tabs>
+            <w:rPr>
+              <w:rFonts w:asciiTheme="minorHAnsi" w:eastAsiaTheme="minorEastAsia" w:hAnsiTheme="minorHAnsi"/>
+              <w:noProof/>
+              <w:color w:val="auto"/>
+              <w:sz w:val="22"/>
+              <w:lang w:val="en-GB" w:eastAsia="en-GB"/>
+            </w:rPr>
+          </w:pPr>
+          <w:hyperlink w:anchor="_Toc196378243" w:history="1">
+            <w:r>
+              <w:rPr>
+                <w:rStyle w:val="Hyperlink"/>
+                <w:noProof/>
+              </w:rPr>
+              <w:t>Categories tábla</w:t>
+            </w:r>
+            <w:r>
+              <w:rPr>
+                <w:noProof/>
+                <w:webHidden/>
+              </w:rPr>
+              <w:tab/>
+            </w:r>
+            <w:r>
+              <w:rPr>
+                <w:noProof/>
+                <w:webHidden/>
+              </w:rPr>
+              <w:fldChar w:fldCharType="begin"/>
+            </w:r>
+            <w:r>
+              <w:rPr>
+                <w:noProof/>
+                <w:webHidden/>
+              </w:rPr>
+              <w:instrText xml:space="preserve"> PAGEREF _Toc196378243 \h </w:instrText>
+            </w:r>
+            <w:r>
+              <w:rPr>
+                <w:noProof/>
+                <w:webHidden/>
+              </w:rPr>
+            </w:r>
+            <w:r>
+              <w:rPr>
+                <w:noProof/>
+                <w:webHidden/>
+              </w:rPr>
+              <w:fldChar w:fldCharType="separate"/>
+            </w:r>
+            <w:r>
+              <w:rPr>
+                <w:noProof/>
+                <w:webHidden/>
+              </w:rPr>
+              <w:t>18</w:t>
+            </w:r>
+            <w:r>
+              <w:rPr>
+                <w:noProof/>
+                <w:webHidden/>
+              </w:rPr>
+              <w:fldChar w:fldCharType="end"/>
+            </w:r>
+          </w:hyperlink>
+        </w:p>
+        <w:p>
+          <w:pPr>
+            <w:pStyle w:val="TOC3"/>
+            <w:tabs>
+              <w:tab w:val="right" w:leader="dot" w:pos="9060"/>
+            </w:tabs>
+            <w:rPr>
+              <w:rFonts w:asciiTheme="minorHAnsi" w:eastAsiaTheme="minorEastAsia" w:hAnsiTheme="minorHAnsi"/>
+              <w:noProof/>
+              <w:color w:val="auto"/>
+              <w:sz w:val="22"/>
+              <w:lang w:val="en-GB" w:eastAsia="en-GB"/>
+            </w:rPr>
+          </w:pPr>
+          <w:hyperlink w:anchor="_Toc196378244" w:history="1">
+            <w:r>
+              <w:rPr>
+                <w:rStyle w:val="Hyperlink"/>
+                <w:noProof/>
+              </w:rPr>
+              <w:t>Books_Categories tábla</w:t>
+            </w:r>
+            <w:r>
+              <w:rPr>
+                <w:noProof/>
+                <w:webHidden/>
+              </w:rPr>
+              <w:tab/>
+            </w:r>
+            <w:r>
+              <w:rPr>
+                <w:noProof/>
+                <w:webHidden/>
+              </w:rPr>
+              <w:fldChar w:fldCharType="begin"/>
+            </w:r>
+            <w:r>
+              <w:rPr>
+                <w:noProof/>
+                <w:webHidden/>
+              </w:rPr>
+              <w:instrText xml:space="preserve"> PAGEREF _Toc196378244 \h </w:instrText>
+            </w:r>
+            <w:r>
+              <w:rPr>
+                <w:noProof/>
+                <w:webHidden/>
+              </w:rPr>
+            </w:r>
+            <w:r>
+              <w:rPr>
+                <w:noProof/>
+                <w:webHidden/>
+              </w:rPr>
+              <w:fldChar w:fldCharType="separate"/>
+            </w:r>
+            <w:r>
+              <w:rPr>
+                <w:noProof/>
+                <w:webHidden/>
+              </w:rPr>
+              <w:t>18</w:t>
+            </w:r>
+            <w:r>
+              <w:rPr>
+                <w:noProof/>
+                <w:webHidden/>
+              </w:rPr>
+              <w:fldChar w:fldCharType="end"/>
+            </w:r>
+          </w:hyperlink>
+        </w:p>
+        <w:p>
+          <w:pPr>
+            <w:pStyle w:val="TOC3"/>
+            <w:tabs>
+              <w:tab w:val="right" w:leader="dot" w:pos="9060"/>
+            </w:tabs>
+            <w:rPr>
+              <w:rFonts w:asciiTheme="minorHAnsi" w:eastAsiaTheme="minorEastAsia" w:hAnsiTheme="minorHAnsi"/>
+              <w:noProof/>
+              <w:color w:val="auto"/>
+              <w:sz w:val="22"/>
+              <w:lang w:val="en-GB" w:eastAsia="en-GB"/>
+            </w:rPr>
+          </w:pPr>
+          <w:hyperlink w:anchor="_Toc196378245" w:history="1">
+            <w:r>
+              <w:rPr>
+                <w:rStyle w:val="Hyperlink"/>
+                <w:noProof/>
+              </w:rPr>
+              <w:t>Authors tábla</w:t>
+            </w:r>
+            <w:r>
+              <w:rPr>
+                <w:noProof/>
+                <w:webHidden/>
+              </w:rPr>
+              <w:tab/>
+            </w:r>
+            <w:r>
+              <w:rPr>
+                <w:noProof/>
+                <w:webHidden/>
+              </w:rPr>
+              <w:fldChar w:fldCharType="begin"/>
+            </w:r>
+            <w:r>
+              <w:rPr>
+                <w:noProof/>
+                <w:webHidden/>
+              </w:rPr>
+              <w:instrText xml:space="preserve"> PAGEREF _Toc196378245 \h </w:instrText>
+            </w:r>
+            <w:r>
+              <w:rPr>
+                <w:noProof/>
+                <w:webHidden/>
+              </w:rPr>
+            </w:r>
+            <w:r>
+              <w:rPr>
+                <w:noProof/>
+                <w:webHidden/>
+              </w:rPr>
+              <w:fldChar w:fldCharType="separate"/>
+            </w:r>
+            <w:r>
+              <w:rPr>
+                <w:noProof/>
+                <w:webHidden/>
+              </w:rPr>
+              <w:t>18</w:t>
+            </w:r>
+            <w:r>
+              <w:rPr>
+                <w:noProof/>
+                <w:webHidden/>
+              </w:rPr>
+              <w:fldChar w:fldCharType="end"/>
+            </w:r>
+          </w:hyperlink>
+        </w:p>
+        <w:p>
+          <w:pPr>
+            <w:pStyle w:val="TOC3"/>
+            <w:tabs>
+              <w:tab w:val="right" w:leader="dot" w:pos="9060"/>
+            </w:tabs>
+            <w:rPr>
+              <w:rFonts w:asciiTheme="minorHAnsi" w:eastAsiaTheme="minorEastAsia" w:hAnsiTheme="minorHAnsi"/>
+              <w:noProof/>
+              <w:color w:val="auto"/>
+              <w:sz w:val="22"/>
+              <w:lang w:val="en-GB" w:eastAsia="en-GB"/>
+            </w:rPr>
+          </w:pPr>
+          <w:hyperlink w:anchor="_Toc196378246" w:history="1">
+            <w:r>
+              <w:rPr>
+                <w:rStyle w:val="Hyperlink"/>
+                <w:noProof/>
+              </w:rPr>
+              <w:t>Books_Authors tábla</w:t>
+            </w:r>
+            <w:r>
+              <w:rPr>
+                <w:noProof/>
+                <w:webHidden/>
+              </w:rPr>
+              <w:tab/>
+            </w:r>
+            <w:r>
+              <w:rPr>
+                <w:noProof/>
+                <w:webHidden/>
+              </w:rPr>
+              <w:fldChar w:fldCharType="begin"/>
+            </w:r>
+            <w:r>
+              <w:rPr>
+                <w:noProof/>
+                <w:webHidden/>
+              </w:rPr>
+              <w:instrText xml:space="preserve"> PAGEREF _Toc196378246 \h </w:instrText>
+            </w:r>
+            <w:r>
+              <w:rPr>
+                <w:noProof/>
+                <w:webHidden/>
+              </w:rPr>
+            </w:r>
+            <w:r>
+              <w:rPr>
+                <w:noProof/>
+                <w:webHidden/>
+              </w:rPr>
+              <w:fldChar w:fldCharType="separate"/>
+            </w:r>
+            <w:r>
+              <w:rPr>
+                <w:noProof/>
+                <w:webHidden/>
+              </w:rPr>
+              <w:t>18</w:t>
+            </w:r>
+            <w:r>
+              <w:rPr>
+                <w:noProof/>
+                <w:webHidden/>
+              </w:rPr>
+              <w:fldChar w:fldCharType="end"/>
+            </w:r>
+          </w:hyperlink>
+        </w:p>
+        <w:p>
+          <w:pPr>
+            <w:pStyle w:val="TOC3"/>
+            <w:tabs>
+              <w:tab w:val="right" w:leader="dot" w:pos="9060"/>
+            </w:tabs>
+            <w:rPr>
+              <w:rFonts w:asciiTheme="minorHAnsi" w:eastAsiaTheme="minorEastAsia" w:hAnsiTheme="minorHAnsi"/>
+              <w:noProof/>
+              <w:color w:val="auto"/>
+              <w:sz w:val="22"/>
+              <w:lang w:val="en-GB" w:eastAsia="en-GB"/>
+            </w:rPr>
+          </w:pPr>
+          <w:hyperlink w:anchor="_Toc196378247" w:history="1">
+            <w:r>
+              <w:rPr>
+                <w:rStyle w:val="Hyperlink"/>
+                <w:noProof/>
+              </w:rPr>
+              <w:t>Roles tábla</w:t>
+            </w:r>
+            <w:r>
+              <w:rPr>
+                <w:noProof/>
+                <w:webHidden/>
+              </w:rPr>
+              <w:tab/>
+            </w:r>
+            <w:r>
+              <w:rPr>
+                <w:noProof/>
+                <w:webHidden/>
+              </w:rPr>
+              <w:fldChar w:fldCharType="begin"/>
+            </w:r>
+            <w:r>
+              <w:rPr>
+                <w:noProof/>
+                <w:webHidden/>
+              </w:rPr>
+              <w:instrText xml:space="preserve"> PAGEREF _Toc196378247 \h </w:instrText>
+            </w:r>
+            <w:r>
+              <w:rPr>
+                <w:noProof/>
+                <w:webHidden/>
+              </w:rPr>
+            </w:r>
+            <w:r>
+              <w:rPr>
+                <w:noProof/>
+                <w:webHidden/>
+              </w:rPr>
+              <w:fldChar w:fldCharType="separate"/>
+            </w:r>
+            <w:r>
+              <w:rPr>
+                <w:noProof/>
+                <w:webHidden/>
+              </w:rPr>
+              <w:t>18</w:t>
+            </w:r>
+            <w:r>
+              <w:rPr>
+                <w:noProof/>
+                <w:webHidden/>
+              </w:rPr>
+              <w:fldChar w:fldCharType="end"/>
+            </w:r>
+          </w:hyperlink>
+        </w:p>
+        <w:p>
+          <w:pPr>
+            <w:pStyle w:val="TOC3"/>
+            <w:tabs>
+              <w:tab w:val="right" w:leader="dot" w:pos="9060"/>
+            </w:tabs>
+            <w:rPr>
+              <w:rFonts w:asciiTheme="minorHAnsi" w:eastAsiaTheme="minorEastAsia" w:hAnsiTheme="minorHAnsi"/>
+              <w:noProof/>
+              <w:color w:val="auto"/>
+              <w:sz w:val="22"/>
+              <w:lang w:val="en-GB" w:eastAsia="en-GB"/>
+            </w:rPr>
+          </w:pPr>
+          <w:hyperlink w:anchor="_Toc196378248" w:history="1">
+            <w:r>
+              <w:rPr>
+                <w:rStyle w:val="Hyperlink"/>
+                <w:noProof/>
+              </w:rPr>
+              <w:t>Users tábla</w:t>
+            </w:r>
+            <w:r>
+              <w:rPr>
+                <w:noProof/>
+                <w:webHidden/>
+              </w:rPr>
+              <w:tab/>
+            </w:r>
+            <w:r>
+              <w:rPr>
+                <w:noProof/>
+                <w:webHidden/>
+              </w:rPr>
+              <w:fldChar w:fldCharType="begin"/>
+            </w:r>
+            <w:r>
+              <w:rPr>
+                <w:noProof/>
+                <w:webHidden/>
+              </w:rPr>
+              <w:instrText xml:space="preserve"> PAGEREF _Toc196378248 \h </w:instrText>
+            </w:r>
+            <w:r>
+              <w:rPr>
+                <w:noProof/>
+                <w:webHidden/>
+              </w:rPr>
+            </w:r>
+            <w:r>
+              <w:rPr>
+                <w:noProof/>
+                <w:webHidden/>
+              </w:rPr>
+              <w:fldChar w:fldCharType="separate"/>
+            </w:r>
+            <w:r>
+              <w:rPr>
+                <w:noProof/>
+                <w:webHidden/>
+              </w:rPr>
+              <w:t>19</w:t>
+            </w:r>
+            <w:r>
+              <w:rPr>
+                <w:noProof/>
+                <w:webHidden/>
+              </w:rPr>
+              <w:fldChar w:fldCharType="end"/>
+            </w:r>
+          </w:hyperlink>
+        </w:p>
+        <w:p>
+          <w:pPr>
+            <w:pStyle w:val="TOC3"/>
+            <w:tabs>
+              <w:tab w:val="right" w:leader="dot" w:pos="9060"/>
+            </w:tabs>
+            <w:rPr>
+              <w:rFonts w:asciiTheme="minorHAnsi" w:eastAsiaTheme="minorEastAsia" w:hAnsiTheme="minorHAnsi"/>
+              <w:noProof/>
+              <w:color w:val="auto"/>
+              <w:sz w:val="22"/>
+              <w:lang w:val="en-GB" w:eastAsia="en-GB"/>
+            </w:rPr>
+          </w:pPr>
+          <w:hyperlink w:anchor="_Toc196378249" w:history="1">
+            <w:r>
+              <w:rPr>
+                <w:rStyle w:val="Hyperlink"/>
+                <w:noProof/>
+              </w:rPr>
+              <w:t>Borrowings tábla</w:t>
+            </w:r>
+            <w:r>
+              <w:rPr>
+                <w:noProof/>
+                <w:webHidden/>
+              </w:rPr>
+              <w:tab/>
+            </w:r>
+            <w:r>
+              <w:rPr>
+                <w:noProof/>
+                <w:webHidden/>
+              </w:rPr>
+              <w:fldChar w:fldCharType="begin"/>
+            </w:r>
+            <w:r>
+              <w:rPr>
+                <w:noProof/>
+                <w:webHidden/>
+              </w:rPr>
+              <w:instrText xml:space="preserve"> PAGEREF _Toc196378249 \h </w:instrText>
+            </w:r>
+            <w:r>
+              <w:rPr>
+                <w:noProof/>
+                <w:webHidden/>
+              </w:rPr>
+            </w:r>
+            <w:r>
+              <w:rPr>
+                <w:noProof/>
+                <w:webHidden/>
+              </w:rPr>
+              <w:fldChar w:fldCharType="separate"/>
+            </w:r>
+            <w:r>
+              <w:rPr>
+                <w:noProof/>
+                <w:webHidden/>
+              </w:rPr>
+              <w:t>19</w:t>
+            </w:r>
+            <w:r>
+              <w:rPr>
+                <w:noProof/>
+                <w:webHidden/>
+              </w:rPr>
+              <w:fldChar w:fldCharType="end"/>
+            </w:r>
+          </w:hyperlink>
+        </w:p>
+        <w:p>
+          <w:pPr>
+            <w:pStyle w:val="TOC3"/>
+            <w:tabs>
+              <w:tab w:val="right" w:leader="dot" w:pos="9060"/>
+            </w:tabs>
+            <w:rPr>
+              <w:rFonts w:asciiTheme="minorHAnsi" w:eastAsiaTheme="minorEastAsia" w:hAnsiTheme="minorHAnsi"/>
+              <w:noProof/>
+              <w:color w:val="auto"/>
+              <w:sz w:val="22"/>
+              <w:lang w:val="en-GB" w:eastAsia="en-GB"/>
+            </w:rPr>
+          </w:pPr>
+          <w:hyperlink w:anchor="_Toc196378250" w:history="1">
+            <w:r>
+              <w:rPr>
+                <w:rStyle w:val="Hyperlink"/>
+                <w:noProof/>
+              </w:rPr>
+              <w:t>Reservations tábla</w:t>
+            </w:r>
+            <w:r>
+              <w:rPr>
+                <w:noProof/>
+                <w:webHidden/>
+              </w:rPr>
+              <w:tab/>
+            </w:r>
+            <w:r>
+              <w:rPr>
+                <w:noProof/>
+                <w:webHidden/>
+              </w:rPr>
+              <w:fldChar w:fldCharType="begin"/>
+            </w:r>
+            <w:r>
+              <w:rPr>
+                <w:noProof/>
+                <w:webHidden/>
+              </w:rPr>
+              <w:instrText xml:space="preserve"> PAGEREF _Toc196378250 \h </w:instrText>
+            </w:r>
+            <w:r>
+              <w:rPr>
+                <w:noProof/>
+                <w:webHidden/>
+              </w:rPr>
+            </w:r>
+            <w:r>
+              <w:rPr>
+                <w:noProof/>
+                <w:webHidden/>
+              </w:rPr>
+              <w:fldChar w:fldCharType="separate"/>
+            </w:r>
+            <w:r>
+              <w:rPr>
+                <w:noProof/>
+                <w:webHidden/>
+              </w:rPr>
+              <w:t>19</w:t>
+            </w:r>
+            <w:r>
+              <w:rPr>
+                <w:noProof/>
+                <w:webHidden/>
+              </w:rPr>
+              <w:fldChar w:fldCharType="end"/>
+            </w:r>
+          </w:hyperlink>
+        </w:p>
+        <w:p>
+          <w:pPr>
+            <w:pStyle w:val="TOC3"/>
+            <w:tabs>
+              <w:tab w:val="right" w:leader="dot" w:pos="9060"/>
+            </w:tabs>
+            <w:rPr>
+              <w:rFonts w:asciiTheme="minorHAnsi" w:eastAsiaTheme="minorEastAsia" w:hAnsiTheme="minorHAnsi"/>
+              <w:noProof/>
+              <w:color w:val="auto"/>
+              <w:sz w:val="22"/>
+              <w:lang w:val="en-GB" w:eastAsia="en-GB"/>
+            </w:rPr>
+          </w:pPr>
+          <w:hyperlink w:anchor="_Toc196378251" w:history="1">
+            <w:r>
+              <w:rPr>
+                <w:rStyle w:val="Hyperlink"/>
+                <w:noProof/>
+              </w:rPr>
+              <w:t>Borrowings_storage</w:t>
+            </w:r>
+            <w:r>
+              <w:rPr>
+                <w:noProof/>
+                <w:webHidden/>
+              </w:rPr>
+              <w:tab/>
+            </w:r>
+            <w:r>
+              <w:rPr>
+                <w:noProof/>
+                <w:webHidden/>
+              </w:rPr>
+              <w:fldChar w:fldCharType="begin"/>
+            </w:r>
+            <w:r>
+              <w:rPr>
+                <w:noProof/>
+                <w:webHidden/>
+              </w:rPr>
+              <w:instrText xml:space="preserve"> PAGEREF _Toc196378251 \h </w:instrText>
+            </w:r>
+            <w:r>
+              <w:rPr>
+                <w:noProof/>
+                <w:webHidden/>
+              </w:rPr>
+            </w:r>
+            <w:r>
+              <w:rPr>
+                <w:noProof/>
+                <w:webHidden/>
+              </w:rPr>
+              <w:fldChar w:fldCharType="separate"/>
+            </w:r>
+            <w:r>
+              <w:rPr>
+                <w:noProof/>
+                <w:webHidden/>
+              </w:rPr>
+              <w:t>20</w:t>
+            </w:r>
+            <w:r>
+              <w:rPr>
+                <w:noProof/>
+                <w:webHidden/>
+              </w:rPr>
+              <w:fldChar w:fldCharType="end"/>
+            </w:r>
+          </w:hyperlink>
+        </w:p>
+        <w:p>
+          <w:pPr>
+            <w:pStyle w:val="TOC3"/>
+            <w:tabs>
+              <w:tab w:val="right" w:leader="dot" w:pos="9060"/>
+            </w:tabs>
+            <w:rPr>
+              <w:rFonts w:asciiTheme="minorHAnsi" w:eastAsiaTheme="minorEastAsia" w:hAnsiTheme="minorHAnsi"/>
+              <w:noProof/>
+              <w:color w:val="auto"/>
+              <w:sz w:val="22"/>
+              <w:lang w:val="en-GB" w:eastAsia="en-GB"/>
+            </w:rPr>
+          </w:pPr>
+          <w:hyperlink w:anchor="_Toc196378252" w:history="1">
+            <w:r>
+              <w:rPr>
+                <w:rStyle w:val="Hyperlink"/>
+                <w:noProof/>
+              </w:rPr>
+              <w:t>after_borrowings_insert trigger</w:t>
+            </w:r>
+            <w:r>
+              <w:rPr>
+                <w:noProof/>
+                <w:webHidden/>
+              </w:rPr>
+              <w:tab/>
+            </w:r>
+            <w:r>
+              <w:rPr>
+                <w:noProof/>
+                <w:webHidden/>
+              </w:rPr>
+              <w:fldChar w:fldCharType="begin"/>
+            </w:r>
+            <w:r>
+              <w:rPr>
+                <w:noProof/>
+                <w:webHidden/>
+              </w:rPr>
+              <w:instrText xml:space="preserve"> PAGEREF _Toc196378252 \h </w:instrText>
+            </w:r>
+            <w:r>
+              <w:rPr>
+                <w:noProof/>
+                <w:webHidden/>
+              </w:rPr>
+            </w:r>
+            <w:r>
+              <w:rPr>
+                <w:noProof/>
+                <w:webHidden/>
+              </w:rPr>
+              <w:fldChar w:fldCharType="separate"/>
+            </w:r>
+            <w:r>
+              <w:rPr>
+                <w:noProof/>
+                <w:webHidden/>
+              </w:rPr>
+              <w:t>20</w:t>
+            </w:r>
+            <w:r>
+              <w:rPr>
+                <w:noProof/>
+                <w:webHidden/>
+              </w:rPr>
+              <w:fldChar w:fldCharType="end"/>
+            </w:r>
+          </w:hyperlink>
+        </w:p>
+        <w:p>
+          <w:pPr>
+            <w:pStyle w:val="TOC3"/>
+            <w:tabs>
+              <w:tab w:val="right" w:leader="dot" w:pos="9060"/>
+            </w:tabs>
+            <w:rPr>
+              <w:rFonts w:asciiTheme="minorHAnsi" w:eastAsiaTheme="minorEastAsia" w:hAnsiTheme="minorHAnsi"/>
+              <w:noProof/>
+              <w:color w:val="auto"/>
+              <w:sz w:val="22"/>
+              <w:lang w:val="en-GB" w:eastAsia="en-GB"/>
+            </w:rPr>
+          </w:pPr>
+          <w:hyperlink w:anchor="_Toc196378253" w:history="1">
+            <w:r>
+              <w:rPr>
+                <w:rStyle w:val="Hyperlink"/>
+                <w:noProof/>
+              </w:rPr>
+              <w:t>after_borrowings_update trigger</w:t>
+            </w:r>
+            <w:r>
+              <w:rPr>
+                <w:noProof/>
+                <w:webHidden/>
+              </w:rPr>
+              <w:tab/>
+            </w:r>
+            <w:r>
+              <w:rPr>
+                <w:noProof/>
+                <w:webHidden/>
+              </w:rPr>
+              <w:fldChar w:fldCharType="begin"/>
+            </w:r>
+            <w:r>
+              <w:rPr>
+                <w:noProof/>
+                <w:webHidden/>
+              </w:rPr>
+              <w:instrText xml:space="preserve"> PAGEREF _Toc196378253 \h </w:instrText>
+            </w:r>
+            <w:r>
+              <w:rPr>
+                <w:noProof/>
+                <w:webHidden/>
+              </w:rPr>
+            </w:r>
+            <w:r>
+              <w:rPr>
+                <w:noProof/>
+                <w:webHidden/>
+              </w:rPr>
+              <w:fldChar w:fldCharType="separate"/>
+            </w:r>
+            <w:r>
+              <w:rPr>
+                <w:noProof/>
+                <w:webHidden/>
+              </w:rPr>
+              <w:t>20</w:t>
+            </w:r>
+            <w:r>
+              <w:rPr>
+                <w:noProof/>
+                <w:webHidden/>
+              </w:rPr>
+              <w:fldChar w:fldCharType="end"/>
+            </w:r>
+          </w:hyperlink>
+        </w:p>
+        <w:p>
+          <w:pPr>
+            <w:pStyle w:val="TOC3"/>
+            <w:tabs>
+              <w:tab w:val="right" w:leader="dot" w:pos="9060"/>
+            </w:tabs>
+            <w:rPr>
+              <w:rFonts w:asciiTheme="minorHAnsi" w:eastAsiaTheme="minorEastAsia" w:hAnsiTheme="minorHAnsi"/>
+              <w:noProof/>
+              <w:color w:val="auto"/>
+              <w:sz w:val="22"/>
+              <w:lang w:val="en-GB" w:eastAsia="en-GB"/>
+            </w:rPr>
+          </w:pPr>
+          <w:hyperlink w:anchor="_Toc196378254" w:history="1">
+            <w:r>
+              <w:rPr>
+                <w:rStyle w:val="Hyperlink"/>
+                <w:noProof/>
+              </w:rPr>
+              <w:t>delete_authors_and_books trigger</w:t>
+            </w:r>
+            <w:r>
+              <w:rPr>
+                <w:noProof/>
+                <w:webHidden/>
+              </w:rPr>
+              <w:tab/>
+            </w:r>
+            <w:r>
+              <w:rPr>
+                <w:noProof/>
+                <w:webHidden/>
+              </w:rPr>
+              <w:fldChar w:fldCharType="begin"/>
+            </w:r>
+            <w:r>
+              <w:rPr>
+                <w:noProof/>
+                <w:webHidden/>
+              </w:rPr>
+              <w:instrText xml:space="preserve"> PAGEREF _Toc196378254 \h </w:instrText>
+            </w:r>
+            <w:r>
+              <w:rPr>
+                <w:noProof/>
+                <w:webHidden/>
+              </w:rPr>
+            </w:r>
+            <w:r>
+              <w:rPr>
+                <w:noProof/>
+                <w:webHidden/>
+              </w:rPr>
+              <w:fldChar w:fldCharType="separate"/>
+            </w:r>
+            <w:r>
+              <w:rPr>
+                <w:noProof/>
+                <w:webHidden/>
+              </w:rPr>
+              <w:t>20</w:t>
+            </w:r>
+            <w:r>
+              <w:rPr>
+                <w:noProof/>
+                <w:webHidden/>
+              </w:rPr>
+              <w:fldChar w:fldCharType="end"/>
+            </w:r>
+          </w:hyperlink>
+        </w:p>
+        <w:p>
+          <w:pPr>
+            <w:pStyle w:val="TOC3"/>
+            <w:tabs>
+              <w:tab w:val="right" w:leader="dot" w:pos="9060"/>
+            </w:tabs>
+            <w:rPr>
+              <w:rFonts w:asciiTheme="minorHAnsi" w:eastAsiaTheme="minorEastAsia" w:hAnsiTheme="minorHAnsi"/>
+              <w:noProof/>
+              <w:color w:val="auto"/>
+              <w:sz w:val="22"/>
+              <w:lang w:val="en-GB" w:eastAsia="en-GB"/>
+            </w:rPr>
+          </w:pPr>
+          <w:hyperlink w:anchor="_Toc196378255" w:history="1">
+            <w:r>
+              <w:rPr>
+                <w:rStyle w:val="Hyperlink"/>
+                <w:noProof/>
+              </w:rPr>
+              <w:t>delete_categories_and_books trigger</w:t>
+            </w:r>
+            <w:r>
+              <w:rPr>
+                <w:noProof/>
+                <w:webHidden/>
+              </w:rPr>
+              <w:tab/>
+            </w:r>
+            <w:r>
+              <w:rPr>
+                <w:noProof/>
+                <w:webHidden/>
+              </w:rPr>
+              <w:fldChar w:fldCharType="begin"/>
+            </w:r>
+            <w:r>
+              <w:rPr>
+                <w:noProof/>
+                <w:webHidden/>
+              </w:rPr>
+              <w:instrText xml:space="preserve"> PAGEREF _Toc196378255 \h </w:instrText>
+            </w:r>
+            <w:r>
+              <w:rPr>
+                <w:noProof/>
+                <w:webHidden/>
+              </w:rPr>
+            </w:r>
+            <w:r>
+              <w:rPr>
+                <w:noProof/>
+                <w:webHidden/>
+              </w:rPr>
+              <w:fldChar w:fldCharType="separate"/>
+            </w:r>
+            <w:r>
+              <w:rPr>
+                <w:noProof/>
+                <w:webHidden/>
+              </w:rPr>
+              <w:t>20</w:t>
+            </w:r>
+            <w:r>
+              <w:rPr>
+                <w:noProof/>
+                <w:webHidden/>
+              </w:rPr>
+              <w:fldChar w:fldCharType="end"/>
+            </w:r>
+          </w:hyperlink>
+        </w:p>
+        <w:p>
+          <w:pPr>
+            <w:pStyle w:val="TOC3"/>
+            <w:tabs>
+              <w:tab w:val="right" w:leader="dot" w:pos="9060"/>
+            </w:tabs>
+            <w:rPr>
+              <w:rFonts w:asciiTheme="minorHAnsi" w:eastAsiaTheme="minorEastAsia" w:hAnsiTheme="minorHAnsi"/>
+              <w:noProof/>
+              <w:color w:val="auto"/>
+              <w:sz w:val="22"/>
+              <w:lang w:val="en-GB" w:eastAsia="en-GB"/>
+            </w:rPr>
+          </w:pPr>
+          <w:hyperlink w:anchor="_Toc196378256" w:history="1">
+            <w:r>
+              <w:rPr>
+                <w:rStyle w:val="Hyperlink"/>
+                <w:noProof/>
+              </w:rPr>
+              <w:t>delete_expired_reservation event</w:t>
+            </w:r>
+            <w:r>
+              <w:rPr>
+                <w:noProof/>
+                <w:webHidden/>
+              </w:rPr>
+              <w:tab/>
+            </w:r>
+            <w:r>
+              <w:rPr>
+                <w:noProof/>
+                <w:webHidden/>
+              </w:rPr>
+              <w:fldChar w:fldCharType="begin"/>
+            </w:r>
+            <w:r>
+              <w:rPr>
+                <w:noProof/>
+                <w:webHidden/>
+              </w:rPr>
+              <w:instrText xml:space="preserve"> PAGEREF _Toc196378256 \h </w:instrText>
+            </w:r>
+            <w:r>
+              <w:rPr>
+                <w:noProof/>
+                <w:webHidden/>
+              </w:rPr>
+            </w:r>
+            <w:r>
+              <w:rPr>
+                <w:noProof/>
+                <w:webHidden/>
+              </w:rPr>
+              <w:fldChar w:fldCharType="separate"/>
+            </w:r>
+            <w:r>
+              <w:rPr>
+                <w:noProof/>
+                <w:webHidden/>
+              </w:rPr>
+              <w:t>20</w:t>
             </w:r>
             <w:r>
               <w:rPr>
@@ -1855,7 +3016,7 @@
               <w:lang w:val="en-GB" w:eastAsia="en-GB"/>
             </w:rPr>
           </w:pPr>
-          <w:hyperlink w:anchor="_Toc195952042" w:history="1">
+          <w:hyperlink w:anchor="_Toc196378257" w:history="1">
             <w:r>
               <w:rPr>
                 <w:rStyle w:val="Hyperlink"/>
@@ -1882,7 +3043,7 @@
                 <w:noProof/>
                 <w:webHidden/>
               </w:rPr>
-              <w:instrText xml:space="preserve"> PAGEREF _Toc195952042 \h </w:instrText>
+              <w:instrText xml:space="preserve"> PAGEREF _Toc196378257 \h </w:instrText>
             </w:r>
             <w:r>
               <w:rPr>
@@ -1902,7 +3063,7 @@
                 <w:noProof/>
                 <w:webHidden/>
               </w:rPr>
-              <w:t>17</w:t>
+              <w:t>20</w:t>
             </w:r>
             <w:r>
               <w:rPr>
@@ -1927,7 +3088,7 @@
               <w:lang w:val="en-GB" w:eastAsia="en-GB"/>
             </w:rPr>
           </w:pPr>
-          <w:hyperlink w:anchor="_Toc195952043" w:history="1">
+          <w:hyperlink w:anchor="_Toc196378258" w:history="1">
             <w:r>
               <w:rPr>
                 <w:rStyle w:val="Hyperlink"/>
@@ -1954,7 +3115,7 @@
                 <w:noProof/>
                 <w:webHidden/>
               </w:rPr>
-              <w:instrText xml:space="preserve"> PAGEREF _Toc195952043 \h </w:instrText>
+              <w:instrText xml:space="preserve"> PAGEREF _Toc196378258 \h </w:instrText>
             </w:r>
             <w:r>
               <w:rPr>
@@ -1974,7 +3135,7 @@
                 <w:noProof/>
                 <w:webHidden/>
               </w:rPr>
-              <w:t>17</w:t>
+              <w:t>20</w:t>
             </w:r>
             <w:r>
               <w:rPr>
@@ -1999,7 +3160,7 @@
               <w:lang w:val="en-GB" w:eastAsia="en-GB"/>
             </w:rPr>
           </w:pPr>
-          <w:hyperlink w:anchor="_Toc195952044" w:history="1">
+          <w:hyperlink w:anchor="_Toc196378259" w:history="1">
             <w:r>
               <w:rPr>
                 <w:rStyle w:val="Hyperlink"/>
@@ -2034,7 +3195,7 @@
                 <w:noProof/>
                 <w:webHidden/>
               </w:rPr>
-              <w:instrText xml:space="preserve"> PAGEREF _Toc195952044 \h </w:instrText>
+              <w:instrText xml:space="preserve"> PAGEREF _Toc196378259 \h </w:instrText>
             </w:r>
             <w:r>
               <w:rPr>
@@ -2054,7 +3215,7 @@
                 <w:noProof/>
                 <w:webHidden/>
               </w:rPr>
-              <w:t>17</w:t>
+              <w:t>20</w:t>
             </w:r>
             <w:r>
               <w:rPr>
@@ -2079,13 +3240,13 @@
               <w:lang w:val="en-GB" w:eastAsia="en-GB"/>
             </w:rPr>
           </w:pPr>
-          <w:hyperlink w:anchor="_Toc195952045" w:history="1">
+          <w:hyperlink w:anchor="_Toc196378260" w:history="1">
             <w:r>
               <w:rPr>
                 <w:rStyle w:val="Hyperlink"/>
                 <w:noProof/>
               </w:rPr>
-              <w:t>Osztályok</w:t>
+              <w:t>Connection osztály</w:t>
             </w:r>
             <w:r>
               <w:rPr>
@@ -2106,7 +3267,7 @@
                 <w:noProof/>
                 <w:webHidden/>
               </w:rPr>
-              <w:instrText xml:space="preserve"> PAGEREF _Toc195952045 \h </w:instrText>
+              <w:instrText xml:space="preserve"> PAGEREF _Toc196378260 \h </w:instrText>
             </w:r>
             <w:r>
               <w:rPr>
@@ -2126,7 +3287,7 @@
                 <w:noProof/>
                 <w:webHidden/>
               </w:rPr>
-              <w:t>17</w:t>
+              <w:t>20</w:t>
             </w:r>
             <w:r>
               <w:rPr>
@@ -2151,13 +3312,13 @@
               <w:lang w:val="en-GB" w:eastAsia="en-GB"/>
             </w:rPr>
           </w:pPr>
-          <w:hyperlink w:anchor="_Toc195952046" w:history="1">
+          <w:hyperlink w:anchor="_Toc196378261" w:history="1">
             <w:r>
               <w:rPr>
                 <w:rStyle w:val="Hyperlink"/>
                 <w:noProof/>
               </w:rPr>
-              <w:t>Formok</w:t>
+              <w:t>HandleFiles osztály</w:t>
             </w:r>
             <w:r>
               <w:rPr>
@@ -2178,7 +3339,7 @@
                 <w:noProof/>
                 <w:webHidden/>
               </w:rPr>
-              <w:instrText xml:space="preserve"> PAGEREF _Toc195952046 \h </w:instrText>
+              <w:instrText xml:space="preserve"> PAGEREF _Toc196378261 \h </w:instrText>
             </w:r>
             <w:r>
               <w:rPr>
@@ -2198,7 +3359,7 @@
                 <w:noProof/>
                 <w:webHidden/>
               </w:rPr>
-              <w:t>18</w:t>
+              <w:t>21</w:t>
             </w:r>
             <w:r>
               <w:rPr>
@@ -2223,27 +3384,157 @@
               <w:lang w:val="en-GB" w:eastAsia="en-GB"/>
             </w:rPr>
           </w:pPr>
-          <w:hyperlink w:anchor="_Toc195952047" w:history="1">
+          <w:hyperlink w:anchor="_Toc196378262" w:history="1">
             <w:r>
               <w:rPr>
                 <w:rStyle w:val="Hyperlink"/>
                 <w:noProof/>
               </w:rPr>
-              <w:t>SQL Lekérdezé</w:t>
-            </w:r>
+              <w:t>HandleQueries osztály</w:t>
+            </w:r>
+            <w:r>
+              <w:rPr>
+                <w:noProof/>
+                <w:webHidden/>
+              </w:rPr>
+              <w:tab/>
+            </w:r>
+            <w:r>
+              <w:rPr>
+                <w:noProof/>
+                <w:webHidden/>
+              </w:rPr>
+              <w:fldChar w:fldCharType="begin"/>
+            </w:r>
+            <w:r>
+              <w:rPr>
+                <w:noProof/>
+                <w:webHidden/>
+              </w:rPr>
+              <w:instrText xml:space="preserve"> PAGEREF _Toc196378262 \h </w:instrText>
+            </w:r>
+            <w:r>
+              <w:rPr>
+                <w:noProof/>
+                <w:webHidden/>
+              </w:rPr>
+            </w:r>
+            <w:r>
+              <w:rPr>
+                <w:noProof/>
+                <w:webHidden/>
+              </w:rPr>
+              <w:fldChar w:fldCharType="separate"/>
+            </w:r>
+            <w:r>
+              <w:rPr>
+                <w:noProof/>
+                <w:webHidden/>
+              </w:rPr>
+              <w:t>21</w:t>
+            </w:r>
+            <w:r>
+              <w:rPr>
+                <w:noProof/>
+                <w:webHidden/>
+              </w:rPr>
+              <w:fldChar w:fldCharType="end"/>
+            </w:r>
+          </w:hyperlink>
+        </w:p>
+        <w:p>
+          <w:pPr>
+            <w:pStyle w:val="TOC3"/>
+            <w:tabs>
+              <w:tab w:val="right" w:leader="dot" w:pos="9060"/>
+            </w:tabs>
+            <w:rPr>
+              <w:rFonts w:asciiTheme="minorHAnsi" w:eastAsiaTheme="minorEastAsia" w:hAnsiTheme="minorHAnsi"/>
+              <w:noProof/>
+              <w:color w:val="auto"/>
+              <w:sz w:val="22"/>
+              <w:lang w:val="en-GB" w:eastAsia="en-GB"/>
+            </w:rPr>
+          </w:pPr>
+          <w:hyperlink w:anchor="_Toc196378263" w:history="1">
             <w:r>
               <w:rPr>
                 <w:rStyle w:val="Hyperlink"/>
                 <w:noProof/>
               </w:rPr>
-              <w:t>s</w:t>
-            </w:r>
+              <w:t>Egyéb osztályok</w:t>
+            </w:r>
+            <w:r>
+              <w:rPr>
+                <w:noProof/>
+                <w:webHidden/>
+              </w:rPr>
+              <w:tab/>
+            </w:r>
+            <w:r>
+              <w:rPr>
+                <w:noProof/>
+                <w:webHidden/>
+              </w:rPr>
+              <w:fldChar w:fldCharType="begin"/>
+            </w:r>
+            <w:r>
+              <w:rPr>
+                <w:noProof/>
+                <w:webHidden/>
+              </w:rPr>
+              <w:instrText xml:space="preserve"> PAGEREF _Toc196378263 \h </w:instrText>
+            </w:r>
+            <w:r>
+              <w:rPr>
+                <w:noProof/>
+                <w:webHidden/>
+              </w:rPr>
+            </w:r>
+            <w:r>
+              <w:rPr>
+                <w:noProof/>
+                <w:webHidden/>
+              </w:rPr>
+              <w:fldChar w:fldCharType="separate"/>
+            </w:r>
+            <w:r>
+              <w:rPr>
+                <w:noProof/>
+                <w:webHidden/>
+              </w:rPr>
+              <w:t>21</w:t>
+            </w:r>
+            <w:r>
+              <w:rPr>
+                <w:noProof/>
+                <w:webHidden/>
+              </w:rPr>
+              <w:fldChar w:fldCharType="end"/>
+            </w:r>
+          </w:hyperlink>
+        </w:p>
+        <w:p>
+          <w:pPr>
+            <w:pStyle w:val="TOC3"/>
+            <w:tabs>
+              <w:tab w:val="right" w:leader="dot" w:pos="9060"/>
+            </w:tabs>
+            <w:rPr>
+              <w:rFonts w:asciiTheme="minorHAnsi" w:eastAsiaTheme="minorEastAsia" w:hAnsiTheme="minorHAnsi"/>
+              <w:noProof/>
+              <w:color w:val="auto"/>
+              <w:sz w:val="22"/>
+              <w:lang w:val="en-GB" w:eastAsia="en-GB"/>
+            </w:rPr>
+          </w:pPr>
+          <w:hyperlink w:anchor="_Toc196378264" w:history="1">
             <w:r>
               <w:rPr>
                 <w:rStyle w:val="Hyperlink"/>
                 <w:noProof/>
               </w:rPr>
-              <w:t>ek</w:t>
+              <w:t>Login form</w:t>
             </w:r>
             <w:r>
               <w:rPr>
@@ -2264,7 +3555,7 @@
                 <w:noProof/>
                 <w:webHidden/>
               </w:rPr>
-              <w:instrText xml:space="preserve"> PAGEREF _Toc195952047 \h </w:instrText>
+              <w:instrText xml:space="preserve"> PAGEREF _Toc196378264 \h </w:instrText>
             </w:r>
             <w:r>
               <w:rPr>
@@ -2284,7 +3575,727 @@
                 <w:noProof/>
                 <w:webHidden/>
               </w:rPr>
+              <w:t>21</w:t>
+            </w:r>
+            <w:r>
+              <w:rPr>
+                <w:noProof/>
+                <w:webHidden/>
+              </w:rPr>
+              <w:fldChar w:fldCharType="end"/>
+            </w:r>
+          </w:hyperlink>
+        </w:p>
+        <w:p>
+          <w:pPr>
+            <w:pStyle w:val="TOC3"/>
+            <w:tabs>
+              <w:tab w:val="right" w:leader="dot" w:pos="9060"/>
+            </w:tabs>
+            <w:rPr>
+              <w:rFonts w:asciiTheme="minorHAnsi" w:eastAsiaTheme="minorEastAsia" w:hAnsiTheme="minorHAnsi"/>
+              <w:noProof/>
+              <w:color w:val="auto"/>
+              <w:sz w:val="22"/>
+              <w:lang w:val="en-GB" w:eastAsia="en-GB"/>
+            </w:rPr>
+          </w:pPr>
+          <w:hyperlink w:anchor="_Toc196378265" w:history="1">
+            <w:r>
+              <w:rPr>
+                <w:rStyle w:val="Hyperlink"/>
+                <w:noProof/>
+              </w:rPr>
+              <w:t>Main form</w:t>
+            </w:r>
+            <w:r>
+              <w:rPr>
+                <w:noProof/>
+                <w:webHidden/>
+              </w:rPr>
+              <w:tab/>
+            </w:r>
+            <w:r>
+              <w:rPr>
+                <w:noProof/>
+                <w:webHidden/>
+              </w:rPr>
+              <w:fldChar w:fldCharType="begin"/>
+            </w:r>
+            <w:r>
+              <w:rPr>
+                <w:noProof/>
+                <w:webHidden/>
+              </w:rPr>
+              <w:instrText xml:space="preserve"> PAGEREF _Toc196378265 \h </w:instrText>
+            </w:r>
+            <w:r>
+              <w:rPr>
+                <w:noProof/>
+                <w:webHidden/>
+              </w:rPr>
+            </w:r>
+            <w:r>
+              <w:rPr>
+                <w:noProof/>
+                <w:webHidden/>
+              </w:rPr>
+              <w:fldChar w:fldCharType="separate"/>
+            </w:r>
+            <w:r>
+              <w:rPr>
+                <w:noProof/>
+                <w:webHidden/>
+              </w:rPr>
+              <w:t>22</w:t>
+            </w:r>
+            <w:r>
+              <w:rPr>
+                <w:noProof/>
+                <w:webHidden/>
+              </w:rPr>
+              <w:fldChar w:fldCharType="end"/>
+            </w:r>
+          </w:hyperlink>
+        </w:p>
+        <w:p>
+          <w:pPr>
+            <w:pStyle w:val="TOC3"/>
+            <w:tabs>
+              <w:tab w:val="right" w:leader="dot" w:pos="9060"/>
+            </w:tabs>
+            <w:rPr>
+              <w:rFonts w:asciiTheme="minorHAnsi" w:eastAsiaTheme="minorEastAsia" w:hAnsiTheme="minorHAnsi"/>
+              <w:noProof/>
+              <w:color w:val="auto"/>
+              <w:sz w:val="22"/>
+              <w:lang w:val="en-GB" w:eastAsia="en-GB"/>
+            </w:rPr>
+          </w:pPr>
+          <w:hyperlink w:anchor="_Toc196378266" w:history="1">
+            <w:r>
+              <w:rPr>
+                <w:rStyle w:val="Hyperlink"/>
+                <w:noProof/>
+              </w:rPr>
+              <w:t>Profile Settings</w:t>
+            </w:r>
+            <w:r>
+              <w:rPr>
+                <w:noProof/>
+                <w:webHidden/>
+              </w:rPr>
+              <w:tab/>
+            </w:r>
+            <w:r>
+              <w:rPr>
+                <w:noProof/>
+                <w:webHidden/>
+              </w:rPr>
+              <w:fldChar w:fldCharType="begin"/>
+            </w:r>
+            <w:r>
+              <w:rPr>
+                <w:noProof/>
+                <w:webHidden/>
+              </w:rPr>
+              <w:instrText xml:space="preserve"> PAGEREF _Toc196378266 \h </w:instrText>
+            </w:r>
+            <w:r>
+              <w:rPr>
+                <w:noProof/>
+                <w:webHidden/>
+              </w:rPr>
+            </w:r>
+            <w:r>
+              <w:rPr>
+                <w:noProof/>
+                <w:webHidden/>
+              </w:rPr>
+              <w:fldChar w:fldCharType="separate"/>
+            </w:r>
+            <w:r>
+              <w:rPr>
+                <w:noProof/>
+                <w:webHidden/>
+              </w:rPr>
+              <w:t>22</w:t>
+            </w:r>
+            <w:r>
+              <w:rPr>
+                <w:noProof/>
+                <w:webHidden/>
+              </w:rPr>
+              <w:fldChar w:fldCharType="end"/>
+            </w:r>
+          </w:hyperlink>
+        </w:p>
+        <w:p>
+          <w:pPr>
+            <w:pStyle w:val="TOC3"/>
+            <w:tabs>
+              <w:tab w:val="right" w:leader="dot" w:pos="9060"/>
+            </w:tabs>
+            <w:rPr>
+              <w:rFonts w:asciiTheme="minorHAnsi" w:eastAsiaTheme="minorEastAsia" w:hAnsiTheme="minorHAnsi"/>
+              <w:noProof/>
+              <w:color w:val="auto"/>
+              <w:sz w:val="22"/>
+              <w:lang w:val="en-GB" w:eastAsia="en-GB"/>
+            </w:rPr>
+          </w:pPr>
+          <w:hyperlink w:anchor="_Toc196378267" w:history="1">
+            <w:r>
+              <w:rPr>
+                <w:rStyle w:val="Hyperlink"/>
+                <w:noProof/>
+              </w:rPr>
+              <w:t>Books</w:t>
+            </w:r>
+            <w:r>
+              <w:rPr>
+                <w:noProof/>
+                <w:webHidden/>
+              </w:rPr>
+              <w:tab/>
+            </w:r>
+            <w:r>
+              <w:rPr>
+                <w:noProof/>
+                <w:webHidden/>
+              </w:rPr>
+              <w:fldChar w:fldCharType="begin"/>
+            </w:r>
+            <w:r>
+              <w:rPr>
+                <w:noProof/>
+                <w:webHidden/>
+              </w:rPr>
+              <w:instrText xml:space="preserve"> PAGEREF _Toc196378267 \h </w:instrText>
+            </w:r>
+            <w:r>
+              <w:rPr>
+                <w:noProof/>
+                <w:webHidden/>
+              </w:rPr>
+            </w:r>
+            <w:r>
+              <w:rPr>
+                <w:noProof/>
+                <w:webHidden/>
+              </w:rPr>
+              <w:fldChar w:fldCharType="separate"/>
+            </w:r>
+            <w:r>
+              <w:rPr>
+                <w:noProof/>
+                <w:webHidden/>
+              </w:rPr>
               <w:t>23</w:t>
+            </w:r>
+            <w:r>
+              <w:rPr>
+                <w:noProof/>
+                <w:webHidden/>
+              </w:rPr>
+              <w:fldChar w:fldCharType="end"/>
+            </w:r>
+          </w:hyperlink>
+        </w:p>
+        <w:p>
+          <w:pPr>
+            <w:pStyle w:val="TOC3"/>
+            <w:tabs>
+              <w:tab w:val="right" w:leader="dot" w:pos="9060"/>
+            </w:tabs>
+            <w:rPr>
+              <w:rFonts w:asciiTheme="minorHAnsi" w:eastAsiaTheme="minorEastAsia" w:hAnsiTheme="minorHAnsi"/>
+              <w:noProof/>
+              <w:color w:val="auto"/>
+              <w:sz w:val="22"/>
+              <w:lang w:val="en-GB" w:eastAsia="en-GB"/>
+            </w:rPr>
+          </w:pPr>
+          <w:hyperlink w:anchor="_Toc196378268" w:history="1">
+            <w:r>
+              <w:rPr>
+                <w:rStyle w:val="Hyperlink"/>
+                <w:noProof/>
+              </w:rPr>
+              <w:t>Borrowings</w:t>
+            </w:r>
+            <w:r>
+              <w:rPr>
+                <w:noProof/>
+                <w:webHidden/>
+              </w:rPr>
+              <w:tab/>
+            </w:r>
+            <w:r>
+              <w:rPr>
+                <w:noProof/>
+                <w:webHidden/>
+              </w:rPr>
+              <w:fldChar w:fldCharType="begin"/>
+            </w:r>
+            <w:r>
+              <w:rPr>
+                <w:noProof/>
+                <w:webHidden/>
+              </w:rPr>
+              <w:instrText xml:space="preserve"> PAGEREF _Toc196378268 \h </w:instrText>
+            </w:r>
+            <w:r>
+              <w:rPr>
+                <w:noProof/>
+                <w:webHidden/>
+              </w:rPr>
+            </w:r>
+            <w:r>
+              <w:rPr>
+                <w:noProof/>
+                <w:webHidden/>
+              </w:rPr>
+              <w:fldChar w:fldCharType="separate"/>
+            </w:r>
+            <w:r>
+              <w:rPr>
+                <w:noProof/>
+                <w:webHidden/>
+              </w:rPr>
+              <w:t>23</w:t>
+            </w:r>
+            <w:r>
+              <w:rPr>
+                <w:noProof/>
+                <w:webHidden/>
+              </w:rPr>
+              <w:fldChar w:fldCharType="end"/>
+            </w:r>
+          </w:hyperlink>
+        </w:p>
+        <w:p>
+          <w:pPr>
+            <w:pStyle w:val="TOC3"/>
+            <w:tabs>
+              <w:tab w:val="right" w:leader="dot" w:pos="9060"/>
+            </w:tabs>
+            <w:rPr>
+              <w:rFonts w:asciiTheme="minorHAnsi" w:eastAsiaTheme="minorEastAsia" w:hAnsiTheme="minorHAnsi"/>
+              <w:noProof/>
+              <w:color w:val="auto"/>
+              <w:sz w:val="22"/>
+              <w:lang w:val="en-GB" w:eastAsia="en-GB"/>
+            </w:rPr>
+          </w:pPr>
+          <w:hyperlink w:anchor="_Toc196378269" w:history="1">
+            <w:r>
+              <w:rPr>
+                <w:rStyle w:val="Hyperlink"/>
+                <w:noProof/>
+              </w:rPr>
+              <w:t>Reservations</w:t>
+            </w:r>
+            <w:r>
+              <w:rPr>
+                <w:noProof/>
+                <w:webHidden/>
+              </w:rPr>
+              <w:tab/>
+            </w:r>
+            <w:r>
+              <w:rPr>
+                <w:noProof/>
+                <w:webHidden/>
+              </w:rPr>
+              <w:fldChar w:fldCharType="begin"/>
+            </w:r>
+            <w:r>
+              <w:rPr>
+                <w:noProof/>
+                <w:webHidden/>
+              </w:rPr>
+              <w:instrText xml:space="preserve"> PAGEREF _Toc196378269 \h </w:instrText>
+            </w:r>
+            <w:r>
+              <w:rPr>
+                <w:noProof/>
+                <w:webHidden/>
+              </w:rPr>
+            </w:r>
+            <w:r>
+              <w:rPr>
+                <w:noProof/>
+                <w:webHidden/>
+              </w:rPr>
+              <w:fldChar w:fldCharType="separate"/>
+            </w:r>
+            <w:r>
+              <w:rPr>
+                <w:noProof/>
+                <w:webHidden/>
+              </w:rPr>
+              <w:t>24</w:t>
+            </w:r>
+            <w:r>
+              <w:rPr>
+                <w:noProof/>
+                <w:webHidden/>
+              </w:rPr>
+              <w:fldChar w:fldCharType="end"/>
+            </w:r>
+          </w:hyperlink>
+        </w:p>
+        <w:p>
+          <w:pPr>
+            <w:pStyle w:val="TOC3"/>
+            <w:tabs>
+              <w:tab w:val="right" w:leader="dot" w:pos="9060"/>
+            </w:tabs>
+            <w:rPr>
+              <w:rFonts w:asciiTheme="minorHAnsi" w:eastAsiaTheme="minorEastAsia" w:hAnsiTheme="minorHAnsi"/>
+              <w:noProof/>
+              <w:color w:val="auto"/>
+              <w:sz w:val="22"/>
+              <w:lang w:val="en-GB" w:eastAsia="en-GB"/>
+            </w:rPr>
+          </w:pPr>
+          <w:hyperlink w:anchor="_Toc196378270" w:history="1">
+            <w:r>
+              <w:rPr>
+                <w:rStyle w:val="Hyperlink"/>
+                <w:noProof/>
+              </w:rPr>
+              <w:t>Categories</w:t>
+            </w:r>
+            <w:r>
+              <w:rPr>
+                <w:noProof/>
+                <w:webHidden/>
+              </w:rPr>
+              <w:tab/>
+            </w:r>
+            <w:r>
+              <w:rPr>
+                <w:noProof/>
+                <w:webHidden/>
+              </w:rPr>
+              <w:fldChar w:fldCharType="begin"/>
+            </w:r>
+            <w:r>
+              <w:rPr>
+                <w:noProof/>
+                <w:webHidden/>
+              </w:rPr>
+              <w:instrText xml:space="preserve"> PAGEREF _Toc196378270 \h </w:instrText>
+            </w:r>
+            <w:r>
+              <w:rPr>
+                <w:noProof/>
+                <w:webHidden/>
+              </w:rPr>
+            </w:r>
+            <w:r>
+              <w:rPr>
+                <w:noProof/>
+                <w:webHidden/>
+              </w:rPr>
+              <w:fldChar w:fldCharType="separate"/>
+            </w:r>
+            <w:r>
+              <w:rPr>
+                <w:noProof/>
+                <w:webHidden/>
+              </w:rPr>
+              <w:t>24</w:t>
+            </w:r>
+            <w:r>
+              <w:rPr>
+                <w:noProof/>
+                <w:webHidden/>
+              </w:rPr>
+              <w:fldChar w:fldCharType="end"/>
+            </w:r>
+          </w:hyperlink>
+        </w:p>
+        <w:p>
+          <w:pPr>
+            <w:pStyle w:val="TOC3"/>
+            <w:tabs>
+              <w:tab w:val="right" w:leader="dot" w:pos="9060"/>
+            </w:tabs>
+            <w:rPr>
+              <w:rFonts w:asciiTheme="minorHAnsi" w:eastAsiaTheme="minorEastAsia" w:hAnsiTheme="minorHAnsi"/>
+              <w:noProof/>
+              <w:color w:val="auto"/>
+              <w:sz w:val="22"/>
+              <w:lang w:val="en-GB" w:eastAsia="en-GB"/>
+            </w:rPr>
+          </w:pPr>
+          <w:hyperlink w:anchor="_Toc196378271" w:history="1">
+            <w:r>
+              <w:rPr>
+                <w:rStyle w:val="Hyperlink"/>
+                <w:noProof/>
+              </w:rPr>
+              <w:t>Authors</w:t>
+            </w:r>
+            <w:r>
+              <w:rPr>
+                <w:noProof/>
+                <w:webHidden/>
+              </w:rPr>
+              <w:tab/>
+            </w:r>
+            <w:r>
+              <w:rPr>
+                <w:noProof/>
+                <w:webHidden/>
+              </w:rPr>
+              <w:fldChar w:fldCharType="begin"/>
+            </w:r>
+            <w:r>
+              <w:rPr>
+                <w:noProof/>
+                <w:webHidden/>
+              </w:rPr>
+              <w:instrText xml:space="preserve"> PAGEREF _Toc196378271 \h </w:instrText>
+            </w:r>
+            <w:r>
+              <w:rPr>
+                <w:noProof/>
+                <w:webHidden/>
+              </w:rPr>
+            </w:r>
+            <w:r>
+              <w:rPr>
+                <w:noProof/>
+                <w:webHidden/>
+              </w:rPr>
+              <w:fldChar w:fldCharType="separate"/>
+            </w:r>
+            <w:r>
+              <w:rPr>
+                <w:noProof/>
+                <w:webHidden/>
+              </w:rPr>
+              <w:t>24</w:t>
+            </w:r>
+            <w:r>
+              <w:rPr>
+                <w:noProof/>
+                <w:webHidden/>
+              </w:rPr>
+              <w:fldChar w:fldCharType="end"/>
+            </w:r>
+          </w:hyperlink>
+        </w:p>
+        <w:p>
+          <w:pPr>
+            <w:pStyle w:val="TOC3"/>
+            <w:tabs>
+              <w:tab w:val="right" w:leader="dot" w:pos="9060"/>
+            </w:tabs>
+            <w:rPr>
+              <w:rFonts w:asciiTheme="minorHAnsi" w:eastAsiaTheme="minorEastAsia" w:hAnsiTheme="minorHAnsi"/>
+              <w:noProof/>
+              <w:color w:val="auto"/>
+              <w:sz w:val="22"/>
+              <w:lang w:val="en-GB" w:eastAsia="en-GB"/>
+            </w:rPr>
+          </w:pPr>
+          <w:hyperlink w:anchor="_Toc196378272" w:history="1">
+            <w:r>
+              <w:rPr>
+                <w:rStyle w:val="Hyperlink"/>
+                <w:noProof/>
+              </w:rPr>
+              <w:t>Publishers</w:t>
+            </w:r>
+            <w:r>
+              <w:rPr>
+                <w:noProof/>
+                <w:webHidden/>
+              </w:rPr>
+              <w:tab/>
+            </w:r>
+            <w:r>
+              <w:rPr>
+                <w:noProof/>
+                <w:webHidden/>
+              </w:rPr>
+              <w:fldChar w:fldCharType="begin"/>
+            </w:r>
+            <w:r>
+              <w:rPr>
+                <w:noProof/>
+                <w:webHidden/>
+              </w:rPr>
+              <w:instrText xml:space="preserve"> PAGEREF _Toc196378272 \h </w:instrText>
+            </w:r>
+            <w:r>
+              <w:rPr>
+                <w:noProof/>
+                <w:webHidden/>
+              </w:rPr>
+            </w:r>
+            <w:r>
+              <w:rPr>
+                <w:noProof/>
+                <w:webHidden/>
+              </w:rPr>
+              <w:fldChar w:fldCharType="separate"/>
+            </w:r>
+            <w:r>
+              <w:rPr>
+                <w:noProof/>
+                <w:webHidden/>
+              </w:rPr>
+              <w:t>25</w:t>
+            </w:r>
+            <w:r>
+              <w:rPr>
+                <w:noProof/>
+                <w:webHidden/>
+              </w:rPr>
+              <w:fldChar w:fldCharType="end"/>
+            </w:r>
+          </w:hyperlink>
+        </w:p>
+        <w:p>
+          <w:pPr>
+            <w:pStyle w:val="TOC3"/>
+            <w:tabs>
+              <w:tab w:val="right" w:leader="dot" w:pos="9060"/>
+            </w:tabs>
+            <w:rPr>
+              <w:rFonts w:asciiTheme="minorHAnsi" w:eastAsiaTheme="minorEastAsia" w:hAnsiTheme="minorHAnsi"/>
+              <w:noProof/>
+              <w:color w:val="auto"/>
+              <w:sz w:val="22"/>
+              <w:lang w:val="en-GB" w:eastAsia="en-GB"/>
+            </w:rPr>
+          </w:pPr>
+          <w:hyperlink w:anchor="_Toc196378273" w:history="1">
+            <w:r>
+              <w:rPr>
+                <w:rStyle w:val="Hyperlink"/>
+                <w:noProof/>
+              </w:rPr>
+              <w:t>Users</w:t>
+            </w:r>
+            <w:r>
+              <w:rPr>
+                <w:noProof/>
+                <w:webHidden/>
+              </w:rPr>
+              <w:tab/>
+            </w:r>
+            <w:r>
+              <w:rPr>
+                <w:noProof/>
+                <w:webHidden/>
+              </w:rPr>
+              <w:fldChar w:fldCharType="begin"/>
+            </w:r>
+            <w:r>
+              <w:rPr>
+                <w:noProof/>
+                <w:webHidden/>
+              </w:rPr>
+              <w:instrText xml:space="preserve"> PAGEREF _Toc196378273 \h </w:instrText>
+            </w:r>
+            <w:r>
+              <w:rPr>
+                <w:noProof/>
+                <w:webHidden/>
+              </w:rPr>
+            </w:r>
+            <w:r>
+              <w:rPr>
+                <w:noProof/>
+                <w:webHidden/>
+              </w:rPr>
+              <w:fldChar w:fldCharType="separate"/>
+            </w:r>
+            <w:r>
+              <w:rPr>
+                <w:noProof/>
+                <w:webHidden/>
+              </w:rPr>
+              <w:t>25</w:t>
+            </w:r>
+            <w:r>
+              <w:rPr>
+                <w:noProof/>
+                <w:webHidden/>
+              </w:rPr>
+              <w:fldChar w:fldCharType="end"/>
+            </w:r>
+          </w:hyperlink>
+        </w:p>
+        <w:p>
+          <w:pPr>
+            <w:pStyle w:val="TOC3"/>
+            <w:tabs>
+              <w:tab w:val="right" w:leader="dot" w:pos="9060"/>
+            </w:tabs>
+            <w:rPr>
+              <w:rFonts w:asciiTheme="minorHAnsi" w:eastAsiaTheme="minorEastAsia" w:hAnsiTheme="minorHAnsi"/>
+              <w:noProof/>
+              <w:color w:val="auto"/>
+              <w:sz w:val="22"/>
+              <w:lang w:val="en-GB" w:eastAsia="en-GB"/>
+            </w:rPr>
+          </w:pPr>
+          <w:hyperlink w:anchor="_Toc196378274" w:history="1">
+            <w:r>
+              <w:rPr>
+                <w:rStyle w:val="Hyperlink"/>
+                <w:noProof/>
+              </w:rPr>
+              <w:t>SQL Lekérdezések</w:t>
+            </w:r>
+            <w:r>
+              <w:rPr>
+                <w:noProof/>
+                <w:webHidden/>
+              </w:rPr>
+              <w:tab/>
+            </w:r>
+            <w:r>
+              <w:rPr>
+                <w:noProof/>
+                <w:webHidden/>
+              </w:rPr>
+              <w:fldChar w:fldCharType="begin"/>
+            </w:r>
+            <w:r>
+              <w:rPr>
+                <w:noProof/>
+                <w:webHidden/>
+              </w:rPr>
+              <w:instrText xml:space="preserve"> PAGEREF _Toc196378274 \h </w:instrText>
+            </w:r>
+            <w:r>
+              <w:rPr>
+                <w:noProof/>
+                <w:webHidden/>
+              </w:rPr>
+            </w:r>
+            <w:r>
+              <w:rPr>
+                <w:noProof/>
+                <w:webHidden/>
+              </w:rPr>
+              <w:fldChar w:fldCharType="separate"/>
+            </w:r>
+            <w:r>
+              <w:rPr>
+                <w:noProof/>
+                <w:webHidden/>
+              </w:rPr>
+              <w:t>26</w:t>
             </w:r>
             <w:r>
               <w:rPr>
@@ -2309,7 +4320,7 @@
               <w:lang w:val="en-GB" w:eastAsia="en-GB"/>
             </w:rPr>
           </w:pPr>
-          <w:hyperlink w:anchor="_Toc195952048" w:history="1">
+          <w:hyperlink w:anchor="_Toc196378275" w:history="1">
             <w:r>
               <w:rPr>
                 <w:rStyle w:val="Hyperlink"/>
@@ -2336,7 +4347,7 @@
                 <w:noProof/>
                 <w:webHidden/>
               </w:rPr>
-              <w:instrText xml:space="preserve"> PAGEREF _Toc195952048 \h </w:instrText>
+              <w:instrText xml:space="preserve"> PAGEREF _Toc196378275 \h </w:instrText>
             </w:r>
             <w:r>
               <w:rPr>
@@ -2356,7 +4367,79 @@
                 <w:noProof/>
                 <w:webHidden/>
               </w:rPr>
-              <w:t>25</w:t>
+              <w:t>28</w:t>
+            </w:r>
+            <w:r>
+              <w:rPr>
+                <w:noProof/>
+                <w:webHidden/>
+              </w:rPr>
+              <w:fldChar w:fldCharType="end"/>
+            </w:r>
+          </w:hyperlink>
+        </w:p>
+        <w:p>
+          <w:pPr>
+            <w:pStyle w:val="TOC1"/>
+            <w:tabs>
+              <w:tab w:val="right" w:leader="dot" w:pos="9060"/>
+            </w:tabs>
+            <w:rPr>
+              <w:rFonts w:asciiTheme="minorHAnsi" w:eastAsiaTheme="minorEastAsia" w:hAnsiTheme="minorHAnsi"/>
+              <w:noProof/>
+              <w:color w:val="auto"/>
+              <w:sz w:val="22"/>
+              <w:lang w:val="en-GB" w:eastAsia="en-GB"/>
+            </w:rPr>
+          </w:pPr>
+          <w:hyperlink w:anchor="_Toc196378276" w:history="1">
+            <w:r>
+              <w:rPr>
+                <w:rStyle w:val="Hyperlink"/>
+                <w:noProof/>
+              </w:rPr>
+              <w:t>Ábrajegyzék</w:t>
+            </w:r>
+            <w:r>
+              <w:rPr>
+                <w:noProof/>
+                <w:webHidden/>
+              </w:rPr>
+              <w:tab/>
+            </w:r>
+            <w:r>
+              <w:rPr>
+                <w:noProof/>
+                <w:webHidden/>
+              </w:rPr>
+              <w:fldChar w:fldCharType="begin"/>
+            </w:r>
+            <w:r>
+              <w:rPr>
+                <w:noProof/>
+                <w:webHidden/>
+              </w:rPr>
+              <w:instrText xml:space="preserve"> PAGEREF _Toc196378276 \h </w:instrText>
+            </w:r>
+            <w:r>
+              <w:rPr>
+                <w:noProof/>
+                <w:webHidden/>
+              </w:rPr>
+            </w:r>
+            <w:r>
+              <w:rPr>
+                <w:noProof/>
+                <w:webHidden/>
+              </w:rPr>
+              <w:fldChar w:fldCharType="separate"/>
+            </w:r>
+            <w:r>
+              <w:rPr>
+                <w:noProof/>
+                <w:webHidden/>
+              </w:rPr>
+              <w:t>29</w:t>
             </w:r>
             <w:r>
               <w:rPr>
@@ -2406,7 +4489,7 @@
         <w:pStyle w:val="Heading1"/>
         <w:spacing w:line="360" w:lineRule="auto"/>
       </w:pPr>
-      <w:bookmarkStart w:id="0" w:name="_Toc195952023"/>
+      <w:bookmarkStart w:id="0" w:name="_Toc196378222"/>
       <w:r>
         <w:lastRenderedPageBreak/>
         <w:t>Bevezető</w:t>
@@ -2418,7 +4501,7 @@
         <w:pStyle w:val="Heading2"/>
         <w:spacing w:line="360" w:lineRule="auto"/>
       </w:pPr>
-      <w:bookmarkStart w:id="1" w:name="_Toc195952024"/>
+      <w:bookmarkStart w:id="1" w:name="_Toc196378223"/>
       <w:r>
         <w:t>A probléma</w:t>
       </w:r>
@@ -2454,7 +4537,7 @@
         <w:pStyle w:val="Heading2"/>
         <w:spacing w:line="360" w:lineRule="auto"/>
       </w:pPr>
-      <w:bookmarkStart w:id="2" w:name="_Toc195952025"/>
+      <w:bookmarkStart w:id="2" w:name="_Toc196378224"/>
       <w:r>
         <w:t>Téma indoklása</w:t>
       </w:r>
@@ -2485,7 +4568,7 @@
       <w:pPr>
         <w:pStyle w:val="Heading2"/>
       </w:pPr>
-      <w:bookmarkStart w:id="3" w:name="_Toc195952026"/>
+      <w:bookmarkStart w:id="3" w:name="_Toc196378225"/>
       <w:r>
         <w:t>Téma kifejtése</w:t>
       </w:r>
@@ -2545,7 +4628,23 @@
           <w:rFonts w:eastAsiaTheme="majorEastAsia" w:cstheme="majorBidi"/>
           <w:szCs w:val="24"/>
         </w:rPr>
-        <w:t xml:space="preserve">A Backend feladata az adatbázis és a Frontend közötti kapcsolat kezelése, amit PHP-ban készítettünk el. Ehhez tartozik az adatbázis, amit MySQL-ben hoztunk létre. </w:t>
+        <w:t xml:space="preserve">A Backend feladata az adatbázis és a Frontend közötti kapcsolat kezelése, amit PHP-ban készítettünk el. Ehhez tartozik az adatbázis, amit </w:t>
+      </w:r>
+      <w:proofErr w:type="spellStart"/>
+      <w:r>
+        <w:rPr>
+          <w:rFonts w:eastAsiaTheme="majorEastAsia" w:cstheme="majorBidi"/>
+          <w:szCs w:val="24"/>
+        </w:rPr>
+        <w:t>MySQL</w:t>
+      </w:r>
+      <w:proofErr w:type="spellEnd"/>
+      <w:r>
+        <w:rPr>
+          <w:rFonts w:eastAsiaTheme="majorEastAsia" w:cstheme="majorBidi"/>
+          <w:szCs w:val="24"/>
+        </w:rPr>
+        <w:t xml:space="preserve">-ben hoztunk létre. </w:t>
       </w:r>
     </w:p>
     <w:p>
@@ -2625,7 +4724,23 @@
           <w:rFonts w:eastAsiaTheme="majorEastAsia" w:cstheme="majorBidi"/>
           <w:szCs w:val="24"/>
         </w:rPr>
-        <w:t>sztali alkalmazás (LMS Desktop) felel az adminisztrációs, illetve a könyvtáros felületért. Itt a könyvtárosok tudják kezelni az adatbázisban tárolt adatokat, az adminisztrátorok pedig hozzáférnek a teljes felülethez, ezen felül a felhasználók jogait is kezelni tudják.</w:t>
+        <w:t xml:space="preserve">sztali alkalmazás (LMS </w:t>
+      </w:r>
+      <w:proofErr w:type="spellStart"/>
+      <w:r>
+        <w:rPr>
+          <w:rFonts w:eastAsiaTheme="majorEastAsia" w:cstheme="majorBidi"/>
+          <w:szCs w:val="24"/>
+        </w:rPr>
+        <w:t>Desktop</w:t>
+      </w:r>
+      <w:proofErr w:type="spellEnd"/>
+      <w:r>
+        <w:rPr>
+          <w:rFonts w:eastAsiaTheme="majorEastAsia" w:cstheme="majorBidi"/>
+          <w:szCs w:val="24"/>
+        </w:rPr>
+        <w:t>) felel az adminisztrációs, illetve a könyvtáros felületért. Itt a könyvtárosok tudják kezelni az adatbázisban tárolt adatokat, az adminisztrátorok pedig hozzáférnek a teljes felülethez, ezen felül a felhasználók jogait is kezelni tudják.</w:t>
       </w:r>
     </w:p>
     <w:p>
@@ -2637,10 +4752,13 @@
       <w:pPr>
         <w:pStyle w:val="Heading1"/>
       </w:pPr>
-      <w:bookmarkStart w:id="4" w:name="_Toc195952027"/>
+      <w:bookmarkStart w:id="4" w:name="_Toc196378226"/>
       <w:r>
         <w:lastRenderedPageBreak/>
-        <w:t>Fejlesztői dokumentáció</w:t>
+        <w:t>Felhasználói</w:t>
+      </w:r>
+      <w:r>
+        <w:t xml:space="preserve"> dokumentáció</w:t>
       </w:r>
       <w:bookmarkEnd w:id="4"/>
     </w:p>
@@ -2648,9 +4766,9 @@
       <w:pPr>
         <w:pStyle w:val="Heading2"/>
       </w:pPr>
-      <w:bookmarkStart w:id="5" w:name="_Toc195952028"/>
-      <w:r>
-        <w:t>Adatbázis</w:t>
+      <w:bookmarkStart w:id="5" w:name="_Toc196378227"/>
+      <w:r>
+        <w:t>Backend</w:t>
       </w:r>
       <w:bookmarkEnd w:id="5"/>
     </w:p>
@@ -2658,9 +4776,9 @@
       <w:pPr>
         <w:pStyle w:val="Heading2"/>
       </w:pPr>
-      <w:bookmarkStart w:id="6" w:name="_Toc195952029"/>
-      <w:r>
-        <w:t>Backend</w:t>
+      <w:bookmarkStart w:id="6" w:name="_Toc196378228"/>
+      <w:r>
+        <w:t>Frontend</w:t>
       </w:r>
       <w:bookmarkEnd w:id="6"/>
     </w:p>
@@ -2668,13 +4786,7 @@
       <w:pPr>
         <w:pStyle w:val="Heading2"/>
       </w:pPr>
-      <w:bookmarkStart w:id="7" w:name="_Toc195952030"/>
-      <w:r>
-        <w:t>Frontend</w:t>
-      </w:r>
-      <w:r>
-        <w:t xml:space="preserve"> </w:t>
-      </w:r>
+      <w:bookmarkStart w:id="7" w:name="_Toc196378229"/>
       <w:r>
         <w:t xml:space="preserve">Asztali alkalmazás (LMS </w:t>
       </w:r>
@@ -2701,7 +4813,7 @@
       <w:pPr>
         <w:pStyle w:val="Heading3"/>
       </w:pPr>
-      <w:bookmarkStart w:id="8" w:name="_Toc195952031"/>
+      <w:bookmarkStart w:id="8" w:name="_Toc196378230"/>
       <w:r>
         <w:t>Bejelentkezési felület (</w:t>
       </w:r>
@@ -2924,7 +5036,7 @@
       <w:pPr>
         <w:pStyle w:val="Heading3"/>
       </w:pPr>
-      <w:bookmarkStart w:id="10" w:name="_Toc195952032"/>
+      <w:bookmarkStart w:id="10" w:name="_Toc196378231"/>
       <w:r>
         <w:t>Műszerfal (</w:t>
       </w:r>
@@ -3433,17 +5545,9 @@
     </w:p>
     <w:p>
       <w:pPr>
-        <w:pStyle w:val="Caption"/>
-      </w:pPr>
-      <w:r>
-        <w:br w:type="page"/>
-      </w:r>
-    </w:p>
-    <w:p>
-      <w:pPr>
         <w:pStyle w:val="Heading3"/>
       </w:pPr>
-      <w:bookmarkStart w:id="14" w:name="_Toc195952033"/>
+      <w:bookmarkStart w:id="14" w:name="_Toc196378232"/>
       <w:r>
         <w:lastRenderedPageBreak/>
         <w:t>Könyvek (</w:t>
@@ -3950,7 +6054,7 @@
       <w:pPr>
         <w:pStyle w:val="Heading3"/>
       </w:pPr>
-      <w:bookmarkStart w:id="18" w:name="_Toc195952034"/>
+      <w:bookmarkStart w:id="18" w:name="_Toc196378233"/>
       <w:r>
         <w:t>Kölcsönzések (</w:t>
       </w:r>
@@ -4512,17 +6616,11 @@
       </w:r>
     </w:p>
     <w:p>
-      <w:r>
-        <w:br w:type="page"/>
-      </w:r>
-    </w:p>
-    <w:p>
       <w:pPr>
         <w:pStyle w:val="Heading3"/>
       </w:pPr>
-      <w:bookmarkStart w:id="23" w:name="_Toc195952035"/>
-      <w:r>
-        <w:lastRenderedPageBreak/>
+      <w:bookmarkStart w:id="23" w:name="_Toc196378234"/>
+      <w:r>
         <w:t>Foglalások (</w:t>
       </w:r>
       <w:r>
@@ -4685,6 +6783,7 @@
         <w:jc w:val="both"/>
       </w:pPr>
       <w:r>
+        <w:lastRenderedPageBreak/>
         <w:t>Végül van egy „</w:t>
       </w:r>
       <w:r>
@@ -4826,7 +6925,6 @@
         <w:rPr>
           <w:noProof/>
         </w:rPr>
-        <w:lastRenderedPageBreak/>
         <w:drawing>
           <wp:inline distT="0" distB="0" distL="0" distR="0" wp14:anchorId="66FD7D60" wp14:editId="25BFB4B4">
             <wp:extent cx="2589409" cy="1082345"/>
@@ -5004,6 +7102,7 @@
         <w:rPr>
           <w:noProof/>
         </w:rPr>
+        <w:lastRenderedPageBreak/>
         <w:drawing>
           <wp:inline distT="0" distB="0" distL="0" distR="0" wp14:anchorId="48471529" wp14:editId="6A03AA25">
             <wp:extent cx="2442972" cy="1163627"/>
@@ -5171,7 +7270,7 @@
       <w:pPr>
         <w:pStyle w:val="Heading3"/>
       </w:pPr>
-      <w:bookmarkStart w:id="27" w:name="_Toc195952036"/>
+      <w:bookmarkStart w:id="27" w:name="_Toc196378235"/>
       <w:r>
         <w:t>Kategóriák (</w:t>
       </w:r>
@@ -5678,7 +7777,7 @@
       <w:pPr>
         <w:pStyle w:val="Heading3"/>
       </w:pPr>
-      <w:bookmarkStart w:id="31" w:name="_Toc195952037"/>
+      <w:bookmarkStart w:id="31" w:name="_Toc196378236"/>
       <w:r>
         <w:lastRenderedPageBreak/>
         <w:t>Szerzők (</w:t>
@@ -6204,7 +8303,7 @@
       <w:pPr>
         <w:pStyle w:val="Heading3"/>
       </w:pPr>
-      <w:bookmarkStart w:id="35" w:name="_Toc195952038"/>
+      <w:bookmarkStart w:id="35" w:name="_Toc196378237"/>
       <w:r>
         <w:t>Kiadók (</w:t>
       </w:r>
@@ -6288,7 +8387,15 @@
         <w:t>eltávolítás</w:t>
       </w:r>
       <w:r>
-        <w:t>” gomb pedig a kiválasztott kiadó(ka)t eltávolítja az adatbázisból egy megerősítést követően (31. ábra)</w:t>
+        <w:t>” gomb pedig a kiválasztott kiadó(</w:t>
+      </w:r>
+      <w:proofErr w:type="spellStart"/>
+      <w:r>
+        <w:t>ka</w:t>
+      </w:r>
+      <w:proofErr w:type="spellEnd"/>
+      <w:r>
+        <w:t>)t eltávolítja az adatbázisból egy megerősítést követően (31. ábra)</w:t>
       </w:r>
     </w:p>
     <w:p>
@@ -6304,7 +8411,15 @@
         <w:t>Nagyon fontos</w:t>
       </w:r>
       <w:r>
-        <w:t>, hogy azok a könyvek, amik kapcsolva vannak az adott szerző(k)höz szintén törölve lesznek!</w:t>
+        <w:t>, hogy azok a könyvek, amik kapcsolva vannak az adott szerző(k)</w:t>
+      </w:r>
+      <w:proofErr w:type="spellStart"/>
+      <w:r>
+        <w:t>höz</w:t>
+      </w:r>
+      <w:proofErr w:type="spellEnd"/>
+      <w:r>
+        <w:t xml:space="preserve"> szintén törölve lesznek!</w:t>
       </w:r>
     </w:p>
     <w:p>
@@ -6665,15 +8780,10 @@
       </w:r>
     </w:p>
     <w:p>
-      <w:r>
-        <w:br w:type="page"/>
-      </w:r>
-    </w:p>
-    <w:p>
       <w:pPr>
         <w:pStyle w:val="Heading3"/>
       </w:pPr>
-      <w:bookmarkStart w:id="39" w:name="_Toc195952039"/>
+      <w:bookmarkStart w:id="39" w:name="_Toc196378238"/>
       <w:r>
         <w:lastRenderedPageBreak/>
         <w:t>Felhasználók</w:t>
@@ -6732,7 +8842,15 @@
         <w:t>,</w:t>
       </w:r>
       <w:r>
-        <w:t xml:space="preserve"> mely megnyitja az adatlapot (33. ábra), aminek kitöltésével fel tudunk venni egy új felhasználót. Itt a rang opció csak akkor jelenik meg, ha adminisztrátorként vagyunk bejelentkezve. A felhasználó felvételét követően megjelenik a felhasználó véletlenszerűen generált új jelszava (36. ábra), amit a webes felületen tetszés szerint módosíthat.</w:t>
+        <w:t xml:space="preserve"> mely megnyitja az adatlapot (33. ábra), aminek kitöltésével fel tudunk venni egy új felhasználót. Itt a rang opció csak akkor jelenik meg, ha adminisztrátorként vagyunk bejelentkezve. A felhasználó felvételét követően megjelenik a felhasználó véletlenszerűen generált új </w:t>
+      </w:r>
+      <w:proofErr w:type="spellStart"/>
+      <w:r>
+        <w:t>jelszava</w:t>
+      </w:r>
+      <w:proofErr w:type="spellEnd"/>
+      <w:r>
+        <w:t xml:space="preserve"> (36. ábra), amit a webes felületen tetszés szerint módosíthat.</w:t>
       </w:r>
     </w:p>
     <w:p>
@@ -6768,7 +8886,15 @@
         <w:t>eltávolítás</w:t>
       </w:r>
       <w:r>
-        <w:t>” gomb pedig eltávolítja a kiválasztott felhasználó(ka)t a megerősítést követően (35. ábra). Ez az opció szintén csak akkor jelenik meg, ha adminisztrátorként vagyunk bejelentkezve!</w:t>
+        <w:t>” gomb pedig eltávolítja a kiválasztott felhasználó(</w:t>
+      </w:r>
+      <w:proofErr w:type="spellStart"/>
+      <w:r>
+        <w:t>ka</w:t>
+      </w:r>
+      <w:proofErr w:type="spellEnd"/>
+      <w:r>
+        <w:t>)t a megerősítést követően (35. ábra). Ez az opció szintén csak akkor jelenik meg, ha adminisztrátorként vagyunk bejelentkezve!</w:t>
       </w:r>
     </w:p>
     <w:p>
@@ -7235,66 +9361,1543 @@
     </w:p>
     <w:p>
       <w:pPr>
+        <w:pStyle w:val="Heading1"/>
+      </w:pPr>
+      <w:bookmarkStart w:id="44" w:name="_Toc196378239"/>
+      <w:r>
+        <w:lastRenderedPageBreak/>
+        <w:t>Fejlesztői</w:t>
+      </w:r>
+      <w:r>
+        <w:t xml:space="preserve"> dokumentáció</w:t>
+      </w:r>
+      <w:bookmarkEnd w:id="44"/>
+    </w:p>
+    <w:p>
+      <w:pPr>
         <w:pStyle w:val="Heading2"/>
-        <w:rPr>
-          <w:rFonts w:cs="Times New Roman"/>
-          <w:szCs w:val="24"/>
-        </w:rPr>
-      </w:pPr>
-      <w:r>
-        <w:rPr>
-          <w:rFonts w:cs="Times New Roman"/>
-          <w:szCs w:val="24"/>
-        </w:rPr>
-        <w:br w:type="page"/>
-      </w:r>
-    </w:p>
-    <w:p>
-      <w:pPr>
-        <w:pStyle w:val="Heading1"/>
-      </w:pPr>
-      <w:bookmarkStart w:id="44" w:name="_Toc195952040"/>
+      </w:pPr>
+      <w:bookmarkStart w:id="45" w:name="_Toc196378240"/>
+      <w:r>
+        <w:t>Adatbázis</w:t>
+      </w:r>
+      <w:bookmarkEnd w:id="45"/>
+    </w:p>
+    <w:p>
+      <w:pPr>
+        <w:pStyle w:val="Heading3"/>
+      </w:pPr>
+      <w:bookmarkStart w:id="46" w:name="_Toc196378241"/>
+      <w:proofErr w:type="spellStart"/>
+      <w:r>
+        <w:t>Books</w:t>
+      </w:r>
+      <w:proofErr w:type="spellEnd"/>
+      <w:r>
+        <w:t xml:space="preserve"> tábla</w:t>
+      </w:r>
+      <w:bookmarkEnd w:id="46"/>
+    </w:p>
+    <w:p>
+      <w:pPr>
+        <w:pStyle w:val="ListParagraph"/>
+        <w:numPr>
+          <w:ilvl w:val="0"/>
+          <w:numId w:val="18"/>
+        </w:numPr>
+        <w:spacing w:line="360" w:lineRule="auto"/>
+        <w:jc w:val="both"/>
+      </w:pPr>
+      <w:r>
+        <w:t xml:space="preserve">ISBN: </w:t>
+      </w:r>
+      <w:r>
+        <w:t>Elsődleges kulccsal</w:t>
+      </w:r>
+      <w:r>
+        <w:t xml:space="preserve"> rendelkezik, 13 számjegyű </w:t>
+      </w:r>
+      <w:proofErr w:type="spellStart"/>
+      <w:r>
+        <w:t>bigint</w:t>
+      </w:r>
+      <w:proofErr w:type="spellEnd"/>
+      <w:r>
+        <w:t>.</w:t>
+      </w:r>
+      <w:r>
+        <w:t xml:space="preserve"> Ezzel azonosítjuk egyedileg a könyveket.</w:t>
+      </w:r>
+    </w:p>
+    <w:p>
+      <w:pPr>
+        <w:pStyle w:val="ListParagraph"/>
+        <w:numPr>
+          <w:ilvl w:val="0"/>
+          <w:numId w:val="18"/>
+        </w:numPr>
+        <w:spacing w:line="360" w:lineRule="auto"/>
+        <w:jc w:val="both"/>
+      </w:pPr>
+      <w:proofErr w:type="spellStart"/>
+      <w:r>
+        <w:t>PublisherID</w:t>
+      </w:r>
+      <w:proofErr w:type="spellEnd"/>
+      <w:r>
+        <w:t xml:space="preserve">: </w:t>
+      </w:r>
+      <w:r>
+        <w:t xml:space="preserve">Idegen kulcs, </w:t>
+      </w:r>
+      <w:proofErr w:type="spellStart"/>
+      <w:r>
+        <w:t>Publishers</w:t>
+      </w:r>
+      <w:proofErr w:type="spellEnd"/>
+      <w:r>
+        <w:t xml:space="preserve"> táblához van kötve</w:t>
+      </w:r>
+      <w:r>
+        <w:t xml:space="preserve">, amiben tároljuk a </w:t>
+      </w:r>
+      <w:r>
+        <w:t>kiadókat</w:t>
+      </w:r>
+      <w:r>
+        <w:t>.</w:t>
+      </w:r>
+    </w:p>
+    <w:p>
+      <w:pPr>
+        <w:pStyle w:val="ListParagraph"/>
+        <w:numPr>
+          <w:ilvl w:val="0"/>
+          <w:numId w:val="18"/>
+        </w:numPr>
+        <w:spacing w:line="360" w:lineRule="auto"/>
+        <w:jc w:val="both"/>
+      </w:pPr>
+      <w:proofErr w:type="spellStart"/>
+      <w:r>
+        <w:t>Title</w:t>
+      </w:r>
+      <w:proofErr w:type="spellEnd"/>
+      <w:r>
+        <w:t xml:space="preserve">: </w:t>
+      </w:r>
+      <w:r>
+        <w:t xml:space="preserve">A könyv címe, </w:t>
+      </w:r>
+      <w:r>
+        <w:t xml:space="preserve">255 karakter hosszú </w:t>
+      </w:r>
+      <w:proofErr w:type="spellStart"/>
+      <w:r>
+        <w:t>string</w:t>
+      </w:r>
+      <w:proofErr w:type="spellEnd"/>
+      <w:r>
+        <w:t>.</w:t>
+      </w:r>
+    </w:p>
+    <w:p>
+      <w:pPr>
+        <w:pStyle w:val="ListParagraph"/>
+        <w:numPr>
+          <w:ilvl w:val="0"/>
+          <w:numId w:val="18"/>
+        </w:numPr>
+        <w:spacing w:line="360" w:lineRule="auto"/>
+        <w:jc w:val="both"/>
+      </w:pPr>
+      <w:proofErr w:type="spellStart"/>
+      <w:r>
+        <w:t>PublicationYear</w:t>
+      </w:r>
+      <w:proofErr w:type="spellEnd"/>
+      <w:r>
+        <w:t xml:space="preserve">: </w:t>
+      </w:r>
+      <w:r>
+        <w:t>A könyv kiadásának dátuma, 4 számjegyű int.</w:t>
+      </w:r>
+    </w:p>
+    <w:p>
+      <w:pPr>
+        <w:pStyle w:val="Heading3"/>
+      </w:pPr>
+      <w:bookmarkStart w:id="47" w:name="_Toc196378242"/>
+      <w:proofErr w:type="spellStart"/>
+      <w:r>
+        <w:t>Publishers</w:t>
+      </w:r>
+      <w:proofErr w:type="spellEnd"/>
+      <w:r>
+        <w:t xml:space="preserve"> tábla</w:t>
+      </w:r>
+      <w:bookmarkEnd w:id="47"/>
+    </w:p>
+    <w:p>
+      <w:pPr>
+        <w:pStyle w:val="ListParagraph"/>
+        <w:numPr>
+          <w:ilvl w:val="0"/>
+          <w:numId w:val="19"/>
+        </w:numPr>
+        <w:spacing w:line="360" w:lineRule="auto"/>
+        <w:jc w:val="both"/>
+      </w:pPr>
+      <w:proofErr w:type="spellStart"/>
+      <w:r>
+        <w:t>Id</w:t>
+      </w:r>
+      <w:proofErr w:type="spellEnd"/>
+      <w:r>
+        <w:t>: Elsődleges kulcs</w:t>
+      </w:r>
+    </w:p>
+    <w:p>
+      <w:pPr>
+        <w:pStyle w:val="ListParagraph"/>
+        <w:numPr>
+          <w:ilvl w:val="0"/>
+          <w:numId w:val="19"/>
+        </w:numPr>
+        <w:spacing w:line="360" w:lineRule="auto"/>
+        <w:jc w:val="both"/>
+      </w:pPr>
+      <w:r>
+        <w:t xml:space="preserve">Publisher: </w:t>
+      </w:r>
+      <w:r>
+        <w:t xml:space="preserve">A kiadó neve, 255 hosszú </w:t>
+      </w:r>
+      <w:proofErr w:type="spellStart"/>
+      <w:r>
+        <w:t>string</w:t>
+      </w:r>
+      <w:proofErr w:type="spellEnd"/>
+      <w:r>
+        <w:t>.</w:t>
+      </w:r>
+    </w:p>
+    <w:p>
+      <w:pPr>
+        <w:pStyle w:val="Heading3"/>
+      </w:pPr>
+      <w:bookmarkStart w:id="48" w:name="_Toc196378243"/>
+      <w:proofErr w:type="spellStart"/>
+      <w:r>
+        <w:t>Categories</w:t>
+      </w:r>
+      <w:proofErr w:type="spellEnd"/>
+      <w:r>
+        <w:t xml:space="preserve"> tábla</w:t>
+      </w:r>
+      <w:bookmarkEnd w:id="48"/>
+    </w:p>
+    <w:p>
+      <w:pPr>
+        <w:pStyle w:val="ListParagraph"/>
+        <w:numPr>
+          <w:ilvl w:val="0"/>
+          <w:numId w:val="20"/>
+        </w:numPr>
+        <w:spacing w:line="360" w:lineRule="auto"/>
+        <w:jc w:val="both"/>
+      </w:pPr>
+      <w:proofErr w:type="spellStart"/>
+      <w:r>
+        <w:t>Id</w:t>
+      </w:r>
+      <w:proofErr w:type="spellEnd"/>
+      <w:r>
+        <w:t>: Elsődleges kulcs</w:t>
+      </w:r>
+    </w:p>
+    <w:p>
+      <w:pPr>
+        <w:pStyle w:val="ListParagraph"/>
+        <w:numPr>
+          <w:ilvl w:val="0"/>
+          <w:numId w:val="19"/>
+        </w:numPr>
+        <w:spacing w:line="360" w:lineRule="auto"/>
+        <w:jc w:val="both"/>
+      </w:pPr>
+      <w:proofErr w:type="spellStart"/>
+      <w:r>
+        <w:t>Category</w:t>
+      </w:r>
+      <w:proofErr w:type="spellEnd"/>
+      <w:r>
+        <w:t xml:space="preserve">: </w:t>
+      </w:r>
+      <w:r>
+        <w:t>A kategória neve</w:t>
+      </w:r>
+    </w:p>
+    <w:p>
+      <w:pPr>
+        <w:pStyle w:val="ListParagraph"/>
+        <w:numPr>
+          <w:ilvl w:val="0"/>
+          <w:numId w:val="19"/>
+        </w:numPr>
+        <w:spacing w:line="360" w:lineRule="auto"/>
+        <w:jc w:val="both"/>
+      </w:pPr>
+      <w:r>
+        <w:t xml:space="preserve">A </w:t>
+      </w:r>
+      <w:r>
+        <w:t>táblában,</w:t>
+      </w:r>
+      <w:r>
+        <w:t xml:space="preserve"> ha törlésre kerül egy adat, az törlődik a </w:t>
+      </w:r>
+      <w:proofErr w:type="spellStart"/>
+      <w:r>
+        <w:t>Books</w:t>
+      </w:r>
+      <w:proofErr w:type="spellEnd"/>
+      <w:r>
+        <w:t>_</w:t>
+      </w:r>
+      <w:r>
+        <w:t xml:space="preserve"> </w:t>
+      </w:r>
+      <w:proofErr w:type="spellStart"/>
+      <w:r>
+        <w:t>Categories</w:t>
+      </w:r>
+      <w:proofErr w:type="spellEnd"/>
+      <w:r>
+        <w:t xml:space="preserve"> </w:t>
+      </w:r>
+      <w:r>
+        <w:t>táblából is.</w:t>
+      </w:r>
+    </w:p>
+    <w:p>
+      <w:pPr>
+        <w:pStyle w:val="Heading3"/>
+      </w:pPr>
+      <w:bookmarkStart w:id="49" w:name="_Toc196378244"/>
+      <w:proofErr w:type="spellStart"/>
+      <w:r>
+        <w:t>Books_Categories</w:t>
+      </w:r>
+      <w:proofErr w:type="spellEnd"/>
+      <w:r>
+        <w:t xml:space="preserve"> tábla</w:t>
+      </w:r>
+      <w:bookmarkEnd w:id="49"/>
+    </w:p>
+    <w:p>
+      <w:pPr>
+        <w:pStyle w:val="ListParagraph"/>
+        <w:numPr>
+          <w:ilvl w:val="0"/>
+          <w:numId w:val="19"/>
+        </w:numPr>
+        <w:spacing w:line="360" w:lineRule="auto"/>
+        <w:jc w:val="both"/>
+      </w:pPr>
+      <w:r>
+        <w:t>Ez egy kapcsolótábla, ami összeköti a könyv ISBN-jét a kategóriák tábla azonosítójával</w:t>
+      </w:r>
+      <w:r>
+        <w:t>.</w:t>
+      </w:r>
+    </w:p>
+    <w:p>
+      <w:pPr>
+        <w:pStyle w:val="Heading3"/>
+      </w:pPr>
+      <w:bookmarkStart w:id="50" w:name="_Toc196378245"/>
+      <w:proofErr w:type="spellStart"/>
+      <w:r>
+        <w:t>Authors</w:t>
+      </w:r>
+      <w:proofErr w:type="spellEnd"/>
+      <w:r>
+        <w:t xml:space="preserve"> tábla</w:t>
+      </w:r>
+      <w:bookmarkEnd w:id="50"/>
+    </w:p>
+    <w:p>
+      <w:pPr>
+        <w:pStyle w:val="ListParagraph"/>
+        <w:numPr>
+          <w:ilvl w:val="0"/>
+          <w:numId w:val="19"/>
+        </w:numPr>
+        <w:spacing w:line="360" w:lineRule="auto"/>
+        <w:jc w:val="both"/>
+      </w:pPr>
+      <w:proofErr w:type="spellStart"/>
+      <w:r>
+        <w:t>Id</w:t>
+      </w:r>
+      <w:proofErr w:type="spellEnd"/>
+      <w:r>
+        <w:t>: Elsődleges kulcs</w:t>
+      </w:r>
+    </w:p>
+    <w:p>
+      <w:pPr>
+        <w:pStyle w:val="ListParagraph"/>
+        <w:numPr>
+          <w:ilvl w:val="0"/>
+          <w:numId w:val="19"/>
+        </w:numPr>
+        <w:spacing w:line="360" w:lineRule="auto"/>
+        <w:jc w:val="both"/>
+      </w:pPr>
+      <w:proofErr w:type="spellStart"/>
+      <w:r>
+        <w:t>Author</w:t>
+      </w:r>
+      <w:proofErr w:type="spellEnd"/>
+      <w:r>
+        <w:t>: A szerző neve</w:t>
+      </w:r>
+    </w:p>
+    <w:p>
+      <w:pPr>
+        <w:pStyle w:val="ListParagraph"/>
+        <w:numPr>
+          <w:ilvl w:val="0"/>
+          <w:numId w:val="19"/>
+        </w:numPr>
+        <w:spacing w:line="360" w:lineRule="auto"/>
+        <w:jc w:val="both"/>
+      </w:pPr>
+      <w:r>
+        <w:t xml:space="preserve">A </w:t>
+      </w:r>
+      <w:r>
+        <w:t>táblában,</w:t>
+      </w:r>
+      <w:r>
+        <w:t xml:space="preserve"> ha törlésre kerül egy adat, az törlődik a </w:t>
+      </w:r>
+      <w:proofErr w:type="spellStart"/>
+      <w:r>
+        <w:t>Books_Authors</w:t>
+      </w:r>
+      <w:proofErr w:type="spellEnd"/>
+      <w:r>
+        <w:t xml:space="preserve"> táblából is.</w:t>
+      </w:r>
+    </w:p>
+    <w:p>
+      <w:pPr>
+        <w:pStyle w:val="Heading3"/>
+      </w:pPr>
+      <w:bookmarkStart w:id="51" w:name="_Toc196378246"/>
+      <w:proofErr w:type="spellStart"/>
+      <w:r>
+        <w:t>Books_Authors</w:t>
+      </w:r>
+      <w:proofErr w:type="spellEnd"/>
+      <w:r>
+        <w:t xml:space="preserve"> tábla</w:t>
+      </w:r>
+      <w:bookmarkEnd w:id="51"/>
+    </w:p>
+    <w:p>
+      <w:pPr>
+        <w:pStyle w:val="ListParagraph"/>
+        <w:numPr>
+          <w:ilvl w:val="0"/>
+          <w:numId w:val="19"/>
+        </w:numPr>
+        <w:spacing w:line="360" w:lineRule="auto"/>
+        <w:jc w:val="both"/>
+      </w:pPr>
+      <w:r>
+        <w:t xml:space="preserve">Kapcsolótábla, összeköti a könyv ISBN számát az </w:t>
+      </w:r>
+      <w:proofErr w:type="spellStart"/>
+      <w:r>
+        <w:t>Authors</w:t>
+      </w:r>
+      <w:proofErr w:type="spellEnd"/>
+      <w:r>
+        <w:t xml:space="preserve"> tábla </w:t>
+      </w:r>
+      <w:proofErr w:type="spellStart"/>
+      <w:r>
+        <w:t>azonsítójával</w:t>
+      </w:r>
+      <w:proofErr w:type="spellEnd"/>
+      <w:r>
+        <w:t>.</w:t>
+      </w:r>
+    </w:p>
+    <w:p>
+      <w:pPr>
+        <w:pStyle w:val="Heading3"/>
+      </w:pPr>
+      <w:bookmarkStart w:id="52" w:name="_Toc196378247"/>
+      <w:proofErr w:type="spellStart"/>
+      <w:r>
+        <w:t>Roles</w:t>
+      </w:r>
+      <w:proofErr w:type="spellEnd"/>
+      <w:r>
+        <w:t xml:space="preserve"> tábla</w:t>
+      </w:r>
+      <w:bookmarkEnd w:id="52"/>
+    </w:p>
+    <w:p>
+      <w:pPr>
+        <w:pStyle w:val="ListParagraph"/>
+        <w:numPr>
+          <w:ilvl w:val="0"/>
+          <w:numId w:val="19"/>
+        </w:numPr>
+        <w:spacing w:line="360" w:lineRule="auto"/>
+        <w:jc w:val="both"/>
+      </w:pPr>
+      <w:proofErr w:type="spellStart"/>
+      <w:r>
+        <w:t>Id</w:t>
+      </w:r>
+      <w:proofErr w:type="spellEnd"/>
+      <w:r>
+        <w:t>: Elsődleges kulcs</w:t>
+      </w:r>
+    </w:p>
+    <w:p>
+      <w:pPr>
+        <w:pStyle w:val="ListParagraph"/>
+        <w:numPr>
+          <w:ilvl w:val="0"/>
+          <w:numId w:val="19"/>
+        </w:numPr>
+        <w:spacing w:line="360" w:lineRule="auto"/>
+        <w:jc w:val="both"/>
+      </w:pPr>
+      <w:proofErr w:type="spellStart"/>
+      <w:r>
+        <w:t>Role</w:t>
+      </w:r>
+      <w:proofErr w:type="spellEnd"/>
+      <w:r>
+        <w:t xml:space="preserve">: Szerepeket tárol, előre meghatározva: </w:t>
+      </w:r>
+      <w:proofErr w:type="spellStart"/>
+      <w:r>
+        <w:t>Admin</w:t>
+      </w:r>
+      <w:proofErr w:type="spellEnd"/>
+      <w:r>
+        <w:t xml:space="preserve">, </w:t>
+      </w:r>
+      <w:proofErr w:type="spellStart"/>
+      <w:r>
+        <w:t>Librarian</w:t>
+      </w:r>
+      <w:proofErr w:type="spellEnd"/>
+      <w:r>
+        <w:t xml:space="preserve">, </w:t>
+      </w:r>
+      <w:proofErr w:type="spellStart"/>
+      <w:r>
+        <w:t>Member</w:t>
+      </w:r>
+      <w:proofErr w:type="spellEnd"/>
+    </w:p>
+    <w:p>
+      <w:pPr>
+        <w:pStyle w:val="Heading3"/>
+      </w:pPr>
+      <w:bookmarkStart w:id="53" w:name="_Toc196378248"/>
+      <w:proofErr w:type="spellStart"/>
       <w:r>
         <w:lastRenderedPageBreak/>
-        <w:t>Felhasználói dokumentáció</w:t>
-      </w:r>
-      <w:bookmarkEnd w:id="44"/>
+        <w:t>Users</w:t>
+      </w:r>
+      <w:proofErr w:type="spellEnd"/>
+      <w:r>
+        <w:t xml:space="preserve"> tábla</w:t>
+      </w:r>
+      <w:bookmarkEnd w:id="53"/>
+    </w:p>
+    <w:p>
+      <w:pPr>
+        <w:pStyle w:val="ListParagraph"/>
+        <w:numPr>
+          <w:ilvl w:val="0"/>
+          <w:numId w:val="21"/>
+        </w:numPr>
+        <w:spacing w:line="360" w:lineRule="auto"/>
+        <w:jc w:val="both"/>
+      </w:pPr>
+      <w:proofErr w:type="spellStart"/>
+      <w:r>
+        <w:t>Id</w:t>
+      </w:r>
+      <w:proofErr w:type="spellEnd"/>
+      <w:r>
+        <w:t>: Elsődleges kulcs</w:t>
+      </w:r>
+    </w:p>
+    <w:p>
+      <w:pPr>
+        <w:pStyle w:val="ListParagraph"/>
+        <w:numPr>
+          <w:ilvl w:val="0"/>
+          <w:numId w:val="21"/>
+        </w:numPr>
+        <w:spacing w:line="360" w:lineRule="auto"/>
+        <w:jc w:val="both"/>
+      </w:pPr>
+      <w:proofErr w:type="spellStart"/>
+      <w:r>
+        <w:t>FirstName</w:t>
+      </w:r>
+      <w:proofErr w:type="spellEnd"/>
+      <w:r>
+        <w:t xml:space="preserve">: 100 karakter hosszú </w:t>
+      </w:r>
+      <w:proofErr w:type="spellStart"/>
+      <w:r>
+        <w:t>string</w:t>
+      </w:r>
+      <w:proofErr w:type="spellEnd"/>
+      <w:r>
+        <w:t>.</w:t>
+      </w:r>
+    </w:p>
+    <w:p>
+      <w:pPr>
+        <w:pStyle w:val="ListParagraph"/>
+        <w:numPr>
+          <w:ilvl w:val="0"/>
+          <w:numId w:val="21"/>
+        </w:numPr>
+        <w:spacing w:line="360" w:lineRule="auto"/>
+        <w:jc w:val="both"/>
+      </w:pPr>
+      <w:proofErr w:type="spellStart"/>
+      <w:r>
+        <w:t>LastName</w:t>
+      </w:r>
+      <w:proofErr w:type="spellEnd"/>
+      <w:r>
+        <w:t xml:space="preserve">: 100 karakter hosszú </w:t>
+      </w:r>
+      <w:proofErr w:type="spellStart"/>
+      <w:r>
+        <w:t>string</w:t>
+      </w:r>
+      <w:proofErr w:type="spellEnd"/>
+      <w:r>
+        <w:t>.</w:t>
+      </w:r>
+    </w:p>
+    <w:p>
+      <w:pPr>
+        <w:pStyle w:val="ListParagraph"/>
+        <w:numPr>
+          <w:ilvl w:val="0"/>
+          <w:numId w:val="21"/>
+        </w:numPr>
+        <w:spacing w:line="360" w:lineRule="auto"/>
+        <w:jc w:val="both"/>
+      </w:pPr>
+      <w:r>
+        <w:t>Email</w:t>
+      </w:r>
+      <w:r>
+        <w:t xml:space="preserve">: 100 karakter hosszú </w:t>
+      </w:r>
+      <w:proofErr w:type="spellStart"/>
+      <w:r>
+        <w:t>string</w:t>
+      </w:r>
+      <w:proofErr w:type="spellEnd"/>
+      <w:r>
+        <w:t>.</w:t>
+      </w:r>
+    </w:p>
+    <w:p>
+      <w:pPr>
+        <w:pStyle w:val="ListParagraph"/>
+        <w:numPr>
+          <w:ilvl w:val="0"/>
+          <w:numId w:val="21"/>
+        </w:numPr>
+        <w:spacing w:line="360" w:lineRule="auto"/>
+        <w:jc w:val="both"/>
+      </w:pPr>
+      <w:proofErr w:type="spellStart"/>
+      <w:r>
+        <w:t>Username</w:t>
+      </w:r>
+      <w:proofErr w:type="spellEnd"/>
+      <w:r>
+        <w:t xml:space="preserve">: 100 karakter hosszú </w:t>
+      </w:r>
+      <w:proofErr w:type="spellStart"/>
+      <w:r>
+        <w:t>string</w:t>
+      </w:r>
+      <w:proofErr w:type="spellEnd"/>
+      <w:r>
+        <w:t>.</w:t>
+      </w:r>
+    </w:p>
+    <w:p>
+      <w:pPr>
+        <w:pStyle w:val="ListParagraph"/>
+        <w:numPr>
+          <w:ilvl w:val="0"/>
+          <w:numId w:val="21"/>
+        </w:numPr>
+        <w:spacing w:line="360" w:lineRule="auto"/>
+        <w:jc w:val="both"/>
+      </w:pPr>
+      <w:proofErr w:type="spellStart"/>
+      <w:r>
+        <w:t>Password</w:t>
+      </w:r>
+      <w:proofErr w:type="spellEnd"/>
+      <w:r>
+        <w:t xml:space="preserve">: </w:t>
+      </w:r>
+      <w:r>
+        <w:t>128</w:t>
+      </w:r>
+      <w:r>
+        <w:t xml:space="preserve"> karakter hosszú </w:t>
+      </w:r>
+      <w:proofErr w:type="spellStart"/>
+      <w:r>
+        <w:t>string</w:t>
+      </w:r>
+      <w:proofErr w:type="spellEnd"/>
+      <w:r>
+        <w:t>.</w:t>
+      </w:r>
+      <w:r>
+        <w:t xml:space="preserve"> Azért 128, mert minden esetben ilyen hosszú a titkosított jelszó.</w:t>
+      </w:r>
+    </w:p>
+    <w:p>
+      <w:pPr>
+        <w:pStyle w:val="ListParagraph"/>
+        <w:numPr>
+          <w:ilvl w:val="0"/>
+          <w:numId w:val="21"/>
+        </w:numPr>
+        <w:spacing w:line="360" w:lineRule="auto"/>
+        <w:jc w:val="both"/>
+      </w:pPr>
+      <w:proofErr w:type="spellStart"/>
+      <w:r>
+        <w:t>Address</w:t>
+      </w:r>
+      <w:proofErr w:type="spellEnd"/>
+      <w:r>
+        <w:t xml:space="preserve">: 255 karakter hosszú </w:t>
+      </w:r>
+      <w:proofErr w:type="spellStart"/>
+      <w:r>
+        <w:t>string</w:t>
+      </w:r>
+      <w:proofErr w:type="spellEnd"/>
+      <w:r>
+        <w:t>.</w:t>
+      </w:r>
+    </w:p>
+    <w:p>
+      <w:pPr>
+        <w:pStyle w:val="ListParagraph"/>
+        <w:numPr>
+          <w:ilvl w:val="0"/>
+          <w:numId w:val="21"/>
+        </w:numPr>
+        <w:spacing w:line="360" w:lineRule="auto"/>
+        <w:jc w:val="both"/>
+      </w:pPr>
+      <w:proofErr w:type="spellStart"/>
+      <w:r>
+        <w:t>DateOfBirth</w:t>
+      </w:r>
+      <w:proofErr w:type="spellEnd"/>
+      <w:r>
+        <w:t xml:space="preserve">: </w:t>
+      </w:r>
+      <w:proofErr w:type="spellStart"/>
+      <w:r>
+        <w:t>Date</w:t>
+      </w:r>
+      <w:proofErr w:type="spellEnd"/>
+      <w:r>
+        <w:t xml:space="preserve"> típusú dátum.</w:t>
+      </w:r>
+    </w:p>
+    <w:p>
+      <w:pPr>
+        <w:pStyle w:val="ListParagraph"/>
+        <w:numPr>
+          <w:ilvl w:val="0"/>
+          <w:numId w:val="21"/>
+        </w:numPr>
+        <w:spacing w:line="360" w:lineRule="auto"/>
+        <w:jc w:val="both"/>
+      </w:pPr>
+      <w:proofErr w:type="spellStart"/>
+      <w:r>
+        <w:t>Verified</w:t>
+      </w:r>
+      <w:proofErr w:type="spellEnd"/>
+      <w:r>
+        <w:t xml:space="preserve">: </w:t>
+      </w:r>
+      <w:proofErr w:type="spellStart"/>
+      <w:r>
+        <w:t>tinyint</w:t>
+      </w:r>
+      <w:proofErr w:type="spellEnd"/>
+      <w:r>
+        <w:t>, lehet 0 vagy 1</w:t>
+      </w:r>
+      <w:r>
+        <w:t>, ami meghatározza, hogy a felhasználó adatai meg lettek e erősítve.</w:t>
+      </w:r>
+    </w:p>
+    <w:p>
+      <w:pPr>
+        <w:pStyle w:val="ListParagraph"/>
+        <w:numPr>
+          <w:ilvl w:val="0"/>
+          <w:numId w:val="21"/>
+        </w:numPr>
+        <w:spacing w:line="360" w:lineRule="auto"/>
+        <w:jc w:val="both"/>
+      </w:pPr>
+      <w:proofErr w:type="spellStart"/>
+      <w:r>
+        <w:t>EmailVerified</w:t>
+      </w:r>
+      <w:proofErr w:type="spellEnd"/>
+      <w:r>
+        <w:t xml:space="preserve">: </w:t>
+      </w:r>
+      <w:proofErr w:type="spellStart"/>
+      <w:r>
+        <w:t>tinyint</w:t>
+      </w:r>
+      <w:proofErr w:type="spellEnd"/>
+      <w:r>
+        <w:t xml:space="preserve">, lehet 0 vagy 1, ami </w:t>
+      </w:r>
+      <w:r>
+        <w:t>meghatározza, hogy az adott felhasználónak meg van e erősítve az email címe.</w:t>
+      </w:r>
+    </w:p>
+    <w:p>
+      <w:pPr>
+        <w:pStyle w:val="ListParagraph"/>
+        <w:numPr>
+          <w:ilvl w:val="0"/>
+          <w:numId w:val="21"/>
+        </w:numPr>
+        <w:spacing w:line="360" w:lineRule="auto"/>
+        <w:jc w:val="both"/>
+      </w:pPr>
+      <w:proofErr w:type="spellStart"/>
+      <w:r>
+        <w:t>EmailVerificationCode</w:t>
+      </w:r>
+      <w:proofErr w:type="spellEnd"/>
+      <w:r>
+        <w:t xml:space="preserve">: </w:t>
+      </w:r>
+      <w:r>
+        <w:t xml:space="preserve">6 karakter hosszú </w:t>
+      </w:r>
+      <w:proofErr w:type="spellStart"/>
+      <w:r>
+        <w:t>string</w:t>
+      </w:r>
+      <w:proofErr w:type="spellEnd"/>
+      <w:r>
+        <w:t>, itt tárolja ideiglenesen a felhasználó email megerősítési kódját.</w:t>
+      </w:r>
+    </w:p>
+    <w:p>
+      <w:pPr>
+        <w:pStyle w:val="ListParagraph"/>
+        <w:numPr>
+          <w:ilvl w:val="0"/>
+          <w:numId w:val="21"/>
+        </w:numPr>
+        <w:spacing w:line="360" w:lineRule="auto"/>
+        <w:jc w:val="both"/>
+      </w:pPr>
+      <w:proofErr w:type="spellStart"/>
+      <w:r>
+        <w:t>RoleID</w:t>
+      </w:r>
+      <w:proofErr w:type="spellEnd"/>
+      <w:r>
+        <w:t xml:space="preserve">: A </w:t>
+      </w:r>
+      <w:proofErr w:type="spellStart"/>
+      <w:r>
+        <w:t>Roles</w:t>
+      </w:r>
+      <w:proofErr w:type="spellEnd"/>
+      <w:r>
+        <w:t xml:space="preserve"> tábla </w:t>
+      </w:r>
+      <w:proofErr w:type="spellStart"/>
+      <w:r>
+        <w:t>id</w:t>
+      </w:r>
+      <w:proofErr w:type="spellEnd"/>
+      <w:r>
+        <w:t xml:space="preserve"> mezőjére hivatkozó idegen kulcs.</w:t>
+      </w:r>
+    </w:p>
+    <w:p>
+      <w:pPr>
+        <w:pStyle w:val="Heading3"/>
+      </w:pPr>
+      <w:bookmarkStart w:id="54" w:name="_Toc196378249"/>
+      <w:proofErr w:type="spellStart"/>
+      <w:r>
+        <w:t>Borrowings</w:t>
+      </w:r>
+      <w:proofErr w:type="spellEnd"/>
+      <w:r>
+        <w:t xml:space="preserve"> tábla</w:t>
+      </w:r>
+      <w:bookmarkEnd w:id="54"/>
+    </w:p>
+    <w:p>
+      <w:pPr>
+        <w:pStyle w:val="ListParagraph"/>
+        <w:numPr>
+          <w:ilvl w:val="0"/>
+          <w:numId w:val="22"/>
+        </w:numPr>
+        <w:spacing w:line="360" w:lineRule="auto"/>
+        <w:jc w:val="both"/>
+      </w:pPr>
+      <w:proofErr w:type="spellStart"/>
+      <w:r>
+        <w:t>Id</w:t>
+      </w:r>
+      <w:proofErr w:type="spellEnd"/>
+      <w:r>
+        <w:t>: Elsődleges kulcs</w:t>
+      </w:r>
+    </w:p>
+    <w:p>
+      <w:pPr>
+        <w:pStyle w:val="ListParagraph"/>
+        <w:numPr>
+          <w:ilvl w:val="0"/>
+          <w:numId w:val="22"/>
+        </w:numPr>
+        <w:spacing w:line="360" w:lineRule="auto"/>
+        <w:jc w:val="both"/>
+      </w:pPr>
+      <w:r>
+        <w:t xml:space="preserve">ISBN: </w:t>
+      </w:r>
+      <w:r>
+        <w:t>Idegen kulcs, a könyv ISBN számára hivatkozik</w:t>
+      </w:r>
+      <w:r>
+        <w:t>.</w:t>
+      </w:r>
+    </w:p>
+    <w:p>
+      <w:pPr>
+        <w:pStyle w:val="ListParagraph"/>
+        <w:numPr>
+          <w:ilvl w:val="0"/>
+          <w:numId w:val="22"/>
+        </w:numPr>
+        <w:spacing w:line="360" w:lineRule="auto"/>
+        <w:jc w:val="both"/>
+      </w:pPr>
+      <w:proofErr w:type="spellStart"/>
+      <w:r>
+        <w:t>UserID</w:t>
+      </w:r>
+      <w:proofErr w:type="spellEnd"/>
+      <w:r>
+        <w:t>: Idegen kulcs, a felhasználó azonosítójára hivatkozik.</w:t>
+      </w:r>
+    </w:p>
+    <w:p>
+      <w:pPr>
+        <w:pStyle w:val="ListParagraph"/>
+        <w:numPr>
+          <w:ilvl w:val="0"/>
+          <w:numId w:val="22"/>
+        </w:numPr>
+        <w:spacing w:line="360" w:lineRule="auto"/>
+        <w:jc w:val="both"/>
+      </w:pPr>
+      <w:proofErr w:type="spellStart"/>
+      <w:r>
+        <w:t>BorrowDate</w:t>
+      </w:r>
+      <w:proofErr w:type="spellEnd"/>
+      <w:r>
+        <w:t xml:space="preserve">: </w:t>
+      </w:r>
+      <w:proofErr w:type="spellStart"/>
+      <w:r>
+        <w:t>Date</w:t>
+      </w:r>
+      <w:proofErr w:type="spellEnd"/>
+      <w:r>
+        <w:t xml:space="preserve"> típusú.</w:t>
+      </w:r>
+    </w:p>
+    <w:p>
+      <w:pPr>
+        <w:pStyle w:val="ListParagraph"/>
+        <w:numPr>
+          <w:ilvl w:val="0"/>
+          <w:numId w:val="22"/>
+        </w:numPr>
+        <w:spacing w:line="360" w:lineRule="auto"/>
+        <w:jc w:val="both"/>
+      </w:pPr>
+      <w:proofErr w:type="spellStart"/>
+      <w:r>
+        <w:t>DueDate</w:t>
+      </w:r>
+      <w:proofErr w:type="spellEnd"/>
+      <w:r>
+        <w:t xml:space="preserve">: </w:t>
+      </w:r>
+      <w:proofErr w:type="spellStart"/>
+      <w:r>
+        <w:t>Date</w:t>
+      </w:r>
+      <w:proofErr w:type="spellEnd"/>
+      <w:r>
+        <w:t xml:space="preserve"> típusú.</w:t>
+      </w:r>
+    </w:p>
+    <w:p>
+      <w:pPr>
+        <w:pStyle w:val="ListParagraph"/>
+        <w:numPr>
+          <w:ilvl w:val="0"/>
+          <w:numId w:val="22"/>
+        </w:numPr>
+        <w:spacing w:line="360" w:lineRule="auto"/>
+        <w:jc w:val="both"/>
+      </w:pPr>
+      <w:proofErr w:type="spellStart"/>
+      <w:r>
+        <w:t>ReturnDate</w:t>
+      </w:r>
+      <w:proofErr w:type="spellEnd"/>
+      <w:r>
+        <w:t xml:space="preserve">: </w:t>
+      </w:r>
+      <w:proofErr w:type="spellStart"/>
+      <w:r>
+        <w:t>Date</w:t>
+      </w:r>
+      <w:proofErr w:type="spellEnd"/>
+      <w:r>
+        <w:t xml:space="preserve"> típusú, ha üres, akkor még nincs visszahozva az adott könyv.</w:t>
+      </w:r>
+    </w:p>
+    <w:p>
+      <w:pPr>
+        <w:pStyle w:val="Heading3"/>
+      </w:pPr>
+      <w:bookmarkStart w:id="55" w:name="_Toc196378250"/>
+      <w:proofErr w:type="spellStart"/>
+      <w:r>
+        <w:t>Reservations</w:t>
+      </w:r>
+      <w:proofErr w:type="spellEnd"/>
+      <w:r>
+        <w:t xml:space="preserve"> tábla</w:t>
+      </w:r>
+      <w:bookmarkEnd w:id="55"/>
+    </w:p>
+    <w:p>
+      <w:pPr>
+        <w:pStyle w:val="ListParagraph"/>
+        <w:numPr>
+          <w:ilvl w:val="0"/>
+          <w:numId w:val="23"/>
+        </w:numPr>
+        <w:spacing w:line="360" w:lineRule="auto"/>
+        <w:jc w:val="both"/>
+      </w:pPr>
+      <w:proofErr w:type="spellStart"/>
+      <w:r>
+        <w:t>Id</w:t>
+      </w:r>
+      <w:proofErr w:type="spellEnd"/>
+      <w:r>
+        <w:t>: Elsődleges kulcs.</w:t>
+      </w:r>
+    </w:p>
+    <w:p>
+      <w:pPr>
+        <w:pStyle w:val="ListParagraph"/>
+        <w:numPr>
+          <w:ilvl w:val="0"/>
+          <w:numId w:val="23"/>
+        </w:numPr>
+        <w:spacing w:line="360" w:lineRule="auto"/>
+        <w:jc w:val="both"/>
+      </w:pPr>
+      <w:r>
+        <w:t>ISBN: Idegen kulcs, a könyv ISBN számára hivatkozik.</w:t>
+      </w:r>
+    </w:p>
+    <w:p>
+      <w:pPr>
+        <w:pStyle w:val="ListParagraph"/>
+        <w:numPr>
+          <w:ilvl w:val="0"/>
+          <w:numId w:val="23"/>
+        </w:numPr>
+        <w:spacing w:line="360" w:lineRule="auto"/>
+        <w:jc w:val="both"/>
+      </w:pPr>
+      <w:proofErr w:type="spellStart"/>
+      <w:r>
+        <w:t>UserID</w:t>
+      </w:r>
+      <w:proofErr w:type="spellEnd"/>
+      <w:r>
+        <w:t>: Idegen kulcs, a felhasználó azonosítójára hivatkozik.</w:t>
+      </w:r>
+    </w:p>
+    <w:p>
+      <w:pPr>
+        <w:pStyle w:val="ListParagraph"/>
+        <w:numPr>
+          <w:ilvl w:val="0"/>
+          <w:numId w:val="23"/>
+        </w:numPr>
+        <w:spacing w:line="360" w:lineRule="auto"/>
+        <w:jc w:val="both"/>
+      </w:pPr>
+      <w:proofErr w:type="spellStart"/>
+      <w:r>
+        <w:t>Reservation_start_time</w:t>
+      </w:r>
+      <w:proofErr w:type="spellEnd"/>
+      <w:r>
+        <w:t xml:space="preserve">: </w:t>
+      </w:r>
+      <w:proofErr w:type="spellStart"/>
+      <w:r>
+        <w:t>Date</w:t>
+      </w:r>
+      <w:proofErr w:type="spellEnd"/>
+      <w:r>
+        <w:t xml:space="preserve"> típusú, a foglalás </w:t>
+      </w:r>
+      <w:r>
+        <w:t>dátuma</w:t>
+      </w:r>
+      <w:r>
+        <w:t>.</w:t>
+      </w:r>
+    </w:p>
+    <w:p>
+      <w:pPr>
+        <w:pStyle w:val="ListParagraph"/>
+        <w:numPr>
+          <w:ilvl w:val="0"/>
+          <w:numId w:val="23"/>
+        </w:numPr>
+        <w:spacing w:line="360" w:lineRule="auto"/>
+        <w:jc w:val="both"/>
+      </w:pPr>
+      <w:proofErr w:type="spellStart"/>
+      <w:r>
+        <w:t>Reservations_end_time</w:t>
+      </w:r>
+      <w:proofErr w:type="spellEnd"/>
+      <w:r>
+        <w:t xml:space="preserve">: </w:t>
+      </w:r>
+      <w:proofErr w:type="spellStart"/>
+      <w:r>
+        <w:t>Date</w:t>
+      </w:r>
+      <w:proofErr w:type="spellEnd"/>
+      <w:r>
+        <w:t xml:space="preserve"> típusú, a foglalás végének dátuma.</w:t>
+      </w:r>
+    </w:p>
+    <w:p>
+      <w:pPr>
+        <w:pStyle w:val="Heading3"/>
+      </w:pPr>
+      <w:bookmarkStart w:id="56" w:name="_Toc196378251"/>
+      <w:proofErr w:type="spellStart"/>
+      <w:r>
+        <w:lastRenderedPageBreak/>
+        <w:t>Borrowings_storage</w:t>
+      </w:r>
+      <w:bookmarkEnd w:id="56"/>
+      <w:proofErr w:type="spellEnd"/>
+    </w:p>
+    <w:p>
+      <w:pPr>
+        <w:pStyle w:val="ListParagraph"/>
+        <w:numPr>
+          <w:ilvl w:val="0"/>
+          <w:numId w:val="24"/>
+        </w:numPr>
+        <w:spacing w:line="360" w:lineRule="auto"/>
+        <w:jc w:val="both"/>
+      </w:pPr>
+      <w:r>
+        <w:t xml:space="preserve">A </w:t>
+      </w:r>
+      <w:proofErr w:type="spellStart"/>
+      <w:r>
+        <w:t>Borrowings</w:t>
+      </w:r>
+      <w:proofErr w:type="spellEnd"/>
+      <w:r>
+        <w:t xml:space="preserve"> </w:t>
+      </w:r>
+      <w:proofErr w:type="spellStart"/>
+      <w:r>
+        <w:t>table</w:t>
+      </w:r>
+      <w:proofErr w:type="spellEnd"/>
+      <w:r>
+        <w:t xml:space="preserve"> biztonsági másolata, nem kapcsolódik semmilyen táblához. </w:t>
+      </w:r>
+      <w:r>
+        <w:t>Minden adat tárolva van benne, ami ahhoz szükséges, ha egy könyv törlésre kerül, az a kölcsönzések között megmaradjon, ezáltal visszakereshető legyen.</w:t>
+      </w:r>
+    </w:p>
+    <w:p>
+      <w:pPr>
+        <w:pStyle w:val="Heading3"/>
+      </w:pPr>
+      <w:bookmarkStart w:id="57" w:name="_Toc196378252"/>
+      <w:proofErr w:type="spellStart"/>
+      <w:r>
+        <w:t>after_borrowings_insert</w:t>
+      </w:r>
+      <w:proofErr w:type="spellEnd"/>
+      <w:r>
+        <w:t xml:space="preserve"> </w:t>
+      </w:r>
+      <w:proofErr w:type="spellStart"/>
+      <w:r>
+        <w:t>trigger</w:t>
+      </w:r>
+      <w:bookmarkEnd w:id="57"/>
+      <w:proofErr w:type="spellEnd"/>
+    </w:p>
+    <w:p>
+      <w:pPr>
+        <w:pStyle w:val="ListParagraph"/>
+        <w:numPr>
+          <w:ilvl w:val="0"/>
+          <w:numId w:val="24"/>
+        </w:numPr>
+        <w:spacing w:line="360" w:lineRule="auto"/>
+        <w:jc w:val="both"/>
+      </w:pPr>
+      <w:r>
+        <w:t xml:space="preserve">Amikor a </w:t>
+      </w:r>
+      <w:proofErr w:type="spellStart"/>
+      <w:r>
+        <w:t>Borrowings</w:t>
+      </w:r>
+      <w:proofErr w:type="spellEnd"/>
+      <w:r>
+        <w:t xml:space="preserve"> táblába valami feltöltésre kerül, automatikusan a </w:t>
+      </w:r>
+      <w:proofErr w:type="spellStart"/>
+      <w:r>
+        <w:t>Borrowings_storage</w:t>
+      </w:r>
+      <w:proofErr w:type="spellEnd"/>
+      <w:r>
+        <w:t>-be is feltöltésre fog kerülni</w:t>
+      </w:r>
+    </w:p>
+    <w:p>
+      <w:pPr>
+        <w:pStyle w:val="Heading3"/>
+      </w:pPr>
+      <w:bookmarkStart w:id="58" w:name="_Toc196378253"/>
+      <w:proofErr w:type="spellStart"/>
+      <w:r>
+        <w:t>after_borrowings_update</w:t>
+      </w:r>
+      <w:proofErr w:type="spellEnd"/>
+      <w:r>
+        <w:t xml:space="preserve"> </w:t>
+      </w:r>
+      <w:proofErr w:type="spellStart"/>
+      <w:r>
+        <w:t>trigger</w:t>
+      </w:r>
+      <w:bookmarkEnd w:id="58"/>
+      <w:proofErr w:type="spellEnd"/>
+    </w:p>
+    <w:p>
+      <w:pPr>
+        <w:pStyle w:val="ListParagraph"/>
+        <w:numPr>
+          <w:ilvl w:val="0"/>
+          <w:numId w:val="24"/>
+        </w:numPr>
+        <w:spacing w:line="360" w:lineRule="auto"/>
+        <w:jc w:val="both"/>
+      </w:pPr>
+      <w:r>
+        <w:t xml:space="preserve">Amikor a </w:t>
+      </w:r>
+      <w:proofErr w:type="spellStart"/>
+      <w:r>
+        <w:t>Borrowings</w:t>
+      </w:r>
+      <w:proofErr w:type="spellEnd"/>
+      <w:r>
+        <w:t xml:space="preserve"> táblában valami frissítésre kerül, automatikusan frissül a </w:t>
+      </w:r>
+      <w:proofErr w:type="spellStart"/>
+      <w:r>
+        <w:t>Borrowings_storage</w:t>
+      </w:r>
+      <w:proofErr w:type="spellEnd"/>
+      <w:r>
+        <w:t xml:space="preserve"> táblában is.</w:t>
+      </w:r>
+    </w:p>
+    <w:p>
+      <w:pPr>
+        <w:pStyle w:val="Heading3"/>
+      </w:pPr>
+      <w:bookmarkStart w:id="59" w:name="_Toc196378254"/>
+      <w:proofErr w:type="spellStart"/>
+      <w:r>
+        <w:t>delete_authors_and_books</w:t>
+      </w:r>
+      <w:proofErr w:type="spellEnd"/>
+      <w:r>
+        <w:t xml:space="preserve"> </w:t>
+      </w:r>
+      <w:proofErr w:type="spellStart"/>
+      <w:r>
+        <w:t>trigger</w:t>
+      </w:r>
+      <w:bookmarkEnd w:id="59"/>
+      <w:proofErr w:type="spellEnd"/>
+    </w:p>
+    <w:p>
+      <w:pPr>
+        <w:pStyle w:val="ListParagraph"/>
+        <w:numPr>
+          <w:ilvl w:val="0"/>
+          <w:numId w:val="24"/>
+        </w:numPr>
+        <w:spacing w:line="360" w:lineRule="auto"/>
+        <w:jc w:val="both"/>
+      </w:pPr>
+      <w:r>
+        <w:t>Mivel,</w:t>
+      </w:r>
+      <w:r>
+        <w:t xml:space="preserve"> ha egy szerzőt törlünk, az automatikusan törli a kapcsolótáblából is az adatot, viszont így a könyv szerző nélkül marad, hibát eredményezve. </w:t>
+      </w:r>
+      <w:r>
+        <w:t xml:space="preserve">Ezért, ha az </w:t>
+      </w:r>
+      <w:proofErr w:type="spellStart"/>
+      <w:r>
+        <w:t>Authors</w:t>
+      </w:r>
+      <w:proofErr w:type="spellEnd"/>
+      <w:r>
+        <w:t xml:space="preserve"> táblából valami törlésre kerül, a</w:t>
+      </w:r>
+      <w:r>
+        <w:t xml:space="preserve"> hozzá tartozó</w:t>
+      </w:r>
+      <w:r>
+        <w:t xml:space="preserve"> könyv is törlésre fog kerülni a </w:t>
+      </w:r>
+      <w:proofErr w:type="spellStart"/>
+      <w:r>
+        <w:t>Books</w:t>
+      </w:r>
+      <w:proofErr w:type="spellEnd"/>
+      <w:r>
+        <w:t xml:space="preserve"> táblából.</w:t>
+      </w:r>
+    </w:p>
+    <w:p>
+      <w:pPr>
+        <w:pStyle w:val="Heading3"/>
+      </w:pPr>
+      <w:bookmarkStart w:id="60" w:name="_Toc196378255"/>
+      <w:proofErr w:type="spellStart"/>
+      <w:r>
+        <w:t>delete_categories_and_books</w:t>
+      </w:r>
+      <w:proofErr w:type="spellEnd"/>
+      <w:r>
+        <w:t xml:space="preserve"> </w:t>
+      </w:r>
+      <w:proofErr w:type="spellStart"/>
+      <w:r>
+        <w:t>trigger</w:t>
+      </w:r>
+      <w:bookmarkEnd w:id="60"/>
+      <w:proofErr w:type="spellEnd"/>
+    </w:p>
+    <w:p>
+      <w:pPr>
+        <w:pStyle w:val="ListParagraph"/>
+        <w:numPr>
+          <w:ilvl w:val="0"/>
+          <w:numId w:val="24"/>
+        </w:numPr>
+        <w:spacing w:line="360" w:lineRule="auto"/>
+        <w:jc w:val="both"/>
+      </w:pPr>
+      <w:r>
+        <w:t xml:space="preserve">Mivel, ha egy </w:t>
+      </w:r>
+      <w:r>
+        <w:t>kategóriát</w:t>
+      </w:r>
+      <w:r>
+        <w:t xml:space="preserve"> törlünk, az automatikusan törli a kapcsolótáblából is az adatot, viszont így a könyv </w:t>
+      </w:r>
+      <w:r>
+        <w:t>kategória</w:t>
+      </w:r>
+      <w:r>
+        <w:t xml:space="preserve"> nélkül marad, hibát eredményezve. Ezért, ha a</w:t>
+      </w:r>
+      <w:r>
+        <w:t xml:space="preserve"> </w:t>
+      </w:r>
+      <w:proofErr w:type="spellStart"/>
+      <w:r>
+        <w:t>Categories</w:t>
+      </w:r>
+      <w:proofErr w:type="spellEnd"/>
+      <w:r>
+        <w:t xml:space="preserve"> </w:t>
+      </w:r>
+      <w:r>
+        <w:t>táblából valami törlésre kerül, a</w:t>
+      </w:r>
+      <w:r>
+        <w:t xml:space="preserve"> hozzá tartozó</w:t>
+      </w:r>
+      <w:r>
+        <w:t xml:space="preserve"> könyv is törlésre fog kerülni a </w:t>
+      </w:r>
+      <w:proofErr w:type="spellStart"/>
+      <w:r>
+        <w:t>Books</w:t>
+      </w:r>
+      <w:proofErr w:type="spellEnd"/>
+      <w:r>
+        <w:t xml:space="preserve"> táblából.</w:t>
+      </w:r>
+    </w:p>
+    <w:p>
+      <w:pPr>
+        <w:pStyle w:val="Heading3"/>
+      </w:pPr>
+      <w:bookmarkStart w:id="61" w:name="_Toc196378256"/>
+      <w:proofErr w:type="spellStart"/>
+      <w:r>
+        <w:t>delete_expired_reservation</w:t>
+      </w:r>
+      <w:proofErr w:type="spellEnd"/>
+      <w:r>
+        <w:t xml:space="preserve"> </w:t>
+      </w:r>
+      <w:proofErr w:type="spellStart"/>
+      <w:r>
+        <w:t>event</w:t>
+      </w:r>
+      <w:bookmarkEnd w:id="61"/>
+      <w:proofErr w:type="spellEnd"/>
+    </w:p>
+    <w:p>
+      <w:pPr>
+        <w:pStyle w:val="ListParagraph"/>
+        <w:numPr>
+          <w:ilvl w:val="0"/>
+          <w:numId w:val="24"/>
+        </w:numPr>
+        <w:spacing w:line="360" w:lineRule="auto"/>
+        <w:jc w:val="both"/>
+      </w:pPr>
+      <w:r>
+        <w:t xml:space="preserve">Ez az </w:t>
+      </w:r>
+      <w:proofErr w:type="spellStart"/>
+      <w:r>
+        <w:t>event</w:t>
+      </w:r>
+      <w:proofErr w:type="spellEnd"/>
+      <w:r>
+        <w:t xml:space="preserve"> felel azért, hogyha egy foglalás több ideje van bent, mint 5 nap, akkor automatikusan törlésre kerül.</w:t>
+      </w:r>
     </w:p>
     <w:p>
       <w:pPr>
         <w:pStyle w:val="Heading2"/>
       </w:pPr>
-      <w:bookmarkStart w:id="45" w:name="_Toc195952041"/>
-      <w:r>
-        <w:t>Adatbázis</w:t>
-      </w:r>
-      <w:bookmarkEnd w:id="45"/>
+      <w:bookmarkStart w:id="62" w:name="_Toc196378257"/>
+      <w:r>
+        <w:t>Backend</w:t>
+      </w:r>
+      <w:bookmarkEnd w:id="62"/>
     </w:p>
     <w:p>
       <w:pPr>
         <w:pStyle w:val="Heading2"/>
       </w:pPr>
-      <w:bookmarkStart w:id="46" w:name="_Toc195952042"/>
-      <w:r>
-        <w:t>Backend</w:t>
-      </w:r>
-      <w:bookmarkEnd w:id="46"/>
+      <w:bookmarkStart w:id="63" w:name="_Toc196378258"/>
+      <w:r>
+        <w:t>Frontend</w:t>
+      </w:r>
+      <w:bookmarkEnd w:id="63"/>
     </w:p>
     <w:p>
       <w:pPr>
         <w:pStyle w:val="Heading2"/>
       </w:pPr>
-      <w:bookmarkStart w:id="47" w:name="_Toc195952043"/>
-      <w:r>
-        <w:t>Frontend</w:t>
-      </w:r>
-      <w:bookmarkEnd w:id="47"/>
-    </w:p>
-    <w:p>
-      <w:pPr>
-        <w:pStyle w:val="Heading2"/>
-      </w:pPr>
-      <w:bookmarkStart w:id="48" w:name="_Toc195952044"/>
+      <w:bookmarkStart w:id="64" w:name="_Toc196378259"/>
       <w:r>
         <w:rPr>
           <w:lang w:val="en-GB"/>
@@ -7304,29 +10907,22 @@
       <w:r>
         <w:t xml:space="preserve"> (asztali alkalmazás)</w:t>
       </w:r>
-      <w:bookmarkEnd w:id="48"/>
+      <w:bookmarkEnd w:id="64"/>
     </w:p>
     <w:p>
       <w:pPr>
         <w:pStyle w:val="Heading3"/>
-        <w:spacing w:before="240" w:line="360" w:lineRule="auto"/>
-      </w:pPr>
-      <w:bookmarkStart w:id="49" w:name="_Toc195952045"/>
-      <w:r>
-        <w:t>Osztályok</w:t>
-      </w:r>
-      <w:bookmarkEnd w:id="49"/>
-    </w:p>
-    <w:p>
-      <w:pPr>
-        <w:pStyle w:val="Heading4"/>
-        <w:spacing w:before="0" w:line="360" w:lineRule="auto"/>
-      </w:pPr>
+      </w:pPr>
+      <w:bookmarkStart w:id="65" w:name="_Toc196378260"/>
       <w:proofErr w:type="spellStart"/>
       <w:r>
         <w:t>Connection</w:t>
       </w:r>
       <w:proofErr w:type="spellEnd"/>
+      <w:r>
+        <w:t xml:space="preserve"> osztály</w:t>
+      </w:r>
+      <w:bookmarkEnd w:id="65"/>
     </w:p>
     <w:p>
       <w:pPr>
@@ -7353,6 +10949,7 @@
         <w:jc w:val="both"/>
       </w:pPr>
       <w:r>
+        <w:lastRenderedPageBreak/>
         <w:t xml:space="preserve">Saját </w:t>
       </w:r>
       <w:proofErr w:type="spellStart"/>
@@ -7393,14 +10990,18 @@
     </w:p>
     <w:p>
       <w:pPr>
-        <w:pStyle w:val="Heading4"/>
-        <w:spacing w:line="360" w:lineRule="auto"/>
-      </w:pPr>
+        <w:pStyle w:val="Heading3"/>
+      </w:pPr>
+      <w:bookmarkStart w:id="66" w:name="_Toc196378261"/>
       <w:proofErr w:type="spellStart"/>
       <w:r>
         <w:t>HandleFiles</w:t>
       </w:r>
       <w:proofErr w:type="spellEnd"/>
+      <w:r>
+        <w:t xml:space="preserve"> osztály</w:t>
+      </w:r>
+      <w:bookmarkEnd w:id="66"/>
     </w:p>
     <w:p>
       <w:pPr>
@@ -7487,13 +11088,18 @@
     </w:p>
     <w:p>
       <w:pPr>
-        <w:pStyle w:val="Heading4"/>
-      </w:pPr>
+        <w:pStyle w:val="Heading3"/>
+      </w:pPr>
+      <w:bookmarkStart w:id="67" w:name="_Toc196378262"/>
       <w:proofErr w:type="spellStart"/>
       <w:r>
         <w:t>HandleQueries</w:t>
       </w:r>
       <w:proofErr w:type="spellEnd"/>
+      <w:r>
+        <w:t xml:space="preserve"> osztály</w:t>
+      </w:r>
+      <w:bookmarkEnd w:id="67"/>
     </w:p>
     <w:p>
       <w:pPr>
@@ -7580,25 +11186,13 @@
     </w:p>
     <w:p>
       <w:pPr>
-        <w:rPr>
-          <w:rFonts w:eastAsiaTheme="majorEastAsia" w:cstheme="majorBidi"/>
-          <w:iCs/>
-          <w:sz w:val="28"/>
-        </w:rPr>
-      </w:pPr>
-      <w:r>
-        <w:br w:type="page"/>
-      </w:r>
-    </w:p>
-    <w:p>
-      <w:pPr>
-        <w:pStyle w:val="Heading4"/>
-        <w:spacing w:line="360" w:lineRule="auto"/>
-      </w:pPr>
-      <w:r>
-        <w:lastRenderedPageBreak/>
+        <w:pStyle w:val="Heading3"/>
+      </w:pPr>
+      <w:bookmarkStart w:id="68" w:name="_Toc196378263"/>
+      <w:r>
         <w:t>Egyéb osztályok</w:t>
       </w:r>
+      <w:bookmarkEnd w:id="68"/>
     </w:p>
     <w:p>
       <w:pPr>
@@ -7800,24 +11394,20 @@
     <w:p>
       <w:pPr>
         <w:pStyle w:val="Heading3"/>
-        <w:spacing w:line="360" w:lineRule="auto"/>
-      </w:pPr>
-      <w:bookmarkStart w:id="50" w:name="_Toc195952046"/>
-      <w:proofErr w:type="spellStart"/>
-      <w:r>
-        <w:t>Formok</w:t>
-      </w:r>
-      <w:bookmarkEnd w:id="50"/>
-      <w:proofErr w:type="spellEnd"/>
-    </w:p>
-    <w:p>
-      <w:pPr>
-        <w:pStyle w:val="Heading4"/>
-        <w:spacing w:line="360" w:lineRule="auto"/>
-      </w:pPr>
+      </w:pPr>
+      <w:bookmarkStart w:id="69" w:name="_Toc196378264"/>
       <w:r>
         <w:t>Login</w:t>
       </w:r>
+      <w:r>
+        <w:t xml:space="preserve"> </w:t>
+      </w:r>
+      <w:proofErr w:type="spellStart"/>
+      <w:r>
+        <w:t>form</w:t>
+      </w:r>
+      <w:bookmarkEnd w:id="69"/>
+      <w:proofErr w:type="spellEnd"/>
     </w:p>
     <w:p>
       <w:pPr>
@@ -7858,6 +11448,7 @@
         <w:jc w:val="both"/>
       </w:pPr>
       <w:r>
+        <w:lastRenderedPageBreak/>
         <w:t xml:space="preserve">A </w:t>
       </w:r>
       <w:proofErr w:type="spellStart"/>
@@ -7953,25 +11544,21 @@
     </w:p>
     <w:p>
       <w:pPr>
-        <w:rPr>
-          <w:rFonts w:eastAsiaTheme="majorEastAsia" w:cstheme="majorBidi"/>
-          <w:iCs/>
-          <w:sz w:val="28"/>
-        </w:rPr>
-      </w:pPr>
-      <w:r>
-        <w:br w:type="page"/>
-      </w:r>
-    </w:p>
-    <w:p>
-      <w:pPr>
-        <w:pStyle w:val="Heading4"/>
-        <w:spacing w:line="360" w:lineRule="auto"/>
-      </w:pPr>
-      <w:r>
-        <w:lastRenderedPageBreak/>
+        <w:pStyle w:val="Heading3"/>
+      </w:pPr>
+      <w:bookmarkStart w:id="70" w:name="_Toc196378265"/>
+      <w:r>
         <w:t>Main</w:t>
       </w:r>
+      <w:r>
+        <w:t xml:space="preserve"> </w:t>
+      </w:r>
+      <w:proofErr w:type="spellStart"/>
+      <w:r>
+        <w:t>form</w:t>
+      </w:r>
+      <w:bookmarkEnd w:id="70"/>
+      <w:proofErr w:type="spellEnd"/>
     </w:p>
     <w:p>
       <w:pPr>
@@ -8177,9 +11764,9 @@
     </w:p>
     <w:p>
       <w:pPr>
-        <w:pStyle w:val="Heading4"/>
-        <w:spacing w:line="360" w:lineRule="auto"/>
-      </w:pPr>
+        <w:pStyle w:val="Heading3"/>
+      </w:pPr>
+      <w:bookmarkStart w:id="71" w:name="_Toc196378266"/>
       <w:proofErr w:type="spellStart"/>
       <w:r>
         <w:t>Profile</w:t>
@@ -8192,6 +11779,7 @@
       <w:r>
         <w:t>Settings</w:t>
       </w:r>
+      <w:bookmarkEnd w:id="71"/>
       <w:proofErr w:type="spellEnd"/>
     </w:p>
     <w:p>
@@ -8301,6 +11889,7 @@
         <w:jc w:val="both"/>
       </w:pPr>
       <w:r>
+        <w:lastRenderedPageBreak/>
         <w:t xml:space="preserve">A </w:t>
       </w:r>
       <w:proofErr w:type="spellStart"/>
@@ -8352,14 +11941,14 @@
     </w:p>
     <w:p>
       <w:pPr>
-        <w:pStyle w:val="Heading4"/>
-        <w:spacing w:line="360" w:lineRule="auto"/>
-      </w:pPr>
-      <w:proofErr w:type="spellStart"/>
-      <w:r>
-        <w:lastRenderedPageBreak/>
+        <w:pStyle w:val="Heading3"/>
+      </w:pPr>
+      <w:bookmarkStart w:id="72" w:name="_Toc196378267"/>
+      <w:proofErr w:type="spellStart"/>
+      <w:r>
         <w:t>Books</w:t>
       </w:r>
+      <w:bookmarkEnd w:id="72"/>
       <w:proofErr w:type="spellEnd"/>
     </w:p>
     <w:p>
@@ -8615,13 +12204,14 @@
     </w:p>
     <w:p>
       <w:pPr>
-        <w:pStyle w:val="Heading4"/>
-        <w:spacing w:line="360" w:lineRule="auto"/>
-      </w:pPr>
+        <w:pStyle w:val="Heading3"/>
+      </w:pPr>
+      <w:bookmarkStart w:id="73" w:name="_Toc196378268"/>
       <w:proofErr w:type="spellStart"/>
       <w:r>
         <w:t>Borrowings</w:t>
       </w:r>
+      <w:bookmarkEnd w:id="73"/>
       <w:proofErr w:type="spellEnd"/>
     </w:p>
     <w:p>
@@ -8778,25 +12368,15 @@
     </w:p>
     <w:p>
       <w:pPr>
-        <w:rPr>
-          <w:rFonts w:eastAsiaTheme="majorEastAsia" w:cstheme="majorBidi"/>
-          <w:iCs/>
-          <w:sz w:val="28"/>
-        </w:rPr>
-      </w:pPr>
-      <w:r>
-        <w:br w:type="page"/>
-      </w:r>
-    </w:p>
-    <w:p>
-      <w:pPr>
-        <w:pStyle w:val="Heading4"/>
-      </w:pPr>
+        <w:pStyle w:val="Heading3"/>
+      </w:pPr>
+      <w:bookmarkStart w:id="74" w:name="_Toc196378269"/>
       <w:proofErr w:type="spellStart"/>
       <w:r>
         <w:lastRenderedPageBreak/>
         <w:t>Reservations</w:t>
       </w:r>
+      <w:bookmarkEnd w:id="74"/>
       <w:proofErr w:type="spellEnd"/>
     </w:p>
     <w:p>
@@ -8999,12 +12579,14 @@
     </w:p>
     <w:p>
       <w:pPr>
-        <w:pStyle w:val="Heading4"/>
-      </w:pPr>
+        <w:pStyle w:val="Heading3"/>
+      </w:pPr>
+      <w:bookmarkStart w:id="75" w:name="_Toc196378270"/>
       <w:proofErr w:type="spellStart"/>
       <w:r>
         <w:t>Categories</w:t>
       </w:r>
+      <w:bookmarkEnd w:id="75"/>
       <w:proofErr w:type="spellEnd"/>
     </w:p>
     <w:p>
@@ -9115,13 +12697,14 @@
     </w:p>
     <w:p>
       <w:pPr>
-        <w:pStyle w:val="Heading4"/>
-        <w:spacing w:line="360" w:lineRule="auto"/>
-      </w:pPr>
+        <w:pStyle w:val="Heading3"/>
+      </w:pPr>
+      <w:bookmarkStart w:id="76" w:name="_Toc196378271"/>
       <w:proofErr w:type="spellStart"/>
       <w:r>
         <w:t>Authors</w:t>
       </w:r>
+      <w:bookmarkEnd w:id="76"/>
       <w:proofErr w:type="spellEnd"/>
     </w:p>
     <w:p>
@@ -9224,13 +12807,15 @@
     </w:p>
     <w:p>
       <w:pPr>
-        <w:pStyle w:val="Heading4"/>
-      </w:pPr>
+        <w:pStyle w:val="Heading3"/>
+      </w:pPr>
+      <w:bookmarkStart w:id="77" w:name="_Toc196378272"/>
       <w:proofErr w:type="spellStart"/>
       <w:r>
         <w:lastRenderedPageBreak/>
         <w:t>Publishers</w:t>
       </w:r>
+      <w:bookmarkEnd w:id="77"/>
       <w:proofErr w:type="spellEnd"/>
     </w:p>
     <w:p>
@@ -9317,12 +12902,14 @@
     </w:p>
     <w:p>
       <w:pPr>
-        <w:pStyle w:val="Heading4"/>
-      </w:pPr>
+        <w:pStyle w:val="Heading3"/>
+      </w:pPr>
+      <w:bookmarkStart w:id="78" w:name="_Toc196378273"/>
       <w:proofErr w:type="spellStart"/>
       <w:r>
         <w:t>Users</w:t>
       </w:r>
+      <w:bookmarkEnd w:id="78"/>
       <w:proofErr w:type="spellEnd"/>
     </w:p>
     <w:p>
@@ -9618,12 +13205,12 @@
         <w:pStyle w:val="Heading3"/>
         <w:spacing w:line="360" w:lineRule="auto"/>
       </w:pPr>
-      <w:bookmarkStart w:id="51" w:name="_Toc195952047"/>
+      <w:bookmarkStart w:id="79" w:name="_Toc196378274"/>
       <w:r>
         <w:lastRenderedPageBreak/>
         <w:t>SQL Lekérdezések</w:t>
       </w:r>
-      <w:bookmarkEnd w:id="51"/>
+      <w:bookmarkEnd w:id="79"/>
     </w:p>
     <w:p>
       <w:pPr>
@@ -10050,7 +13637,6 @@
         <w:t xml:space="preserve"> táblából.</w:t>
       </w:r>
     </w:p>
-    <w:p/>
     <w:p>
       <w:pPr>
         <w:rPr>
@@ -10070,17 +13656,28 @@
       <w:pPr>
         <w:pStyle w:val="Heading1"/>
       </w:pPr>
-      <w:bookmarkStart w:id="52" w:name="_Toc195952048"/>
+      <w:bookmarkStart w:id="80" w:name="_Toc196378275"/>
       <w:r>
         <w:lastRenderedPageBreak/>
         <w:t>Összegzés</w:t>
       </w:r>
-      <w:bookmarkEnd w:id="52"/>
+      <w:bookmarkEnd w:id="80"/>
     </w:p>
     <w:p>
       <w:r>
         <w:br w:type="page"/>
       </w:r>
+    </w:p>
+    <w:p>
+      <w:pPr>
+        <w:pStyle w:val="Heading1"/>
+      </w:pPr>
+      <w:bookmarkStart w:id="81" w:name="_Toc196378276"/>
+      <w:r>
+        <w:lastRenderedPageBreak/>
+        <w:t>Ábrajegyzék</w:t>
+      </w:r>
+      <w:bookmarkEnd w:id="81"/>
     </w:p>
     <w:p>
       <w:pPr>
@@ -10098,7 +13695,6 @@
         </w:rPr>
       </w:pPr>
       <w:r>
-        <w:lastRenderedPageBreak/>
         <w:fldChar w:fldCharType="begin"/>
       </w:r>
       <w:r>
@@ -12833,6 +16429,119 @@
     </w:lvl>
   </w:abstractNum>
   <w:abstractNum w:abstractNumId="5" w15:restartNumberingAfterBreak="0">
+    <w:nsid w:val="2B5D47B4"/>
+    <w:multiLevelType w:val="hybridMultilevel"/>
+    <w:tmpl w:val="002CE5C8"/>
+    <w:lvl w:ilvl="0" w:tplc="08090001">
+      <w:start w:val="1"/>
+      <w:numFmt w:val="bullet"/>
+      <w:lvlText w:val=""/>
+      <w:lvlJc w:val="left"/>
+      <w:pPr>
+        <w:ind w:left="720" w:hanging="360"/>
+      </w:pPr>
+      <w:rPr>
+        <w:rFonts w:ascii="Symbol" w:hAnsi="Symbol" w:hint="default"/>
+      </w:rPr>
+    </w:lvl>
+    <w:lvl w:ilvl="1" w:tplc="08090003" w:tentative="1">
+      <w:start w:val="1"/>
+      <w:numFmt w:val="bullet"/>
+      <w:lvlText w:val="o"/>
+      <w:lvlJc w:val="left"/>
+      <w:pPr>
+        <w:ind w:left="1440" w:hanging="360"/>
+      </w:pPr>
+      <w:rPr>
+        <w:rFonts w:ascii="Courier New" w:hAnsi="Courier New" w:cs="Courier New" w:hint="default"/>
+      </w:rPr>
+    </w:lvl>
+    <w:lvl w:ilvl="2" w:tplc="08090005" w:tentative="1">
+      <w:start w:val="1"/>
+      <w:numFmt w:val="bullet"/>
+      <w:lvlText w:val=""/>
+      <w:lvlJc w:val="left"/>
+      <w:pPr>
+        <w:ind w:left="2160" w:hanging="360"/>
+      </w:pPr>
+      <w:rPr>
+        <w:rFonts w:ascii="Wingdings" w:hAnsi="Wingdings" w:hint="default"/>
+      </w:rPr>
+    </w:lvl>
+    <w:lvl w:ilvl="3" w:tplc="08090001" w:tentative="1">
+      <w:start w:val="1"/>
+      <w:numFmt w:val="bullet"/>
+      <w:lvlText w:val=""/>
+      <w:lvlJc w:val="left"/>
+      <w:pPr>
+        <w:ind w:left="2880" w:hanging="360"/>
+      </w:pPr>
+      <w:rPr>
+        <w:rFonts w:ascii="Symbol" w:hAnsi="Symbol" w:hint="default"/>
+      </w:rPr>
+    </w:lvl>
+    <w:lvl w:ilvl="4" w:tplc="08090003" w:tentative="1">
+      <w:start w:val="1"/>
+      <w:numFmt w:val="bullet"/>
+      <w:lvlText w:val="o"/>
+      <w:lvlJc w:val="left"/>
+      <w:pPr>
+        <w:ind w:left="3600" w:hanging="360"/>
+      </w:pPr>
+      <w:rPr>
+        <w:rFonts w:ascii="Courier New" w:hAnsi="Courier New" w:cs="Courier New" w:hint="default"/>
+      </w:rPr>
+    </w:lvl>
+    <w:lvl w:ilvl="5" w:tplc="08090005" w:tentative="1">
+      <w:start w:val="1"/>
+      <w:numFmt w:val="bullet"/>
+      <w:lvlText w:val=""/>
+      <w:lvlJc w:val="left"/>
+      <w:pPr>
+        <w:ind w:left="4320" w:hanging="360"/>
+      </w:pPr>
+      <w:rPr>
+        <w:rFonts w:ascii="Wingdings" w:hAnsi="Wingdings" w:hint="default"/>
+      </w:rPr>
+    </w:lvl>
+    <w:lvl w:ilvl="6" w:tplc="08090001" w:tentative="1">
+      <w:start w:val="1"/>
+      <w:numFmt w:val="bullet"/>
+      <w:lvlText w:val=""/>
+      <w:lvlJc w:val="left"/>
+      <w:pPr>
+        <w:ind w:left="5040" w:hanging="360"/>
+      </w:pPr>
+      <w:rPr>
+        <w:rFonts w:ascii="Symbol" w:hAnsi="Symbol" w:hint="default"/>
+      </w:rPr>
+    </w:lvl>
+    <w:lvl w:ilvl="7" w:tplc="08090003" w:tentative="1">
+      <w:start w:val="1"/>
+      <w:numFmt w:val="bullet"/>
+      <w:lvlText w:val="o"/>
+      <w:lvlJc w:val="left"/>
+      <w:pPr>
+        <w:ind w:left="5760" w:hanging="360"/>
+      </w:pPr>
+      <w:rPr>
+        <w:rFonts w:ascii="Courier New" w:hAnsi="Courier New" w:cs="Courier New" w:hint="default"/>
+      </w:rPr>
+    </w:lvl>
+    <w:lvl w:ilvl="8" w:tplc="08090005" w:tentative="1">
+      <w:start w:val="1"/>
+      <w:numFmt w:val="bullet"/>
+      <w:lvlText w:val=""/>
+      <w:lvlJc w:val="left"/>
+      <w:pPr>
+        <w:ind w:left="6480" w:hanging="360"/>
+      </w:pPr>
+      <w:rPr>
+        <w:rFonts w:ascii="Wingdings" w:hAnsi="Wingdings" w:hint="default"/>
+      </w:rPr>
+    </w:lvl>
+  </w:abstractNum>
+  <w:abstractNum w:abstractNumId="6" w15:restartNumberingAfterBreak="0">
     <w:nsid w:val="30FE4D5B"/>
     <w:multiLevelType w:val="hybridMultilevel"/>
     <w:tmpl w:val="3D1E2DE8"/>
@@ -12944,7 +16653,7 @@
       </w:rPr>
     </w:lvl>
   </w:abstractNum>
-  <w:abstractNum w:abstractNumId="6" w15:restartNumberingAfterBreak="0">
+  <w:abstractNum w:abstractNumId="7" w15:restartNumberingAfterBreak="0">
     <w:nsid w:val="34084A34"/>
     <w:multiLevelType w:val="hybridMultilevel"/>
     <w:tmpl w:val="02364DC2"/>
@@ -13057,7 +16766,7 @@
       </w:rPr>
     </w:lvl>
   </w:abstractNum>
-  <w:abstractNum w:abstractNumId="7" w15:restartNumberingAfterBreak="0">
+  <w:abstractNum w:abstractNumId="8" w15:restartNumberingAfterBreak="0">
     <w:nsid w:val="357E707D"/>
     <w:multiLevelType w:val="hybridMultilevel"/>
     <w:tmpl w:val="85A0C372"/>
@@ -13170,7 +16879,120 @@
       </w:rPr>
     </w:lvl>
   </w:abstractNum>
-  <w:abstractNum w:abstractNumId="8" w15:restartNumberingAfterBreak="0">
+  <w:abstractNum w:abstractNumId="9" w15:restartNumberingAfterBreak="0">
+    <w:nsid w:val="3F8C1D98"/>
+    <w:multiLevelType w:val="hybridMultilevel"/>
+    <w:tmpl w:val="2E62BD6E"/>
+    <w:lvl w:ilvl="0" w:tplc="08090001">
+      <w:start w:val="1"/>
+      <w:numFmt w:val="bullet"/>
+      <w:lvlText w:val=""/>
+      <w:lvlJc w:val="left"/>
+      <w:pPr>
+        <w:ind w:left="720" w:hanging="360"/>
+      </w:pPr>
+      <w:rPr>
+        <w:rFonts w:ascii="Symbol" w:hAnsi="Symbol" w:hint="default"/>
+      </w:rPr>
+    </w:lvl>
+    <w:lvl w:ilvl="1" w:tplc="08090003" w:tentative="1">
+      <w:start w:val="1"/>
+      <w:numFmt w:val="bullet"/>
+      <w:lvlText w:val="o"/>
+      <w:lvlJc w:val="left"/>
+      <w:pPr>
+        <w:ind w:left="1440" w:hanging="360"/>
+      </w:pPr>
+      <w:rPr>
+        <w:rFonts w:ascii="Courier New" w:hAnsi="Courier New" w:cs="Courier New" w:hint="default"/>
+      </w:rPr>
+    </w:lvl>
+    <w:lvl w:ilvl="2" w:tplc="08090005" w:tentative="1">
+      <w:start w:val="1"/>
+      <w:numFmt w:val="bullet"/>
+      <w:lvlText w:val=""/>
+      <w:lvlJc w:val="left"/>
+      <w:pPr>
+        <w:ind w:left="2160" w:hanging="360"/>
+      </w:pPr>
+      <w:rPr>
+        <w:rFonts w:ascii="Wingdings" w:hAnsi="Wingdings" w:hint="default"/>
+      </w:rPr>
+    </w:lvl>
+    <w:lvl w:ilvl="3" w:tplc="08090001" w:tentative="1">
+      <w:start w:val="1"/>
+      <w:numFmt w:val="bullet"/>
+      <w:lvlText w:val=""/>
+      <w:lvlJc w:val="left"/>
+      <w:pPr>
+        <w:ind w:left="2880" w:hanging="360"/>
+      </w:pPr>
+      <w:rPr>
+        <w:rFonts w:ascii="Symbol" w:hAnsi="Symbol" w:hint="default"/>
+      </w:rPr>
+    </w:lvl>
+    <w:lvl w:ilvl="4" w:tplc="08090003" w:tentative="1">
+      <w:start w:val="1"/>
+      <w:numFmt w:val="bullet"/>
+      <w:lvlText w:val="o"/>
+      <w:lvlJc w:val="left"/>
+      <w:pPr>
+        <w:ind w:left="3600" w:hanging="360"/>
+      </w:pPr>
+      <w:rPr>
+        <w:rFonts w:ascii="Courier New" w:hAnsi="Courier New" w:cs="Courier New" w:hint="default"/>
+      </w:rPr>
+    </w:lvl>
+    <w:lvl w:ilvl="5" w:tplc="08090005" w:tentative="1">
+      <w:start w:val="1"/>
+      <w:numFmt w:val="bullet"/>
+      <w:lvlText w:val=""/>
+      <w:lvlJc w:val="left"/>
+      <w:pPr>
+        <w:ind w:left="4320" w:hanging="360"/>
+      </w:pPr>
+      <w:rPr>
+        <w:rFonts w:ascii="Wingdings" w:hAnsi="Wingdings" w:hint="default"/>
+      </w:rPr>
+    </w:lvl>
+    <w:lvl w:ilvl="6" w:tplc="08090001" w:tentative="1">
+      <w:start w:val="1"/>
+      <w:numFmt w:val="bullet"/>
+      <w:lvlText w:val=""/>
+      <w:lvlJc w:val="left"/>
+      <w:pPr>
+        <w:ind w:left="5040" w:hanging="360"/>
+      </w:pPr>
+      <w:rPr>
+        <w:rFonts w:ascii="Symbol" w:hAnsi="Symbol" w:hint="default"/>
+      </w:rPr>
+    </w:lvl>
+    <w:lvl w:ilvl="7" w:tplc="08090003" w:tentative="1">
+      <w:start w:val="1"/>
+      <w:numFmt w:val="bullet"/>
+      <w:lvlText w:val="o"/>
+      <w:lvlJc w:val="left"/>
+      <w:pPr>
+        <w:ind w:left="5760" w:hanging="360"/>
+      </w:pPr>
+      <w:rPr>
+        <w:rFonts w:ascii="Courier New" w:hAnsi="Courier New" w:cs="Courier New" w:hint="default"/>
+      </w:rPr>
+    </w:lvl>
+    <w:lvl w:ilvl="8" w:tplc="08090005" w:tentative="1">
+      <w:start w:val="1"/>
+      <w:numFmt w:val="bullet"/>
+      <w:lvlText w:val=""/>
+      <w:lvlJc w:val="left"/>
+      <w:pPr>
+        <w:ind w:left="6480" w:hanging="360"/>
+      </w:pPr>
+      <w:rPr>
+        <w:rFonts w:ascii="Wingdings" w:hAnsi="Wingdings" w:hint="default"/>
+      </w:rPr>
+    </w:lvl>
+  </w:abstractNum>
+  <w:abstractNum w:abstractNumId="10" w15:restartNumberingAfterBreak="0">
     <w:nsid w:val="3FD6453A"/>
     <w:multiLevelType w:val="hybridMultilevel"/>
     <w:tmpl w:val="AD74AC26"/>
@@ -13283,7 +17105,7 @@
       </w:rPr>
     </w:lvl>
   </w:abstractNum>
-  <w:abstractNum w:abstractNumId="9" w15:restartNumberingAfterBreak="0">
+  <w:abstractNum w:abstractNumId="11" w15:restartNumberingAfterBreak="0">
     <w:nsid w:val="3FEF011F"/>
     <w:multiLevelType w:val="hybridMultilevel"/>
     <w:tmpl w:val="6240C1F2"/>
@@ -13396,7 +17218,120 @@
       </w:rPr>
     </w:lvl>
   </w:abstractNum>
-  <w:abstractNum w:abstractNumId="10" w15:restartNumberingAfterBreak="0">
+  <w:abstractNum w:abstractNumId="12" w15:restartNumberingAfterBreak="0">
+    <w:nsid w:val="4137149A"/>
+    <w:multiLevelType w:val="hybridMultilevel"/>
+    <w:tmpl w:val="6D666458"/>
+    <w:lvl w:ilvl="0" w:tplc="08090001">
+      <w:start w:val="1"/>
+      <w:numFmt w:val="bullet"/>
+      <w:lvlText w:val=""/>
+      <w:lvlJc w:val="left"/>
+      <w:pPr>
+        <w:ind w:left="720" w:hanging="360"/>
+      </w:pPr>
+      <w:rPr>
+        <w:rFonts w:ascii="Symbol" w:hAnsi="Symbol" w:hint="default"/>
+      </w:rPr>
+    </w:lvl>
+    <w:lvl w:ilvl="1" w:tplc="08090003" w:tentative="1">
+      <w:start w:val="1"/>
+      <w:numFmt w:val="bullet"/>
+      <w:lvlText w:val="o"/>
+      <w:lvlJc w:val="left"/>
+      <w:pPr>
+        <w:ind w:left="1440" w:hanging="360"/>
+      </w:pPr>
+      <w:rPr>
+        <w:rFonts w:ascii="Courier New" w:hAnsi="Courier New" w:cs="Courier New" w:hint="default"/>
+      </w:rPr>
+    </w:lvl>
+    <w:lvl w:ilvl="2" w:tplc="08090005" w:tentative="1">
+      <w:start w:val="1"/>
+      <w:numFmt w:val="bullet"/>
+      <w:lvlText w:val=""/>
+      <w:lvlJc w:val="left"/>
+      <w:pPr>
+        <w:ind w:left="2160" w:hanging="360"/>
+      </w:pPr>
+      <w:rPr>
+        <w:rFonts w:ascii="Wingdings" w:hAnsi="Wingdings" w:hint="default"/>
+      </w:rPr>
+    </w:lvl>
+    <w:lvl w:ilvl="3" w:tplc="08090001" w:tentative="1">
+      <w:start w:val="1"/>
+      <w:numFmt w:val="bullet"/>
+      <w:lvlText w:val=""/>
+      <w:lvlJc w:val="left"/>
+      <w:pPr>
+        <w:ind w:left="2880" w:hanging="360"/>
+      </w:pPr>
+      <w:rPr>
+        <w:rFonts w:ascii="Symbol" w:hAnsi="Symbol" w:hint="default"/>
+      </w:rPr>
+    </w:lvl>
+    <w:lvl w:ilvl="4" w:tplc="08090003" w:tentative="1">
+      <w:start w:val="1"/>
+      <w:numFmt w:val="bullet"/>
+      <w:lvlText w:val="o"/>
+      <w:lvlJc w:val="left"/>
+      <w:pPr>
+        <w:ind w:left="3600" w:hanging="360"/>
+      </w:pPr>
+      <w:rPr>
+        <w:rFonts w:ascii="Courier New" w:hAnsi="Courier New" w:cs="Courier New" w:hint="default"/>
+      </w:rPr>
+    </w:lvl>
+    <w:lvl w:ilvl="5" w:tplc="08090005" w:tentative="1">
+      <w:start w:val="1"/>
+      <w:numFmt w:val="bullet"/>
+      <w:lvlText w:val=""/>
+      <w:lvlJc w:val="left"/>
+      <w:pPr>
+        <w:ind w:left="4320" w:hanging="360"/>
+      </w:pPr>
+      <w:rPr>
+        <w:rFonts w:ascii="Wingdings" w:hAnsi="Wingdings" w:hint="default"/>
+      </w:rPr>
+    </w:lvl>
+    <w:lvl w:ilvl="6" w:tplc="08090001" w:tentative="1">
+      <w:start w:val="1"/>
+      <w:numFmt w:val="bullet"/>
+      <w:lvlText w:val=""/>
+      <w:lvlJc w:val="left"/>
+      <w:pPr>
+        <w:ind w:left="5040" w:hanging="360"/>
+      </w:pPr>
+      <w:rPr>
+        <w:rFonts w:ascii="Symbol" w:hAnsi="Symbol" w:hint="default"/>
+      </w:rPr>
+    </w:lvl>
+    <w:lvl w:ilvl="7" w:tplc="08090003" w:tentative="1">
+      <w:start w:val="1"/>
+      <w:numFmt w:val="bullet"/>
+      <w:lvlText w:val="o"/>
+      <w:lvlJc w:val="left"/>
+      <w:pPr>
+        <w:ind w:left="5760" w:hanging="360"/>
+      </w:pPr>
+      <w:rPr>
+        <w:rFonts w:ascii="Courier New" w:hAnsi="Courier New" w:cs="Courier New" w:hint="default"/>
+      </w:rPr>
+    </w:lvl>
+    <w:lvl w:ilvl="8" w:tplc="08090005" w:tentative="1">
+      <w:start w:val="1"/>
+      <w:numFmt w:val="bullet"/>
+      <w:lvlText w:val=""/>
+      <w:lvlJc w:val="left"/>
+      <w:pPr>
+        <w:ind w:left="6480" w:hanging="360"/>
+      </w:pPr>
+      <w:rPr>
+        <w:rFonts w:ascii="Wingdings" w:hAnsi="Wingdings" w:hint="default"/>
+      </w:rPr>
+    </w:lvl>
+  </w:abstractNum>
+  <w:abstractNum w:abstractNumId="13" w15:restartNumberingAfterBreak="0">
     <w:nsid w:val="4588267E"/>
     <w:multiLevelType w:val="hybridMultilevel"/>
     <w:tmpl w:val="E7845B86"/>
@@ -13509,7 +17444,7 @@
       </w:rPr>
     </w:lvl>
   </w:abstractNum>
-  <w:abstractNum w:abstractNumId="11" w15:restartNumberingAfterBreak="0">
+  <w:abstractNum w:abstractNumId="14" w15:restartNumberingAfterBreak="0">
     <w:nsid w:val="47DA3494"/>
     <w:multiLevelType w:val="hybridMultilevel"/>
     <w:tmpl w:val="799E133E"/>
@@ -13622,7 +17557,7 @@
       </w:rPr>
     </w:lvl>
   </w:abstractNum>
-  <w:abstractNum w:abstractNumId="12" w15:restartNumberingAfterBreak="0">
+  <w:abstractNum w:abstractNumId="15" w15:restartNumberingAfterBreak="0">
     <w:nsid w:val="49C3768B"/>
     <w:multiLevelType w:val="hybridMultilevel"/>
     <w:tmpl w:val="F1DAC4D8"/>
@@ -13735,7 +17670,233 @@
       </w:rPr>
     </w:lvl>
   </w:abstractNum>
-  <w:abstractNum w:abstractNumId="13" w15:restartNumberingAfterBreak="0">
+  <w:abstractNum w:abstractNumId="16" w15:restartNumberingAfterBreak="0">
+    <w:nsid w:val="4C4406D4"/>
+    <w:multiLevelType w:val="hybridMultilevel"/>
+    <w:tmpl w:val="408CC754"/>
+    <w:lvl w:ilvl="0" w:tplc="08090001">
+      <w:start w:val="1"/>
+      <w:numFmt w:val="bullet"/>
+      <w:lvlText w:val=""/>
+      <w:lvlJc w:val="left"/>
+      <w:pPr>
+        <w:ind w:left="720" w:hanging="360"/>
+      </w:pPr>
+      <w:rPr>
+        <w:rFonts w:ascii="Symbol" w:hAnsi="Symbol" w:hint="default"/>
+      </w:rPr>
+    </w:lvl>
+    <w:lvl w:ilvl="1" w:tplc="08090003" w:tentative="1">
+      <w:start w:val="1"/>
+      <w:numFmt w:val="bullet"/>
+      <w:lvlText w:val="o"/>
+      <w:lvlJc w:val="left"/>
+      <w:pPr>
+        <w:ind w:left="1440" w:hanging="360"/>
+      </w:pPr>
+      <w:rPr>
+        <w:rFonts w:ascii="Courier New" w:hAnsi="Courier New" w:cs="Courier New" w:hint="default"/>
+      </w:rPr>
+    </w:lvl>
+    <w:lvl w:ilvl="2" w:tplc="08090005" w:tentative="1">
+      <w:start w:val="1"/>
+      <w:numFmt w:val="bullet"/>
+      <w:lvlText w:val=""/>
+      <w:lvlJc w:val="left"/>
+      <w:pPr>
+        <w:ind w:left="2160" w:hanging="360"/>
+      </w:pPr>
+      <w:rPr>
+        <w:rFonts w:ascii="Wingdings" w:hAnsi="Wingdings" w:hint="default"/>
+      </w:rPr>
+    </w:lvl>
+    <w:lvl w:ilvl="3" w:tplc="08090001" w:tentative="1">
+      <w:start w:val="1"/>
+      <w:numFmt w:val="bullet"/>
+      <w:lvlText w:val=""/>
+      <w:lvlJc w:val="left"/>
+      <w:pPr>
+        <w:ind w:left="2880" w:hanging="360"/>
+      </w:pPr>
+      <w:rPr>
+        <w:rFonts w:ascii="Symbol" w:hAnsi="Symbol" w:hint="default"/>
+      </w:rPr>
+    </w:lvl>
+    <w:lvl w:ilvl="4" w:tplc="08090003" w:tentative="1">
+      <w:start w:val="1"/>
+      <w:numFmt w:val="bullet"/>
+      <w:lvlText w:val="o"/>
+      <w:lvlJc w:val="left"/>
+      <w:pPr>
+        <w:ind w:left="3600" w:hanging="360"/>
+      </w:pPr>
+      <w:rPr>
+        <w:rFonts w:ascii="Courier New" w:hAnsi="Courier New" w:cs="Courier New" w:hint="default"/>
+      </w:rPr>
+    </w:lvl>
+    <w:lvl w:ilvl="5" w:tplc="08090005" w:tentative="1">
+      <w:start w:val="1"/>
+      <w:numFmt w:val="bullet"/>
+      <w:lvlText w:val=""/>
+      <w:lvlJc w:val="left"/>
+      <w:pPr>
+        <w:ind w:left="4320" w:hanging="360"/>
+      </w:pPr>
+      <w:rPr>
+        <w:rFonts w:ascii="Wingdings" w:hAnsi="Wingdings" w:hint="default"/>
+      </w:rPr>
+    </w:lvl>
+    <w:lvl w:ilvl="6" w:tplc="08090001" w:tentative="1">
+      <w:start w:val="1"/>
+      <w:numFmt w:val="bullet"/>
+      <w:lvlText w:val=""/>
+      <w:lvlJc w:val="left"/>
+      <w:pPr>
+        <w:ind w:left="5040" w:hanging="360"/>
+      </w:pPr>
+      <w:rPr>
+        <w:rFonts w:ascii="Symbol" w:hAnsi="Symbol" w:hint="default"/>
+      </w:rPr>
+    </w:lvl>
+    <w:lvl w:ilvl="7" w:tplc="08090003" w:tentative="1">
+      <w:start w:val="1"/>
+      <w:numFmt w:val="bullet"/>
+      <w:lvlText w:val="o"/>
+      <w:lvlJc w:val="left"/>
+      <w:pPr>
+        <w:ind w:left="5760" w:hanging="360"/>
+      </w:pPr>
+      <w:rPr>
+        <w:rFonts w:ascii="Courier New" w:hAnsi="Courier New" w:cs="Courier New" w:hint="default"/>
+      </w:rPr>
+    </w:lvl>
+    <w:lvl w:ilvl="8" w:tplc="08090005" w:tentative="1">
+      <w:start w:val="1"/>
+      <w:numFmt w:val="bullet"/>
+      <w:lvlText w:val=""/>
+      <w:lvlJc w:val="left"/>
+      <w:pPr>
+        <w:ind w:left="6480" w:hanging="360"/>
+      </w:pPr>
+      <w:rPr>
+        <w:rFonts w:ascii="Wingdings" w:hAnsi="Wingdings" w:hint="default"/>
+      </w:rPr>
+    </w:lvl>
+  </w:abstractNum>
+  <w:abstractNum w:abstractNumId="17" w15:restartNumberingAfterBreak="0">
+    <w:nsid w:val="5E0F28C5"/>
+    <w:multiLevelType w:val="hybridMultilevel"/>
+    <w:tmpl w:val="891EAF50"/>
+    <w:lvl w:ilvl="0" w:tplc="08090001">
+      <w:start w:val="1"/>
+      <w:numFmt w:val="bullet"/>
+      <w:lvlText w:val=""/>
+      <w:lvlJc w:val="left"/>
+      <w:pPr>
+        <w:ind w:left="720" w:hanging="360"/>
+      </w:pPr>
+      <w:rPr>
+        <w:rFonts w:ascii="Symbol" w:hAnsi="Symbol" w:hint="default"/>
+      </w:rPr>
+    </w:lvl>
+    <w:lvl w:ilvl="1" w:tplc="08090003" w:tentative="1">
+      <w:start w:val="1"/>
+      <w:numFmt w:val="bullet"/>
+      <w:lvlText w:val="o"/>
+      <w:lvlJc w:val="left"/>
+      <w:pPr>
+        <w:ind w:left="1440" w:hanging="360"/>
+      </w:pPr>
+      <w:rPr>
+        <w:rFonts w:ascii="Courier New" w:hAnsi="Courier New" w:cs="Courier New" w:hint="default"/>
+      </w:rPr>
+    </w:lvl>
+    <w:lvl w:ilvl="2" w:tplc="08090005" w:tentative="1">
+      <w:start w:val="1"/>
+      <w:numFmt w:val="bullet"/>
+      <w:lvlText w:val=""/>
+      <w:lvlJc w:val="left"/>
+      <w:pPr>
+        <w:ind w:left="2160" w:hanging="360"/>
+      </w:pPr>
+      <w:rPr>
+        <w:rFonts w:ascii="Wingdings" w:hAnsi="Wingdings" w:hint="default"/>
+      </w:rPr>
+    </w:lvl>
+    <w:lvl w:ilvl="3" w:tplc="08090001" w:tentative="1">
+      <w:start w:val="1"/>
+      <w:numFmt w:val="bullet"/>
+      <w:lvlText w:val=""/>
+      <w:lvlJc w:val="left"/>
+      <w:pPr>
+        <w:ind w:left="2880" w:hanging="360"/>
+      </w:pPr>
+      <w:rPr>
+        <w:rFonts w:ascii="Symbol" w:hAnsi="Symbol" w:hint="default"/>
+      </w:rPr>
+    </w:lvl>
+    <w:lvl w:ilvl="4" w:tplc="08090003" w:tentative="1">
+      <w:start w:val="1"/>
+      <w:numFmt w:val="bullet"/>
+      <w:lvlText w:val="o"/>
+      <w:lvlJc w:val="left"/>
+      <w:pPr>
+        <w:ind w:left="3600" w:hanging="360"/>
+      </w:pPr>
+      <w:rPr>
+        <w:rFonts w:ascii="Courier New" w:hAnsi="Courier New" w:cs="Courier New" w:hint="default"/>
+      </w:rPr>
+    </w:lvl>
+    <w:lvl w:ilvl="5" w:tplc="08090005" w:tentative="1">
+      <w:start w:val="1"/>
+      <w:numFmt w:val="bullet"/>
+      <w:lvlText w:val=""/>
+      <w:lvlJc w:val="left"/>
+      <w:pPr>
+        <w:ind w:left="4320" w:hanging="360"/>
+      </w:pPr>
+      <w:rPr>
+        <w:rFonts w:ascii="Wingdings" w:hAnsi="Wingdings" w:hint="default"/>
+      </w:rPr>
+    </w:lvl>
+    <w:lvl w:ilvl="6" w:tplc="08090001" w:tentative="1">
+      <w:start w:val="1"/>
+      <w:numFmt w:val="bullet"/>
+      <w:lvlText w:val=""/>
+      <w:lvlJc w:val="left"/>
+      <w:pPr>
+        <w:ind w:left="5040" w:hanging="360"/>
+      </w:pPr>
+      <w:rPr>
+        <w:rFonts w:ascii="Symbol" w:hAnsi="Symbol" w:hint="default"/>
+      </w:rPr>
+    </w:lvl>
+    <w:lvl w:ilvl="7" w:tplc="08090003" w:tentative="1">
+      <w:start w:val="1"/>
+      <w:numFmt w:val="bullet"/>
+      <w:lvlText w:val="o"/>
+      <w:lvlJc w:val="left"/>
+      <w:pPr>
+        <w:ind w:left="5760" w:hanging="360"/>
+      </w:pPr>
+      <w:rPr>
+        <w:rFonts w:ascii="Courier New" w:hAnsi="Courier New" w:cs="Courier New" w:hint="default"/>
+      </w:rPr>
+    </w:lvl>
+    <w:lvl w:ilvl="8" w:tplc="08090005" w:tentative="1">
+      <w:start w:val="1"/>
+      <w:numFmt w:val="bullet"/>
+      <w:lvlText w:val=""/>
+      <w:lvlJc w:val="left"/>
+      <w:pPr>
+        <w:ind w:left="6480" w:hanging="360"/>
+      </w:pPr>
+      <w:rPr>
+        <w:rFonts w:ascii="Wingdings" w:hAnsi="Wingdings" w:hint="default"/>
+      </w:rPr>
+    </w:lvl>
+  </w:abstractNum>
+  <w:abstractNum w:abstractNumId="18" w15:restartNumberingAfterBreak="0">
     <w:nsid w:val="5FF63DFE"/>
     <w:multiLevelType w:val="hybridMultilevel"/>
     <w:tmpl w:val="114C0754"/>
@@ -13824,7 +17985,120 @@
       </w:pPr>
     </w:lvl>
   </w:abstractNum>
-  <w:abstractNum w:abstractNumId="14" w15:restartNumberingAfterBreak="0">
+  <w:abstractNum w:abstractNumId="19" w15:restartNumberingAfterBreak="0">
+    <w:nsid w:val="62CE51F6"/>
+    <w:multiLevelType w:val="hybridMultilevel"/>
+    <w:tmpl w:val="2AAA41B0"/>
+    <w:lvl w:ilvl="0" w:tplc="08090001">
+      <w:start w:val="1"/>
+      <w:numFmt w:val="bullet"/>
+      <w:lvlText w:val=""/>
+      <w:lvlJc w:val="left"/>
+      <w:pPr>
+        <w:ind w:left="720" w:hanging="360"/>
+      </w:pPr>
+      <w:rPr>
+        <w:rFonts w:ascii="Symbol" w:hAnsi="Symbol" w:hint="default"/>
+      </w:rPr>
+    </w:lvl>
+    <w:lvl w:ilvl="1" w:tplc="08090003" w:tentative="1">
+      <w:start w:val="1"/>
+      <w:numFmt w:val="bullet"/>
+      <w:lvlText w:val="o"/>
+      <w:lvlJc w:val="left"/>
+      <w:pPr>
+        <w:ind w:left="1440" w:hanging="360"/>
+      </w:pPr>
+      <w:rPr>
+        <w:rFonts w:ascii="Courier New" w:hAnsi="Courier New" w:cs="Courier New" w:hint="default"/>
+      </w:rPr>
+    </w:lvl>
+    <w:lvl w:ilvl="2" w:tplc="08090005" w:tentative="1">
+      <w:start w:val="1"/>
+      <w:numFmt w:val="bullet"/>
+      <w:lvlText w:val=""/>
+      <w:lvlJc w:val="left"/>
+      <w:pPr>
+        <w:ind w:left="2160" w:hanging="360"/>
+      </w:pPr>
+      <w:rPr>
+        <w:rFonts w:ascii="Wingdings" w:hAnsi="Wingdings" w:hint="default"/>
+      </w:rPr>
+    </w:lvl>
+    <w:lvl w:ilvl="3" w:tplc="08090001" w:tentative="1">
+      <w:start w:val="1"/>
+      <w:numFmt w:val="bullet"/>
+      <w:lvlText w:val=""/>
+      <w:lvlJc w:val="left"/>
+      <w:pPr>
+        <w:ind w:left="2880" w:hanging="360"/>
+      </w:pPr>
+      <w:rPr>
+        <w:rFonts w:ascii="Symbol" w:hAnsi="Symbol" w:hint="default"/>
+      </w:rPr>
+    </w:lvl>
+    <w:lvl w:ilvl="4" w:tplc="08090003" w:tentative="1">
+      <w:start w:val="1"/>
+      <w:numFmt w:val="bullet"/>
+      <w:lvlText w:val="o"/>
+      <w:lvlJc w:val="left"/>
+      <w:pPr>
+        <w:ind w:left="3600" w:hanging="360"/>
+      </w:pPr>
+      <w:rPr>
+        <w:rFonts w:ascii="Courier New" w:hAnsi="Courier New" w:cs="Courier New" w:hint="default"/>
+      </w:rPr>
+    </w:lvl>
+    <w:lvl w:ilvl="5" w:tplc="08090005" w:tentative="1">
+      <w:start w:val="1"/>
+      <w:numFmt w:val="bullet"/>
+      <w:lvlText w:val=""/>
+      <w:lvlJc w:val="left"/>
+      <w:pPr>
+        <w:ind w:left="4320" w:hanging="360"/>
+      </w:pPr>
+      <w:rPr>
+        <w:rFonts w:ascii="Wingdings" w:hAnsi="Wingdings" w:hint="default"/>
+      </w:rPr>
+    </w:lvl>
+    <w:lvl w:ilvl="6" w:tplc="08090001" w:tentative="1">
+      <w:start w:val="1"/>
+      <w:numFmt w:val="bullet"/>
+      <w:lvlText w:val=""/>
+      <w:lvlJc w:val="left"/>
+      <w:pPr>
+        <w:ind w:left="5040" w:hanging="360"/>
+      </w:pPr>
+      <w:rPr>
+        <w:rFonts w:ascii="Symbol" w:hAnsi="Symbol" w:hint="default"/>
+      </w:rPr>
+    </w:lvl>
+    <w:lvl w:ilvl="7" w:tplc="08090003" w:tentative="1">
+      <w:start w:val="1"/>
+      <w:numFmt w:val="bullet"/>
+      <w:lvlText w:val="o"/>
+      <w:lvlJc w:val="left"/>
+      <w:pPr>
+        <w:ind w:left="5760" w:hanging="360"/>
+      </w:pPr>
+      <w:rPr>
+        <w:rFonts w:ascii="Courier New" w:hAnsi="Courier New" w:cs="Courier New" w:hint="default"/>
+      </w:rPr>
+    </w:lvl>
+    <w:lvl w:ilvl="8" w:tplc="08090005" w:tentative="1">
+      <w:start w:val="1"/>
+      <w:numFmt w:val="bullet"/>
+      <w:lvlText w:val=""/>
+      <w:lvlJc w:val="left"/>
+      <w:pPr>
+        <w:ind w:left="6480" w:hanging="360"/>
+      </w:pPr>
+      <w:rPr>
+        <w:rFonts w:ascii="Wingdings" w:hAnsi="Wingdings" w:hint="default"/>
+      </w:rPr>
+    </w:lvl>
+  </w:abstractNum>
+  <w:abstractNum w:abstractNumId="20" w15:restartNumberingAfterBreak="0">
     <w:nsid w:val="6FE73800"/>
     <w:multiLevelType w:val="hybridMultilevel"/>
     <w:tmpl w:val="59DA7848"/>
@@ -13937,7 +18211,120 @@
       </w:rPr>
     </w:lvl>
   </w:abstractNum>
-  <w:abstractNum w:abstractNumId="15" w15:restartNumberingAfterBreak="0">
+  <w:abstractNum w:abstractNumId="21" w15:restartNumberingAfterBreak="0">
+    <w:nsid w:val="76903D1F"/>
+    <w:multiLevelType w:val="hybridMultilevel"/>
+    <w:tmpl w:val="7CB0ED00"/>
+    <w:lvl w:ilvl="0" w:tplc="08090001">
+      <w:start w:val="1"/>
+      <w:numFmt w:val="bullet"/>
+      <w:lvlText w:val=""/>
+      <w:lvlJc w:val="left"/>
+      <w:pPr>
+        <w:ind w:left="720" w:hanging="360"/>
+      </w:pPr>
+      <w:rPr>
+        <w:rFonts w:ascii="Symbol" w:hAnsi="Symbol" w:hint="default"/>
+      </w:rPr>
+    </w:lvl>
+    <w:lvl w:ilvl="1" w:tplc="08090003" w:tentative="1">
+      <w:start w:val="1"/>
+      <w:numFmt w:val="bullet"/>
+      <w:lvlText w:val="o"/>
+      <w:lvlJc w:val="left"/>
+      <w:pPr>
+        <w:ind w:left="1440" w:hanging="360"/>
+      </w:pPr>
+      <w:rPr>
+        <w:rFonts w:ascii="Courier New" w:hAnsi="Courier New" w:cs="Courier New" w:hint="default"/>
+      </w:rPr>
+    </w:lvl>
+    <w:lvl w:ilvl="2" w:tplc="08090005" w:tentative="1">
+      <w:start w:val="1"/>
+      <w:numFmt w:val="bullet"/>
+      <w:lvlText w:val=""/>
+      <w:lvlJc w:val="left"/>
+      <w:pPr>
+        <w:ind w:left="2160" w:hanging="360"/>
+      </w:pPr>
+      <w:rPr>
+        <w:rFonts w:ascii="Wingdings" w:hAnsi="Wingdings" w:hint="default"/>
+      </w:rPr>
+    </w:lvl>
+    <w:lvl w:ilvl="3" w:tplc="08090001" w:tentative="1">
+      <w:start w:val="1"/>
+      <w:numFmt w:val="bullet"/>
+      <w:lvlText w:val=""/>
+      <w:lvlJc w:val="left"/>
+      <w:pPr>
+        <w:ind w:left="2880" w:hanging="360"/>
+      </w:pPr>
+      <w:rPr>
+        <w:rFonts w:ascii="Symbol" w:hAnsi="Symbol" w:hint="default"/>
+      </w:rPr>
+    </w:lvl>
+    <w:lvl w:ilvl="4" w:tplc="08090003" w:tentative="1">
+      <w:start w:val="1"/>
+      <w:numFmt w:val="bullet"/>
+      <w:lvlText w:val="o"/>
+      <w:lvlJc w:val="left"/>
+      <w:pPr>
+        <w:ind w:left="3600" w:hanging="360"/>
+      </w:pPr>
+      <w:rPr>
+        <w:rFonts w:ascii="Courier New" w:hAnsi="Courier New" w:cs="Courier New" w:hint="default"/>
+      </w:rPr>
+    </w:lvl>
+    <w:lvl w:ilvl="5" w:tplc="08090005" w:tentative="1">
+      <w:start w:val="1"/>
+      <w:numFmt w:val="bullet"/>
+      <w:lvlText w:val=""/>
+      <w:lvlJc w:val="left"/>
+      <w:pPr>
+        <w:ind w:left="4320" w:hanging="360"/>
+      </w:pPr>
+      <w:rPr>
+        <w:rFonts w:ascii="Wingdings" w:hAnsi="Wingdings" w:hint="default"/>
+      </w:rPr>
+    </w:lvl>
+    <w:lvl w:ilvl="6" w:tplc="08090001" w:tentative="1">
+      <w:start w:val="1"/>
+      <w:numFmt w:val="bullet"/>
+      <w:lvlText w:val=""/>
+      <w:lvlJc w:val="left"/>
+      <w:pPr>
+        <w:ind w:left="5040" w:hanging="360"/>
+      </w:pPr>
+      <w:rPr>
+        <w:rFonts w:ascii="Symbol" w:hAnsi="Symbol" w:hint="default"/>
+      </w:rPr>
+    </w:lvl>
+    <w:lvl w:ilvl="7" w:tplc="08090003" w:tentative="1">
+      <w:start w:val="1"/>
+      <w:numFmt w:val="bullet"/>
+      <w:lvlText w:val="o"/>
+      <w:lvlJc w:val="left"/>
+      <w:pPr>
+        <w:ind w:left="5760" w:hanging="360"/>
+      </w:pPr>
+      <w:rPr>
+        <w:rFonts w:ascii="Courier New" w:hAnsi="Courier New" w:cs="Courier New" w:hint="default"/>
+      </w:rPr>
+    </w:lvl>
+    <w:lvl w:ilvl="8" w:tplc="08090005" w:tentative="1">
+      <w:start w:val="1"/>
+      <w:numFmt w:val="bullet"/>
+      <w:lvlText w:val=""/>
+      <w:lvlJc w:val="left"/>
+      <w:pPr>
+        <w:ind w:left="6480" w:hanging="360"/>
+      </w:pPr>
+      <w:rPr>
+        <w:rFonts w:ascii="Wingdings" w:hAnsi="Wingdings" w:hint="default"/>
+      </w:rPr>
+    </w:lvl>
+  </w:abstractNum>
+  <w:abstractNum w:abstractNumId="22" w15:restartNumberingAfterBreak="0">
     <w:nsid w:val="7B81520E"/>
     <w:multiLevelType w:val="hybridMultilevel"/>
     <w:tmpl w:val="76065BA0"/>
@@ -14050,7 +18437,7 @@
       </w:rPr>
     </w:lvl>
   </w:abstractNum>
-  <w:abstractNum w:abstractNumId="16" w15:restartNumberingAfterBreak="0">
+  <w:abstractNum w:abstractNumId="23" w15:restartNumberingAfterBreak="0">
     <w:nsid w:val="7CF76542"/>
     <w:multiLevelType w:val="hybridMultilevel"/>
     <w:tmpl w:val="CD0A8F82"/>
@@ -14164,43 +18551,43 @@
     </w:lvl>
   </w:abstractNum>
   <w:num w:numId="1">
-    <w:abstractNumId w:val="5"/>
+    <w:abstractNumId w:val="6"/>
   </w:num>
   <w:num w:numId="2">
-    <w:abstractNumId w:val="13"/>
+    <w:abstractNumId w:val="18"/>
   </w:num>
   <w:num w:numId="3">
-    <w:abstractNumId w:val="15"/>
+    <w:abstractNumId w:val="22"/>
   </w:num>
   <w:num w:numId="4">
-    <w:abstractNumId w:val="6"/>
+    <w:abstractNumId w:val="7"/>
   </w:num>
   <w:num w:numId="5">
-    <w:abstractNumId w:val="8"/>
+    <w:abstractNumId w:val="10"/>
   </w:num>
   <w:num w:numId="6">
     <w:abstractNumId w:val="2"/>
   </w:num>
   <w:num w:numId="7">
-    <w:abstractNumId w:val="9"/>
+    <w:abstractNumId w:val="11"/>
   </w:num>
   <w:num w:numId="8">
-    <w:abstractNumId w:val="11"/>
+    <w:abstractNumId w:val="14"/>
   </w:num>
   <w:num w:numId="9">
     <w:abstractNumId w:val="1"/>
   </w:num>
   <w:num w:numId="10">
-    <w:abstractNumId w:val="16"/>
+    <w:abstractNumId w:val="23"/>
   </w:num>
   <w:num w:numId="11">
-    <w:abstractNumId w:val="7"/>
+    <w:abstractNumId w:val="8"/>
   </w:num>
   <w:num w:numId="12">
     <w:abstractNumId w:val="3"/>
   </w:num>
   <w:num w:numId="13">
-    <w:abstractNumId w:val="10"/>
+    <w:abstractNumId w:val="13"/>
   </w:num>
   <w:num w:numId="14">
     <w:abstractNumId w:val="4"/>
@@ -14209,9 +18596,30 @@
     <w:abstractNumId w:val="0"/>
   </w:num>
   <w:num w:numId="16">
-    <w:abstractNumId w:val="14"/>
+    <w:abstractNumId w:val="20"/>
   </w:num>
   <w:num w:numId="17">
+    <w:abstractNumId w:val="15"/>
+  </w:num>
+  <w:num w:numId="18">
+    <w:abstractNumId w:val="16"/>
+  </w:num>
+  <w:num w:numId="19">
+    <w:abstractNumId w:val="21"/>
+  </w:num>
+  <w:num w:numId="20">
+    <w:abstractNumId w:val="17"/>
+  </w:num>
+  <w:num w:numId="21">
+    <w:abstractNumId w:val="19"/>
+  </w:num>
+  <w:num w:numId="22">
+    <w:abstractNumId w:val="9"/>
+  </w:num>
+  <w:num w:numId="23">
+    <w:abstractNumId w:val="5"/>
+  </w:num>
+  <w:num w:numId="24">
     <w:abstractNumId w:val="12"/>
   </w:num>
 </w:numbering>
@@ -14630,11 +19038,12 @@
     <w:link w:val="Heading1Char"/>
     <w:uiPriority w:val="9"/>
     <w:qFormat/>
-    <w:rsid w:val="000451BC"/>
+    <w:rsid w:val="00E94D80"/>
     <w:pPr>
       <w:keepNext/>
       <w:keepLines/>
       <w:spacing w:before="360" w:after="120"/>
+      <w:jc w:val="center"/>
       <w:outlineLvl w:val="0"/>
     </w:pPr>
     <w:rPr>
@@ -14651,11 +19060,12 @@
     <w:uiPriority w:val="9"/>
     <w:unhideWhenUsed/>
     <w:qFormat/>
-    <w:rsid w:val="000451BC"/>
+    <w:rsid w:val="004F47AC"/>
     <w:pPr>
       <w:keepNext/>
       <w:keepLines/>
       <w:spacing w:before="160" w:after="120"/>
+      <w:jc w:val="center"/>
       <w:outlineLvl w:val="1"/>
     </w:pPr>
     <w:rPr>
@@ -14691,7 +19101,6 @@
     <w:next w:val="Normal"/>
     <w:link w:val="Heading4Char"/>
     <w:uiPriority w:val="9"/>
-    <w:semiHidden/>
     <w:unhideWhenUsed/>
     <w:qFormat/>
     <w:rsid w:val="000451BC"/>
@@ -14739,7 +19148,7 @@
     <w:basedOn w:val="DefaultParagraphFont"/>
     <w:link w:val="Heading1"/>
     <w:uiPriority w:val="9"/>
-    <w:rsid w:val="000451BC"/>
+    <w:rsid w:val="00E94D80"/>
     <w:rPr>
       <w:rFonts w:ascii="Times New Roman" w:eastAsiaTheme="majorEastAsia" w:hAnsi="Times New Roman" w:cstheme="majorBidi"/>
       <w:color w:val="000000" w:themeColor="text1"/>
@@ -14889,7 +19298,7 @@
     <w:basedOn w:val="DefaultParagraphFont"/>
     <w:link w:val="Heading2"/>
     <w:uiPriority w:val="9"/>
-    <w:rsid w:val="000451BC"/>
+    <w:rsid w:val="004F47AC"/>
     <w:rPr>
       <w:rFonts w:ascii="Times New Roman" w:eastAsiaTheme="majorEastAsia" w:hAnsi="Times New Roman" w:cstheme="majorBidi"/>
       <w:color w:val="000000" w:themeColor="text1"/>
@@ -14954,7 +19363,6 @@
     <w:basedOn w:val="DefaultParagraphFont"/>
     <w:link w:val="Heading4"/>
     <w:uiPriority w:val="9"/>
-    <w:semiHidden/>
     <w:rsid w:val="000451BC"/>
     <w:rPr>
       <w:rFonts w:ascii="Times New Roman" w:eastAsiaTheme="majorEastAsia" w:hAnsi="Times New Roman" w:cstheme="majorBidi"/>

--- a/Documentation/LMS Documentation.docx
+++ b/Documentation/LMS Documentation.docx
@@ -4807,6 +4807,64 @@
       </w:pPr>
       <w:r>
         <w:t>Az asztali alkalmazás az adminisztrátorok és a könyvtárosok felülete, amely lehetővé teszi az adatbázis statisztikáinak megjelenítését, illetve a könyvek, kölcsönzések, foglalások, kategóriák, írók, kiadók és felhasználók megtekintését, hozzáadását, frissítését és törlését.</w:t>
+      </w:r>
+    </w:p>
+    <w:p>
+      <w:pPr>
+        <w:jc w:val="both"/>
+      </w:pPr>
+      <w:r>
+        <w:t xml:space="preserve">Az alkalmazás telepíthető a </w:t>
+      </w:r>
+      <w:r>
+        <w:t xml:space="preserve">…/LMS </w:t>
+      </w:r>
+      <w:proofErr w:type="spellStart"/>
+      <w:r>
+        <w:t>Desktop</w:t>
+      </w:r>
+      <w:proofErr w:type="spellEnd"/>
+      <w:r>
+        <w:t>/</w:t>
+      </w:r>
+      <w:r>
+        <w:t xml:space="preserve">LMS </w:t>
+      </w:r>
+      <w:proofErr w:type="spellStart"/>
+      <w:r>
+        <w:t>Desktop</w:t>
+      </w:r>
+      <w:proofErr w:type="spellEnd"/>
+      <w:r>
+        <w:t xml:space="preserve"> Installer.exe-vel.</w:t>
+      </w:r>
+      <w:r>
+        <w:t xml:space="preserve"> A működéshez szükséges az adatbázis, amit a </w:t>
+      </w:r>
+      <w:proofErr w:type="spellStart"/>
+      <w:r>
+        <w:t>Databse</w:t>
+      </w:r>
+      <w:proofErr w:type="spellEnd"/>
+      <w:r>
+        <w:t xml:space="preserve"> mappában található </w:t>
+      </w:r>
+      <w:proofErr w:type="spellStart"/>
+      <w:r>
+        <w:t>Database.sql</w:t>
+      </w:r>
+      <w:proofErr w:type="spellEnd"/>
+      <w:r>
+        <w:t xml:space="preserve"> fájl tartalmaz minta adatokkal. </w:t>
+      </w:r>
+      <w:r>
+        <w:t xml:space="preserve">A kép feltöltéséhez szükséges futtatni a </w:t>
+      </w:r>
+      <w:r>
+        <w:t>…/</w:t>
+      </w:r>
+      <w:r>
+        <w:t>Website/start_backend.bat fájlt.</w:t>
       </w:r>
     </w:p>
     <w:p>
@@ -4986,7 +5044,7 @@
       <w:r>
         <w:tab/>
       </w:r>
-      <w:bookmarkStart w:id="9" w:name="_Toc195200471"/>
+      <w:bookmarkStart w:id="9" w:name="_Toc196378823"/>
       <w:r>
         <w:t xml:space="preserve">ábra </w:t>
       </w:r>
@@ -5106,6 +5164,7 @@
         <w:ind w:left="426" w:hanging="284"/>
       </w:pPr>
       <w:r>
+        <w:lastRenderedPageBreak/>
         <w:t>És a 10 legnépszerűbb könyv kölcsönzések száma alapján – Itt kilistázásra kerül az adott könyv kölcsönzéseinek száma, a könyv címe, szerzője, a kiadás éve és a könyv kategóriája.</w:t>
       </w:r>
     </w:p>
@@ -5115,7 +5174,6 @@
         <w:jc w:val="both"/>
       </w:pPr>
       <w:r>
-        <w:lastRenderedPageBreak/>
         <w:t>A bal alsó sarokban lévő „</w:t>
       </w:r>
       <w:r>
@@ -5201,7 +5259,7 @@
                                 <w:sz w:val="24"/>
                               </w:rPr>
                             </w:pPr>
-                            <w:bookmarkStart w:id="11" w:name="_Toc195200472"/>
+                            <w:bookmarkStart w:id="11" w:name="_Toc196378824"/>
                             <w:r>
                               <w:t xml:space="preserve">ábra </w:t>
                             </w:r>
@@ -5257,7 +5315,7 @@
                           <w:sz w:val="24"/>
                         </w:rPr>
                       </w:pPr>
-                      <w:bookmarkStart w:id="12" w:name="_Toc195200472"/>
+                      <w:bookmarkStart w:id="12" w:name="_Toc196378824"/>
                       <w:r>
                         <w:t xml:space="preserve">ábra </w:t>
                       </w:r>
@@ -5497,7 +5555,7 @@
       <w:r>
         <w:tab/>
       </w:r>
-      <w:bookmarkStart w:id="13" w:name="_Toc195200473"/>
+      <w:bookmarkStart w:id="13" w:name="_Toc196378825"/>
       <w:r>
         <w:t xml:space="preserve">ábra </w:t>
       </w:r>
@@ -5772,7 +5830,7 @@
         <w:pStyle w:val="Caption"/>
         <w:jc w:val="center"/>
       </w:pPr>
-      <w:bookmarkStart w:id="15" w:name="_Toc195200474"/>
+      <w:bookmarkStart w:id="15" w:name="_Toc196378826"/>
       <w:r>
         <w:t xml:space="preserve">ábra </w:t>
       </w:r>
@@ -5918,7 +5976,7 @@
       <w:r>
         <w:tab/>
       </w:r>
-      <w:bookmarkStart w:id="16" w:name="_Toc195200475"/>
+      <w:bookmarkStart w:id="16" w:name="_Toc196378827"/>
       <w:r>
         <w:t xml:space="preserve">ábra </w:t>
       </w:r>
@@ -6026,7 +6084,7 @@
         <w:pStyle w:val="Caption"/>
         <w:jc w:val="center"/>
       </w:pPr>
-      <w:bookmarkStart w:id="17" w:name="_Toc195200476"/>
+      <w:bookmarkStart w:id="17" w:name="_Toc196378828"/>
       <w:r>
         <w:t xml:space="preserve">ábra </w:t>
       </w:r>
@@ -6256,7 +6314,7 @@
         <w:pStyle w:val="Caption"/>
         <w:jc w:val="center"/>
       </w:pPr>
-      <w:bookmarkStart w:id="19" w:name="_Toc195200477"/>
+      <w:bookmarkStart w:id="19" w:name="_Toc196378829"/>
       <w:r>
         <w:t xml:space="preserve">ábra </w:t>
       </w:r>
@@ -6396,7 +6454,7 @@
       <w:r>
         <w:tab/>
       </w:r>
-      <w:bookmarkStart w:id="20" w:name="_Toc195200478"/>
+      <w:bookmarkStart w:id="20" w:name="_Toc196378830"/>
       <w:r>
         <w:t xml:space="preserve">ábra </w:t>
       </w:r>
@@ -6503,7 +6561,7 @@
         <w:pStyle w:val="Caption"/>
         <w:jc w:val="center"/>
       </w:pPr>
-      <w:bookmarkStart w:id="21" w:name="_Toc195200479"/>
+      <w:bookmarkStart w:id="21" w:name="_Toc196378831"/>
       <w:r>
         <w:t xml:space="preserve">ábra </w:t>
       </w:r>
@@ -6591,7 +6649,7 @@
         </w:tabs>
         <w:jc w:val="center"/>
       </w:pPr>
-      <w:bookmarkStart w:id="22" w:name="_Toc195200480"/>
+      <w:bookmarkStart w:id="22" w:name="_Toc196378832"/>
       <w:r>
         <w:t xml:space="preserve">ábra </w:t>
       </w:r>
@@ -6890,7 +6948,7 @@
         <w:pStyle w:val="Caption"/>
         <w:jc w:val="center"/>
       </w:pPr>
-      <w:bookmarkStart w:id="24" w:name="_Toc195200481"/>
+      <w:bookmarkStart w:id="24" w:name="_Toc196378833"/>
       <w:r>
         <w:t xml:space="preserve">ábra </w:t>
       </w:r>
@@ -7045,7 +7103,7 @@
         </w:rPr>
         <w:tab/>
       </w:r>
-      <w:bookmarkStart w:id="25" w:name="_Toc195200482"/>
+      <w:bookmarkStart w:id="25" w:name="_Toc196378834"/>
       <w:r>
         <w:t xml:space="preserve">ábra </w:t>
       </w:r>
@@ -7220,7 +7278,7 @@
         </w:rPr>
         <w:tab/>
       </w:r>
-      <w:bookmarkStart w:id="26" w:name="_Toc195200483"/>
+      <w:bookmarkStart w:id="26" w:name="_Toc196378835"/>
       <w:r>
         <w:t xml:space="preserve">ábra </w:t>
       </w:r>
@@ -7480,7 +7538,7 @@
         <w:pStyle w:val="Caption"/>
         <w:jc w:val="center"/>
       </w:pPr>
-      <w:bookmarkStart w:id="28" w:name="_Toc195200484"/>
+      <w:bookmarkStart w:id="28" w:name="_Toc196378836"/>
       <w:r>
         <w:t xml:space="preserve">ábra </w:t>
       </w:r>
@@ -7639,7 +7697,7 @@
         </w:rPr>
         <w:tab/>
       </w:r>
-      <w:bookmarkStart w:id="29" w:name="_Toc195200485"/>
+      <w:bookmarkStart w:id="29" w:name="_Toc196378837"/>
       <w:r>
         <w:t xml:space="preserve">ábra </w:t>
       </w:r>
@@ -7749,7 +7807,7 @@
         </w:tabs>
         <w:jc w:val="center"/>
       </w:pPr>
-      <w:bookmarkStart w:id="30" w:name="_Toc195200486"/>
+      <w:bookmarkStart w:id="30" w:name="_Toc196378838"/>
       <w:r>
         <w:t xml:space="preserve">ábra </w:t>
       </w:r>
@@ -8027,7 +8085,7 @@
         <w:pStyle w:val="Caption"/>
         <w:jc w:val="center"/>
       </w:pPr>
-      <w:bookmarkStart w:id="32" w:name="_Toc195200487"/>
+      <w:bookmarkStart w:id="32" w:name="_Toc196378839"/>
       <w:r>
         <w:t xml:space="preserve">ábra </w:t>
       </w:r>
@@ -8168,7 +8226,7 @@
       <w:r>
         <w:tab/>
       </w:r>
-      <w:bookmarkStart w:id="33" w:name="_Toc195200488"/>
+      <w:bookmarkStart w:id="33" w:name="_Toc196378840"/>
       <w:r>
         <w:t xml:space="preserve">ábra </w:t>
       </w:r>
@@ -8275,7 +8333,7 @@
         <w:pStyle w:val="Caption"/>
         <w:jc w:val="center"/>
       </w:pPr>
-      <w:bookmarkStart w:id="34" w:name="_Toc195200489"/>
+      <w:bookmarkStart w:id="34" w:name="_Toc196378841"/>
       <w:r>
         <w:t xml:space="preserve">ábra </w:t>
       </w:r>
@@ -8508,7 +8566,7 @@
         <w:pStyle w:val="Caption"/>
         <w:jc w:val="center"/>
       </w:pPr>
-      <w:bookmarkStart w:id="36" w:name="_Toc195200490"/>
+      <w:bookmarkStart w:id="36" w:name="_Toc196378842"/>
       <w:r>
         <w:t xml:space="preserve">ábra </w:t>
       </w:r>
@@ -8648,7 +8706,7 @@
       <w:r>
         <w:tab/>
       </w:r>
-      <w:bookmarkStart w:id="37" w:name="_Toc195200491"/>
+      <w:bookmarkStart w:id="37" w:name="_Toc196378843"/>
       <w:r>
         <w:t xml:space="preserve">ábra </w:t>
       </w:r>
@@ -8755,7 +8813,7 @@
         <w:pStyle w:val="Caption"/>
         <w:jc w:val="center"/>
       </w:pPr>
-      <w:bookmarkStart w:id="38" w:name="_Toc195200492"/>
+      <w:bookmarkStart w:id="38" w:name="_Toc196378844"/>
       <w:r>
         <w:t xml:space="preserve">ábra </w:t>
       </w:r>
@@ -8998,7 +9056,7 @@
         <w:spacing w:after="0"/>
         <w:jc w:val="center"/>
       </w:pPr>
-      <w:bookmarkStart w:id="40" w:name="_Toc195200493"/>
+      <w:bookmarkStart w:id="40" w:name="_Toc196378845"/>
       <w:r>
         <w:t xml:space="preserve">ábra </w:t>
       </w:r>
@@ -9084,7 +9142,7 @@
         <w:pStyle w:val="Caption"/>
         <w:jc w:val="center"/>
       </w:pPr>
-      <w:bookmarkStart w:id="41" w:name="_Toc195200494"/>
+      <w:bookmarkStart w:id="41" w:name="_Toc196378846"/>
       <w:r>
         <w:t xml:space="preserve">ábra </w:t>
       </w:r>
@@ -9169,7 +9227,7 @@
         <w:pStyle w:val="Caption"/>
         <w:jc w:val="center"/>
       </w:pPr>
-      <w:bookmarkStart w:id="42" w:name="_Toc195200495"/>
+      <w:bookmarkStart w:id="42" w:name="_Toc196378847"/>
       <w:r>
         <w:t xml:space="preserve">ábra </w:t>
       </w:r>
@@ -9313,7 +9371,7 @@
       <w:r>
         <w:tab/>
       </w:r>
-      <w:bookmarkStart w:id="43" w:name="_Toc195200496"/>
+      <w:bookmarkStart w:id="43" w:name="_Toc196378848"/>
       <w:r>
         <w:t xml:space="preserve">ábra </w:t>
       </w:r>
@@ -9385,9 +9443,103 @@
     </w:p>
     <w:p>
       <w:pPr>
+        <w:keepNext/>
+        <w:spacing w:after="0"/>
+      </w:pPr>
+      <w:bookmarkStart w:id="46" w:name="_Toc196378241"/>
+      <w:r>
+        <w:rPr>
+          <w:noProof/>
+        </w:rPr>
+        <w:drawing>
+          <wp:inline distT="0" distB="0" distL="0" distR="0" wp14:anchorId="073FE28E" wp14:editId="0E86D99D">
+            <wp:extent cx="5380845" cy="3554565"/>
+            <wp:effectExtent l="190500" t="190500" r="182245" b="198755"/>
+            <wp:docPr id="5" name="Picture 5"/>
+            <wp:cNvGraphicFramePr>
+              <a:graphicFrameLocks xmlns:a="http://schemas.openxmlformats.org/drawingml/2006/main" noChangeAspect="1"/>
+            </wp:cNvGraphicFramePr>
+            <a:graphic xmlns:a="http://schemas.openxmlformats.org/drawingml/2006/main">
+              <a:graphicData uri="http://schemas.openxmlformats.org/drawingml/2006/picture">
+                <pic:pic xmlns:pic="http://schemas.openxmlformats.org/drawingml/2006/picture">
+                  <pic:nvPicPr>
+                    <pic:cNvPr id="0" name="Picture 1"/>
+                    <pic:cNvPicPr>
+                      <a:picLocks noChangeAspect="1" noChangeArrowheads="1"/>
+                    </pic:cNvPicPr>
+                  </pic:nvPicPr>
+                  <pic:blipFill>
+                    <a:blip r:embed="rId44" cstate="print">
+                      <a:extLst>
+                        <a:ext uri="{28A0092B-C50C-407E-A947-70E740481C1C}">
+                          <a14:useLocalDpi xmlns:a14="http://schemas.microsoft.com/office/drawing/2010/main" val="0"/>
+                        </a:ext>
+                      </a:extLst>
+                    </a:blip>
+                    <a:srcRect/>
+                    <a:stretch>
+                      <a:fillRect/>
+                    </a:stretch>
+                  </pic:blipFill>
+                  <pic:spPr bwMode="auto">
+                    <a:xfrm>
+                      <a:off x="0" y="0"/>
+                      <a:ext cx="5397796" cy="3565762"/>
+                    </a:xfrm>
+                    <a:prstGeom prst="rect">
+                      <a:avLst/>
+                    </a:prstGeom>
+                    <a:ln>
+                      <a:noFill/>
+                    </a:ln>
+                    <a:effectLst>
+                      <a:outerShdw blurRad="190500" algn="tl" rotWithShape="0">
+                        <a:srgbClr val="000000">
+                          <a:alpha val="70000"/>
+                        </a:srgbClr>
+                      </a:outerShdw>
+                    </a:effectLst>
+                  </pic:spPr>
+                </pic:pic>
+              </a:graphicData>
+            </a:graphic>
+          </wp:inline>
+        </w:drawing>
+      </w:r>
+    </w:p>
+    <w:p>
+      <w:pPr>
+        <w:pStyle w:val="Caption"/>
+        <w:jc w:val="center"/>
+      </w:pPr>
+      <w:bookmarkStart w:id="47" w:name="_Toc196378849"/>
+      <w:r>
+        <w:t xml:space="preserve">ábra </w:t>
+      </w:r>
+      <w:r>
+        <w:fldChar w:fldCharType="begin"/>
+      </w:r>
+      <w:r>
+        <w:instrText xml:space="preserve"> SEQ ábra \* ARABIC </w:instrText>
+      </w:r>
+      <w:r>
+        <w:fldChar w:fldCharType="separate"/>
+      </w:r>
+      <w:r>
+        <w:rPr>
+          <w:noProof/>
+        </w:rPr>
+        <w:t>37</w:t>
+      </w:r>
+      <w:bookmarkEnd w:id="47"/>
+      <w:r>
+        <w:fldChar w:fldCharType="end"/>
+      </w:r>
+    </w:p>
+    <w:p>
+      <w:pPr>
         <w:pStyle w:val="Heading3"/>
       </w:pPr>
-      <w:bookmarkStart w:id="46" w:name="_Toc196378241"/>
       <w:proofErr w:type="spellStart"/>
       <w:r>
         <w:t>Books</w:t>
@@ -9527,7 +9679,7 @@
       <w:pPr>
         <w:pStyle w:val="Heading3"/>
       </w:pPr>
-      <w:bookmarkStart w:id="47" w:name="_Toc196378242"/>
+      <w:bookmarkStart w:id="48" w:name="_Toc196378242"/>
       <w:proofErr w:type="spellStart"/>
       <w:r>
         <w:t>Publishers</w:t>
@@ -9536,7 +9688,7 @@
       <w:r>
         <w:t xml:space="preserve"> tábla</w:t>
       </w:r>
-      <w:bookmarkEnd w:id="47"/>
+      <w:bookmarkEnd w:id="48"/>
     </w:p>
     <w:p>
       <w:pPr>
@@ -9586,7 +9738,7 @@
       <w:pPr>
         <w:pStyle w:val="Heading3"/>
       </w:pPr>
-      <w:bookmarkStart w:id="48" w:name="_Toc196378243"/>
+      <w:bookmarkStart w:id="49" w:name="_Toc196378243"/>
       <w:proofErr w:type="spellStart"/>
       <w:r>
         <w:t>Categories</w:t>
@@ -9595,7 +9747,7 @@
       <w:r>
         <w:t xml:space="preserve"> tábla</w:t>
       </w:r>
-      <w:bookmarkEnd w:id="48"/>
+      <w:bookmarkEnd w:id="49"/>
     </w:p>
     <w:p>
       <w:pPr>
@@ -9649,13 +9801,7 @@
         <w:jc w:val="both"/>
       </w:pPr>
       <w:r>
-        <w:t xml:space="preserve">A </w:t>
-      </w:r>
-      <w:r>
-        <w:t>táblában,</w:t>
-      </w:r>
-      <w:r>
-        <w:t xml:space="preserve"> ha törlésre kerül egy adat, az törlődik a </w:t>
+        <w:t xml:space="preserve">A táblában, ha törlésre kerül egy adat, az törlődik a </w:t>
       </w:r>
       <w:proofErr w:type="spellStart"/>
       <w:r>
@@ -9684,16 +9830,17 @@
       <w:pPr>
         <w:pStyle w:val="Heading3"/>
       </w:pPr>
-      <w:bookmarkStart w:id="49" w:name="_Toc196378244"/>
-      <w:proofErr w:type="spellStart"/>
-      <w:r>
+      <w:bookmarkStart w:id="50" w:name="_Toc196378244"/>
+      <w:proofErr w:type="spellStart"/>
+      <w:r>
+        <w:lastRenderedPageBreak/>
         <w:t>Books_Categories</w:t>
       </w:r>
       <w:proofErr w:type="spellEnd"/>
       <w:r>
         <w:t xml:space="preserve"> tábla</w:t>
       </w:r>
-      <w:bookmarkEnd w:id="49"/>
+      <w:bookmarkEnd w:id="50"/>
     </w:p>
     <w:p>
       <w:pPr>
@@ -9716,7 +9863,7 @@
       <w:pPr>
         <w:pStyle w:val="Heading3"/>
       </w:pPr>
-      <w:bookmarkStart w:id="50" w:name="_Toc196378245"/>
+      <w:bookmarkStart w:id="51" w:name="_Toc196378245"/>
       <w:proofErr w:type="spellStart"/>
       <w:r>
         <w:t>Authors</w:t>
@@ -9725,7 +9872,7 @@
       <w:r>
         <w:t xml:space="preserve"> tábla</w:t>
       </w:r>
-      <w:bookmarkEnd w:id="50"/>
+      <w:bookmarkEnd w:id="51"/>
     </w:p>
     <w:p>
       <w:pPr>
@@ -9797,7 +9944,7 @@
       <w:pPr>
         <w:pStyle w:val="Heading3"/>
       </w:pPr>
-      <w:bookmarkStart w:id="51" w:name="_Toc196378246"/>
+      <w:bookmarkStart w:id="52" w:name="_Toc196378246"/>
       <w:proofErr w:type="spellStart"/>
       <w:r>
         <w:t>Books_Authors</w:t>
@@ -9806,7 +9953,7 @@
       <w:r>
         <w:t xml:space="preserve"> tábla</w:t>
       </w:r>
-      <w:bookmarkEnd w:id="51"/>
+      <w:bookmarkEnd w:id="52"/>
     </w:p>
     <w:p>
       <w:pPr>
@@ -9842,7 +9989,7 @@
       <w:pPr>
         <w:pStyle w:val="Heading3"/>
       </w:pPr>
-      <w:bookmarkStart w:id="52" w:name="_Toc196378247"/>
+      <w:bookmarkStart w:id="53" w:name="_Toc196378247"/>
       <w:proofErr w:type="spellStart"/>
       <w:r>
         <w:t>Roles</w:t>
@@ -9851,7 +9998,7 @@
       <w:r>
         <w:t xml:space="preserve"> tábla</w:t>
       </w:r>
-      <w:bookmarkEnd w:id="52"/>
+      <w:bookmarkEnd w:id="53"/>
     </w:p>
     <w:p>
       <w:pPr>
@@ -9916,17 +10063,16 @@
       <w:pPr>
         <w:pStyle w:val="Heading3"/>
       </w:pPr>
-      <w:bookmarkStart w:id="53" w:name="_Toc196378248"/>
-      <w:proofErr w:type="spellStart"/>
-      <w:r>
-        <w:lastRenderedPageBreak/>
+      <w:bookmarkStart w:id="54" w:name="_Toc196378248"/>
+      <w:proofErr w:type="spellStart"/>
+      <w:r>
         <w:t>Users</w:t>
       </w:r>
       <w:proofErr w:type="spellEnd"/>
       <w:r>
         <w:t xml:space="preserve"> tábla</w:t>
       </w:r>
-      <w:bookmarkEnd w:id="53"/>
+      <w:bookmarkEnd w:id="54"/>
     </w:p>
     <w:p>
       <w:pPr>
@@ -10272,16 +10418,17 @@
       <w:pPr>
         <w:pStyle w:val="Heading3"/>
       </w:pPr>
-      <w:bookmarkStart w:id="54" w:name="_Toc196378249"/>
-      <w:proofErr w:type="spellStart"/>
-      <w:r>
+      <w:bookmarkStart w:id="55" w:name="_Toc196378249"/>
+      <w:proofErr w:type="spellStart"/>
+      <w:r>
+        <w:lastRenderedPageBreak/>
         <w:t>Borrowings</w:t>
       </w:r>
       <w:proofErr w:type="spellEnd"/>
       <w:r>
         <w:t xml:space="preserve"> tábla</w:t>
       </w:r>
-      <w:bookmarkEnd w:id="54"/>
+      <w:bookmarkEnd w:id="55"/>
     </w:p>
     <w:p>
       <w:pPr>
@@ -10426,7 +10573,7 @@
       <w:pPr>
         <w:pStyle w:val="Heading3"/>
       </w:pPr>
-      <w:bookmarkStart w:id="55" w:name="_Toc196378250"/>
+      <w:bookmarkStart w:id="56" w:name="_Toc196378250"/>
       <w:proofErr w:type="spellStart"/>
       <w:r>
         <w:t>Reservations</w:t>
@@ -10435,7 +10582,7 @@
       <w:r>
         <w:t xml:space="preserve"> tábla</w:t>
       </w:r>
-      <w:bookmarkEnd w:id="55"/>
+      <w:bookmarkEnd w:id="56"/>
     </w:p>
     <w:p>
       <w:pPr>
@@ -10553,13 +10700,12 @@
       <w:pPr>
         <w:pStyle w:val="Heading3"/>
       </w:pPr>
-      <w:bookmarkStart w:id="56" w:name="_Toc196378251"/>
-      <w:proofErr w:type="spellStart"/>
-      <w:r>
-        <w:lastRenderedPageBreak/>
+      <w:bookmarkStart w:id="57" w:name="_Toc196378251"/>
+      <w:proofErr w:type="spellStart"/>
+      <w:r>
         <w:t>Borrowings_storage</w:t>
       </w:r>
-      <w:bookmarkEnd w:id="56"/>
+      <w:bookmarkEnd w:id="57"/>
       <w:proofErr w:type="spellEnd"/>
     </w:p>
     <w:p>
@@ -10599,7 +10745,7 @@
       <w:pPr>
         <w:pStyle w:val="Heading3"/>
       </w:pPr>
-      <w:bookmarkStart w:id="57" w:name="_Toc196378252"/>
+      <w:bookmarkStart w:id="58" w:name="_Toc196378252"/>
       <w:proofErr w:type="spellStart"/>
       <w:r>
         <w:t>after_borrowings_insert</w:t>
@@ -10612,7 +10758,7 @@
       <w:r>
         <w:t>trigger</w:t>
       </w:r>
-      <w:bookmarkEnd w:id="57"/>
+      <w:bookmarkEnd w:id="58"/>
       <w:proofErr w:type="spellEnd"/>
     </w:p>
     <w:p>
@@ -10649,7 +10795,7 @@
       <w:pPr>
         <w:pStyle w:val="Heading3"/>
       </w:pPr>
-      <w:bookmarkStart w:id="58" w:name="_Toc196378253"/>
+      <w:bookmarkStart w:id="59" w:name="_Toc196378253"/>
       <w:proofErr w:type="spellStart"/>
       <w:r>
         <w:t>after_borrowings_update</w:t>
@@ -10662,7 +10808,7 @@
       <w:r>
         <w:t>trigger</w:t>
       </w:r>
-      <w:bookmarkEnd w:id="58"/>
+      <w:bookmarkEnd w:id="59"/>
       <w:proofErr w:type="spellEnd"/>
     </w:p>
     <w:p>
@@ -10699,7 +10845,7 @@
       <w:pPr>
         <w:pStyle w:val="Heading3"/>
       </w:pPr>
-      <w:bookmarkStart w:id="59" w:name="_Toc196378254"/>
+      <w:bookmarkStart w:id="60" w:name="_Toc196378254"/>
       <w:proofErr w:type="spellStart"/>
       <w:r>
         <w:t>delete_authors_and_books</w:t>
@@ -10712,7 +10858,7 @@
       <w:r>
         <w:t>trigger</w:t>
       </w:r>
-      <w:bookmarkEnd w:id="59"/>
+      <w:bookmarkEnd w:id="60"/>
       <w:proofErr w:type="spellEnd"/>
     </w:p>
     <w:p>
@@ -10761,9 +10907,10 @@
       <w:pPr>
         <w:pStyle w:val="Heading3"/>
       </w:pPr>
-      <w:bookmarkStart w:id="60" w:name="_Toc196378255"/>
-      <w:proofErr w:type="spellStart"/>
-      <w:r>
+      <w:bookmarkStart w:id="61" w:name="_Toc196378255"/>
+      <w:proofErr w:type="spellStart"/>
+      <w:r>
+        <w:lastRenderedPageBreak/>
         <w:t>delete_categories_and_books</w:t>
       </w:r>
       <w:proofErr w:type="spellEnd"/>
@@ -10774,7 +10921,7 @@
       <w:r>
         <w:t>trigger</w:t>
       </w:r>
-      <w:bookmarkEnd w:id="60"/>
+      <w:bookmarkEnd w:id="61"/>
       <w:proofErr w:type="spellEnd"/>
     </w:p>
     <w:p>
@@ -10835,7 +10982,7 @@
       <w:pPr>
         <w:pStyle w:val="Heading3"/>
       </w:pPr>
-      <w:bookmarkStart w:id="61" w:name="_Toc196378256"/>
+      <w:bookmarkStart w:id="62" w:name="_Toc196378256"/>
       <w:proofErr w:type="spellStart"/>
       <w:r>
         <w:t>delete_expired_reservation</w:t>
@@ -10848,7 +10995,7 @@
       <w:r>
         <w:t>event</w:t>
       </w:r>
-      <w:bookmarkEnd w:id="61"/>
+      <w:bookmarkEnd w:id="62"/>
       <w:proofErr w:type="spellEnd"/>
     </w:p>
     <w:p>
@@ -10877,27 +11024,27 @@
       <w:pPr>
         <w:pStyle w:val="Heading2"/>
       </w:pPr>
-      <w:bookmarkStart w:id="62" w:name="_Toc196378257"/>
+      <w:bookmarkStart w:id="63" w:name="_Toc196378257"/>
       <w:r>
         <w:t>Backend</w:t>
       </w:r>
-      <w:bookmarkEnd w:id="62"/>
+      <w:bookmarkEnd w:id="63"/>
     </w:p>
     <w:p>
       <w:pPr>
         <w:pStyle w:val="Heading2"/>
       </w:pPr>
-      <w:bookmarkStart w:id="63" w:name="_Toc196378258"/>
+      <w:bookmarkStart w:id="64" w:name="_Toc196378258"/>
       <w:r>
         <w:t>Frontend</w:t>
       </w:r>
-      <w:bookmarkEnd w:id="63"/>
+      <w:bookmarkEnd w:id="64"/>
     </w:p>
     <w:p>
       <w:pPr>
         <w:pStyle w:val="Heading2"/>
       </w:pPr>
-      <w:bookmarkStart w:id="64" w:name="_Toc196378259"/>
+      <w:bookmarkStart w:id="65" w:name="_Toc196378259"/>
       <w:r>
         <w:rPr>
           <w:lang w:val="en-GB"/>
@@ -10907,13 +11054,13 @@
       <w:r>
         <w:t xml:space="preserve"> (asztali alkalmazás)</w:t>
       </w:r>
-      <w:bookmarkEnd w:id="64"/>
+      <w:bookmarkEnd w:id="65"/>
     </w:p>
     <w:p>
       <w:pPr>
         <w:pStyle w:val="Heading3"/>
       </w:pPr>
-      <w:bookmarkStart w:id="65" w:name="_Toc196378260"/>
+      <w:bookmarkStart w:id="66" w:name="_Toc196378260"/>
       <w:proofErr w:type="spellStart"/>
       <w:r>
         <w:t>Connection</w:t>
@@ -10922,7 +11069,7 @@
       <w:r>
         <w:t xml:space="preserve"> osztály</w:t>
       </w:r>
-      <w:bookmarkEnd w:id="65"/>
+      <w:bookmarkEnd w:id="66"/>
     </w:p>
     <w:p>
       <w:pPr>
@@ -10949,7 +11096,6 @@
         <w:jc w:val="both"/>
       </w:pPr>
       <w:r>
-        <w:lastRenderedPageBreak/>
         <w:t xml:space="preserve">Saját </w:t>
       </w:r>
       <w:proofErr w:type="spellStart"/>
@@ -10992,7 +11138,7 @@
       <w:pPr>
         <w:pStyle w:val="Heading3"/>
       </w:pPr>
-      <w:bookmarkStart w:id="66" w:name="_Toc196378261"/>
+      <w:bookmarkStart w:id="67" w:name="_Toc196378261"/>
       <w:proofErr w:type="spellStart"/>
       <w:r>
         <w:t>HandleFiles</w:t>
@@ -11001,7 +11147,7 @@
       <w:r>
         <w:t xml:space="preserve"> osztály</w:t>
       </w:r>
-      <w:bookmarkEnd w:id="66"/>
+      <w:bookmarkEnd w:id="67"/>
     </w:p>
     <w:p>
       <w:pPr>
@@ -11090,7 +11236,7 @@
       <w:pPr>
         <w:pStyle w:val="Heading3"/>
       </w:pPr>
-      <w:bookmarkStart w:id="67" w:name="_Toc196378262"/>
+      <w:bookmarkStart w:id="68" w:name="_Toc196378262"/>
       <w:proofErr w:type="spellStart"/>
       <w:r>
         <w:t>HandleQueries</w:t>
@@ -11099,7 +11245,7 @@
       <w:r>
         <w:t xml:space="preserve"> osztály</w:t>
       </w:r>
-      <w:bookmarkEnd w:id="67"/>
+      <w:bookmarkEnd w:id="68"/>
     </w:p>
     <w:p>
       <w:pPr>
@@ -11188,11 +11334,12 @@
       <w:pPr>
         <w:pStyle w:val="Heading3"/>
       </w:pPr>
-      <w:bookmarkStart w:id="68" w:name="_Toc196378263"/>
-      <w:r>
+      <w:bookmarkStart w:id="69" w:name="_Toc196378263"/>
+      <w:r>
+        <w:lastRenderedPageBreak/>
         <w:t>Egyéb osztályok</w:t>
       </w:r>
-      <w:bookmarkEnd w:id="68"/>
+      <w:bookmarkEnd w:id="69"/>
     </w:p>
     <w:p>
       <w:pPr>
@@ -11395,7 +11542,7 @@
       <w:pPr>
         <w:pStyle w:val="Heading3"/>
       </w:pPr>
-      <w:bookmarkStart w:id="69" w:name="_Toc196378264"/>
+      <w:bookmarkStart w:id="70" w:name="_Toc196378264"/>
       <w:r>
         <w:t>Login</w:t>
       </w:r>
@@ -11406,7 +11553,7 @@
       <w:r>
         <w:t>form</w:t>
       </w:r>
-      <w:bookmarkEnd w:id="69"/>
+      <w:bookmarkEnd w:id="70"/>
       <w:proofErr w:type="spellEnd"/>
     </w:p>
     <w:p>
@@ -11448,7 +11595,6 @@
         <w:jc w:val="both"/>
       </w:pPr>
       <w:r>
-        <w:lastRenderedPageBreak/>
         <w:t xml:space="preserve">A </w:t>
       </w:r>
       <w:proofErr w:type="spellStart"/>
@@ -11546,7 +11692,7 @@
       <w:pPr>
         <w:pStyle w:val="Heading3"/>
       </w:pPr>
-      <w:bookmarkStart w:id="70" w:name="_Toc196378265"/>
+      <w:bookmarkStart w:id="71" w:name="_Toc196378265"/>
       <w:r>
         <w:t>Main</w:t>
       </w:r>
@@ -11557,7 +11703,7 @@
       <w:r>
         <w:t>form</w:t>
       </w:r>
-      <w:bookmarkEnd w:id="70"/>
+      <w:bookmarkEnd w:id="71"/>
       <w:proofErr w:type="spellEnd"/>
     </w:p>
     <w:p>
@@ -11708,6 +11854,7 @@
         <w:jc w:val="both"/>
       </w:pPr>
       <w:r>
+        <w:lastRenderedPageBreak/>
         <w:t>Itt külön-külön lekérdezés van a statisztikák kiírtatására (Könyvek, Felhasználók és Kölcsönzések száma)</w:t>
       </w:r>
     </w:p>
@@ -11766,7 +11913,7 @@
       <w:pPr>
         <w:pStyle w:val="Heading3"/>
       </w:pPr>
-      <w:bookmarkStart w:id="71" w:name="_Toc196378266"/>
+      <w:bookmarkStart w:id="72" w:name="_Toc196378266"/>
       <w:proofErr w:type="spellStart"/>
       <w:r>
         <w:t>Profile</w:t>
@@ -11779,7 +11926,7 @@
       <w:r>
         <w:t>Settings</w:t>
       </w:r>
-      <w:bookmarkEnd w:id="71"/>
+      <w:bookmarkEnd w:id="72"/>
       <w:proofErr w:type="spellEnd"/>
     </w:p>
     <w:p>
@@ -11889,7 +12036,6 @@
         <w:jc w:val="both"/>
       </w:pPr>
       <w:r>
-        <w:lastRenderedPageBreak/>
         <w:t xml:space="preserve">A </w:t>
       </w:r>
       <w:proofErr w:type="spellStart"/>
@@ -11943,12 +12089,12 @@
       <w:pPr>
         <w:pStyle w:val="Heading3"/>
       </w:pPr>
-      <w:bookmarkStart w:id="72" w:name="_Toc196378267"/>
+      <w:bookmarkStart w:id="73" w:name="_Toc196378267"/>
       <w:proofErr w:type="spellStart"/>
       <w:r>
         <w:t>Books</w:t>
       </w:r>
-      <w:bookmarkEnd w:id="72"/>
+      <w:bookmarkEnd w:id="73"/>
       <w:proofErr w:type="spellEnd"/>
     </w:p>
     <w:p>
@@ -12071,6 +12217,7 @@
         <w:ind w:left="1134"/>
       </w:pPr>
       <w:r>
+        <w:lastRenderedPageBreak/>
         <w:t xml:space="preserve">Az ellenőrzés után át lesz másolva a </w:t>
       </w:r>
       <w:proofErr w:type="spellStart"/>
@@ -12206,12 +12353,12 @@
       <w:pPr>
         <w:pStyle w:val="Heading3"/>
       </w:pPr>
-      <w:bookmarkStart w:id="73" w:name="_Toc196378268"/>
+      <w:bookmarkStart w:id="74" w:name="_Toc196378268"/>
       <w:proofErr w:type="spellStart"/>
       <w:r>
         <w:t>Borrowings</w:t>
       </w:r>
-      <w:bookmarkEnd w:id="73"/>
+      <w:bookmarkEnd w:id="74"/>
       <w:proofErr w:type="spellEnd"/>
     </w:p>
     <w:p>
@@ -12370,13 +12517,12 @@
       <w:pPr>
         <w:pStyle w:val="Heading3"/>
       </w:pPr>
-      <w:bookmarkStart w:id="74" w:name="_Toc196378269"/>
-      <w:proofErr w:type="spellStart"/>
-      <w:r>
-        <w:lastRenderedPageBreak/>
+      <w:bookmarkStart w:id="75" w:name="_Toc196378269"/>
+      <w:proofErr w:type="spellStart"/>
+      <w:r>
         <w:t>Reservations</w:t>
       </w:r>
-      <w:bookmarkEnd w:id="74"/>
+      <w:bookmarkEnd w:id="75"/>
       <w:proofErr w:type="spellEnd"/>
     </w:p>
     <w:p>
@@ -12558,6 +12704,7 @@
         <w:jc w:val="both"/>
       </w:pPr>
       <w:r>
+        <w:lastRenderedPageBreak/>
         <w:t xml:space="preserve">A </w:t>
       </w:r>
       <w:proofErr w:type="spellStart"/>
@@ -12581,12 +12728,12 @@
       <w:pPr>
         <w:pStyle w:val="Heading3"/>
       </w:pPr>
-      <w:bookmarkStart w:id="75" w:name="_Toc196378270"/>
+      <w:bookmarkStart w:id="76" w:name="_Toc196378270"/>
       <w:proofErr w:type="spellStart"/>
       <w:r>
         <w:t>Categories</w:t>
       </w:r>
-      <w:bookmarkEnd w:id="75"/>
+      <w:bookmarkEnd w:id="76"/>
       <w:proofErr w:type="spellEnd"/>
     </w:p>
     <w:p>
@@ -12699,12 +12846,12 @@
       <w:pPr>
         <w:pStyle w:val="Heading3"/>
       </w:pPr>
-      <w:bookmarkStart w:id="76" w:name="_Toc196378271"/>
+      <w:bookmarkStart w:id="77" w:name="_Toc196378271"/>
       <w:proofErr w:type="spellStart"/>
       <w:r>
         <w:t>Authors</w:t>
       </w:r>
-      <w:bookmarkEnd w:id="76"/>
+      <w:bookmarkEnd w:id="77"/>
       <w:proofErr w:type="spellEnd"/>
     </w:p>
     <w:p>
@@ -12809,13 +12956,12 @@
       <w:pPr>
         <w:pStyle w:val="Heading3"/>
       </w:pPr>
-      <w:bookmarkStart w:id="77" w:name="_Toc196378272"/>
-      <w:proofErr w:type="spellStart"/>
-      <w:r>
-        <w:lastRenderedPageBreak/>
+      <w:bookmarkStart w:id="78" w:name="_Toc196378272"/>
+      <w:proofErr w:type="spellStart"/>
+      <w:r>
         <w:t>Publishers</w:t>
       </w:r>
-      <w:bookmarkEnd w:id="77"/>
+      <w:bookmarkEnd w:id="78"/>
       <w:proofErr w:type="spellEnd"/>
     </w:p>
     <w:p>
@@ -12904,12 +13050,12 @@
       <w:pPr>
         <w:pStyle w:val="Heading3"/>
       </w:pPr>
-      <w:bookmarkStart w:id="78" w:name="_Toc196378273"/>
+      <w:bookmarkStart w:id="79" w:name="_Toc196378273"/>
       <w:proofErr w:type="spellStart"/>
       <w:r>
         <w:t>Users</w:t>
       </w:r>
-      <w:bookmarkEnd w:id="78"/>
+      <w:bookmarkEnd w:id="79"/>
       <w:proofErr w:type="spellEnd"/>
     </w:p>
     <w:p>
@@ -13013,6 +13159,7 @@
       </w:pPr>
       <w:proofErr w:type="spellStart"/>
       <w:r>
+        <w:lastRenderedPageBreak/>
         <w:t>Librarian</w:t>
       </w:r>
       <w:proofErr w:type="spellEnd"/>
@@ -13205,12 +13352,11 @@
         <w:pStyle w:val="Heading3"/>
         <w:spacing w:line="360" w:lineRule="auto"/>
       </w:pPr>
-      <w:bookmarkStart w:id="79" w:name="_Toc196378274"/>
-      <w:r>
-        <w:lastRenderedPageBreak/>
+      <w:bookmarkStart w:id="80" w:name="_Toc196378274"/>
+      <w:r>
         <w:t>SQL Lekérdezések</w:t>
       </w:r>
-      <w:bookmarkEnd w:id="79"/>
+      <w:bookmarkEnd w:id="80"/>
     </w:p>
     <w:p>
       <w:pPr>
@@ -13302,6 +13448,7 @@
       </w:pPr>
       <w:proofErr w:type="spellStart"/>
       <w:r>
+        <w:lastRenderedPageBreak/>
         <w:t>SelectCurrentBorrowing</w:t>
       </w:r>
       <w:proofErr w:type="spellEnd"/>
@@ -13460,7 +13607,6 @@
       </w:pPr>
       <w:proofErr w:type="spellStart"/>
       <w:r>
-        <w:lastRenderedPageBreak/>
         <w:t>SelectAuthorWithBook</w:t>
       </w:r>
       <w:proofErr w:type="spellEnd"/>
@@ -13561,6 +13707,7 @@
       </w:pPr>
       <w:proofErr w:type="spellStart"/>
       <w:r>
+        <w:lastRenderedPageBreak/>
         <w:t>SelectBookCount</w:t>
       </w:r>
       <w:proofErr w:type="spellEnd"/>
@@ -13656,12 +13803,12 @@
       <w:pPr>
         <w:pStyle w:val="Heading1"/>
       </w:pPr>
-      <w:bookmarkStart w:id="80" w:name="_Toc196378275"/>
+      <w:bookmarkStart w:id="81" w:name="_Toc196378275"/>
       <w:r>
         <w:lastRenderedPageBreak/>
         <w:t>Összegzés</w:t>
       </w:r>
-      <w:bookmarkEnd w:id="80"/>
+      <w:bookmarkEnd w:id="81"/>
     </w:p>
     <w:p>
       <w:r>
@@ -13672,12 +13819,12 @@
       <w:pPr>
         <w:pStyle w:val="Heading1"/>
       </w:pPr>
-      <w:bookmarkStart w:id="81" w:name="_Toc196378276"/>
+      <w:bookmarkStart w:id="82" w:name="_Toc196378276"/>
       <w:r>
         <w:lastRenderedPageBreak/>
         <w:t>Ábrajegyzék</w:t>
       </w:r>
-      <w:bookmarkEnd w:id="81"/>
+      <w:bookmarkEnd w:id="82"/>
     </w:p>
     <w:p>
       <w:pPr>
@@ -13703,7 +13850,7 @@
       <w:r>
         <w:fldChar w:fldCharType="separate"/>
       </w:r>
-      <w:hyperlink w:anchor="_Toc195200471" w:history="1">
+      <w:hyperlink w:anchor="_Toc196378823" w:history="1">
         <w:r>
           <w:rPr>
             <w:rStyle w:val="Hyperlink"/>
@@ -13747,7 +13894,7 @@
             <w:noProof/>
             <w:webHidden/>
           </w:rPr>
-          <w:instrText xml:space="preserve"> PAGEREF _Toc195200471 \h </w:instrText>
+          <w:instrText xml:space="preserve"> PAGEREF _Toc196378823 \h </w:instrText>
         </w:r>
         <w:r>
           <w:rPr>
@@ -13767,7 +13914,7 @@
             <w:noProof/>
             <w:webHidden/>
           </w:rPr>
-          <w:t>3</w:t>
+          <w:t>4</w:t>
         </w:r>
         <w:r>
           <w:rPr>
@@ -13792,7 +13939,7 @@
           <w:lang w:val="en-GB" w:eastAsia="en-GB"/>
         </w:rPr>
       </w:pPr>
-      <w:hyperlink r:id="rId44" w:anchor="_Toc195200472" w:history="1">
+      <w:hyperlink r:id="rId45" w:anchor="_Toc196378824" w:history="1">
         <w:r>
           <w:rPr>
             <w:rStyle w:val="Hyperlink"/>
@@ -13819,7 +13966,7 @@
             <w:noProof/>
             <w:webHidden/>
           </w:rPr>
-          <w:instrText xml:space="preserve"> PAGEREF _Toc195200472 \h </w:instrText>
+          <w:instrText xml:space="preserve"> PAGEREF _Toc196378824 \h </w:instrText>
         </w:r>
         <w:r>
           <w:rPr>
@@ -13839,7 +13986,7 @@
             <w:noProof/>
             <w:webHidden/>
           </w:rPr>
-          <w:t>4</w:t>
+          <w:t>5</w:t>
         </w:r>
         <w:r>
           <w:rPr>
@@ -13865,7 +14012,7 @@
           <w:lang w:val="en-GB" w:eastAsia="en-GB"/>
         </w:rPr>
       </w:pPr>
-      <w:hyperlink w:anchor="_Toc195200473" w:history="1">
+      <w:hyperlink w:anchor="_Toc196378825" w:history="1">
         <w:r>
           <w:rPr>
             <w:rStyle w:val="Hyperlink"/>
@@ -13909,7 +14056,7 @@
             <w:noProof/>
             <w:webHidden/>
           </w:rPr>
-          <w:instrText xml:space="preserve"> PAGEREF _Toc195200473 \h </w:instrText>
+          <w:instrText xml:space="preserve"> PAGEREF _Toc196378825 \h </w:instrText>
         </w:r>
         <w:r>
           <w:rPr>
@@ -13929,7 +14076,7 @@
             <w:noProof/>
             <w:webHidden/>
           </w:rPr>
-          <w:t>4</w:t>
+          <w:t>5</w:t>
         </w:r>
         <w:r>
           <w:rPr>
@@ -13954,7 +14101,7 @@
           <w:lang w:val="en-GB" w:eastAsia="en-GB"/>
         </w:rPr>
       </w:pPr>
-      <w:hyperlink w:anchor="_Toc195200474" w:history="1">
+      <w:hyperlink w:anchor="_Toc196378826" w:history="1">
         <w:r>
           <w:rPr>
             <w:rStyle w:val="Hyperlink"/>
@@ -13981,7 +14128,7 @@
             <w:noProof/>
             <w:webHidden/>
           </w:rPr>
-          <w:instrText xml:space="preserve"> PAGEREF _Toc195200474 \h </w:instrText>
+          <w:instrText xml:space="preserve"> PAGEREF _Toc196378826 \h </w:instrText>
         </w:r>
         <w:r>
           <w:rPr>
@@ -14001,7 +14148,7 @@
             <w:noProof/>
             <w:webHidden/>
           </w:rPr>
-          <w:t>5</w:t>
+          <w:t>6</w:t>
         </w:r>
         <w:r>
           <w:rPr>
@@ -14027,7 +14174,7 @@
           <w:lang w:val="en-GB" w:eastAsia="en-GB"/>
         </w:rPr>
       </w:pPr>
-      <w:hyperlink w:anchor="_Toc195200475" w:history="1">
+      <w:hyperlink w:anchor="_Toc196378827" w:history="1">
         <w:r>
           <w:rPr>
             <w:rStyle w:val="Hyperlink"/>
@@ -14071,7 +14218,7 @@
             <w:noProof/>
             <w:webHidden/>
           </w:rPr>
-          <w:instrText xml:space="preserve"> PAGEREF _Toc195200475 \h </w:instrText>
+          <w:instrText xml:space="preserve"> PAGEREF _Toc196378827 \h </w:instrText>
         </w:r>
         <w:r>
           <w:rPr>
@@ -14091,7 +14238,7 @@
             <w:noProof/>
             <w:webHidden/>
           </w:rPr>
-          <w:t>6</w:t>
+          <w:t>7</w:t>
         </w:r>
         <w:r>
           <w:rPr>
@@ -14116,7 +14263,7 @@
           <w:lang w:val="en-GB" w:eastAsia="en-GB"/>
         </w:rPr>
       </w:pPr>
-      <w:hyperlink w:anchor="_Toc195200476" w:history="1">
+      <w:hyperlink w:anchor="_Toc196378828" w:history="1">
         <w:r>
           <w:rPr>
             <w:rStyle w:val="Hyperlink"/>
@@ -14143,7 +14290,7 @@
             <w:noProof/>
             <w:webHidden/>
           </w:rPr>
-          <w:instrText xml:space="preserve"> PAGEREF _Toc195200476 \h </w:instrText>
+          <w:instrText xml:space="preserve"> PAGEREF _Toc196378828 \h </w:instrText>
         </w:r>
         <w:r>
           <w:rPr>
@@ -14163,7 +14310,7 @@
             <w:noProof/>
             <w:webHidden/>
           </w:rPr>
-          <w:t>6</w:t>
+          <w:t>7</w:t>
         </w:r>
         <w:r>
           <w:rPr>
@@ -14188,7 +14335,7 @@
           <w:lang w:val="en-GB" w:eastAsia="en-GB"/>
         </w:rPr>
       </w:pPr>
-      <w:hyperlink w:anchor="_Toc195200477" w:history="1">
+      <w:hyperlink w:anchor="_Toc196378829" w:history="1">
         <w:r>
           <w:rPr>
             <w:rStyle w:val="Hyperlink"/>
@@ -14215,7 +14362,7 @@
             <w:noProof/>
             <w:webHidden/>
           </w:rPr>
-          <w:instrText xml:space="preserve"> PAGEREF _Toc195200477 \h </w:instrText>
+          <w:instrText xml:space="preserve"> PAGEREF _Toc196378829 \h </w:instrText>
         </w:r>
         <w:r>
           <w:rPr>
@@ -14235,7 +14382,7 @@
             <w:noProof/>
             <w:webHidden/>
           </w:rPr>
-          <w:t>7</w:t>
+          <w:t>8</w:t>
         </w:r>
         <w:r>
           <w:rPr>
@@ -14261,7 +14408,7 @@
           <w:lang w:val="en-GB" w:eastAsia="en-GB"/>
         </w:rPr>
       </w:pPr>
-      <w:hyperlink w:anchor="_Toc195200478" w:history="1">
+      <w:hyperlink w:anchor="_Toc196378830" w:history="1">
         <w:r>
           <w:rPr>
             <w:rStyle w:val="Hyperlink"/>
@@ -14305,7 +14452,7 @@
             <w:noProof/>
             <w:webHidden/>
           </w:rPr>
-          <w:instrText xml:space="preserve"> PAGEREF _Toc195200478 \h </w:instrText>
+          <w:instrText xml:space="preserve"> PAGEREF _Toc196378830 \h </w:instrText>
         </w:r>
         <w:r>
           <w:rPr>
@@ -14325,7 +14472,7 @@
             <w:noProof/>
             <w:webHidden/>
           </w:rPr>
-          <w:t>7</w:t>
+          <w:t>8</w:t>
         </w:r>
         <w:r>
           <w:rPr>
@@ -14350,7 +14497,7 @@
           <w:lang w:val="en-GB" w:eastAsia="en-GB"/>
         </w:rPr>
       </w:pPr>
-      <w:hyperlink w:anchor="_Toc195200479" w:history="1">
+      <w:hyperlink w:anchor="_Toc196378831" w:history="1">
         <w:r>
           <w:rPr>
             <w:rStyle w:val="Hyperlink"/>
@@ -14377,7 +14524,7 @@
             <w:noProof/>
             <w:webHidden/>
           </w:rPr>
-          <w:instrText xml:space="preserve"> PAGEREF _Toc195200479 \h </w:instrText>
+          <w:instrText xml:space="preserve"> PAGEREF _Toc196378831 \h </w:instrText>
         </w:r>
         <w:r>
           <w:rPr>
@@ -14397,7 +14544,7 @@
             <w:noProof/>
             <w:webHidden/>
           </w:rPr>
-          <w:t>8</w:t>
+          <w:t>9</w:t>
         </w:r>
         <w:r>
           <w:rPr>
@@ -14422,7 +14569,7 @@
           <w:lang w:val="en-GB" w:eastAsia="en-GB"/>
         </w:rPr>
       </w:pPr>
-      <w:hyperlink w:anchor="_Toc195200480" w:history="1">
+      <w:hyperlink w:anchor="_Toc196378832" w:history="1">
         <w:r>
           <w:rPr>
             <w:rStyle w:val="Hyperlink"/>
@@ -14449,7 +14596,7 @@
             <w:noProof/>
             <w:webHidden/>
           </w:rPr>
-          <w:instrText xml:space="preserve"> PAGEREF _Toc195200480 \h </w:instrText>
+          <w:instrText xml:space="preserve"> PAGEREF _Toc196378832 \h </w:instrText>
         </w:r>
         <w:r>
           <w:rPr>
@@ -14469,7 +14616,7 @@
             <w:noProof/>
             <w:webHidden/>
           </w:rPr>
-          <w:t>8</w:t>
+          <w:t>9</w:t>
         </w:r>
         <w:r>
           <w:rPr>
@@ -14494,7 +14641,7 @@
           <w:lang w:val="en-GB" w:eastAsia="en-GB"/>
         </w:rPr>
       </w:pPr>
-      <w:hyperlink w:anchor="_Toc195200481" w:history="1">
+      <w:hyperlink w:anchor="_Toc196378833" w:history="1">
         <w:r>
           <w:rPr>
             <w:rStyle w:val="Hyperlink"/>
@@ -14521,7 +14668,7 @@
             <w:noProof/>
             <w:webHidden/>
           </w:rPr>
-          <w:instrText xml:space="preserve"> PAGEREF _Toc195200481 \h </w:instrText>
+          <w:instrText xml:space="preserve"> PAGEREF _Toc196378833 \h </w:instrText>
         </w:r>
         <w:r>
           <w:rPr>
@@ -14541,7 +14688,7 @@
             <w:noProof/>
             <w:webHidden/>
           </w:rPr>
-          <w:t>9</w:t>
+          <w:t>10</w:t>
         </w:r>
         <w:r>
           <w:rPr>
@@ -14567,7 +14714,7 @@
           <w:lang w:val="en-GB" w:eastAsia="en-GB"/>
         </w:rPr>
       </w:pPr>
-      <w:hyperlink w:anchor="_Toc195200482" w:history="1">
+      <w:hyperlink w:anchor="_Toc196378834" w:history="1">
         <w:r>
           <w:rPr>
             <w:rStyle w:val="Hyperlink"/>
@@ -14611,7 +14758,7 @@
             <w:noProof/>
             <w:webHidden/>
           </w:rPr>
-          <w:instrText xml:space="preserve"> PAGEREF _Toc195200482 \h </w:instrText>
+          <w:instrText xml:space="preserve"> PAGEREF _Toc196378834 \h </w:instrText>
         </w:r>
         <w:r>
           <w:rPr>
@@ -14657,7 +14804,7 @@
           <w:lang w:val="en-GB" w:eastAsia="en-GB"/>
         </w:rPr>
       </w:pPr>
-      <w:hyperlink w:anchor="_Toc195200483" w:history="1">
+      <w:hyperlink w:anchor="_Toc196378835" w:history="1">
         <w:r>
           <w:rPr>
             <w:rStyle w:val="Hyperlink"/>
@@ -14701,7 +14848,7 @@
             <w:noProof/>
             <w:webHidden/>
           </w:rPr>
-          <w:instrText xml:space="preserve"> PAGEREF _Toc195200483 \h </w:instrText>
+          <w:instrText xml:space="preserve"> PAGEREF _Toc196378835 \h </w:instrText>
         </w:r>
         <w:r>
           <w:rPr>
@@ -14721,7 +14868,7 @@
             <w:noProof/>
             <w:webHidden/>
           </w:rPr>
-          <w:t>10</w:t>
+          <w:t>11</w:t>
         </w:r>
         <w:r>
           <w:rPr>
@@ -14746,7 +14893,7 @@
           <w:lang w:val="en-GB" w:eastAsia="en-GB"/>
         </w:rPr>
       </w:pPr>
-      <w:hyperlink w:anchor="_Toc195200484" w:history="1">
+      <w:hyperlink w:anchor="_Toc196378836" w:history="1">
         <w:r>
           <w:rPr>
             <w:rStyle w:val="Hyperlink"/>
@@ -14773,7 +14920,7 @@
             <w:noProof/>
             <w:webHidden/>
           </w:rPr>
-          <w:instrText xml:space="preserve"> PAGEREF _Toc195200484 \h </w:instrText>
+          <w:instrText xml:space="preserve"> PAGEREF _Toc196378836 \h </w:instrText>
         </w:r>
         <w:r>
           <w:rPr>
@@ -14793,7 +14940,7 @@
             <w:noProof/>
             <w:webHidden/>
           </w:rPr>
-          <w:t>11</w:t>
+          <w:t>12</w:t>
         </w:r>
         <w:r>
           <w:rPr>
@@ -14819,7 +14966,7 @@
           <w:lang w:val="en-GB" w:eastAsia="en-GB"/>
         </w:rPr>
       </w:pPr>
-      <w:hyperlink w:anchor="_Toc195200485" w:history="1">
+      <w:hyperlink w:anchor="_Toc196378837" w:history="1">
         <w:r>
           <w:rPr>
             <w:rStyle w:val="Hyperlink"/>
@@ -14863,7 +15010,7 @@
             <w:noProof/>
             <w:webHidden/>
           </w:rPr>
-          <w:instrText xml:space="preserve"> PAGEREF _Toc195200485 \h </w:instrText>
+          <w:instrText xml:space="preserve"> PAGEREF _Toc196378837 \h </w:instrText>
         </w:r>
         <w:r>
           <w:rPr>
@@ -14883,7 +15030,7 @@
             <w:noProof/>
             <w:webHidden/>
           </w:rPr>
-          <w:t>11</w:t>
+          <w:t>12</w:t>
         </w:r>
         <w:r>
           <w:rPr>
@@ -14908,7 +15055,7 @@
           <w:lang w:val="en-GB" w:eastAsia="en-GB"/>
         </w:rPr>
       </w:pPr>
-      <w:hyperlink w:anchor="_Toc195200486" w:history="1">
+      <w:hyperlink w:anchor="_Toc196378838" w:history="1">
         <w:r>
           <w:rPr>
             <w:rStyle w:val="Hyperlink"/>
@@ -14935,7 +15082,7 @@
             <w:noProof/>
             <w:webHidden/>
           </w:rPr>
-          <w:instrText xml:space="preserve"> PAGEREF _Toc195200486 \h </w:instrText>
+          <w:instrText xml:space="preserve"> PAGEREF _Toc196378838 \h </w:instrText>
         </w:r>
         <w:r>
           <w:rPr>
@@ -14955,7 +15102,7 @@
             <w:noProof/>
             <w:webHidden/>
           </w:rPr>
-          <w:t>11</w:t>
+          <w:t>12</w:t>
         </w:r>
         <w:r>
           <w:rPr>
@@ -14980,7 +15127,7 @@
           <w:lang w:val="en-GB" w:eastAsia="en-GB"/>
         </w:rPr>
       </w:pPr>
-      <w:hyperlink w:anchor="_Toc195200487" w:history="1">
+      <w:hyperlink w:anchor="_Toc196378839" w:history="1">
         <w:r>
           <w:rPr>
             <w:rStyle w:val="Hyperlink"/>
@@ -15007,7 +15154,7 @@
             <w:noProof/>
             <w:webHidden/>
           </w:rPr>
-          <w:instrText xml:space="preserve"> PAGEREF _Toc195200487 \h </w:instrText>
+          <w:instrText xml:space="preserve"> PAGEREF _Toc196378839 \h </w:instrText>
         </w:r>
         <w:r>
           <w:rPr>
@@ -15027,7 +15174,7 @@
             <w:noProof/>
             <w:webHidden/>
           </w:rPr>
-          <w:t>12</w:t>
+          <w:t>13</w:t>
         </w:r>
         <w:r>
           <w:rPr>
@@ -15053,7 +15200,7 @@
           <w:lang w:val="en-GB" w:eastAsia="en-GB"/>
         </w:rPr>
       </w:pPr>
-      <w:hyperlink w:anchor="_Toc195200488" w:history="1">
+      <w:hyperlink w:anchor="_Toc196378840" w:history="1">
         <w:r>
           <w:rPr>
             <w:rStyle w:val="Hyperlink"/>
@@ -15097,7 +15244,7 @@
             <w:noProof/>
             <w:webHidden/>
           </w:rPr>
-          <w:instrText xml:space="preserve"> PAGEREF _Toc195200488 \h </w:instrText>
+          <w:instrText xml:space="preserve"> PAGEREF _Toc196378840 \h </w:instrText>
         </w:r>
         <w:r>
           <w:rPr>
@@ -15117,7 +15264,7 @@
             <w:noProof/>
             <w:webHidden/>
           </w:rPr>
-          <w:t>13</w:t>
+          <w:t>14</w:t>
         </w:r>
         <w:r>
           <w:rPr>
@@ -15142,7 +15289,7 @@
           <w:lang w:val="en-GB" w:eastAsia="en-GB"/>
         </w:rPr>
       </w:pPr>
-      <w:hyperlink w:anchor="_Toc195200489" w:history="1">
+      <w:hyperlink w:anchor="_Toc196378841" w:history="1">
         <w:r>
           <w:rPr>
             <w:rStyle w:val="Hyperlink"/>
@@ -15169,7 +15316,7 @@
             <w:noProof/>
             <w:webHidden/>
           </w:rPr>
-          <w:instrText xml:space="preserve"> PAGEREF _Toc195200489 \h </w:instrText>
+          <w:instrText xml:space="preserve"> PAGEREF _Toc196378841 \h </w:instrText>
         </w:r>
         <w:r>
           <w:rPr>
@@ -15189,7 +15336,7 @@
             <w:noProof/>
             <w:webHidden/>
           </w:rPr>
-          <w:t>13</w:t>
+          <w:t>14</w:t>
         </w:r>
         <w:r>
           <w:rPr>
@@ -15214,7 +15361,7 @@
           <w:lang w:val="en-GB" w:eastAsia="en-GB"/>
         </w:rPr>
       </w:pPr>
-      <w:hyperlink w:anchor="_Toc195200490" w:history="1">
+      <w:hyperlink w:anchor="_Toc196378842" w:history="1">
         <w:r>
           <w:rPr>
             <w:rStyle w:val="Hyperlink"/>
@@ -15241,7 +15388,7 @@
             <w:noProof/>
             <w:webHidden/>
           </w:rPr>
-          <w:instrText xml:space="preserve"> PAGEREF _Toc195200490 \h </w:instrText>
+          <w:instrText xml:space="preserve"> PAGEREF _Toc196378842 \h </w:instrText>
         </w:r>
         <w:r>
           <w:rPr>
@@ -15261,7 +15408,7 @@
             <w:noProof/>
             <w:webHidden/>
           </w:rPr>
-          <w:t>14</w:t>
+          <w:t>15</w:t>
         </w:r>
         <w:r>
           <w:rPr>
@@ -15287,7 +15434,7 @@
           <w:lang w:val="en-GB" w:eastAsia="en-GB"/>
         </w:rPr>
       </w:pPr>
-      <w:hyperlink w:anchor="_Toc195200491" w:history="1">
+      <w:hyperlink w:anchor="_Toc196378843" w:history="1">
         <w:r>
           <w:rPr>
             <w:rStyle w:val="Hyperlink"/>
@@ -15331,7 +15478,7 @@
             <w:noProof/>
             <w:webHidden/>
           </w:rPr>
-          <w:instrText xml:space="preserve"> PAGEREF _Toc195200491 \h </w:instrText>
+          <w:instrText xml:space="preserve"> PAGEREF _Toc196378843 \h </w:instrText>
         </w:r>
         <w:r>
           <w:rPr>
@@ -15351,7 +15498,7 @@
             <w:noProof/>
             <w:webHidden/>
           </w:rPr>
-          <w:t>14</w:t>
+          <w:t>15</w:t>
         </w:r>
         <w:r>
           <w:rPr>
@@ -15376,7 +15523,7 @@
           <w:lang w:val="en-GB" w:eastAsia="en-GB"/>
         </w:rPr>
       </w:pPr>
-      <w:hyperlink w:anchor="_Toc195200492" w:history="1">
+      <w:hyperlink w:anchor="_Toc196378844" w:history="1">
         <w:r>
           <w:rPr>
             <w:rStyle w:val="Hyperlink"/>
@@ -15403,7 +15550,7 @@
             <w:noProof/>
             <w:webHidden/>
           </w:rPr>
-          <w:instrText xml:space="preserve"> PAGEREF _Toc195200492 \h </w:instrText>
+          <w:instrText xml:space="preserve"> PAGEREF _Toc196378844 \h </w:instrText>
         </w:r>
         <w:r>
           <w:rPr>
@@ -15423,7 +15570,7 @@
             <w:noProof/>
             <w:webHidden/>
           </w:rPr>
-          <w:t>14</w:t>
+          <w:t>15</w:t>
         </w:r>
         <w:r>
           <w:rPr>
@@ -15448,7 +15595,7 @@
           <w:lang w:val="en-GB" w:eastAsia="en-GB"/>
         </w:rPr>
       </w:pPr>
-      <w:hyperlink w:anchor="_Toc195200493" w:history="1">
+      <w:hyperlink w:anchor="_Toc196378845" w:history="1">
         <w:r>
           <w:rPr>
             <w:rStyle w:val="Hyperlink"/>
@@ -15475,7 +15622,7 @@
             <w:noProof/>
             <w:webHidden/>
           </w:rPr>
-          <w:instrText xml:space="preserve"> PAGEREF _Toc195200493 \h </w:instrText>
+          <w:instrText xml:space="preserve"> PAGEREF _Toc196378845 \h </w:instrText>
         </w:r>
         <w:r>
           <w:rPr>
@@ -15495,7 +15642,7 @@
             <w:noProof/>
             <w:webHidden/>
           </w:rPr>
-          <w:t>15</w:t>
+          <w:t>16</w:t>
         </w:r>
         <w:r>
           <w:rPr>
@@ -15520,7 +15667,7 @@
           <w:lang w:val="en-GB" w:eastAsia="en-GB"/>
         </w:rPr>
       </w:pPr>
-      <w:hyperlink w:anchor="_Toc195200494" w:history="1">
+      <w:hyperlink w:anchor="_Toc196378846" w:history="1">
         <w:r>
           <w:rPr>
             <w:rStyle w:val="Hyperlink"/>
@@ -15547,7 +15694,7 @@
             <w:noProof/>
             <w:webHidden/>
           </w:rPr>
-          <w:instrText xml:space="preserve"> PAGEREF _Toc195200494 \h </w:instrText>
+          <w:instrText xml:space="preserve"> PAGEREF _Toc196378846 \h </w:instrText>
         </w:r>
         <w:r>
           <w:rPr>
@@ -15567,7 +15714,7 @@
             <w:noProof/>
             <w:webHidden/>
           </w:rPr>
-          <w:t>16</w:t>
+          <w:t>17</w:t>
         </w:r>
         <w:r>
           <w:rPr>
@@ -15592,7 +15739,7 @@
           <w:lang w:val="en-GB" w:eastAsia="en-GB"/>
         </w:rPr>
       </w:pPr>
-      <w:hyperlink w:anchor="_Toc195200495" w:history="1">
+      <w:hyperlink w:anchor="_Toc196378847" w:history="1">
         <w:r>
           <w:rPr>
             <w:rStyle w:val="Hyperlink"/>
@@ -15619,7 +15766,7 @@
             <w:noProof/>
             <w:webHidden/>
           </w:rPr>
-          <w:instrText xml:space="preserve"> PAGEREF _Toc195200495 \h </w:instrText>
+          <w:instrText xml:space="preserve"> PAGEREF _Toc196378847 \h </w:instrText>
         </w:r>
         <w:r>
           <w:rPr>
@@ -15639,7 +15786,7 @@
             <w:noProof/>
             <w:webHidden/>
           </w:rPr>
-          <w:t>16</w:t>
+          <w:t>17</w:t>
         </w:r>
         <w:r>
           <w:rPr>
@@ -15665,7 +15812,7 @@
           <w:lang w:val="en-GB" w:eastAsia="en-GB"/>
         </w:rPr>
       </w:pPr>
-      <w:hyperlink w:anchor="_Toc195200496" w:history="1">
+      <w:hyperlink w:anchor="_Toc196378848" w:history="1">
         <w:r>
           <w:rPr>
             <w:rStyle w:val="Hyperlink"/>
@@ -15709,7 +15856,7 @@
             <w:noProof/>
             <w:webHidden/>
           </w:rPr>
-          <w:instrText xml:space="preserve"> PAGEREF _Toc195200496 \h </w:instrText>
+          <w:instrText xml:space="preserve"> PAGEREF _Toc196378848 \h </w:instrText>
         </w:r>
         <w:r>
           <w:rPr>
@@ -15729,7 +15876,7 @@
             <w:noProof/>
             <w:webHidden/>
           </w:rPr>
-          <w:t>16</w:t>
+          <w:t>17</w:t>
         </w:r>
         <w:r>
           <w:rPr>
@@ -15741,12 +15888,84 @@
       </w:hyperlink>
     </w:p>
     <w:p>
+      <w:pPr>
+        <w:pStyle w:val="TableofFigures"/>
+        <w:tabs>
+          <w:tab w:val="right" w:leader="dot" w:pos="9060"/>
+        </w:tabs>
+        <w:rPr>
+          <w:rFonts w:asciiTheme="minorHAnsi" w:eastAsiaTheme="minorEastAsia" w:hAnsiTheme="minorHAnsi"/>
+          <w:noProof/>
+          <w:color w:val="auto"/>
+          <w:sz w:val="22"/>
+          <w:lang w:val="en-GB" w:eastAsia="en-GB"/>
+        </w:rPr>
+      </w:pPr>
+      <w:hyperlink w:anchor="_Toc196378849" w:history="1">
+        <w:r>
+          <w:rPr>
+            <w:rStyle w:val="Hyperlink"/>
+            <w:noProof/>
+          </w:rPr>
+          <w:t>ábra 37</w:t>
+        </w:r>
+        <w:r>
+          <w:rPr>
+            <w:noProof/>
+            <w:webHidden/>
+          </w:rPr>
+          <w:tab/>
+        </w:r>
+        <w:r>
+          <w:rPr>
+            <w:noProof/>
+            <w:webHidden/>
+          </w:rPr>
+          <w:fldChar w:fldCharType="begin"/>
+        </w:r>
+        <w:r>
+          <w:rPr>
+            <w:noProof/>
+            <w:webHidden/>
+          </w:rPr>
+          <w:instrText xml:space="preserve"> PAGEREF _Toc196378849 \h </w:instrText>
+        </w:r>
+        <w:r>
+          <w:rPr>
+            <w:noProof/>
+            <w:webHidden/>
+          </w:rPr>
+        </w:r>
+        <w:r>
+          <w:rPr>
+            <w:noProof/>
+            <w:webHidden/>
+          </w:rPr>
+          <w:fldChar w:fldCharType="separate"/>
+        </w:r>
+        <w:r>
+          <w:rPr>
+            <w:noProof/>
+            <w:webHidden/>
+          </w:rPr>
+          <w:t>18</w:t>
+        </w:r>
+        <w:r>
+          <w:rPr>
+            <w:noProof/>
+            <w:webHidden/>
+          </w:rPr>
+          <w:fldChar w:fldCharType="end"/>
+        </w:r>
+      </w:hyperlink>
+    </w:p>
+    <w:p>
       <w:r>
         <w:fldChar w:fldCharType="end"/>
       </w:r>
     </w:p>
     <w:sectPr>
-      <w:footerReference w:type="default" r:id="rId45"/>
+      <w:footerReference w:type="default" r:id="rId46"/>
       <w:pgSz w:w="11906" w:h="16838"/>
       <w:pgMar w:top="1418" w:right="1418" w:bottom="1418" w:left="1418" w:header="709" w:footer="709" w:gutter="0"/>
       <w:pgNumType w:start="0"/>

--- a/Documentation/LMS Documentation.docx
+++ b/Documentation/LMS Documentation.docx
@@ -215,12 +215,21 @@
         </w:rPr>
         <w:br/>
       </w:r>
-      <w:r>
-        <w:rPr>
-          <w:rFonts w:cs="Times New Roman"/>
-          <w:szCs w:val="24"/>
-        </w:rPr>
-        <w:t>Zsömbörgi Soma István</w:t>
+      <w:proofErr w:type="spellStart"/>
+      <w:r>
+        <w:rPr>
+          <w:rFonts w:cs="Times New Roman"/>
+          <w:szCs w:val="24"/>
+        </w:rPr>
+        <w:t>Zsömbörgi</w:t>
+      </w:r>
+      <w:proofErr w:type="spellEnd"/>
+      <w:r>
+        <w:rPr>
+          <w:rFonts w:cs="Times New Roman"/>
+          <w:szCs w:val="24"/>
+        </w:rPr>
+        <w:t xml:space="preserve"> Soma István</w:t>
       </w:r>
       <w:r>
         <w:rPr>
@@ -4621,7 +4630,23 @@
           <w:rFonts w:eastAsiaTheme="majorEastAsia" w:cstheme="majorBidi"/>
           <w:szCs w:val="24"/>
         </w:rPr>
-        <w:t xml:space="preserve">A Backend feladata az adatbázis és a Frontend közötti kapcsolat kezelése, amit PHP-ban készítettünk el. Ehhez tartozik az adatbázis, amit MySQL-ben hoztunk létre. </w:t>
+        <w:t xml:space="preserve">A Backend feladata az adatbázis és a Frontend közötti kapcsolat kezelése, amit PHP-ban készítettünk el. Ehhez tartozik az adatbázis, amit </w:t>
+      </w:r>
+      <w:proofErr w:type="spellStart"/>
+      <w:r>
+        <w:rPr>
+          <w:rFonts w:eastAsiaTheme="majorEastAsia" w:cstheme="majorBidi"/>
+          <w:szCs w:val="24"/>
+        </w:rPr>
+        <w:t>MySQL</w:t>
+      </w:r>
+      <w:proofErr w:type="spellEnd"/>
+      <w:r>
+        <w:rPr>
+          <w:rFonts w:eastAsiaTheme="majorEastAsia" w:cstheme="majorBidi"/>
+          <w:szCs w:val="24"/>
+        </w:rPr>
+        <w:t xml:space="preserve">-ben hoztunk létre. </w:t>
       </w:r>
     </w:p>
     <w:p>
@@ -4638,7 +4663,39 @@
           <w:rFonts w:eastAsiaTheme="majorEastAsia" w:cstheme="majorBidi"/>
           <w:szCs w:val="24"/>
         </w:rPr>
-        <w:t>A Frontend felel a weboldalunk kinézetéért és a felhasználói felületért. Ezt React vite-ben készítettük el.</w:t>
+        <w:t xml:space="preserve">A Frontend felel a weboldalunk kinézetéért és a felhasználói felületért. Ezt </w:t>
+      </w:r>
+      <w:proofErr w:type="spellStart"/>
+      <w:r>
+        <w:rPr>
+          <w:rFonts w:eastAsiaTheme="majorEastAsia" w:cstheme="majorBidi"/>
+          <w:szCs w:val="24"/>
+        </w:rPr>
+        <w:t>React</w:t>
+      </w:r>
+      <w:proofErr w:type="spellEnd"/>
+      <w:r>
+        <w:rPr>
+          <w:rFonts w:eastAsiaTheme="majorEastAsia" w:cstheme="majorBidi"/>
+          <w:szCs w:val="24"/>
+        </w:rPr>
+        <w:t xml:space="preserve"> </w:t>
+      </w:r>
+      <w:proofErr w:type="spellStart"/>
+      <w:r>
+        <w:rPr>
+          <w:rFonts w:eastAsiaTheme="majorEastAsia" w:cstheme="majorBidi"/>
+          <w:szCs w:val="24"/>
+        </w:rPr>
+        <w:t>vite</w:t>
+      </w:r>
+      <w:proofErr w:type="spellEnd"/>
+      <w:r>
+        <w:rPr>
+          <w:rFonts w:eastAsiaTheme="majorEastAsia" w:cstheme="majorBidi"/>
+          <w:szCs w:val="24"/>
+        </w:rPr>
+        <w:t>-ben készítettük el.</w:t>
       </w:r>
     </w:p>
     <w:p>
@@ -4669,7 +4726,23 @@
           <w:rFonts w:eastAsiaTheme="majorEastAsia" w:cstheme="majorBidi"/>
           <w:szCs w:val="24"/>
         </w:rPr>
-        <w:t>sztali alkalmazás (LMS Desktop) felel az adminisztrációs, illetve a könyvtáros felületért. Itt a könyvtárosok tudják kezelni az adatbázisban tárolt adatokat, az adminisztrátorok pedig hozzáférnek a teljes felülethez, ezen felül a felhasználók jogait is kezelni tudják.</w:t>
+        <w:t xml:space="preserve">sztali alkalmazás (LMS </w:t>
+      </w:r>
+      <w:proofErr w:type="spellStart"/>
+      <w:r>
+        <w:rPr>
+          <w:rFonts w:eastAsiaTheme="majorEastAsia" w:cstheme="majorBidi"/>
+          <w:szCs w:val="24"/>
+        </w:rPr>
+        <w:t>Desktop</w:t>
+      </w:r>
+      <w:proofErr w:type="spellEnd"/>
+      <w:r>
+        <w:rPr>
+          <w:rFonts w:eastAsiaTheme="majorEastAsia" w:cstheme="majorBidi"/>
+          <w:szCs w:val="24"/>
+        </w:rPr>
+        <w:t>) felel az adminisztrációs, illetve a könyvtáros felületért. Itt a könyvtárosok tudják kezelni az adatbázisban tárolt adatokat, az adminisztrátorok pedig hozzáférnek a teljes felülethez, ezen felül a felhasználók jogait is kezelni tudják.</w:t>
       </w:r>
     </w:p>
     <w:p>
@@ -4703,46 +4776,31 @@
     </w:p>
     <w:p>
       <w:r>
-        <w:t>A backend s</w:t>
-      </w:r>
-      <w:r>
-        <w:t>z</w:t>
-      </w:r>
-      <w:r>
-        <w:t>ervert a start_backend.bat fájl elindításával lehet futtatni</w:t>
-      </w:r>
-      <w:r>
-        <w:t>,</w:t>
-      </w:r>
-      <w:r>
-        <w:t xml:space="preserve"> vagy a </w:t>
-      </w:r>
-      <w:r>
-        <w:t>„</w:t>
-      </w:r>
-      <w:r>
-        <w:t>php -S 127.0.0.1:8000 router.php</w:t>
-      </w:r>
-      <w:r>
-        <w:t>”</w:t>
-      </w:r>
-      <w:r>
-        <w:t xml:space="preserve"> paranccsal. Amennyiben nem elérhető a globális php parancs</w:t>
-      </w:r>
-      <w:r>
-        <w:t>,</w:t>
-      </w:r>
-      <w:r>
-        <w:t xml:space="preserve"> akkor "</w:t>
-      </w:r>
-      <w:r>
-        <w:t>…</w:t>
-      </w:r>
-      <w:r>
-        <w:t>\xampp\php\php.exe -S localhost:8000 router.php"</w:t>
-      </w:r>
-      <w:r>
-        <w:t>.</w:t>
+        <w:t xml:space="preserve">A backend szervert a start_backend.bat fájl elindításával lehet futtatni, vagy a „php -S 127.0.0.1:8000 </w:t>
+      </w:r>
+      <w:proofErr w:type="spellStart"/>
+      <w:r>
+        <w:t>router.php</w:t>
+      </w:r>
+      <w:proofErr w:type="spellEnd"/>
+      <w:r>
+        <w:t>” paranccsal. Amennyiben nem elérhető a globális php parancs, akkor "…\</w:t>
+      </w:r>
+      <w:proofErr w:type="spellStart"/>
+      <w:r>
+        <w:t>xampp</w:t>
+      </w:r>
+      <w:proofErr w:type="spellEnd"/>
+      <w:r>
+        <w:t xml:space="preserve">\php\php.exe -S localhost:8000 </w:t>
+      </w:r>
+      <w:proofErr w:type="spellStart"/>
+      <w:r>
+        <w:t>router.php</w:t>
+      </w:r>
+      <w:proofErr w:type="spellEnd"/>
+      <w:r>
+        <w:t>".</w:t>
       </w:r>
     </w:p>
     <w:p>
@@ -4768,7 +4826,55 @@
           <w:rFonts w:cs="Times New Roman"/>
           <w:szCs w:val="24"/>
         </w:rPr>
-        <w:t>Az API (Application Programming Interface) különböző végpontokkal rendelkezik. A kérés típusától függően lehet GET, POST, PUT, DELETE. Azonos végpont cím rendelkezhet más-más kérési típussal. A végpontok a következőek (http://localhost:8000):</w:t>
+        <w:t>Az API (</w:t>
+      </w:r>
+      <w:proofErr w:type="spellStart"/>
+      <w:r>
+        <w:rPr>
+          <w:rFonts w:cs="Times New Roman"/>
+          <w:szCs w:val="24"/>
+        </w:rPr>
+        <w:t>Application</w:t>
+      </w:r>
+      <w:proofErr w:type="spellEnd"/>
+      <w:r>
+        <w:rPr>
+          <w:rFonts w:cs="Times New Roman"/>
+          <w:szCs w:val="24"/>
+        </w:rPr>
+        <w:t xml:space="preserve"> </w:t>
+      </w:r>
+      <w:proofErr w:type="spellStart"/>
+      <w:r>
+        <w:rPr>
+          <w:rFonts w:cs="Times New Roman"/>
+          <w:szCs w:val="24"/>
+        </w:rPr>
+        <w:t>Programming</w:t>
+      </w:r>
+      <w:proofErr w:type="spellEnd"/>
+      <w:r>
+        <w:rPr>
+          <w:rFonts w:cs="Times New Roman"/>
+          <w:szCs w:val="24"/>
+        </w:rPr>
+        <w:t xml:space="preserve"> </w:t>
+      </w:r>
+      <w:proofErr w:type="spellStart"/>
+      <w:r>
+        <w:rPr>
+          <w:rFonts w:cs="Times New Roman"/>
+          <w:szCs w:val="24"/>
+        </w:rPr>
+        <w:t>Interface</w:t>
+      </w:r>
+      <w:proofErr w:type="spellEnd"/>
+      <w:r>
+        <w:rPr>
+          <w:rFonts w:cs="Times New Roman"/>
+          <w:szCs w:val="24"/>
+        </w:rPr>
+        <w:t>) különböző végpontokkal rendelkezik. A kérés típusától függően lehet GET, POST, PUT, DELETE. Azonos végpont cím rendelkezhet más-más kérési típussal. A végpontok a következőek (http://localhost:8000):</w:t>
       </w:r>
     </w:p>
     <w:p>
@@ -4789,7 +4895,23 @@
           <w:rFonts w:cs="Times New Roman"/>
           <w:szCs w:val="24"/>
         </w:rPr>
-        <w:t>/api/login</w:t>
+        <w:t>/</w:t>
+      </w:r>
+      <w:proofErr w:type="spellStart"/>
+      <w:r>
+        <w:rPr>
+          <w:rFonts w:cs="Times New Roman"/>
+          <w:szCs w:val="24"/>
+        </w:rPr>
+        <w:t>api</w:t>
+      </w:r>
+      <w:proofErr w:type="spellEnd"/>
+      <w:r>
+        <w:rPr>
+          <w:rFonts w:cs="Times New Roman"/>
+          <w:szCs w:val="24"/>
+        </w:rPr>
+        <w:t>/login</w:t>
       </w:r>
     </w:p>
     <w:p>
@@ -4810,8 +4932,33 @@
           <w:rFonts w:cs="Times New Roman"/>
           <w:szCs w:val="24"/>
         </w:rPr>
-        <w:t>/api/register</w:t>
-      </w:r>
+        <w:t>/</w:t>
+      </w:r>
+      <w:proofErr w:type="spellStart"/>
+      <w:r>
+        <w:rPr>
+          <w:rFonts w:cs="Times New Roman"/>
+          <w:szCs w:val="24"/>
+        </w:rPr>
+        <w:t>api</w:t>
+      </w:r>
+      <w:proofErr w:type="spellEnd"/>
+      <w:r>
+        <w:rPr>
+          <w:rFonts w:cs="Times New Roman"/>
+          <w:szCs w:val="24"/>
+        </w:rPr>
+        <w:t>/</w:t>
+      </w:r>
+      <w:proofErr w:type="spellStart"/>
+      <w:r>
+        <w:rPr>
+          <w:rFonts w:cs="Times New Roman"/>
+          <w:szCs w:val="24"/>
+        </w:rPr>
+        <w:t>register</w:t>
+      </w:r>
+      <w:proofErr w:type="spellEnd"/>
     </w:p>
     <w:p>
       <w:pPr>
@@ -4831,7 +4978,39 @@
           <w:rFonts w:cs="Times New Roman"/>
           <w:szCs w:val="24"/>
         </w:rPr>
-        <w:t>/api/verify-account</w:t>
+        <w:t>/</w:t>
+      </w:r>
+      <w:proofErr w:type="spellStart"/>
+      <w:r>
+        <w:rPr>
+          <w:rFonts w:cs="Times New Roman"/>
+          <w:szCs w:val="24"/>
+        </w:rPr>
+        <w:t>api</w:t>
+      </w:r>
+      <w:proofErr w:type="spellEnd"/>
+      <w:r>
+        <w:rPr>
+          <w:rFonts w:cs="Times New Roman"/>
+          <w:szCs w:val="24"/>
+        </w:rPr>
+        <w:t>/</w:t>
+      </w:r>
+      <w:proofErr w:type="spellStart"/>
+      <w:r>
+        <w:rPr>
+          <w:rFonts w:cs="Times New Roman"/>
+          <w:szCs w:val="24"/>
+        </w:rPr>
+        <w:t>verify</w:t>
+      </w:r>
+      <w:proofErr w:type="spellEnd"/>
+      <w:r>
+        <w:rPr>
+          <w:rFonts w:cs="Times New Roman"/>
+          <w:szCs w:val="24"/>
+        </w:rPr>
+        <w:t>-account</w:t>
       </w:r>
     </w:p>
     <w:p>
@@ -4852,8 +5031,33 @@
           <w:rFonts w:cs="Times New Roman"/>
           <w:szCs w:val="24"/>
         </w:rPr>
-        <w:t>/api/forgot-password</w:t>
-      </w:r>
+        <w:t>/</w:t>
+      </w:r>
+      <w:proofErr w:type="spellStart"/>
+      <w:r>
+        <w:rPr>
+          <w:rFonts w:cs="Times New Roman"/>
+          <w:szCs w:val="24"/>
+        </w:rPr>
+        <w:t>api</w:t>
+      </w:r>
+      <w:proofErr w:type="spellEnd"/>
+      <w:r>
+        <w:rPr>
+          <w:rFonts w:cs="Times New Roman"/>
+          <w:szCs w:val="24"/>
+        </w:rPr>
+        <w:t>/</w:t>
+      </w:r>
+      <w:proofErr w:type="spellStart"/>
+      <w:r>
+        <w:rPr>
+          <w:rFonts w:cs="Times New Roman"/>
+          <w:szCs w:val="24"/>
+        </w:rPr>
+        <w:t>forgot-password</w:t>
+      </w:r>
+      <w:proofErr w:type="spellEnd"/>
     </w:p>
     <w:p>
       <w:pPr>
@@ -4873,8 +5077,33 @@
           <w:rFonts w:cs="Times New Roman"/>
           <w:szCs w:val="24"/>
         </w:rPr>
-        <w:t>/api/user</w:t>
-      </w:r>
+        <w:t>/</w:t>
+      </w:r>
+      <w:proofErr w:type="spellStart"/>
+      <w:r>
+        <w:rPr>
+          <w:rFonts w:cs="Times New Roman"/>
+          <w:szCs w:val="24"/>
+        </w:rPr>
+        <w:t>api</w:t>
+      </w:r>
+      <w:proofErr w:type="spellEnd"/>
+      <w:r>
+        <w:rPr>
+          <w:rFonts w:cs="Times New Roman"/>
+          <w:szCs w:val="24"/>
+        </w:rPr>
+        <w:t>/</w:t>
+      </w:r>
+      <w:proofErr w:type="spellStart"/>
+      <w:r>
+        <w:rPr>
+          <w:rFonts w:cs="Times New Roman"/>
+          <w:szCs w:val="24"/>
+        </w:rPr>
+        <w:t>user</w:t>
+      </w:r>
+      <w:proofErr w:type="spellEnd"/>
     </w:p>
     <w:p>
       <w:pPr>
@@ -4890,6 +5119,7 @@
           <w:szCs w:val="24"/>
         </w:rPr>
       </w:pPr>
+      <w:proofErr w:type="spellStart"/>
       <w:r>
         <w:rPr>
           <w:rFonts w:cs="Times New Roman"/>
@@ -4897,6 +5127,7 @@
         </w:rPr>
         <w:t>get</w:t>
       </w:r>
+      <w:proofErr w:type="spellEnd"/>
     </w:p>
     <w:p>
       <w:pPr>
@@ -4912,6 +5143,7 @@
           <w:szCs w:val="24"/>
         </w:rPr>
       </w:pPr>
+      <w:proofErr w:type="spellStart"/>
       <w:r>
         <w:rPr>
           <w:rFonts w:cs="Times New Roman"/>
@@ -4919,6 +5151,7 @@
         </w:rPr>
         <w:t>put</w:t>
       </w:r>
+      <w:proofErr w:type="spellEnd"/>
     </w:p>
     <w:p>
       <w:pPr>
@@ -4934,6 +5167,7 @@
           <w:szCs w:val="24"/>
         </w:rPr>
       </w:pPr>
+      <w:proofErr w:type="spellStart"/>
       <w:r>
         <w:rPr>
           <w:rFonts w:cs="Times New Roman"/>
@@ -4941,6 +5175,7 @@
         </w:rPr>
         <w:t>delete</w:t>
       </w:r>
+      <w:proofErr w:type="spellEnd"/>
     </w:p>
     <w:p>
       <w:pPr>
@@ -4960,8 +5195,33 @@
           <w:rFonts w:cs="Times New Roman"/>
           <w:szCs w:val="24"/>
         </w:rPr>
-        <w:t>/api/finalize-registration</w:t>
-      </w:r>
+        <w:t>/</w:t>
+      </w:r>
+      <w:proofErr w:type="spellStart"/>
+      <w:r>
+        <w:rPr>
+          <w:rFonts w:cs="Times New Roman"/>
+          <w:szCs w:val="24"/>
+        </w:rPr>
+        <w:t>api</w:t>
+      </w:r>
+      <w:proofErr w:type="spellEnd"/>
+      <w:r>
+        <w:rPr>
+          <w:rFonts w:cs="Times New Roman"/>
+          <w:szCs w:val="24"/>
+        </w:rPr>
+        <w:t>/</w:t>
+      </w:r>
+      <w:proofErr w:type="spellStart"/>
+      <w:r>
+        <w:rPr>
+          <w:rFonts w:cs="Times New Roman"/>
+          <w:szCs w:val="24"/>
+        </w:rPr>
+        <w:t>finalize-registration</w:t>
+      </w:r>
+      <w:proofErr w:type="spellEnd"/>
     </w:p>
     <w:p>
       <w:pPr>
@@ -4981,8 +5241,33 @@
           <w:rFonts w:cs="Times New Roman"/>
           <w:szCs w:val="24"/>
         </w:rPr>
-        <w:t>/api/change-password</w:t>
-      </w:r>
+        <w:t>/</w:t>
+      </w:r>
+      <w:proofErr w:type="spellStart"/>
+      <w:r>
+        <w:rPr>
+          <w:rFonts w:cs="Times New Roman"/>
+          <w:szCs w:val="24"/>
+        </w:rPr>
+        <w:t>api</w:t>
+      </w:r>
+      <w:proofErr w:type="spellEnd"/>
+      <w:r>
+        <w:rPr>
+          <w:rFonts w:cs="Times New Roman"/>
+          <w:szCs w:val="24"/>
+        </w:rPr>
+        <w:t>/</w:t>
+      </w:r>
+      <w:proofErr w:type="spellStart"/>
+      <w:r>
+        <w:rPr>
+          <w:rFonts w:cs="Times New Roman"/>
+          <w:szCs w:val="24"/>
+        </w:rPr>
+        <w:t>change-password</w:t>
+      </w:r>
+      <w:proofErr w:type="spellEnd"/>
     </w:p>
     <w:p>
       <w:pPr>
@@ -5002,7 +5287,39 @@
           <w:rFonts w:cs="Times New Roman"/>
           <w:szCs w:val="24"/>
         </w:rPr>
-        <w:t>/api/top-borrowings/{limit}</w:t>
+        <w:t>/</w:t>
+      </w:r>
+      <w:proofErr w:type="spellStart"/>
+      <w:r>
+        <w:rPr>
+          <w:rFonts w:cs="Times New Roman"/>
+          <w:szCs w:val="24"/>
+        </w:rPr>
+        <w:t>api</w:t>
+      </w:r>
+      <w:proofErr w:type="spellEnd"/>
+      <w:r>
+        <w:rPr>
+          <w:rFonts w:cs="Times New Roman"/>
+          <w:szCs w:val="24"/>
+        </w:rPr>
+        <w:t>/top-</w:t>
+      </w:r>
+      <w:proofErr w:type="spellStart"/>
+      <w:r>
+        <w:rPr>
+          <w:rFonts w:cs="Times New Roman"/>
+          <w:szCs w:val="24"/>
+        </w:rPr>
+        <w:t>borrowings</w:t>
+      </w:r>
+      <w:proofErr w:type="spellEnd"/>
+      <w:r>
+        <w:rPr>
+          <w:rFonts w:cs="Times New Roman"/>
+          <w:szCs w:val="24"/>
+        </w:rPr>
+        <w:t>/{limit}</w:t>
       </w:r>
     </w:p>
     <w:p>
@@ -5023,8 +5340,33 @@
           <w:rFonts w:cs="Times New Roman"/>
           <w:szCs w:val="24"/>
         </w:rPr>
-        <w:t>/api/borrowings</w:t>
-      </w:r>
+        <w:t>/</w:t>
+      </w:r>
+      <w:proofErr w:type="spellStart"/>
+      <w:r>
+        <w:rPr>
+          <w:rFonts w:cs="Times New Roman"/>
+          <w:szCs w:val="24"/>
+        </w:rPr>
+        <w:t>api</w:t>
+      </w:r>
+      <w:proofErr w:type="spellEnd"/>
+      <w:r>
+        <w:rPr>
+          <w:rFonts w:cs="Times New Roman"/>
+          <w:szCs w:val="24"/>
+        </w:rPr>
+        <w:t>/</w:t>
+      </w:r>
+      <w:proofErr w:type="spellStart"/>
+      <w:r>
+        <w:rPr>
+          <w:rFonts w:cs="Times New Roman"/>
+          <w:szCs w:val="24"/>
+        </w:rPr>
+        <w:t>borrowings</w:t>
+      </w:r>
+      <w:proofErr w:type="spellEnd"/>
     </w:p>
     <w:p>
       <w:pPr>
@@ -5044,8 +5386,33 @@
           <w:rFonts w:cs="Times New Roman"/>
           <w:szCs w:val="24"/>
         </w:rPr>
-        <w:t>/api/available-books</w:t>
-      </w:r>
+        <w:t>/</w:t>
+      </w:r>
+      <w:proofErr w:type="spellStart"/>
+      <w:r>
+        <w:rPr>
+          <w:rFonts w:cs="Times New Roman"/>
+          <w:szCs w:val="24"/>
+        </w:rPr>
+        <w:t>api</w:t>
+      </w:r>
+      <w:proofErr w:type="spellEnd"/>
+      <w:r>
+        <w:rPr>
+          <w:rFonts w:cs="Times New Roman"/>
+          <w:szCs w:val="24"/>
+        </w:rPr>
+        <w:t>/</w:t>
+      </w:r>
+      <w:proofErr w:type="spellStart"/>
+      <w:r>
+        <w:rPr>
+          <w:rFonts w:cs="Times New Roman"/>
+          <w:szCs w:val="24"/>
+        </w:rPr>
+        <w:t>available-books</w:t>
+      </w:r>
+      <w:proofErr w:type="spellEnd"/>
     </w:p>
     <w:p>
       <w:pPr>
@@ -5065,8 +5432,33 @@
           <w:rFonts w:cs="Times New Roman"/>
           <w:szCs w:val="24"/>
         </w:rPr>
-        <w:t>/api/upload-img</w:t>
-      </w:r>
+        <w:t>/</w:t>
+      </w:r>
+      <w:proofErr w:type="spellStart"/>
+      <w:r>
+        <w:rPr>
+          <w:rFonts w:cs="Times New Roman"/>
+          <w:szCs w:val="24"/>
+        </w:rPr>
+        <w:t>api</w:t>
+      </w:r>
+      <w:proofErr w:type="spellEnd"/>
+      <w:r>
+        <w:rPr>
+          <w:rFonts w:cs="Times New Roman"/>
+          <w:szCs w:val="24"/>
+        </w:rPr>
+        <w:t>/</w:t>
+      </w:r>
+      <w:proofErr w:type="spellStart"/>
+      <w:r>
+        <w:rPr>
+          <w:rFonts w:cs="Times New Roman"/>
+          <w:szCs w:val="24"/>
+        </w:rPr>
+        <w:t>upload-img</w:t>
+      </w:r>
+      <w:proofErr w:type="spellEnd"/>
     </w:p>
     <w:p>
       <w:pPr>
@@ -5086,7 +5478,23 @@
           <w:rFonts w:cs="Times New Roman"/>
           <w:szCs w:val="24"/>
         </w:rPr>
-        <w:t>/img/{ISBN}</w:t>
+        <w:t>/</w:t>
+      </w:r>
+      <w:proofErr w:type="spellStart"/>
+      <w:r>
+        <w:rPr>
+          <w:rFonts w:cs="Times New Roman"/>
+          <w:szCs w:val="24"/>
+        </w:rPr>
+        <w:t>img</w:t>
+      </w:r>
+      <w:proofErr w:type="spellEnd"/>
+      <w:r>
+        <w:rPr>
+          <w:rFonts w:cs="Times New Roman"/>
+          <w:szCs w:val="24"/>
+        </w:rPr>
+        <w:t>/{ISBN}</w:t>
       </w:r>
     </w:p>
     <w:p>
@@ -5107,8 +5515,33 @@
           <w:rFonts w:cs="Times New Roman"/>
           <w:szCs w:val="24"/>
         </w:rPr>
-        <w:t>/api/books</w:t>
-      </w:r>
+        <w:t>/</w:t>
+      </w:r>
+      <w:proofErr w:type="spellStart"/>
+      <w:r>
+        <w:rPr>
+          <w:rFonts w:cs="Times New Roman"/>
+          <w:szCs w:val="24"/>
+        </w:rPr>
+        <w:t>api</w:t>
+      </w:r>
+      <w:proofErr w:type="spellEnd"/>
+      <w:r>
+        <w:rPr>
+          <w:rFonts w:cs="Times New Roman"/>
+          <w:szCs w:val="24"/>
+        </w:rPr>
+        <w:t>/</w:t>
+      </w:r>
+      <w:proofErr w:type="spellStart"/>
+      <w:r>
+        <w:rPr>
+          <w:rFonts w:cs="Times New Roman"/>
+          <w:szCs w:val="24"/>
+        </w:rPr>
+        <w:t>books</w:t>
+      </w:r>
+      <w:proofErr w:type="spellEnd"/>
     </w:p>
     <w:p>
       <w:pPr>
@@ -5128,8 +5561,33 @@
           <w:rFonts w:cs="Times New Roman"/>
           <w:szCs w:val="24"/>
         </w:rPr>
-        <w:t>/api/all-books</w:t>
-      </w:r>
+        <w:t>/</w:t>
+      </w:r>
+      <w:proofErr w:type="spellStart"/>
+      <w:r>
+        <w:rPr>
+          <w:rFonts w:cs="Times New Roman"/>
+          <w:szCs w:val="24"/>
+        </w:rPr>
+        <w:t>api</w:t>
+      </w:r>
+      <w:proofErr w:type="spellEnd"/>
+      <w:r>
+        <w:rPr>
+          <w:rFonts w:cs="Times New Roman"/>
+          <w:szCs w:val="24"/>
+        </w:rPr>
+        <w:t>/</w:t>
+      </w:r>
+      <w:proofErr w:type="spellStart"/>
+      <w:r>
+        <w:rPr>
+          <w:rFonts w:cs="Times New Roman"/>
+          <w:szCs w:val="24"/>
+        </w:rPr>
+        <w:t>all-books</w:t>
+      </w:r>
+      <w:proofErr w:type="spellEnd"/>
     </w:p>
     <w:p>
       <w:pPr>
@@ -5149,8 +5607,33 @@
           <w:rFonts w:cs="Times New Roman"/>
           <w:szCs w:val="24"/>
         </w:rPr>
-        <w:t>/api/all-users</w:t>
-      </w:r>
+        <w:t>/</w:t>
+      </w:r>
+      <w:proofErr w:type="spellStart"/>
+      <w:r>
+        <w:rPr>
+          <w:rFonts w:cs="Times New Roman"/>
+          <w:szCs w:val="24"/>
+        </w:rPr>
+        <w:t>api</w:t>
+      </w:r>
+      <w:proofErr w:type="spellEnd"/>
+      <w:r>
+        <w:rPr>
+          <w:rFonts w:cs="Times New Roman"/>
+          <w:szCs w:val="24"/>
+        </w:rPr>
+        <w:t>/</w:t>
+      </w:r>
+      <w:proofErr w:type="spellStart"/>
+      <w:r>
+        <w:rPr>
+          <w:rFonts w:cs="Times New Roman"/>
+          <w:szCs w:val="24"/>
+        </w:rPr>
+        <w:t>all-users</w:t>
+      </w:r>
+      <w:proofErr w:type="spellEnd"/>
     </w:p>
     <w:p>
       <w:pPr>
@@ -5170,8 +5653,33 @@
           <w:rFonts w:cs="Times New Roman"/>
           <w:szCs w:val="24"/>
         </w:rPr>
-        <w:t>/api/all-borrowings</w:t>
-      </w:r>
+        <w:t>/</w:t>
+      </w:r>
+      <w:proofErr w:type="spellStart"/>
+      <w:r>
+        <w:rPr>
+          <w:rFonts w:cs="Times New Roman"/>
+          <w:szCs w:val="24"/>
+        </w:rPr>
+        <w:t>api</w:t>
+      </w:r>
+      <w:proofErr w:type="spellEnd"/>
+      <w:r>
+        <w:rPr>
+          <w:rFonts w:cs="Times New Roman"/>
+          <w:szCs w:val="24"/>
+        </w:rPr>
+        <w:t>/</w:t>
+      </w:r>
+      <w:proofErr w:type="spellStart"/>
+      <w:r>
+        <w:rPr>
+          <w:rFonts w:cs="Times New Roman"/>
+          <w:szCs w:val="24"/>
+        </w:rPr>
+        <w:t>all-borrowings</w:t>
+      </w:r>
+      <w:proofErr w:type="spellEnd"/>
     </w:p>
     <w:p>
       <w:pPr>
@@ -5191,8 +5699,33 @@
           <w:rFonts w:cs="Times New Roman"/>
           <w:szCs w:val="24"/>
         </w:rPr>
-        <w:t>/api/reserve</w:t>
-      </w:r>
+        <w:t>/</w:t>
+      </w:r>
+      <w:proofErr w:type="spellStart"/>
+      <w:r>
+        <w:rPr>
+          <w:rFonts w:cs="Times New Roman"/>
+          <w:szCs w:val="24"/>
+        </w:rPr>
+        <w:t>api</w:t>
+      </w:r>
+      <w:proofErr w:type="spellEnd"/>
+      <w:r>
+        <w:rPr>
+          <w:rFonts w:cs="Times New Roman"/>
+          <w:szCs w:val="24"/>
+        </w:rPr>
+        <w:t>/</w:t>
+      </w:r>
+      <w:proofErr w:type="spellStart"/>
+      <w:r>
+        <w:rPr>
+          <w:rFonts w:cs="Times New Roman"/>
+          <w:szCs w:val="24"/>
+        </w:rPr>
+        <w:t>reserve</w:t>
+      </w:r>
+      <w:proofErr w:type="spellEnd"/>
     </w:p>
     <w:p>
       <w:pPr>
@@ -5208,6 +5741,7 @@
           <w:szCs w:val="24"/>
         </w:rPr>
       </w:pPr>
+      <w:proofErr w:type="spellStart"/>
       <w:r>
         <w:rPr>
           <w:rFonts w:cs="Times New Roman"/>
@@ -5215,6 +5749,7 @@
         </w:rPr>
         <w:t>get</w:t>
       </w:r>
+      <w:proofErr w:type="spellEnd"/>
     </w:p>
     <w:p>
       <w:pPr>
@@ -5252,6 +5787,7 @@
           <w:szCs w:val="24"/>
         </w:rPr>
       </w:pPr>
+      <w:proofErr w:type="spellStart"/>
       <w:r>
         <w:rPr>
           <w:rFonts w:cs="Times New Roman"/>
@@ -5259,15 +5795,21 @@
         </w:rPr>
         <w:t>delete</w:t>
       </w:r>
+      <w:proofErr w:type="spellEnd"/>
     </w:p>
     <w:p>
       <w:pPr>
         <w:pStyle w:val="Heading3"/>
       </w:pPr>
       <w:bookmarkStart w:id="8" w:name="_Toc195643089"/>
+      <w:proofErr w:type="spellStart"/>
       <w:r>
         <w:lastRenderedPageBreak/>
-        <w:t>Api/login (POST)</w:t>
+        <w:t>Api</w:t>
+      </w:r>
+      <w:proofErr w:type="spellEnd"/>
+      <w:r>
+        <w:t>/login (POST)</w:t>
       </w:r>
       <w:bookmarkEnd w:id="8"/>
     </w:p>
@@ -5284,8 +5826,25 @@
           <w:rFonts w:cs="Times New Roman"/>
           <w:szCs w:val="24"/>
         </w:rPr>
-        <w:t xml:space="preserve">A bejelentkezés POST kérési metódust vár. A végpont megcímzésekor 2 adatot vár a kérési metódus törzsében json formátumban. Az egyik a </w:t>
-      </w:r>
+        <w:t xml:space="preserve">A bejelentkezés POST kérési metódust vár. A végpont megcímzésekor 2 adatot vár a kérési metódus törzsében </w:t>
+      </w:r>
+      <w:proofErr w:type="spellStart"/>
+      <w:r>
+        <w:rPr>
+          <w:rFonts w:cs="Times New Roman"/>
+          <w:szCs w:val="24"/>
+        </w:rPr>
+        <w:t>json</w:t>
+      </w:r>
+      <w:proofErr w:type="spellEnd"/>
+      <w:r>
+        <w:rPr>
+          <w:rFonts w:cs="Times New Roman"/>
+          <w:szCs w:val="24"/>
+        </w:rPr>
+        <w:t xml:space="preserve"> formátumban. Az egyik a </w:t>
+      </w:r>
+      <w:proofErr w:type="spellStart"/>
       <w:r>
         <w:rPr>
           <w:rFonts w:cs="Times New Roman"/>
@@ -5293,15 +5852,9 @@
           <w:iCs/>
           <w:szCs w:val="24"/>
         </w:rPr>
-        <w:t xml:space="preserve">username </w:t>
-      </w:r>
-      <w:r>
-        <w:rPr>
-          <w:rFonts w:cs="Times New Roman"/>
-          <w:szCs w:val="24"/>
-        </w:rPr>
-        <w:t xml:space="preserve">a másik a </w:t>
-      </w:r>
+        <w:t>username</w:t>
+      </w:r>
+      <w:proofErr w:type="spellEnd"/>
       <w:r>
         <w:rPr>
           <w:rFonts w:cs="Times New Roman"/>
@@ -5309,14 +5862,48 @@
           <w:iCs/>
           <w:szCs w:val="24"/>
         </w:rPr>
+        <w:t xml:space="preserve"> </w:t>
+      </w:r>
+      <w:r>
+        <w:rPr>
+          <w:rFonts w:cs="Times New Roman"/>
+          <w:szCs w:val="24"/>
+        </w:rPr>
+        <w:t xml:space="preserve">a másik a </w:t>
+      </w:r>
+      <w:proofErr w:type="spellStart"/>
+      <w:r>
+        <w:rPr>
+          <w:rFonts w:cs="Times New Roman"/>
+          <w:i/>
+          <w:iCs/>
+          <w:szCs w:val="24"/>
+        </w:rPr>
         <w:t>password</w:t>
       </w:r>
-      <w:r>
-        <w:rPr>
-          <w:rFonts w:cs="Times New Roman"/>
-          <w:szCs w:val="24"/>
-        </w:rPr>
-        <w:t>. Ezek az adatok alapján eldönti a szoftver, hogy a megadott adatok megegyeznek-e az adatbázisban lévőkkel. Amennyiben nem vagy rossz formátumban vannak az adatok, akkor különböző hibaüzeneteket írhat ki json formátumban.</w:t>
+      <w:proofErr w:type="spellEnd"/>
+      <w:r>
+        <w:rPr>
+          <w:rFonts w:cs="Times New Roman"/>
+          <w:szCs w:val="24"/>
+        </w:rPr>
+        <w:t xml:space="preserve">. Ezek az adatok alapján eldönti a szoftver, hogy a megadott adatok megegyeznek-e az adatbázisban lévőkkel. Amennyiben nem vagy rossz formátumban vannak az adatok, akkor különböző hibaüzeneteket írhat ki </w:t>
+      </w:r>
+      <w:proofErr w:type="spellStart"/>
+      <w:r>
+        <w:rPr>
+          <w:rFonts w:cs="Times New Roman"/>
+          <w:szCs w:val="24"/>
+        </w:rPr>
+        <w:t>json</w:t>
+      </w:r>
+      <w:proofErr w:type="spellEnd"/>
+      <w:r>
+        <w:rPr>
+          <w:rFonts w:cs="Times New Roman"/>
+          <w:szCs w:val="24"/>
+        </w:rPr>
+        <w:t xml:space="preserve"> formátumban.</w:t>
       </w:r>
     </w:p>
     <w:p>
@@ -5560,7 +6147,23 @@
           <w:rFonts w:cs="Times New Roman"/>
           <w:szCs w:val="24"/>
         </w:rPr>
-        <w:t>Helyes adatok megadásával egy tokent küld vissza.</w:t>
+        <w:t xml:space="preserve">Helyes adatok megadásával egy </w:t>
+      </w:r>
+      <w:proofErr w:type="spellStart"/>
+      <w:r>
+        <w:rPr>
+          <w:rFonts w:cs="Times New Roman"/>
+          <w:szCs w:val="24"/>
+        </w:rPr>
+        <w:t>tokent</w:t>
+      </w:r>
+      <w:proofErr w:type="spellEnd"/>
+      <w:r>
+        <w:rPr>
+          <w:rFonts w:cs="Times New Roman"/>
+          <w:szCs w:val="24"/>
+        </w:rPr>
+        <w:t xml:space="preserve"> küld vissza.</w:t>
       </w:r>
     </w:p>
     <w:p>
@@ -5762,9 +6365,22 @@
         <w:pStyle w:val="Heading3"/>
       </w:pPr>
       <w:bookmarkStart w:id="9" w:name="_Toc195643090"/>
+      <w:proofErr w:type="spellStart"/>
       <w:r>
         <w:lastRenderedPageBreak/>
-        <w:t>Api/register (POST)</w:t>
+        <w:t>Api</w:t>
+      </w:r>
+      <w:proofErr w:type="spellEnd"/>
+      <w:r>
+        <w:t>/</w:t>
+      </w:r>
+      <w:proofErr w:type="spellStart"/>
+      <w:r>
+        <w:t>register</w:t>
+      </w:r>
+      <w:proofErr w:type="spellEnd"/>
+      <w:r>
+        <w:t xml:space="preserve"> (POST)</w:t>
       </w:r>
       <w:bookmarkEnd w:id="9"/>
     </w:p>
@@ -6271,8 +6887,21 @@
         <w:pStyle w:val="Heading3"/>
       </w:pPr>
       <w:bookmarkStart w:id="10" w:name="_Toc195643091"/>
-      <w:r>
-        <w:t>Api/verify-account (POST)</w:t>
+      <w:proofErr w:type="spellStart"/>
+      <w:r>
+        <w:t>Api</w:t>
+      </w:r>
+      <w:proofErr w:type="spellEnd"/>
+      <w:r>
+        <w:t>/</w:t>
+      </w:r>
+      <w:proofErr w:type="spellStart"/>
+      <w:r>
+        <w:t>verify</w:t>
+      </w:r>
+      <w:proofErr w:type="spellEnd"/>
+      <w:r>
+        <w:t>-account (POST)</w:t>
       </w:r>
       <w:bookmarkEnd w:id="10"/>
     </w:p>
@@ -6291,6 +6920,7 @@
         </w:rPr>
         <w:t xml:space="preserve">A verifikációs végpontot akkor használják, amikor egy felhasználó ellenőrzi a regisztrációját egy visszaigazoló kód megadásával. A végpont a kérés törzsében JSON formátumban kapott </w:t>
       </w:r>
+      <w:proofErr w:type="spellStart"/>
       <w:r>
         <w:rPr>
           <w:rStyle w:val="HTMLCode"/>
@@ -6301,6 +6931,7 @@
         </w:rPr>
         <w:t>verificationCode</w:t>
       </w:r>
+      <w:proofErr w:type="spellEnd"/>
       <w:r>
         <w:rPr>
           <w:rFonts w:cs="Times New Roman"/>
@@ -6653,59 +7284,65 @@
     </w:p>
     <w:p>
       <w:pPr>
-        <w:pStyle w:val="Heading2"/>
+        <w:pStyle w:val="Heading3"/>
+      </w:pPr>
+      <w:bookmarkStart w:id="11" w:name="_Toc195643092"/>
+      <w:proofErr w:type="spellStart"/>
+      <w:r>
+        <w:lastRenderedPageBreak/>
+        <w:t>Api</w:t>
+      </w:r>
+      <w:proofErr w:type="spellEnd"/>
+      <w:r>
+        <w:t>/</w:t>
+      </w:r>
+      <w:proofErr w:type="spellStart"/>
+      <w:r>
+        <w:t>forgot-password</w:t>
+      </w:r>
+      <w:proofErr w:type="spellEnd"/>
+      <w:r>
+        <w:t xml:space="preserve"> (POST)</w:t>
+      </w:r>
+      <w:bookmarkEnd w:id="11"/>
+    </w:p>
+    <w:p>
+      <w:pPr>
         <w:spacing w:line="360" w:lineRule="auto"/>
         <w:rPr>
           <w:rFonts w:cs="Times New Roman"/>
-        </w:rPr>
-      </w:pPr>
-      <w:bookmarkStart w:id="11" w:name="_Toc195643092"/>
-      <w:r>
-        <w:rPr>
-          <w:rFonts w:cs="Times New Roman"/>
-        </w:rPr>
-        <w:lastRenderedPageBreak/>
-        <w:t>Api/forgot-password (POST)</w:t>
-      </w:r>
-      <w:bookmarkEnd w:id="11"/>
+          <w:szCs w:val="24"/>
+        </w:rPr>
+      </w:pPr>
+      <w:r>
+        <w:rPr>
+          <w:rFonts w:cs="Times New Roman"/>
+          <w:szCs w:val="24"/>
+        </w:rPr>
+        <w:t xml:space="preserve">Ez a végpont lehetővé teszi a felhasználó számára, hogy elfelejtett jelszót kérjen. Az e-mail cím alapján egy egyedi </w:t>
+      </w:r>
+      <w:proofErr w:type="spellStart"/>
+      <w:r>
+        <w:rPr>
+          <w:rFonts w:cs="Times New Roman"/>
+          <w:szCs w:val="24"/>
+        </w:rPr>
+        <w:t>token</w:t>
+      </w:r>
+      <w:proofErr w:type="spellEnd"/>
+      <w:r>
+        <w:rPr>
+          <w:rFonts w:cs="Times New Roman"/>
+          <w:szCs w:val="24"/>
+        </w:rPr>
+        <w:t xml:space="preserve"> kerül generálásra és elküldésre a felhasználó számára egy visszaállító linken keresztül.</w:t>
+      </w:r>
     </w:p>
     <w:p>
       <w:pPr>
         <w:spacing w:line="360" w:lineRule="auto"/>
         <w:rPr>
           <w:rFonts w:cs="Times New Roman"/>
-          <w:szCs w:val="24"/>
-        </w:rPr>
-      </w:pPr>
-      <w:r>
-        <w:rPr>
-          <w:rFonts w:cs="Times New Roman"/>
-          <w:szCs w:val="24"/>
-        </w:rPr>
-        <w:t>Ez a végpont lehetővé teszi a felhasználó számára, hogy elfelejtett jelszót kérjen. Az e-mail cím alapján egy egyedi token kerül generálásra és elküldésre a felhasználó számára egy visszaállító linken keresztül.</w:t>
-      </w:r>
-    </w:p>
-    <w:p>
-      <w:pPr>
-        <w:spacing w:line="360" w:lineRule="auto"/>
-        <w:rPr>
-          <w:rFonts w:cs="Times New Roman"/>
-          <w:szCs w:val="24"/>
-        </w:rPr>
-      </w:pPr>
-      <w:r>
-        <w:rPr>
-          <w:rFonts w:cs="Times New Roman"/>
-          <w:szCs w:val="24"/>
-        </w:rPr>
-        <w:br w:type="page"/>
-      </w:r>
-    </w:p>
-    <w:p>
-      <w:pPr>
-        <w:spacing w:line="360" w:lineRule="auto"/>
-        <w:rPr>
-          <w:rFonts w:cs="Times New Roman"/>
         </w:rPr>
       </w:pPr>
       <w:r>
@@ -6714,11 +7351,10 @@
           <w:noProof/>
           <w:szCs w:val="24"/>
         </w:rPr>
-        <w:lastRenderedPageBreak/>
         <w:drawing>
-          <wp:inline distT="0" distB="0" distL="0" distR="0" wp14:anchorId="38E58B1E" wp14:editId="5916E17A">
+          <wp:inline distT="0" distB="0" distL="0" distR="0" wp14:anchorId="38E58B1E" wp14:editId="66E110B5">
             <wp:extent cx="3629532" cy="400106"/>
-            <wp:effectExtent l="0" t="0" r="0" b="0"/>
+            <wp:effectExtent l="190500" t="190500" r="180975" b="190500"/>
             <wp:docPr id="123" name="Kép 26"/>
             <wp:cNvGraphicFramePr>
               <a:graphicFrameLocks xmlns:a="http://schemas.openxmlformats.org/drawingml/2006/main" noChangeAspect="1"/>
@@ -6744,6 +7380,16 @@
                     <a:prstGeom prst="rect">
                       <a:avLst/>
                     </a:prstGeom>
+                    <a:ln>
+                      <a:noFill/>
+                    </a:ln>
+                    <a:effectLst>
+                      <a:outerShdw blurRad="190500" algn="tl" rotWithShape="0">
+                        <a:srgbClr val="000000">
+                          <a:alpha val="70000"/>
+                        </a:srgbClr>
+                      </a:outerShdw>
+                    </a:effectLst>
                   </pic:spPr>
                 </pic:pic>
               </a:graphicData>
@@ -6751,15 +7397,14 @@
           </wp:inline>
         </w:drawing>
       </w:r>
-      <w:r>
-        <w:rPr>
-          <w:rFonts w:cs="Times New Roman"/>
-          <w:b/>
-          <w:bCs/>
-          <w:szCs w:val="24"/>
-        </w:rPr>
-        <w:br/>
-      </w:r>
+    </w:p>
+    <w:p>
+      <w:pPr>
+        <w:spacing w:line="360" w:lineRule="auto"/>
+        <w:rPr>
+          <w:rFonts w:cs="Times New Roman"/>
+        </w:rPr>
+      </w:pPr>
       <w:r>
         <w:rPr>
           <w:rFonts w:cs="Times New Roman"/>
@@ -6769,9 +7414,9 @@
           <w:szCs w:val="24"/>
         </w:rPr>
         <w:drawing>
-          <wp:inline distT="0" distB="0" distL="0" distR="0" wp14:anchorId="5DD4EE85" wp14:editId="4CCF3F0E">
+          <wp:inline distT="0" distB="0" distL="0" distR="0" wp14:anchorId="5DD4EE85" wp14:editId="1A6283FA">
             <wp:extent cx="1724266" cy="581106"/>
-            <wp:effectExtent l="0" t="0" r="9525" b="9525"/>
+            <wp:effectExtent l="190500" t="190500" r="200025" b="200025"/>
             <wp:docPr id="124" name="Kép 31"/>
             <wp:cNvGraphicFramePr>
               <a:graphicFrameLocks xmlns:a="http://schemas.openxmlformats.org/drawingml/2006/main" noChangeAspect="1"/>
@@ -6797,6 +7442,16 @@
                     <a:prstGeom prst="rect">
                       <a:avLst/>
                     </a:prstGeom>
+                    <a:ln>
+                      <a:noFill/>
+                    </a:ln>
+                    <a:effectLst>
+                      <a:outerShdw blurRad="190500" algn="tl" rotWithShape="0">
+                        <a:srgbClr val="000000">
+                          <a:alpha val="70000"/>
+                        </a:srgbClr>
+                      </a:outerShdw>
+                    </a:effectLst>
                   </pic:spPr>
                 </pic:pic>
               </a:graphicData>
@@ -6807,21 +7462,15 @@
       <w:r>
         <w:rPr>
           <w:rFonts w:cs="Times New Roman"/>
-        </w:rPr>
-        <w:t xml:space="preserve"> </w:t>
-      </w:r>
-      <w:r>
-        <w:rPr>
-          <w:rFonts w:cs="Times New Roman"/>
           <w:b/>
           <w:bCs/>
           <w:noProof/>
           <w:szCs w:val="24"/>
         </w:rPr>
         <w:drawing>
-          <wp:inline distT="0" distB="0" distL="0" distR="0" wp14:anchorId="45B2D4A7" wp14:editId="7894D8F7">
+          <wp:inline distT="0" distB="0" distL="0" distR="0" wp14:anchorId="45B2D4A7" wp14:editId="0DFB215A">
             <wp:extent cx="2391109" cy="600159"/>
-            <wp:effectExtent l="0" t="0" r="0" b="9525"/>
+            <wp:effectExtent l="190500" t="190500" r="180975" b="200025"/>
             <wp:docPr id="125" name="Kép 32"/>
             <wp:cNvGraphicFramePr>
               <a:graphicFrameLocks xmlns:a="http://schemas.openxmlformats.org/drawingml/2006/main" noChangeAspect="1"/>
@@ -6847,6 +7496,16 @@
                     <a:prstGeom prst="rect">
                       <a:avLst/>
                     </a:prstGeom>
+                    <a:ln>
+                      <a:noFill/>
+                    </a:ln>
+                    <a:effectLst>
+                      <a:outerShdw blurRad="190500" algn="tl" rotWithShape="0">
+                        <a:srgbClr val="000000">
+                          <a:alpha val="70000"/>
+                        </a:srgbClr>
+                      </a:outerShdw>
+                    </a:effectLst>
                   </pic:spPr>
                 </pic:pic>
               </a:graphicData>
@@ -6854,21 +7513,23 @@
           </wp:inline>
         </w:drawing>
       </w:r>
-      <w:r>
-        <w:rPr>
-          <w:rFonts w:cs="Times New Roman"/>
-        </w:rPr>
-        <w:t xml:space="preserve"> </w:t>
-      </w:r>
+    </w:p>
+    <w:p>
+      <w:pPr>
+        <w:spacing w:line="360" w:lineRule="auto"/>
+        <w:rPr>
+          <w:rFonts w:cs="Times New Roman"/>
+        </w:rPr>
+      </w:pPr>
       <w:r>
         <w:rPr>
           <w:rFonts w:cs="Times New Roman"/>
           <w:noProof/>
         </w:rPr>
         <w:drawing>
-          <wp:inline distT="0" distB="0" distL="0" distR="0" wp14:anchorId="015474D2" wp14:editId="20123DC9">
+          <wp:inline distT="0" distB="0" distL="0" distR="0" wp14:anchorId="015474D2" wp14:editId="1EB7FC64">
             <wp:extent cx="2553056" cy="285790"/>
-            <wp:effectExtent l="0" t="0" r="0" b="0"/>
+            <wp:effectExtent l="190500" t="190500" r="190500" b="190500"/>
             <wp:docPr id="126" name="Kép 33"/>
             <wp:cNvGraphicFramePr>
               <a:graphicFrameLocks xmlns:a="http://schemas.openxmlformats.org/drawingml/2006/main" noChangeAspect="1"/>
@@ -6894,6 +7555,16 @@
                     <a:prstGeom prst="rect">
                       <a:avLst/>
                     </a:prstGeom>
+                    <a:ln>
+                      <a:noFill/>
+                    </a:ln>
+                    <a:effectLst>
+                      <a:outerShdw blurRad="190500" algn="tl" rotWithShape="0">
+                        <a:srgbClr val="000000">
+                          <a:alpha val="70000"/>
+                        </a:srgbClr>
+                      </a:outerShdw>
+                    </a:effectLst>
                   </pic:spPr>
                 </pic:pic>
               </a:graphicData>
@@ -6907,6 +7578,7 @@
         <w:spacing w:line="360" w:lineRule="auto"/>
         <w:rPr>
           <w:rFonts w:cs="Times New Roman"/>
+          <w:szCs w:val="24"/>
         </w:rPr>
       </w:pPr>
       <w:r>
@@ -6916,21 +7588,23 @@
         </w:rPr>
         <w:t>Helyes adatokkal:</w:t>
       </w:r>
-      <w:r>
-        <w:rPr>
-          <w:rFonts w:cs="Times New Roman"/>
-        </w:rPr>
-        <w:br/>
-      </w:r>
+    </w:p>
+    <w:p>
+      <w:pPr>
+        <w:spacing w:line="360" w:lineRule="auto"/>
+        <w:rPr>
+          <w:rFonts w:cs="Times New Roman"/>
+        </w:rPr>
+      </w:pPr>
       <w:r>
         <w:rPr>
           <w:rFonts w:cs="Times New Roman"/>
           <w:noProof/>
         </w:rPr>
         <w:drawing>
-          <wp:inline distT="0" distB="0" distL="0" distR="0" wp14:anchorId="76D902E9" wp14:editId="7E51A781">
+          <wp:inline distT="0" distB="0" distL="0" distR="0" wp14:anchorId="76D902E9" wp14:editId="378F6652">
             <wp:extent cx="2753109" cy="571580"/>
-            <wp:effectExtent l="0" t="0" r="0" b="0"/>
+            <wp:effectExtent l="190500" t="190500" r="180975" b="190500"/>
             <wp:docPr id="127" name="Kép 35"/>
             <wp:cNvGraphicFramePr>
               <a:graphicFrameLocks xmlns:a="http://schemas.openxmlformats.org/drawingml/2006/main" noChangeAspect="1"/>
@@ -6956,6 +7630,16 @@
                     <a:prstGeom prst="rect">
                       <a:avLst/>
                     </a:prstGeom>
+                    <a:ln>
+                      <a:noFill/>
+                    </a:ln>
+                    <a:effectLst>
+                      <a:outerShdw blurRad="190500" algn="tl" rotWithShape="0">
+                        <a:srgbClr val="000000">
+                          <a:alpha val="70000"/>
+                        </a:srgbClr>
+                      </a:outerShdw>
+                    </a:effectLst>
                   </pic:spPr>
                 </pic:pic>
               </a:graphicData>
@@ -6963,21 +7647,23 @@
           </wp:inline>
         </w:drawing>
       </w:r>
-      <w:r>
-        <w:rPr>
-          <w:rFonts w:cs="Times New Roman"/>
-        </w:rPr>
-        <w:br/>
-      </w:r>
+    </w:p>
+    <w:p>
+      <w:pPr>
+        <w:spacing w:line="360" w:lineRule="auto"/>
+        <w:rPr>
+          <w:rFonts w:cs="Times New Roman"/>
+        </w:rPr>
+      </w:pPr>
       <w:r>
         <w:rPr>
           <w:rFonts w:cs="Times New Roman"/>
           <w:noProof/>
         </w:rPr>
         <w:drawing>
-          <wp:inline distT="0" distB="0" distL="0" distR="0" wp14:anchorId="1D93F607" wp14:editId="50522F40">
+          <wp:inline distT="0" distB="0" distL="0" distR="0" wp14:anchorId="1D93F607" wp14:editId="5B8B8D96">
             <wp:extent cx="1905266" cy="543001"/>
-            <wp:effectExtent l="0" t="0" r="0" b="9525"/>
+            <wp:effectExtent l="190500" t="190500" r="190500" b="200025"/>
             <wp:docPr id="128" name="Kép 34"/>
             <wp:cNvGraphicFramePr>
               <a:graphicFrameLocks xmlns:a="http://schemas.openxmlformats.org/drawingml/2006/main" noChangeAspect="1"/>
@@ -7003,6 +7689,16 @@
                     <a:prstGeom prst="rect">
                       <a:avLst/>
                     </a:prstGeom>
+                    <a:ln>
+                      <a:noFill/>
+                    </a:ln>
+                    <a:effectLst>
+                      <a:outerShdw blurRad="190500" algn="tl" rotWithShape="0">
+                        <a:srgbClr val="000000">
+                          <a:alpha val="70000"/>
+                        </a:srgbClr>
+                      </a:outerShdw>
+                    </a:effectLst>
                   </pic:spPr>
                 </pic:pic>
               </a:graphicData>
@@ -7013,18 +7709,12 @@
       <w:r>
         <w:rPr>
           <w:rFonts w:cs="Times New Roman"/>
-        </w:rPr>
-        <w:t xml:space="preserve"> </w:t>
-      </w:r>
-      <w:r>
-        <w:rPr>
-          <w:rFonts w:cs="Times New Roman"/>
           <w:noProof/>
         </w:rPr>
         <w:drawing>
-          <wp:inline distT="0" distB="0" distL="0" distR="0" wp14:anchorId="7BEB99BD" wp14:editId="1875F2A8">
+          <wp:inline distT="0" distB="0" distL="0" distR="0" wp14:anchorId="7BEB99BD" wp14:editId="21215FD9">
             <wp:extent cx="2048161" cy="257211"/>
-            <wp:effectExtent l="0" t="0" r="0" b="9525"/>
+            <wp:effectExtent l="190500" t="190500" r="180975" b="200025"/>
             <wp:docPr id="129" name="Kép 36"/>
             <wp:cNvGraphicFramePr>
               <a:graphicFrameLocks xmlns:a="http://schemas.openxmlformats.org/drawingml/2006/main" noChangeAspect="1"/>
@@ -7050,6 +7740,16 @@
                     <a:prstGeom prst="rect">
                       <a:avLst/>
                     </a:prstGeom>
+                    <a:ln>
+                      <a:noFill/>
+                    </a:ln>
+                    <a:effectLst>
+                      <a:outerShdw blurRad="190500" algn="tl" rotWithShape="0">
+                        <a:srgbClr val="000000">
+                          <a:alpha val="70000"/>
+                        </a:srgbClr>
+                      </a:outerShdw>
+                    </a:effectLst>
                   </pic:spPr>
                 </pic:pic>
               </a:graphicData>
@@ -7057,21 +7757,24 @@
           </wp:inline>
         </w:drawing>
       </w:r>
-      <w:r>
-        <w:rPr>
-          <w:rFonts w:cs="Times New Roman"/>
-        </w:rPr>
-        <w:t xml:space="preserve"> </w:t>
-      </w:r>
+    </w:p>
+    <w:p>
+      <w:pPr>
+        <w:spacing w:line="360" w:lineRule="auto"/>
+        <w:rPr>
+          <w:rFonts w:cs="Times New Roman"/>
+        </w:rPr>
+      </w:pPr>
       <w:r>
         <w:rPr>
           <w:rFonts w:cs="Times New Roman"/>
           <w:noProof/>
         </w:rPr>
+        <w:lastRenderedPageBreak/>
         <w:drawing>
-          <wp:inline distT="0" distB="0" distL="0" distR="0" wp14:anchorId="7FEAC868" wp14:editId="6D173284">
+          <wp:inline distT="0" distB="0" distL="0" distR="0" wp14:anchorId="7FEAC868" wp14:editId="4E4D75BD">
             <wp:extent cx="5760720" cy="2028825"/>
-            <wp:effectExtent l="0" t="0" r="0" b="9525"/>
+            <wp:effectExtent l="190500" t="190500" r="182880" b="200025"/>
             <wp:docPr id="130" name="Kép 38"/>
             <wp:cNvGraphicFramePr>
               <a:graphicFrameLocks xmlns:a="http://schemas.openxmlformats.org/drawingml/2006/main" noChangeAspect="1"/>
@@ -7097,6 +7800,16 @@
                     <a:prstGeom prst="rect">
                       <a:avLst/>
                     </a:prstGeom>
+                    <a:ln>
+                      <a:noFill/>
+                    </a:ln>
+                    <a:effectLst>
+                      <a:outerShdw blurRad="190500" algn="tl" rotWithShape="0">
+                        <a:srgbClr val="000000">
+                          <a:alpha val="70000"/>
+                        </a:srgbClr>
+                      </a:outerShdw>
+                    </a:effectLst>
                   </pic:spPr>
                 </pic:pic>
               </a:graphicData>
@@ -7107,42 +7820,96 @@
     </w:p>
     <w:p>
       <w:pPr>
-        <w:pStyle w:val="Heading2"/>
+        <w:pStyle w:val="Heading3"/>
+      </w:pPr>
+      <w:bookmarkStart w:id="12" w:name="_Toc195643093"/>
+      <w:proofErr w:type="spellStart"/>
+      <w:r>
+        <w:t>Api</w:t>
+      </w:r>
+      <w:proofErr w:type="spellEnd"/>
+      <w:r>
+        <w:t>/</w:t>
+      </w:r>
+      <w:proofErr w:type="spellStart"/>
+      <w:r>
+        <w:t>user</w:t>
+      </w:r>
+      <w:proofErr w:type="spellEnd"/>
+      <w:r>
+        <w:t xml:space="preserve"> (GET)</w:t>
+      </w:r>
+      <w:bookmarkEnd w:id="12"/>
+    </w:p>
+    <w:p>
+      <w:pPr>
         <w:spacing w:line="360" w:lineRule="auto"/>
         <w:rPr>
           <w:rFonts w:cs="Times New Roman"/>
-        </w:rPr>
-      </w:pPr>
-      <w:bookmarkStart w:id="12" w:name="_Toc195643093"/>
-      <w:r>
-        <w:rPr>
-          <w:rFonts w:cs="Times New Roman"/>
-        </w:rPr>
-        <w:t>Api/user (GET)</w:t>
-      </w:r>
-      <w:bookmarkEnd w:id="12"/>
+          <w:szCs w:val="24"/>
+        </w:rPr>
+      </w:pPr>
+      <w:r>
+        <w:rPr>
+          <w:rFonts w:cs="Times New Roman"/>
+          <w:szCs w:val="24"/>
+        </w:rPr>
+        <w:t xml:space="preserve">Ennek a végpontnak az eléréséhez szükséges az azonosítás. A bejelentkezéskor kapott </w:t>
+      </w:r>
+      <w:proofErr w:type="spellStart"/>
+      <w:r>
+        <w:rPr>
+          <w:rFonts w:cs="Times New Roman"/>
+          <w:szCs w:val="24"/>
+        </w:rPr>
+        <w:t>token</w:t>
+      </w:r>
+      <w:proofErr w:type="spellEnd"/>
+      <w:r>
+        <w:rPr>
+          <w:rFonts w:cs="Times New Roman"/>
+          <w:szCs w:val="24"/>
+        </w:rPr>
+        <w:t xml:space="preserve"> alapján azonosít a backend. Ez a </w:t>
+      </w:r>
+      <w:proofErr w:type="spellStart"/>
+      <w:r>
+        <w:rPr>
+          <w:rFonts w:cs="Times New Roman"/>
+          <w:szCs w:val="24"/>
+        </w:rPr>
+        <w:t>token</w:t>
+      </w:r>
+      <w:proofErr w:type="spellEnd"/>
+      <w:r>
+        <w:rPr>
+          <w:rFonts w:cs="Times New Roman"/>
+          <w:szCs w:val="24"/>
+        </w:rPr>
+        <w:t xml:space="preserve"> a </w:t>
+      </w:r>
+      <w:proofErr w:type="spellStart"/>
+      <w:r>
+        <w:rPr>
+          <w:rFonts w:cs="Times New Roman"/>
+          <w:szCs w:val="24"/>
+        </w:rPr>
+        <w:t>header</w:t>
+      </w:r>
+      <w:proofErr w:type="spellEnd"/>
+      <w:r>
+        <w:rPr>
+          <w:rFonts w:cs="Times New Roman"/>
+          <w:szCs w:val="24"/>
+        </w:rPr>
+        <w:t>-ben kell, hogy legyen. A felhasználó adatait listázza ki.</w:t>
+      </w:r>
     </w:p>
     <w:p>
       <w:pPr>
         <w:spacing w:line="360" w:lineRule="auto"/>
         <w:rPr>
           <w:rFonts w:cs="Times New Roman"/>
-          <w:szCs w:val="24"/>
-        </w:rPr>
-      </w:pPr>
-      <w:r>
-        <w:rPr>
-          <w:rFonts w:cs="Times New Roman"/>
-          <w:szCs w:val="24"/>
-        </w:rPr>
-        <w:t>Ennek a végpontnak az eléréséhez szükséges az azonosítás. A bejelentkezéskor kapott token alapján azonosít a backend. Ez a token a header-ben kell, hogy legyen. A felhasználó adatait listázza ki.</w:t>
-      </w:r>
-    </w:p>
-    <w:p>
-      <w:pPr>
-        <w:spacing w:line="360" w:lineRule="auto"/>
-        <w:rPr>
-          <w:rFonts w:cs="Times New Roman"/>
         </w:rPr>
       </w:pPr>
       <w:r>
@@ -7151,7 +7918,6 @@
           <w:noProof/>
           <w:szCs w:val="24"/>
         </w:rPr>
-        <w:lastRenderedPageBreak/>
         <w:drawing>
           <wp:inline distT="0" distB="0" distL="0" distR="0" wp14:anchorId="2DF9F228" wp14:editId="68CBBA47">
             <wp:extent cx="3407018" cy="428625"/>
@@ -7280,34 +8046,56 @@
     </w:p>
     <w:p>
       <w:pPr>
-        <w:pStyle w:val="Heading2"/>
+        <w:pStyle w:val="Heading3"/>
+      </w:pPr>
+      <w:bookmarkStart w:id="13" w:name="_Toc195643094"/>
+      <w:proofErr w:type="spellStart"/>
+      <w:r>
+        <w:t>Api</w:t>
+      </w:r>
+      <w:proofErr w:type="spellEnd"/>
+      <w:r>
+        <w:t>/</w:t>
+      </w:r>
+      <w:proofErr w:type="spellStart"/>
+      <w:r>
+        <w:t>user</w:t>
+      </w:r>
+      <w:proofErr w:type="spellEnd"/>
+      <w:r>
+        <w:t xml:space="preserve"> (PUT)</w:t>
+      </w:r>
+      <w:bookmarkEnd w:id="13"/>
+    </w:p>
+    <w:p>
+      <w:pPr>
         <w:spacing w:line="360" w:lineRule="auto"/>
         <w:rPr>
           <w:rFonts w:cs="Times New Roman"/>
         </w:rPr>
       </w:pPr>
-      <w:bookmarkStart w:id="13" w:name="_Toc195643094"/>
-      <w:r>
-        <w:rPr>
-          <w:rFonts w:cs="Times New Roman"/>
-        </w:rPr>
-        <w:t>Api/user (PUT)</w:t>
-      </w:r>
-      <w:bookmarkEnd w:id="13"/>
-    </w:p>
-    <w:p>
-      <w:pPr>
-        <w:spacing w:line="360" w:lineRule="auto"/>
-        <w:rPr>
-          <w:rFonts w:cs="Times New Roman"/>
-        </w:rPr>
-      </w:pPr>
-      <w:r>
-        <w:rPr>
-          <w:rFonts w:cs="Times New Roman"/>
-          <w:szCs w:val="24"/>
-        </w:rPr>
-        <w:t xml:space="preserve">A tokennel való azonosítás után a végpont megvizsgálja az adatokat. Ami üres tehát nem módosult azt az adatot nem viszi fel az adatbázisba. A felhasználó a jelszavát is módosíthatja, de csak akkor, ha megadta a jelenlegi jelszavát, viszont az e-mail címét nem tudja módosítani. A felhasználó csak olyan adatokat adhat meg amiket megenged a validáció amennyiben ez a feltétel nem teljesül hibaüzenet kerül elküldésre. </w:t>
+      <w:r>
+        <w:rPr>
+          <w:rFonts w:cs="Times New Roman"/>
+          <w:szCs w:val="24"/>
+        </w:rPr>
+        <w:t xml:space="preserve">A </w:t>
+      </w:r>
+      <w:proofErr w:type="spellStart"/>
+      <w:r>
+        <w:rPr>
+          <w:rFonts w:cs="Times New Roman"/>
+          <w:szCs w:val="24"/>
+        </w:rPr>
+        <w:t>tokennel</w:t>
+      </w:r>
+      <w:proofErr w:type="spellEnd"/>
+      <w:r>
+        <w:rPr>
+          <w:rFonts w:cs="Times New Roman"/>
+          <w:szCs w:val="24"/>
+        </w:rPr>
+        <w:t xml:space="preserve"> való azonosítás után a végpont megvizsgálja az adatokat. Ami üres tehát nem módosult azt az adatot nem viszi fel az adatbázisba. A felhasználó a jelszavát is módosíthatja, de csak akkor, ha megadta a jelenlegi jelszavát, viszont az e-mail címét nem tudja módosítani. A felhasználó csak olyan adatokat adhat meg amiket megenged a validáció amennyiben ez a feltétel nem teljesül hibaüzenet kerül elküldésre. </w:t>
       </w:r>
       <w:r>
         <w:rPr>
@@ -7364,6 +8152,7 @@
           <w:noProof/>
           <w:szCs w:val="24"/>
         </w:rPr>
+        <w:lastRenderedPageBreak/>
         <w:drawing>
           <wp:inline distT="0" distB="0" distL="0" distR="0" wp14:anchorId="0F857C82" wp14:editId="0F063802">
             <wp:extent cx="2715004" cy="1257475"/>
@@ -7666,12 +8455,33 @@
         </w:rPr>
       </w:pPr>
       <w:bookmarkStart w:id="14" w:name="_Toc195643095"/>
-      <w:r>
-        <w:rPr>
-          <w:rFonts w:cs="Times New Roman"/>
-        </w:rPr>
-        <w:lastRenderedPageBreak/>
-        <w:t>Api/user (DELETE)</w:t>
+      <w:proofErr w:type="spellStart"/>
+      <w:r>
+        <w:rPr>
+          <w:rFonts w:cs="Times New Roman"/>
+        </w:rPr>
+        <w:t>Api</w:t>
+      </w:r>
+      <w:proofErr w:type="spellEnd"/>
+      <w:r>
+        <w:rPr>
+          <w:rFonts w:cs="Times New Roman"/>
+        </w:rPr>
+        <w:t>/</w:t>
+      </w:r>
+      <w:proofErr w:type="spellStart"/>
+      <w:r>
+        <w:rPr>
+          <w:rFonts w:cs="Times New Roman"/>
+        </w:rPr>
+        <w:t>user</w:t>
+      </w:r>
+      <w:proofErr w:type="spellEnd"/>
+      <w:r>
+        <w:rPr>
+          <w:rFonts w:cs="Times New Roman"/>
+        </w:rPr>
+        <w:t xml:space="preserve"> (DELETE)</w:t>
       </w:r>
       <w:bookmarkEnd w:id="14"/>
     </w:p>
@@ -7688,7 +8498,57 @@
           <w:rFonts w:cs="Times New Roman"/>
           <w:szCs w:val="24"/>
         </w:rPr>
-        <w:t>A felhasználói tokent dekódolva az ID alapján kitörli az adott felhasználót. A token ha már nem létező ID-val rendelkező felhasználóra mutat akkor nem fut le a az adatbázis módosítás. Ilyenkor egy hibaüzenet látható.</w:t>
+        <w:t xml:space="preserve">A felhasználói </w:t>
+      </w:r>
+      <w:proofErr w:type="spellStart"/>
+      <w:r>
+        <w:rPr>
+          <w:rFonts w:cs="Times New Roman"/>
+          <w:szCs w:val="24"/>
+        </w:rPr>
+        <w:t>tokent</w:t>
+      </w:r>
+      <w:proofErr w:type="spellEnd"/>
+      <w:r>
+        <w:rPr>
+          <w:rFonts w:cs="Times New Roman"/>
+          <w:szCs w:val="24"/>
+        </w:rPr>
+        <w:t xml:space="preserve"> dekódolva az ID alapján kitörli az adott felhasználót. A </w:t>
+      </w:r>
+      <w:proofErr w:type="spellStart"/>
+      <w:proofErr w:type="gramStart"/>
+      <w:r>
+        <w:rPr>
+          <w:rFonts w:cs="Times New Roman"/>
+          <w:szCs w:val="24"/>
+        </w:rPr>
+        <w:t>token</w:t>
+      </w:r>
+      <w:proofErr w:type="spellEnd"/>
+      <w:proofErr w:type="gramEnd"/>
+      <w:r>
+        <w:rPr>
+          <w:rFonts w:cs="Times New Roman"/>
+          <w:szCs w:val="24"/>
+        </w:rPr>
+        <w:t xml:space="preserve"> ha már nem létező ID-</w:t>
+      </w:r>
+      <w:proofErr w:type="spellStart"/>
+      <w:r>
+        <w:rPr>
+          <w:rFonts w:cs="Times New Roman"/>
+          <w:szCs w:val="24"/>
+        </w:rPr>
+        <w:t>val</w:t>
+      </w:r>
+      <w:proofErr w:type="spellEnd"/>
+      <w:r>
+        <w:rPr>
+          <w:rFonts w:cs="Times New Roman"/>
+          <w:szCs w:val="24"/>
+        </w:rPr>
+        <w:t xml:space="preserve"> rendelkező felhasználóra mutat akkor nem fut le a az adatbázis módosítás. Ilyenkor egy hibaüzenet látható.</w:t>
       </w:r>
     </w:p>
     <w:p>
@@ -7982,11 +8842,33 @@
         </w:rPr>
       </w:pPr>
       <w:bookmarkStart w:id="15" w:name="_Toc195643096"/>
-      <w:r>
-        <w:rPr>
-          <w:rFonts w:cs="Times New Roman"/>
-        </w:rPr>
-        <w:t>Api/finalize-registration (PUT)</w:t>
+      <w:proofErr w:type="spellStart"/>
+      <w:r>
+        <w:rPr>
+          <w:rFonts w:cs="Times New Roman"/>
+        </w:rPr>
+        <w:t>Api</w:t>
+      </w:r>
+      <w:proofErr w:type="spellEnd"/>
+      <w:r>
+        <w:rPr>
+          <w:rFonts w:cs="Times New Roman"/>
+        </w:rPr>
+        <w:t>/</w:t>
+      </w:r>
+      <w:proofErr w:type="spellStart"/>
+      <w:r>
+        <w:rPr>
+          <w:rFonts w:cs="Times New Roman"/>
+        </w:rPr>
+        <w:t>finalize-registration</w:t>
+      </w:r>
+      <w:proofErr w:type="spellEnd"/>
+      <w:r>
+        <w:rPr>
+          <w:rFonts w:cs="Times New Roman"/>
+        </w:rPr>
+        <w:t xml:space="preserve"> (PUT)</w:t>
       </w:r>
       <w:bookmarkEnd w:id="15"/>
     </w:p>
@@ -8048,6 +8930,7 @@
         </w:rPr>
         <w:t xml:space="preserve">, </w:t>
       </w:r>
+      <w:proofErr w:type="spellStart"/>
       <w:r>
         <w:rPr>
           <w:rFonts w:cs="Times New Roman"/>
@@ -8057,6 +8940,7 @@
         </w:rPr>
         <w:t>username</w:t>
       </w:r>
+      <w:proofErr w:type="spellEnd"/>
       <w:r>
         <w:rPr>
           <w:rFonts w:cs="Times New Roman"/>
@@ -8064,6 +8948,7 @@
         </w:rPr>
         <w:t xml:space="preserve"> és </w:t>
       </w:r>
+      <w:proofErr w:type="spellStart"/>
       <w:r>
         <w:rPr>
           <w:rFonts w:cs="Times New Roman"/>
@@ -8073,12 +8958,45 @@
         </w:rPr>
         <w:t>password</w:t>
       </w:r>
-      <w:r>
-        <w:rPr>
-          <w:rFonts w:cs="Times New Roman"/>
-          <w:szCs w:val="24"/>
-        </w:rPr>
-        <w:t xml:space="preserve"> azonosító. Ezek hiányában hibaüzenet várható. A password a könyvtáros által felvitt felhasználónak a generált jelszava. A felhasználónév és jelszó megadásával bejelentkezik a felhasználó</w:t>
+      <w:proofErr w:type="spellEnd"/>
+      <w:r>
+        <w:rPr>
+          <w:rFonts w:cs="Times New Roman"/>
+          <w:szCs w:val="24"/>
+        </w:rPr>
+        <w:t xml:space="preserve"> azonosító. Ezek hiányában hibaüzenet várható. A </w:t>
+      </w:r>
+      <w:proofErr w:type="spellStart"/>
+      <w:r>
+        <w:rPr>
+          <w:rFonts w:cs="Times New Roman"/>
+          <w:szCs w:val="24"/>
+        </w:rPr>
+        <w:t>password</w:t>
+      </w:r>
+      <w:proofErr w:type="spellEnd"/>
+      <w:r>
+        <w:rPr>
+          <w:rFonts w:cs="Times New Roman"/>
+          <w:szCs w:val="24"/>
+        </w:rPr>
+        <w:t xml:space="preserve"> a könyvtáros által felvitt felhasználónak a generált </w:t>
+      </w:r>
+      <w:proofErr w:type="spellStart"/>
+      <w:r>
+        <w:rPr>
+          <w:rFonts w:cs="Times New Roman"/>
+          <w:szCs w:val="24"/>
+        </w:rPr>
+        <w:t>jelszava</w:t>
+      </w:r>
+      <w:proofErr w:type="spellEnd"/>
+      <w:r>
+        <w:rPr>
+          <w:rFonts w:cs="Times New Roman"/>
+          <w:szCs w:val="24"/>
+        </w:rPr>
+        <w:t>. A felhasználónév és jelszó megadásával bejelentkezik a felhasználó</w:t>
       </w:r>
       <w:r>
         <w:rPr>
@@ -8548,11 +9466,33 @@
         </w:rPr>
       </w:pPr>
       <w:bookmarkStart w:id="16" w:name="_Toc195643097"/>
-      <w:r>
-        <w:rPr>
-          <w:rFonts w:cs="Times New Roman"/>
-        </w:rPr>
-        <w:t>Api/change-password (PUT)</w:t>
+      <w:proofErr w:type="spellStart"/>
+      <w:r>
+        <w:rPr>
+          <w:rFonts w:cs="Times New Roman"/>
+        </w:rPr>
+        <w:t>Api</w:t>
+      </w:r>
+      <w:proofErr w:type="spellEnd"/>
+      <w:r>
+        <w:rPr>
+          <w:rFonts w:cs="Times New Roman"/>
+        </w:rPr>
+        <w:t>/</w:t>
+      </w:r>
+      <w:proofErr w:type="spellStart"/>
+      <w:r>
+        <w:rPr>
+          <w:rFonts w:cs="Times New Roman"/>
+        </w:rPr>
+        <w:t>change-password</w:t>
+      </w:r>
+      <w:proofErr w:type="spellEnd"/>
+      <w:r>
+        <w:rPr>
+          <w:rFonts w:cs="Times New Roman"/>
+        </w:rPr>
+        <w:t xml:space="preserve"> (PUT)</w:t>
       </w:r>
       <w:bookmarkEnd w:id="16"/>
     </w:p>
@@ -8568,7 +9508,23 @@
           <w:rFonts w:cs="Times New Roman"/>
           <w:szCs w:val="24"/>
         </w:rPr>
-        <w:t>A végpont csak tokennel elérhető. Ez a kérés várhatóan csak akkor fog megtörténni</w:t>
+        <w:t xml:space="preserve">A végpont csak </w:t>
+      </w:r>
+      <w:proofErr w:type="spellStart"/>
+      <w:r>
+        <w:rPr>
+          <w:rFonts w:cs="Times New Roman"/>
+          <w:szCs w:val="24"/>
+        </w:rPr>
+        <w:t>tokennel</w:t>
+      </w:r>
+      <w:proofErr w:type="spellEnd"/>
+      <w:r>
+        <w:rPr>
+          <w:rFonts w:cs="Times New Roman"/>
+          <w:szCs w:val="24"/>
+        </w:rPr>
+        <w:t xml:space="preserve"> elérhető. Ez a kérés várhatóan csak akkor fog megtörténni</w:t>
       </w:r>
       <w:r>
         <w:rPr>
@@ -8598,6 +9554,7 @@
         </w:rPr>
         <w:t xml:space="preserve"> hogy módosíthassa a jelszavát. A várt adatok a </w:t>
       </w:r>
+      <w:proofErr w:type="spellStart"/>
       <w:r>
         <w:rPr>
           <w:rFonts w:cs="Times New Roman"/>
@@ -8607,6 +9564,7 @@
         </w:rPr>
         <w:t>password</w:t>
       </w:r>
+      <w:proofErr w:type="spellEnd"/>
       <w:r>
         <w:rPr>
           <w:rFonts w:cs="Times New Roman"/>
@@ -8614,6 +9572,7 @@
         </w:rPr>
         <w:t xml:space="preserve"> és a </w:t>
       </w:r>
+      <w:proofErr w:type="spellStart"/>
       <w:r>
         <w:rPr>
           <w:rFonts w:cs="Times New Roman"/>
@@ -8621,7 +9580,17 @@
           <w:iCs/>
           <w:szCs w:val="24"/>
         </w:rPr>
-        <w:t>passwordAgain.</w:t>
+        <w:t>passwordAgain</w:t>
+      </w:r>
+      <w:proofErr w:type="spellEnd"/>
+      <w:r>
+        <w:rPr>
+          <w:rFonts w:cs="Times New Roman"/>
+          <w:i/>
+          <w:iCs/>
+          <w:szCs w:val="24"/>
+        </w:rPr>
+        <w:t>.</w:t>
       </w:r>
       <w:r>
         <w:rPr>
@@ -8998,12 +9967,34 @@
         </w:rPr>
       </w:pPr>
       <w:bookmarkStart w:id="17" w:name="_Toc195643098"/>
+      <w:proofErr w:type="spellStart"/>
       <w:r>
         <w:rPr>
           <w:rFonts w:cs="Times New Roman"/>
         </w:rPr>
         <w:lastRenderedPageBreak/>
-        <w:t>Api/top-borrowings/{limit} (GET)</w:t>
+        <w:t>Api</w:t>
+      </w:r>
+      <w:proofErr w:type="spellEnd"/>
+      <w:r>
+        <w:rPr>
+          <w:rFonts w:cs="Times New Roman"/>
+        </w:rPr>
+        <w:t>/top-</w:t>
+      </w:r>
+      <w:proofErr w:type="spellStart"/>
+      <w:r>
+        <w:rPr>
+          <w:rFonts w:cs="Times New Roman"/>
+        </w:rPr>
+        <w:t>borrowings</w:t>
+      </w:r>
+      <w:proofErr w:type="spellEnd"/>
+      <w:r>
+        <w:rPr>
+          <w:rFonts w:cs="Times New Roman"/>
+        </w:rPr>
+        <w:t>/{limit} (GET)</w:t>
       </w:r>
       <w:bookmarkEnd w:id="17"/>
     </w:p>
@@ -9047,7 +10038,23 @@
           <w:rFonts w:cs="Times New Roman"/>
           <w:szCs w:val="24"/>
         </w:rPr>
-        <w:t xml:space="preserve"> mint limit. A lekérdezés, ha jó akkor a könyv(ek) adataival fog visszatérni</w:t>
+        <w:t xml:space="preserve"> mint limit. A lekérdezés, ha jó akkor a könyv(</w:t>
+      </w:r>
+      <w:proofErr w:type="spellStart"/>
+      <w:r>
+        <w:rPr>
+          <w:rFonts w:cs="Times New Roman"/>
+          <w:szCs w:val="24"/>
+        </w:rPr>
+        <w:t>ek</w:t>
+      </w:r>
+      <w:proofErr w:type="spellEnd"/>
+      <w:r>
+        <w:rPr>
+          <w:rFonts w:cs="Times New Roman"/>
+          <w:szCs w:val="24"/>
+        </w:rPr>
+        <w:t>) adataival fog visszatérni</w:t>
       </w:r>
       <w:r>
         <w:rPr>
@@ -9061,7 +10068,15 @@
           <w:rFonts w:cs="Times New Roman"/>
           <w:szCs w:val="24"/>
         </w:rPr>
-        <w:t xml:space="preserve"> ami ISBN, T</w:t>
+        <w:t xml:space="preserve"> ami ISBN, </w:t>
+      </w:r>
+      <w:proofErr w:type="spellStart"/>
+      <w:r>
+        <w:rPr>
+          <w:rFonts w:cs="Times New Roman"/>
+          <w:szCs w:val="24"/>
+        </w:rPr>
+        <w:t>T</w:t>
       </w:r>
       <w:r>
         <w:rPr>
@@ -9075,7 +10090,111 @@
           <w:rFonts w:cs="Times New Roman"/>
           <w:szCs w:val="24"/>
         </w:rPr>
-        <w:t>tle, Authors, Category, BorrowCount, publicationYear. A BorrowCount az az érték ahányszor kikölcsönözték a könyvet. A megjelenítés legtöbbször kölcsönzött könyvvel kezdi a json-t</w:t>
+        <w:t>tle</w:t>
+      </w:r>
+      <w:proofErr w:type="spellEnd"/>
+      <w:r>
+        <w:rPr>
+          <w:rFonts w:cs="Times New Roman"/>
+          <w:szCs w:val="24"/>
+        </w:rPr>
+        <w:t xml:space="preserve">, </w:t>
+      </w:r>
+      <w:proofErr w:type="spellStart"/>
+      <w:r>
+        <w:rPr>
+          <w:rFonts w:cs="Times New Roman"/>
+          <w:szCs w:val="24"/>
+        </w:rPr>
+        <w:t>Authors</w:t>
+      </w:r>
+      <w:proofErr w:type="spellEnd"/>
+      <w:r>
+        <w:rPr>
+          <w:rFonts w:cs="Times New Roman"/>
+          <w:szCs w:val="24"/>
+        </w:rPr>
+        <w:t xml:space="preserve">, </w:t>
+      </w:r>
+      <w:proofErr w:type="spellStart"/>
+      <w:r>
+        <w:rPr>
+          <w:rFonts w:cs="Times New Roman"/>
+          <w:szCs w:val="24"/>
+        </w:rPr>
+        <w:t>Category</w:t>
+      </w:r>
+      <w:proofErr w:type="spellEnd"/>
+      <w:r>
+        <w:rPr>
+          <w:rFonts w:cs="Times New Roman"/>
+          <w:szCs w:val="24"/>
+        </w:rPr>
+        <w:t xml:space="preserve">, </w:t>
+      </w:r>
+      <w:proofErr w:type="spellStart"/>
+      <w:r>
+        <w:rPr>
+          <w:rFonts w:cs="Times New Roman"/>
+          <w:szCs w:val="24"/>
+        </w:rPr>
+        <w:t>BorrowCount</w:t>
+      </w:r>
+      <w:proofErr w:type="spellEnd"/>
+      <w:r>
+        <w:rPr>
+          <w:rFonts w:cs="Times New Roman"/>
+          <w:szCs w:val="24"/>
+        </w:rPr>
+        <w:t xml:space="preserve">, </w:t>
+      </w:r>
+      <w:proofErr w:type="spellStart"/>
+      <w:r>
+        <w:rPr>
+          <w:rFonts w:cs="Times New Roman"/>
+          <w:szCs w:val="24"/>
+        </w:rPr>
+        <w:t>publicationYear</w:t>
+      </w:r>
+      <w:proofErr w:type="spellEnd"/>
+      <w:r>
+        <w:rPr>
+          <w:rFonts w:cs="Times New Roman"/>
+          <w:szCs w:val="24"/>
+        </w:rPr>
+        <w:t xml:space="preserve">. A </w:t>
+      </w:r>
+      <w:proofErr w:type="spellStart"/>
+      <w:r>
+        <w:rPr>
+          <w:rFonts w:cs="Times New Roman"/>
+          <w:szCs w:val="24"/>
+        </w:rPr>
+        <w:t>BorrowCount</w:t>
+      </w:r>
+      <w:proofErr w:type="spellEnd"/>
+      <w:r>
+        <w:rPr>
+          <w:rFonts w:cs="Times New Roman"/>
+          <w:szCs w:val="24"/>
+        </w:rPr>
+        <w:t xml:space="preserve"> az az érték ahányszor kikölcsönözték a könyvet. A megjelenítés legtöbbször kölcsönzött könyvvel kezdi a </w:t>
+      </w:r>
+      <w:proofErr w:type="spellStart"/>
+      <w:r>
+        <w:rPr>
+          <w:rFonts w:cs="Times New Roman"/>
+          <w:szCs w:val="24"/>
+        </w:rPr>
+        <w:t>json</w:t>
+      </w:r>
+      <w:proofErr w:type="spellEnd"/>
+      <w:r>
+        <w:rPr>
+          <w:rFonts w:cs="Times New Roman"/>
+          <w:szCs w:val="24"/>
+        </w:rPr>
+        <w:t>-t</w:t>
       </w:r>
       <w:r>
         <w:rPr>
@@ -9231,11 +10350,33 @@
         </w:rPr>
       </w:pPr>
       <w:bookmarkStart w:id="18" w:name="_Toc195643099"/>
-      <w:r>
-        <w:rPr>
-          <w:rFonts w:cs="Times New Roman"/>
-        </w:rPr>
-        <w:t>Api/borrowings (GET)</w:t>
+      <w:proofErr w:type="spellStart"/>
+      <w:r>
+        <w:rPr>
+          <w:rFonts w:cs="Times New Roman"/>
+        </w:rPr>
+        <w:t>Api</w:t>
+      </w:r>
+      <w:proofErr w:type="spellEnd"/>
+      <w:r>
+        <w:rPr>
+          <w:rFonts w:cs="Times New Roman"/>
+        </w:rPr>
+        <w:t>/</w:t>
+      </w:r>
+      <w:proofErr w:type="spellStart"/>
+      <w:r>
+        <w:rPr>
+          <w:rFonts w:cs="Times New Roman"/>
+        </w:rPr>
+        <w:t>borrowings</w:t>
+      </w:r>
+      <w:proofErr w:type="spellEnd"/>
+      <w:r>
+        <w:rPr>
+          <w:rFonts w:cs="Times New Roman"/>
+        </w:rPr>
+        <w:t xml:space="preserve"> (GET)</w:t>
       </w:r>
       <w:bookmarkEnd w:id="18"/>
     </w:p>
@@ -9251,7 +10392,39 @@
           <w:rFonts w:cs="Times New Roman"/>
           <w:szCs w:val="24"/>
         </w:rPr>
-        <w:t>A végpont elérésekor kilistázza a felhasználóhoz tartozó összes kölcsönzést. Az azonosítás tokennel történik. A könyv(ek) adatait és a kölcsönzéssel kapcsolatos információkat íratja ki.</w:t>
+        <w:t xml:space="preserve">A végpont elérésekor kilistázza a felhasználóhoz tartozó összes kölcsönzést. Az azonosítás </w:t>
+      </w:r>
+      <w:proofErr w:type="spellStart"/>
+      <w:r>
+        <w:rPr>
+          <w:rFonts w:cs="Times New Roman"/>
+          <w:szCs w:val="24"/>
+        </w:rPr>
+        <w:t>tokennel</w:t>
+      </w:r>
+      <w:proofErr w:type="spellEnd"/>
+      <w:r>
+        <w:rPr>
+          <w:rFonts w:cs="Times New Roman"/>
+          <w:szCs w:val="24"/>
+        </w:rPr>
+        <w:t xml:space="preserve"> történik. A könyv(</w:t>
+      </w:r>
+      <w:proofErr w:type="spellStart"/>
+      <w:r>
+        <w:rPr>
+          <w:rFonts w:cs="Times New Roman"/>
+          <w:szCs w:val="24"/>
+        </w:rPr>
+        <w:t>ek</w:t>
+      </w:r>
+      <w:proofErr w:type="spellEnd"/>
+      <w:r>
+        <w:rPr>
+          <w:rFonts w:cs="Times New Roman"/>
+          <w:szCs w:val="24"/>
+        </w:rPr>
+        <w:t>) adatait és a kölcsönzéssel kapcsolatos információkat íratja ki.</w:t>
       </w:r>
       <w:r>
         <w:rPr>
@@ -9394,18 +10567,24 @@
     </w:p>
     <w:p>
       <w:pPr>
-        <w:pStyle w:val="Heading2"/>
-        <w:spacing w:line="360" w:lineRule="auto"/>
-        <w:rPr>
-          <w:rFonts w:cs="Times New Roman"/>
-        </w:rPr>
+        <w:pStyle w:val="Heading3"/>
       </w:pPr>
       <w:bookmarkStart w:id="19" w:name="_Toc195643100"/>
-      <w:r>
-        <w:rPr>
-          <w:rFonts w:cs="Times New Roman"/>
-        </w:rPr>
-        <w:t>Api/available-books (GET)</w:t>
+      <w:proofErr w:type="spellStart"/>
+      <w:r>
+        <w:t>Api</w:t>
+      </w:r>
+      <w:proofErr w:type="spellEnd"/>
+      <w:r>
+        <w:t>/</w:t>
+      </w:r>
+      <w:proofErr w:type="spellStart"/>
+      <w:r>
+        <w:t>available-books</w:t>
+      </w:r>
+      <w:proofErr w:type="spellEnd"/>
+      <w:r>
+        <w:t xml:space="preserve"> (GET)</w:t>
       </w:r>
       <w:bookmarkEnd w:id="19"/>
     </w:p>
@@ -9592,34 +10771,72 @@
     </w:p>
     <w:p>
       <w:pPr>
-        <w:pStyle w:val="Heading2"/>
+        <w:pStyle w:val="Heading3"/>
+      </w:pPr>
+      <w:bookmarkStart w:id="20" w:name="_Toc195643101"/>
+      <w:proofErr w:type="spellStart"/>
+      <w:r>
+        <w:t>Api</w:t>
+      </w:r>
+      <w:proofErr w:type="spellEnd"/>
+      <w:r>
+        <w:t>/</w:t>
+      </w:r>
+      <w:proofErr w:type="spellStart"/>
+      <w:r>
+        <w:t>upload-img</w:t>
+      </w:r>
+      <w:proofErr w:type="spellEnd"/>
+      <w:r>
+        <w:t xml:space="preserve"> (POST)</w:t>
+      </w:r>
+      <w:bookmarkEnd w:id="20"/>
+    </w:p>
+    <w:p>
+      <w:pPr>
         <w:spacing w:line="360" w:lineRule="auto"/>
         <w:rPr>
           <w:rFonts w:cs="Times New Roman"/>
         </w:rPr>
       </w:pPr>
-      <w:bookmarkStart w:id="20" w:name="_Toc195643101"/>
-      <w:r>
-        <w:rPr>
-          <w:rFonts w:cs="Times New Roman"/>
-        </w:rPr>
-        <w:t>Api/upload-img (POST)</w:t>
-      </w:r>
-      <w:bookmarkEnd w:id="20"/>
-    </w:p>
-    <w:p>
-      <w:pPr>
-        <w:spacing w:line="360" w:lineRule="auto"/>
-        <w:rPr>
-          <w:rFonts w:cs="Times New Roman"/>
-        </w:rPr>
-      </w:pPr>
-      <w:r>
-        <w:rPr>
-          <w:rFonts w:cs="Times New Roman"/>
-          <w:szCs w:val="24"/>
-        </w:rPr>
-        <w:t>A kép feltöltéséhez a /api/upload-img végpontot kell megcímezni. megvizsgálásra kerül</w:t>
+      <w:r>
+        <w:rPr>
+          <w:rFonts w:cs="Times New Roman"/>
+          <w:szCs w:val="24"/>
+        </w:rPr>
+        <w:t>A kép feltöltéséhez a /</w:t>
+      </w:r>
+      <w:proofErr w:type="spellStart"/>
+      <w:r>
+        <w:rPr>
+          <w:rFonts w:cs="Times New Roman"/>
+          <w:szCs w:val="24"/>
+        </w:rPr>
+        <w:t>api</w:t>
+      </w:r>
+      <w:proofErr w:type="spellEnd"/>
+      <w:r>
+        <w:rPr>
+          <w:rFonts w:cs="Times New Roman"/>
+          <w:szCs w:val="24"/>
+        </w:rPr>
+        <w:t>/</w:t>
+      </w:r>
+      <w:proofErr w:type="spellStart"/>
+      <w:r>
+        <w:rPr>
+          <w:rFonts w:cs="Times New Roman"/>
+          <w:szCs w:val="24"/>
+        </w:rPr>
+        <w:t>upload-img</w:t>
+      </w:r>
+      <w:proofErr w:type="spellEnd"/>
+      <w:r>
+        <w:rPr>
+          <w:rFonts w:cs="Times New Roman"/>
+          <w:szCs w:val="24"/>
+        </w:rPr>
+        <w:t xml:space="preserve"> végpontot kell megcímezni. megvizsgálásra kerül</w:t>
       </w:r>
       <w:r>
         <w:rPr>
@@ -9633,8 +10850,25 @@
           <w:rFonts w:cs="Times New Roman"/>
           <w:szCs w:val="24"/>
         </w:rPr>
-        <w:t xml:space="preserve"> hogy van-e a kérésben kép, amennyiben igen akkor a képet további ellenörzések után feltölti a </w:t>
-      </w:r>
+        <w:t xml:space="preserve"> hogy van-e a kérésben kép, amennyiben igen akkor a képet további </w:t>
+      </w:r>
+      <w:proofErr w:type="spellStart"/>
+      <w:r>
+        <w:rPr>
+          <w:rFonts w:cs="Times New Roman"/>
+          <w:szCs w:val="24"/>
+        </w:rPr>
+        <w:t>ellenörzések</w:t>
+      </w:r>
+      <w:proofErr w:type="spellEnd"/>
+      <w:r>
+        <w:rPr>
+          <w:rFonts w:cs="Times New Roman"/>
+          <w:szCs w:val="24"/>
+        </w:rPr>
+        <w:t xml:space="preserve"> után feltölti a </w:t>
+      </w:r>
+      <w:proofErr w:type="spellStart"/>
       <w:r>
         <w:rPr>
           <w:rFonts w:cs="Times New Roman"/>
@@ -9644,12 +10878,61 @@
         </w:rPr>
         <w:t>booksImages</w:t>
       </w:r>
-      <w:r>
-        <w:rPr>
-          <w:rFonts w:cs="Times New Roman"/>
-          <w:szCs w:val="24"/>
-        </w:rPr>
-        <w:t xml:space="preserve"> mappába. A kép nevének az ISBN-nek kell lennie és a kiterjesztés CSAK jpg vagy png vagy jpeg lehet. A backend nem dolgozik fel más formátumot.</w:t>
+      <w:proofErr w:type="spellEnd"/>
+      <w:r>
+        <w:rPr>
+          <w:rFonts w:cs="Times New Roman"/>
+          <w:szCs w:val="24"/>
+        </w:rPr>
+        <w:t xml:space="preserve"> mappába. A kép nevének az ISBN-nek kell lennie és a kiterjesztés CSAK </w:t>
+      </w:r>
+      <w:proofErr w:type="spellStart"/>
+      <w:r>
+        <w:rPr>
+          <w:rFonts w:cs="Times New Roman"/>
+          <w:szCs w:val="24"/>
+        </w:rPr>
+        <w:t>jpg</w:t>
+      </w:r>
+      <w:proofErr w:type="spellEnd"/>
+      <w:r>
+        <w:rPr>
+          <w:rFonts w:cs="Times New Roman"/>
+          <w:szCs w:val="24"/>
+        </w:rPr>
+        <w:t xml:space="preserve"> vagy </w:t>
+      </w:r>
+      <w:proofErr w:type="spellStart"/>
+      <w:r>
+        <w:rPr>
+          <w:rFonts w:cs="Times New Roman"/>
+          <w:szCs w:val="24"/>
+        </w:rPr>
+        <w:t>png</w:t>
+      </w:r>
+      <w:proofErr w:type="spellEnd"/>
+      <w:r>
+        <w:rPr>
+          <w:rFonts w:cs="Times New Roman"/>
+          <w:szCs w:val="24"/>
+        </w:rPr>
+        <w:t xml:space="preserve"> vagy </w:t>
+      </w:r>
+      <w:proofErr w:type="spellStart"/>
+      <w:r>
+        <w:rPr>
+          <w:rFonts w:cs="Times New Roman"/>
+          <w:szCs w:val="24"/>
+        </w:rPr>
+        <w:t>jpeg</w:t>
+      </w:r>
+      <w:proofErr w:type="spellEnd"/>
+      <w:r>
+        <w:rPr>
+          <w:rFonts w:cs="Times New Roman"/>
+          <w:szCs w:val="24"/>
+        </w:rPr>
+        <w:t xml:space="preserve"> lehet. A backend nem dolgozik fel más formátumot.</w:t>
       </w:r>
       <w:r>
         <w:rPr>
@@ -9952,35 +11235,49 @@
     </w:p>
     <w:p>
       <w:pPr>
-        <w:pStyle w:val="Heading2"/>
+        <w:pStyle w:val="Heading3"/>
+      </w:pPr>
+      <w:bookmarkStart w:id="21" w:name="_Toc195643102"/>
+      <w:proofErr w:type="spellStart"/>
+      <w:r>
+        <w:t>img</w:t>
+      </w:r>
+      <w:proofErr w:type="spellEnd"/>
+      <w:r>
+        <w:t>/{ISBN} (GET)</w:t>
+      </w:r>
+      <w:bookmarkEnd w:id="21"/>
+    </w:p>
+    <w:p>
+      <w:pPr>
         <w:spacing w:line="360" w:lineRule="auto"/>
         <w:rPr>
           <w:rFonts w:cs="Times New Roman"/>
-        </w:rPr>
-      </w:pPr>
-      <w:bookmarkStart w:id="21" w:name="_Toc195643102"/>
-      <w:r>
-        <w:rPr>
-          <w:rFonts w:cs="Times New Roman"/>
-        </w:rPr>
-        <w:t>img/{ISBN} (GET)</w:t>
-      </w:r>
-      <w:bookmarkEnd w:id="21"/>
-    </w:p>
-    <w:p>
-      <w:pPr>
-        <w:spacing w:line="360" w:lineRule="auto"/>
-        <w:rPr>
-          <w:rFonts w:cs="Times New Roman"/>
-          <w:szCs w:val="24"/>
-        </w:rPr>
-      </w:pPr>
-      <w:r>
-        <w:rPr>
-          <w:rFonts w:cs="Times New Roman"/>
-          <w:szCs w:val="24"/>
-        </w:rPr>
-        <w:t xml:space="preserve">A végponthoz nem kell azonosítás, mivel ezeket az adatokat bárki elérheti. A várt adat egy az url-be beírt </w:t>
+          <w:szCs w:val="24"/>
+        </w:rPr>
+      </w:pPr>
+      <w:r>
+        <w:rPr>
+          <w:rFonts w:cs="Times New Roman"/>
+          <w:szCs w:val="24"/>
+        </w:rPr>
+        <w:t xml:space="preserve">A végponthoz nem kell azonosítás, mivel ezeket az adatokat bárki elérheti. A várt adat egy az </w:t>
+      </w:r>
+      <w:proofErr w:type="spellStart"/>
+      <w:r>
+        <w:rPr>
+          <w:rFonts w:cs="Times New Roman"/>
+          <w:szCs w:val="24"/>
+        </w:rPr>
+        <w:t>url-be</w:t>
+      </w:r>
+      <w:proofErr w:type="spellEnd"/>
+      <w:r>
+        <w:rPr>
+          <w:rFonts w:cs="Times New Roman"/>
+          <w:szCs w:val="24"/>
+        </w:rPr>
+        <w:t xml:space="preserve"> beírt </w:t>
       </w:r>
       <w:r>
         <w:rPr>
@@ -10012,6 +11309,7 @@
         </w:rPr>
         <w:t xml:space="preserve"> ami a könyvhöz tartozó képet tölti be, ha a könyv nem található a </w:t>
       </w:r>
+      <w:proofErr w:type="spellStart"/>
       <w:r>
         <w:rPr>
           <w:rFonts w:cs="Times New Roman"/>
@@ -10021,6 +11319,7 @@
         </w:rPr>
         <w:t>booksImages</w:t>
       </w:r>
+      <w:proofErr w:type="spellEnd"/>
       <w:r>
         <w:rPr>
           <w:rFonts w:cs="Times New Roman"/>
@@ -10489,36 +11788,91 @@
     </w:p>
     <w:p>
       <w:pPr>
-        <w:pStyle w:val="Heading2"/>
+        <w:pStyle w:val="Heading3"/>
+      </w:pPr>
+      <w:bookmarkStart w:id="22" w:name="_Toc195643103"/>
+      <w:proofErr w:type="spellStart"/>
+      <w:r>
+        <w:t>Api</w:t>
+      </w:r>
+      <w:proofErr w:type="spellEnd"/>
+      <w:r>
+        <w:t>/</w:t>
+      </w:r>
+      <w:proofErr w:type="spellStart"/>
+      <w:r>
+        <w:t>books</w:t>
+      </w:r>
+      <w:proofErr w:type="spellEnd"/>
+      <w:r>
+        <w:t xml:space="preserve"> (GET)</w:t>
+      </w:r>
+      <w:bookmarkEnd w:id="22"/>
+    </w:p>
+    <w:p>
+      <w:pPr>
         <w:spacing w:line="360" w:lineRule="auto"/>
         <w:rPr>
           <w:rFonts w:cs="Times New Roman"/>
-        </w:rPr>
-      </w:pPr>
-      <w:bookmarkStart w:id="22" w:name="_Toc195643103"/>
-      <w:r>
-        <w:rPr>
-          <w:rFonts w:cs="Times New Roman"/>
-        </w:rPr>
-        <w:t>Api/books (GET)</w:t>
-      </w:r>
-      <w:bookmarkEnd w:id="22"/>
-    </w:p>
-    <w:p>
-      <w:pPr>
-        <w:spacing w:line="360" w:lineRule="auto"/>
-        <w:rPr>
-          <w:rFonts w:cs="Times New Roman"/>
-          <w:szCs w:val="24"/>
-        </w:rPr>
-      </w:pPr>
-      <w:r>
-        <w:rPr>
-          <w:rFonts w:cs="Times New Roman"/>
-          <w:szCs w:val="24"/>
-        </w:rPr>
-        <w:t xml:space="preserve">Az api/books végpont a könyveket listázza ki. Az url-be több adat is megadható például </w:t>
-      </w:r>
+          <w:szCs w:val="24"/>
+        </w:rPr>
+      </w:pPr>
+      <w:r>
+        <w:rPr>
+          <w:rFonts w:cs="Times New Roman"/>
+          <w:szCs w:val="24"/>
+        </w:rPr>
+        <w:t xml:space="preserve">Az </w:t>
+      </w:r>
+      <w:proofErr w:type="spellStart"/>
+      <w:r>
+        <w:rPr>
+          <w:rFonts w:cs="Times New Roman"/>
+          <w:szCs w:val="24"/>
+        </w:rPr>
+        <w:t>api</w:t>
+      </w:r>
+      <w:proofErr w:type="spellEnd"/>
+      <w:r>
+        <w:rPr>
+          <w:rFonts w:cs="Times New Roman"/>
+          <w:szCs w:val="24"/>
+        </w:rPr>
+        <w:t>/</w:t>
+      </w:r>
+      <w:proofErr w:type="spellStart"/>
+      <w:r>
+        <w:rPr>
+          <w:rFonts w:cs="Times New Roman"/>
+          <w:szCs w:val="24"/>
+        </w:rPr>
+        <w:t>books</w:t>
+      </w:r>
+      <w:proofErr w:type="spellEnd"/>
+      <w:r>
+        <w:rPr>
+          <w:rFonts w:cs="Times New Roman"/>
+          <w:szCs w:val="24"/>
+        </w:rPr>
+        <w:t xml:space="preserve"> végpont a könyveket listázza ki. Az </w:t>
+      </w:r>
+      <w:proofErr w:type="spellStart"/>
+      <w:r>
+        <w:rPr>
+          <w:rFonts w:cs="Times New Roman"/>
+          <w:szCs w:val="24"/>
+        </w:rPr>
+        <w:t>url-be</w:t>
+      </w:r>
+      <w:proofErr w:type="spellEnd"/>
+      <w:r>
+        <w:rPr>
+          <w:rFonts w:cs="Times New Roman"/>
+          <w:szCs w:val="24"/>
+        </w:rPr>
+        <w:t xml:space="preserve"> több adat is megadható például </w:t>
+      </w:r>
+      <w:proofErr w:type="spellStart"/>
       <w:r>
         <w:rPr>
           <w:rFonts w:cs="Times New Roman"/>
@@ -10526,29 +11880,9 @@
           <w:iCs/>
           <w:szCs w:val="24"/>
         </w:rPr>
-        <w:t xml:space="preserve">api/books/category/fiction, </w:t>
-      </w:r>
-      <w:r>
-        <w:rPr>
-          <w:rFonts w:cs="Times New Roman"/>
-          <w:szCs w:val="24"/>
-        </w:rPr>
-        <w:t>így az összes olyan könyv kerül kilistázásra</w:t>
-      </w:r>
-      <w:r>
-        <w:rPr>
-          <w:rFonts w:cs="Times New Roman"/>
-          <w:szCs w:val="24"/>
-        </w:rPr>
-        <w:t>,</w:t>
-      </w:r>
-      <w:r>
-        <w:rPr>
-          <w:rFonts w:cs="Times New Roman"/>
-          <w:szCs w:val="24"/>
-        </w:rPr>
-        <w:t xml:space="preserve"> amelynek a kategóriája </w:t>
-      </w:r>
+        <w:t>api</w:t>
+      </w:r>
+      <w:proofErr w:type="spellEnd"/>
       <w:r>
         <w:rPr>
           <w:rFonts w:cs="Times New Roman"/>
@@ -10556,14 +11890,131 @@
           <w:iCs/>
           <w:szCs w:val="24"/>
         </w:rPr>
-        <w:t xml:space="preserve">fiction. </w:t>
-      </w:r>
-      <w:r>
-        <w:rPr>
-          <w:rFonts w:cs="Times New Roman"/>
-          <w:szCs w:val="24"/>
-        </w:rPr>
-        <w:t>A végpont elérésekor semmi adatot megadva az összes könyvet és adatait küldi vissza json formátumban.</w:t>
+        <w:t>/</w:t>
+      </w:r>
+      <w:proofErr w:type="spellStart"/>
+      <w:r>
+        <w:rPr>
+          <w:rFonts w:cs="Times New Roman"/>
+          <w:i/>
+          <w:iCs/>
+          <w:szCs w:val="24"/>
+        </w:rPr>
+        <w:t>books</w:t>
+      </w:r>
+      <w:proofErr w:type="spellEnd"/>
+      <w:r>
+        <w:rPr>
+          <w:rFonts w:cs="Times New Roman"/>
+          <w:i/>
+          <w:iCs/>
+          <w:szCs w:val="24"/>
+        </w:rPr>
+        <w:t>/</w:t>
+      </w:r>
+      <w:proofErr w:type="spellStart"/>
+      <w:r>
+        <w:rPr>
+          <w:rFonts w:cs="Times New Roman"/>
+          <w:i/>
+          <w:iCs/>
+          <w:szCs w:val="24"/>
+        </w:rPr>
+        <w:t>category</w:t>
+      </w:r>
+      <w:proofErr w:type="spellEnd"/>
+      <w:r>
+        <w:rPr>
+          <w:rFonts w:cs="Times New Roman"/>
+          <w:i/>
+          <w:iCs/>
+          <w:szCs w:val="24"/>
+        </w:rPr>
+        <w:t>/</w:t>
+      </w:r>
+      <w:proofErr w:type="spellStart"/>
+      <w:r>
+        <w:rPr>
+          <w:rFonts w:cs="Times New Roman"/>
+          <w:i/>
+          <w:iCs/>
+          <w:szCs w:val="24"/>
+        </w:rPr>
+        <w:t>fiction</w:t>
+      </w:r>
+      <w:proofErr w:type="spellEnd"/>
+      <w:r>
+        <w:rPr>
+          <w:rFonts w:cs="Times New Roman"/>
+          <w:i/>
+          <w:iCs/>
+          <w:szCs w:val="24"/>
+        </w:rPr>
+        <w:t xml:space="preserve">, </w:t>
+      </w:r>
+      <w:r>
+        <w:rPr>
+          <w:rFonts w:cs="Times New Roman"/>
+          <w:szCs w:val="24"/>
+        </w:rPr>
+        <w:t>így az összes olyan könyv kerül kilistázásra</w:t>
+      </w:r>
+      <w:r>
+        <w:rPr>
+          <w:rFonts w:cs="Times New Roman"/>
+          <w:szCs w:val="24"/>
+        </w:rPr>
+        <w:t>,</w:t>
+      </w:r>
+      <w:r>
+        <w:rPr>
+          <w:rFonts w:cs="Times New Roman"/>
+          <w:szCs w:val="24"/>
+        </w:rPr>
+        <w:t xml:space="preserve"> amelynek a kategóriája </w:t>
+      </w:r>
+      <w:proofErr w:type="spellStart"/>
+      <w:r>
+        <w:rPr>
+          <w:rFonts w:cs="Times New Roman"/>
+          <w:i/>
+          <w:iCs/>
+          <w:szCs w:val="24"/>
+        </w:rPr>
+        <w:t>fiction</w:t>
+      </w:r>
+      <w:proofErr w:type="spellEnd"/>
+      <w:r>
+        <w:rPr>
+          <w:rFonts w:cs="Times New Roman"/>
+          <w:i/>
+          <w:iCs/>
+          <w:szCs w:val="24"/>
+        </w:rPr>
+        <w:t xml:space="preserve">. </w:t>
+      </w:r>
+      <w:r>
+        <w:rPr>
+          <w:rFonts w:cs="Times New Roman"/>
+          <w:szCs w:val="24"/>
+        </w:rPr>
+        <w:t xml:space="preserve">A végpont elérésekor semmi adatot megadva az összes könyvet és adatait küldi vissza </w:t>
+      </w:r>
+      <w:proofErr w:type="spellStart"/>
+      <w:r>
+        <w:rPr>
+          <w:rFonts w:cs="Times New Roman"/>
+          <w:szCs w:val="24"/>
+        </w:rPr>
+        <w:t>json</w:t>
+      </w:r>
+      <w:proofErr w:type="spellEnd"/>
+      <w:r>
+        <w:rPr>
+          <w:rFonts w:cs="Times New Roman"/>
+          <w:szCs w:val="24"/>
+        </w:rPr>
+        <w:t xml:space="preserve"> formátumban.</w:t>
       </w:r>
     </w:p>
     <w:p>
@@ -10715,23 +12166,6 @@
           <w:rFonts w:cs="Times New Roman"/>
           <w:szCs w:val="24"/>
         </w:rPr>
-        <w:br w:type="page"/>
-      </w:r>
-    </w:p>
-    <w:p>
-      <w:pPr>
-        <w:spacing w:line="360" w:lineRule="auto"/>
-        <w:rPr>
-          <w:rFonts w:cs="Times New Roman"/>
-          <w:szCs w:val="24"/>
-        </w:rPr>
-      </w:pPr>
-      <w:r>
-        <w:rPr>
-          <w:rFonts w:cs="Times New Roman"/>
-          <w:szCs w:val="24"/>
-        </w:rPr>
-        <w:lastRenderedPageBreak/>
         <w:t>Adatok megadásával:</w:t>
       </w:r>
       <w:r>
@@ -10789,6 +12223,7 @@
           <w:noProof/>
           <w:szCs w:val="24"/>
         </w:rPr>
+        <w:lastRenderedPageBreak/>
         <w:drawing>
           <wp:inline distT="0" distB="0" distL="0" distR="0" wp14:anchorId="687F9D97" wp14:editId="02CD9A07">
             <wp:extent cx="4715533" cy="7116168"/>
@@ -10870,39 +12305,50 @@
     </w:p>
     <w:p>
       <w:pPr>
-        <w:spacing w:line="360" w:lineRule="auto"/>
-        <w:rPr>
-          <w:rFonts w:cs="Times New Roman"/>
-          <w:szCs w:val="24"/>
-        </w:rPr>
-      </w:pPr>
-      <w:r>
-        <w:rPr>
-          <w:rFonts w:cs="Times New Roman"/>
-          <w:szCs w:val="24"/>
-        </w:rPr>
-        <w:br w:type="page"/>
-      </w:r>
-    </w:p>
-    <w:p>
-      <w:pPr>
-        <w:pStyle w:val="Heading2"/>
-        <w:spacing w:line="360" w:lineRule="auto"/>
-        <w:rPr>
-          <w:rFonts w:cs="Times New Roman"/>
-          <w:sz w:val="28"/>
-          <w:szCs w:val="28"/>
-        </w:rPr>
+        <w:pStyle w:val="Heading3"/>
       </w:pPr>
       <w:bookmarkStart w:id="23" w:name="_Toc195643104"/>
-      <w:r>
-        <w:rPr>
-          <w:rFonts w:cs="Times New Roman"/>
-          <w:sz w:val="28"/>
-          <w:szCs w:val="28"/>
-        </w:rPr>
-        <w:lastRenderedPageBreak/>
-        <w:t>Api/all-(books, users, borrowings) (GET)</w:t>
+      <w:proofErr w:type="spellStart"/>
+      <w:r>
+        <w:t>Api</w:t>
+      </w:r>
+      <w:proofErr w:type="spellEnd"/>
+      <w:r>
+        <w:t>/</w:t>
+      </w:r>
+      <w:proofErr w:type="spellStart"/>
+      <w:r>
+        <w:t>all</w:t>
+      </w:r>
+      <w:proofErr w:type="spellEnd"/>
+      <w:proofErr w:type="gramStart"/>
+      <w:r>
+        <w:t>-(</w:t>
+      </w:r>
+      <w:proofErr w:type="spellStart"/>
+      <w:proofErr w:type="gramEnd"/>
+      <w:r>
+        <w:t>books</w:t>
+      </w:r>
+      <w:proofErr w:type="spellEnd"/>
+      <w:r>
+        <w:t xml:space="preserve">, </w:t>
+      </w:r>
+      <w:proofErr w:type="spellStart"/>
+      <w:r>
+        <w:t>users</w:t>
+      </w:r>
+      <w:proofErr w:type="spellEnd"/>
+      <w:r>
+        <w:t xml:space="preserve">, </w:t>
+      </w:r>
+      <w:proofErr w:type="spellStart"/>
+      <w:r>
+        <w:t>borrowings</w:t>
+      </w:r>
+      <w:proofErr w:type="spellEnd"/>
+      <w:r>
+        <w:t>) (GET)</w:t>
       </w:r>
       <w:bookmarkEnd w:id="23"/>
     </w:p>
@@ -10956,8 +12402,39 @@
           <w:iCs/>
           <w:szCs w:val="24"/>
         </w:rPr>
-        <w:t>/api/all-books</w:t>
-      </w:r>
+        <w:t>/</w:t>
+      </w:r>
+      <w:proofErr w:type="spellStart"/>
+      <w:r>
+        <w:rPr>
+          <w:rFonts w:cs="Times New Roman"/>
+          <w:i/>
+          <w:iCs/>
+          <w:szCs w:val="24"/>
+        </w:rPr>
+        <w:t>api</w:t>
+      </w:r>
+      <w:proofErr w:type="spellEnd"/>
+      <w:r>
+        <w:rPr>
+          <w:rFonts w:cs="Times New Roman"/>
+          <w:i/>
+          <w:iCs/>
+          <w:szCs w:val="24"/>
+        </w:rPr>
+        <w:t>/</w:t>
+      </w:r>
+      <w:proofErr w:type="spellStart"/>
+      <w:r>
+        <w:rPr>
+          <w:rFonts w:cs="Times New Roman"/>
+          <w:i/>
+          <w:iCs/>
+          <w:szCs w:val="24"/>
+        </w:rPr>
+        <w:t>all-books</w:t>
+      </w:r>
+      <w:proofErr w:type="spellEnd"/>
       <w:r>
         <w:rPr>
           <w:rFonts w:cs="Times New Roman"/>
@@ -10978,6 +12455,7 @@
           <w:noProof/>
           <w:szCs w:val="24"/>
         </w:rPr>
+        <w:lastRenderedPageBreak/>
         <w:drawing>
           <wp:inline distT="0" distB="0" distL="0" distR="0" wp14:anchorId="2D9F5181" wp14:editId="54069D46">
             <wp:extent cx="3258005" cy="400106"/>
@@ -11108,30 +12586,32 @@
     </w:p>
     <w:p>
       <w:pPr>
-        <w:pStyle w:val="Heading2"/>
+        <w:pStyle w:val="Heading3"/>
+      </w:pPr>
+      <w:bookmarkStart w:id="24" w:name="_Toc195643105"/>
+      <w:proofErr w:type="spellStart"/>
+      <w:r>
+        <w:t>Api</w:t>
+      </w:r>
+      <w:proofErr w:type="spellEnd"/>
+      <w:r>
+        <w:t>/</w:t>
+      </w:r>
+      <w:proofErr w:type="spellStart"/>
+      <w:r>
+        <w:t>reserve</w:t>
+      </w:r>
+      <w:proofErr w:type="spellEnd"/>
+      <w:r>
+        <w:t xml:space="preserve"> (GET)</w:t>
+      </w:r>
+      <w:bookmarkEnd w:id="24"/>
+    </w:p>
+    <w:p>
+      <w:pPr>
         <w:spacing w:line="360" w:lineRule="auto"/>
         <w:rPr>
           <w:rFonts w:cs="Times New Roman"/>
-          <w:sz w:val="28"/>
-          <w:szCs w:val="28"/>
-        </w:rPr>
-      </w:pPr>
-      <w:bookmarkStart w:id="24" w:name="_Toc195643105"/>
-      <w:r>
-        <w:rPr>
-          <w:rFonts w:cs="Times New Roman"/>
-          <w:sz w:val="28"/>
-          <w:szCs w:val="28"/>
-        </w:rPr>
-        <w:t>Api/reserve (GET)</w:t>
-      </w:r>
-      <w:bookmarkEnd w:id="24"/>
-    </w:p>
-    <w:p>
-      <w:pPr>
-        <w:spacing w:line="360" w:lineRule="auto"/>
-        <w:rPr>
-          <w:rFonts w:cs="Times New Roman"/>
           <w:szCs w:val="24"/>
         </w:rPr>
       </w:pPr>
@@ -11154,7 +12634,39 @@
           <w:rFonts w:cs="Times New Roman"/>
           <w:szCs w:val="24"/>
         </w:rPr>
-        <w:t>ni kell a felhasználót egy tokennel. A megadott token alapján lekérdezésre kerül az összes olyan könyv</w:t>
+        <w:t xml:space="preserve">ni kell a felhasználót egy </w:t>
+      </w:r>
+      <w:proofErr w:type="spellStart"/>
+      <w:r>
+        <w:rPr>
+          <w:rFonts w:cs="Times New Roman"/>
+          <w:szCs w:val="24"/>
+        </w:rPr>
+        <w:t>tokennel</w:t>
+      </w:r>
+      <w:proofErr w:type="spellEnd"/>
+      <w:r>
+        <w:rPr>
+          <w:rFonts w:cs="Times New Roman"/>
+          <w:szCs w:val="24"/>
+        </w:rPr>
+        <w:t xml:space="preserve">. A megadott </w:t>
+      </w:r>
+      <w:proofErr w:type="spellStart"/>
+      <w:r>
+        <w:rPr>
+          <w:rFonts w:cs="Times New Roman"/>
+          <w:szCs w:val="24"/>
+        </w:rPr>
+        <w:t>token</w:t>
+      </w:r>
+      <w:proofErr w:type="spellEnd"/>
+      <w:r>
+        <w:rPr>
+          <w:rFonts w:cs="Times New Roman"/>
+          <w:szCs w:val="24"/>
+        </w:rPr>
+        <w:t xml:space="preserve"> alapján lekérdezésre kerül az összes olyan könyv</w:t>
       </w:r>
       <w:r>
         <w:rPr>
@@ -11306,30 +12818,32 @@
     </w:p>
     <w:p>
       <w:pPr>
-        <w:pStyle w:val="Heading2"/>
+        <w:pStyle w:val="Heading3"/>
+      </w:pPr>
+      <w:bookmarkStart w:id="25" w:name="_Toc195643106"/>
+      <w:proofErr w:type="spellStart"/>
+      <w:r>
+        <w:t>Api</w:t>
+      </w:r>
+      <w:proofErr w:type="spellEnd"/>
+      <w:r>
+        <w:t>/</w:t>
+      </w:r>
+      <w:proofErr w:type="spellStart"/>
+      <w:r>
+        <w:t>reserve</w:t>
+      </w:r>
+      <w:proofErr w:type="spellEnd"/>
+      <w:r>
+        <w:t xml:space="preserve"> (POST)</w:t>
+      </w:r>
+      <w:bookmarkEnd w:id="25"/>
+    </w:p>
+    <w:p>
+      <w:pPr>
         <w:spacing w:line="360" w:lineRule="auto"/>
         <w:rPr>
           <w:rFonts w:cs="Times New Roman"/>
-          <w:sz w:val="28"/>
-          <w:szCs w:val="28"/>
-        </w:rPr>
-      </w:pPr>
-      <w:bookmarkStart w:id="25" w:name="_Toc195643106"/>
-      <w:r>
-        <w:rPr>
-          <w:rFonts w:cs="Times New Roman"/>
-          <w:sz w:val="28"/>
-          <w:szCs w:val="28"/>
-        </w:rPr>
-        <w:t>Api/reserve (POST)</w:t>
-      </w:r>
-      <w:bookmarkEnd w:id="25"/>
-    </w:p>
-    <w:p>
-      <w:pPr>
-        <w:spacing w:line="360" w:lineRule="auto"/>
-        <w:rPr>
-          <w:rFonts w:cs="Times New Roman"/>
           <w:szCs w:val="24"/>
         </w:rPr>
       </w:pPr>
@@ -11352,7 +12866,23 @@
           <w:rFonts w:cs="Times New Roman"/>
           <w:szCs w:val="24"/>
         </w:rPr>
-        <w:t>ges elküldeni a kérés törzsében az ISBN-t. A végpont tokent használ az azonosításhoz, anélkül nem is lehet elérni a végpontot. Az eléréskor a backend megvizsgálja az adatokat, ha az adatok nem jók az alapján hibaüzenetet küld vissza. A helyes adatok megadásával az adatbázisban lefoglalja a felhasználó részére a könyvet. A könyv, addig amíg le nem jár a foglalás nem lesz látható az elérhető könyvek között.</w:t>
+        <w:t xml:space="preserve">ges elküldeni a kérés törzsében az ISBN-t. A végpont </w:t>
+      </w:r>
+      <w:proofErr w:type="spellStart"/>
+      <w:r>
+        <w:rPr>
+          <w:rFonts w:cs="Times New Roman"/>
+          <w:szCs w:val="24"/>
+        </w:rPr>
+        <w:t>tokent</w:t>
+      </w:r>
+      <w:proofErr w:type="spellEnd"/>
+      <w:r>
+        <w:rPr>
+          <w:rFonts w:cs="Times New Roman"/>
+          <w:szCs w:val="24"/>
+        </w:rPr>
+        <w:t xml:space="preserve"> használ az azonosításhoz, anélkül nem is lehet elérni a végpontot. Az eléréskor a backend megvizsgálja az adatokat, ha az adatok nem jók az alapján hibaüzenetet küld vissza. A helyes adatok megadásával az adatbázisban lefoglalja a felhasználó részére a könyvet. A könyv, addig amíg le nem jár a foglalás nem lesz látható az elérhető könyvek között.</w:t>
       </w:r>
       <w:r>
         <w:rPr>
@@ -11367,7 +12897,6 @@
           <w:noProof/>
           <w:szCs w:val="24"/>
         </w:rPr>
-        <w:lastRenderedPageBreak/>
         <w:drawing>
           <wp:inline distT="0" distB="0" distL="0" distR="0" wp14:anchorId="2347E053" wp14:editId="17758AD3">
             <wp:extent cx="3029373" cy="400106"/>
@@ -11417,6 +12946,7 @@
           <w:noProof/>
           <w:szCs w:val="24"/>
         </w:rPr>
+        <w:lastRenderedPageBreak/>
         <w:drawing>
           <wp:inline distT="0" distB="0" distL="0" distR="0" wp14:anchorId="135B7CBF" wp14:editId="37CD78CA">
             <wp:extent cx="2105319" cy="571580"/>
@@ -11547,39 +13077,105 @@
     </w:p>
     <w:p>
       <w:pPr>
-        <w:pStyle w:val="Heading2"/>
+        <w:pStyle w:val="Heading3"/>
+      </w:pPr>
+      <w:bookmarkStart w:id="26" w:name="_Toc195643107"/>
+      <w:proofErr w:type="spellStart"/>
+      <w:r>
+        <w:t>Api</w:t>
+      </w:r>
+      <w:proofErr w:type="spellEnd"/>
+      <w:r>
+        <w:t>/</w:t>
+      </w:r>
+      <w:proofErr w:type="spellStart"/>
+      <w:r>
+        <w:t>reserve</w:t>
+      </w:r>
+      <w:proofErr w:type="spellEnd"/>
+      <w:r>
+        <w:t>/{ISBN} (DELETE)</w:t>
+      </w:r>
+      <w:bookmarkEnd w:id="26"/>
+    </w:p>
+    <w:p>
+      <w:pPr>
         <w:spacing w:line="360" w:lineRule="auto"/>
         <w:rPr>
           <w:rFonts w:cs="Times New Roman"/>
-          <w:sz w:val="28"/>
-          <w:szCs w:val="28"/>
-        </w:rPr>
-      </w:pPr>
-      <w:bookmarkStart w:id="26" w:name="_Toc195643107"/>
-      <w:r>
-        <w:rPr>
-          <w:rFonts w:cs="Times New Roman"/>
-          <w:sz w:val="28"/>
-          <w:szCs w:val="28"/>
-        </w:rPr>
-        <w:t>Api/reserve/{ISBN} (DELETE)</w:t>
-      </w:r>
-      <w:bookmarkEnd w:id="26"/>
-    </w:p>
-    <w:p>
-      <w:pPr>
-        <w:spacing w:line="360" w:lineRule="auto"/>
-        <w:rPr>
-          <w:rFonts w:cs="Times New Roman"/>
-          <w:szCs w:val="24"/>
-        </w:rPr>
-      </w:pPr>
-      <w:r>
-        <w:rPr>
-          <w:rFonts w:cs="Times New Roman"/>
-          <w:szCs w:val="24"/>
-        </w:rPr>
-        <w:t>Az api/reserve/{ISBN} végpont eléréséhez azonosítás szükséges tokennel. Az ISBN-t az url-be kell beírni, aminek meg kell felelnie a feltételeknek. Az ISBN-nek helyes formátumúnak kell lennie és a felhasználóhoz kell tartoznia, ha ez nem teljesül hibaüzenet kerül visszaküldésre a backendtől.</w:t>
+          <w:szCs w:val="24"/>
+        </w:rPr>
+      </w:pPr>
+      <w:r>
+        <w:rPr>
+          <w:rFonts w:cs="Times New Roman"/>
+          <w:szCs w:val="24"/>
+        </w:rPr>
+        <w:t xml:space="preserve">Az </w:t>
+      </w:r>
+      <w:proofErr w:type="spellStart"/>
+      <w:r>
+        <w:rPr>
+          <w:rFonts w:cs="Times New Roman"/>
+          <w:szCs w:val="24"/>
+        </w:rPr>
+        <w:t>api</w:t>
+      </w:r>
+      <w:proofErr w:type="spellEnd"/>
+      <w:r>
+        <w:rPr>
+          <w:rFonts w:cs="Times New Roman"/>
+          <w:szCs w:val="24"/>
+        </w:rPr>
+        <w:t>/</w:t>
+      </w:r>
+      <w:proofErr w:type="spellStart"/>
+      <w:r>
+        <w:rPr>
+          <w:rFonts w:cs="Times New Roman"/>
+          <w:szCs w:val="24"/>
+        </w:rPr>
+        <w:t>reserve</w:t>
+      </w:r>
+      <w:proofErr w:type="spellEnd"/>
+      <w:r>
+        <w:rPr>
+          <w:rFonts w:cs="Times New Roman"/>
+          <w:szCs w:val="24"/>
+        </w:rPr>
+        <w:t xml:space="preserve">/{ISBN} végpont eléréséhez azonosítás szükséges </w:t>
+      </w:r>
+      <w:proofErr w:type="spellStart"/>
+      <w:r>
+        <w:rPr>
+          <w:rFonts w:cs="Times New Roman"/>
+          <w:szCs w:val="24"/>
+        </w:rPr>
+        <w:t>tokennel</w:t>
+      </w:r>
+      <w:proofErr w:type="spellEnd"/>
+      <w:r>
+        <w:rPr>
+          <w:rFonts w:cs="Times New Roman"/>
+          <w:szCs w:val="24"/>
+        </w:rPr>
+        <w:t xml:space="preserve">. Az ISBN-t az </w:t>
+      </w:r>
+      <w:proofErr w:type="spellStart"/>
+      <w:r>
+        <w:rPr>
+          <w:rFonts w:cs="Times New Roman"/>
+          <w:szCs w:val="24"/>
+        </w:rPr>
+        <w:t>url-be</w:t>
+      </w:r>
+      <w:proofErr w:type="spellEnd"/>
+      <w:r>
+        <w:rPr>
+          <w:rFonts w:cs="Times New Roman"/>
+          <w:szCs w:val="24"/>
+        </w:rPr>
+        <w:t xml:space="preserve"> kell beírni, aminek meg kell felelnie a feltételeknek. Az ISBN-nek helyes formátumúnak kell lennie és a felhasználóhoz kell tartoznia, ha ez nem teljesül hibaüzenet kerül visszaküldésre a backendtől.</w:t>
       </w:r>
       <w:r>
         <w:rPr>
@@ -11714,21 +13310,19 @@
           </wp:inline>
         </w:drawing>
       </w:r>
-      <w:r>
-        <w:rPr>
-          <w:rFonts w:cs="Times New Roman"/>
-          <w:szCs w:val="24"/>
-        </w:rPr>
+    </w:p>
+    <w:p>
+      <w:r>
         <w:br w:type="page"/>
       </w:r>
     </w:p>
-    <w:p/>
     <w:p>
       <w:pPr>
         <w:pStyle w:val="Heading2"/>
       </w:pPr>
       <w:bookmarkStart w:id="27" w:name="_Toc196378228"/>
       <w:r>
+        <w:lastRenderedPageBreak/>
         <w:t>Frontend</w:t>
       </w:r>
       <w:bookmarkEnd w:id="27"/>
@@ -11768,13 +13362,45 @@
         <w:t xml:space="preserve">Az alkalmazás telepíthető a </w:t>
       </w:r>
       <w:r>
-        <w:t>…/LMS Desktop/</w:t>
-      </w:r>
-      <w:r>
-        <w:t>LMS Desktop Installer.exe-vel.</w:t>
-      </w:r>
-      <w:r>
-        <w:t xml:space="preserve"> A működéshez szükséges az adatbázis, amit a Databse mappában található Database.sql fájl tartalmaz minta adatokkal. </w:t>
+        <w:t xml:space="preserve">…/LMS </w:t>
+      </w:r>
+      <w:proofErr w:type="spellStart"/>
+      <w:r>
+        <w:t>Desktop</w:t>
+      </w:r>
+      <w:proofErr w:type="spellEnd"/>
+      <w:r>
+        <w:t>/</w:t>
+      </w:r>
+      <w:r>
+        <w:t xml:space="preserve">LMS </w:t>
+      </w:r>
+      <w:proofErr w:type="spellStart"/>
+      <w:r>
+        <w:t>Desktop</w:t>
+      </w:r>
+      <w:proofErr w:type="spellEnd"/>
+      <w:r>
+        <w:t xml:space="preserve"> Installer.exe-vel.</w:t>
+      </w:r>
+      <w:r>
+        <w:t xml:space="preserve"> A működéshez szükséges az adatbázis, amit a </w:t>
+      </w:r>
+      <w:proofErr w:type="spellStart"/>
+      <w:r>
+        <w:t>Databse</w:t>
+      </w:r>
+      <w:proofErr w:type="spellEnd"/>
+      <w:r>
+        <w:t xml:space="preserve"> mappában található </w:t>
+      </w:r>
+      <w:proofErr w:type="spellStart"/>
+      <w:r>
+        <w:t>Database.sql</w:t>
+      </w:r>
+      <w:proofErr w:type="spellEnd"/>
+      <w:r>
+        <w:t xml:space="preserve"> fájl tartalmaz minta adatokkal. </w:t>
       </w:r>
       <w:r>
         <w:t xml:space="preserve">A kép feltöltéséhez szükséges futtatni a </w:t>
@@ -12092,7 +13718,6 @@
         <w:jc w:val="both"/>
       </w:pPr>
       <w:r>
-        <w:lastRenderedPageBreak/>
         <w:t>A bal alsó sarokban lévő „</w:t>
       </w:r>
       <w:r>
@@ -12132,6 +13757,7 @@
         <w:rPr>
           <w:noProof/>
         </w:rPr>
+        <w:lastRenderedPageBreak/>
         <mc:AlternateContent>
           <mc:Choice Requires="wps">
             <w:drawing>
@@ -12526,7 +14152,6 @@
       </w:pPr>
       <w:bookmarkStart w:id="35" w:name="_Toc196378232"/>
       <w:r>
-        <w:lastRenderedPageBreak/>
         <w:t>Könyvek (</w:t>
       </w:r>
       <w:r>
@@ -12583,6 +14208,7 @@
         <w:jc w:val="both"/>
       </w:pPr>
       <w:r>
+        <w:lastRenderedPageBreak/>
         <w:t xml:space="preserve">Az ezt követő gombbal megnyílik egy ablak (7. ábra), ahol új könyvet tudunk </w:t>
       </w:r>
       <w:r>
@@ -15364,7 +16990,15 @@
         <w:t>eltávolítás</w:t>
       </w:r>
       <w:r>
-        <w:t>” gomb pedig a kiválasztott kiadó(ka)t eltávolítja az adatbázisból egy megerősítést követően (31. ábra)</w:t>
+        <w:t>” gomb pedig a kiválasztott kiadó(</w:t>
+      </w:r>
+      <w:proofErr w:type="spellStart"/>
+      <w:r>
+        <w:t>ka</w:t>
+      </w:r>
+      <w:proofErr w:type="spellEnd"/>
+      <w:r>
+        <w:t>)t eltávolítja az adatbázisból egy megerősítést követően (31. ábra)</w:t>
       </w:r>
     </w:p>
     <w:p>
@@ -15380,7 +17014,15 @@
         <w:t>Nagyon fontos</w:t>
       </w:r>
       <w:r>
-        <w:t>, hogy azok a könyvek, amik kapcsolva vannak az adott szerző(k)höz szintén törölve lesznek!</w:t>
+        <w:t>, hogy azok a könyvek, amik kapcsolva vannak az adott szerző(k)</w:t>
+      </w:r>
+      <w:proofErr w:type="spellStart"/>
+      <w:r>
+        <w:t>höz</w:t>
+      </w:r>
+      <w:proofErr w:type="spellEnd"/>
+      <w:r>
+        <w:t xml:space="preserve"> szintén törölve lesznek!</w:t>
       </w:r>
     </w:p>
     <w:p>
@@ -15803,7 +17445,15 @@
         <w:t>,</w:t>
       </w:r>
       <w:r>
-        <w:t xml:space="preserve"> mely megnyitja az adatlapot (33. ábra), aminek kitöltésével fel tudunk venni egy új felhasználót. Itt a rang opció csak akkor jelenik meg, ha adminisztrátorként vagyunk bejelentkezve. A felhasználó felvételét követően megjelenik a felhasználó véletlenszerűen generált új jelszava (36. ábra), amit a webes felületen tetszés szerint módosíthat.</w:t>
+        <w:t xml:space="preserve"> mely megnyitja az adatlapot (33. ábra), aminek kitöltésével fel tudunk venni egy új felhasználót. Itt a rang opció csak akkor jelenik meg, ha adminisztrátorként vagyunk bejelentkezve. A felhasználó felvételét követően megjelenik a felhasználó véletlenszerűen generált új </w:t>
+      </w:r>
+      <w:proofErr w:type="spellStart"/>
+      <w:r>
+        <w:t>jelszava</w:t>
+      </w:r>
+      <w:proofErr w:type="spellEnd"/>
+      <w:r>
+        <w:t xml:space="preserve"> (36. ábra), amit a webes felületen tetszés szerint módosíthat.</w:t>
       </w:r>
     </w:p>
     <w:p>
@@ -15839,7 +17489,15 @@
         <w:t>eltávolítás</w:t>
       </w:r>
       <w:r>
-        <w:t>” gomb pedig eltávolítja a kiválasztott felhasználó(ka)t a megerősítést követően (35. ábra). Ez az opció szintén csak akkor jelenik meg, ha adminisztrátorként vagyunk bejelentkezve!</w:t>
+        <w:t>” gomb pedig eltávolítja a kiválasztott felhasználó(</w:t>
+      </w:r>
+      <w:proofErr w:type="spellStart"/>
+      <w:r>
+        <w:t>ka</w:t>
+      </w:r>
+      <w:proofErr w:type="spellEnd"/>
+      <w:r>
+        <w:t>)t a megerősítést követően (35. ábra). Ez az opció szintén csak akkor jelenik meg, ha adminisztrátorként vagyunk bejelentkezve!</w:t>
       </w:r>
     </w:p>
     <w:p>
@@ -16427,8 +18085,13 @@
       <w:pPr>
         <w:pStyle w:val="Heading3"/>
       </w:pPr>
-      <w:r>
-        <w:t>Books tábla</w:t>
+      <w:proofErr w:type="spellStart"/>
+      <w:r>
+        <w:t>Books</w:t>
+      </w:r>
+      <w:proofErr w:type="spellEnd"/>
+      <w:r>
+        <w:t xml:space="preserve"> tábla</w:t>
       </w:r>
       <w:bookmarkEnd w:id="67"/>
     </w:p>
@@ -16451,9 +18114,11 @@
       <w:r>
         <w:t xml:space="preserve"> rendelkezik, 13 számjegyű </w:t>
       </w:r>
+      <w:proofErr w:type="spellStart"/>
       <w:r>
         <w:t>bigint</w:t>
       </w:r>
+      <w:proofErr w:type="spellEnd"/>
       <w:r>
         <w:t>.</w:t>
       </w:r>
@@ -16471,14 +18136,24 @@
         <w:spacing w:line="360" w:lineRule="auto"/>
         <w:jc w:val="both"/>
       </w:pPr>
-      <w:r>
-        <w:t xml:space="preserve">PublisherID: </w:t>
+      <w:proofErr w:type="spellStart"/>
+      <w:r>
+        <w:t>PublisherID</w:t>
+      </w:r>
+      <w:proofErr w:type="spellEnd"/>
+      <w:r>
+        <w:t xml:space="preserve">: </w:t>
       </w:r>
       <w:r>
         <w:t xml:space="preserve">Idegen kulcs, </w:t>
       </w:r>
-      <w:r>
-        <w:t>Publishers táblához van kötve</w:t>
+      <w:proofErr w:type="spellStart"/>
+      <w:r>
+        <w:t>Publishers</w:t>
+      </w:r>
+      <w:proofErr w:type="spellEnd"/>
+      <w:r>
+        <w:t xml:space="preserve"> táblához van kötve</w:t>
       </w:r>
       <w:r>
         <w:t xml:space="preserve">, amiben tároljuk a </w:t>
@@ -16500,15 +18175,25 @@
         <w:spacing w:line="360" w:lineRule="auto"/>
         <w:jc w:val="both"/>
       </w:pPr>
-      <w:r>
-        <w:t xml:space="preserve">Title: </w:t>
+      <w:proofErr w:type="spellStart"/>
+      <w:r>
+        <w:t>Title</w:t>
+      </w:r>
+      <w:proofErr w:type="spellEnd"/>
+      <w:r>
+        <w:t xml:space="preserve">: </w:t>
       </w:r>
       <w:r>
         <w:t xml:space="preserve">A könyv címe, </w:t>
       </w:r>
       <w:r>
-        <w:t>255 karakter hosszú string</w:t>
-      </w:r>
+        <w:t xml:space="preserve">255 karakter hosszú </w:t>
+      </w:r>
+      <w:proofErr w:type="spellStart"/>
+      <w:r>
+        <w:t>string</w:t>
+      </w:r>
+      <w:proofErr w:type="spellEnd"/>
       <w:r>
         <w:t>.</w:t>
       </w:r>
@@ -16523,8 +18208,13 @@
         <w:spacing w:line="360" w:lineRule="auto"/>
         <w:jc w:val="both"/>
       </w:pPr>
-      <w:r>
-        <w:t xml:space="preserve">PublicationYear: </w:t>
+      <w:proofErr w:type="spellStart"/>
+      <w:r>
+        <w:t>PublicationYear</w:t>
+      </w:r>
+      <w:proofErr w:type="spellEnd"/>
+      <w:r>
+        <w:t xml:space="preserve">: </w:t>
       </w:r>
       <w:r>
         <w:t>A könyv kiadásának dátuma, 4 számjegyű int.</w:t>
@@ -16535,8 +18225,13 @@
         <w:pStyle w:val="Heading3"/>
       </w:pPr>
       <w:bookmarkStart w:id="69" w:name="_Toc196378242"/>
-      <w:r>
-        <w:t>Publishers tábla</w:t>
+      <w:proofErr w:type="spellStart"/>
+      <w:r>
+        <w:t>Publishers</w:t>
+      </w:r>
+      <w:proofErr w:type="spellEnd"/>
+      <w:r>
+        <w:t xml:space="preserve"> tábla</w:t>
       </w:r>
       <w:bookmarkEnd w:id="69"/>
     </w:p>
@@ -16550,8 +18245,13 @@
         <w:spacing w:line="360" w:lineRule="auto"/>
         <w:jc w:val="both"/>
       </w:pPr>
-      <w:r>
-        <w:t>Id: Elsődleges kulcs</w:t>
+      <w:proofErr w:type="spellStart"/>
+      <w:r>
+        <w:t>Id</w:t>
+      </w:r>
+      <w:proofErr w:type="spellEnd"/>
+      <w:r>
+        <w:t>: Elsődleges kulcs</w:t>
       </w:r>
     </w:p>
     <w:p>
@@ -16568,7 +18268,15 @@
         <w:t xml:space="preserve">Publisher: </w:t>
       </w:r>
       <w:r>
-        <w:t>A kiadó neve, 255 hosszú string.</w:t>
+        <w:t xml:space="preserve">A kiadó neve, 255 hosszú </w:t>
+      </w:r>
+      <w:proofErr w:type="spellStart"/>
+      <w:r>
+        <w:t>string</w:t>
+      </w:r>
+      <w:proofErr w:type="spellEnd"/>
+      <w:r>
+        <w:t>.</w:t>
       </w:r>
     </w:p>
     <w:p>
@@ -16576,8 +18284,13 @@
         <w:pStyle w:val="Heading3"/>
       </w:pPr>
       <w:bookmarkStart w:id="70" w:name="_Toc196378243"/>
-      <w:r>
-        <w:t>Categories tábla</w:t>
+      <w:proofErr w:type="spellStart"/>
+      <w:r>
+        <w:t>Categories</w:t>
+      </w:r>
+      <w:proofErr w:type="spellEnd"/>
+      <w:r>
+        <w:t xml:space="preserve"> tábla</w:t>
       </w:r>
       <w:bookmarkEnd w:id="70"/>
     </w:p>
@@ -16591,8 +18304,13 @@
         <w:spacing w:line="360" w:lineRule="auto"/>
         <w:jc w:val="both"/>
       </w:pPr>
-      <w:r>
-        <w:t>Id: Elsődleges kulcs</w:t>
+      <w:proofErr w:type="spellStart"/>
+      <w:r>
+        <w:t>Id</w:t>
+      </w:r>
+      <w:proofErr w:type="spellEnd"/>
+      <w:r>
+        <w:t>: Elsődleges kulcs</w:t>
       </w:r>
     </w:p>
     <w:p>
@@ -16605,8 +18323,13 @@
         <w:spacing w:line="360" w:lineRule="auto"/>
         <w:jc w:val="both"/>
       </w:pPr>
-      <w:r>
-        <w:t xml:space="preserve">Category: </w:t>
+      <w:proofErr w:type="spellStart"/>
+      <w:r>
+        <w:t>Category</w:t>
+      </w:r>
+      <w:proofErr w:type="spellEnd"/>
+      <w:r>
+        <w:t xml:space="preserve">: </w:t>
       </w:r>
       <w:r>
         <w:t>A kategória neve</w:t>
@@ -16623,13 +18346,26 @@
         <w:jc w:val="both"/>
       </w:pPr>
       <w:r>
-        <w:t>A táblában, ha törlésre kerül egy adat, az törlődik a Books_</w:t>
+        <w:t xml:space="preserve">A táblában, ha törlésre kerül egy adat, az törlődik a </w:t>
+      </w:r>
+      <w:proofErr w:type="spellStart"/>
+      <w:r>
+        <w:t>Books</w:t>
+      </w:r>
+      <w:proofErr w:type="spellEnd"/>
+      <w:r>
+        <w:t>_</w:t>
       </w:r>
       <w:r>
         <w:t xml:space="preserve"> </w:t>
       </w:r>
-      <w:r>
-        <w:t xml:space="preserve">Categories </w:t>
+      <w:proofErr w:type="spellStart"/>
+      <w:r>
+        <w:t>Categories</w:t>
+      </w:r>
+      <w:proofErr w:type="spellEnd"/>
+      <w:r>
+        <w:t xml:space="preserve"> </w:t>
       </w:r>
       <w:r>
         <w:t>táblából is.</w:t>
@@ -16640,9 +18376,14 @@
         <w:pStyle w:val="Heading3"/>
       </w:pPr>
       <w:bookmarkStart w:id="71" w:name="_Toc196378244"/>
+      <w:proofErr w:type="spellStart"/>
       <w:r>
         <w:lastRenderedPageBreak/>
-        <w:t>Books_Categories tábla</w:t>
+        <w:t>Books_Categories</w:t>
+      </w:r>
+      <w:proofErr w:type="spellEnd"/>
+      <w:r>
+        <w:t xml:space="preserve"> tábla</w:t>
       </w:r>
       <w:bookmarkEnd w:id="71"/>
     </w:p>
@@ -16668,8 +18409,13 @@
         <w:pStyle w:val="Heading3"/>
       </w:pPr>
       <w:bookmarkStart w:id="72" w:name="_Toc196378245"/>
-      <w:r>
-        <w:t>Authors tábla</w:t>
+      <w:proofErr w:type="spellStart"/>
+      <w:r>
+        <w:t>Authors</w:t>
+      </w:r>
+      <w:proofErr w:type="spellEnd"/>
+      <w:r>
+        <w:t xml:space="preserve"> tábla</w:t>
       </w:r>
       <w:bookmarkEnd w:id="72"/>
     </w:p>
@@ -16683,8 +18429,13 @@
         <w:spacing w:line="360" w:lineRule="auto"/>
         <w:jc w:val="both"/>
       </w:pPr>
-      <w:r>
-        <w:t>Id: Elsődleges kulcs</w:t>
+      <w:proofErr w:type="spellStart"/>
+      <w:r>
+        <w:t>Id</w:t>
+      </w:r>
+      <w:proofErr w:type="spellEnd"/>
+      <w:r>
+        <w:t>: Elsődleges kulcs</w:t>
       </w:r>
     </w:p>
     <w:p>
@@ -16697,8 +18448,13 @@
         <w:spacing w:line="360" w:lineRule="auto"/>
         <w:jc w:val="both"/>
       </w:pPr>
-      <w:r>
-        <w:t>Author: A szerző neve</w:t>
+      <w:proofErr w:type="spellStart"/>
+      <w:r>
+        <w:t>Author</w:t>
+      </w:r>
+      <w:proofErr w:type="spellEnd"/>
+      <w:r>
+        <w:t>: A szerző neve</w:t>
       </w:r>
     </w:p>
     <w:p>
@@ -16718,7 +18474,15 @@
         <w:t>táblában,</w:t>
       </w:r>
       <w:r>
-        <w:t xml:space="preserve"> ha törlésre kerül egy adat, az törlődik a Books_Authors táblából is.</w:t>
+        <w:t xml:space="preserve"> ha törlésre kerül egy adat, az törlődik a </w:t>
+      </w:r>
+      <w:proofErr w:type="spellStart"/>
+      <w:r>
+        <w:t>Books_Authors</w:t>
+      </w:r>
+      <w:proofErr w:type="spellEnd"/>
+      <w:r>
+        <w:t xml:space="preserve"> táblából is.</w:t>
       </w:r>
     </w:p>
     <w:p>
@@ -16726,9 +18490,11 @@
         <w:pStyle w:val="Heading3"/>
       </w:pPr>
       <w:bookmarkStart w:id="73" w:name="_Toc196378246"/>
+      <w:proofErr w:type="spellStart"/>
       <w:r>
         <w:t>Books_Authors</w:t>
       </w:r>
+      <w:proofErr w:type="spellEnd"/>
       <w:r>
         <w:t xml:space="preserve"> tábla</w:t>
       </w:r>
@@ -16745,7 +18511,23 @@
         <w:jc w:val="both"/>
       </w:pPr>
       <w:r>
-        <w:t>Kapcsolótábla, összeköti a könyv ISBN számát az Authors tábla azonsítójával.</w:t>
+        <w:t xml:space="preserve">Kapcsolótábla, összeköti a könyv ISBN számát az </w:t>
+      </w:r>
+      <w:proofErr w:type="spellStart"/>
+      <w:r>
+        <w:t>Authors</w:t>
+      </w:r>
+      <w:proofErr w:type="spellEnd"/>
+      <w:r>
+        <w:t xml:space="preserve"> tábla </w:t>
+      </w:r>
+      <w:proofErr w:type="spellStart"/>
+      <w:r>
+        <w:t>azonsítójával</w:t>
+      </w:r>
+      <w:proofErr w:type="spellEnd"/>
+      <w:r>
+        <w:t>.</w:t>
       </w:r>
     </w:p>
     <w:p>
@@ -16753,9 +18535,11 @@
         <w:pStyle w:val="Heading3"/>
       </w:pPr>
       <w:bookmarkStart w:id="74" w:name="_Toc196378247"/>
+      <w:proofErr w:type="spellStart"/>
       <w:r>
         <w:t>Roles</w:t>
       </w:r>
+      <w:proofErr w:type="spellEnd"/>
       <w:r>
         <w:t xml:space="preserve"> tábla</w:t>
       </w:r>
@@ -16771,8 +18555,13 @@
         <w:spacing w:line="360" w:lineRule="auto"/>
         <w:jc w:val="both"/>
       </w:pPr>
-      <w:r>
-        <w:t>Id: Elsődleges kulcs</w:t>
+      <w:proofErr w:type="spellStart"/>
+      <w:r>
+        <w:t>Id</w:t>
+      </w:r>
+      <w:proofErr w:type="spellEnd"/>
+      <w:r>
+        <w:t>: Elsődleges kulcs</w:t>
       </w:r>
     </w:p>
     <w:p>
@@ -16785,18 +18574,46 @@
         <w:spacing w:line="360" w:lineRule="auto"/>
         <w:jc w:val="both"/>
       </w:pPr>
-      <w:r>
-        <w:t>Role: Szerepeket tárol, előre meghatározva: Admin, Librarian, Member</w:t>
-      </w:r>
+      <w:proofErr w:type="spellStart"/>
+      <w:r>
+        <w:t>Role</w:t>
+      </w:r>
+      <w:proofErr w:type="spellEnd"/>
+      <w:r>
+        <w:t xml:space="preserve">: Szerepeket tárol, előre meghatározva: </w:t>
+      </w:r>
+      <w:proofErr w:type="spellStart"/>
+      <w:r>
+        <w:t>Admin</w:t>
+      </w:r>
+      <w:proofErr w:type="spellEnd"/>
+      <w:r>
+        <w:t xml:space="preserve">, </w:t>
+      </w:r>
+      <w:proofErr w:type="spellStart"/>
+      <w:r>
+        <w:t>Librarian</w:t>
+      </w:r>
+      <w:proofErr w:type="spellEnd"/>
+      <w:r>
+        <w:t xml:space="preserve">, </w:t>
+      </w:r>
+      <w:proofErr w:type="spellStart"/>
+      <w:r>
+        <w:t>Member</w:t>
+      </w:r>
+      <w:proofErr w:type="spellEnd"/>
     </w:p>
     <w:p>
       <w:pPr>
         <w:pStyle w:val="Heading3"/>
       </w:pPr>
       <w:bookmarkStart w:id="75" w:name="_Toc196378248"/>
+      <w:proofErr w:type="spellStart"/>
       <w:r>
         <w:t>Users</w:t>
       </w:r>
+      <w:proofErr w:type="spellEnd"/>
       <w:r>
         <w:t xml:space="preserve"> tábla</w:t>
       </w:r>
@@ -16812,8 +18629,13 @@
         <w:spacing w:line="360" w:lineRule="auto"/>
         <w:jc w:val="both"/>
       </w:pPr>
-      <w:r>
-        <w:t>Id: Elsődleges kulcs</w:t>
+      <w:proofErr w:type="spellStart"/>
+      <w:r>
+        <w:t>Id</w:t>
+      </w:r>
+      <w:proofErr w:type="spellEnd"/>
+      <w:r>
+        <w:t>: Elsődleges kulcs</w:t>
       </w:r>
     </w:p>
     <w:p>
@@ -16826,8 +18648,21 @@
         <w:spacing w:line="360" w:lineRule="auto"/>
         <w:jc w:val="both"/>
       </w:pPr>
-      <w:r>
-        <w:t>FirstName: 100 karakter hosszú string.</w:t>
+      <w:proofErr w:type="spellStart"/>
+      <w:r>
+        <w:t>FirstName</w:t>
+      </w:r>
+      <w:proofErr w:type="spellEnd"/>
+      <w:r>
+        <w:t xml:space="preserve">: 100 karakter hosszú </w:t>
+      </w:r>
+      <w:proofErr w:type="spellStart"/>
+      <w:r>
+        <w:t>string</w:t>
+      </w:r>
+      <w:proofErr w:type="spellEnd"/>
+      <w:r>
+        <w:t>.</w:t>
       </w:r>
     </w:p>
     <w:p>
@@ -16840,11 +18675,21 @@
         <w:spacing w:line="360" w:lineRule="auto"/>
         <w:jc w:val="both"/>
       </w:pPr>
+      <w:proofErr w:type="spellStart"/>
       <w:r>
         <w:t>LastName</w:t>
       </w:r>
-      <w:r>
-        <w:t>: 100 karakter hosszú string.</w:t>
+      <w:proofErr w:type="spellEnd"/>
+      <w:r>
+        <w:t xml:space="preserve">: 100 karakter hosszú </w:t>
+      </w:r>
+      <w:proofErr w:type="spellStart"/>
+      <w:r>
+        <w:t>string</w:t>
+      </w:r>
+      <w:proofErr w:type="spellEnd"/>
+      <w:r>
+        <w:t>.</w:t>
       </w:r>
     </w:p>
     <w:p>
@@ -16861,7 +18706,15 @@
         <w:t>Email</w:t>
       </w:r>
       <w:r>
-        <w:t>: 100 karakter hosszú string.</w:t>
+        <w:t xml:space="preserve">: 100 karakter hosszú </w:t>
+      </w:r>
+      <w:proofErr w:type="spellStart"/>
+      <w:r>
+        <w:t>string</w:t>
+      </w:r>
+      <w:proofErr w:type="spellEnd"/>
+      <w:r>
+        <w:t>.</w:t>
       </w:r>
     </w:p>
     <w:p>
@@ -16874,11 +18727,21 @@
         <w:spacing w:line="360" w:lineRule="auto"/>
         <w:jc w:val="both"/>
       </w:pPr>
+      <w:proofErr w:type="spellStart"/>
       <w:r>
         <w:t>Username</w:t>
       </w:r>
-      <w:r>
-        <w:t>: 100 karakter hosszú string.</w:t>
+      <w:proofErr w:type="spellEnd"/>
+      <w:r>
+        <w:t xml:space="preserve">: 100 karakter hosszú </w:t>
+      </w:r>
+      <w:proofErr w:type="spellStart"/>
+      <w:r>
+        <w:t>string</w:t>
+      </w:r>
+      <w:proofErr w:type="spellEnd"/>
+      <w:r>
+        <w:t>.</w:t>
       </w:r>
     </w:p>
     <w:p>
@@ -16891,9 +18754,11 @@
         <w:spacing w:line="360" w:lineRule="auto"/>
         <w:jc w:val="both"/>
       </w:pPr>
+      <w:proofErr w:type="spellStart"/>
       <w:r>
         <w:t>Password</w:t>
       </w:r>
+      <w:proofErr w:type="spellEnd"/>
       <w:r>
         <w:t xml:space="preserve">: </w:t>
       </w:r>
@@ -16901,7 +18766,15 @@
         <w:t>128</w:t>
       </w:r>
       <w:r>
-        <w:t xml:space="preserve"> karakter hosszú string.</w:t>
+        <w:t xml:space="preserve"> karakter hosszú </w:t>
+      </w:r>
+      <w:proofErr w:type="spellStart"/>
+      <w:r>
+        <w:t>string</w:t>
+      </w:r>
+      <w:proofErr w:type="spellEnd"/>
+      <w:r>
+        <w:t>.</w:t>
       </w:r>
       <w:r>
         <w:t xml:space="preserve"> Azért 128, mert minden esetben ilyen hosszú a titkosított jelszó.</w:t>
@@ -16917,8 +18790,21 @@
         <w:spacing w:line="360" w:lineRule="auto"/>
         <w:jc w:val="both"/>
       </w:pPr>
-      <w:r>
-        <w:t>Address: 255 karakter hosszú string.</w:t>
+      <w:proofErr w:type="spellStart"/>
+      <w:r>
+        <w:t>Address</w:t>
+      </w:r>
+      <w:proofErr w:type="spellEnd"/>
+      <w:r>
+        <w:t xml:space="preserve">: 255 karakter hosszú </w:t>
+      </w:r>
+      <w:proofErr w:type="spellStart"/>
+      <w:r>
+        <w:t>string</w:t>
+      </w:r>
+      <w:proofErr w:type="spellEnd"/>
+      <w:r>
+        <w:t>.</w:t>
       </w:r>
     </w:p>
     <w:p>
@@ -16931,11 +18817,21 @@
         <w:spacing w:line="360" w:lineRule="auto"/>
         <w:jc w:val="both"/>
       </w:pPr>
-      <w:r>
-        <w:t xml:space="preserve">DateOfBirth: </w:t>
-      </w:r>
-      <w:r>
-        <w:t>Date típusú dátum.</w:t>
+      <w:proofErr w:type="spellStart"/>
+      <w:r>
+        <w:t>DateOfBirth</w:t>
+      </w:r>
+      <w:proofErr w:type="spellEnd"/>
+      <w:r>
+        <w:t xml:space="preserve">: </w:t>
+      </w:r>
+      <w:proofErr w:type="spellStart"/>
+      <w:r>
+        <w:t>Date</w:t>
+      </w:r>
+      <w:proofErr w:type="spellEnd"/>
+      <w:r>
+        <w:t xml:space="preserve"> típusú dátum.</w:t>
       </w:r>
     </w:p>
     <w:p>
@@ -16948,8 +18844,21 @@
         <w:spacing w:line="360" w:lineRule="auto"/>
         <w:jc w:val="both"/>
       </w:pPr>
-      <w:r>
-        <w:t>Verified: tinyint, lehet 0 vagy 1</w:t>
+      <w:proofErr w:type="spellStart"/>
+      <w:r>
+        <w:t>Verified</w:t>
+      </w:r>
+      <w:proofErr w:type="spellEnd"/>
+      <w:r>
+        <w:t xml:space="preserve">: </w:t>
+      </w:r>
+      <w:proofErr w:type="spellStart"/>
+      <w:r>
+        <w:t>tinyint</w:t>
+      </w:r>
+      <w:proofErr w:type="spellEnd"/>
+      <w:r>
+        <w:t>, lehet 0 vagy 1</w:t>
       </w:r>
       <w:r>
         <w:t>, ami meghatározza, hogy a felhasználó adatai meg lettek e erősítve.</w:t>
@@ -16965,8 +18874,21 @@
         <w:spacing w:line="360" w:lineRule="auto"/>
         <w:jc w:val="both"/>
       </w:pPr>
-      <w:r>
-        <w:t xml:space="preserve">EmailVerified: tinyint, lehet 0 vagy 1, ami </w:t>
+      <w:proofErr w:type="spellStart"/>
+      <w:r>
+        <w:t>EmailVerified</w:t>
+      </w:r>
+      <w:proofErr w:type="spellEnd"/>
+      <w:r>
+        <w:t xml:space="preserve">: </w:t>
+      </w:r>
+      <w:proofErr w:type="spellStart"/>
+      <w:r>
+        <w:t>tinyint</w:t>
+      </w:r>
+      <w:proofErr w:type="spellEnd"/>
+      <w:r>
+        <w:t xml:space="preserve">, lehet 0 vagy 1, ami </w:t>
       </w:r>
       <w:r>
         <w:t>meghatározza, hogy az adott felhasználónak meg van e erősítve az email címe.</w:t>
@@ -16982,11 +18904,24 @@
         <w:spacing w:line="360" w:lineRule="auto"/>
         <w:jc w:val="both"/>
       </w:pPr>
-      <w:r>
-        <w:t xml:space="preserve">EmailVerificationCode: </w:t>
-      </w:r>
-      <w:r>
-        <w:t>6 karakter hosszú string, itt tárolja ideiglenesen a felhasználó email megerősítési kódját.</w:t>
+      <w:proofErr w:type="spellStart"/>
+      <w:r>
+        <w:t>EmailVerificationCode</w:t>
+      </w:r>
+      <w:proofErr w:type="spellEnd"/>
+      <w:r>
+        <w:t xml:space="preserve">: </w:t>
+      </w:r>
+      <w:r>
+        <w:t xml:space="preserve">6 karakter hosszú </w:t>
+      </w:r>
+      <w:proofErr w:type="spellStart"/>
+      <w:r>
+        <w:t>string</w:t>
+      </w:r>
+      <w:proofErr w:type="spellEnd"/>
+      <w:r>
+        <w:t>, itt tárolja ideiglenesen a felhasználó email megerősítési kódját.</w:t>
       </w:r>
     </w:p>
     <w:p>
@@ -16999,8 +18934,29 @@
         <w:spacing w:line="360" w:lineRule="auto"/>
         <w:jc w:val="both"/>
       </w:pPr>
-      <w:r>
-        <w:t>RoleID: A Roles tábla id mezőjére hivatkozó idegen kulcs.</w:t>
+      <w:proofErr w:type="spellStart"/>
+      <w:r>
+        <w:t>RoleID</w:t>
+      </w:r>
+      <w:proofErr w:type="spellEnd"/>
+      <w:r>
+        <w:t xml:space="preserve">: A </w:t>
+      </w:r>
+      <w:proofErr w:type="spellStart"/>
+      <w:r>
+        <w:t>Roles</w:t>
+      </w:r>
+      <w:proofErr w:type="spellEnd"/>
+      <w:r>
+        <w:t xml:space="preserve"> tábla </w:t>
+      </w:r>
+      <w:proofErr w:type="spellStart"/>
+      <w:r>
+        <w:t>id</w:t>
+      </w:r>
+      <w:proofErr w:type="spellEnd"/>
+      <w:r>
+        <w:t xml:space="preserve"> mezőjére hivatkozó idegen kulcs.</w:t>
       </w:r>
     </w:p>
     <w:p>
@@ -17008,10 +18964,12 @@
         <w:pStyle w:val="Heading3"/>
       </w:pPr>
       <w:bookmarkStart w:id="76" w:name="_Toc196378249"/>
+      <w:proofErr w:type="spellStart"/>
       <w:r>
         <w:lastRenderedPageBreak/>
         <w:t>Borrowings</w:t>
       </w:r>
+      <w:proofErr w:type="spellEnd"/>
       <w:r>
         <w:t xml:space="preserve"> tábla</w:t>
       </w:r>
@@ -17027,8 +18985,13 @@
         <w:spacing w:line="360" w:lineRule="auto"/>
         <w:jc w:val="both"/>
       </w:pPr>
-      <w:r>
-        <w:t>Id: Elsődleges kulcs</w:t>
+      <w:proofErr w:type="spellStart"/>
+      <w:r>
+        <w:t>Id</w:t>
+      </w:r>
+      <w:proofErr w:type="spellEnd"/>
+      <w:r>
+        <w:t>: Elsődleges kulcs</w:t>
       </w:r>
     </w:p>
     <w:p>
@@ -17061,8 +19024,13 @@
         <w:spacing w:line="360" w:lineRule="auto"/>
         <w:jc w:val="both"/>
       </w:pPr>
-      <w:r>
-        <w:t>UserID: Idegen kulcs, a felhasználó azonosítójára hivatkozik.</w:t>
+      <w:proofErr w:type="spellStart"/>
+      <w:r>
+        <w:t>UserID</w:t>
+      </w:r>
+      <w:proofErr w:type="spellEnd"/>
+      <w:r>
+        <w:t>: Idegen kulcs, a felhasználó azonosítójára hivatkozik.</w:t>
       </w:r>
     </w:p>
     <w:p>
@@ -17075,8 +19043,21 @@
         <w:spacing w:line="360" w:lineRule="auto"/>
         <w:jc w:val="both"/>
       </w:pPr>
-      <w:r>
-        <w:t>BorrowDate: Date típusú.</w:t>
+      <w:proofErr w:type="spellStart"/>
+      <w:r>
+        <w:t>BorrowDate</w:t>
+      </w:r>
+      <w:proofErr w:type="spellEnd"/>
+      <w:r>
+        <w:t xml:space="preserve">: </w:t>
+      </w:r>
+      <w:proofErr w:type="spellStart"/>
+      <w:r>
+        <w:t>Date</w:t>
+      </w:r>
+      <w:proofErr w:type="spellEnd"/>
+      <w:r>
+        <w:t xml:space="preserve"> típusú.</w:t>
       </w:r>
     </w:p>
     <w:p>
@@ -17089,8 +19070,21 @@
         <w:spacing w:line="360" w:lineRule="auto"/>
         <w:jc w:val="both"/>
       </w:pPr>
-      <w:r>
-        <w:t>DueDate: Date típusú.</w:t>
+      <w:proofErr w:type="spellStart"/>
+      <w:r>
+        <w:t>DueDate</w:t>
+      </w:r>
+      <w:proofErr w:type="spellEnd"/>
+      <w:r>
+        <w:t xml:space="preserve">: </w:t>
+      </w:r>
+      <w:proofErr w:type="spellStart"/>
+      <w:r>
+        <w:t>Date</w:t>
+      </w:r>
+      <w:proofErr w:type="spellEnd"/>
+      <w:r>
+        <w:t xml:space="preserve"> típusú.</w:t>
       </w:r>
     </w:p>
     <w:p>
@@ -17103,8 +19097,21 @@
         <w:spacing w:line="360" w:lineRule="auto"/>
         <w:jc w:val="both"/>
       </w:pPr>
-      <w:r>
-        <w:t>ReturnDate: Date típusú, ha üres, akkor még nincs visszahozva az adott könyv.</w:t>
+      <w:proofErr w:type="spellStart"/>
+      <w:r>
+        <w:t>ReturnDate</w:t>
+      </w:r>
+      <w:proofErr w:type="spellEnd"/>
+      <w:r>
+        <w:t xml:space="preserve">: </w:t>
+      </w:r>
+      <w:proofErr w:type="spellStart"/>
+      <w:r>
+        <w:t>Date</w:t>
+      </w:r>
+      <w:proofErr w:type="spellEnd"/>
+      <w:r>
+        <w:t xml:space="preserve"> típusú, ha üres, akkor még nincs visszahozva az adott könyv.</w:t>
       </w:r>
     </w:p>
     <w:p>
@@ -17112,9 +19119,11 @@
         <w:pStyle w:val="Heading3"/>
       </w:pPr>
       <w:bookmarkStart w:id="77" w:name="_Toc196378250"/>
+      <w:proofErr w:type="spellStart"/>
       <w:r>
         <w:t>Reservations</w:t>
       </w:r>
+      <w:proofErr w:type="spellEnd"/>
       <w:r>
         <w:t xml:space="preserve"> tábla</w:t>
       </w:r>
@@ -17130,8 +19139,13 @@
         <w:spacing w:line="360" w:lineRule="auto"/>
         <w:jc w:val="both"/>
       </w:pPr>
-      <w:r>
-        <w:t>Id: Elsődleges kulcs.</w:t>
+      <w:proofErr w:type="spellStart"/>
+      <w:r>
+        <w:t>Id</w:t>
+      </w:r>
+      <w:proofErr w:type="spellEnd"/>
+      <w:r>
+        <w:t>: Elsődleges kulcs.</w:t>
       </w:r>
     </w:p>
     <w:p>
@@ -17158,8 +19172,13 @@
         <w:spacing w:line="360" w:lineRule="auto"/>
         <w:jc w:val="both"/>
       </w:pPr>
-      <w:r>
-        <w:t>UserID: Idegen kulcs, a felhasználó azonosítójára hivatkozik.</w:t>
+      <w:proofErr w:type="spellStart"/>
+      <w:r>
+        <w:t>UserID</w:t>
+      </w:r>
+      <w:proofErr w:type="spellEnd"/>
+      <w:r>
+        <w:t>: Idegen kulcs, a felhasználó azonosítójára hivatkozik.</w:t>
       </w:r>
     </w:p>
     <w:p>
@@ -17172,11 +19191,21 @@
         <w:spacing w:line="360" w:lineRule="auto"/>
         <w:jc w:val="both"/>
       </w:pPr>
-      <w:r>
-        <w:t xml:space="preserve">Reservation_start_time: </w:t>
-      </w:r>
-      <w:r>
-        <w:t xml:space="preserve">Date típusú, a foglalás </w:t>
+      <w:proofErr w:type="spellStart"/>
+      <w:r>
+        <w:t>Reservation_start_time</w:t>
+      </w:r>
+      <w:proofErr w:type="spellEnd"/>
+      <w:r>
+        <w:t xml:space="preserve">: </w:t>
+      </w:r>
+      <w:proofErr w:type="spellStart"/>
+      <w:r>
+        <w:t>Date</w:t>
+      </w:r>
+      <w:proofErr w:type="spellEnd"/>
+      <w:r>
+        <w:t xml:space="preserve"> típusú, a foglalás </w:t>
       </w:r>
       <w:r>
         <w:t>dátuma</w:t>
@@ -17195,8 +19224,21 @@
         <w:spacing w:line="360" w:lineRule="auto"/>
         <w:jc w:val="both"/>
       </w:pPr>
-      <w:r>
-        <w:t>Reservations_end_time: Date típusú, a foglalás végének dátuma.</w:t>
+      <w:proofErr w:type="spellStart"/>
+      <w:r>
+        <w:t>Reservations_end_time</w:t>
+      </w:r>
+      <w:proofErr w:type="spellEnd"/>
+      <w:r>
+        <w:t xml:space="preserve">: </w:t>
+      </w:r>
+      <w:proofErr w:type="spellStart"/>
+      <w:r>
+        <w:t>Date</w:t>
+      </w:r>
+      <w:proofErr w:type="spellEnd"/>
+      <w:r>
+        <w:t xml:space="preserve"> típusú, a foglalás végének dátuma.</w:t>
       </w:r>
     </w:p>
     <w:p>
@@ -17204,10 +19246,12 @@
         <w:pStyle w:val="Heading3"/>
       </w:pPr>
       <w:bookmarkStart w:id="78" w:name="_Toc196378251"/>
+      <w:proofErr w:type="spellStart"/>
       <w:r>
         <w:t>Borrowings_storage</w:t>
       </w:r>
       <w:bookmarkEnd w:id="78"/>
+      <w:proofErr w:type="spellEnd"/>
     </w:p>
     <w:p>
       <w:pPr>
@@ -17220,7 +19264,23 @@
         <w:jc w:val="both"/>
       </w:pPr>
       <w:r>
-        <w:t xml:space="preserve">A Borrowings table biztonsági másolata, nem kapcsolódik semmilyen táblához. </w:t>
+        <w:t xml:space="preserve">A </w:t>
+      </w:r>
+      <w:proofErr w:type="spellStart"/>
+      <w:r>
+        <w:t>Borrowings</w:t>
+      </w:r>
+      <w:proofErr w:type="spellEnd"/>
+      <w:r>
+        <w:t xml:space="preserve"> </w:t>
+      </w:r>
+      <w:proofErr w:type="spellStart"/>
+      <w:r>
+        <w:t>table</w:t>
+      </w:r>
+      <w:proofErr w:type="spellEnd"/>
+      <w:r>
+        <w:t xml:space="preserve"> biztonsági másolata, nem kapcsolódik semmilyen táblához. </w:t>
       </w:r>
       <w:r>
         <w:t>Minden adat tárolva van benne, ami ahhoz szükséges, ha egy könyv törlésre kerül, az a kölcsönzések között megmaradjon, ezáltal visszakereshető legyen.</w:t>
@@ -17231,10 +19291,20 @@
         <w:pStyle w:val="Heading3"/>
       </w:pPr>
       <w:bookmarkStart w:id="79" w:name="_Toc196378252"/>
-      <w:r>
-        <w:t>after_borrowings_insert trigger</w:t>
+      <w:proofErr w:type="spellStart"/>
+      <w:r>
+        <w:t>after_borrowings_insert</w:t>
+      </w:r>
+      <w:proofErr w:type="spellEnd"/>
+      <w:r>
+        <w:t xml:space="preserve"> </w:t>
+      </w:r>
+      <w:proofErr w:type="spellStart"/>
+      <w:r>
+        <w:t>trigger</w:t>
       </w:r>
       <w:bookmarkEnd w:id="79"/>
+      <w:proofErr w:type="spellEnd"/>
     </w:p>
     <w:p>
       <w:pPr>
@@ -17247,7 +19317,23 @@
         <w:jc w:val="both"/>
       </w:pPr>
       <w:r>
-        <w:t>Amikor a Borrowings táblába valami feltöltésre kerül, automatikusan a Borrowings_storage-be is feltöltésre fog kerülni</w:t>
+        <w:t xml:space="preserve">Amikor a </w:t>
+      </w:r>
+      <w:proofErr w:type="spellStart"/>
+      <w:r>
+        <w:t>Borrowings</w:t>
+      </w:r>
+      <w:proofErr w:type="spellEnd"/>
+      <w:r>
+        <w:t xml:space="preserve"> táblába valami feltöltésre kerül, automatikusan a </w:t>
+      </w:r>
+      <w:proofErr w:type="spellStart"/>
+      <w:r>
+        <w:t>Borrowings_storage</w:t>
+      </w:r>
+      <w:proofErr w:type="spellEnd"/>
+      <w:r>
+        <w:t>-be is feltöltésre fog kerülni</w:t>
       </w:r>
     </w:p>
     <w:p>
@@ -17255,10 +19341,20 @@
         <w:pStyle w:val="Heading3"/>
       </w:pPr>
       <w:bookmarkStart w:id="80" w:name="_Toc196378253"/>
-      <w:r>
-        <w:t>after_borrowings_update trigger</w:t>
+      <w:proofErr w:type="spellStart"/>
+      <w:r>
+        <w:t>after_borrowings_update</w:t>
+      </w:r>
+      <w:proofErr w:type="spellEnd"/>
+      <w:r>
+        <w:t xml:space="preserve"> </w:t>
+      </w:r>
+      <w:proofErr w:type="spellStart"/>
+      <w:r>
+        <w:t>trigger</w:t>
       </w:r>
       <w:bookmarkEnd w:id="80"/>
+      <w:proofErr w:type="spellEnd"/>
     </w:p>
     <w:p>
       <w:pPr>
@@ -17271,7 +19367,23 @@
         <w:jc w:val="both"/>
       </w:pPr>
       <w:r>
-        <w:t>Amikor a Borrowings táblában valami frissítésre kerül, automatikusan frissül a Borrowings_storage táblában is.</w:t>
+        <w:t xml:space="preserve">Amikor a </w:t>
+      </w:r>
+      <w:proofErr w:type="spellStart"/>
+      <w:r>
+        <w:t>Borrowings</w:t>
+      </w:r>
+      <w:proofErr w:type="spellEnd"/>
+      <w:r>
+        <w:t xml:space="preserve"> táblában valami frissítésre kerül, automatikusan frissül a </w:t>
+      </w:r>
+      <w:proofErr w:type="spellStart"/>
+      <w:r>
+        <w:t>Borrowings_storage</w:t>
+      </w:r>
+      <w:proofErr w:type="spellEnd"/>
+      <w:r>
+        <w:t xml:space="preserve"> táblában is.</w:t>
       </w:r>
     </w:p>
     <w:p>
@@ -17279,13 +19391,20 @@
         <w:pStyle w:val="Heading3"/>
       </w:pPr>
       <w:bookmarkStart w:id="81" w:name="_Toc196378254"/>
+      <w:proofErr w:type="spellStart"/>
       <w:r>
         <w:t>delete_authors_and_books</w:t>
       </w:r>
-      <w:r>
-        <w:t xml:space="preserve"> trigger</w:t>
+      <w:proofErr w:type="spellEnd"/>
+      <w:r>
+        <w:t xml:space="preserve"> </w:t>
+      </w:r>
+      <w:proofErr w:type="spellStart"/>
+      <w:r>
+        <w:t>trigger</w:t>
       </w:r>
       <w:bookmarkEnd w:id="81"/>
+      <w:proofErr w:type="spellEnd"/>
     </w:p>
     <w:p>
       <w:pPr>
@@ -17304,13 +19423,29 @@
         <w:t xml:space="preserve"> ha egy szerzőt törlünk, az automatikusan törli a kapcsolótáblából is az adatot, viszont így a könyv szerző nélkül marad, hibát eredményezve. </w:t>
       </w:r>
       <w:r>
-        <w:t>Ezért, ha az Authors táblából valami törlésre kerül, a</w:t>
+        <w:t xml:space="preserve">Ezért, ha az </w:t>
+      </w:r>
+      <w:proofErr w:type="spellStart"/>
+      <w:r>
+        <w:t>Authors</w:t>
+      </w:r>
+      <w:proofErr w:type="spellEnd"/>
+      <w:r>
+        <w:t xml:space="preserve"> táblából valami törlésre kerül, a</w:t>
       </w:r>
       <w:r>
         <w:t xml:space="preserve"> hozzá tartozó</w:t>
       </w:r>
       <w:r>
-        <w:t xml:space="preserve"> könyv is törlésre fog kerülni a Books táblából.</w:t>
+        <w:t xml:space="preserve"> könyv is törlésre fog kerülni a </w:t>
+      </w:r>
+      <w:proofErr w:type="spellStart"/>
+      <w:r>
+        <w:t>Books</w:t>
+      </w:r>
+      <w:proofErr w:type="spellEnd"/>
+      <w:r>
+        <w:t xml:space="preserve"> táblából.</w:t>
       </w:r>
     </w:p>
     <w:p>
@@ -17318,14 +19453,21 @@
         <w:pStyle w:val="Heading3"/>
       </w:pPr>
       <w:bookmarkStart w:id="82" w:name="_Toc196378255"/>
+      <w:proofErr w:type="spellStart"/>
       <w:r>
         <w:lastRenderedPageBreak/>
         <w:t>delete_categories_and_books</w:t>
       </w:r>
-      <w:r>
-        <w:t xml:space="preserve"> trigger</w:t>
+      <w:proofErr w:type="spellEnd"/>
+      <w:r>
+        <w:t xml:space="preserve"> </w:t>
+      </w:r>
+      <w:proofErr w:type="spellStart"/>
+      <w:r>
+        <w:t>trigger</w:t>
       </w:r>
       <w:bookmarkEnd w:id="82"/>
+      <w:proofErr w:type="spellEnd"/>
     </w:p>
     <w:p>
       <w:pPr>
@@ -17353,7 +19495,15 @@
         <w:t xml:space="preserve"> nélkül marad, hibát eredményezve. Ezért, ha a</w:t>
       </w:r>
       <w:r>
-        <w:t xml:space="preserve"> Categories </w:t>
+        <w:t xml:space="preserve"> </w:t>
+      </w:r>
+      <w:proofErr w:type="spellStart"/>
+      <w:r>
+        <w:t>Categories</w:t>
+      </w:r>
+      <w:proofErr w:type="spellEnd"/>
+      <w:r>
+        <w:t xml:space="preserve"> </w:t>
       </w:r>
       <w:r>
         <w:t>táblából valami törlésre kerül, a</w:t>
@@ -17362,7 +19512,15 @@
         <w:t xml:space="preserve"> hozzá tartozó</w:t>
       </w:r>
       <w:r>
-        <w:t xml:space="preserve"> könyv is törlésre fog kerülni a Books táblából.</w:t>
+        <w:t xml:space="preserve"> könyv is törlésre fog kerülni a </w:t>
+      </w:r>
+      <w:proofErr w:type="spellStart"/>
+      <w:r>
+        <w:t>Books</w:t>
+      </w:r>
+      <w:proofErr w:type="spellEnd"/>
+      <w:r>
+        <w:t xml:space="preserve"> táblából.</w:t>
       </w:r>
     </w:p>
     <w:p>
@@ -17370,13 +19528,20 @@
         <w:pStyle w:val="Heading3"/>
       </w:pPr>
       <w:bookmarkStart w:id="83" w:name="_Toc196378256"/>
+      <w:proofErr w:type="spellStart"/>
       <w:r>
         <w:t>delete_expired_reservation</w:t>
       </w:r>
-      <w:r>
-        <w:t xml:space="preserve"> event</w:t>
+      <w:proofErr w:type="spellEnd"/>
+      <w:r>
+        <w:t xml:space="preserve"> </w:t>
+      </w:r>
+      <w:proofErr w:type="spellStart"/>
+      <w:r>
+        <w:t>event</w:t>
       </w:r>
       <w:bookmarkEnd w:id="83"/>
+      <w:proofErr w:type="spellEnd"/>
     </w:p>
     <w:p>
       <w:pPr>
@@ -17389,7 +19554,15 @@
         <w:jc w:val="both"/>
       </w:pPr>
       <w:r>
-        <w:t>Ez az event felel azért, hogyha egy foglalás több ideje van bent, mint 5 nap, akkor automatikusan törlésre kerül.</w:t>
+        <w:t xml:space="preserve">Ez az </w:t>
+      </w:r>
+      <w:proofErr w:type="spellStart"/>
+      <w:r>
+        <w:t>event</w:t>
+      </w:r>
+      <w:proofErr w:type="spellEnd"/>
+      <w:r>
+        <w:t xml:space="preserve"> felel azért, hogyha egy foglalás több ideje van bent, mint 5 nap, akkor automatikusan törlésre kerül.</w:t>
       </w:r>
     </w:p>
     <w:p>
@@ -17433,9 +19606,11 @@
         <w:pStyle w:val="Heading3"/>
       </w:pPr>
       <w:bookmarkStart w:id="87" w:name="_Toc196378260"/>
+      <w:proofErr w:type="spellStart"/>
       <w:r>
         <w:t>Connection</w:t>
       </w:r>
+      <w:proofErr w:type="spellEnd"/>
       <w:r>
         <w:t xml:space="preserve"> osztály</w:t>
       </w:r>
@@ -17466,7 +19641,23 @@
         <w:jc w:val="both"/>
       </w:pPr>
       <w:r>
-        <w:t>Saját Select függvény, ami egy lekérdezést fogad és visszaad egy string tömbökből álló listát.</w:t>
+        <w:t xml:space="preserve">Saját </w:t>
+      </w:r>
+      <w:proofErr w:type="spellStart"/>
+      <w:r>
+        <w:t>Select</w:t>
+      </w:r>
+      <w:proofErr w:type="spellEnd"/>
+      <w:r>
+        <w:t xml:space="preserve"> függvény, ami egy lekérdezést fogad és visszaad egy </w:t>
+      </w:r>
+      <w:proofErr w:type="spellStart"/>
+      <w:r>
+        <w:t>string</w:t>
+      </w:r>
+      <w:proofErr w:type="spellEnd"/>
+      <w:r>
+        <w:t xml:space="preserve"> tömbökből álló listát.</w:t>
       </w:r>
     </w:p>
     <w:p>
@@ -17479,8 +19670,13 @@
         <w:spacing w:line="360" w:lineRule="auto"/>
         <w:jc w:val="both"/>
       </w:pPr>
-      <w:r>
-        <w:t>RunSqlCommand függvény, ami a kapott lekérdezést egyszerűen lefuttatja.</w:t>
+      <w:proofErr w:type="spellStart"/>
+      <w:r>
+        <w:t>RunSqlCommand</w:t>
+      </w:r>
+      <w:proofErr w:type="spellEnd"/>
+      <w:r>
+        <w:t xml:space="preserve"> függvény, ami a kapott lekérdezést egyszerűen lefuttatja.</w:t>
       </w:r>
     </w:p>
     <w:p>
@@ -17488,9 +19684,11 @@
         <w:pStyle w:val="Heading3"/>
       </w:pPr>
       <w:bookmarkStart w:id="88" w:name="_Toc196378261"/>
+      <w:proofErr w:type="spellStart"/>
       <w:r>
         <w:t>HandleFiles</w:t>
       </w:r>
+      <w:proofErr w:type="spellEnd"/>
       <w:r>
         <w:t xml:space="preserve"> osztály</w:t>
       </w:r>
@@ -17507,7 +19705,15 @@
         <w:jc w:val="both"/>
       </w:pPr>
       <w:r>
-        <w:t>Egy képfájl feltöltéséért felel a benne lévő Upload függvény.</w:t>
+        <w:t xml:space="preserve">Egy képfájl feltöltéséért felel a benne lévő </w:t>
+      </w:r>
+      <w:proofErr w:type="spellStart"/>
+      <w:r>
+        <w:t>Upload</w:t>
+      </w:r>
+      <w:proofErr w:type="spellEnd"/>
+      <w:r>
+        <w:t xml:space="preserve"> függvény.</w:t>
       </w:r>
     </w:p>
     <w:p>
@@ -17522,7 +19728,15 @@
         <w:jc w:val="both"/>
       </w:pPr>
       <w:r>
-        <w:t>Itt a kép átküldésre kerül a backendnek HttpClient segítségével.</w:t>
+        <w:t xml:space="preserve">Itt a kép átküldésre kerül a backendnek </w:t>
+      </w:r>
+      <w:proofErr w:type="spellStart"/>
+      <w:r>
+        <w:t>HttpClient</w:t>
+      </w:r>
+      <w:proofErr w:type="spellEnd"/>
+      <w:r>
+        <w:t xml:space="preserve"> segítségével.</w:t>
       </w:r>
     </w:p>
     <w:p>
@@ -17537,7 +19751,15 @@
         <w:jc w:val="both"/>
       </w:pPr>
       <w:r>
-        <w:t>Az esetleges hibákat json formátumban küldi vissza a backend.</w:t>
+        <w:t xml:space="preserve">Az esetleges hibákat </w:t>
+      </w:r>
+      <w:proofErr w:type="spellStart"/>
+      <w:r>
+        <w:t>json</w:t>
+      </w:r>
+      <w:proofErr w:type="spellEnd"/>
+      <w:r>
+        <w:t xml:space="preserve"> formátumban küldi vissza a backend.</w:t>
       </w:r>
     </w:p>
     <w:p>
@@ -17560,9 +19782,11 @@
         <w:pStyle w:val="Heading3"/>
       </w:pPr>
       <w:bookmarkStart w:id="89" w:name="_Toc196378262"/>
+      <w:proofErr w:type="spellStart"/>
       <w:r>
         <w:t>HandleQueries</w:t>
       </w:r>
+      <w:proofErr w:type="spellEnd"/>
       <w:r>
         <w:t xml:space="preserve"> osztály</w:t>
       </w:r>
@@ -17594,7 +19818,15 @@
         <w:jc w:val="both"/>
       </w:pPr>
       <w:r>
-        <w:t>A sima lekérdezések csak egy lekérdezést vagy egy fájlnevet várnak el. A fájlok az SqlQueries mappában találhatók.</w:t>
+        <w:t xml:space="preserve">A sima lekérdezések csak egy lekérdezést vagy egy fájlnevet várnak el. A fájlok az </w:t>
+      </w:r>
+      <w:proofErr w:type="spellStart"/>
+      <w:r>
+        <w:t>SqlQueries</w:t>
+      </w:r>
+      <w:proofErr w:type="spellEnd"/>
+      <w:r>
+        <w:t xml:space="preserve"> mappában találhatók.</w:t>
       </w:r>
     </w:p>
     <w:p>
@@ -17609,7 +19841,15 @@
         <w:jc w:val="both"/>
       </w:pPr>
       <w:r>
-        <w:t>A Delete függvény egy lekérdezés alapján kitörli kijelölt elemeket az adatbázisból.</w:t>
+        <w:t xml:space="preserve">A </w:t>
+      </w:r>
+      <w:proofErr w:type="spellStart"/>
+      <w:r>
+        <w:t>Delete</w:t>
+      </w:r>
+      <w:proofErr w:type="spellEnd"/>
+      <w:r>
+        <w:t xml:space="preserve"> függvény egy lekérdezés alapján kitörli kijelölt elemeket az adatbázisból.</w:t>
       </w:r>
     </w:p>
     <w:p>
@@ -17624,7 +19864,15 @@
         <w:jc w:val="both"/>
       </w:pPr>
       <w:r>
-        <w:t>Az összes többi függvény minden egyes Insert és Update műveletet valósít meg, ahol paraméterekben várja a feltöltendő / frissítendő adatokat.</w:t>
+        <w:t xml:space="preserve">Az összes többi függvény minden egyes </w:t>
+      </w:r>
+      <w:proofErr w:type="spellStart"/>
+      <w:r>
+        <w:t>Insert</w:t>
+      </w:r>
+      <w:proofErr w:type="spellEnd"/>
+      <w:r>
+        <w:t xml:space="preserve"> és Update műveletet valósít meg, ahol paraméterekben várja a feltöltendő / frissítendő adatokat.</w:t>
       </w:r>
     </w:p>
     <w:p>
@@ -17648,8 +19896,13 @@
         <w:spacing w:line="360" w:lineRule="auto"/>
         <w:jc w:val="both"/>
       </w:pPr>
-      <w:r>
-        <w:t>GeneratePassword -&gt; Egy függvényt tartalmaz, ami a megadott karakterek és hossz alapján generál egy véletlenszerű jelszót.</w:t>
+      <w:proofErr w:type="spellStart"/>
+      <w:r>
+        <w:t>GeneratePassword</w:t>
+      </w:r>
+      <w:proofErr w:type="spellEnd"/>
+      <w:r>
+        <w:t xml:space="preserve"> -&gt; Egy függvényt tartalmaz, ami a megadott karakterek és hossz alapján generál egy véletlenszerű jelszót.</w:t>
       </w:r>
     </w:p>
     <w:p>
@@ -17662,8 +19915,37 @@
         <w:spacing w:line="360" w:lineRule="auto"/>
         <w:jc w:val="both"/>
       </w:pPr>
-      <w:r>
-        <w:t>HandleGrids -&gt; Függvényeket tartalmaz ComboBox és dataGridView feltöltésére, plusz egy megadott griden belüli keresésre.</w:t>
+      <w:proofErr w:type="spellStart"/>
+      <w:r>
+        <w:t>HandleGrids</w:t>
+      </w:r>
+      <w:proofErr w:type="spellEnd"/>
+      <w:r>
+        <w:t xml:space="preserve"> -&gt; Függvényeket tartalmaz </w:t>
+      </w:r>
+      <w:proofErr w:type="spellStart"/>
+      <w:r>
+        <w:t>ComboBox</w:t>
+      </w:r>
+      <w:proofErr w:type="spellEnd"/>
+      <w:r>
+        <w:t xml:space="preserve"> és </w:t>
+      </w:r>
+      <w:proofErr w:type="spellStart"/>
+      <w:r>
+        <w:t>dataGridView</w:t>
+      </w:r>
+      <w:proofErr w:type="spellEnd"/>
+      <w:r>
+        <w:t xml:space="preserve"> feltöltésére, plusz egy megadott </w:t>
+      </w:r>
+      <w:proofErr w:type="spellStart"/>
+      <w:r>
+        <w:t>griden</w:t>
+      </w:r>
+      <w:proofErr w:type="spellEnd"/>
+      <w:r>
+        <w:t xml:space="preserve"> belüli keresésre.</w:t>
       </w:r>
     </w:p>
     <w:p>
@@ -17676,8 +19958,21 @@
         <w:spacing w:line="360" w:lineRule="auto"/>
         <w:jc w:val="both"/>
       </w:pPr>
-      <w:r>
-        <w:t>BorderPaint -&gt; Keretet rajzol az adott form köré.</w:t>
+      <w:proofErr w:type="spellStart"/>
+      <w:r>
+        <w:t>BorderPaint</w:t>
+      </w:r>
+      <w:proofErr w:type="spellEnd"/>
+      <w:r>
+        <w:t xml:space="preserve"> -&gt; Keretet rajzol az adott </w:t>
+      </w:r>
+      <w:proofErr w:type="spellStart"/>
+      <w:r>
+        <w:t>form</w:t>
+      </w:r>
+      <w:proofErr w:type="spellEnd"/>
+      <w:r>
+        <w:t xml:space="preserve"> köré.</w:t>
       </w:r>
     </w:p>
     <w:p>
@@ -17690,8 +19985,21 @@
         <w:spacing w:line="360" w:lineRule="auto"/>
         <w:jc w:val="both"/>
       </w:pPr>
-      <w:r>
-        <w:t>CloseWindow -&gt; Gombhoz rendelhető ablakbezárás, a megadott formot bezárja.</w:t>
+      <w:proofErr w:type="spellStart"/>
+      <w:r>
+        <w:t>CloseWindow</w:t>
+      </w:r>
+      <w:proofErr w:type="spellEnd"/>
+      <w:r>
+        <w:t xml:space="preserve"> -&gt; Gombhoz rendelhető ablakbezárás, a megadott </w:t>
+      </w:r>
+      <w:proofErr w:type="spellStart"/>
+      <w:r>
+        <w:t>formot</w:t>
+      </w:r>
+      <w:proofErr w:type="spellEnd"/>
+      <w:r>
+        <w:t xml:space="preserve"> bezárja.</w:t>
       </w:r>
     </w:p>
     <w:p>
@@ -17704,8 +20012,21 @@
         <w:spacing w:line="360" w:lineRule="auto"/>
         <w:jc w:val="both"/>
       </w:pPr>
-      <w:r>
-        <w:t>DragWindow -&gt; Lehetővé teszi az ablakok mozgatását címke (title) és panelek megadásával.</w:t>
+      <w:proofErr w:type="spellStart"/>
+      <w:r>
+        <w:t>DragWindow</w:t>
+      </w:r>
+      <w:proofErr w:type="spellEnd"/>
+      <w:r>
+        <w:t xml:space="preserve"> -&gt; Lehetővé teszi az ablakok mozgatását címke (</w:t>
+      </w:r>
+      <w:proofErr w:type="spellStart"/>
+      <w:r>
+        <w:t>title</w:t>
+      </w:r>
+      <w:proofErr w:type="spellEnd"/>
+      <w:r>
+        <w:t>) és panelek megadásával.</w:t>
       </w:r>
     </w:p>
     <w:p>
@@ -17718,8 +20039,21 @@
         <w:spacing w:line="360" w:lineRule="auto"/>
         <w:jc w:val="both"/>
       </w:pPr>
-      <w:r>
-        <w:t>HandleKeys -&gt; A megadott gombra meghív egy megadott függvényt (pl.: Az Enter lenyomásakor elmenti a beállításokat, Escape gomb megnyomásakor pedig bezárja az ablakot).</w:t>
+      <w:proofErr w:type="spellStart"/>
+      <w:r>
+        <w:t>HandleKeys</w:t>
+      </w:r>
+      <w:proofErr w:type="spellEnd"/>
+      <w:r>
+        <w:t xml:space="preserve"> -&gt; A megadott gombra meghív egy megadott függvényt (pl.: Az Enter lenyomásakor elmenti a beállításokat, </w:t>
+      </w:r>
+      <w:proofErr w:type="spellStart"/>
+      <w:r>
+        <w:t>Escape</w:t>
+      </w:r>
+      <w:proofErr w:type="spellEnd"/>
+      <w:r>
+        <w:t xml:space="preserve"> gomb megnyomásakor pedig bezárja az ablakot).</w:t>
       </w:r>
     </w:p>
     <w:p>
@@ -17732,8 +20066,21 @@
         <w:spacing w:line="360" w:lineRule="auto"/>
         <w:jc w:val="both"/>
       </w:pPr>
-      <w:r>
-        <w:t>HandleFonts -&gt; Beállítja a megadott form összes elemére a megadott betűtípust.</w:t>
+      <w:proofErr w:type="spellStart"/>
+      <w:r>
+        <w:t>HandleFonts</w:t>
+      </w:r>
+      <w:proofErr w:type="spellEnd"/>
+      <w:r>
+        <w:t xml:space="preserve"> -&gt; Beállítja a megadott </w:t>
+      </w:r>
+      <w:proofErr w:type="spellStart"/>
+      <w:r>
+        <w:t>form</w:t>
+      </w:r>
+      <w:proofErr w:type="spellEnd"/>
+      <w:r>
+        <w:t xml:space="preserve"> összes elemére a megadott betűtípust.</w:t>
       </w:r>
     </w:p>
     <w:p>
@@ -17745,9 +20092,14 @@
         <w:t>Login</w:t>
       </w:r>
       <w:r>
-        <w:t xml:space="preserve"> form</w:t>
+        <w:t xml:space="preserve"> </w:t>
+      </w:r>
+      <w:proofErr w:type="spellStart"/>
+      <w:r>
+        <w:t>form</w:t>
       </w:r>
       <w:bookmarkEnd w:id="91"/>
+      <w:proofErr w:type="spellEnd"/>
     </w:p>
     <w:p>
       <w:pPr>
@@ -17788,7 +20140,31 @@
         <w:jc w:val="both"/>
       </w:pPr>
       <w:r>
-        <w:t>A LoginCheck függvényen belül ellenőrzésre kerülnek a felhasználó adatai. Ha a felhasználónév alapján található ilyen felhasználó, akkor BCrypt Verify segítségével összehasonlítjuk az adatbázisban tárolt titkosított jelszót a felhasználó által megadott jelszó titkosított változatával. Ha a két titkosított jelszó egyezik, akkor a jelszavak egyeznek. Így nincs szükség a titkosítás feloldására, ezáltal biztonságosabb a program.</w:t>
+        <w:t xml:space="preserve">A </w:t>
+      </w:r>
+      <w:proofErr w:type="spellStart"/>
+      <w:r>
+        <w:t>LoginCheck</w:t>
+      </w:r>
+      <w:proofErr w:type="spellEnd"/>
+      <w:r>
+        <w:t xml:space="preserve"> függvényen belül ellenőrzésre kerülnek a felhasználó adatai. Ha a felhasználónév alapján található ilyen felhasználó, akkor </w:t>
+      </w:r>
+      <w:proofErr w:type="spellStart"/>
+      <w:r>
+        <w:t>BCrypt</w:t>
+      </w:r>
+      <w:proofErr w:type="spellEnd"/>
+      <w:r>
+        <w:t xml:space="preserve"> </w:t>
+      </w:r>
+      <w:proofErr w:type="spellStart"/>
+      <w:r>
+        <w:t>Verify</w:t>
+      </w:r>
+      <w:proofErr w:type="spellEnd"/>
+      <w:r>
+        <w:t xml:space="preserve"> segítségével összehasonlítjuk az adatbázisban tárolt titkosított jelszót a felhasználó által megadott jelszó titkosított változatával. Ha a két titkosított jelszó egyezik, akkor a jelszavak egyeznek. Így nincs szükség a titkosítás feloldására, ezáltal biztonságosabb a program.</w:t>
       </w:r>
     </w:p>
     <w:p>
@@ -17816,7 +20192,23 @@
         <w:jc w:val="both"/>
       </w:pPr>
       <w:r>
-        <w:t>A UsernameTextChanged és PasswordTextChanged függvények felelnek a valós idejű hibák kiírására a felhasználónév és jelszóval kapcsolatban.</w:t>
+        <w:t xml:space="preserve">A </w:t>
+      </w:r>
+      <w:proofErr w:type="spellStart"/>
+      <w:r>
+        <w:t>UsernameTextChanged</w:t>
+      </w:r>
+      <w:proofErr w:type="spellEnd"/>
+      <w:r>
+        <w:t xml:space="preserve"> és </w:t>
+      </w:r>
+      <w:proofErr w:type="spellStart"/>
+      <w:r>
+        <w:t>PasswordTextChanged</w:t>
+      </w:r>
+      <w:proofErr w:type="spellEnd"/>
+      <w:r>
+        <w:t xml:space="preserve"> függvények felelnek a valós idejű hibák kiírására a felhasználónév és jelszóval kapcsolatban.</w:t>
       </w:r>
     </w:p>
     <w:p>
@@ -17830,7 +20222,15 @@
         <w:jc w:val="both"/>
       </w:pPr>
       <w:r>
-        <w:t>A ShowPassword függvény pedig a szem ikont megváltoztatja, és megjeleníti a jelszót.</w:t>
+        <w:t xml:space="preserve">A </w:t>
+      </w:r>
+      <w:proofErr w:type="spellStart"/>
+      <w:r>
+        <w:t>ShowPassword</w:t>
+      </w:r>
+      <w:proofErr w:type="spellEnd"/>
+      <w:r>
+        <w:t xml:space="preserve"> függvény pedig a szem ikont megváltoztatja, és megjeleníti a jelszót.</w:t>
       </w:r>
     </w:p>
     <w:p>
@@ -17842,9 +20242,14 @@
         <w:t>Main</w:t>
       </w:r>
       <w:r>
-        <w:t xml:space="preserve"> form</w:t>
+        <w:t xml:space="preserve"> </w:t>
+      </w:r>
+      <w:proofErr w:type="spellStart"/>
+      <w:r>
+        <w:t>form</w:t>
       </w:r>
       <w:bookmarkEnd w:id="92"/>
+      <w:proofErr w:type="spellEnd"/>
     </w:p>
     <w:p>
       <w:pPr>
@@ -17857,7 +20262,15 @@
         <w:jc w:val="both"/>
       </w:pPr>
       <w:r>
-        <w:t>A Main form felel az összes művelet megvalósítására.</w:t>
+        <w:t xml:space="preserve">A Main </w:t>
+      </w:r>
+      <w:proofErr w:type="spellStart"/>
+      <w:r>
+        <w:t>form</w:t>
+      </w:r>
+      <w:proofErr w:type="spellEnd"/>
+      <w:r>
+        <w:t xml:space="preserve"> felel az összes művelet megvalósítására.</w:t>
       </w:r>
     </w:p>
     <w:p>
@@ -17871,7 +20284,71 @@
         <w:jc w:val="both"/>
       </w:pPr>
       <w:r>
-        <w:t>Minden adat kezelhető külön oldalakon (Dashboard, Books, Borrowings, Reservations, Categories, Authors, Publishers és Users).</w:t>
+        <w:t>Minden adat kezelhető külön oldalakon (</w:t>
+      </w:r>
+      <w:proofErr w:type="spellStart"/>
+      <w:r>
+        <w:t>Dashboard</w:t>
+      </w:r>
+      <w:proofErr w:type="spellEnd"/>
+      <w:r>
+        <w:t xml:space="preserve">, </w:t>
+      </w:r>
+      <w:proofErr w:type="spellStart"/>
+      <w:r>
+        <w:t>Books</w:t>
+      </w:r>
+      <w:proofErr w:type="spellEnd"/>
+      <w:r>
+        <w:t xml:space="preserve">, </w:t>
+      </w:r>
+      <w:proofErr w:type="spellStart"/>
+      <w:r>
+        <w:t>Borrowings</w:t>
+      </w:r>
+      <w:proofErr w:type="spellEnd"/>
+      <w:r>
+        <w:t xml:space="preserve">, </w:t>
+      </w:r>
+      <w:proofErr w:type="spellStart"/>
+      <w:r>
+        <w:t>Reservations</w:t>
+      </w:r>
+      <w:proofErr w:type="spellEnd"/>
+      <w:r>
+        <w:t xml:space="preserve">, </w:t>
+      </w:r>
+      <w:proofErr w:type="spellStart"/>
+      <w:r>
+        <w:t>Categories</w:t>
+      </w:r>
+      <w:proofErr w:type="spellEnd"/>
+      <w:r>
+        <w:t xml:space="preserve">, </w:t>
+      </w:r>
+      <w:proofErr w:type="spellStart"/>
+      <w:r>
+        <w:t>Authors</w:t>
+      </w:r>
+      <w:proofErr w:type="spellEnd"/>
+      <w:r>
+        <w:t xml:space="preserve">, </w:t>
+      </w:r>
+      <w:proofErr w:type="spellStart"/>
+      <w:r>
+        <w:t>Publishers</w:t>
+      </w:r>
+      <w:proofErr w:type="spellEnd"/>
+      <w:r>
+        <w:t xml:space="preserve"> és </w:t>
+      </w:r>
+      <w:proofErr w:type="spellStart"/>
+      <w:r>
+        <w:t>Users</w:t>
+      </w:r>
+      <w:proofErr w:type="spellEnd"/>
+      <w:r>
+        <w:t>).</w:t>
       </w:r>
     </w:p>
     <w:p>
@@ -17899,7 +20376,15 @@
         <w:jc w:val="both"/>
       </w:pPr>
       <w:r>
-        <w:t>A címre kattintva a Dashboard nyílik meg</w:t>
+        <w:t xml:space="preserve">A címre kattintva a </w:t>
+      </w:r>
+      <w:proofErr w:type="spellStart"/>
+      <w:r>
+        <w:t>Dashboard</w:t>
+      </w:r>
+      <w:proofErr w:type="spellEnd"/>
+      <w:r>
+        <w:t xml:space="preserve"> nyílik meg</w:t>
       </w:r>
     </w:p>
     <w:p>
@@ -17958,7 +20443,15 @@
         <w:jc w:val="both"/>
       </w:pPr>
       <w:r>
-        <w:t>A Logout gomb pedig kijelentkezteti a felhasználót, majd megnyitja a Login formot.</w:t>
+        <w:t xml:space="preserve">A Logout gomb pedig kijelentkezteti a felhasználót, majd megnyitja a Login </w:t>
+      </w:r>
+      <w:proofErr w:type="spellStart"/>
+      <w:r>
+        <w:t>formot</w:t>
+      </w:r>
+      <w:proofErr w:type="spellEnd"/>
+      <w:r>
+        <w:t>.</w:t>
       </w:r>
     </w:p>
     <w:p>
@@ -17966,10 +20459,20 @@
         <w:pStyle w:val="Heading3"/>
       </w:pPr>
       <w:bookmarkStart w:id="93" w:name="_Toc196378266"/>
-      <w:r>
-        <w:t>Profile Settings</w:t>
+      <w:proofErr w:type="spellStart"/>
+      <w:r>
+        <w:t>Profile</w:t>
+      </w:r>
+      <w:proofErr w:type="spellEnd"/>
+      <w:r>
+        <w:t xml:space="preserve"> </w:t>
+      </w:r>
+      <w:proofErr w:type="spellStart"/>
+      <w:r>
+        <w:t>Settings</w:t>
       </w:r>
       <w:bookmarkEnd w:id="93"/>
+      <w:proofErr w:type="spellEnd"/>
     </w:p>
     <w:p>
       <w:pPr>
@@ -17982,7 +20485,15 @@
         <w:jc w:val="both"/>
       </w:pPr>
       <w:r>
-        <w:t>A form megnyitásakor betöltésre kerülnek a bejelentkezett felhasználó adatai, amiket tud módosítani is.</w:t>
+        <w:t xml:space="preserve">A </w:t>
+      </w:r>
+      <w:proofErr w:type="spellStart"/>
+      <w:r>
+        <w:t>form</w:t>
+      </w:r>
+      <w:proofErr w:type="spellEnd"/>
+      <w:r>
+        <w:t xml:space="preserve"> megnyitásakor betöltésre kerülnek a bejelentkezett felhasználó adatai, amiket tud módosítani is.</w:t>
       </w:r>
     </w:p>
     <w:p>
@@ -18010,7 +20521,15 @@
         <w:jc w:val="both"/>
       </w:pPr>
       <w:r>
-        <w:t>A validációt követően lefut a UpdateProfile függvény, ami frissíti a felhasználó adatait az adatbázisban.</w:t>
+        <w:t xml:space="preserve">A validációt követően lefut a </w:t>
+      </w:r>
+      <w:proofErr w:type="spellStart"/>
+      <w:r>
+        <w:t>UpdateProfile</w:t>
+      </w:r>
+      <w:proofErr w:type="spellEnd"/>
+      <w:r>
+        <w:t xml:space="preserve"> függvény, ami frissíti a felhasználó adatait az adatbázisban.</w:t>
       </w:r>
     </w:p>
     <w:p>
@@ -18024,7 +20543,23 @@
         <w:jc w:val="both"/>
       </w:pPr>
       <w:r>
-        <w:t>A ChangePassword felel a felhasználó jelszavának megváltoztatására.</w:t>
+        <w:t xml:space="preserve">A </w:t>
+      </w:r>
+      <w:proofErr w:type="spellStart"/>
+      <w:r>
+        <w:t>ChangePassword</w:t>
+      </w:r>
+      <w:proofErr w:type="spellEnd"/>
+      <w:r>
+        <w:t xml:space="preserve"> felel a felhasználó </w:t>
+      </w:r>
+      <w:proofErr w:type="spellStart"/>
+      <w:r>
+        <w:t>jelszavának</w:t>
+      </w:r>
+      <w:proofErr w:type="spellEnd"/>
+      <w:r>
+        <w:t xml:space="preserve"> megváltoztatására.</w:t>
       </w:r>
     </w:p>
     <w:p>
@@ -18039,7 +20574,15 @@
         <w:jc w:val="both"/>
       </w:pPr>
       <w:r>
-        <w:t>Itt a validáció során ellenőrzésre kerül a Login-ban említett módon, hogy megadott jelenlegi jelszó tényleg megegyezik e a felhasználó jelszavával. Ezt követően a másik két szövegdoboz is ellenőrzésre kerül.</w:t>
+        <w:t xml:space="preserve">Itt a validáció során ellenőrzésre kerül a Login-ban említett módon, hogy megadott jelenlegi jelszó tényleg megegyezik e a felhasználó </w:t>
+      </w:r>
+      <w:proofErr w:type="spellStart"/>
+      <w:r>
+        <w:t>jelszavával</w:t>
+      </w:r>
+      <w:proofErr w:type="spellEnd"/>
+      <w:r>
+        <w:t>. Ezt követően a másik két szövegdoboz is ellenőrzésre kerül.</w:t>
       </w:r>
     </w:p>
     <w:p>
@@ -18054,7 +20597,15 @@
         <w:jc w:val="both"/>
       </w:pPr>
       <w:r>
-        <w:t>A ShowPassword lehetővé teszi, hogy a felhasználó meg tudja jeleníteni a beírt jelszót.</w:t>
+        <w:t xml:space="preserve">A </w:t>
+      </w:r>
+      <w:proofErr w:type="spellStart"/>
+      <w:r>
+        <w:t>ShowPassword</w:t>
+      </w:r>
+      <w:proofErr w:type="spellEnd"/>
+      <w:r>
+        <w:t xml:space="preserve"> lehetővé teszi, hogy a felhasználó meg tudja jeleníteni a beírt jelszót.</w:t>
       </w:r>
     </w:p>
     <w:p>
@@ -18084,7 +20635,15 @@
         <w:jc w:val="both"/>
       </w:pPr>
       <w:r>
-        <w:t>Végül a mentésre kattintva a jelszó frissül az adatbázisban (UpdatePassword függvény).</w:t>
+        <w:t>Végül a mentésre kattintva a jelszó frissül az adatbázisban (</w:t>
+      </w:r>
+      <w:proofErr w:type="spellStart"/>
+      <w:r>
+        <w:t>UpdatePassword</w:t>
+      </w:r>
+      <w:proofErr w:type="spellEnd"/>
+      <w:r>
+        <w:t xml:space="preserve"> függvény).</w:t>
       </w:r>
     </w:p>
     <w:p>
@@ -18092,10 +20651,12 @@
         <w:pStyle w:val="Heading3"/>
       </w:pPr>
       <w:bookmarkStart w:id="94" w:name="_Toc196378267"/>
+      <w:proofErr w:type="spellStart"/>
       <w:r>
         <w:t>Books</w:t>
       </w:r>
       <w:bookmarkEnd w:id="94"/>
+      <w:proofErr w:type="spellEnd"/>
     </w:p>
     <w:p>
       <w:pPr>
@@ -18107,7 +20668,31 @@
         <w:spacing w:line="360" w:lineRule="auto"/>
       </w:pPr>
       <w:r>
-        <w:t>Az AddBook-ban meg lehet nyitni a ChooseAuthor és ChooseCategory ablakokat, ahol ki lehet választani egy vagy több szerzőt és kategóriát.</w:t>
+        <w:t xml:space="preserve">Az </w:t>
+      </w:r>
+      <w:proofErr w:type="spellStart"/>
+      <w:r>
+        <w:t>AddBook</w:t>
+      </w:r>
+      <w:proofErr w:type="spellEnd"/>
+      <w:r>
+        <w:t xml:space="preserve">-ban meg lehet nyitni a </w:t>
+      </w:r>
+      <w:proofErr w:type="spellStart"/>
+      <w:r>
+        <w:t>ChooseAuthor</w:t>
+      </w:r>
+      <w:proofErr w:type="spellEnd"/>
+      <w:r>
+        <w:t xml:space="preserve"> és </w:t>
+      </w:r>
+      <w:proofErr w:type="spellStart"/>
+      <w:r>
+        <w:t>ChooseCategory</w:t>
+      </w:r>
+      <w:proofErr w:type="spellEnd"/>
+      <w:r>
+        <w:t xml:space="preserve"> ablakokat, ahol ki lehet választani egy vagy több szerzőt és kategóriát.</w:t>
       </w:r>
     </w:p>
     <w:p>
@@ -18120,7 +20705,23 @@
         <w:spacing w:line="360" w:lineRule="auto"/>
       </w:pPr>
       <w:r>
-        <w:t>Az adatok validálása után a könyv adatai feltöltésre kerülnek az adatbázisba (InsertBook függvény).</w:t>
+        <w:t xml:space="preserve">Az adatok </w:t>
+      </w:r>
+      <w:proofErr w:type="spellStart"/>
+      <w:r>
+        <w:t>validálása</w:t>
+      </w:r>
+      <w:proofErr w:type="spellEnd"/>
+      <w:r>
+        <w:t xml:space="preserve"> után a könyv adatai feltöltésre kerülnek az adatbázisba (</w:t>
+      </w:r>
+      <w:proofErr w:type="spellStart"/>
+      <w:r>
+        <w:t>InsertBook</w:t>
+      </w:r>
+      <w:proofErr w:type="spellEnd"/>
+      <w:r>
+        <w:t xml:space="preserve"> függvény).</w:t>
       </w:r>
     </w:p>
     <w:p>
@@ -18147,7 +20748,39 @@
         <w:ind w:left="1134"/>
       </w:pPr>
       <w:r>
-        <w:t>A kép kiválasztásakor validálásra kerül a kép, itt ellenőrizve lesz a kép formátuma (png, jpg, jpeg), illetve a kép mérete (Max 5 MB).</w:t>
+        <w:t xml:space="preserve">A kép kiválasztásakor </w:t>
+      </w:r>
+      <w:proofErr w:type="spellStart"/>
+      <w:r>
+        <w:t>validálásra</w:t>
+      </w:r>
+      <w:proofErr w:type="spellEnd"/>
+      <w:r>
+        <w:t xml:space="preserve"> kerül a kép, itt ellenőrizve lesz a kép formátuma (</w:t>
+      </w:r>
+      <w:proofErr w:type="spellStart"/>
+      <w:r>
+        <w:t>png</w:t>
+      </w:r>
+      <w:proofErr w:type="spellEnd"/>
+      <w:r>
+        <w:t xml:space="preserve">, </w:t>
+      </w:r>
+      <w:proofErr w:type="spellStart"/>
+      <w:r>
+        <w:t>jpg</w:t>
+      </w:r>
+      <w:proofErr w:type="spellEnd"/>
+      <w:r>
+        <w:t xml:space="preserve">, </w:t>
+      </w:r>
+      <w:proofErr w:type="spellStart"/>
+      <w:r>
+        <w:t>jpeg</w:t>
+      </w:r>
+      <w:proofErr w:type="spellEnd"/>
+      <w:r>
+        <w:t>), illetve a kép mérete (Max 5 MB).</w:t>
       </w:r>
     </w:p>
     <w:p>
@@ -18162,7 +20795,23 @@
       </w:pPr>
       <w:r>
         <w:lastRenderedPageBreak/>
-        <w:t xml:space="preserve">Az ellenőrzés után át lesz másolva a temp mappába. A fájl neve itt a könyv isbn száma lesz. </w:t>
+        <w:t xml:space="preserve">Az ellenőrzés után át lesz másolva a </w:t>
+      </w:r>
+      <w:proofErr w:type="spellStart"/>
+      <w:r>
+        <w:t>temp</w:t>
+      </w:r>
+      <w:proofErr w:type="spellEnd"/>
+      <w:r>
+        <w:t xml:space="preserve"> mappába. A fájl neve itt a könyv </w:t>
+      </w:r>
+      <w:proofErr w:type="spellStart"/>
+      <w:r>
+        <w:t>isbn</w:t>
+      </w:r>
+      <w:proofErr w:type="spellEnd"/>
+      <w:r>
+        <w:t xml:space="preserve"> száma lesz. </w:t>
       </w:r>
     </w:p>
     <w:p>
@@ -18176,7 +20825,23 @@
         <w:ind w:left="1134"/>
       </w:pPr>
       <w:r>
-        <w:t>Ezt követően meghívásra kerül a HandleFiles osztály Upload függvénye.</w:t>
+        <w:t xml:space="preserve">Ezt követően meghívásra kerül a </w:t>
+      </w:r>
+      <w:proofErr w:type="spellStart"/>
+      <w:r>
+        <w:t>HandleFiles</w:t>
+      </w:r>
+      <w:proofErr w:type="spellEnd"/>
+      <w:r>
+        <w:t xml:space="preserve"> osztály </w:t>
+      </w:r>
+      <w:proofErr w:type="spellStart"/>
+      <w:r>
+        <w:t>Upload</w:t>
+      </w:r>
+      <w:proofErr w:type="spellEnd"/>
+      <w:r>
+        <w:t xml:space="preserve"> függvénye.</w:t>
       </w:r>
     </w:p>
     <w:p>
@@ -18189,7 +20854,39 @@
         <w:spacing w:line="360" w:lineRule="auto"/>
       </w:pPr>
       <w:r>
-        <w:t>Az EditBook szinte teljesen megegyezik az AddBook formmal, azzal a különbséggel, hogy ide betöltődnek a kijelölt könyv adatai (UpdateBook függvény).</w:t>
+        <w:t xml:space="preserve">Az </w:t>
+      </w:r>
+      <w:proofErr w:type="spellStart"/>
+      <w:r>
+        <w:t>EditBook</w:t>
+      </w:r>
+      <w:proofErr w:type="spellEnd"/>
+      <w:r>
+        <w:t xml:space="preserve"> szinte teljesen megegyezik az </w:t>
+      </w:r>
+      <w:proofErr w:type="spellStart"/>
+      <w:r>
+        <w:t>AddBook</w:t>
+      </w:r>
+      <w:proofErr w:type="spellEnd"/>
+      <w:r>
+        <w:t xml:space="preserve"> </w:t>
+      </w:r>
+      <w:proofErr w:type="spellStart"/>
+      <w:r>
+        <w:t>formmal</w:t>
+      </w:r>
+      <w:proofErr w:type="spellEnd"/>
+      <w:r>
+        <w:t>, azzal a különbséggel, hogy ide betöltődnek a kijelölt könyv adatai (</w:t>
+      </w:r>
+      <w:proofErr w:type="spellStart"/>
+      <w:r>
+        <w:t>UpdateBook</w:t>
+      </w:r>
+      <w:proofErr w:type="spellEnd"/>
+      <w:r>
+        <w:t xml:space="preserve"> függvény).</w:t>
       </w:r>
     </w:p>
     <w:p>
@@ -18202,7 +20899,31 @@
         <w:spacing w:line="360" w:lineRule="auto"/>
       </w:pPr>
       <w:r>
-        <w:t>A RemoveBook egész egyszerűen eltávolítja a kiválasztott könyve(ke)t az adatbázisból (Delete függvény).</w:t>
+        <w:t xml:space="preserve">A </w:t>
+      </w:r>
+      <w:proofErr w:type="spellStart"/>
+      <w:r>
+        <w:t>RemoveBook</w:t>
+      </w:r>
+      <w:proofErr w:type="spellEnd"/>
+      <w:r>
+        <w:t xml:space="preserve"> egész egyszerűen eltávolítja a kiválasztott könyve(</w:t>
+      </w:r>
+      <w:proofErr w:type="spellStart"/>
+      <w:r>
+        <w:t>ke</w:t>
+      </w:r>
+      <w:proofErr w:type="spellEnd"/>
+      <w:r>
+        <w:t>)t az adatbázisból (</w:t>
+      </w:r>
+      <w:proofErr w:type="spellStart"/>
+      <w:r>
+        <w:t>Delete</w:t>
+      </w:r>
+      <w:proofErr w:type="spellEnd"/>
+      <w:r>
+        <w:t xml:space="preserve"> függvény).</w:t>
       </w:r>
     </w:p>
     <w:p>
@@ -18210,10 +20931,12 @@
         <w:pStyle w:val="Heading3"/>
       </w:pPr>
       <w:bookmarkStart w:id="95" w:name="_Toc196378268"/>
+      <w:proofErr w:type="spellStart"/>
       <w:r>
         <w:t>Borrowings</w:t>
       </w:r>
       <w:bookmarkEnd w:id="95"/>
+      <w:proofErr w:type="spellEnd"/>
     </w:p>
     <w:p>
       <w:pPr>
@@ -18226,7 +20949,47 @@
         <w:jc w:val="both"/>
       </w:pPr>
       <w:r>
-        <w:t>Az AddBorrowing-ban meg lehet nyitni a könyvek kiválasztására szolgáló ChooseBooks formot, ebből a SelectedISBNs nevű string lista mezőből betöltésre kerülnek az ISBN számok a megfelelő szövegdobozba.</w:t>
+        <w:t xml:space="preserve">Az </w:t>
+      </w:r>
+      <w:proofErr w:type="spellStart"/>
+      <w:r>
+        <w:t>AddBorrowing</w:t>
+      </w:r>
+      <w:proofErr w:type="spellEnd"/>
+      <w:r>
+        <w:t xml:space="preserve">-ban meg lehet nyitni a könyvek kiválasztására szolgáló </w:t>
+      </w:r>
+      <w:proofErr w:type="spellStart"/>
+      <w:r>
+        <w:t>ChooseBooks</w:t>
+      </w:r>
+      <w:proofErr w:type="spellEnd"/>
+      <w:r>
+        <w:t xml:space="preserve"> </w:t>
+      </w:r>
+      <w:proofErr w:type="spellStart"/>
+      <w:r>
+        <w:t>formot</w:t>
+      </w:r>
+      <w:proofErr w:type="spellEnd"/>
+      <w:r>
+        <w:t xml:space="preserve">, ebből a </w:t>
+      </w:r>
+      <w:proofErr w:type="spellStart"/>
+      <w:r>
+        <w:t>SelectedISBNs</w:t>
+      </w:r>
+      <w:proofErr w:type="spellEnd"/>
+      <w:r>
+        <w:t xml:space="preserve"> nevű </w:t>
+      </w:r>
+      <w:proofErr w:type="spellStart"/>
+      <w:r>
+        <w:t>string</w:t>
+      </w:r>
+      <w:proofErr w:type="spellEnd"/>
+      <w:r>
+        <w:t xml:space="preserve"> lista mezőből betöltésre kerülnek az ISBN számok a megfelelő szövegdobozba.</w:t>
       </w:r>
     </w:p>
     <w:p>
@@ -18240,7 +21003,23 @@
         <w:jc w:val="both"/>
       </w:pPr>
       <w:r>
-        <w:t>A validációt követően a dátumok megfeleő formátumba lesznek váltva (InsertBorrowing függvény).</w:t>
+        <w:t xml:space="preserve">A validációt követően a dátumok </w:t>
+      </w:r>
+      <w:proofErr w:type="spellStart"/>
+      <w:r>
+        <w:t>megfeleő</w:t>
+      </w:r>
+      <w:proofErr w:type="spellEnd"/>
+      <w:r>
+        <w:t xml:space="preserve"> formátumba lesznek váltva (</w:t>
+      </w:r>
+      <w:proofErr w:type="spellStart"/>
+      <w:r>
+        <w:t>InsertBorrowing</w:t>
+      </w:r>
+      <w:proofErr w:type="spellEnd"/>
+      <w:r>
+        <w:t xml:space="preserve"> függvény).</w:t>
       </w:r>
     </w:p>
     <w:p>
@@ -18254,7 +21033,23 @@
         <w:jc w:val="both"/>
       </w:pPr>
       <w:r>
-        <w:t>Az ExtendBorrowing-ban a jelenlegi határidőhöz hozzáadásra kerül a felhasználó által megadott hónapok száma (UpdateBorrowing függvény).</w:t>
+        <w:t xml:space="preserve">Az </w:t>
+      </w:r>
+      <w:proofErr w:type="spellStart"/>
+      <w:r>
+        <w:t>ExtendBorrowing</w:t>
+      </w:r>
+      <w:proofErr w:type="spellEnd"/>
+      <w:r>
+        <w:t>-ban a jelenlegi határidőhöz hozzáadásra kerül a felhasználó által megadott hónapok száma (</w:t>
+      </w:r>
+      <w:proofErr w:type="spellStart"/>
+      <w:r>
+        <w:t>UpdateBorrowing</w:t>
+      </w:r>
+      <w:proofErr w:type="spellEnd"/>
+      <w:r>
+        <w:t xml:space="preserve"> függvény).</w:t>
       </w:r>
     </w:p>
     <w:p>
@@ -18268,7 +21063,31 @@
         <w:jc w:val="both"/>
       </w:pPr>
       <w:r>
-        <w:t>A ReturnBorrowings-ban a könyv visszahozásának dátuma mindig aznap lesz (Update Borrowing overloaded függvény).</w:t>
+        <w:t xml:space="preserve">A </w:t>
+      </w:r>
+      <w:proofErr w:type="spellStart"/>
+      <w:r>
+        <w:t>ReturnBorrowings</w:t>
+      </w:r>
+      <w:proofErr w:type="spellEnd"/>
+      <w:r>
+        <w:t xml:space="preserve">-ban a könyv visszahozásának dátuma mindig aznap lesz (Update </w:t>
+      </w:r>
+      <w:proofErr w:type="spellStart"/>
+      <w:r>
+        <w:t>Borrowing</w:t>
+      </w:r>
+      <w:proofErr w:type="spellEnd"/>
+      <w:r>
+        <w:t xml:space="preserve"> </w:t>
+      </w:r>
+      <w:proofErr w:type="spellStart"/>
+      <w:r>
+        <w:t>overloaded</w:t>
+      </w:r>
+      <w:proofErr w:type="spellEnd"/>
+      <w:r>
+        <w:t xml:space="preserve"> függvény).</w:t>
       </w:r>
     </w:p>
     <w:p>
@@ -18276,10 +21095,12 @@
         <w:pStyle w:val="Heading3"/>
       </w:pPr>
       <w:bookmarkStart w:id="96" w:name="_Toc196378269"/>
+      <w:proofErr w:type="spellStart"/>
       <w:r>
         <w:t>Reservations</w:t>
       </w:r>
       <w:bookmarkEnd w:id="96"/>
+      <w:proofErr w:type="spellEnd"/>
     </w:p>
     <w:p>
       <w:pPr>
@@ -18292,7 +21113,15 @@
         <w:jc w:val="both"/>
       </w:pPr>
       <w:r>
-        <w:t>Az AddReservation felel egy vagy több foglalás felvételére.</w:t>
+        <w:t xml:space="preserve">Az </w:t>
+      </w:r>
+      <w:proofErr w:type="spellStart"/>
+      <w:r>
+        <w:t>AddReservation</w:t>
+      </w:r>
+      <w:proofErr w:type="spellEnd"/>
+      <w:r>
+        <w:t xml:space="preserve"> felel egy vagy több foglalás felvételére.</w:t>
       </w:r>
     </w:p>
     <w:p>
@@ -18307,7 +21136,39 @@
         <w:jc w:val="both"/>
       </w:pPr>
       <w:r>
-        <w:t>Az OpenChooseBooks megnyitja a könyvek kiválasztására szolgáló formot, ami egyébként megegyezik a Borrowings részben használt könyv kiválasztó formmal. Itt, ha több könyvet választ ki a felhasználó, azok külön rekordokként jelennek majd meg az adatbázisban.</w:t>
+        <w:t xml:space="preserve">Az </w:t>
+      </w:r>
+      <w:proofErr w:type="spellStart"/>
+      <w:r>
+        <w:t>OpenChooseBooks</w:t>
+      </w:r>
+      <w:proofErr w:type="spellEnd"/>
+      <w:r>
+        <w:t xml:space="preserve"> megnyitja a könyvek kiválasztására szolgáló </w:t>
+      </w:r>
+      <w:proofErr w:type="spellStart"/>
+      <w:r>
+        <w:t>formot</w:t>
+      </w:r>
+      <w:proofErr w:type="spellEnd"/>
+      <w:r>
+        <w:t xml:space="preserve">, ami egyébként megegyezik a </w:t>
+      </w:r>
+      <w:proofErr w:type="spellStart"/>
+      <w:r>
+        <w:t>Borrowings</w:t>
+      </w:r>
+      <w:proofErr w:type="spellEnd"/>
+      <w:r>
+        <w:t xml:space="preserve"> részben használt könyv kiválasztó </w:t>
+      </w:r>
+      <w:proofErr w:type="spellStart"/>
+      <w:r>
+        <w:t>formmal</w:t>
+      </w:r>
+      <w:proofErr w:type="spellEnd"/>
+      <w:r>
+        <w:t>. Itt, ha több könyvet választ ki a felhasználó, azok külön rekordokként jelennek majd meg az adatbázisban.</w:t>
       </w:r>
     </w:p>
     <w:p>
@@ -18322,7 +21183,15 @@
         <w:jc w:val="both"/>
       </w:pPr>
       <w:r>
-        <w:t>A mentésre kattintva lefut a validáció, és ha minden rendben van feltöltésre kerül az adatbázisba (InsertReservation függvény).</w:t>
+        <w:t>A mentésre kattintva lefut a validáció, és ha minden rendben van feltöltésre kerül az adatbázisba (</w:t>
+      </w:r>
+      <w:proofErr w:type="spellStart"/>
+      <w:r>
+        <w:t>InsertReservation</w:t>
+      </w:r>
+      <w:proofErr w:type="spellEnd"/>
+      <w:r>
+        <w:t xml:space="preserve"> függvény).</w:t>
       </w:r>
     </w:p>
     <w:p>
@@ -18336,7 +21205,31 @@
         <w:jc w:val="both"/>
       </w:pPr>
       <w:r>
-        <w:t>Az ExtendReservation form felel egy foglalás meghosszabbítására előre meghatározott 5 nappal. Az adott foglalás lejárati dátumához hozzáad 5 napot és frissíti azt az adatbázisban (UpdateReservation függvény).</w:t>
+        <w:t xml:space="preserve">Az </w:t>
+      </w:r>
+      <w:proofErr w:type="spellStart"/>
+      <w:r>
+        <w:t>ExtendReservation</w:t>
+      </w:r>
+      <w:proofErr w:type="spellEnd"/>
+      <w:r>
+        <w:t xml:space="preserve"> </w:t>
+      </w:r>
+      <w:proofErr w:type="spellStart"/>
+      <w:r>
+        <w:t>form</w:t>
+      </w:r>
+      <w:proofErr w:type="spellEnd"/>
+      <w:r>
+        <w:t xml:space="preserve"> felel egy foglalás meghosszabbítására előre meghatározott 5 nappal. Az adott foglalás lejárati dátumához hozzáad 5 napot és frissíti azt az adatbázisban (</w:t>
+      </w:r>
+      <w:proofErr w:type="spellStart"/>
+      <w:r>
+        <w:t>UpdateReservation</w:t>
+      </w:r>
+      <w:proofErr w:type="spellEnd"/>
+      <w:r>
+        <w:t xml:space="preserve"> függvény).</w:t>
       </w:r>
     </w:p>
     <w:p>
@@ -18350,7 +21243,31 @@
         <w:jc w:val="both"/>
       </w:pPr>
       <w:r>
-        <w:t>A LendReservation a kiválasztott foglalás alapján kölcsönbe adja az adott könyvet. A foglalás tartalmazza a felhasználónevet és az ISBN számot, a könyvtáros meg kell adjon egy határidőt, és ezek alapján bekerül a kölcsönzés az adatbázisba (InsertBorrowing függvény), majd törlésre kerülnek a foglalások táblából (Delete függvény).</w:t>
+        <w:t xml:space="preserve">A </w:t>
+      </w:r>
+      <w:proofErr w:type="spellStart"/>
+      <w:r>
+        <w:t>LendReservation</w:t>
+      </w:r>
+      <w:proofErr w:type="spellEnd"/>
+      <w:r>
+        <w:t xml:space="preserve"> a kiválasztott foglalás alapján kölcsönbe adja az adott könyvet. A foglalás tartalmazza a felhasználónevet és az ISBN számot, a könyvtáros meg kell adjon egy határidőt, és ezek alapján bekerül a kölcsönzés az adatbázisba (</w:t>
+      </w:r>
+      <w:proofErr w:type="spellStart"/>
+      <w:r>
+        <w:t>InsertBorrowing</w:t>
+      </w:r>
+      <w:proofErr w:type="spellEnd"/>
+      <w:r>
+        <w:t xml:space="preserve"> függvény), majd törlésre kerülnek a foglalások táblából (</w:t>
+      </w:r>
+      <w:proofErr w:type="spellStart"/>
+      <w:r>
+        <w:t>Delete</w:t>
+      </w:r>
+      <w:proofErr w:type="spellEnd"/>
+      <w:r>
+        <w:t xml:space="preserve"> függvény).</w:t>
       </w:r>
     </w:p>
     <w:p>
@@ -18365,7 +21282,23 @@
       </w:pPr>
       <w:r>
         <w:lastRenderedPageBreak/>
-        <w:t>A RemoveReservations pedig eltávolítja a kiválasztott foglalás(oka)t az adatbázisból (Delete függvény).</w:t>
+        <w:t xml:space="preserve">A </w:t>
+      </w:r>
+      <w:proofErr w:type="spellStart"/>
+      <w:r>
+        <w:t>RemoveReservations</w:t>
+      </w:r>
+      <w:proofErr w:type="spellEnd"/>
+      <w:r>
+        <w:t xml:space="preserve"> pedig eltávolítja a kiválasztott foglalás(oka)t az adatbázisból (</w:t>
+      </w:r>
+      <w:proofErr w:type="spellStart"/>
+      <w:r>
+        <w:t>Delete</w:t>
+      </w:r>
+      <w:proofErr w:type="spellEnd"/>
+      <w:r>
+        <w:t xml:space="preserve"> függvény).</w:t>
       </w:r>
     </w:p>
     <w:p>
@@ -18373,10 +21306,12 @@
         <w:pStyle w:val="Heading3"/>
       </w:pPr>
       <w:bookmarkStart w:id="97" w:name="_Toc196378270"/>
+      <w:proofErr w:type="spellStart"/>
       <w:r>
         <w:t>Categories</w:t>
       </w:r>
       <w:bookmarkEnd w:id="97"/>
+      <w:proofErr w:type="spellEnd"/>
     </w:p>
     <w:p>
       <w:pPr>
@@ -18389,7 +21324,23 @@
         <w:jc w:val="both"/>
       </w:pPr>
       <w:r>
-        <w:t>Az AddCategory validációja után, beleértve annak ellenőrzését, hogy létezik e már a megadott kategória, az feltöltésre kerül az adatbázisba (InsertCategory).</w:t>
+        <w:t xml:space="preserve">Az </w:t>
+      </w:r>
+      <w:proofErr w:type="spellStart"/>
+      <w:r>
+        <w:t>AddCategory</w:t>
+      </w:r>
+      <w:proofErr w:type="spellEnd"/>
+      <w:r>
+        <w:t xml:space="preserve"> validációja után, beleértve annak ellenőrzését, hogy létezik e már a megadott kategória, az feltöltésre kerül az adatbázisba (</w:t>
+      </w:r>
+      <w:proofErr w:type="spellStart"/>
+      <w:r>
+        <w:t>InsertCategory</w:t>
+      </w:r>
+      <w:proofErr w:type="spellEnd"/>
+      <w:r>
+        <w:t>).</w:t>
       </w:r>
     </w:p>
     <w:p>
@@ -18403,7 +21354,23 @@
         <w:jc w:val="both"/>
       </w:pPr>
       <w:r>
-        <w:t>Az EditCategory betölti a kiválasztott kategória nevét, majd az előző pontban említett validáció után frissítve lesz az adatbázisban (UpdateCategory).</w:t>
+        <w:t xml:space="preserve">Az </w:t>
+      </w:r>
+      <w:proofErr w:type="spellStart"/>
+      <w:r>
+        <w:t>EditCategory</w:t>
+      </w:r>
+      <w:proofErr w:type="spellEnd"/>
+      <w:r>
+        <w:t xml:space="preserve"> betölti a kiválasztott kategória nevét, majd az előző pontban említett validáció után frissítve lesz az adatbázisban (</w:t>
+      </w:r>
+      <w:proofErr w:type="spellStart"/>
+      <w:r>
+        <w:t>UpdateCategory</w:t>
+      </w:r>
+      <w:proofErr w:type="spellEnd"/>
+      <w:r>
+        <w:t>).</w:t>
       </w:r>
     </w:p>
     <w:p>
@@ -18417,7 +21384,39 @@
         <w:jc w:val="both"/>
       </w:pPr>
       <w:r>
-        <w:t>A RemoveCategory pedig eltávolítja a kiválasztott kategóriá(ka)t az adatbázisból (Delete függvény).</w:t>
+        <w:t xml:space="preserve">A </w:t>
+      </w:r>
+      <w:proofErr w:type="spellStart"/>
+      <w:r>
+        <w:t>RemoveCategory</w:t>
+      </w:r>
+      <w:proofErr w:type="spellEnd"/>
+      <w:r>
+        <w:t xml:space="preserve"> pedig eltávolítja a kiválasztott </w:t>
+      </w:r>
+      <w:proofErr w:type="spellStart"/>
+      <w:r>
+        <w:t>kategóriá</w:t>
+      </w:r>
+      <w:proofErr w:type="spellEnd"/>
+      <w:r>
+        <w:t>(</w:t>
+      </w:r>
+      <w:proofErr w:type="spellStart"/>
+      <w:r>
+        <w:t>ka</w:t>
+      </w:r>
+      <w:proofErr w:type="spellEnd"/>
+      <w:r>
+        <w:t>)t az adatbázisból (</w:t>
+      </w:r>
+      <w:proofErr w:type="spellStart"/>
+      <w:r>
+        <w:t>Delete</w:t>
+      </w:r>
+      <w:proofErr w:type="spellEnd"/>
+      <w:r>
+        <w:t xml:space="preserve"> függvény).</w:t>
       </w:r>
     </w:p>
     <w:p>
@@ -18425,10 +21424,12 @@
         <w:pStyle w:val="Heading3"/>
       </w:pPr>
       <w:bookmarkStart w:id="98" w:name="_Toc196378271"/>
+      <w:proofErr w:type="spellStart"/>
       <w:r>
         <w:t>Authors</w:t>
       </w:r>
       <w:bookmarkEnd w:id="98"/>
+      <w:proofErr w:type="spellEnd"/>
     </w:p>
     <w:p>
       <w:pPr>
@@ -18441,7 +21442,23 @@
         <w:jc w:val="both"/>
       </w:pPr>
       <w:r>
-        <w:t xml:space="preserve">Az AddAuthor-ban a validációt követően feltöltésre kerül a szerző (InsertAuthor függvény). </w:t>
+        <w:t xml:space="preserve">Az </w:t>
+      </w:r>
+      <w:proofErr w:type="spellStart"/>
+      <w:r>
+        <w:t>AddAuthor</w:t>
+      </w:r>
+      <w:proofErr w:type="spellEnd"/>
+      <w:r>
+        <w:t>-ban a validációt követően feltöltésre kerül a szerző (</w:t>
+      </w:r>
+      <w:proofErr w:type="spellStart"/>
+      <w:r>
+        <w:t>InsertAuthor</w:t>
+      </w:r>
+      <w:proofErr w:type="spellEnd"/>
+      <w:r>
+        <w:t xml:space="preserve"> függvény). </w:t>
       </w:r>
     </w:p>
     <w:p>
@@ -18455,7 +21472,23 @@
         <w:jc w:val="both"/>
       </w:pPr>
       <w:r>
-        <w:t>Az EditAuthor-ban betöltődik a kiválasztott szerző, majd a validációt követően módosításra kerül (UpdateAuthor függvény).</w:t>
+        <w:t xml:space="preserve">Az </w:t>
+      </w:r>
+      <w:proofErr w:type="spellStart"/>
+      <w:r>
+        <w:t>EditAuthor</w:t>
+      </w:r>
+      <w:proofErr w:type="spellEnd"/>
+      <w:r>
+        <w:t>-ban betöltődik a kiválasztott szerző, majd a validációt követően módosításra kerül (</w:t>
+      </w:r>
+      <w:proofErr w:type="spellStart"/>
+      <w:r>
+        <w:t>UpdateAuthor</w:t>
+      </w:r>
+      <w:proofErr w:type="spellEnd"/>
+      <w:r>
+        <w:t xml:space="preserve"> függvény).</w:t>
       </w:r>
     </w:p>
     <w:p>
@@ -18469,7 +21502,31 @@
         <w:jc w:val="both"/>
       </w:pPr>
       <w:r>
-        <w:t>A RemoveAuthor a paraméterben kapott szerző(ke)t eltávolítja (DeleteFüggvény).</w:t>
+        <w:t xml:space="preserve">A </w:t>
+      </w:r>
+      <w:proofErr w:type="spellStart"/>
+      <w:r>
+        <w:t>RemoveAuthor</w:t>
+      </w:r>
+      <w:proofErr w:type="spellEnd"/>
+      <w:r>
+        <w:t xml:space="preserve"> a paraméterben kapott szerző(</w:t>
+      </w:r>
+      <w:proofErr w:type="spellStart"/>
+      <w:r>
+        <w:t>ke</w:t>
+      </w:r>
+      <w:proofErr w:type="spellEnd"/>
+      <w:r>
+        <w:t>)t eltávolítja (</w:t>
+      </w:r>
+      <w:proofErr w:type="spellStart"/>
+      <w:r>
+        <w:t>DeleteFüggvény</w:t>
+      </w:r>
+      <w:proofErr w:type="spellEnd"/>
+      <w:r>
+        <w:t>).</w:t>
       </w:r>
     </w:p>
     <w:p>
@@ -18477,10 +21534,12 @@
         <w:pStyle w:val="Heading3"/>
       </w:pPr>
       <w:bookmarkStart w:id="99" w:name="_Toc196378272"/>
+      <w:proofErr w:type="spellStart"/>
       <w:r>
         <w:t>Publishers</w:t>
       </w:r>
       <w:bookmarkEnd w:id="99"/>
+      <w:proofErr w:type="spellEnd"/>
     </w:p>
     <w:p>
       <w:pPr>
@@ -18493,7 +21552,31 @@
         <w:jc w:val="both"/>
       </w:pPr>
       <w:r>
-        <w:t>Az AddPublisher a mentésre kattintást követően végrehajtja a validációt, ami többek között leellenőrzi, hogy a megadott kiadó létezik e már az adatbázisban. Amennyiben a validáció sikeres, a kiadó feltöltésre kerül az adatbázisba (InsertPublisher függvény).</w:t>
+        <w:t xml:space="preserve">Az </w:t>
+      </w:r>
+      <w:proofErr w:type="spellStart"/>
+      <w:r>
+        <w:t>AddPublisher</w:t>
+      </w:r>
+      <w:proofErr w:type="spellEnd"/>
+      <w:r>
+        <w:t xml:space="preserve"> a mentésre kattintást követően végrehajtja a validációt, ami többek között </w:t>
+      </w:r>
+      <w:proofErr w:type="spellStart"/>
+      <w:r>
+        <w:t>leellenőrzi</w:t>
+      </w:r>
+      <w:proofErr w:type="spellEnd"/>
+      <w:r>
+        <w:t>, hogy a megadott kiadó létezik e már az adatbázisban. Amennyiben a validáció sikeres, a kiadó feltöltésre kerül az adatbázisba (</w:t>
+      </w:r>
+      <w:proofErr w:type="spellStart"/>
+      <w:r>
+        <w:t>InsertPublisher</w:t>
+      </w:r>
+      <w:proofErr w:type="spellEnd"/>
+      <w:r>
+        <w:t xml:space="preserve"> függvény).</w:t>
       </w:r>
     </w:p>
     <w:p>
@@ -18521,7 +21604,31 @@
         <w:jc w:val="both"/>
       </w:pPr>
       <w:r>
-        <w:t>A RemovePublishers a kiválasztott kiadó(ka)t eltávolítja az adatbázisból (Delete függvény).</w:t>
+        <w:t xml:space="preserve">A </w:t>
+      </w:r>
+      <w:proofErr w:type="spellStart"/>
+      <w:r>
+        <w:t>RemovePublishers</w:t>
+      </w:r>
+      <w:proofErr w:type="spellEnd"/>
+      <w:r>
+        <w:t xml:space="preserve"> a kiválasztott kiadó(</w:t>
+      </w:r>
+      <w:proofErr w:type="spellStart"/>
+      <w:r>
+        <w:t>ka</w:t>
+      </w:r>
+      <w:proofErr w:type="spellEnd"/>
+      <w:r>
+        <w:t>)t eltávolítja az adatbázisból (</w:t>
+      </w:r>
+      <w:proofErr w:type="spellStart"/>
+      <w:r>
+        <w:t>Delete</w:t>
+      </w:r>
+      <w:proofErr w:type="spellEnd"/>
+      <w:r>
+        <w:t xml:space="preserve"> függvény).</w:t>
       </w:r>
     </w:p>
     <w:p>
@@ -18529,10 +21636,12 @@
         <w:pStyle w:val="Heading3"/>
       </w:pPr>
       <w:bookmarkStart w:id="100" w:name="_Toc196378273"/>
+      <w:proofErr w:type="spellStart"/>
       <w:r>
         <w:t>Users</w:t>
       </w:r>
       <w:bookmarkEnd w:id="100"/>
+      <w:proofErr w:type="spellEnd"/>
     </w:p>
     <w:p>
       <w:pPr>
@@ -18545,7 +21654,23 @@
         <w:jc w:val="both"/>
       </w:pPr>
       <w:r>
-        <w:t xml:space="preserve">Az AddUser a validációt követően, beleértve azt, hogy a felhasználónév biztosan egyedi e, feltölti a felhasználó adatait az adatbázisba (InsertUser függvény). </w:t>
+        <w:t xml:space="preserve">Az </w:t>
+      </w:r>
+      <w:proofErr w:type="spellStart"/>
+      <w:r>
+        <w:t>AddUser</w:t>
+      </w:r>
+      <w:proofErr w:type="spellEnd"/>
+      <w:r>
+        <w:t xml:space="preserve"> a validációt követően, beleértve azt, hogy a felhasználónév biztosan egyedi e, feltölti a felhasználó adatait az adatbázisba (</w:t>
+      </w:r>
+      <w:proofErr w:type="spellStart"/>
+      <w:r>
+        <w:t>InsertUser</w:t>
+      </w:r>
+      <w:proofErr w:type="spellEnd"/>
+      <w:r>
+        <w:t xml:space="preserve"> függvény). </w:t>
       </w:r>
     </w:p>
     <w:p>
@@ -18575,7 +21700,15 @@
         <w:jc w:val="both"/>
       </w:pPr>
       <w:r>
-        <w:t>Kötelező adatok adminként: szerep, ami lehet</w:t>
+        <w:t xml:space="preserve">Kötelező adatok </w:t>
+      </w:r>
+      <w:proofErr w:type="spellStart"/>
+      <w:r>
+        <w:t>adminként</w:t>
+      </w:r>
+      <w:proofErr w:type="spellEnd"/>
+      <w:r>
+        <w:t>: szerep, ami lehet</w:t>
       </w:r>
     </w:p>
     <w:p>
@@ -18589,8 +21722,13 @@
         <w:ind w:left="1560"/>
         <w:jc w:val="both"/>
       </w:pPr>
-      <w:r>
-        <w:t>Member – Sima felhasználó, tud kölcsönözni és foglalni.</w:t>
+      <w:proofErr w:type="spellStart"/>
+      <w:r>
+        <w:t>Member</w:t>
+      </w:r>
+      <w:proofErr w:type="spellEnd"/>
+      <w:r>
+        <w:t xml:space="preserve"> – Sima felhasználó, tud kölcsönözni és foglalni.</w:t>
       </w:r>
     </w:p>
     <w:p>
@@ -18604,9 +21742,14 @@
         <w:ind w:left="1560"/>
         <w:jc w:val="both"/>
       </w:pPr>
+      <w:proofErr w:type="spellStart"/>
       <w:r>
         <w:lastRenderedPageBreak/>
-        <w:t>Librarian – Könyvtáros, tudja kezelni a könyvtári rendszer jelentős részét (kivéve a felhasználók felhasználónevét és rangját).</w:t>
+        <w:t>Librarian</w:t>
+      </w:r>
+      <w:proofErr w:type="spellEnd"/>
+      <w:r>
+        <w:t xml:space="preserve"> – Könyvtáros, tudja kezelni a könyvtári rendszer jelentős részét (kivéve a felhasználók felhasználónevét és rangját).</w:t>
       </w:r>
     </w:p>
     <w:p>
@@ -18620,8 +21763,13 @@
         <w:ind w:left="1560"/>
         <w:jc w:val="both"/>
       </w:pPr>
-      <w:r>
-        <w:t>Admin – Adminisztrátor, a teljes rendszerhez hozzáfér.</w:t>
+      <w:proofErr w:type="spellStart"/>
+      <w:r>
+        <w:t>Admin</w:t>
+      </w:r>
+      <w:proofErr w:type="spellEnd"/>
+      <w:r>
+        <w:t xml:space="preserve"> – Adminisztrátor, a teljes rendszerhez hozzáfér.</w:t>
       </w:r>
     </w:p>
     <w:p>
@@ -18650,7 +21798,31 @@
         <w:jc w:val="both"/>
       </w:pPr>
       <w:r>
-        <w:t xml:space="preserve">Az EditUser a kiválasztott felhasználó datainak betöltése után az előző pontban említett validációt követően frissíti a felhasználó adatait az adatbázisban (UpdateUser függvény). </w:t>
+        <w:t xml:space="preserve">Az </w:t>
+      </w:r>
+      <w:proofErr w:type="spellStart"/>
+      <w:r>
+        <w:t>EditUser</w:t>
+      </w:r>
+      <w:proofErr w:type="spellEnd"/>
+      <w:r>
+        <w:t xml:space="preserve"> a kiválasztott felhasználó </w:t>
+      </w:r>
+      <w:proofErr w:type="spellStart"/>
+      <w:r>
+        <w:t>datainak</w:t>
+      </w:r>
+      <w:proofErr w:type="spellEnd"/>
+      <w:r>
+        <w:t xml:space="preserve"> betöltése után az előző pontban említett validációt követően frissíti a felhasználó adatait az adatbázisban (</w:t>
+      </w:r>
+      <w:proofErr w:type="spellStart"/>
+      <w:r>
+        <w:t>UpdateUser</w:t>
+      </w:r>
+      <w:proofErr w:type="spellEnd"/>
+      <w:r>
+        <w:t xml:space="preserve"> függvény). </w:t>
       </w:r>
     </w:p>
     <w:p>
@@ -18665,7 +21837,15 @@
         <w:jc w:val="both"/>
       </w:pPr>
       <w:r>
-        <w:t>Itt ugyan azok az adatok módosíthatóak, viszont csak az Admin tudja megváltoztatni a felhasználónevet vagy a rangot.</w:t>
+        <w:t xml:space="preserve">Itt ugyan azok az adatok módosíthatóak, viszont csak az </w:t>
+      </w:r>
+      <w:proofErr w:type="spellStart"/>
+      <w:r>
+        <w:t>Admin</w:t>
+      </w:r>
+      <w:proofErr w:type="spellEnd"/>
+      <w:r>
+        <w:t xml:space="preserve"> tudja megváltoztatni a felhasználónevet vagy a rangot.</w:t>
       </w:r>
     </w:p>
     <w:p>
@@ -18695,7 +21875,23 @@
         <w:jc w:val="both"/>
       </w:pPr>
       <w:r>
-        <w:t>A Reset Password (jelszó visszaállítása) gomb arra szolgál, ha a felhasználó elfelejtette vagy elhagyta az ideiglenes jelszavát, akkor a könyvtárosnak lehetősége van újat generálnia számára.</w:t>
+        <w:t xml:space="preserve">A </w:t>
+      </w:r>
+      <w:proofErr w:type="spellStart"/>
+      <w:r>
+        <w:t>Reset</w:t>
+      </w:r>
+      <w:proofErr w:type="spellEnd"/>
+      <w:r>
+        <w:t xml:space="preserve"> </w:t>
+      </w:r>
+      <w:proofErr w:type="spellStart"/>
+      <w:r>
+        <w:t>Password</w:t>
+      </w:r>
+      <w:proofErr w:type="spellEnd"/>
+      <w:r>
+        <w:t xml:space="preserve"> (jelszó visszaállítása) gomb arra szolgál, ha a felhasználó elfelejtette vagy elhagyta az ideiglenes jelszavát, akkor a könyvtárosnak lehetősége van újat generálnia számára.</w:t>
       </w:r>
     </w:p>
     <w:p>
@@ -18709,7 +21905,31 @@
         <w:jc w:val="both"/>
       </w:pPr>
       <w:r>
-        <w:t>A RemoveUser pedig eltávolítja a kiválasztott felhasználó(ka)t az adatbázisból (Delete függvény).</w:t>
+        <w:t xml:space="preserve">A </w:t>
+      </w:r>
+      <w:proofErr w:type="spellStart"/>
+      <w:r>
+        <w:t>RemoveUser</w:t>
+      </w:r>
+      <w:proofErr w:type="spellEnd"/>
+      <w:r>
+        <w:t xml:space="preserve"> pedig eltávolítja a kiválasztott felhasználó(</w:t>
+      </w:r>
+      <w:proofErr w:type="spellStart"/>
+      <w:r>
+        <w:t>ka</w:t>
+      </w:r>
+      <w:proofErr w:type="spellEnd"/>
+      <w:r>
+        <w:t>)t az adatbázisból (</w:t>
+      </w:r>
+      <w:proofErr w:type="spellStart"/>
+      <w:r>
+        <w:t>Delete</w:t>
+      </w:r>
+      <w:proofErr w:type="spellEnd"/>
+      <w:r>
+        <w:t xml:space="preserve"> függvény).</w:t>
       </w:r>
     </w:p>
     <w:p>
@@ -18728,9 +21948,11 @@
         <w:pStyle w:val="Heading4"/>
         <w:spacing w:line="360" w:lineRule="auto"/>
       </w:pPr>
+      <w:proofErr w:type="spellStart"/>
       <w:r>
         <w:t>SelectTopBorrowedBook</w:t>
       </w:r>
+      <w:proofErr w:type="spellEnd"/>
     </w:p>
     <w:p>
       <w:pPr>
@@ -18751,9 +21973,11 @@
         <w:pStyle w:val="Heading4"/>
         <w:spacing w:line="360" w:lineRule="auto"/>
       </w:pPr>
+      <w:proofErr w:type="spellStart"/>
       <w:r>
         <w:t>SelectBook</w:t>
       </w:r>
+      <w:proofErr w:type="spellEnd"/>
     </w:p>
     <w:p>
       <w:pPr>
@@ -18774,9 +21998,11 @@
         <w:pStyle w:val="Heading4"/>
         <w:spacing w:line="360" w:lineRule="auto"/>
       </w:pPr>
+      <w:proofErr w:type="spellStart"/>
       <w:r>
         <w:t>SelectAllBorrowing</w:t>
       </w:r>
+      <w:proofErr w:type="spellEnd"/>
     </w:p>
     <w:p>
       <w:pPr>
@@ -18789,7 +22015,15 @@
         <w:jc w:val="both"/>
       </w:pPr>
       <w:r>
-        <w:t xml:space="preserve">Lekérdezi az összes kölcsönzést a Borrowings_storage táblából, ami tartalmazza a törlésre került kölcsönzéseket is. A kölcsönzés dátuma alapján csökkenő sorrendben van rendezve. </w:t>
+        <w:t xml:space="preserve">Lekérdezi az összes kölcsönzést a </w:t>
+      </w:r>
+      <w:proofErr w:type="spellStart"/>
+      <w:r>
+        <w:t>Borrowings_storage</w:t>
+      </w:r>
+      <w:proofErr w:type="spellEnd"/>
+      <w:r>
+        <w:t xml:space="preserve"> táblából, ami tartalmazza a törlésre került kölcsönzéseket is. A kölcsönzés dátuma alapján csökkenő sorrendben van rendezve. </w:t>
       </w:r>
     </w:p>
     <w:p>
@@ -18797,10 +22031,12 @@
         <w:pStyle w:val="Heading4"/>
         <w:spacing w:line="360" w:lineRule="auto"/>
       </w:pPr>
+      <w:proofErr w:type="spellStart"/>
       <w:r>
         <w:lastRenderedPageBreak/>
         <w:t>SelectCurrentBorrowing</w:t>
       </w:r>
+      <w:proofErr w:type="spellEnd"/>
     </w:p>
     <w:p>
       <w:pPr>
@@ -18821,9 +22057,11 @@
         <w:pStyle w:val="Heading4"/>
         <w:spacing w:line="360" w:lineRule="auto"/>
       </w:pPr>
+      <w:proofErr w:type="spellStart"/>
       <w:r>
         <w:t>SelectReservation</w:t>
       </w:r>
+      <w:proofErr w:type="spellEnd"/>
     </w:p>
     <w:p>
       <w:pPr>
@@ -18844,9 +22082,11 @@
         <w:pStyle w:val="Heading4"/>
         <w:spacing w:line="360" w:lineRule="auto"/>
       </w:pPr>
+      <w:proofErr w:type="spellStart"/>
       <w:r>
         <w:t>SelectCategory</w:t>
       </w:r>
+      <w:proofErr w:type="spellEnd"/>
     </w:p>
     <w:p>
       <w:pPr>
@@ -18867,9 +22107,11 @@
         <w:pStyle w:val="Heading4"/>
         <w:spacing w:line="360" w:lineRule="auto"/>
       </w:pPr>
+      <w:proofErr w:type="spellStart"/>
       <w:r>
         <w:t>SelectAuthor</w:t>
       </w:r>
+      <w:proofErr w:type="spellEnd"/>
     </w:p>
     <w:p>
       <w:pPr>
@@ -18890,9 +22132,11 @@
         <w:pStyle w:val="Heading4"/>
         <w:spacing w:line="360" w:lineRule="auto"/>
       </w:pPr>
+      <w:proofErr w:type="spellStart"/>
       <w:r>
         <w:t>SelectPublisher</w:t>
       </w:r>
+      <w:proofErr w:type="spellEnd"/>
     </w:p>
     <w:p>
       <w:pPr>
@@ -18913,9 +22157,11 @@
         <w:pStyle w:val="Heading4"/>
         <w:spacing w:line="360" w:lineRule="auto"/>
       </w:pPr>
+      <w:proofErr w:type="spellStart"/>
       <w:r>
         <w:t>SelectUser</w:t>
       </w:r>
+      <w:proofErr w:type="spellEnd"/>
     </w:p>
     <w:p>
       <w:pPr>
@@ -18928,7 +22174,15 @@
         <w:jc w:val="both"/>
       </w:pPr>
       <w:r>
-        <w:t>Lekérdezi az összes felhasználó adatait, ha meg van erősítve a fiókja akkor „Yes”, ha nincs akkor „No” van kiírva. A rendezés vezeték- és keresztnév alapján történik.</w:t>
+        <w:t>Lekérdezi az összes felhasználó adatait, ha meg van erősítve a fiókja akkor „</w:t>
+      </w:r>
+      <w:proofErr w:type="spellStart"/>
+      <w:r>
+        <w:t>Yes</w:t>
+      </w:r>
+      <w:proofErr w:type="spellEnd"/>
+      <w:r>
+        <w:t>”, ha nincs akkor „No” van kiírva. A rendezés vezeték- és keresztnév alapján történik.</w:t>
       </w:r>
     </w:p>
     <w:p>
@@ -18936,9 +22190,11 @@
         <w:pStyle w:val="Heading4"/>
         <w:spacing w:line="360" w:lineRule="auto"/>
       </w:pPr>
+      <w:proofErr w:type="spellStart"/>
       <w:r>
         <w:t>SelectAuthorWithBook</w:t>
       </w:r>
+      <w:proofErr w:type="spellEnd"/>
     </w:p>
     <w:p>
       <w:pPr>
@@ -18959,9 +22215,11 @@
         <w:pStyle w:val="Heading4"/>
         <w:spacing w:line="360" w:lineRule="auto"/>
       </w:pPr>
+      <w:proofErr w:type="spellStart"/>
       <w:r>
         <w:t>SelectBookForBorrowing</w:t>
       </w:r>
+      <w:proofErr w:type="spellEnd"/>
     </w:p>
     <w:p>
       <w:pPr>
@@ -18982,9 +22240,11 @@
         <w:pStyle w:val="Heading4"/>
         <w:spacing w:line="360" w:lineRule="auto"/>
       </w:pPr>
+      <w:proofErr w:type="spellStart"/>
       <w:r>
         <w:t>SelectRole</w:t>
       </w:r>
+      <w:proofErr w:type="spellEnd"/>
     </w:p>
     <w:p>
       <w:pPr>
@@ -19005,9 +22265,11 @@
         <w:pStyle w:val="Heading4"/>
         <w:spacing w:line="360" w:lineRule="auto"/>
       </w:pPr>
+      <w:proofErr w:type="spellStart"/>
       <w:r>
         <w:t>SelectUsername</w:t>
       </w:r>
+      <w:proofErr w:type="spellEnd"/>
     </w:p>
     <w:p>
       <w:pPr>
@@ -19028,10 +22290,12 @@
         <w:pStyle w:val="Heading4"/>
         <w:spacing w:line="360" w:lineRule="auto"/>
       </w:pPr>
+      <w:proofErr w:type="spellStart"/>
       <w:r>
         <w:lastRenderedPageBreak/>
         <w:t>SelectBookCount</w:t>
       </w:r>
+      <w:proofErr w:type="spellEnd"/>
     </w:p>
     <w:p>
       <w:pPr>
@@ -19052,9 +22316,11 @@
         <w:pStyle w:val="Heading4"/>
         <w:spacing w:line="360" w:lineRule="auto"/>
       </w:pPr>
+      <w:proofErr w:type="spellStart"/>
       <w:r>
         <w:t>SelectUserCount</w:t>
       </w:r>
+      <w:proofErr w:type="spellEnd"/>
     </w:p>
     <w:p>
       <w:pPr>
@@ -19075,9 +22341,11 @@
         <w:pStyle w:val="Heading4"/>
         <w:spacing w:line="360" w:lineRule="auto"/>
       </w:pPr>
+      <w:proofErr w:type="spellStart"/>
       <w:r>
         <w:t>SelectBorrowingCount</w:t>
       </w:r>
+      <w:proofErr w:type="spellEnd"/>
     </w:p>
     <w:p>
       <w:pPr>
@@ -19090,7 +22358,15 @@
         <w:jc w:val="both"/>
       </w:pPr>
       <w:r>
-        <w:t>Lekérdezi az adatbázisban tárolt kölcsönzések számát a Borrowings_storage táblából.</w:t>
+        <w:t xml:space="preserve">Lekérdezi az adatbázisban tárolt kölcsönzések számát a </w:t>
+      </w:r>
+      <w:proofErr w:type="spellStart"/>
+      <w:r>
+        <w:t>Borrowings_storage</w:t>
+      </w:r>
+      <w:proofErr w:type="spellEnd"/>
+      <w:r>
+        <w:t xml:space="preserve"> táblából.</w:t>
       </w:r>
     </w:p>
     <w:p>

--- a/Documentation/LMS Documentation.docx
+++ b/Documentation/LMS Documentation.docx
@@ -7919,9 +7919,9 @@
           <w:szCs w:val="24"/>
         </w:rPr>
         <w:drawing>
-          <wp:inline distT="0" distB="0" distL="0" distR="0" wp14:anchorId="2DF9F228" wp14:editId="68CBBA47">
+          <wp:inline distT="0" distB="0" distL="0" distR="0" wp14:anchorId="2DF9F228" wp14:editId="5B187259">
             <wp:extent cx="3407018" cy="428625"/>
-            <wp:effectExtent l="0" t="0" r="3175" b="0"/>
+            <wp:effectExtent l="190500" t="190500" r="193675" b="180975"/>
             <wp:docPr id="39" name="Kép 39"/>
             <wp:cNvGraphicFramePr>
               <a:graphicFrameLocks xmlns:a="http://schemas.openxmlformats.org/drawingml/2006/main" noChangeAspect="1"/>
@@ -7947,6 +7947,16 @@
                     <a:prstGeom prst="rect">
                       <a:avLst/>
                     </a:prstGeom>
+                    <a:ln>
+                      <a:noFill/>
+                    </a:ln>
+                    <a:effectLst>
+                      <a:outerShdw blurRad="190500" algn="tl" rotWithShape="0">
+                        <a:srgbClr val="000000">
+                          <a:alpha val="70000"/>
+                        </a:srgbClr>
+                      </a:outerShdw>
+                    </a:effectLst>
                   </pic:spPr>
                 </pic:pic>
               </a:graphicData>
@@ -7961,9 +7971,9 @@
           <w:szCs w:val="24"/>
         </w:rPr>
         <w:drawing>
-          <wp:inline distT="0" distB="0" distL="0" distR="0" wp14:anchorId="6AB61626" wp14:editId="667CA045">
+          <wp:inline distT="0" distB="0" distL="0" distR="0" wp14:anchorId="6AB61626" wp14:editId="0399E528">
             <wp:extent cx="2571750" cy="1572936"/>
-            <wp:effectExtent l="0" t="0" r="0" b="8255"/>
+            <wp:effectExtent l="190500" t="190500" r="190500" b="198755"/>
             <wp:docPr id="131" name="Kép 40"/>
             <wp:cNvGraphicFramePr>
               <a:graphicFrameLocks xmlns:a="http://schemas.openxmlformats.org/drawingml/2006/main" noChangeAspect="1"/>
@@ -7989,6 +7999,16 @@
                     <a:prstGeom prst="rect">
                       <a:avLst/>
                     </a:prstGeom>
+                    <a:ln>
+                      <a:noFill/>
+                    </a:ln>
+                    <a:effectLst>
+                      <a:outerShdw blurRad="190500" algn="tl" rotWithShape="0">
+                        <a:srgbClr val="000000">
+                          <a:alpha val="70000"/>
+                        </a:srgbClr>
+                      </a:outerShdw>
+                    </a:effectLst>
                   </pic:spPr>
                 </pic:pic>
               </a:graphicData>
@@ -7999,18 +8019,12 @@
       <w:r>
         <w:rPr>
           <w:rFonts w:cs="Times New Roman"/>
-        </w:rPr>
-        <w:t xml:space="preserve"> </w:t>
-      </w:r>
-      <w:r>
-        <w:rPr>
-          <w:rFonts w:cs="Times New Roman"/>
           <w:noProof/>
         </w:rPr>
         <w:drawing>
-          <wp:inline distT="0" distB="0" distL="0" distR="0" wp14:anchorId="561D698E" wp14:editId="41675B68">
+          <wp:inline distT="0" distB="0" distL="0" distR="0" wp14:anchorId="561D698E" wp14:editId="468A1A45">
             <wp:extent cx="2029108" cy="219106"/>
-            <wp:effectExtent l="0" t="0" r="0" b="9525"/>
+            <wp:effectExtent l="190500" t="190500" r="180975" b="200025"/>
             <wp:docPr id="41" name="Kép 41"/>
             <wp:cNvGraphicFramePr>
               <a:graphicFrameLocks xmlns:a="http://schemas.openxmlformats.org/drawingml/2006/main" noChangeAspect="1"/>
@@ -8036,6 +8050,16 @@
                     <a:prstGeom prst="rect">
                       <a:avLst/>
                     </a:prstGeom>
+                    <a:ln>
+                      <a:noFill/>
+                    </a:ln>
+                    <a:effectLst>
+                      <a:outerShdw blurRad="190500" algn="tl" rotWithShape="0">
+                        <a:srgbClr val="000000">
+                          <a:alpha val="70000"/>
+                        </a:srgbClr>
+                      </a:outerShdw>
+                    </a:effectLst>
                   </pic:spPr>
                 </pic:pic>
               </a:graphicData>
@@ -8072,6 +8096,7 @@
         <w:spacing w:line="360" w:lineRule="auto"/>
         <w:rPr>
           <w:rFonts w:cs="Times New Roman"/>
+          <w:szCs w:val="24"/>
         </w:rPr>
       </w:pPr>
       <w:r>
@@ -8095,7 +8120,15 @@
           <w:rFonts w:cs="Times New Roman"/>
           <w:szCs w:val="24"/>
         </w:rPr>
-        <w:t xml:space="preserve"> való azonosítás után a végpont megvizsgálja az adatokat. Ami üres tehát nem módosult azt az adatot nem viszi fel az adatbázisba. A felhasználó a jelszavát is módosíthatja, de csak akkor, ha megadta a jelenlegi jelszavát, viszont az e-mail címét nem tudja módosítani. A felhasználó csak olyan adatokat adhat meg amiket megenged a validáció amennyiben ez a feltétel nem teljesül hibaüzenet kerül elküldésre. </w:t>
+        <w:t xml:space="preserve"> való azonosítás után a végpont megvizsgálja az adatokat. Ami üres tehát nem módosult azt az adatot nem viszi fel az adatbázisba. A felhasználó a jelszavát is módosíthatja, de csak akkor, ha megadta a jelenlegi jelszavát, viszont az e-mail címét nem tudja módosítani. A felhasználó csak olyan adatokat adhat meg amiket megenged a validáció amennyiben ez a </w:t>
+      </w:r>
+      <w:r>
+        <w:rPr>
+          <w:rFonts w:cs="Times New Roman"/>
+          <w:szCs w:val="24"/>
+        </w:rPr>
+        <w:lastRenderedPageBreak/>
+        <w:t xml:space="preserve">feltétel nem teljesül hibaüzenet kerül elküldésre. </w:t>
       </w:r>
       <w:r>
         <w:rPr>
@@ -8104,9 +8137,9 @@
           <w:szCs w:val="24"/>
         </w:rPr>
         <w:drawing>
-          <wp:inline distT="0" distB="0" distL="0" distR="0" wp14:anchorId="352A710F" wp14:editId="384022D8">
+          <wp:inline distT="0" distB="0" distL="0" distR="0" wp14:anchorId="352A710F" wp14:editId="6D694124">
             <wp:extent cx="2848373" cy="400106"/>
-            <wp:effectExtent l="0" t="0" r="0" b="0"/>
+            <wp:effectExtent l="190500" t="190500" r="180975" b="190500"/>
             <wp:docPr id="42" name="Kép 42"/>
             <wp:cNvGraphicFramePr>
               <a:graphicFrameLocks xmlns:a="http://schemas.openxmlformats.org/drawingml/2006/main" noChangeAspect="1"/>
@@ -8132,6 +8165,16 @@
                     <a:prstGeom prst="rect">
                       <a:avLst/>
                     </a:prstGeom>
+                    <a:ln>
+                      <a:noFill/>
+                    </a:ln>
+                    <a:effectLst>
+                      <a:outerShdw blurRad="190500" algn="tl" rotWithShape="0">
+                        <a:srgbClr val="000000">
+                          <a:alpha val="70000"/>
+                        </a:srgbClr>
+                      </a:outerShdw>
+                    </a:effectLst>
                   </pic:spPr>
                 </pic:pic>
               </a:graphicData>
@@ -8139,24 +8182,25 @@
           </wp:inline>
         </w:drawing>
       </w:r>
-      <w:r>
-        <w:rPr>
-          <w:rFonts w:cs="Times New Roman"/>
-          <w:szCs w:val="24"/>
-        </w:rPr>
-        <w:br/>
-      </w:r>
+    </w:p>
+    <w:p>
+      <w:pPr>
+        <w:spacing w:line="360" w:lineRule="auto"/>
+        <w:rPr>
+          <w:rFonts w:cs="Times New Roman"/>
+          <w:szCs w:val="24"/>
+        </w:rPr>
+      </w:pPr>
       <w:r>
         <w:rPr>
           <w:rFonts w:cs="Times New Roman"/>
           <w:noProof/>
           <w:szCs w:val="24"/>
         </w:rPr>
-        <w:lastRenderedPageBreak/>
         <w:drawing>
-          <wp:inline distT="0" distB="0" distL="0" distR="0" wp14:anchorId="0F857C82" wp14:editId="0F063802">
+          <wp:inline distT="0" distB="0" distL="0" distR="0" wp14:anchorId="0F857C82" wp14:editId="470A4BA3">
             <wp:extent cx="2715004" cy="1257475"/>
-            <wp:effectExtent l="0" t="0" r="9525" b="0"/>
+            <wp:effectExtent l="190500" t="190500" r="200025" b="190500"/>
             <wp:docPr id="47" name="Kép 47"/>
             <wp:cNvGraphicFramePr>
               <a:graphicFrameLocks xmlns:a="http://schemas.openxmlformats.org/drawingml/2006/main" noChangeAspect="1"/>
@@ -8182,6 +8226,16 @@
                     <a:prstGeom prst="rect">
                       <a:avLst/>
                     </a:prstGeom>
+                    <a:ln>
+                      <a:noFill/>
+                    </a:ln>
+                    <a:effectLst>
+                      <a:outerShdw blurRad="190500" algn="tl" rotWithShape="0">
+                        <a:srgbClr val="000000">
+                          <a:alpha val="70000"/>
+                        </a:srgbClr>
+                      </a:outerShdw>
+                    </a:effectLst>
                   </pic:spPr>
                 </pic:pic>
               </a:graphicData>
@@ -8189,19 +8243,14 @@
           </wp:inline>
         </w:drawing>
       </w:r>
-      <w:r>
-        <w:rPr>
-          <w:rFonts w:cs="Times New Roman"/>
-        </w:rPr>
-        <w:t xml:space="preserve"> </w:t>
-      </w:r>
-      <w:r>
-        <w:rPr>
-          <w:rFonts w:cs="Times New Roman"/>
-          <w:szCs w:val="24"/>
-        </w:rPr>
-        <w:br/>
-      </w:r>
+    </w:p>
+    <w:p>
+      <w:pPr>
+        <w:spacing w:line="360" w:lineRule="auto"/>
+        <w:rPr>
+          <w:rFonts w:cs="Times New Roman"/>
+        </w:rPr>
+      </w:pPr>
       <w:r>
         <w:rPr>
           <w:rFonts w:cs="Times New Roman"/>
@@ -8209,9 +8258,9 @@
           <w:szCs w:val="24"/>
         </w:rPr>
         <w:drawing>
-          <wp:inline distT="0" distB="0" distL="0" distR="0" wp14:anchorId="7C9F61B7" wp14:editId="0974A424">
+          <wp:inline distT="0" distB="0" distL="0" distR="0" wp14:anchorId="7C9F61B7" wp14:editId="04EEFF4C">
             <wp:extent cx="2276793" cy="514422"/>
-            <wp:effectExtent l="0" t="0" r="0" b="0"/>
+            <wp:effectExtent l="190500" t="190500" r="180975" b="190500"/>
             <wp:docPr id="48" name="Kép 48"/>
             <wp:cNvGraphicFramePr>
               <a:graphicFrameLocks xmlns:a="http://schemas.openxmlformats.org/drawingml/2006/main" noChangeAspect="1"/>
@@ -8237,6 +8286,16 @@
                     <a:prstGeom prst="rect">
                       <a:avLst/>
                     </a:prstGeom>
+                    <a:ln>
+                      <a:noFill/>
+                    </a:ln>
+                    <a:effectLst>
+                      <a:outerShdw blurRad="190500" algn="tl" rotWithShape="0">
+                        <a:srgbClr val="000000">
+                          <a:alpha val="70000"/>
+                        </a:srgbClr>
+                      </a:outerShdw>
+                    </a:effectLst>
                   </pic:spPr>
                 </pic:pic>
               </a:graphicData>
@@ -8247,18 +8306,12 @@
       <w:r>
         <w:rPr>
           <w:rFonts w:cs="Times New Roman"/>
-        </w:rPr>
-        <w:t xml:space="preserve"> </w:t>
-      </w:r>
-      <w:r>
-        <w:rPr>
-          <w:rFonts w:cs="Times New Roman"/>
           <w:noProof/>
         </w:rPr>
         <w:drawing>
-          <wp:inline distT="0" distB="0" distL="0" distR="0" wp14:anchorId="5AC9B9E4" wp14:editId="07ED3E3E">
+          <wp:inline distT="0" distB="0" distL="0" distR="0" wp14:anchorId="5AC9B9E4" wp14:editId="36D1A4B4">
             <wp:extent cx="2572109" cy="314369"/>
-            <wp:effectExtent l="0" t="0" r="0" b="9525"/>
+            <wp:effectExtent l="190500" t="190500" r="190500" b="200025"/>
             <wp:docPr id="49" name="Kép 49"/>
             <wp:cNvGraphicFramePr>
               <a:graphicFrameLocks xmlns:a="http://schemas.openxmlformats.org/drawingml/2006/main" noChangeAspect="1"/>
@@ -8284,6 +8337,16 @@
                     <a:prstGeom prst="rect">
                       <a:avLst/>
                     </a:prstGeom>
+                    <a:ln>
+                      <a:noFill/>
+                    </a:ln>
+                    <a:effectLst>
+                      <a:outerShdw blurRad="190500" algn="tl" rotWithShape="0">
+                        <a:srgbClr val="000000">
+                          <a:alpha val="70000"/>
+                        </a:srgbClr>
+                      </a:outerShdw>
+                    </a:effectLst>
                   </pic:spPr>
                 </pic:pic>
               </a:graphicData>
@@ -8291,21 +8354,31 @@
           </wp:inline>
         </w:drawing>
       </w:r>
-      <w:r>
-        <w:rPr>
-          <w:rFonts w:cs="Times New Roman"/>
-          <w:szCs w:val="24"/>
-        </w:rPr>
-        <w:br/>
+    </w:p>
+    <w:p>
+      <w:pPr>
+        <w:spacing w:line="360" w:lineRule="auto"/>
+        <w:rPr>
+          <w:rFonts w:cs="Times New Roman"/>
+          <w:szCs w:val="24"/>
+        </w:rPr>
+      </w:pPr>
+      <w:r>
+        <w:rPr>
+          <w:rFonts w:cs="Times New Roman"/>
+          <w:szCs w:val="24"/>
+        </w:rPr>
         <w:t>Helyes adatokkal:</w:t>
       </w:r>
-      <w:r>
-        <w:rPr>
-          <w:rFonts w:cs="Times New Roman"/>
-          <w:szCs w:val="24"/>
-        </w:rPr>
-        <w:br/>
-      </w:r>
+    </w:p>
+    <w:p>
+      <w:pPr>
+        <w:spacing w:line="360" w:lineRule="auto"/>
+        <w:rPr>
+          <w:rFonts w:cs="Times New Roman"/>
+          <w:szCs w:val="24"/>
+        </w:rPr>
+      </w:pPr>
       <w:r>
         <w:rPr>
           <w:rFonts w:cs="Times New Roman"/>
@@ -8313,9 +8386,9 @@
           <w:szCs w:val="24"/>
         </w:rPr>
         <w:drawing>
-          <wp:inline distT="0" distB="0" distL="0" distR="0" wp14:anchorId="33797EE8" wp14:editId="57064E77">
+          <wp:inline distT="0" distB="0" distL="0" distR="0" wp14:anchorId="33797EE8" wp14:editId="7EAF28BF">
             <wp:extent cx="2705478" cy="1247949"/>
-            <wp:effectExtent l="0" t="0" r="0" b="9525"/>
+            <wp:effectExtent l="190500" t="190500" r="190500" b="200025"/>
             <wp:docPr id="44" name="Kép 44"/>
             <wp:cNvGraphicFramePr>
               <a:graphicFrameLocks xmlns:a="http://schemas.openxmlformats.org/drawingml/2006/main" noChangeAspect="1"/>
@@ -8341,6 +8414,16 @@
                     <a:prstGeom prst="rect">
                       <a:avLst/>
                     </a:prstGeom>
+                    <a:ln>
+                      <a:noFill/>
+                    </a:ln>
+                    <a:effectLst>
+                      <a:outerShdw blurRad="190500" algn="tl" rotWithShape="0">
+                        <a:srgbClr val="000000">
+                          <a:alpha val="70000"/>
+                        </a:srgbClr>
+                      </a:outerShdw>
+                    </a:effectLst>
                   </pic:spPr>
                 </pic:pic>
               </a:graphicData>
@@ -8348,13 +8431,14 @@
           </wp:inline>
         </w:drawing>
       </w:r>
-      <w:r>
-        <w:rPr>
-          <w:rFonts w:cs="Times New Roman"/>
-          <w:szCs w:val="24"/>
-        </w:rPr>
-        <w:br/>
-      </w:r>
+    </w:p>
+    <w:p>
+      <w:pPr>
+        <w:spacing w:line="360" w:lineRule="auto"/>
+        <w:rPr>
+          <w:rFonts w:cs="Times New Roman"/>
+        </w:rPr>
+      </w:pPr>
       <w:r>
         <w:rPr>
           <w:rFonts w:cs="Times New Roman"/>
@@ -8362,9 +8446,9 @@
           <w:szCs w:val="24"/>
         </w:rPr>
         <w:drawing>
-          <wp:inline distT="0" distB="0" distL="0" distR="0" wp14:anchorId="27FD104F" wp14:editId="326781D0">
+          <wp:inline distT="0" distB="0" distL="0" distR="0" wp14:anchorId="27FD104F" wp14:editId="1172E83C">
             <wp:extent cx="2019582" cy="571580"/>
-            <wp:effectExtent l="0" t="0" r="0" b="0"/>
+            <wp:effectExtent l="190500" t="190500" r="190500" b="190500"/>
             <wp:docPr id="45" name="Kép 45"/>
             <wp:cNvGraphicFramePr>
               <a:graphicFrameLocks xmlns:a="http://schemas.openxmlformats.org/drawingml/2006/main" noChangeAspect="1"/>
@@ -8390,6 +8474,16 @@
                     <a:prstGeom prst="rect">
                       <a:avLst/>
                     </a:prstGeom>
+                    <a:ln>
+                      <a:noFill/>
+                    </a:ln>
+                    <a:effectLst>
+                      <a:outerShdw blurRad="190500" algn="tl" rotWithShape="0">
+                        <a:srgbClr val="000000">
+                          <a:alpha val="70000"/>
+                        </a:srgbClr>
+                      </a:outerShdw>
+                    </a:effectLst>
                   </pic:spPr>
                 </pic:pic>
               </a:graphicData>
@@ -8400,19 +8494,13 @@
       <w:r>
         <w:rPr>
           <w:rFonts w:cs="Times New Roman"/>
-        </w:rPr>
-        <w:t xml:space="preserve"> </w:t>
-      </w:r>
-      <w:r>
-        <w:rPr>
-          <w:rFonts w:cs="Times New Roman"/>
           <w:noProof/>
           <w:szCs w:val="24"/>
         </w:rPr>
         <w:drawing>
-          <wp:inline distT="0" distB="0" distL="0" distR="0" wp14:anchorId="47EBDD9B" wp14:editId="3EA1635E">
+          <wp:inline distT="0" distB="0" distL="0" distR="0" wp14:anchorId="47EBDD9B" wp14:editId="223596CA">
             <wp:extent cx="2048161" cy="219106"/>
-            <wp:effectExtent l="0" t="0" r="0" b="9525"/>
+            <wp:effectExtent l="190500" t="190500" r="180975" b="200025"/>
             <wp:docPr id="46" name="Kép 46"/>
             <wp:cNvGraphicFramePr>
               <a:graphicFrameLocks xmlns:a="http://schemas.openxmlformats.org/drawingml/2006/main" noChangeAspect="1"/>
@@ -8438,6 +8526,16 @@
                     <a:prstGeom prst="rect">
                       <a:avLst/>
                     </a:prstGeom>
+                    <a:ln>
+                      <a:noFill/>
+                    </a:ln>
+                    <a:effectLst>
+                      <a:outerShdw blurRad="190500" algn="tl" rotWithShape="0">
+                        <a:srgbClr val="000000">
+                          <a:alpha val="70000"/>
+                        </a:srgbClr>
+                      </a:outerShdw>
+                    </a:effectLst>
                   </pic:spPr>
                 </pic:pic>
               </a:graphicData>
@@ -8448,42 +8546,92 @@
     </w:p>
     <w:p>
       <w:pPr>
-        <w:pStyle w:val="Heading2"/>
+        <w:pStyle w:val="Heading3"/>
+      </w:pPr>
+      <w:bookmarkStart w:id="14" w:name="_Toc195643095"/>
+      <w:proofErr w:type="spellStart"/>
+      <w:r>
+        <w:t>Api</w:t>
+      </w:r>
+      <w:proofErr w:type="spellEnd"/>
+      <w:r>
+        <w:t>/</w:t>
+      </w:r>
+      <w:proofErr w:type="spellStart"/>
+      <w:r>
+        <w:t>user</w:t>
+      </w:r>
+      <w:proofErr w:type="spellEnd"/>
+      <w:r>
+        <w:t xml:space="preserve"> (DELETE)</w:t>
+      </w:r>
+      <w:bookmarkEnd w:id="14"/>
+    </w:p>
+    <w:p>
+      <w:pPr>
         <w:spacing w:line="360" w:lineRule="auto"/>
         <w:rPr>
           <w:rFonts w:cs="Times New Roman"/>
-        </w:rPr>
-      </w:pPr>
-      <w:bookmarkStart w:id="14" w:name="_Toc195643095"/>
-      <w:proofErr w:type="spellStart"/>
-      <w:r>
-        <w:rPr>
-          <w:rFonts w:cs="Times New Roman"/>
-        </w:rPr>
-        <w:t>Api</w:t>
-      </w:r>
-      <w:proofErr w:type="spellEnd"/>
-      <w:r>
-        <w:rPr>
-          <w:rFonts w:cs="Times New Roman"/>
-        </w:rPr>
-        <w:t>/</w:t>
-      </w:r>
-      <w:proofErr w:type="spellStart"/>
-      <w:r>
-        <w:rPr>
-          <w:rFonts w:cs="Times New Roman"/>
-        </w:rPr>
-        <w:t>user</w:t>
-      </w:r>
-      <w:proofErr w:type="spellEnd"/>
-      <w:r>
-        <w:rPr>
-          <w:rFonts w:cs="Times New Roman"/>
-        </w:rPr>
-        <w:t xml:space="preserve"> (DELETE)</w:t>
-      </w:r>
-      <w:bookmarkEnd w:id="14"/>
+          <w:szCs w:val="24"/>
+        </w:rPr>
+      </w:pPr>
+      <w:r>
+        <w:rPr>
+          <w:rFonts w:cs="Times New Roman"/>
+          <w:szCs w:val="24"/>
+        </w:rPr>
+        <w:t xml:space="preserve">A felhasználói </w:t>
+      </w:r>
+      <w:proofErr w:type="spellStart"/>
+      <w:r>
+        <w:rPr>
+          <w:rFonts w:cs="Times New Roman"/>
+          <w:szCs w:val="24"/>
+        </w:rPr>
+        <w:t>tokent</w:t>
+      </w:r>
+      <w:proofErr w:type="spellEnd"/>
+      <w:r>
+        <w:rPr>
+          <w:rFonts w:cs="Times New Roman"/>
+          <w:szCs w:val="24"/>
+        </w:rPr>
+        <w:t xml:space="preserve"> dekódolva az ID alapján kitörli az adott felhasználót. A </w:t>
+      </w:r>
+      <w:proofErr w:type="spellStart"/>
+      <w:proofErr w:type="gramStart"/>
+      <w:r>
+        <w:rPr>
+          <w:rFonts w:cs="Times New Roman"/>
+          <w:szCs w:val="24"/>
+        </w:rPr>
+        <w:t>token</w:t>
+      </w:r>
+      <w:proofErr w:type="spellEnd"/>
+      <w:proofErr w:type="gramEnd"/>
+      <w:r>
+        <w:rPr>
+          <w:rFonts w:cs="Times New Roman"/>
+          <w:szCs w:val="24"/>
+        </w:rPr>
+        <w:t xml:space="preserve"> ha már nem létező ID-</w:t>
+      </w:r>
+      <w:proofErr w:type="spellStart"/>
+      <w:r>
+        <w:rPr>
+          <w:rFonts w:cs="Times New Roman"/>
+          <w:szCs w:val="24"/>
+        </w:rPr>
+        <w:t>val</w:t>
+      </w:r>
+      <w:proofErr w:type="spellEnd"/>
+      <w:r>
+        <w:rPr>
+          <w:rFonts w:cs="Times New Roman"/>
+          <w:szCs w:val="24"/>
+        </w:rPr>
+        <w:t xml:space="preserve"> rendelkező felhasználóra mutat akkor nem fut le a az adatbázis módosítás. Ilyenkor egy hibaüzenet látható.</w:t>
+      </w:r>
     </w:p>
     <w:p>
       <w:pPr>
@@ -8493,78 +8641,6 @@
           <w:szCs w:val="24"/>
         </w:rPr>
       </w:pPr>
-      <w:r>
-        <w:rPr>
-          <w:rFonts w:cs="Times New Roman"/>
-          <w:szCs w:val="24"/>
-        </w:rPr>
-        <w:t xml:space="preserve">A felhasználói </w:t>
-      </w:r>
-      <w:proofErr w:type="spellStart"/>
-      <w:r>
-        <w:rPr>
-          <w:rFonts w:cs="Times New Roman"/>
-          <w:szCs w:val="24"/>
-        </w:rPr>
-        <w:t>tokent</w:t>
-      </w:r>
-      <w:proofErr w:type="spellEnd"/>
-      <w:r>
-        <w:rPr>
-          <w:rFonts w:cs="Times New Roman"/>
-          <w:szCs w:val="24"/>
-        </w:rPr>
-        <w:t xml:space="preserve"> dekódolva az ID alapján kitörli az adott felhasználót. A </w:t>
-      </w:r>
-      <w:proofErr w:type="spellStart"/>
-      <w:proofErr w:type="gramStart"/>
-      <w:r>
-        <w:rPr>
-          <w:rFonts w:cs="Times New Roman"/>
-          <w:szCs w:val="24"/>
-        </w:rPr>
-        <w:t>token</w:t>
-      </w:r>
-      <w:proofErr w:type="spellEnd"/>
-      <w:proofErr w:type="gramEnd"/>
-      <w:r>
-        <w:rPr>
-          <w:rFonts w:cs="Times New Roman"/>
-          <w:szCs w:val="24"/>
-        </w:rPr>
-        <w:t xml:space="preserve"> ha már nem létező ID-</w:t>
-      </w:r>
-      <w:proofErr w:type="spellStart"/>
-      <w:r>
-        <w:rPr>
-          <w:rFonts w:cs="Times New Roman"/>
-          <w:szCs w:val="24"/>
-        </w:rPr>
-        <w:t>val</w:t>
-      </w:r>
-      <w:proofErr w:type="spellEnd"/>
-      <w:r>
-        <w:rPr>
-          <w:rFonts w:cs="Times New Roman"/>
-          <w:szCs w:val="24"/>
-        </w:rPr>
-        <w:t xml:space="preserve"> rendelkező felhasználóra mutat akkor nem fut le a az adatbázis módosítás. Ilyenkor egy hibaüzenet látható.</w:t>
-      </w:r>
-    </w:p>
-    <w:p>
-      <w:pPr>
-        <w:spacing w:line="360" w:lineRule="auto"/>
-        <w:rPr>
-          <w:rFonts w:cs="Times New Roman"/>
-        </w:rPr>
-      </w:pPr>
-      <w:r>
-        <w:rPr>
-          <w:rFonts w:cs="Times New Roman"/>
-          <w:szCs w:val="24"/>
-        </w:rPr>
-        <w:br w:type="page"/>
-      </w:r>
       <w:r>
         <w:rPr>
           <w:rFonts w:cs="Times New Roman"/>
@@ -8573,9 +8649,9 @@
         </w:rPr>
         <w:lastRenderedPageBreak/>
         <w:drawing>
-          <wp:inline distT="0" distB="0" distL="0" distR="0" wp14:anchorId="506DE1BE" wp14:editId="227A12A3">
+          <wp:inline distT="0" distB="0" distL="0" distR="0" wp14:anchorId="506DE1BE" wp14:editId="48A7F00F">
             <wp:extent cx="2991267" cy="400106"/>
-            <wp:effectExtent l="0" t="0" r="0" b="0"/>
+            <wp:effectExtent l="190500" t="190500" r="190500" b="190500"/>
             <wp:docPr id="50" name="Kép 50"/>
             <wp:cNvGraphicFramePr>
               <a:graphicFrameLocks xmlns:a="http://schemas.openxmlformats.org/drawingml/2006/main" noChangeAspect="1"/>
@@ -8601,6 +8677,16 @@
                     <a:prstGeom prst="rect">
                       <a:avLst/>
                     </a:prstGeom>
+                    <a:ln>
+                      <a:noFill/>
+                    </a:ln>
+                    <a:effectLst>
+                      <a:outerShdw blurRad="190500" algn="tl" rotWithShape="0">
+                        <a:srgbClr val="000000">
+                          <a:alpha val="70000"/>
+                        </a:srgbClr>
+                      </a:outerShdw>
+                    </a:effectLst>
                   </pic:spPr>
                 </pic:pic>
               </a:graphicData>
@@ -8608,19 +8694,14 @@
           </wp:inline>
         </w:drawing>
       </w:r>
-      <w:r>
-        <w:rPr>
-          <w:rFonts w:cs="Times New Roman"/>
-        </w:rPr>
-        <w:t xml:space="preserve"> </w:t>
-      </w:r>
-      <w:r>
-        <w:rPr>
-          <w:rFonts w:cs="Times New Roman"/>
-          <w:szCs w:val="24"/>
-        </w:rPr>
-        <w:br/>
-      </w:r>
+    </w:p>
+    <w:p>
+      <w:pPr>
+        <w:spacing w:line="360" w:lineRule="auto"/>
+        <w:rPr>
+          <w:rFonts w:cs="Times New Roman"/>
+        </w:rPr>
+      </w:pPr>
       <w:r>
         <w:rPr>
           <w:rFonts w:cs="Times New Roman"/>
@@ -8628,9 +8709,9 @@
           <w:szCs w:val="24"/>
         </w:rPr>
         <w:drawing>
-          <wp:inline distT="0" distB="0" distL="0" distR="0" wp14:anchorId="4029BE2C" wp14:editId="1C71785A">
+          <wp:inline distT="0" distB="0" distL="0" distR="0" wp14:anchorId="4029BE2C" wp14:editId="397CAF8A">
             <wp:extent cx="2114845" cy="562053"/>
-            <wp:effectExtent l="0" t="0" r="0" b="9525"/>
+            <wp:effectExtent l="190500" t="190500" r="190500" b="200025"/>
             <wp:docPr id="51" name="Kép 51"/>
             <wp:cNvGraphicFramePr>
               <a:graphicFrameLocks xmlns:a="http://schemas.openxmlformats.org/drawingml/2006/main" noChangeAspect="1"/>
@@ -8656,6 +8737,16 @@
                     <a:prstGeom prst="rect">
                       <a:avLst/>
                     </a:prstGeom>
+                    <a:ln>
+                      <a:noFill/>
+                    </a:ln>
+                    <a:effectLst>
+                      <a:outerShdw blurRad="190500" algn="tl" rotWithShape="0">
+                        <a:srgbClr val="000000">
+                          <a:alpha val="70000"/>
+                        </a:srgbClr>
+                      </a:outerShdw>
+                    </a:effectLst>
                   </pic:spPr>
                 </pic:pic>
               </a:graphicData>
@@ -8663,27 +8754,23 @@
           </wp:inline>
         </w:drawing>
       </w:r>
-      <w:r>
-        <w:rPr>
-          <w:rFonts w:cs="Times New Roman"/>
-        </w:rPr>
-        <w:t xml:space="preserve"> </w:t>
-      </w:r>
-      <w:r>
-        <w:rPr>
-          <w:rFonts w:cs="Times New Roman"/>
-        </w:rPr>
-        <w:br/>
-      </w:r>
+    </w:p>
+    <w:p>
+      <w:pPr>
+        <w:spacing w:line="360" w:lineRule="auto"/>
+        <w:rPr>
+          <w:rFonts w:cs="Times New Roman"/>
+        </w:rPr>
+      </w:pPr>
       <w:r>
         <w:rPr>
           <w:rFonts w:cs="Times New Roman"/>
           <w:noProof/>
         </w:rPr>
         <w:drawing>
-          <wp:inline distT="0" distB="0" distL="0" distR="0" wp14:anchorId="4822CA6B" wp14:editId="79BC4DC6">
+          <wp:inline distT="0" distB="0" distL="0" distR="0" wp14:anchorId="4822CA6B" wp14:editId="2296A054">
             <wp:extent cx="2048161" cy="247685"/>
-            <wp:effectExtent l="0" t="0" r="0" b="0"/>
+            <wp:effectExtent l="190500" t="190500" r="180975" b="190500"/>
             <wp:docPr id="52" name="Kép 52"/>
             <wp:cNvGraphicFramePr>
               <a:graphicFrameLocks xmlns:a="http://schemas.openxmlformats.org/drawingml/2006/main" noChangeAspect="1"/>
@@ -8709,6 +8796,16 @@
                     <a:prstGeom prst="rect">
                       <a:avLst/>
                     </a:prstGeom>
+                    <a:ln>
+                      <a:noFill/>
+                    </a:ln>
+                    <a:effectLst>
+                      <a:outerShdw blurRad="190500" algn="tl" rotWithShape="0">
+                        <a:srgbClr val="000000">
+                          <a:alpha val="70000"/>
+                        </a:srgbClr>
+                      </a:outerShdw>
+                    </a:effectLst>
                   </pic:spPr>
                 </pic:pic>
               </a:graphicData>
@@ -8722,6 +8819,7 @@
         <w:spacing w:line="360" w:lineRule="auto"/>
         <w:rPr>
           <w:rFonts w:cs="Times New Roman"/>
+          <w:szCs w:val="24"/>
         </w:rPr>
       </w:pPr>
       <w:r>
@@ -8744,9 +8842,9 @@
           <w:szCs w:val="24"/>
         </w:rPr>
         <w:drawing>
-          <wp:inline distT="0" distB="0" distL="0" distR="0" wp14:anchorId="48009C24" wp14:editId="5A72EA9E">
+          <wp:inline distT="0" distB="0" distL="0" distR="0" wp14:anchorId="48009C24" wp14:editId="59C11528">
             <wp:extent cx="1857634" cy="562053"/>
-            <wp:effectExtent l="0" t="0" r="9525" b="9525"/>
+            <wp:effectExtent l="190500" t="190500" r="200025" b="200025"/>
             <wp:docPr id="53" name="Kép 53"/>
             <wp:cNvGraphicFramePr>
               <a:graphicFrameLocks xmlns:a="http://schemas.openxmlformats.org/drawingml/2006/main" noChangeAspect="1"/>
@@ -8772,6 +8870,16 @@
                     <a:prstGeom prst="rect">
                       <a:avLst/>
                     </a:prstGeom>
+                    <a:ln>
+                      <a:noFill/>
+                    </a:ln>
+                    <a:effectLst>
+                      <a:outerShdw blurRad="190500" algn="tl" rotWithShape="0">
+                        <a:srgbClr val="000000">
+                          <a:alpha val="70000"/>
+                        </a:srgbClr>
+                      </a:outerShdw>
+                    </a:effectLst>
                   </pic:spPr>
                 </pic:pic>
               </a:graphicData>
@@ -8779,27 +8887,23 @@
           </wp:inline>
         </w:drawing>
       </w:r>
-      <w:r>
-        <w:rPr>
-          <w:rFonts w:cs="Times New Roman"/>
-        </w:rPr>
-        <w:t xml:space="preserve"> </w:t>
-      </w:r>
-      <w:r>
-        <w:rPr>
-          <w:rFonts w:cs="Times New Roman"/>
-        </w:rPr>
-        <w:br/>
-      </w:r>
+    </w:p>
+    <w:p>
+      <w:pPr>
+        <w:spacing w:line="360" w:lineRule="auto"/>
+        <w:rPr>
+          <w:rFonts w:cs="Times New Roman"/>
+        </w:rPr>
+      </w:pPr>
       <w:r>
         <w:rPr>
           <w:rFonts w:cs="Times New Roman"/>
           <w:noProof/>
         </w:rPr>
         <w:drawing>
-          <wp:inline distT="0" distB="0" distL="0" distR="0" wp14:anchorId="059F8B90" wp14:editId="54B9D6D2">
+          <wp:inline distT="0" distB="0" distL="0" distR="0" wp14:anchorId="059F8B90" wp14:editId="0F4E73D8">
             <wp:extent cx="2562583" cy="257211"/>
-            <wp:effectExtent l="0" t="0" r="0" b="9525"/>
+            <wp:effectExtent l="190500" t="190500" r="180975" b="200025"/>
             <wp:docPr id="54" name="Kép 54"/>
             <wp:cNvGraphicFramePr>
               <a:graphicFrameLocks xmlns:a="http://schemas.openxmlformats.org/drawingml/2006/main" noChangeAspect="1"/>
@@ -8825,6 +8929,16 @@
                     <a:prstGeom prst="rect">
                       <a:avLst/>
                     </a:prstGeom>
+                    <a:ln>
+                      <a:noFill/>
+                    </a:ln>
+                    <a:effectLst>
+                      <a:outerShdw blurRad="190500" algn="tl" rotWithShape="0">
+                        <a:srgbClr val="000000">
+                          <a:alpha val="70000"/>
+                        </a:srgbClr>
+                      </a:outerShdw>
+                    </a:effectLst>
                   </pic:spPr>
                 </pic:pic>
               </a:graphicData>
@@ -8835,48 +8949,33 @@
     </w:p>
     <w:p>
       <w:pPr>
-        <w:pStyle w:val="Heading2"/>
+        <w:pStyle w:val="Heading3"/>
+      </w:pPr>
+      <w:bookmarkStart w:id="15" w:name="_Toc195643096"/>
+      <w:proofErr w:type="spellStart"/>
+      <w:r>
+        <w:t>Api</w:t>
+      </w:r>
+      <w:proofErr w:type="spellEnd"/>
+      <w:r>
+        <w:t>/</w:t>
+      </w:r>
+      <w:proofErr w:type="spellStart"/>
+      <w:r>
+        <w:t>finalize-registration</w:t>
+      </w:r>
+      <w:proofErr w:type="spellEnd"/>
+      <w:r>
+        <w:t xml:space="preserve"> (PUT)</w:t>
+      </w:r>
+      <w:bookmarkEnd w:id="15"/>
+    </w:p>
+    <w:p>
+      <w:pPr>
         <w:spacing w:line="360" w:lineRule="auto"/>
         <w:rPr>
           <w:rFonts w:cs="Times New Roman"/>
-        </w:rPr>
-      </w:pPr>
-      <w:bookmarkStart w:id="15" w:name="_Toc195643096"/>
-      <w:proofErr w:type="spellStart"/>
-      <w:r>
-        <w:rPr>
-          <w:rFonts w:cs="Times New Roman"/>
-        </w:rPr>
-        <w:t>Api</w:t>
-      </w:r>
-      <w:proofErr w:type="spellEnd"/>
-      <w:r>
-        <w:rPr>
-          <w:rFonts w:cs="Times New Roman"/>
-        </w:rPr>
-        <w:t>/</w:t>
-      </w:r>
-      <w:proofErr w:type="spellStart"/>
-      <w:r>
-        <w:rPr>
-          <w:rFonts w:cs="Times New Roman"/>
-        </w:rPr>
-        <w:t>finalize-registration</w:t>
-      </w:r>
-      <w:proofErr w:type="spellEnd"/>
-      <w:r>
-        <w:rPr>
-          <w:rFonts w:cs="Times New Roman"/>
-        </w:rPr>
-        <w:t xml:space="preserve"> (PUT)</w:t>
-      </w:r>
-      <w:bookmarkEnd w:id="15"/>
-    </w:p>
-    <w:p>
-      <w:pPr>
-        <w:spacing w:line="360" w:lineRule="auto"/>
-        <w:rPr>
-          <w:rFonts w:cs="Times New Roman"/>
+          <w:szCs w:val="24"/>
         </w:rPr>
       </w:pPr>
       <w:r>
@@ -9067,10 +9166,11 @@
           <w:noProof/>
           <w:szCs w:val="24"/>
         </w:rPr>
+        <w:lastRenderedPageBreak/>
         <w:drawing>
-          <wp:inline distT="0" distB="0" distL="0" distR="0" wp14:anchorId="78732960" wp14:editId="75074813">
+          <wp:inline distT="0" distB="0" distL="0" distR="0" wp14:anchorId="78732960" wp14:editId="46F04D69">
             <wp:extent cx="3667637" cy="390580"/>
-            <wp:effectExtent l="0" t="0" r="0" b="9525"/>
+            <wp:effectExtent l="190500" t="190500" r="180975" b="200025"/>
             <wp:docPr id="55" name="Kép 55"/>
             <wp:cNvGraphicFramePr>
               <a:graphicFrameLocks xmlns:a="http://schemas.openxmlformats.org/drawingml/2006/main" noChangeAspect="1"/>
@@ -9096,6 +9196,16 @@
                     <a:prstGeom prst="rect">
                       <a:avLst/>
                     </a:prstGeom>
+                    <a:ln>
+                      <a:noFill/>
+                    </a:ln>
+                    <a:effectLst>
+                      <a:outerShdw blurRad="190500" algn="tl" rotWithShape="0">
+                        <a:srgbClr val="000000">
+                          <a:alpha val="70000"/>
+                        </a:srgbClr>
+                      </a:outerShdw>
+                    </a:effectLst>
                   </pic:spPr>
                 </pic:pic>
               </a:graphicData>
@@ -9106,19 +9216,13 @@
       <w:r>
         <w:rPr>
           <w:rFonts w:cs="Times New Roman"/>
-        </w:rPr>
-        <w:t xml:space="preserve"> </w:t>
-      </w:r>
-      <w:r>
-        <w:rPr>
-          <w:rFonts w:cs="Times New Roman"/>
           <w:noProof/>
           <w:szCs w:val="24"/>
         </w:rPr>
         <w:drawing>
-          <wp:inline distT="0" distB="0" distL="0" distR="0" wp14:anchorId="3364F903" wp14:editId="43B1C886">
+          <wp:inline distT="0" distB="0" distL="0" distR="0" wp14:anchorId="3364F903" wp14:editId="6DF08FD4">
             <wp:extent cx="2419688" cy="704948"/>
-            <wp:effectExtent l="0" t="0" r="0" b="0"/>
+            <wp:effectExtent l="190500" t="190500" r="190500" b="190500"/>
             <wp:docPr id="56" name="Kép 56"/>
             <wp:cNvGraphicFramePr>
               <a:graphicFrameLocks xmlns:a="http://schemas.openxmlformats.org/drawingml/2006/main" noChangeAspect="1"/>
@@ -9144,6 +9248,16 @@
                     <a:prstGeom prst="rect">
                       <a:avLst/>
                     </a:prstGeom>
+                    <a:ln>
+                      <a:noFill/>
+                    </a:ln>
+                    <a:effectLst>
+                      <a:outerShdw blurRad="190500" algn="tl" rotWithShape="0">
+                        <a:srgbClr val="000000">
+                          <a:alpha val="70000"/>
+                        </a:srgbClr>
+                      </a:outerShdw>
+                    </a:effectLst>
                   </pic:spPr>
                 </pic:pic>
               </a:graphicData>
@@ -9151,27 +9265,23 @@
           </wp:inline>
         </w:drawing>
       </w:r>
-      <w:r>
-        <w:rPr>
-          <w:rFonts w:cs="Times New Roman"/>
-        </w:rPr>
-        <w:t xml:space="preserve"> </w:t>
-      </w:r>
-      <w:r>
-        <w:rPr>
-          <w:rFonts w:cs="Times New Roman"/>
-        </w:rPr>
-        <w:br/>
-      </w:r>
+    </w:p>
+    <w:p>
+      <w:pPr>
+        <w:spacing w:line="360" w:lineRule="auto"/>
+        <w:rPr>
+          <w:rFonts w:cs="Times New Roman"/>
+        </w:rPr>
+      </w:pPr>
       <w:r>
         <w:rPr>
           <w:rFonts w:cs="Times New Roman"/>
           <w:noProof/>
         </w:rPr>
         <w:drawing>
-          <wp:inline distT="0" distB="0" distL="0" distR="0" wp14:anchorId="16668DC1" wp14:editId="7758ED1E">
+          <wp:inline distT="0" distB="0" distL="0" distR="0" wp14:anchorId="16668DC1" wp14:editId="27371BB6">
             <wp:extent cx="2143424" cy="504895"/>
-            <wp:effectExtent l="0" t="0" r="9525" b="9525"/>
+            <wp:effectExtent l="190500" t="190500" r="200025" b="200025"/>
             <wp:docPr id="57" name="Kép 57"/>
             <wp:cNvGraphicFramePr>
               <a:graphicFrameLocks xmlns:a="http://schemas.openxmlformats.org/drawingml/2006/main" noChangeAspect="1"/>
@@ -9197,6 +9307,16 @@
                     <a:prstGeom prst="rect">
                       <a:avLst/>
                     </a:prstGeom>
+                    <a:ln>
+                      <a:noFill/>
+                    </a:ln>
+                    <a:effectLst>
+                      <a:outerShdw blurRad="190500" algn="tl" rotWithShape="0">
+                        <a:srgbClr val="000000">
+                          <a:alpha val="70000"/>
+                        </a:srgbClr>
+                      </a:outerShdw>
+                    </a:effectLst>
                   </pic:spPr>
                 </pic:pic>
               </a:graphicData>
@@ -9207,18 +9327,12 @@
       <w:r>
         <w:rPr>
           <w:rFonts w:cs="Times New Roman"/>
-        </w:rPr>
-        <w:t xml:space="preserve"> </w:t>
-      </w:r>
-      <w:r>
-        <w:rPr>
-          <w:rFonts w:cs="Times New Roman"/>
           <w:noProof/>
         </w:rPr>
         <w:drawing>
-          <wp:inline distT="0" distB="0" distL="0" distR="0" wp14:anchorId="298D8718" wp14:editId="35846C7A">
+          <wp:inline distT="0" distB="0" distL="0" distR="0" wp14:anchorId="298D8718" wp14:editId="59F72361">
             <wp:extent cx="2495898" cy="285790"/>
-            <wp:effectExtent l="0" t="0" r="0" b="0"/>
+            <wp:effectExtent l="190500" t="190500" r="190500" b="190500"/>
             <wp:docPr id="58" name="Kép 58"/>
             <wp:cNvGraphicFramePr>
               <a:graphicFrameLocks xmlns:a="http://schemas.openxmlformats.org/drawingml/2006/main" noChangeAspect="1"/>
@@ -9244,6 +9358,16 @@
                     <a:prstGeom prst="rect">
                       <a:avLst/>
                     </a:prstGeom>
+                    <a:ln>
+                      <a:noFill/>
+                    </a:ln>
+                    <a:effectLst>
+                      <a:outerShdw blurRad="190500" algn="tl" rotWithShape="0">
+                        <a:srgbClr val="000000">
+                          <a:alpha val="70000"/>
+                        </a:srgbClr>
+                      </a:outerShdw>
+                    </a:effectLst>
                   </pic:spPr>
                 </pic:pic>
               </a:graphicData>
@@ -9251,12 +9375,15 @@
           </wp:inline>
         </w:drawing>
       </w:r>
-      <w:r>
-        <w:rPr>
-          <w:rFonts w:cs="Times New Roman"/>
-        </w:rPr>
-        <w:br/>
-      </w:r>
+    </w:p>
+    <w:p>
+      <w:pPr>
+        <w:spacing w:line="360" w:lineRule="auto"/>
+        <w:rPr>
+          <w:rFonts w:cs="Times New Roman"/>
+          <w:szCs w:val="24"/>
+        </w:rPr>
+      </w:pPr>
       <w:r>
         <w:rPr>
           <w:rFonts w:cs="Times New Roman"/>
@@ -9264,13 +9391,14 @@
         </w:rPr>
         <w:t>Helyes adatokkal:</w:t>
       </w:r>
-      <w:r>
-        <w:rPr>
-          <w:rFonts w:cs="Times New Roman"/>
-          <w:szCs w:val="24"/>
-        </w:rPr>
-        <w:br/>
-      </w:r>
+    </w:p>
+    <w:p>
+      <w:pPr>
+        <w:spacing w:line="360" w:lineRule="auto"/>
+        <w:rPr>
+          <w:rFonts w:cs="Times New Roman"/>
+        </w:rPr>
+      </w:pPr>
       <w:r>
         <w:rPr>
           <w:rFonts w:cs="Times New Roman"/>
@@ -9278,9 +9406,9 @@
           <w:szCs w:val="24"/>
         </w:rPr>
         <w:drawing>
-          <wp:inline distT="0" distB="0" distL="0" distR="0" wp14:anchorId="3442461C" wp14:editId="6D886614">
+          <wp:inline distT="0" distB="0" distL="0" distR="0" wp14:anchorId="3442461C" wp14:editId="57AC6EAE">
             <wp:extent cx="2524477" cy="895475"/>
-            <wp:effectExtent l="0" t="0" r="9525" b="0"/>
+            <wp:effectExtent l="190500" t="190500" r="200025" b="190500"/>
             <wp:docPr id="59" name="Kép 59"/>
             <wp:cNvGraphicFramePr>
               <a:graphicFrameLocks xmlns:a="http://schemas.openxmlformats.org/drawingml/2006/main" noChangeAspect="1"/>
@@ -9306,6 +9434,16 @@
                     <a:prstGeom prst="rect">
                       <a:avLst/>
                     </a:prstGeom>
+                    <a:ln>
+                      <a:noFill/>
+                    </a:ln>
+                    <a:effectLst>
+                      <a:outerShdw blurRad="190500" algn="tl" rotWithShape="0">
+                        <a:srgbClr val="000000">
+                          <a:alpha val="70000"/>
+                        </a:srgbClr>
+                      </a:outerShdw>
+                    </a:effectLst>
                   </pic:spPr>
                 </pic:pic>
               </a:graphicData>
@@ -9316,19 +9454,13 @@
       <w:r>
         <w:rPr>
           <w:rFonts w:cs="Times New Roman"/>
-        </w:rPr>
-        <w:t xml:space="preserve"> </w:t>
-      </w:r>
-      <w:r>
-        <w:rPr>
-          <w:rFonts w:cs="Times New Roman"/>
           <w:noProof/>
           <w:szCs w:val="24"/>
         </w:rPr>
         <w:drawing>
-          <wp:inline distT="0" distB="0" distL="0" distR="0" wp14:anchorId="24C0F92A" wp14:editId="1A238951">
+          <wp:inline distT="0" distB="0" distL="0" distR="0" wp14:anchorId="24C0F92A" wp14:editId="571A4067">
             <wp:extent cx="1924319" cy="552527"/>
-            <wp:effectExtent l="0" t="0" r="0" b="0"/>
+            <wp:effectExtent l="190500" t="190500" r="190500" b="190500"/>
             <wp:docPr id="60" name="Kép 60"/>
             <wp:cNvGraphicFramePr>
               <a:graphicFrameLocks xmlns:a="http://schemas.openxmlformats.org/drawingml/2006/main" noChangeAspect="1"/>
@@ -9354,6 +9486,16 @@
                     <a:prstGeom prst="rect">
                       <a:avLst/>
                     </a:prstGeom>
+                    <a:ln>
+                      <a:noFill/>
+                    </a:ln>
+                    <a:effectLst>
+                      <a:outerShdw blurRad="190500" algn="tl" rotWithShape="0">
+                        <a:srgbClr val="000000">
+                          <a:alpha val="70000"/>
+                        </a:srgbClr>
+                      </a:outerShdw>
+                    </a:effectLst>
                   </pic:spPr>
                 </pic:pic>
               </a:graphicData>
@@ -9364,19 +9506,12 @@
       <w:r>
         <w:rPr>
           <w:rFonts w:cs="Times New Roman"/>
-        </w:rPr>
-        <w:t xml:space="preserve"> </w:t>
-      </w:r>
-      <w:r>
-        <w:rPr>
-          <w:rFonts w:cs="Times New Roman"/>
           <w:noProof/>
         </w:rPr>
-        <w:lastRenderedPageBreak/>
         <w:drawing>
-          <wp:inline distT="0" distB="0" distL="0" distR="0" wp14:anchorId="60579FB9" wp14:editId="1C9757FF">
+          <wp:inline distT="0" distB="0" distL="0" distR="0" wp14:anchorId="60579FB9" wp14:editId="22FA3B45">
             <wp:extent cx="2067213" cy="257211"/>
-            <wp:effectExtent l="0" t="0" r="0" b="9525"/>
+            <wp:effectExtent l="190500" t="190500" r="180975" b="200025"/>
             <wp:docPr id="61" name="Kép 61"/>
             <wp:cNvGraphicFramePr>
               <a:graphicFrameLocks xmlns:a="http://schemas.openxmlformats.org/drawingml/2006/main" noChangeAspect="1"/>
@@ -9402,6 +9537,16 @@
                     <a:prstGeom prst="rect">
                       <a:avLst/>
                     </a:prstGeom>
+                    <a:ln>
+                      <a:noFill/>
+                    </a:ln>
+                    <a:effectLst>
+                      <a:outerShdw blurRad="190500" algn="tl" rotWithShape="0">
+                        <a:srgbClr val="000000">
+                          <a:alpha val="70000"/>
+                        </a:srgbClr>
+                      </a:outerShdw>
+                    </a:effectLst>
                   </pic:spPr>
                 </pic:pic>
               </a:graphicData>
@@ -9412,18 +9557,12 @@
       <w:r>
         <w:rPr>
           <w:rFonts w:cs="Times New Roman"/>
-        </w:rPr>
-        <w:t xml:space="preserve"> </w:t>
-      </w:r>
-      <w:r>
-        <w:rPr>
-          <w:rFonts w:cs="Times New Roman"/>
           <w:noProof/>
         </w:rPr>
         <w:drawing>
-          <wp:inline distT="0" distB="0" distL="0" distR="0" wp14:anchorId="751798AA" wp14:editId="2548B974">
+          <wp:inline distT="0" distB="0" distL="0" distR="0" wp14:anchorId="751798AA" wp14:editId="399787AD">
             <wp:extent cx="5242560" cy="1638300"/>
-            <wp:effectExtent l="0" t="0" r="0" b="0"/>
+            <wp:effectExtent l="190500" t="190500" r="186690" b="190500"/>
             <wp:docPr id="64" name="Kép 64"/>
             <wp:cNvGraphicFramePr>
               <a:graphicFrameLocks xmlns:a="http://schemas.openxmlformats.org/drawingml/2006/main" noChangeAspect="1"/>
@@ -9449,6 +9588,16 @@
                     <a:prstGeom prst="rect">
                       <a:avLst/>
                     </a:prstGeom>
+                    <a:ln>
+                      <a:noFill/>
+                    </a:ln>
+                    <a:effectLst>
+                      <a:outerShdw blurRad="190500" algn="tl" rotWithShape="0">
+                        <a:srgbClr val="000000">
+                          <a:alpha val="70000"/>
+                        </a:srgbClr>
+                      </a:outerShdw>
+                    </a:effectLst>
                   </pic:spPr>
                 </pic:pic>
               </a:graphicData>
@@ -9459,48 +9608,33 @@
     </w:p>
     <w:p>
       <w:pPr>
-        <w:pStyle w:val="Heading2"/>
+        <w:pStyle w:val="Heading3"/>
+      </w:pPr>
+      <w:bookmarkStart w:id="16" w:name="_Toc195643097"/>
+      <w:proofErr w:type="spellStart"/>
+      <w:r>
+        <w:t>Api</w:t>
+      </w:r>
+      <w:proofErr w:type="spellEnd"/>
+      <w:r>
+        <w:t>/</w:t>
+      </w:r>
+      <w:proofErr w:type="spellStart"/>
+      <w:r>
+        <w:t>change-password</w:t>
+      </w:r>
+      <w:proofErr w:type="spellEnd"/>
+      <w:r>
+        <w:t xml:space="preserve"> (PUT)</w:t>
+      </w:r>
+      <w:bookmarkEnd w:id="16"/>
+    </w:p>
+    <w:p>
+      <w:pPr>
         <w:spacing w:line="360" w:lineRule="auto"/>
         <w:rPr>
           <w:rFonts w:cs="Times New Roman"/>
-        </w:rPr>
-      </w:pPr>
-      <w:bookmarkStart w:id="16" w:name="_Toc195643097"/>
-      <w:proofErr w:type="spellStart"/>
-      <w:r>
-        <w:rPr>
-          <w:rFonts w:cs="Times New Roman"/>
-        </w:rPr>
-        <w:t>Api</w:t>
-      </w:r>
-      <w:proofErr w:type="spellEnd"/>
-      <w:r>
-        <w:rPr>
-          <w:rFonts w:cs="Times New Roman"/>
-        </w:rPr>
-        <w:t>/</w:t>
-      </w:r>
-      <w:proofErr w:type="spellStart"/>
-      <w:r>
-        <w:rPr>
-          <w:rFonts w:cs="Times New Roman"/>
-        </w:rPr>
-        <w:t>change-password</w:t>
-      </w:r>
-      <w:proofErr w:type="spellEnd"/>
-      <w:r>
-        <w:rPr>
-          <w:rFonts w:cs="Times New Roman"/>
-        </w:rPr>
-        <w:t xml:space="preserve"> (PUT)</w:t>
-      </w:r>
-      <w:bookmarkEnd w:id="16"/>
-    </w:p>
-    <w:p>
-      <w:pPr>
-        <w:spacing w:line="360" w:lineRule="auto"/>
-        <w:rPr>
-          <w:rFonts w:cs="Times New Roman"/>
+          <w:szCs w:val="24"/>
         </w:rPr>
       </w:pPr>
       <w:r>
@@ -9580,6 +9714,7 @@
           <w:iCs/>
           <w:szCs w:val="24"/>
         </w:rPr>
+        <w:lastRenderedPageBreak/>
         <w:t>passwordAgain</w:t>
       </w:r>
       <w:proofErr w:type="spellEnd"/>
@@ -9599,13 +9734,14 @@
         </w:rPr>
         <w:t xml:space="preserve"> Természetesen az új jelszónak meg kell felelnie az elvárt szabályoknak, ha ez nem történik meg akkor hibaüzenetbe fut a felhasználó.</w:t>
       </w:r>
-      <w:r>
-        <w:rPr>
-          <w:rFonts w:cs="Times New Roman"/>
-          <w:szCs w:val="24"/>
-        </w:rPr>
-        <w:br/>
-      </w:r>
+    </w:p>
+    <w:p>
+      <w:pPr>
+        <w:spacing w:line="360" w:lineRule="auto"/>
+        <w:rPr>
+          <w:rFonts w:cs="Times New Roman"/>
+        </w:rPr>
+      </w:pPr>
       <w:r>
         <w:rPr>
           <w:rFonts w:cs="Times New Roman"/>
@@ -9613,9 +9749,9 @@
           <w:szCs w:val="24"/>
         </w:rPr>
         <w:drawing>
-          <wp:inline distT="0" distB="0" distL="0" distR="0" wp14:anchorId="71FF6F2E" wp14:editId="6F5921F5">
+          <wp:inline distT="0" distB="0" distL="0" distR="0" wp14:anchorId="71FF6F2E" wp14:editId="1A04EADC">
             <wp:extent cx="3620005" cy="381053"/>
-            <wp:effectExtent l="0" t="0" r="0" b="0"/>
+            <wp:effectExtent l="190500" t="190500" r="190500" b="190500"/>
             <wp:docPr id="65" name="Kép 65"/>
             <wp:cNvGraphicFramePr>
               <a:graphicFrameLocks xmlns:a="http://schemas.openxmlformats.org/drawingml/2006/main" noChangeAspect="1"/>
@@ -9641,6 +9777,16 @@
                     <a:prstGeom prst="rect">
                       <a:avLst/>
                     </a:prstGeom>
+                    <a:ln>
+                      <a:noFill/>
+                    </a:ln>
+                    <a:effectLst>
+                      <a:outerShdw blurRad="190500" algn="tl" rotWithShape="0">
+                        <a:srgbClr val="000000">
+                          <a:alpha val="70000"/>
+                        </a:srgbClr>
+                      </a:outerShdw>
+                    </a:effectLst>
                   </pic:spPr>
                 </pic:pic>
               </a:graphicData>
@@ -9651,19 +9797,13 @@
       <w:r>
         <w:rPr>
           <w:rFonts w:cs="Times New Roman"/>
-        </w:rPr>
-        <w:t xml:space="preserve"> </w:t>
-      </w:r>
-      <w:r>
-        <w:rPr>
-          <w:rFonts w:cs="Times New Roman"/>
           <w:noProof/>
           <w:szCs w:val="24"/>
         </w:rPr>
         <w:drawing>
-          <wp:inline distT="0" distB="0" distL="0" distR="0" wp14:anchorId="4978A3B9" wp14:editId="342DC374">
+          <wp:inline distT="0" distB="0" distL="0" distR="0" wp14:anchorId="4978A3B9" wp14:editId="1E0F1E27">
             <wp:extent cx="2353003" cy="905001"/>
-            <wp:effectExtent l="0" t="0" r="9525" b="9525"/>
+            <wp:effectExtent l="190500" t="190500" r="200025" b="200025"/>
             <wp:docPr id="66" name="Kép 66"/>
             <wp:cNvGraphicFramePr>
               <a:graphicFrameLocks xmlns:a="http://schemas.openxmlformats.org/drawingml/2006/main" noChangeAspect="1"/>
@@ -9689,6 +9829,16 @@
                     <a:prstGeom prst="rect">
                       <a:avLst/>
                     </a:prstGeom>
+                    <a:ln>
+                      <a:noFill/>
+                    </a:ln>
+                    <a:effectLst>
+                      <a:outerShdw blurRad="190500" algn="tl" rotWithShape="0">
+                        <a:srgbClr val="000000">
+                          <a:alpha val="70000"/>
+                        </a:srgbClr>
+                      </a:outerShdw>
+                    </a:effectLst>
                   </pic:spPr>
                 </pic:pic>
               </a:graphicData>
@@ -9696,27 +9846,23 @@
           </wp:inline>
         </w:drawing>
       </w:r>
-      <w:r>
-        <w:rPr>
-          <w:rFonts w:cs="Times New Roman"/>
-        </w:rPr>
-        <w:t xml:space="preserve"> </w:t>
-      </w:r>
-      <w:r>
-        <w:rPr>
-          <w:rFonts w:cs="Times New Roman"/>
-        </w:rPr>
-        <w:br/>
-      </w:r>
+    </w:p>
+    <w:p>
+      <w:pPr>
+        <w:spacing w:line="360" w:lineRule="auto"/>
+        <w:rPr>
+          <w:rFonts w:cs="Times New Roman"/>
+        </w:rPr>
+      </w:pPr>
       <w:r>
         <w:rPr>
           <w:rFonts w:cs="Times New Roman"/>
           <w:noProof/>
         </w:rPr>
         <w:drawing>
-          <wp:inline distT="0" distB="0" distL="0" distR="0" wp14:anchorId="5AB00B69" wp14:editId="2EB2A5EB">
+          <wp:inline distT="0" distB="0" distL="0" distR="0" wp14:anchorId="5AB00B69" wp14:editId="08BC8201">
             <wp:extent cx="2276793" cy="581106"/>
-            <wp:effectExtent l="0" t="0" r="9525" b="9525"/>
+            <wp:effectExtent l="190500" t="190500" r="200025" b="200025"/>
             <wp:docPr id="67" name="Kép 67"/>
             <wp:cNvGraphicFramePr>
               <a:graphicFrameLocks xmlns:a="http://schemas.openxmlformats.org/drawingml/2006/main" noChangeAspect="1"/>
@@ -9742,6 +9888,16 @@
                     <a:prstGeom prst="rect">
                       <a:avLst/>
                     </a:prstGeom>
+                    <a:ln>
+                      <a:noFill/>
+                    </a:ln>
+                    <a:effectLst>
+                      <a:outerShdw blurRad="190500" algn="tl" rotWithShape="0">
+                        <a:srgbClr val="000000">
+                          <a:alpha val="70000"/>
+                        </a:srgbClr>
+                      </a:outerShdw>
+                    </a:effectLst>
                   </pic:spPr>
                 </pic:pic>
               </a:graphicData>
@@ -9752,18 +9908,12 @@
       <w:r>
         <w:rPr>
           <w:rFonts w:cs="Times New Roman"/>
-        </w:rPr>
-        <w:t xml:space="preserve"> </w:t>
-      </w:r>
-      <w:r>
-        <w:rPr>
-          <w:rFonts w:cs="Times New Roman"/>
           <w:noProof/>
         </w:rPr>
         <w:drawing>
-          <wp:inline distT="0" distB="0" distL="0" distR="0" wp14:anchorId="1693FBFE" wp14:editId="46370E06">
+          <wp:inline distT="0" distB="0" distL="0" distR="0" wp14:anchorId="1693FBFE" wp14:editId="3EE57F43">
             <wp:extent cx="2524477" cy="276264"/>
-            <wp:effectExtent l="0" t="0" r="0" b="9525"/>
+            <wp:effectExtent l="190500" t="190500" r="180975" b="200025"/>
             <wp:docPr id="68" name="Kép 68"/>
             <wp:cNvGraphicFramePr>
               <a:graphicFrameLocks xmlns:a="http://schemas.openxmlformats.org/drawingml/2006/main" noChangeAspect="1"/>
@@ -9789,6 +9939,16 @@
                     <a:prstGeom prst="rect">
                       <a:avLst/>
                     </a:prstGeom>
+                    <a:ln>
+                      <a:noFill/>
+                    </a:ln>
+                    <a:effectLst>
+                      <a:outerShdw blurRad="190500" algn="tl" rotWithShape="0">
+                        <a:srgbClr val="000000">
+                          <a:alpha val="70000"/>
+                        </a:srgbClr>
+                      </a:outerShdw>
+                    </a:effectLst>
                   </pic:spPr>
                 </pic:pic>
               </a:graphicData>
@@ -9802,6 +9962,7 @@
         <w:spacing w:line="360" w:lineRule="auto"/>
         <w:rPr>
           <w:rFonts w:cs="Times New Roman"/>
+          <w:szCs w:val="24"/>
         </w:rPr>
       </w:pPr>
       <w:r>
@@ -9811,13 +9972,14 @@
         </w:rPr>
         <w:t>Helyes adatokkal:</w:t>
       </w:r>
-      <w:r>
-        <w:rPr>
-          <w:rFonts w:cs="Times New Roman"/>
-          <w:szCs w:val="24"/>
-        </w:rPr>
-        <w:br/>
-      </w:r>
+    </w:p>
+    <w:p>
+      <w:pPr>
+        <w:spacing w:line="360" w:lineRule="auto"/>
+        <w:rPr>
+          <w:rFonts w:cs="Times New Roman"/>
+        </w:rPr>
+      </w:pPr>
       <w:r>
         <w:rPr>
           <w:rFonts w:cs="Times New Roman"/>
@@ -9825,9 +9987,9 @@
           <w:szCs w:val="24"/>
         </w:rPr>
         <w:drawing>
-          <wp:inline distT="0" distB="0" distL="0" distR="0" wp14:anchorId="4921D259" wp14:editId="318F75D4">
+          <wp:inline distT="0" distB="0" distL="0" distR="0" wp14:anchorId="4921D259" wp14:editId="75046F09">
             <wp:extent cx="2772162" cy="952633"/>
-            <wp:effectExtent l="0" t="0" r="9525" b="0"/>
+            <wp:effectExtent l="190500" t="190500" r="200025" b="190500"/>
             <wp:docPr id="69" name="Kép 69"/>
             <wp:cNvGraphicFramePr>
               <a:graphicFrameLocks xmlns:a="http://schemas.openxmlformats.org/drawingml/2006/main" noChangeAspect="1"/>
@@ -9853,6 +10015,16 @@
                     <a:prstGeom prst="rect">
                       <a:avLst/>
                     </a:prstGeom>
+                    <a:ln>
+                      <a:noFill/>
+                    </a:ln>
+                    <a:effectLst>
+                      <a:outerShdw blurRad="190500" algn="tl" rotWithShape="0">
+                        <a:srgbClr val="000000">
+                          <a:alpha val="70000"/>
+                        </a:srgbClr>
+                      </a:outerShdw>
+                    </a:effectLst>
                   </pic:spPr>
                 </pic:pic>
               </a:graphicData>
@@ -9860,13 +10032,14 @@
           </wp:inline>
         </w:drawing>
       </w:r>
-      <w:r>
-        <w:rPr>
-          <w:rFonts w:cs="Times New Roman"/>
-          <w:szCs w:val="24"/>
-        </w:rPr>
-        <w:br/>
-      </w:r>
+    </w:p>
+    <w:p>
+      <w:pPr>
+        <w:spacing w:line="360" w:lineRule="auto"/>
+        <w:rPr>
+          <w:rFonts w:cs="Times New Roman"/>
+        </w:rPr>
+      </w:pPr>
       <w:r>
         <w:rPr>
           <w:rFonts w:cs="Times New Roman"/>
@@ -9874,9 +10047,9 @@
           <w:szCs w:val="24"/>
         </w:rPr>
         <w:drawing>
-          <wp:inline distT="0" distB="0" distL="0" distR="0" wp14:anchorId="67A80328" wp14:editId="338DF7C3">
+          <wp:inline distT="0" distB="0" distL="0" distR="0" wp14:anchorId="67A80328" wp14:editId="5D15858E">
             <wp:extent cx="2295845" cy="552527"/>
-            <wp:effectExtent l="0" t="0" r="9525" b="0"/>
+            <wp:effectExtent l="190500" t="190500" r="200025" b="190500"/>
             <wp:docPr id="70" name="Kép 70"/>
             <wp:cNvGraphicFramePr>
               <a:graphicFrameLocks xmlns:a="http://schemas.openxmlformats.org/drawingml/2006/main" noChangeAspect="1"/>
@@ -9902,6 +10075,16 @@
                     <a:prstGeom prst="rect">
                       <a:avLst/>
                     </a:prstGeom>
+                    <a:ln>
+                      <a:noFill/>
+                    </a:ln>
+                    <a:effectLst>
+                      <a:outerShdw blurRad="190500" algn="tl" rotWithShape="0">
+                        <a:srgbClr val="000000">
+                          <a:alpha val="70000"/>
+                        </a:srgbClr>
+                      </a:outerShdw>
+                    </a:effectLst>
                   </pic:spPr>
                 </pic:pic>
               </a:graphicData>
@@ -9912,19 +10095,13 @@
       <w:r>
         <w:rPr>
           <w:rFonts w:cs="Times New Roman"/>
-        </w:rPr>
-        <w:t xml:space="preserve"> </w:t>
-      </w:r>
-      <w:r>
-        <w:rPr>
-          <w:rFonts w:cs="Times New Roman"/>
           <w:noProof/>
           <w:szCs w:val="24"/>
         </w:rPr>
         <w:drawing>
-          <wp:inline distT="0" distB="0" distL="0" distR="0" wp14:anchorId="6866D2B2" wp14:editId="4BADF538">
+          <wp:inline distT="0" distB="0" distL="0" distR="0" wp14:anchorId="6866D2B2" wp14:editId="5342BC2C">
             <wp:extent cx="2038635" cy="257211"/>
-            <wp:effectExtent l="0" t="0" r="0" b="9525"/>
+            <wp:effectExtent l="190500" t="190500" r="190500" b="200025"/>
             <wp:docPr id="71" name="Kép 71"/>
             <wp:cNvGraphicFramePr>
               <a:graphicFrameLocks xmlns:a="http://schemas.openxmlformats.org/drawingml/2006/main" noChangeAspect="1"/>
@@ -9950,6 +10127,16 @@
                     <a:prstGeom prst="rect">
                       <a:avLst/>
                     </a:prstGeom>
+                    <a:ln>
+                      <a:noFill/>
+                    </a:ln>
+                    <a:effectLst>
+                      <a:outerShdw blurRad="190500" algn="tl" rotWithShape="0">
+                        <a:srgbClr val="000000">
+                          <a:alpha val="70000"/>
+                        </a:srgbClr>
+                      </a:outerShdw>
+                    </a:effectLst>
                   </pic:spPr>
                 </pic:pic>
               </a:graphicData>
@@ -9960,259 +10147,252 @@
     </w:p>
     <w:p>
       <w:pPr>
-        <w:pStyle w:val="Heading2"/>
+        <w:pStyle w:val="Heading3"/>
+      </w:pPr>
+      <w:bookmarkStart w:id="17" w:name="_Toc195643098"/>
+      <w:proofErr w:type="spellStart"/>
+      <w:r>
+        <w:t>Api</w:t>
+      </w:r>
+      <w:proofErr w:type="spellEnd"/>
+      <w:r>
+        <w:t>/top-</w:t>
+      </w:r>
+      <w:proofErr w:type="spellStart"/>
+      <w:r>
+        <w:t>borrowings</w:t>
+      </w:r>
+      <w:proofErr w:type="spellEnd"/>
+      <w:r>
+        <w:t>/{limit} (GET)</w:t>
+      </w:r>
+      <w:bookmarkEnd w:id="17"/>
+    </w:p>
+    <w:p>
+      <w:pPr>
         <w:spacing w:line="360" w:lineRule="auto"/>
         <w:rPr>
           <w:rFonts w:cs="Times New Roman"/>
-        </w:rPr>
-      </w:pPr>
-      <w:bookmarkStart w:id="17" w:name="_Toc195643098"/>
-      <w:proofErr w:type="spellStart"/>
-      <w:r>
-        <w:rPr>
-          <w:rFonts w:cs="Times New Roman"/>
+          <w:szCs w:val="24"/>
+        </w:rPr>
+      </w:pPr>
+      <w:r>
+        <w:rPr>
+          <w:rFonts w:cs="Times New Roman"/>
+          <w:szCs w:val="24"/>
+        </w:rPr>
+        <w:t>A végpont megcímzésekor szükséges egy számot megadni. A szám azt jelenti</w:t>
+      </w:r>
+      <w:r>
+        <w:rPr>
+          <w:rFonts w:cs="Times New Roman"/>
+          <w:szCs w:val="24"/>
+        </w:rPr>
+        <w:t>,</w:t>
+      </w:r>
+      <w:r>
+        <w:rPr>
+          <w:rFonts w:cs="Times New Roman"/>
+          <w:szCs w:val="24"/>
+        </w:rPr>
+        <w:t xml:space="preserve"> hogy a lekérdezésben ez a szám fog szerepelni</w:t>
+      </w:r>
+      <w:r>
+        <w:rPr>
+          <w:rFonts w:cs="Times New Roman"/>
+          <w:szCs w:val="24"/>
+        </w:rPr>
+        <w:t>,</w:t>
+      </w:r>
+      <w:r>
+        <w:rPr>
+          <w:rFonts w:cs="Times New Roman"/>
+          <w:szCs w:val="24"/>
+        </w:rPr>
+        <w:t xml:space="preserve"> mint limit. A lekérdezés, ha jó akkor a könyv(</w:t>
+      </w:r>
+      <w:proofErr w:type="spellStart"/>
+      <w:r>
+        <w:rPr>
+          <w:rFonts w:cs="Times New Roman"/>
+          <w:szCs w:val="24"/>
+        </w:rPr>
+        <w:t>ek</w:t>
+      </w:r>
+      <w:proofErr w:type="spellEnd"/>
+      <w:r>
+        <w:rPr>
+          <w:rFonts w:cs="Times New Roman"/>
+          <w:szCs w:val="24"/>
+        </w:rPr>
+        <w:t>) adataival fog visszatérni</w:t>
+      </w:r>
+      <w:r>
+        <w:rPr>
+          <w:rFonts w:cs="Times New Roman"/>
+          <w:szCs w:val="24"/>
+        </w:rPr>
+        <w:t>,</w:t>
+      </w:r>
+      <w:r>
+        <w:rPr>
+          <w:rFonts w:cs="Times New Roman"/>
+          <w:szCs w:val="24"/>
+        </w:rPr>
+        <w:t xml:space="preserve"> ami ISBN, </w:t>
+      </w:r>
+      <w:proofErr w:type="spellStart"/>
+      <w:r>
+        <w:rPr>
+          <w:rFonts w:cs="Times New Roman"/>
+          <w:szCs w:val="24"/>
+        </w:rPr>
+        <w:t>T</w:t>
+      </w:r>
+      <w:r>
+        <w:rPr>
+          <w:rFonts w:cs="Times New Roman"/>
+          <w:szCs w:val="24"/>
+        </w:rPr>
+        <w:t>i</w:t>
+      </w:r>
+      <w:r>
+        <w:rPr>
+          <w:rFonts w:cs="Times New Roman"/>
+          <w:szCs w:val="24"/>
+        </w:rPr>
+        <w:t>tle</w:t>
+      </w:r>
+      <w:proofErr w:type="spellEnd"/>
+      <w:r>
+        <w:rPr>
+          <w:rFonts w:cs="Times New Roman"/>
+          <w:szCs w:val="24"/>
+        </w:rPr>
+        <w:t xml:space="preserve">, </w:t>
+      </w:r>
+      <w:proofErr w:type="spellStart"/>
+      <w:r>
+        <w:rPr>
+          <w:rFonts w:cs="Times New Roman"/>
+          <w:szCs w:val="24"/>
+        </w:rPr>
+        <w:t>Authors</w:t>
+      </w:r>
+      <w:proofErr w:type="spellEnd"/>
+      <w:r>
+        <w:rPr>
+          <w:rFonts w:cs="Times New Roman"/>
+          <w:szCs w:val="24"/>
+        </w:rPr>
+        <w:t xml:space="preserve">, </w:t>
+      </w:r>
+      <w:proofErr w:type="spellStart"/>
+      <w:r>
+        <w:rPr>
+          <w:rFonts w:cs="Times New Roman"/>
+          <w:szCs w:val="24"/>
+        </w:rPr>
+        <w:t>Category</w:t>
+      </w:r>
+      <w:proofErr w:type="spellEnd"/>
+      <w:r>
+        <w:rPr>
+          <w:rFonts w:cs="Times New Roman"/>
+          <w:szCs w:val="24"/>
+        </w:rPr>
+        <w:t xml:space="preserve">, </w:t>
+      </w:r>
+      <w:proofErr w:type="spellStart"/>
+      <w:r>
+        <w:rPr>
+          <w:rFonts w:cs="Times New Roman"/>
+          <w:szCs w:val="24"/>
+        </w:rPr>
+        <w:t>BorrowCount</w:t>
+      </w:r>
+      <w:proofErr w:type="spellEnd"/>
+      <w:r>
+        <w:rPr>
+          <w:rFonts w:cs="Times New Roman"/>
+          <w:szCs w:val="24"/>
+        </w:rPr>
+        <w:t xml:space="preserve">, </w:t>
+      </w:r>
+      <w:proofErr w:type="spellStart"/>
+      <w:r>
+        <w:rPr>
+          <w:rFonts w:cs="Times New Roman"/>
+          <w:szCs w:val="24"/>
+        </w:rPr>
+        <w:t>publicationYear</w:t>
+      </w:r>
+      <w:proofErr w:type="spellEnd"/>
+      <w:r>
+        <w:rPr>
+          <w:rFonts w:cs="Times New Roman"/>
+          <w:szCs w:val="24"/>
+        </w:rPr>
+        <w:t xml:space="preserve">. A </w:t>
+      </w:r>
+      <w:proofErr w:type="spellStart"/>
+      <w:r>
+        <w:rPr>
+          <w:rFonts w:cs="Times New Roman"/>
+          <w:szCs w:val="24"/>
+        </w:rPr>
+        <w:t>BorrowCount</w:t>
+      </w:r>
+      <w:proofErr w:type="spellEnd"/>
+      <w:r>
+        <w:rPr>
+          <w:rFonts w:cs="Times New Roman"/>
+          <w:szCs w:val="24"/>
+        </w:rPr>
+        <w:t xml:space="preserve"> az az érték ahányszor kikölcsönözték a könyvet. A megjelenítés legtöbbször kölcsönzött könyvvel kezdi a </w:t>
+      </w:r>
+      <w:proofErr w:type="spellStart"/>
+      <w:r>
+        <w:rPr>
+          <w:rFonts w:cs="Times New Roman"/>
+          <w:szCs w:val="24"/>
+        </w:rPr>
+        <w:t>json</w:t>
+      </w:r>
+      <w:proofErr w:type="spellEnd"/>
+      <w:r>
+        <w:rPr>
+          <w:rFonts w:cs="Times New Roman"/>
+          <w:szCs w:val="24"/>
+        </w:rPr>
+        <w:t>-t</w:t>
+      </w:r>
+      <w:r>
+        <w:rPr>
+          <w:rFonts w:cs="Times New Roman"/>
+          <w:szCs w:val="24"/>
+        </w:rPr>
+        <w:t>.</w:t>
+      </w:r>
+    </w:p>
+    <w:p>
+      <w:pPr>
+        <w:spacing w:line="360" w:lineRule="auto"/>
+        <w:rPr>
+          <w:rFonts w:cs="Times New Roman"/>
+        </w:rPr>
+      </w:pPr>
+      <w:r>
+        <w:rPr>
+          <w:rFonts w:cs="Times New Roman"/>
+          <w:noProof/>
+          <w:szCs w:val="24"/>
         </w:rPr>
         <w:lastRenderedPageBreak/>
-        <w:t>Api</w:t>
-      </w:r>
-      <w:proofErr w:type="spellEnd"/>
-      <w:r>
-        <w:rPr>
-          <w:rFonts w:cs="Times New Roman"/>
-        </w:rPr>
-        <w:t>/top-</w:t>
-      </w:r>
-      <w:proofErr w:type="spellStart"/>
-      <w:r>
-        <w:rPr>
-          <w:rFonts w:cs="Times New Roman"/>
-        </w:rPr>
-        <w:t>borrowings</w:t>
-      </w:r>
-      <w:proofErr w:type="spellEnd"/>
-      <w:r>
-        <w:rPr>
-          <w:rFonts w:cs="Times New Roman"/>
-        </w:rPr>
-        <w:t>/{limit} (GET)</w:t>
-      </w:r>
-      <w:bookmarkEnd w:id="17"/>
-    </w:p>
-    <w:p>
-      <w:pPr>
-        <w:spacing w:line="360" w:lineRule="auto"/>
-        <w:rPr>
-          <w:rFonts w:cs="Times New Roman"/>
-        </w:rPr>
-      </w:pPr>
-      <w:r>
-        <w:rPr>
-          <w:rFonts w:cs="Times New Roman"/>
-          <w:szCs w:val="24"/>
-        </w:rPr>
-        <w:t>A végpont megcímzésekor szükséges egy számot megadni. A szám azt jelenti</w:t>
-      </w:r>
-      <w:r>
-        <w:rPr>
-          <w:rFonts w:cs="Times New Roman"/>
-          <w:szCs w:val="24"/>
-        </w:rPr>
-        <w:t>,</w:t>
-      </w:r>
-      <w:r>
-        <w:rPr>
-          <w:rFonts w:cs="Times New Roman"/>
-          <w:szCs w:val="24"/>
-        </w:rPr>
-        <w:t xml:space="preserve"> hogy a lekérdezésben ez a szám fog szerepelni</w:t>
-      </w:r>
-      <w:r>
-        <w:rPr>
-          <w:rFonts w:cs="Times New Roman"/>
-          <w:szCs w:val="24"/>
-        </w:rPr>
-        <w:t>,</w:t>
-      </w:r>
-      <w:r>
-        <w:rPr>
-          <w:rFonts w:cs="Times New Roman"/>
-          <w:szCs w:val="24"/>
-        </w:rPr>
-        <w:t xml:space="preserve"> mint limit. A lekérdezés, ha jó akkor a könyv(</w:t>
-      </w:r>
-      <w:proofErr w:type="spellStart"/>
-      <w:r>
-        <w:rPr>
-          <w:rFonts w:cs="Times New Roman"/>
-          <w:szCs w:val="24"/>
-        </w:rPr>
-        <w:t>ek</w:t>
-      </w:r>
-      <w:proofErr w:type="spellEnd"/>
-      <w:r>
-        <w:rPr>
-          <w:rFonts w:cs="Times New Roman"/>
-          <w:szCs w:val="24"/>
-        </w:rPr>
-        <w:t>) adataival fog visszatérni</w:t>
-      </w:r>
-      <w:r>
-        <w:rPr>
-          <w:rFonts w:cs="Times New Roman"/>
-          <w:szCs w:val="24"/>
-        </w:rPr>
-        <w:t>,</w:t>
-      </w:r>
-      <w:r>
-        <w:rPr>
-          <w:rFonts w:cs="Times New Roman"/>
-          <w:szCs w:val="24"/>
-        </w:rPr>
-        <w:t xml:space="preserve"> ami ISBN, </w:t>
-      </w:r>
-      <w:proofErr w:type="spellStart"/>
-      <w:r>
-        <w:rPr>
-          <w:rFonts w:cs="Times New Roman"/>
-          <w:szCs w:val="24"/>
-        </w:rPr>
-        <w:t>T</w:t>
-      </w:r>
-      <w:r>
-        <w:rPr>
-          <w:rFonts w:cs="Times New Roman"/>
-          <w:szCs w:val="24"/>
-        </w:rPr>
-        <w:t>i</w:t>
-      </w:r>
-      <w:r>
-        <w:rPr>
-          <w:rFonts w:cs="Times New Roman"/>
-          <w:szCs w:val="24"/>
-        </w:rPr>
-        <w:t>tle</w:t>
-      </w:r>
-      <w:proofErr w:type="spellEnd"/>
-      <w:r>
-        <w:rPr>
-          <w:rFonts w:cs="Times New Roman"/>
-          <w:szCs w:val="24"/>
-        </w:rPr>
-        <w:t xml:space="preserve">, </w:t>
-      </w:r>
-      <w:proofErr w:type="spellStart"/>
-      <w:r>
-        <w:rPr>
-          <w:rFonts w:cs="Times New Roman"/>
-          <w:szCs w:val="24"/>
-        </w:rPr>
-        <w:t>Authors</w:t>
-      </w:r>
-      <w:proofErr w:type="spellEnd"/>
-      <w:r>
-        <w:rPr>
-          <w:rFonts w:cs="Times New Roman"/>
-          <w:szCs w:val="24"/>
-        </w:rPr>
-        <w:t xml:space="preserve">, </w:t>
-      </w:r>
-      <w:proofErr w:type="spellStart"/>
-      <w:r>
-        <w:rPr>
-          <w:rFonts w:cs="Times New Roman"/>
-          <w:szCs w:val="24"/>
-        </w:rPr>
-        <w:t>Category</w:t>
-      </w:r>
-      <w:proofErr w:type="spellEnd"/>
-      <w:r>
-        <w:rPr>
-          <w:rFonts w:cs="Times New Roman"/>
-          <w:szCs w:val="24"/>
-        </w:rPr>
-        <w:t xml:space="preserve">, </w:t>
-      </w:r>
-      <w:proofErr w:type="spellStart"/>
-      <w:r>
-        <w:rPr>
-          <w:rFonts w:cs="Times New Roman"/>
-          <w:szCs w:val="24"/>
-        </w:rPr>
-        <w:t>BorrowCount</w:t>
-      </w:r>
-      <w:proofErr w:type="spellEnd"/>
-      <w:r>
-        <w:rPr>
-          <w:rFonts w:cs="Times New Roman"/>
-          <w:szCs w:val="24"/>
-        </w:rPr>
-        <w:t xml:space="preserve">, </w:t>
-      </w:r>
-      <w:proofErr w:type="spellStart"/>
-      <w:r>
-        <w:rPr>
-          <w:rFonts w:cs="Times New Roman"/>
-          <w:szCs w:val="24"/>
-        </w:rPr>
-        <w:t>publicationYear</w:t>
-      </w:r>
-      <w:proofErr w:type="spellEnd"/>
-      <w:r>
-        <w:rPr>
-          <w:rFonts w:cs="Times New Roman"/>
-          <w:szCs w:val="24"/>
-        </w:rPr>
-        <w:t xml:space="preserve">. A </w:t>
-      </w:r>
-      <w:proofErr w:type="spellStart"/>
-      <w:r>
-        <w:rPr>
-          <w:rFonts w:cs="Times New Roman"/>
-          <w:szCs w:val="24"/>
-        </w:rPr>
-        <w:t>BorrowCount</w:t>
-      </w:r>
-      <w:proofErr w:type="spellEnd"/>
-      <w:r>
-        <w:rPr>
-          <w:rFonts w:cs="Times New Roman"/>
-          <w:szCs w:val="24"/>
-        </w:rPr>
-        <w:t xml:space="preserve"> az az érték ahányszor kikölcsönözték a könyvet. A megjelenítés legtöbbször kölcsönzött könyvvel kezdi a </w:t>
-      </w:r>
-      <w:proofErr w:type="spellStart"/>
-      <w:r>
-        <w:rPr>
-          <w:rFonts w:cs="Times New Roman"/>
-          <w:szCs w:val="24"/>
-        </w:rPr>
-        <w:t>json</w:t>
-      </w:r>
-      <w:proofErr w:type="spellEnd"/>
-      <w:r>
-        <w:rPr>
-          <w:rFonts w:cs="Times New Roman"/>
-          <w:szCs w:val="24"/>
-        </w:rPr>
-        <w:t>-t</w:t>
-      </w:r>
-      <w:r>
-        <w:rPr>
-          <w:rFonts w:cs="Times New Roman"/>
-          <w:szCs w:val="24"/>
-        </w:rPr>
-        <w:br/>
-      </w:r>
-      <w:r>
-        <w:rPr>
-          <w:rFonts w:cs="Times New Roman"/>
-          <w:noProof/>
-          <w:szCs w:val="24"/>
-        </w:rPr>
         <w:drawing>
-          <wp:inline distT="0" distB="0" distL="0" distR="0" wp14:anchorId="6BA5372A" wp14:editId="3C422D96">
+          <wp:inline distT="0" distB="0" distL="0" distR="0" wp14:anchorId="6BA5372A" wp14:editId="207FAEE3">
             <wp:extent cx="3600953" cy="400106"/>
-            <wp:effectExtent l="0" t="0" r="0" b="0"/>
+            <wp:effectExtent l="190500" t="190500" r="190500" b="190500"/>
             <wp:docPr id="72" name="Kép 72"/>
             <wp:cNvGraphicFramePr>
               <a:graphicFrameLocks xmlns:a="http://schemas.openxmlformats.org/drawingml/2006/main" noChangeAspect="1"/>
@@ -10238,6 +10418,16 @@
                     <a:prstGeom prst="rect">
                       <a:avLst/>
                     </a:prstGeom>
+                    <a:ln>
+                      <a:noFill/>
+                    </a:ln>
+                    <a:effectLst>
+                      <a:outerShdw blurRad="190500" algn="tl" rotWithShape="0">
+                        <a:srgbClr val="000000">
+                          <a:alpha val="70000"/>
+                        </a:srgbClr>
+                      </a:outerShdw>
+                    </a:effectLst>
                   </pic:spPr>
                 </pic:pic>
               </a:graphicData>
@@ -10248,19 +10438,13 @@
       <w:r>
         <w:rPr>
           <w:rFonts w:cs="Times New Roman"/>
-        </w:rPr>
-        <w:t xml:space="preserve"> </w:t>
-      </w:r>
-      <w:r>
-        <w:rPr>
-          <w:rFonts w:cs="Times New Roman"/>
           <w:noProof/>
           <w:szCs w:val="24"/>
         </w:rPr>
         <w:drawing>
-          <wp:inline distT="0" distB="0" distL="0" distR="0" wp14:anchorId="51DB998D" wp14:editId="709E89B1">
+          <wp:inline distT="0" distB="0" distL="0" distR="0" wp14:anchorId="51DB998D" wp14:editId="0B9C6AF4">
             <wp:extent cx="2585635" cy="4781550"/>
-            <wp:effectExtent l="0" t="0" r="5715" b="0"/>
+            <wp:effectExtent l="190500" t="190500" r="196215" b="190500"/>
             <wp:docPr id="73" name="Kép 73"/>
             <wp:cNvGraphicFramePr>
               <a:graphicFrameLocks xmlns:a="http://schemas.openxmlformats.org/drawingml/2006/main" noChangeAspect="1"/>
@@ -10286,6 +10470,16 @@
                     <a:prstGeom prst="rect">
                       <a:avLst/>
                     </a:prstGeom>
+                    <a:ln>
+                      <a:noFill/>
+                    </a:ln>
+                    <a:effectLst>
+                      <a:outerShdw blurRad="190500" algn="tl" rotWithShape="0">
+                        <a:srgbClr val="000000">
+                          <a:alpha val="70000"/>
+                        </a:srgbClr>
+                      </a:outerShdw>
+                    </a:effectLst>
                   </pic:spPr>
                 </pic:pic>
               </a:graphicData>
@@ -10296,18 +10490,12 @@
       <w:r>
         <w:rPr>
           <w:rFonts w:cs="Times New Roman"/>
-        </w:rPr>
-        <w:t xml:space="preserve"> </w:t>
-      </w:r>
-      <w:r>
-        <w:rPr>
-          <w:rFonts w:cs="Times New Roman"/>
           <w:noProof/>
         </w:rPr>
         <w:drawing>
-          <wp:inline distT="0" distB="0" distL="0" distR="0" wp14:anchorId="0D15327B" wp14:editId="013E50CF">
+          <wp:inline distT="0" distB="0" distL="0" distR="0" wp14:anchorId="0D15327B" wp14:editId="3C78D57C">
             <wp:extent cx="1657581" cy="200053"/>
-            <wp:effectExtent l="0" t="0" r="0" b="9525"/>
+            <wp:effectExtent l="190500" t="190500" r="171450" b="200025"/>
             <wp:docPr id="74" name="Kép 74"/>
             <wp:cNvGraphicFramePr>
               <a:graphicFrameLocks xmlns:a="http://schemas.openxmlformats.org/drawingml/2006/main" noChangeAspect="1"/>
@@ -10333,6 +10521,16 @@
                     <a:prstGeom prst="rect">
                       <a:avLst/>
                     </a:prstGeom>
+                    <a:ln>
+                      <a:noFill/>
+                    </a:ln>
+                    <a:effectLst>
+                      <a:outerShdw blurRad="190500" algn="tl" rotWithShape="0">
+                        <a:srgbClr val="000000">
+                          <a:alpha val="70000"/>
+                        </a:srgbClr>
+                      </a:outerShdw>
+                    </a:effectLst>
                   </pic:spPr>
                 </pic:pic>
               </a:graphicData>
@@ -10343,50 +10541,34 @@
     </w:p>
     <w:p>
       <w:pPr>
-        <w:pStyle w:val="Heading2"/>
+        <w:pStyle w:val="Heading3"/>
+      </w:pPr>
+      <w:bookmarkStart w:id="18" w:name="_Toc195643099"/>
+      <w:proofErr w:type="spellStart"/>
+      <w:r>
+        <w:t>Api</w:t>
+      </w:r>
+      <w:proofErr w:type="spellEnd"/>
+      <w:r>
+        <w:t>/</w:t>
+      </w:r>
+      <w:proofErr w:type="spellStart"/>
+      <w:r>
+        <w:t>borrowings</w:t>
+      </w:r>
+      <w:proofErr w:type="spellEnd"/>
+      <w:r>
+        <w:t xml:space="preserve"> (GET)</w:t>
+      </w:r>
+      <w:bookmarkEnd w:id="18"/>
+    </w:p>
+    <w:p>
+      <w:pPr>
         <w:spacing w:line="360" w:lineRule="auto"/>
         <w:rPr>
           <w:rFonts w:cs="Times New Roman"/>
         </w:rPr>
       </w:pPr>
-      <w:bookmarkStart w:id="18" w:name="_Toc195643099"/>
-      <w:proofErr w:type="spellStart"/>
-      <w:r>
-        <w:rPr>
-          <w:rFonts w:cs="Times New Roman"/>
-        </w:rPr>
-        <w:t>Api</w:t>
-      </w:r>
-      <w:proofErr w:type="spellEnd"/>
-      <w:r>
-        <w:rPr>
-          <w:rFonts w:cs="Times New Roman"/>
-        </w:rPr>
-        <w:t>/</w:t>
-      </w:r>
-      <w:proofErr w:type="spellStart"/>
-      <w:r>
-        <w:rPr>
-          <w:rFonts w:cs="Times New Roman"/>
-        </w:rPr>
-        <w:t>borrowings</w:t>
-      </w:r>
-      <w:proofErr w:type="spellEnd"/>
-      <w:r>
-        <w:rPr>
-          <w:rFonts w:cs="Times New Roman"/>
-        </w:rPr>
-        <w:t xml:space="preserve"> (GET)</w:t>
-      </w:r>
-      <w:bookmarkEnd w:id="18"/>
-    </w:p>
-    <w:p>
-      <w:pPr>
-        <w:spacing w:line="360" w:lineRule="auto"/>
-        <w:rPr>
-          <w:rFonts w:cs="Times New Roman"/>
-        </w:rPr>
-      </w:pPr>
       <w:r>
         <w:rPr>
           <w:rFonts w:cs="Times New Roman"/>
@@ -10432,11 +10614,10 @@
           <w:noProof/>
           <w:szCs w:val="24"/>
         </w:rPr>
-        <w:lastRenderedPageBreak/>
         <w:drawing>
-          <wp:inline distT="0" distB="0" distL="0" distR="0" wp14:anchorId="4EAECA8C" wp14:editId="229D434A">
+          <wp:inline distT="0" distB="0" distL="0" distR="0" wp14:anchorId="4EAECA8C" wp14:editId="26E6F0CE">
             <wp:extent cx="3323564" cy="419100"/>
-            <wp:effectExtent l="0" t="0" r="0" b="0"/>
+            <wp:effectExtent l="190500" t="190500" r="182245" b="190500"/>
             <wp:docPr id="75" name="Kép 75"/>
             <wp:cNvGraphicFramePr>
               <a:graphicFrameLocks xmlns:a="http://schemas.openxmlformats.org/drawingml/2006/main" noChangeAspect="1"/>
@@ -10462,6 +10643,16 @@
                     <a:prstGeom prst="rect">
                       <a:avLst/>
                     </a:prstGeom>
+                    <a:ln>
+                      <a:noFill/>
+                    </a:ln>
+                    <a:effectLst>
+                      <a:outerShdw blurRad="190500" algn="tl" rotWithShape="0">
+                        <a:srgbClr val="000000">
+                          <a:alpha val="70000"/>
+                        </a:srgbClr>
+                      </a:outerShdw>
+                    </a:effectLst>
                   </pic:spPr>
                 </pic:pic>
               </a:graphicData>
@@ -10472,19 +10663,14 @@
       <w:r>
         <w:rPr>
           <w:rFonts w:cs="Times New Roman"/>
-        </w:rPr>
-        <w:t xml:space="preserve"> </w:t>
-      </w:r>
-      <w:r>
-        <w:rPr>
-          <w:rFonts w:cs="Times New Roman"/>
           <w:noProof/>
           <w:szCs w:val="24"/>
         </w:rPr>
+        <w:lastRenderedPageBreak/>
         <w:drawing>
-          <wp:inline distT="0" distB="0" distL="0" distR="0" wp14:anchorId="062B3871" wp14:editId="4320F043">
+          <wp:inline distT="0" distB="0" distL="0" distR="0" wp14:anchorId="062B3871" wp14:editId="5E6C2C8B">
             <wp:extent cx="3153215" cy="4105848"/>
-            <wp:effectExtent l="0" t="0" r="9525" b="9525"/>
+            <wp:effectExtent l="190500" t="190500" r="200025" b="200025"/>
             <wp:docPr id="76" name="Kép 76"/>
             <wp:cNvGraphicFramePr>
               <a:graphicFrameLocks xmlns:a="http://schemas.openxmlformats.org/drawingml/2006/main" noChangeAspect="1"/>
@@ -10510,6 +10696,16 @@
                     <a:prstGeom prst="rect">
                       <a:avLst/>
                     </a:prstGeom>
+                    <a:ln>
+                      <a:noFill/>
+                    </a:ln>
+                    <a:effectLst>
+                      <a:outerShdw blurRad="190500" algn="tl" rotWithShape="0">
+                        <a:srgbClr val="000000">
+                          <a:alpha val="70000"/>
+                        </a:srgbClr>
+                      </a:outerShdw>
+                    </a:effectLst>
                   </pic:spPr>
                 </pic:pic>
               </a:graphicData>
@@ -10520,18 +10716,12 @@
       <w:r>
         <w:rPr>
           <w:rFonts w:cs="Times New Roman"/>
-        </w:rPr>
-        <w:t xml:space="preserve"> </w:t>
-      </w:r>
-      <w:r>
-        <w:rPr>
-          <w:rFonts w:cs="Times New Roman"/>
           <w:noProof/>
         </w:rPr>
         <w:drawing>
-          <wp:inline distT="0" distB="0" distL="0" distR="0" wp14:anchorId="61AE106E" wp14:editId="6DB940D9">
+          <wp:inline distT="0" distB="0" distL="0" distR="0" wp14:anchorId="61AE106E" wp14:editId="5B0A4B43">
             <wp:extent cx="2114845" cy="257211"/>
-            <wp:effectExtent l="0" t="0" r="0" b="9525"/>
+            <wp:effectExtent l="190500" t="190500" r="190500" b="200025"/>
             <wp:docPr id="77" name="Kép 77"/>
             <wp:cNvGraphicFramePr>
               <a:graphicFrameLocks xmlns:a="http://schemas.openxmlformats.org/drawingml/2006/main" noChangeAspect="1"/>
@@ -10557,6 +10747,16 @@
                     <a:prstGeom prst="rect">
                       <a:avLst/>
                     </a:prstGeom>
+                    <a:ln>
+                      <a:noFill/>
+                    </a:ln>
+                    <a:effectLst>
+                      <a:outerShdw blurRad="190500" algn="tl" rotWithShape="0">
+                        <a:srgbClr val="000000">
+                          <a:alpha val="70000"/>
+                        </a:srgbClr>
+                      </a:outerShdw>
+                    </a:effectLst>
                   </pic:spPr>
                 </pic:pic>
               </a:graphicData>
@@ -10638,9 +10838,9 @@
         </w:rPr>
         <w:lastRenderedPageBreak/>
         <w:drawing>
-          <wp:inline distT="0" distB="0" distL="0" distR="0" wp14:anchorId="76F9AC74" wp14:editId="6359E66F">
+          <wp:inline distT="0" distB="0" distL="0" distR="0" wp14:anchorId="76F9AC74" wp14:editId="66C478CD">
             <wp:extent cx="3505689" cy="428685"/>
-            <wp:effectExtent l="0" t="0" r="0" b="9525"/>
+            <wp:effectExtent l="190500" t="190500" r="190500" b="200025"/>
             <wp:docPr id="78" name="Kép 78"/>
             <wp:cNvGraphicFramePr>
               <a:graphicFrameLocks xmlns:a="http://schemas.openxmlformats.org/drawingml/2006/main" noChangeAspect="1"/>
@@ -10666,6 +10866,16 @@
                     <a:prstGeom prst="rect">
                       <a:avLst/>
                     </a:prstGeom>
+                    <a:ln>
+                      <a:noFill/>
+                    </a:ln>
+                    <a:effectLst>
+                      <a:outerShdw blurRad="190500" algn="tl" rotWithShape="0">
+                        <a:srgbClr val="000000">
+                          <a:alpha val="70000"/>
+                        </a:srgbClr>
+                      </a:outerShdw>
+                    </a:effectLst>
                   </pic:spPr>
                 </pic:pic>
               </a:graphicData>
@@ -10676,19 +10886,13 @@
       <w:r>
         <w:rPr>
           <w:rFonts w:cs="Times New Roman"/>
-        </w:rPr>
-        <w:br/>
-      </w:r>
-      <w:r>
-        <w:rPr>
-          <w:rFonts w:cs="Times New Roman"/>
           <w:noProof/>
           <w:szCs w:val="24"/>
         </w:rPr>
         <w:drawing>
-          <wp:inline distT="0" distB="0" distL="0" distR="0" wp14:anchorId="0AEA19C0" wp14:editId="51EAA407">
+          <wp:inline distT="0" distB="0" distL="0" distR="0" wp14:anchorId="0AEA19C0" wp14:editId="755ED276">
             <wp:extent cx="4486901" cy="5906324"/>
-            <wp:effectExtent l="0" t="0" r="9525" b="0"/>
+            <wp:effectExtent l="190500" t="190500" r="200025" b="189865"/>
             <wp:docPr id="79" name="Kép 79"/>
             <wp:cNvGraphicFramePr>
               <a:graphicFrameLocks xmlns:a="http://schemas.openxmlformats.org/drawingml/2006/main" noChangeAspect="1"/>
@@ -10714,6 +10918,16 @@
                     <a:prstGeom prst="rect">
                       <a:avLst/>
                     </a:prstGeom>
+                    <a:ln>
+                      <a:noFill/>
+                    </a:ln>
+                    <a:effectLst>
+                      <a:outerShdw blurRad="190500" algn="tl" rotWithShape="0">
+                        <a:srgbClr val="000000">
+                          <a:alpha val="70000"/>
+                        </a:srgbClr>
+                      </a:outerShdw>
+                    </a:effectLst>
                   </pic:spPr>
                 </pic:pic>
               </a:graphicData>
@@ -10733,9 +10947,9 @@
           <w:noProof/>
         </w:rPr>
         <w:drawing>
-          <wp:inline distT="0" distB="0" distL="0" distR="0" wp14:anchorId="31A3931C" wp14:editId="6B4F6898">
+          <wp:inline distT="0" distB="0" distL="0" distR="0" wp14:anchorId="31A3931C" wp14:editId="3D89F59B">
             <wp:extent cx="2038635" cy="209579"/>
-            <wp:effectExtent l="0" t="0" r="0" b="0"/>
+            <wp:effectExtent l="190500" t="190500" r="171450" b="190500"/>
             <wp:docPr id="80" name="Kép 80"/>
             <wp:cNvGraphicFramePr>
               <a:graphicFrameLocks xmlns:a="http://schemas.openxmlformats.org/drawingml/2006/main" noChangeAspect="1"/>
@@ -10761,6 +10975,16 @@
                     <a:prstGeom prst="rect">
                       <a:avLst/>
                     </a:prstGeom>
+                    <a:ln>
+                      <a:noFill/>
+                    </a:ln>
+                    <a:effectLst>
+                      <a:outerShdw blurRad="190500" algn="tl" rotWithShape="0">
+                        <a:srgbClr val="000000">
+                          <a:alpha val="70000"/>
+                        </a:srgbClr>
+                      </a:outerShdw>
+                    </a:effectLst>
                   </pic:spPr>
                 </pic:pic>
               </a:graphicData>
@@ -10797,6 +11021,7 @@
         <w:spacing w:line="360" w:lineRule="auto"/>
         <w:rPr>
           <w:rFonts w:cs="Times New Roman"/>
+          <w:szCs w:val="24"/>
         </w:rPr>
       </w:pPr>
       <w:r>
@@ -10876,6 +11101,7 @@
           <w:iCs/>
           <w:szCs w:val="24"/>
         </w:rPr>
+        <w:lastRenderedPageBreak/>
         <w:t>booksImages</w:t>
       </w:r>
       <w:proofErr w:type="spellEnd"/>
@@ -10934,24 +11160,24 @@
         </w:rPr>
         <w:t xml:space="preserve"> lehet. A backend nem dolgozik fel más formátumot.</w:t>
       </w:r>
-      <w:r>
-        <w:rPr>
-          <w:rFonts w:cs="Times New Roman"/>
-          <w:szCs w:val="24"/>
-        </w:rPr>
-        <w:br/>
-      </w:r>
+    </w:p>
+    <w:p>
+      <w:pPr>
+        <w:spacing w:line="360" w:lineRule="auto"/>
+        <w:rPr>
+          <w:rFonts w:cs="Times New Roman"/>
+        </w:rPr>
+      </w:pPr>
       <w:r>
         <w:rPr>
           <w:rFonts w:cs="Times New Roman"/>
           <w:noProof/>
           <w:szCs w:val="24"/>
         </w:rPr>
-        <w:lastRenderedPageBreak/>
         <w:drawing>
-          <wp:inline distT="0" distB="0" distL="0" distR="0" wp14:anchorId="606C7DBD" wp14:editId="3D209281">
+          <wp:inline distT="0" distB="0" distL="0" distR="0" wp14:anchorId="606C7DBD" wp14:editId="75CDF35E">
             <wp:extent cx="3258005" cy="390580"/>
-            <wp:effectExtent l="0" t="0" r="0" b="9525"/>
+            <wp:effectExtent l="190500" t="190500" r="190500" b="200025"/>
             <wp:docPr id="81" name="Kép 81"/>
             <wp:cNvGraphicFramePr>
               <a:graphicFrameLocks xmlns:a="http://schemas.openxmlformats.org/drawingml/2006/main" noChangeAspect="1"/>
@@ -10977,6 +11203,16 @@
                     <a:prstGeom prst="rect">
                       <a:avLst/>
                     </a:prstGeom>
+                    <a:ln>
+                      <a:noFill/>
+                    </a:ln>
+                    <a:effectLst>
+                      <a:outerShdw blurRad="190500" algn="tl" rotWithShape="0">
+                        <a:srgbClr val="000000">
+                          <a:alpha val="70000"/>
+                        </a:srgbClr>
+                      </a:outerShdw>
+                    </a:effectLst>
                   </pic:spPr>
                 </pic:pic>
               </a:graphicData>
@@ -10987,19 +11223,13 @@
       <w:r>
         <w:rPr>
           <w:rFonts w:cs="Times New Roman"/>
-        </w:rPr>
-        <w:t xml:space="preserve"> </w:t>
-      </w:r>
-      <w:r>
-        <w:rPr>
-          <w:rFonts w:cs="Times New Roman"/>
           <w:noProof/>
           <w:szCs w:val="24"/>
         </w:rPr>
         <w:drawing>
-          <wp:inline distT="0" distB="0" distL="0" distR="0" wp14:anchorId="25A12659" wp14:editId="3248E2C0">
+          <wp:inline distT="0" distB="0" distL="0" distR="0" wp14:anchorId="25A12659" wp14:editId="1F840AE3">
             <wp:extent cx="2486372" cy="590632"/>
-            <wp:effectExtent l="0" t="0" r="9525" b="0"/>
+            <wp:effectExtent l="190500" t="190500" r="200025" b="190500"/>
             <wp:docPr id="82" name="Kép 82"/>
             <wp:cNvGraphicFramePr>
               <a:graphicFrameLocks xmlns:a="http://schemas.openxmlformats.org/drawingml/2006/main" noChangeAspect="1"/>
@@ -11025,6 +11255,16 @@
                     <a:prstGeom prst="rect">
                       <a:avLst/>
                     </a:prstGeom>
+                    <a:ln>
+                      <a:noFill/>
+                    </a:ln>
+                    <a:effectLst>
+                      <a:outerShdw blurRad="190500" algn="tl" rotWithShape="0">
+                        <a:srgbClr val="000000">
+                          <a:alpha val="70000"/>
+                        </a:srgbClr>
+                      </a:outerShdw>
+                    </a:effectLst>
                   </pic:spPr>
                 </pic:pic>
               </a:graphicData>
@@ -11035,18 +11275,12 @@
       <w:r>
         <w:rPr>
           <w:rFonts w:cs="Times New Roman"/>
-        </w:rPr>
-        <w:t xml:space="preserve"> </w:t>
-      </w:r>
-      <w:r>
-        <w:rPr>
-          <w:rFonts w:cs="Times New Roman"/>
           <w:noProof/>
         </w:rPr>
         <w:drawing>
-          <wp:inline distT="0" distB="0" distL="0" distR="0" wp14:anchorId="312F9EFE" wp14:editId="0AF33571">
+          <wp:inline distT="0" distB="0" distL="0" distR="0" wp14:anchorId="312F9EFE" wp14:editId="1399A013">
             <wp:extent cx="2648320" cy="266737"/>
-            <wp:effectExtent l="0" t="0" r="0" b="0"/>
+            <wp:effectExtent l="190500" t="190500" r="190500" b="190500"/>
             <wp:docPr id="83" name="Kép 83"/>
             <wp:cNvGraphicFramePr>
               <a:graphicFrameLocks xmlns:a="http://schemas.openxmlformats.org/drawingml/2006/main" noChangeAspect="1"/>
@@ -11072,6 +11306,16 @@
                     <a:prstGeom prst="rect">
                       <a:avLst/>
                     </a:prstGeom>
+                    <a:ln>
+                      <a:noFill/>
+                    </a:ln>
+                    <a:effectLst>
+                      <a:outerShdw blurRad="190500" algn="tl" rotWithShape="0">
+                        <a:srgbClr val="000000">
+                          <a:alpha val="70000"/>
+                        </a:srgbClr>
+                      </a:outerShdw>
+                    </a:effectLst>
                   </pic:spPr>
                 </pic:pic>
               </a:graphicData>
@@ -11085,6 +11329,7 @@
         <w:spacing w:line="360" w:lineRule="auto"/>
         <w:rPr>
           <w:rFonts w:cs="Times New Roman"/>
+          <w:szCs w:val="24"/>
         </w:rPr>
       </w:pPr>
       <w:r>
@@ -11094,13 +11339,14 @@
         </w:rPr>
         <w:t>Helyesen feltöltött képpel:</w:t>
       </w:r>
-      <w:r>
-        <w:rPr>
-          <w:rFonts w:cs="Times New Roman"/>
-          <w:szCs w:val="24"/>
-        </w:rPr>
-        <w:br/>
-      </w:r>
+    </w:p>
+    <w:p>
+      <w:pPr>
+        <w:spacing w:line="360" w:lineRule="auto"/>
+        <w:rPr>
+          <w:rFonts w:cs="Times New Roman"/>
+        </w:rPr>
+      </w:pPr>
       <w:r>
         <w:rPr>
           <w:rFonts w:cs="Times New Roman"/>
@@ -11108,9 +11354,9 @@
           <w:szCs w:val="24"/>
         </w:rPr>
         <w:drawing>
-          <wp:inline distT="0" distB="0" distL="0" distR="0" wp14:anchorId="2F55E840" wp14:editId="0DBB9B92">
+          <wp:inline distT="0" distB="0" distL="0" distR="0" wp14:anchorId="2F55E840" wp14:editId="217826B3">
             <wp:extent cx="5760720" cy="802005"/>
-            <wp:effectExtent l="0" t="0" r="0" b="0"/>
+            <wp:effectExtent l="190500" t="190500" r="182880" b="188595"/>
             <wp:docPr id="84" name="Kép 84"/>
             <wp:cNvGraphicFramePr>
               <a:graphicFrameLocks xmlns:a="http://schemas.openxmlformats.org/drawingml/2006/main" noChangeAspect="1"/>
@@ -11136,6 +11382,16 @@
                     <a:prstGeom prst="rect">
                       <a:avLst/>
                     </a:prstGeom>
+                    <a:ln>
+                      <a:noFill/>
+                    </a:ln>
+                    <a:effectLst>
+                      <a:outerShdw blurRad="190500" algn="tl" rotWithShape="0">
+                        <a:srgbClr val="000000">
+                          <a:alpha val="70000"/>
+                        </a:srgbClr>
+                      </a:outerShdw>
+                    </a:effectLst>
                   </pic:spPr>
                 </pic:pic>
               </a:graphicData>
@@ -11146,18 +11402,12 @@
       <w:r>
         <w:rPr>
           <w:rFonts w:cs="Times New Roman"/>
-        </w:rPr>
-        <w:t xml:space="preserve"> </w:t>
-      </w:r>
-      <w:r>
-        <w:rPr>
-          <w:rFonts w:cs="Times New Roman"/>
           <w:noProof/>
         </w:rPr>
         <w:drawing>
-          <wp:inline distT="0" distB="0" distL="0" distR="0" wp14:anchorId="714BEBFB" wp14:editId="08A8E204">
+          <wp:inline distT="0" distB="0" distL="0" distR="0" wp14:anchorId="714BEBFB" wp14:editId="02F3882C">
             <wp:extent cx="2267266" cy="533474"/>
-            <wp:effectExtent l="0" t="0" r="0" b="0"/>
+            <wp:effectExtent l="190500" t="190500" r="190500" b="190500"/>
             <wp:docPr id="86" name="Kép 86"/>
             <wp:cNvGraphicFramePr>
               <a:graphicFrameLocks xmlns:a="http://schemas.openxmlformats.org/drawingml/2006/main" noChangeAspect="1"/>
@@ -11183,6 +11433,16 @@
                     <a:prstGeom prst="rect">
                       <a:avLst/>
                     </a:prstGeom>
+                    <a:ln>
+                      <a:noFill/>
+                    </a:ln>
+                    <a:effectLst>
+                      <a:outerShdw blurRad="190500" algn="tl" rotWithShape="0">
+                        <a:srgbClr val="000000">
+                          <a:alpha val="70000"/>
+                        </a:srgbClr>
+                      </a:outerShdw>
+                    </a:effectLst>
                   </pic:spPr>
                 </pic:pic>
               </a:graphicData>
@@ -11197,9 +11457,9 @@
           <w:szCs w:val="24"/>
         </w:rPr>
         <w:drawing>
-          <wp:inline distT="0" distB="0" distL="0" distR="0" wp14:anchorId="51F3613C" wp14:editId="00E613F7">
+          <wp:inline distT="0" distB="0" distL="0" distR="0" wp14:anchorId="51F3613C" wp14:editId="0EFF15C2">
             <wp:extent cx="2095792" cy="228632"/>
-            <wp:effectExtent l="0" t="0" r="0" b="0"/>
+            <wp:effectExtent l="190500" t="190500" r="190500" b="190500"/>
             <wp:docPr id="85" name="Kép 85"/>
             <wp:cNvGraphicFramePr>
               <a:graphicFrameLocks xmlns:a="http://schemas.openxmlformats.org/drawingml/2006/main" noChangeAspect="1"/>
@@ -11225,6 +11485,16 @@
                     <a:prstGeom prst="rect">
                       <a:avLst/>
                     </a:prstGeom>
+                    <a:ln>
+                      <a:noFill/>
+                    </a:ln>
+                    <a:effectLst>
+                      <a:outerShdw blurRad="190500" algn="tl" rotWithShape="0">
+                        <a:srgbClr val="000000">
+                          <a:alpha val="70000"/>
+                        </a:srgbClr>
+                      </a:outerShdw>
+                    </a:effectLst>
                   </pic:spPr>
                 </pic:pic>
               </a:graphicData>
@@ -11341,23 +11611,26 @@
         </w:rPr>
         <w:t xml:space="preserve"> ha az ISBN nem megfelelő formátumban kerül átadásra egy hibakód kerül átadásra. A fájl formátumát nem kell megadni, mert a végpont automatikusan lekéri a 3 opció közül az összeset, és ha talált egy fájlt akkor azt tölti be.</w:t>
       </w:r>
-      <w:r>
-        <w:rPr>
-          <w:rFonts w:cs="Times New Roman"/>
-          <w:szCs w:val="24"/>
-        </w:rPr>
-        <w:br/>
-      </w:r>
+    </w:p>
+    <w:p>
+      <w:pPr>
+        <w:spacing w:line="360" w:lineRule="auto"/>
+        <w:rPr>
+          <w:rFonts w:cs="Times New Roman"/>
+          <w:szCs w:val="24"/>
+        </w:rPr>
+      </w:pPr>
       <w:r>
         <w:rPr>
           <w:rFonts w:cs="Times New Roman"/>
           <w:noProof/>
           <w:szCs w:val="24"/>
         </w:rPr>
+        <w:lastRenderedPageBreak/>
         <w:drawing>
-          <wp:inline distT="0" distB="0" distL="0" distR="0" wp14:anchorId="1598A40E" wp14:editId="1BDA5ED8">
+          <wp:inline distT="0" distB="0" distL="0" distR="0" wp14:anchorId="1598A40E" wp14:editId="63B936DF">
             <wp:extent cx="3029373" cy="457264"/>
-            <wp:effectExtent l="0" t="0" r="0" b="0"/>
+            <wp:effectExtent l="190500" t="190500" r="190500" b="190500"/>
             <wp:docPr id="132" name="Kép 7"/>
             <wp:cNvGraphicFramePr>
               <a:graphicFrameLocks xmlns:a="http://schemas.openxmlformats.org/drawingml/2006/main" noChangeAspect="1"/>
@@ -11383,6 +11656,16 @@
                     <a:prstGeom prst="rect">
                       <a:avLst/>
                     </a:prstGeom>
+                    <a:ln>
+                      <a:noFill/>
+                    </a:ln>
+                    <a:effectLst>
+                      <a:outerShdw blurRad="190500" algn="tl" rotWithShape="0">
+                        <a:srgbClr val="000000">
+                          <a:alpha val="70000"/>
+                        </a:srgbClr>
+                      </a:outerShdw>
+                    </a:effectLst>
                   </pic:spPr>
                 </pic:pic>
               </a:graphicData>
@@ -11390,13 +11673,15 @@
           </wp:inline>
         </w:drawing>
       </w:r>
-      <w:r>
-        <w:rPr>
-          <w:rFonts w:cs="Times New Roman"/>
-          <w:szCs w:val="24"/>
-        </w:rPr>
-        <w:br/>
-      </w:r>
+    </w:p>
+    <w:p>
+      <w:pPr>
+        <w:spacing w:line="360" w:lineRule="auto"/>
+        <w:rPr>
+          <w:rFonts w:cs="Times New Roman"/>
+          <w:szCs w:val="24"/>
+        </w:rPr>
+      </w:pPr>
       <w:r>
         <w:rPr>
           <w:rFonts w:cs="Times New Roman"/>
@@ -11404,9 +11689,9 @@
           <w:szCs w:val="24"/>
         </w:rPr>
         <w:drawing>
-          <wp:inline distT="0" distB="0" distL="0" distR="0" wp14:anchorId="23753476" wp14:editId="626A6699">
+          <wp:inline distT="0" distB="0" distL="0" distR="0" wp14:anchorId="23753476" wp14:editId="1932F847">
             <wp:extent cx="2000529" cy="552527"/>
-            <wp:effectExtent l="0" t="0" r="0" b="0"/>
+            <wp:effectExtent l="190500" t="190500" r="190500" b="190500"/>
             <wp:docPr id="133" name="Kép 18"/>
             <wp:cNvGraphicFramePr>
               <a:graphicFrameLocks xmlns:a="http://schemas.openxmlformats.org/drawingml/2006/main" noChangeAspect="1"/>
@@ -11432,6 +11717,16 @@
                     <a:prstGeom prst="rect">
                       <a:avLst/>
                     </a:prstGeom>
+                    <a:ln>
+                      <a:noFill/>
+                    </a:ln>
+                    <a:effectLst>
+                      <a:outerShdw blurRad="190500" algn="tl" rotWithShape="0">
+                        <a:srgbClr val="000000">
+                          <a:alpha val="70000"/>
+                        </a:srgbClr>
+                      </a:outerShdw>
+                    </a:effectLst>
                   </pic:spPr>
                 </pic:pic>
               </a:graphicData>
@@ -11446,9 +11741,9 @@
           <w:szCs w:val="24"/>
         </w:rPr>
         <w:drawing>
-          <wp:inline distT="0" distB="0" distL="0" distR="0" wp14:anchorId="26EEE7F8" wp14:editId="3645D1F0">
+          <wp:inline distT="0" distB="0" distL="0" distR="0" wp14:anchorId="26EEE7F8" wp14:editId="713561C0">
             <wp:extent cx="2572109" cy="247685"/>
-            <wp:effectExtent l="0" t="0" r="0" b="0"/>
+            <wp:effectExtent l="190500" t="190500" r="190500" b="190500"/>
             <wp:docPr id="134" name="Kép 21"/>
             <wp:cNvGraphicFramePr>
               <a:graphicFrameLocks xmlns:a="http://schemas.openxmlformats.org/drawingml/2006/main" noChangeAspect="1"/>
@@ -11474,6 +11769,16 @@
                     <a:prstGeom prst="rect">
                       <a:avLst/>
                     </a:prstGeom>
+                    <a:ln>
+                      <a:noFill/>
+                    </a:ln>
+                    <a:effectLst>
+                      <a:outerShdw blurRad="190500" algn="tl" rotWithShape="0">
+                        <a:srgbClr val="000000">
+                          <a:alpha val="70000"/>
+                        </a:srgbClr>
+                      </a:outerShdw>
+                    </a:effectLst>
                   </pic:spPr>
                 </pic:pic>
               </a:graphicData>
@@ -11512,11 +11817,10 @@
           <w:noProof/>
           <w:szCs w:val="24"/>
         </w:rPr>
-        <w:lastRenderedPageBreak/>
         <w:drawing>
-          <wp:inline distT="0" distB="0" distL="0" distR="0" wp14:anchorId="2F93AA8C" wp14:editId="4F0285D7">
+          <wp:inline distT="0" distB="0" distL="0" distR="0" wp14:anchorId="2F93AA8C" wp14:editId="7093BA56">
             <wp:extent cx="3600953" cy="409632"/>
-            <wp:effectExtent l="0" t="0" r="0" b="9525"/>
+            <wp:effectExtent l="190500" t="190500" r="190500" b="200025"/>
             <wp:docPr id="135" name="Kép 25"/>
             <wp:cNvGraphicFramePr>
               <a:graphicFrameLocks xmlns:a="http://schemas.openxmlformats.org/drawingml/2006/main" noChangeAspect="1"/>
@@ -11542,6 +11846,16 @@
                     <a:prstGeom prst="rect">
                       <a:avLst/>
                     </a:prstGeom>
+                    <a:ln>
+                      <a:noFill/>
+                    </a:ln>
+                    <a:effectLst>
+                      <a:outerShdw blurRad="190500" algn="tl" rotWithShape="0">
+                        <a:srgbClr val="000000">
+                          <a:alpha val="70000"/>
+                        </a:srgbClr>
+                      </a:outerShdw>
+                    </a:effectLst>
                   </pic:spPr>
                 </pic:pic>
               </a:graphicData>
@@ -11556,9 +11870,9 @@
           <w:szCs w:val="24"/>
         </w:rPr>
         <w:drawing>
-          <wp:inline distT="0" distB="0" distL="0" distR="0" wp14:anchorId="2ED55FCD" wp14:editId="4AC8F504">
+          <wp:inline distT="0" distB="0" distL="0" distR="0" wp14:anchorId="2ED55FCD" wp14:editId="1F586EEC">
             <wp:extent cx="5760720" cy="4337050"/>
-            <wp:effectExtent l="0" t="0" r="0" b="6350"/>
+            <wp:effectExtent l="190500" t="190500" r="182880" b="196850"/>
             <wp:docPr id="136" name="Kép 27"/>
             <wp:cNvGraphicFramePr>
               <a:graphicFrameLocks xmlns:a="http://schemas.openxmlformats.org/drawingml/2006/main" noChangeAspect="1"/>
@@ -11584,6 +11898,16 @@
                     <a:prstGeom prst="rect">
                       <a:avLst/>
                     </a:prstGeom>
+                    <a:ln>
+                      <a:noFill/>
+                    </a:ln>
+                    <a:effectLst>
+                      <a:outerShdw blurRad="190500" algn="tl" rotWithShape="0">
+                        <a:srgbClr val="000000">
+                          <a:alpha val="70000"/>
+                        </a:srgbClr>
+                      </a:outerShdw>
+                    </a:effectLst>
                   </pic:spPr>
                 </pic:pic>
               </a:graphicData>
@@ -11598,9 +11922,9 @@
           <w:szCs w:val="24"/>
         </w:rPr>
         <w:drawing>
-          <wp:inline distT="0" distB="0" distL="0" distR="0" wp14:anchorId="1A6C877A" wp14:editId="509611CF">
+          <wp:inline distT="0" distB="0" distL="0" distR="0" wp14:anchorId="1A6C877A" wp14:editId="4F14950B">
             <wp:extent cx="2210108" cy="257211"/>
-            <wp:effectExtent l="0" t="0" r="0" b="9525"/>
+            <wp:effectExtent l="190500" t="190500" r="190500" b="200025"/>
             <wp:docPr id="137" name="Kép 28"/>
             <wp:cNvGraphicFramePr>
               <a:graphicFrameLocks xmlns:a="http://schemas.openxmlformats.org/drawingml/2006/main" noChangeAspect="1"/>
@@ -11626,6 +11950,16 @@
                     <a:prstGeom prst="rect">
                       <a:avLst/>
                     </a:prstGeom>
+                    <a:ln>
+                      <a:noFill/>
+                    </a:ln>
+                    <a:effectLst>
+                      <a:outerShdw blurRad="190500" algn="tl" rotWithShape="0">
+                        <a:srgbClr val="000000">
+                          <a:alpha val="70000"/>
+                        </a:srgbClr>
+                      </a:outerShdw>
+                    </a:effectLst>
                   </pic:spPr>
                 </pic:pic>
               </a:graphicData>
@@ -11647,6 +11981,7 @@
           <w:rFonts w:cs="Times New Roman"/>
           <w:szCs w:val="24"/>
         </w:rPr>
+        <w:lastRenderedPageBreak/>
         <w:t>Helyes adatokkal:</w:t>
       </w:r>
     </w:p>
@@ -11664,11 +11999,10 @@
           <w:noProof/>
           <w:szCs w:val="24"/>
         </w:rPr>
-        <w:lastRenderedPageBreak/>
         <w:drawing>
-          <wp:inline distT="0" distB="0" distL="0" distR="0" wp14:anchorId="28361EC6" wp14:editId="3F474CF9">
+          <wp:inline distT="0" distB="0" distL="0" distR="0" wp14:anchorId="28361EC6" wp14:editId="0F6CEC51">
             <wp:extent cx="3581900" cy="419158"/>
-            <wp:effectExtent l="0" t="0" r="0" b="0"/>
+            <wp:effectExtent l="190500" t="190500" r="190500" b="190500"/>
             <wp:docPr id="138" name="Kép 29"/>
             <wp:cNvGraphicFramePr>
               <a:graphicFrameLocks xmlns:a="http://schemas.openxmlformats.org/drawingml/2006/main" noChangeAspect="1"/>
@@ -11694,6 +12028,16 @@
                     <a:prstGeom prst="rect">
                       <a:avLst/>
                     </a:prstGeom>
+                    <a:ln>
+                      <a:noFill/>
+                    </a:ln>
+                    <a:effectLst>
+                      <a:outerShdw blurRad="190500" algn="tl" rotWithShape="0">
+                        <a:srgbClr val="000000">
+                          <a:alpha val="70000"/>
+                        </a:srgbClr>
+                      </a:outerShdw>
+                    </a:effectLst>
                   </pic:spPr>
                 </pic:pic>
               </a:graphicData>
@@ -11708,9 +12052,9 @@
           <w:szCs w:val="24"/>
         </w:rPr>
         <w:drawing>
-          <wp:inline distT="0" distB="0" distL="0" distR="0" wp14:anchorId="2D60CB65" wp14:editId="75679A7C">
+          <wp:inline distT="0" distB="0" distL="0" distR="0" wp14:anchorId="2D60CB65" wp14:editId="03AD376D">
             <wp:extent cx="3038899" cy="4344006"/>
-            <wp:effectExtent l="0" t="0" r="9525" b="0"/>
+            <wp:effectExtent l="190500" t="190500" r="200025" b="190500"/>
             <wp:docPr id="139" name="Kép 30"/>
             <wp:cNvGraphicFramePr>
               <a:graphicFrameLocks xmlns:a="http://schemas.openxmlformats.org/drawingml/2006/main" noChangeAspect="1"/>
@@ -11736,6 +12080,16 @@
                     <a:prstGeom prst="rect">
                       <a:avLst/>
                     </a:prstGeom>
+                    <a:ln>
+                      <a:noFill/>
+                    </a:ln>
+                    <a:effectLst>
+                      <a:outerShdw blurRad="190500" algn="tl" rotWithShape="0">
+                        <a:srgbClr val="000000">
+                          <a:alpha val="70000"/>
+                        </a:srgbClr>
+                      </a:outerShdw>
+                    </a:effectLst>
                   </pic:spPr>
                 </pic:pic>
               </a:graphicData>
@@ -11750,9 +12104,9 @@
           <w:szCs w:val="24"/>
         </w:rPr>
         <w:drawing>
-          <wp:inline distT="0" distB="0" distL="0" distR="0" wp14:anchorId="229E7B1D" wp14:editId="34E5C8F3">
+          <wp:inline distT="0" distB="0" distL="0" distR="0" wp14:anchorId="229E7B1D" wp14:editId="49AFCD35">
             <wp:extent cx="2229161" cy="295316"/>
-            <wp:effectExtent l="0" t="0" r="0" b="9525"/>
+            <wp:effectExtent l="190500" t="190500" r="190500" b="200025"/>
             <wp:docPr id="140" name="Kép 37"/>
             <wp:cNvGraphicFramePr>
               <a:graphicFrameLocks xmlns:a="http://schemas.openxmlformats.org/drawingml/2006/main" noChangeAspect="1"/>
@@ -11778,6 +12132,16 @@
                     <a:prstGeom prst="rect">
                       <a:avLst/>
                     </a:prstGeom>
+                    <a:ln>
+                      <a:noFill/>
+                    </a:ln>
+                    <a:effectLst>
+                      <a:outerShdw blurRad="190500" algn="tl" rotWithShape="0">
+                        <a:srgbClr val="000000">
+                          <a:alpha val="70000"/>
+                        </a:srgbClr>
+                      </a:outerShdw>
+                    </a:effectLst>
                   </pic:spPr>
                 </pic:pic>
               </a:graphicData>
@@ -12033,9 +12397,9 @@
         </w:rPr>
         <w:lastRenderedPageBreak/>
         <w:drawing>
-          <wp:inline distT="0" distB="0" distL="0" distR="0" wp14:anchorId="6E5ADBB4" wp14:editId="2EAB88E5">
+          <wp:inline distT="0" distB="0" distL="0" distR="0" wp14:anchorId="6E5ADBB4" wp14:editId="7EE6F5DA">
             <wp:extent cx="2962688" cy="381053"/>
-            <wp:effectExtent l="0" t="0" r="9525" b="0"/>
+            <wp:effectExtent l="190500" t="190500" r="200025" b="190500"/>
             <wp:docPr id="43" name="Kép 43"/>
             <wp:cNvGraphicFramePr>
               <a:graphicFrameLocks xmlns:a="http://schemas.openxmlformats.org/drawingml/2006/main" noChangeAspect="1"/>
@@ -12061,6 +12425,16 @@
                     <a:prstGeom prst="rect">
                       <a:avLst/>
                     </a:prstGeom>
+                    <a:ln>
+                      <a:noFill/>
+                    </a:ln>
+                    <a:effectLst>
+                      <a:outerShdw blurRad="190500" algn="tl" rotWithShape="0">
+                        <a:srgbClr val="000000">
+                          <a:alpha val="70000"/>
+                        </a:srgbClr>
+                      </a:outerShdw>
+                    </a:effectLst>
                   </pic:spPr>
                 </pic:pic>
               </a:graphicData>
@@ -12075,9 +12449,9 @@
           <w:szCs w:val="24"/>
         </w:rPr>
         <w:drawing>
-          <wp:inline distT="0" distB="0" distL="0" distR="0" wp14:anchorId="05AF8074" wp14:editId="38DF8BA7">
+          <wp:inline distT="0" distB="0" distL="0" distR="0" wp14:anchorId="05AF8074" wp14:editId="4A1884CB">
             <wp:extent cx="5277587" cy="7039957"/>
-            <wp:effectExtent l="0" t="0" r="0" b="8890"/>
+            <wp:effectExtent l="190500" t="190500" r="189865" b="199390"/>
             <wp:docPr id="62" name="Kép 62"/>
             <wp:cNvGraphicFramePr>
               <a:graphicFrameLocks xmlns:a="http://schemas.openxmlformats.org/drawingml/2006/main" noChangeAspect="1"/>
@@ -12103,6 +12477,16 @@
                     <a:prstGeom prst="rect">
                       <a:avLst/>
                     </a:prstGeom>
+                    <a:ln>
+                      <a:noFill/>
+                    </a:ln>
+                    <a:effectLst>
+                      <a:outerShdw blurRad="190500" algn="tl" rotWithShape="0">
+                        <a:srgbClr val="000000">
+                          <a:alpha val="70000"/>
+                        </a:srgbClr>
+                      </a:outerShdw>
+                    </a:effectLst>
                   </pic:spPr>
                 </pic:pic>
               </a:graphicData>
@@ -12116,10 +12500,11 @@
           <w:noProof/>
           <w:szCs w:val="24"/>
         </w:rPr>
+        <w:lastRenderedPageBreak/>
         <w:drawing>
-          <wp:inline distT="0" distB="0" distL="0" distR="0" wp14:anchorId="72FD5145" wp14:editId="7B23A878">
+          <wp:inline distT="0" distB="0" distL="0" distR="0" wp14:anchorId="72FD5145" wp14:editId="0B4AE639">
             <wp:extent cx="2162477" cy="266737"/>
-            <wp:effectExtent l="0" t="0" r="9525" b="0"/>
+            <wp:effectExtent l="190500" t="190500" r="200025" b="190500"/>
             <wp:docPr id="63" name="Kép 63"/>
             <wp:cNvGraphicFramePr>
               <a:graphicFrameLocks xmlns:a="http://schemas.openxmlformats.org/drawingml/2006/main" noChangeAspect="1"/>
@@ -12145,6 +12530,16 @@
                     <a:prstGeom prst="rect">
                       <a:avLst/>
                     </a:prstGeom>
+                    <a:ln>
+                      <a:noFill/>
+                    </a:ln>
+                    <a:effectLst>
+                      <a:outerShdw blurRad="190500" algn="tl" rotWithShape="0">
+                        <a:srgbClr val="000000">
+                          <a:alpha val="70000"/>
+                        </a:srgbClr>
+                      </a:outerShdw>
+                    </a:effectLst>
                   </pic:spPr>
                 </pic:pic>
               </a:graphicData>
@@ -12168,23 +12563,26 @@
         </w:rPr>
         <w:t>Adatok megadásával:</w:t>
       </w:r>
-      <w:r>
-        <w:rPr>
-          <w:rFonts w:cs="Times New Roman"/>
-          <w:szCs w:val="24"/>
-        </w:rPr>
-        <w:br/>
-      </w:r>
+    </w:p>
+    <w:p>
+      <w:pPr>
+        <w:spacing w:line="360" w:lineRule="auto"/>
+        <w:rPr>
+          <w:rFonts w:cs="Times New Roman"/>
+          <w:szCs w:val="24"/>
+        </w:rPr>
+      </w:pPr>
       <w:r>
         <w:rPr>
           <w:rFonts w:cs="Times New Roman"/>
           <w:noProof/>
           <w:szCs w:val="24"/>
         </w:rPr>
+        <w:lastRenderedPageBreak/>
         <w:drawing>
-          <wp:inline distT="0" distB="0" distL="0" distR="0" wp14:anchorId="2202ECB8" wp14:editId="654022B0">
+          <wp:inline distT="0" distB="0" distL="0" distR="0" wp14:anchorId="2202ECB8" wp14:editId="797CE6DB">
             <wp:extent cx="3848637" cy="457264"/>
-            <wp:effectExtent l="0" t="0" r="0" b="0"/>
+            <wp:effectExtent l="190500" t="190500" r="190500" b="190500"/>
             <wp:docPr id="87" name="Kép 87"/>
             <wp:cNvGraphicFramePr>
               <a:graphicFrameLocks xmlns:a="http://schemas.openxmlformats.org/drawingml/2006/main" noChangeAspect="1"/>
@@ -12210,6 +12608,16 @@
                     <a:prstGeom prst="rect">
                       <a:avLst/>
                     </a:prstGeom>
+                    <a:ln>
+                      <a:noFill/>
+                    </a:ln>
+                    <a:effectLst>
+                      <a:outerShdw blurRad="190500" algn="tl" rotWithShape="0">
+                        <a:srgbClr val="000000">
+                          <a:alpha val="70000"/>
+                        </a:srgbClr>
+                      </a:outerShdw>
+                    </a:effectLst>
                   </pic:spPr>
                 </pic:pic>
               </a:graphicData>
@@ -12223,11 +12631,10 @@
           <w:noProof/>
           <w:szCs w:val="24"/>
         </w:rPr>
-        <w:lastRenderedPageBreak/>
         <w:drawing>
-          <wp:inline distT="0" distB="0" distL="0" distR="0" wp14:anchorId="687F9D97" wp14:editId="02CD9A07">
+          <wp:inline distT="0" distB="0" distL="0" distR="0" wp14:anchorId="687F9D97" wp14:editId="76DA2C90">
             <wp:extent cx="4715533" cy="7116168"/>
-            <wp:effectExtent l="0" t="0" r="8890" b="8890"/>
+            <wp:effectExtent l="190500" t="190500" r="199390" b="199390"/>
             <wp:docPr id="88" name="Kép 88"/>
             <wp:cNvGraphicFramePr>
               <a:graphicFrameLocks xmlns:a="http://schemas.openxmlformats.org/drawingml/2006/main" noChangeAspect="1"/>
@@ -12253,6 +12660,16 @@
                     <a:prstGeom prst="rect">
                       <a:avLst/>
                     </a:prstGeom>
+                    <a:ln>
+                      <a:noFill/>
+                    </a:ln>
+                    <a:effectLst>
+                      <a:outerShdw blurRad="190500" algn="tl" rotWithShape="0">
+                        <a:srgbClr val="000000">
+                          <a:alpha val="70000"/>
+                        </a:srgbClr>
+                      </a:outerShdw>
+                    </a:effectLst>
                   </pic:spPr>
                 </pic:pic>
               </a:graphicData>
@@ -12266,10 +12683,11 @@
           <w:noProof/>
           <w:szCs w:val="24"/>
         </w:rPr>
+        <w:lastRenderedPageBreak/>
         <w:drawing>
-          <wp:inline distT="0" distB="0" distL="0" distR="0" wp14:anchorId="249AAECC" wp14:editId="5D30A10D">
+          <wp:inline distT="0" distB="0" distL="0" distR="0" wp14:anchorId="249AAECC" wp14:editId="4B4A9EC0">
             <wp:extent cx="2086266" cy="247685"/>
-            <wp:effectExtent l="0" t="0" r="0" b="0"/>
+            <wp:effectExtent l="190500" t="190500" r="180975" b="190500"/>
             <wp:docPr id="89" name="Kép 89"/>
             <wp:cNvGraphicFramePr>
               <a:graphicFrameLocks xmlns:a="http://schemas.openxmlformats.org/drawingml/2006/main" noChangeAspect="1"/>
@@ -12295,6 +12713,16 @@
                     <a:prstGeom prst="rect">
                       <a:avLst/>
                     </a:prstGeom>
+                    <a:ln>
+                      <a:noFill/>
+                    </a:ln>
+                    <a:effectLst>
+                      <a:outerShdw blurRad="190500" algn="tl" rotWithShape="0">
+                        <a:srgbClr val="000000">
+                          <a:alpha val="70000"/>
+                        </a:srgbClr>
+                      </a:outerShdw>
+                    </a:effectLst>
                   </pic:spPr>
                 </pic:pic>
               </a:graphicData>
@@ -12455,11 +12883,10 @@
           <w:noProof/>
           <w:szCs w:val="24"/>
         </w:rPr>
-        <w:lastRenderedPageBreak/>
         <w:drawing>
-          <wp:inline distT="0" distB="0" distL="0" distR="0" wp14:anchorId="2D9F5181" wp14:editId="54069D46">
+          <wp:inline distT="0" distB="0" distL="0" distR="0" wp14:anchorId="2D9F5181" wp14:editId="53731127">
             <wp:extent cx="3258005" cy="400106"/>
-            <wp:effectExtent l="0" t="0" r="0" b="0"/>
+            <wp:effectExtent l="190500" t="190500" r="190500" b="190500"/>
             <wp:docPr id="90" name="Kép 90"/>
             <wp:cNvGraphicFramePr>
               <a:graphicFrameLocks xmlns:a="http://schemas.openxmlformats.org/drawingml/2006/main" noChangeAspect="1"/>
@@ -12485,6 +12912,16 @@
                     <a:prstGeom prst="rect">
                       <a:avLst/>
                     </a:prstGeom>
+                    <a:ln>
+                      <a:noFill/>
+                    </a:ln>
+                    <a:effectLst>
+                      <a:outerShdw blurRad="190500" algn="tl" rotWithShape="0">
+                        <a:srgbClr val="000000">
+                          <a:alpha val="70000"/>
+                        </a:srgbClr>
+                      </a:outerShdw>
+                    </a:effectLst>
                   </pic:spPr>
                 </pic:pic>
               </a:graphicData>
@@ -12492,13 +12929,15 @@
           </wp:inline>
         </w:drawing>
       </w:r>
-      <w:r>
-        <w:rPr>
-          <w:rFonts w:cs="Times New Roman"/>
-          <w:szCs w:val="24"/>
-        </w:rPr>
-        <w:br/>
-      </w:r>
+    </w:p>
+    <w:p>
+      <w:pPr>
+        <w:spacing w:line="360" w:lineRule="auto"/>
+        <w:rPr>
+          <w:rFonts w:cs="Times New Roman"/>
+          <w:szCs w:val="24"/>
+        </w:rPr>
+      </w:pPr>
       <w:r>
         <w:rPr>
           <w:rFonts w:cs="Times New Roman"/>
@@ -12506,9 +12945,9 @@
           <w:szCs w:val="24"/>
         </w:rPr>
         <w:drawing>
-          <wp:inline distT="0" distB="0" distL="0" distR="0" wp14:anchorId="1CCC7759" wp14:editId="6B0B60E7">
+          <wp:inline distT="0" distB="0" distL="0" distR="0" wp14:anchorId="1CCC7759" wp14:editId="52FE54A3">
             <wp:extent cx="1400370" cy="885949"/>
-            <wp:effectExtent l="0" t="0" r="0" b="9525"/>
+            <wp:effectExtent l="190500" t="190500" r="180975" b="200025"/>
             <wp:docPr id="91" name="Kép 91"/>
             <wp:cNvGraphicFramePr>
               <a:graphicFrameLocks xmlns:a="http://schemas.openxmlformats.org/drawingml/2006/main" noChangeAspect="1"/>
@@ -12534,6 +12973,16 @@
                     <a:prstGeom prst="rect">
                       <a:avLst/>
                     </a:prstGeom>
+                    <a:ln>
+                      <a:noFill/>
+                    </a:ln>
+                    <a:effectLst>
+                      <a:outerShdw blurRad="190500" algn="tl" rotWithShape="0">
+                        <a:srgbClr val="000000">
+                          <a:alpha val="70000"/>
+                        </a:srgbClr>
+                      </a:outerShdw>
+                    </a:effectLst>
                   </pic:spPr>
                 </pic:pic>
               </a:graphicData>
@@ -12548,9 +12997,9 @@
           <w:szCs w:val="24"/>
         </w:rPr>
         <w:drawing>
-          <wp:inline distT="0" distB="0" distL="0" distR="0" wp14:anchorId="2E917A60" wp14:editId="1E10837A">
+          <wp:inline distT="0" distB="0" distL="0" distR="0" wp14:anchorId="2E917A60" wp14:editId="34C207B4">
             <wp:extent cx="1962424" cy="228632"/>
-            <wp:effectExtent l="0" t="0" r="0" b="0"/>
+            <wp:effectExtent l="190500" t="190500" r="190500" b="190500"/>
             <wp:docPr id="92" name="Kép 92"/>
             <wp:cNvGraphicFramePr>
               <a:graphicFrameLocks xmlns:a="http://schemas.openxmlformats.org/drawingml/2006/main" noChangeAspect="1"/>
@@ -12576,6 +13025,16 @@
                     <a:prstGeom prst="rect">
                       <a:avLst/>
                     </a:prstGeom>
+                    <a:ln>
+                      <a:noFill/>
+                    </a:ln>
+                    <a:effectLst>
+                      <a:outerShdw blurRad="190500" algn="tl" rotWithShape="0">
+                        <a:srgbClr val="000000">
+                          <a:alpha val="70000"/>
+                        </a:srgbClr>
+                      </a:outerShdw>
+                    </a:effectLst>
                   </pic:spPr>
                 </pic:pic>
               </a:graphicData>
@@ -12682,23 +13141,26 @@
         </w:rPr>
         <w:t xml:space="preserve"> amit az adott felhasználó foglalt le. Az összes lefoglalás nem haladhatja meg a 3-at.</w:t>
       </w:r>
-      <w:r>
-        <w:rPr>
-          <w:rFonts w:cs="Times New Roman"/>
-          <w:szCs w:val="24"/>
-        </w:rPr>
-        <w:br/>
-      </w:r>
+    </w:p>
+    <w:p>
+      <w:pPr>
+        <w:spacing w:line="360" w:lineRule="auto"/>
+        <w:rPr>
+          <w:rFonts w:cs="Times New Roman"/>
+          <w:szCs w:val="24"/>
+        </w:rPr>
+      </w:pPr>
       <w:r>
         <w:rPr>
           <w:rFonts w:cs="Times New Roman"/>
           <w:noProof/>
           <w:szCs w:val="24"/>
         </w:rPr>
+        <w:lastRenderedPageBreak/>
         <w:drawing>
-          <wp:inline distT="0" distB="0" distL="0" distR="0" wp14:anchorId="7A90A78C" wp14:editId="1A78A9F6">
+          <wp:inline distT="0" distB="0" distL="0" distR="0" wp14:anchorId="7A90A78C" wp14:editId="1E4E6663">
             <wp:extent cx="3077004" cy="438211"/>
-            <wp:effectExtent l="0" t="0" r="9525" b="0"/>
+            <wp:effectExtent l="190500" t="190500" r="200025" b="190500"/>
             <wp:docPr id="97" name="Kép 97"/>
             <wp:cNvGraphicFramePr>
               <a:graphicFrameLocks xmlns:a="http://schemas.openxmlformats.org/drawingml/2006/main" noChangeAspect="1"/>
@@ -12724,6 +13186,16 @@
                     <a:prstGeom prst="rect">
                       <a:avLst/>
                     </a:prstGeom>
+                    <a:ln>
+                      <a:noFill/>
+                    </a:ln>
+                    <a:effectLst>
+                      <a:outerShdw blurRad="190500" algn="tl" rotWithShape="0">
+                        <a:srgbClr val="000000">
+                          <a:alpha val="70000"/>
+                        </a:srgbClr>
+                      </a:outerShdw>
+                    </a:effectLst>
                   </pic:spPr>
                 </pic:pic>
               </a:graphicData>
@@ -12738,9 +13210,9 @@
           <w:szCs w:val="24"/>
         </w:rPr>
         <w:drawing>
-          <wp:inline distT="0" distB="0" distL="0" distR="0" wp14:anchorId="221CFED6" wp14:editId="4D69219F">
+          <wp:inline distT="0" distB="0" distL="0" distR="0" wp14:anchorId="221CFED6" wp14:editId="3C98FB55">
             <wp:extent cx="3762900" cy="2400635"/>
-            <wp:effectExtent l="0" t="0" r="9525" b="0"/>
+            <wp:effectExtent l="190500" t="190500" r="200025" b="190500"/>
             <wp:docPr id="98" name="Kép 98"/>
             <wp:cNvGraphicFramePr>
               <a:graphicFrameLocks xmlns:a="http://schemas.openxmlformats.org/drawingml/2006/main" noChangeAspect="1"/>
@@ -12766,6 +13238,16 @@
                     <a:prstGeom prst="rect">
                       <a:avLst/>
                     </a:prstGeom>
+                    <a:ln>
+                      <a:noFill/>
+                    </a:ln>
+                    <a:effectLst>
+                      <a:outerShdw blurRad="190500" algn="tl" rotWithShape="0">
+                        <a:srgbClr val="000000">
+                          <a:alpha val="70000"/>
+                        </a:srgbClr>
+                      </a:outerShdw>
+                    </a:effectLst>
                   </pic:spPr>
                 </pic:pic>
               </a:graphicData>
@@ -12780,9 +13262,9 @@
           <w:szCs w:val="24"/>
         </w:rPr>
         <w:drawing>
-          <wp:inline distT="0" distB="0" distL="0" distR="0" wp14:anchorId="553BAE59" wp14:editId="6D9C6126">
+          <wp:inline distT="0" distB="0" distL="0" distR="0" wp14:anchorId="553BAE59" wp14:editId="68B2B494">
             <wp:extent cx="1981477" cy="238158"/>
-            <wp:effectExtent l="0" t="0" r="0" b="9525"/>
+            <wp:effectExtent l="190500" t="190500" r="190500" b="200025"/>
             <wp:docPr id="99" name="Kép 99"/>
             <wp:cNvGraphicFramePr>
               <a:graphicFrameLocks xmlns:a="http://schemas.openxmlformats.org/drawingml/2006/main" noChangeAspect="1"/>
@@ -12808,6 +13290,16 @@
                     <a:prstGeom prst="rect">
                       <a:avLst/>
                     </a:prstGeom>
+                    <a:ln>
+                      <a:noFill/>
+                    </a:ln>
+                    <a:effectLst>
+                      <a:outerShdw blurRad="190500" algn="tl" rotWithShape="0">
+                        <a:srgbClr val="000000">
+                          <a:alpha val="70000"/>
+                        </a:srgbClr>
+                      </a:outerShdw>
+                    </a:effectLst>
                   </pic:spPr>
                 </pic:pic>
               </a:graphicData>
@@ -12898,9 +13390,9 @@
           <w:szCs w:val="24"/>
         </w:rPr>
         <w:drawing>
-          <wp:inline distT="0" distB="0" distL="0" distR="0" wp14:anchorId="2347E053" wp14:editId="17758AD3">
+          <wp:inline distT="0" distB="0" distL="0" distR="0" wp14:anchorId="2347E053" wp14:editId="4C1CBEBC">
             <wp:extent cx="3029373" cy="400106"/>
-            <wp:effectExtent l="0" t="0" r="0" b="0"/>
+            <wp:effectExtent l="190500" t="190500" r="190500" b="190500"/>
             <wp:docPr id="93" name="Kép 93"/>
             <wp:cNvGraphicFramePr>
               <a:graphicFrameLocks xmlns:a="http://schemas.openxmlformats.org/drawingml/2006/main" noChangeAspect="1"/>
@@ -12926,6 +13418,16 @@
                     <a:prstGeom prst="rect">
                       <a:avLst/>
                     </a:prstGeom>
+                    <a:ln>
+                      <a:noFill/>
+                    </a:ln>
+                    <a:effectLst>
+                      <a:outerShdw blurRad="190500" algn="tl" rotWithShape="0">
+                        <a:srgbClr val="000000">
+                          <a:alpha val="70000"/>
+                        </a:srgbClr>
+                      </a:outerShdw>
+                    </a:effectLst>
                   </pic:spPr>
                 </pic:pic>
               </a:graphicData>
@@ -12933,24 +13435,25 @@
           </wp:inline>
         </w:drawing>
       </w:r>
-      <w:r>
-        <w:rPr>
-          <w:rFonts w:cs="Times New Roman"/>
-          <w:szCs w:val="24"/>
-        </w:rPr>
-        <w:br/>
-      </w:r>
+    </w:p>
+    <w:p>
+      <w:pPr>
+        <w:spacing w:line="360" w:lineRule="auto"/>
+        <w:rPr>
+          <w:rFonts w:cs="Times New Roman"/>
+          <w:szCs w:val="24"/>
+        </w:rPr>
+      </w:pPr>
       <w:r>
         <w:rPr>
           <w:rFonts w:cs="Times New Roman"/>
           <w:noProof/>
           <w:szCs w:val="24"/>
         </w:rPr>
-        <w:lastRenderedPageBreak/>
         <w:drawing>
-          <wp:inline distT="0" distB="0" distL="0" distR="0" wp14:anchorId="135B7CBF" wp14:editId="37CD78CA">
+          <wp:inline distT="0" distB="0" distL="0" distR="0" wp14:anchorId="135B7CBF" wp14:editId="795A317C">
             <wp:extent cx="2105319" cy="571580"/>
-            <wp:effectExtent l="0" t="0" r="0" b="0"/>
+            <wp:effectExtent l="190500" t="190500" r="180975" b="190500"/>
             <wp:docPr id="94" name="Kép 94"/>
             <wp:cNvGraphicFramePr>
               <a:graphicFrameLocks xmlns:a="http://schemas.openxmlformats.org/drawingml/2006/main" noChangeAspect="1"/>
@@ -12976,6 +13479,16 @@
                     <a:prstGeom prst="rect">
                       <a:avLst/>
                     </a:prstGeom>
+                    <a:ln>
+                      <a:noFill/>
+                    </a:ln>
+                    <a:effectLst>
+                      <a:outerShdw blurRad="190500" algn="tl" rotWithShape="0">
+                        <a:srgbClr val="000000">
+                          <a:alpha val="70000"/>
+                        </a:srgbClr>
+                      </a:outerShdw>
+                    </a:effectLst>
                   </pic:spPr>
                 </pic:pic>
               </a:graphicData>
@@ -12983,23 +13496,26 @@
           </wp:inline>
         </w:drawing>
       </w:r>
-      <w:r>
-        <w:rPr>
-          <w:rFonts w:cs="Times New Roman"/>
-          <w:szCs w:val="24"/>
-        </w:rPr>
-        <w:br/>
-      </w:r>
+    </w:p>
+    <w:p>
+      <w:pPr>
+        <w:spacing w:line="360" w:lineRule="auto"/>
+        <w:rPr>
+          <w:rFonts w:cs="Times New Roman"/>
+          <w:szCs w:val="24"/>
+        </w:rPr>
+      </w:pPr>
       <w:r>
         <w:rPr>
           <w:rFonts w:cs="Times New Roman"/>
           <w:noProof/>
           <w:szCs w:val="24"/>
         </w:rPr>
+        <w:lastRenderedPageBreak/>
         <w:drawing>
-          <wp:inline distT="0" distB="0" distL="0" distR="0" wp14:anchorId="609FA935" wp14:editId="682B4F90">
+          <wp:inline distT="0" distB="0" distL="0" distR="0" wp14:anchorId="609FA935" wp14:editId="42EA5658">
             <wp:extent cx="2857899" cy="914528"/>
-            <wp:effectExtent l="0" t="0" r="0" b="0"/>
+            <wp:effectExtent l="190500" t="190500" r="190500" b="190500"/>
             <wp:docPr id="95" name="Kép 95"/>
             <wp:cNvGraphicFramePr>
               <a:graphicFrameLocks xmlns:a="http://schemas.openxmlformats.org/drawingml/2006/main" noChangeAspect="1"/>
@@ -13025,6 +13541,16 @@
                     <a:prstGeom prst="rect">
                       <a:avLst/>
                     </a:prstGeom>
+                    <a:ln>
+                      <a:noFill/>
+                    </a:ln>
+                    <a:effectLst>
+                      <a:outerShdw blurRad="190500" algn="tl" rotWithShape="0">
+                        <a:srgbClr val="000000">
+                          <a:alpha val="70000"/>
+                        </a:srgbClr>
+                      </a:outerShdw>
+                    </a:effectLst>
                   </pic:spPr>
                 </pic:pic>
               </a:graphicData>
@@ -13039,9 +13565,9 @@
           <w:szCs w:val="24"/>
         </w:rPr>
         <w:drawing>
-          <wp:inline distT="0" distB="0" distL="0" distR="0" wp14:anchorId="60982412" wp14:editId="47ACC1CC">
+          <wp:inline distT="0" distB="0" distL="0" distR="0" wp14:anchorId="60982412" wp14:editId="02802ACF">
             <wp:extent cx="1981477" cy="219106"/>
-            <wp:effectExtent l="0" t="0" r="0" b="9525"/>
+            <wp:effectExtent l="190500" t="190500" r="190500" b="200025"/>
             <wp:docPr id="96" name="Kép 96"/>
             <wp:cNvGraphicFramePr>
               <a:graphicFrameLocks xmlns:a="http://schemas.openxmlformats.org/drawingml/2006/main" noChangeAspect="1"/>
@@ -13067,6 +13593,16 @@
                     <a:prstGeom prst="rect">
                       <a:avLst/>
                     </a:prstGeom>
+                    <a:ln>
+                      <a:noFill/>
+                    </a:ln>
+                    <a:effectLst>
+                      <a:outerShdw blurRad="190500" algn="tl" rotWithShape="0">
+                        <a:srgbClr val="000000">
+                          <a:alpha val="70000"/>
+                        </a:srgbClr>
+                      </a:outerShdw>
+                    </a:effectLst>
                   </pic:spPr>
                 </pic:pic>
               </a:graphicData>
@@ -13177,13 +13713,15 @@
         </w:rPr>
         <w:t xml:space="preserve"> kell beírni, aminek meg kell felelnie a feltételeknek. Az ISBN-nek helyes formátumúnak kell lennie és a felhasználóhoz kell tartoznia, ha ez nem teljesül hibaüzenet kerül visszaküldésre a backendtől.</w:t>
       </w:r>
-      <w:r>
-        <w:rPr>
-          <w:rFonts w:cs="Times New Roman"/>
-          <w:szCs w:val="24"/>
-        </w:rPr>
-        <w:br/>
-      </w:r>
+    </w:p>
+    <w:p>
+      <w:pPr>
+        <w:spacing w:line="360" w:lineRule="auto"/>
+        <w:rPr>
+          <w:rFonts w:cs="Times New Roman"/>
+          <w:szCs w:val="24"/>
+        </w:rPr>
+      </w:pPr>
       <w:r>
         <w:rPr>
           <w:rFonts w:cs="Times New Roman"/>
@@ -13191,9 +13729,9 @@
           <w:szCs w:val="24"/>
         </w:rPr>
         <w:drawing>
-          <wp:inline distT="0" distB="0" distL="0" distR="0" wp14:anchorId="4993813B" wp14:editId="3AD19145">
+          <wp:inline distT="0" distB="0" distL="0" distR="0" wp14:anchorId="4993813B" wp14:editId="40707B6C">
             <wp:extent cx="4010585" cy="419158"/>
-            <wp:effectExtent l="0" t="0" r="9525" b="0"/>
+            <wp:effectExtent l="190500" t="190500" r="200025" b="190500"/>
             <wp:docPr id="100" name="Kép 100"/>
             <wp:cNvGraphicFramePr>
               <a:graphicFrameLocks xmlns:a="http://schemas.openxmlformats.org/drawingml/2006/main" noChangeAspect="1"/>
@@ -13219,6 +13757,16 @@
                     <a:prstGeom prst="rect">
                       <a:avLst/>
                     </a:prstGeom>
+                    <a:ln>
+                      <a:noFill/>
+                    </a:ln>
+                    <a:effectLst>
+                      <a:outerShdw blurRad="190500" algn="tl" rotWithShape="0">
+                        <a:srgbClr val="000000">
+                          <a:alpha val="70000"/>
+                        </a:srgbClr>
+                      </a:outerShdw>
+                    </a:effectLst>
                   </pic:spPr>
                 </pic:pic>
               </a:graphicData>
@@ -13233,9 +13781,9 @@
           <w:szCs w:val="24"/>
         </w:rPr>
         <w:drawing>
-          <wp:inline distT="0" distB="0" distL="0" distR="0" wp14:anchorId="14BEDFEE" wp14:editId="79A17B75">
+          <wp:inline distT="0" distB="0" distL="0" distR="0" wp14:anchorId="14BEDFEE" wp14:editId="4BD6AE63">
             <wp:extent cx="3067478" cy="876422"/>
-            <wp:effectExtent l="0" t="0" r="0" b="0"/>
+            <wp:effectExtent l="190500" t="190500" r="190500" b="190500"/>
             <wp:docPr id="101" name="Kép 101"/>
             <wp:cNvGraphicFramePr>
               <a:graphicFrameLocks xmlns:a="http://schemas.openxmlformats.org/drawingml/2006/main" noChangeAspect="1"/>
@@ -13261,6 +13809,16 @@
                     <a:prstGeom prst="rect">
                       <a:avLst/>
                     </a:prstGeom>
+                    <a:ln>
+                      <a:noFill/>
+                    </a:ln>
+                    <a:effectLst>
+                      <a:outerShdw blurRad="190500" algn="tl" rotWithShape="0">
+                        <a:srgbClr val="000000">
+                          <a:alpha val="70000"/>
+                        </a:srgbClr>
+                      </a:outerShdw>
+                    </a:effectLst>
                   </pic:spPr>
                 </pic:pic>
               </a:graphicData>
@@ -13275,9 +13833,9 @@
           <w:szCs w:val="24"/>
         </w:rPr>
         <w:drawing>
-          <wp:inline distT="0" distB="0" distL="0" distR="0" wp14:anchorId="430A3B14" wp14:editId="7A89469A">
+          <wp:inline distT="0" distB="0" distL="0" distR="0" wp14:anchorId="430A3B14" wp14:editId="2A09E245">
             <wp:extent cx="2010056" cy="247685"/>
-            <wp:effectExtent l="0" t="0" r="0" b="0"/>
+            <wp:effectExtent l="190500" t="190500" r="180975" b="190500"/>
             <wp:docPr id="102" name="Kép 102"/>
             <wp:cNvGraphicFramePr>
               <a:graphicFrameLocks xmlns:a="http://schemas.openxmlformats.org/drawingml/2006/main" noChangeAspect="1"/>
@@ -13303,6 +13861,16 @@
                     <a:prstGeom prst="rect">
                       <a:avLst/>
                     </a:prstGeom>
+                    <a:ln>
+                      <a:noFill/>
+                    </a:ln>
+                    <a:effectLst>
+                      <a:outerShdw blurRad="190500" algn="tl" rotWithShape="0">
+                        <a:srgbClr val="000000">
+                          <a:alpha val="70000"/>
+                        </a:srgbClr>
+                      </a:outerShdw>
+                    </a:effectLst>
                   </pic:spPr>
                 </pic:pic>
               </a:graphicData>
@@ -13312,17 +13880,35 @@
       </w:r>
     </w:p>
     <w:p>
-      <w:r>
+      <w:pPr>
+        <w:rPr>
+          <w:rFonts w:cs="Times New Roman"/>
+          <w:szCs w:val="24"/>
+        </w:rPr>
+      </w:pPr>
+      <w:r>
+        <w:rPr>
+          <w:rFonts w:cs="Times New Roman"/>
+          <w:szCs w:val="24"/>
+        </w:rPr>
         <w:br w:type="page"/>
       </w:r>
     </w:p>
     <w:p>
       <w:pPr>
+        <w:spacing w:line="360" w:lineRule="auto"/>
+        <w:rPr>
+          <w:rFonts w:cs="Times New Roman"/>
+          <w:szCs w:val="24"/>
+        </w:rPr>
+      </w:pPr>
+    </w:p>
+    <w:p>
+      <w:pPr>
         <w:pStyle w:val="Heading2"/>
       </w:pPr>
       <w:bookmarkStart w:id="27" w:name="_Toc196378228"/>
       <w:r>
-        <w:lastRenderedPageBreak/>
         <w:t>Frontend</w:t>
       </w:r>
       <w:bookmarkEnd w:id="27"/>
@@ -13718,6 +14304,7 @@
         <w:jc w:val="both"/>
       </w:pPr>
       <w:r>
+        <w:lastRenderedPageBreak/>
         <w:t>A bal alsó sarokban lévő „</w:t>
       </w:r>
       <w:r>
@@ -13757,7 +14344,6 @@
         <w:rPr>
           <w:noProof/>
         </w:rPr>
-        <w:lastRenderedPageBreak/>
         <mc:AlternateContent>
           <mc:Choice Requires="wps">
             <w:drawing>
@@ -13897,7 +14483,7 @@
           <w:noProof/>
         </w:rPr>
         <w:drawing>
-          <wp:anchor distT="0" distB="0" distL="114300" distR="114300" simplePos="0" relativeHeight="251660288" behindDoc="0" locked="0" layoutInCell="1" allowOverlap="1" wp14:anchorId="0603BB2E" wp14:editId="58308649">
+          <wp:anchor distT="0" distB="0" distL="114300" distR="114300" simplePos="0" relativeHeight="251660288" behindDoc="0" locked="0" layoutInCell="1" allowOverlap="1" wp14:anchorId="0603BB2E" wp14:editId="1295C2D1">
             <wp:simplePos x="0" y="0"/>
             <wp:positionH relativeFrom="margin">
               <wp:posOffset>22225</wp:posOffset>
@@ -14152,6 +14738,7 @@
       </w:pPr>
       <w:bookmarkStart w:id="35" w:name="_Toc196378232"/>
       <w:r>
+        <w:lastRenderedPageBreak/>
         <w:t>Könyvek (</w:t>
       </w:r>
       <w:r>
@@ -14208,7 +14795,6 @@
         <w:jc w:val="both"/>
       </w:pPr>
       <w:r>
-        <w:lastRenderedPageBreak/>
         <w:t xml:space="preserve">Az ezt követő gombbal megnyílik egy ablak (7. ábra), ahol új könyvet tudunk </w:t>
       </w:r>
       <w:r>

--- a/Documentation/LMS Documentation.docx
+++ b/Documentation/LMS Documentation.docx
@@ -5908,18 +5908,11 @@
     </w:p>
     <w:p>
       <w:pPr>
-        <w:spacing w:line="360" w:lineRule="auto"/>
-        <w:jc w:val="center"/>
-        <w:rPr>
-          <w:rFonts w:cs="Times New Roman"/>
-          <w:szCs w:val="24"/>
-        </w:rPr>
-      </w:pPr>
-      <w:r>
-        <w:rPr>
-          <w:rFonts w:cs="Times New Roman"/>
+        <w:spacing w:after="0"/>
+      </w:pPr>
+      <w:r>
+        <w:rPr>
           <w:noProof/>
-          <w:szCs w:val="24"/>
         </w:rPr>
         <w:drawing>
           <wp:inline distT="0" distB="0" distL="0" distR="0" wp14:anchorId="7E2D8D45" wp14:editId="1595CF86">
@@ -5969,12 +5962,10 @@
       </w:r>
       <w:r>
         <w:rPr>
-          <w:rFonts w:cs="Times New Roman"/>
           <w:noProof/>
-          <w:szCs w:val="24"/>
         </w:rPr>
         <w:drawing>
-          <wp:inline distT="0" distB="0" distL="0" distR="0" wp14:anchorId="512FE39A" wp14:editId="2B349398">
+          <wp:inline distT="0" distB="0" distL="0" distR="0" wp14:anchorId="49AA9C2E" wp14:editId="313678A3">
             <wp:extent cx="2562225" cy="634377"/>
             <wp:effectExtent l="190500" t="190500" r="180975" b="184785"/>
             <wp:docPr id="104" name="Kép 2"/>
@@ -6022,8 +6013,60 @@
     </w:p>
     <w:p>
       <w:pPr>
+        <w:pStyle w:val="Caption"/>
+        <w:tabs>
+          <w:tab w:val="center" w:pos="2127"/>
+          <w:tab w:val="center" w:pos="6804"/>
+        </w:tabs>
+      </w:pPr>
+      <w:r>
+        <w:tab/>
+        <w:t xml:space="preserve">ábra </w:t>
+      </w:r>
+      <w:r>
+        <w:fldChar w:fldCharType="begin"/>
+      </w:r>
+      <w:r>
+        <w:instrText xml:space="preserve"> SEQ ábra \* ARABIC </w:instrText>
+      </w:r>
+      <w:r>
+        <w:fldChar w:fldCharType="separate"/>
+      </w:r>
+      <w:r>
+        <w:rPr>
+          <w:noProof/>
+        </w:rPr>
+        <w:t>1</w:t>
+      </w:r>
+      <w:r>
+        <w:fldChar w:fldCharType="end"/>
+      </w:r>
+      <w:r>
+        <w:tab/>
+        <w:t xml:space="preserve">ábra </w:t>
+      </w:r>
+      <w:r>
+        <w:fldChar w:fldCharType="begin"/>
+      </w:r>
+      <w:r>
+        <w:instrText xml:space="preserve"> SEQ ábra \* ARABIC </w:instrText>
+      </w:r>
+      <w:r>
+        <w:fldChar w:fldCharType="separate"/>
+      </w:r>
+      <w:r>
+        <w:rPr>
+          <w:noProof/>
+        </w:rPr>
+        <w:t>2</w:t>
+      </w:r>
+      <w:r>
+        <w:fldChar w:fldCharType="end"/>
+      </w:r>
+    </w:p>
+    <w:p>
+      <w:pPr>
         <w:spacing w:line="360" w:lineRule="auto"/>
-        <w:jc w:val="center"/>
         <w:rPr>
           <w:rFonts w:cs="Times New Roman"/>
           <w:szCs w:val="24"/>
@@ -6132,6 +6175,36 @@
             </a:graphic>
           </wp:inline>
         </w:drawing>
+      </w:r>
+    </w:p>
+    <w:p>
+      <w:pPr>
+        <w:pStyle w:val="Caption"/>
+        <w:rPr>
+          <w:rFonts w:cs="Times New Roman"/>
+          <w:szCs w:val="24"/>
+        </w:rPr>
+      </w:pPr>
+      <w:r>
+        <w:t xml:space="preserve">ábra </w:t>
+      </w:r>
+      <w:r>
+        <w:fldChar w:fldCharType="begin"/>
+      </w:r>
+      <w:r>
+        <w:instrText xml:space="preserve"> SEQ ábra \* ARABIC </w:instrText>
+      </w:r>
+      <w:r>
+        <w:fldChar w:fldCharType="separate"/>
+      </w:r>
+      <w:r>
+        <w:rPr>
+          <w:noProof/>
+        </w:rPr>
+        <w:t>3</w:t>
+      </w:r>
+      <w:r>
+        <w:fldChar w:fldCharType="end"/>
       </w:r>
     </w:p>
     <w:p>
@@ -8599,7 +8672,6 @@
         <w:t xml:space="preserve"> dekódolva az ID alapján kitörli az adott felhasználót. A </w:t>
       </w:r>
       <w:proofErr w:type="spellStart"/>
-      <w:proofErr w:type="gramStart"/>
       <w:r>
         <w:rPr>
           <w:rFonts w:cs="Times New Roman"/>
@@ -8608,7 +8680,6 @@
         <w:t>token</w:t>
       </w:r>
       <w:proofErr w:type="spellEnd"/>
-      <w:proofErr w:type="gramEnd"/>
       <w:r>
         <w:rPr>
           <w:rFonts w:cs="Times New Roman"/>
@@ -12749,12 +12820,10 @@
         <w:t>all</w:t>
       </w:r>
       <w:proofErr w:type="spellEnd"/>
-      <w:proofErr w:type="gramStart"/>
       <w:r>
         <w:t>-(</w:t>
       </w:r>
       <w:proofErr w:type="spellStart"/>
-      <w:proofErr w:type="gramEnd"/>
       <w:r>
         <w:t>books</w:t>
       </w:r>
@@ -14192,7 +14261,7 @@
         <w:rPr>
           <w:noProof/>
         </w:rPr>
-        <w:t>1</w:t>
+        <w:t>4</w:t>
       </w:r>
       <w:r>
         <w:fldChar w:fldCharType="end"/>
@@ -14214,7 +14283,7 @@
         <w:rPr>
           <w:noProof/>
         </w:rPr>
-        <w:t>2</w:t>
+        <w:t>5</w:t>
       </w:r>
       <w:bookmarkEnd w:id="30"/>
       <w:r>
@@ -14407,7 +14476,7 @@
                               <w:rPr>
                                 <w:noProof/>
                               </w:rPr>
-                              <w:t>3</w:t>
+                              <w:t>6</w:t>
                             </w:r>
                             <w:bookmarkEnd w:id="32"/>
                             <w:r>
@@ -14463,7 +14532,7 @@
                         <w:rPr>
                           <w:noProof/>
                         </w:rPr>
-                        <w:t>3</w:t>
+                        <w:t>6</w:t>
                       </w:r>
                       <w:bookmarkEnd w:id="33"/>
                       <w:r>
@@ -14703,7 +14772,7 @@
         <w:rPr>
           <w:noProof/>
         </w:rPr>
-        <w:t>4</w:t>
+        <w:t>7</w:t>
       </w:r>
       <w:r>
         <w:fldChar w:fldCharType="end"/>
@@ -14725,7 +14794,7 @@
         <w:rPr>
           <w:noProof/>
         </w:rPr>
-        <w:t>5</w:t>
+        <w:t>8</w:t>
       </w:r>
       <w:bookmarkEnd w:id="34"/>
       <w:r>
@@ -14978,7 +15047,7 @@
         <w:rPr>
           <w:noProof/>
         </w:rPr>
-        <w:t>6</w:t>
+        <w:t>9</w:t>
       </w:r>
       <w:bookmarkEnd w:id="36"/>
       <w:r>
@@ -15124,7 +15193,7 @@
         <w:rPr>
           <w:noProof/>
         </w:rPr>
-        <w:t>7</w:t>
+        <w:t>10</w:t>
       </w:r>
       <w:r>
         <w:fldChar w:fldCharType="end"/>
@@ -15146,7 +15215,7 @@
         <w:rPr>
           <w:noProof/>
         </w:rPr>
-        <w:t>8</w:t>
+        <w:t>11</w:t>
       </w:r>
       <w:bookmarkEnd w:id="37"/>
       <w:r>
@@ -15232,7 +15301,7 @@
         <w:rPr>
           <w:noProof/>
         </w:rPr>
-        <w:t>9</w:t>
+        <w:t>12</w:t>
       </w:r>
       <w:bookmarkEnd w:id="38"/>
       <w:r>
@@ -15462,7 +15531,7 @@
         <w:rPr>
           <w:noProof/>
         </w:rPr>
-        <w:t>10</w:t>
+        <w:t>13</w:t>
       </w:r>
       <w:bookmarkEnd w:id="40"/>
       <w:r>
@@ -15602,7 +15671,7 @@
         <w:rPr>
           <w:noProof/>
         </w:rPr>
-        <w:t>11</w:t>
+        <w:t>14</w:t>
       </w:r>
       <w:r>
         <w:fldChar w:fldCharType="end"/>
@@ -15624,7 +15693,7 @@
         <w:rPr>
           <w:noProof/>
         </w:rPr>
-        <w:t>12</w:t>
+        <w:t>15</w:t>
       </w:r>
       <w:bookmarkEnd w:id="41"/>
       <w:r>
@@ -15709,7 +15778,7 @@
         <w:rPr>
           <w:noProof/>
         </w:rPr>
-        <w:t>13</w:t>
+        <w:t>16</w:t>
       </w:r>
       <w:bookmarkEnd w:id="42"/>
       <w:r>
@@ -15797,7 +15866,7 @@
         <w:rPr>
           <w:noProof/>
         </w:rPr>
-        <w:t>14</w:t>
+        <w:t>17</w:t>
       </w:r>
       <w:bookmarkEnd w:id="43"/>
       <w:r>
@@ -16096,7 +16165,7 @@
         <w:rPr>
           <w:noProof/>
         </w:rPr>
-        <w:t>15</w:t>
+        <w:t>18</w:t>
       </w:r>
       <w:bookmarkEnd w:id="45"/>
       <w:r>
@@ -16251,7 +16320,7 @@
         <w:rPr>
           <w:noProof/>
         </w:rPr>
-        <w:t>16</w:t>
+        <w:t>19</w:t>
       </w:r>
       <w:r>
         <w:fldChar w:fldCharType="end"/>
@@ -16273,7 +16342,7 @@
         <w:rPr>
           <w:noProof/>
         </w:rPr>
-        <w:t>17</w:t>
+        <w:t>20</w:t>
       </w:r>
       <w:bookmarkEnd w:id="46"/>
       <w:r>
@@ -16426,7 +16495,7 @@
         <w:rPr>
           <w:noProof/>
         </w:rPr>
-        <w:t>18</w:t>
+        <w:t>21</w:t>
       </w:r>
       <w:r>
         <w:fldChar w:fldCharType="end"/>
@@ -16448,7 +16517,7 @@
         <w:rPr>
           <w:noProof/>
         </w:rPr>
-        <w:t>19</w:t>
+        <w:t>22</w:t>
       </w:r>
       <w:bookmarkEnd w:id="47"/>
       <w:r>
@@ -16686,7 +16755,7 @@
         <w:rPr>
           <w:noProof/>
         </w:rPr>
-        <w:t>20</w:t>
+        <w:t>23</w:t>
       </w:r>
       <w:bookmarkEnd w:id="49"/>
       <w:r>
@@ -16845,7 +16914,7 @@
         <w:rPr>
           <w:noProof/>
         </w:rPr>
-        <w:t>21</w:t>
+        <w:t>24</w:t>
       </w:r>
       <w:r>
         <w:fldChar w:fldCharType="end"/>
@@ -16867,7 +16936,7 @@
         <w:rPr>
           <w:noProof/>
         </w:rPr>
-        <w:t>22</w:t>
+        <w:t>25</w:t>
       </w:r>
       <w:bookmarkEnd w:id="50"/>
       <w:r>
@@ -16955,7 +17024,7 @@
         <w:rPr>
           <w:noProof/>
         </w:rPr>
-        <w:t>23</w:t>
+        <w:t>26</w:t>
       </w:r>
       <w:bookmarkEnd w:id="51"/>
       <w:r>
@@ -17233,7 +17302,7 @@
         <w:rPr>
           <w:noProof/>
         </w:rPr>
-        <w:t>24</w:t>
+        <w:t>27</w:t>
       </w:r>
       <w:bookmarkEnd w:id="53"/>
       <w:r>
@@ -17374,7 +17443,7 @@
         <w:rPr>
           <w:noProof/>
         </w:rPr>
-        <w:t>25</w:t>
+        <w:t>28</w:t>
       </w:r>
       <w:r>
         <w:fldChar w:fldCharType="end"/>
@@ -17396,7 +17465,7 @@
         <w:rPr>
           <w:noProof/>
         </w:rPr>
-        <w:t>26</w:t>
+        <w:t>29</w:t>
       </w:r>
       <w:bookmarkEnd w:id="54"/>
       <w:r>
@@ -17481,7 +17550,7 @@
         <w:rPr>
           <w:noProof/>
         </w:rPr>
-        <w:t>27</w:t>
+        <w:t>30</w:t>
       </w:r>
       <w:bookmarkEnd w:id="55"/>
       <w:r>
@@ -17714,7 +17783,7 @@
         <w:rPr>
           <w:noProof/>
         </w:rPr>
-        <w:t>28</w:t>
+        <w:t>31</w:t>
       </w:r>
       <w:bookmarkEnd w:id="57"/>
       <w:r>
@@ -17854,7 +17923,7 @@
         <w:rPr>
           <w:noProof/>
         </w:rPr>
-        <w:t>29</w:t>
+        <w:t>32</w:t>
       </w:r>
       <w:r>
         <w:fldChar w:fldCharType="end"/>
@@ -17876,7 +17945,7 @@
         <w:rPr>
           <w:noProof/>
         </w:rPr>
-        <w:t>30</w:t>
+        <w:t>33</w:t>
       </w:r>
       <w:bookmarkEnd w:id="58"/>
       <w:r>
@@ -17961,7 +18030,7 @@
         <w:rPr>
           <w:noProof/>
         </w:rPr>
-        <w:t>31</w:t>
+        <w:t>34</w:t>
       </w:r>
       <w:bookmarkEnd w:id="59"/>
       <w:r>
@@ -18204,7 +18273,7 @@
         <w:rPr>
           <w:noProof/>
         </w:rPr>
-        <w:t>32</w:t>
+        <w:t>35</w:t>
       </w:r>
       <w:bookmarkEnd w:id="61"/>
       <w:r>
@@ -18290,7 +18359,7 @@
         <w:rPr>
           <w:noProof/>
         </w:rPr>
-        <w:t>33</w:t>
+        <w:t>36</w:t>
       </w:r>
       <w:bookmarkEnd w:id="62"/>
       <w:r>
@@ -18375,7 +18444,7 @@
         <w:rPr>
           <w:noProof/>
         </w:rPr>
-        <w:t>34</w:t>
+        <w:t>37</w:t>
       </w:r>
       <w:bookmarkEnd w:id="63"/>
       <w:r>
@@ -18519,7 +18588,7 @@
         <w:rPr>
           <w:noProof/>
         </w:rPr>
-        <w:t>35</w:t>
+        <w:t>38</w:t>
       </w:r>
       <w:r>
         <w:fldChar w:fldCharType="end"/>
@@ -18541,7 +18610,7 @@
         <w:rPr>
           <w:noProof/>
         </w:rPr>
-        <w:t>36</w:t>
+        <w:t>39</w:t>
       </w:r>
       <w:bookmarkEnd w:id="64"/>
       <w:r>
@@ -18660,7 +18729,7 @@
         <w:rPr>
           <w:noProof/>
         </w:rPr>
-        <w:t>37</w:t>
+        <w:t>40</w:t>
       </w:r>
       <w:bookmarkEnd w:id="68"/>
       <w:r>

--- a/Documentation/LMS Documentation.docx
+++ b/Documentation/LMS Documentation.docx
@@ -339,7 +339,7 @@
           <w:r>
             <w:fldChar w:fldCharType="separate"/>
           </w:r>
-          <w:hyperlink w:anchor="_Toc196378222" w:history="1">
+          <w:hyperlink w:anchor="_Toc196810184" w:history="1">
             <w:r>
               <w:rPr>
                 <w:rStyle w:val="Hiperhivatkozs"/>
@@ -366,7 +366,7 @@
                 <w:noProof/>
                 <w:webHidden/>
               </w:rPr>
-              <w:instrText xml:space="preserve"> PAGEREF _Toc196378222 \h </w:instrText>
+              <w:instrText xml:space="preserve"> PAGEREF _Toc196810184 \h </w:instrText>
             </w:r>
             <w:r>
               <w:rPr>
@@ -386,7 +386,7 @@
                 <w:noProof/>
                 <w:webHidden/>
               </w:rPr>
-              <w:t>3</w:t>
+              <w:t>4</w:t>
             </w:r>
             <w:r>
               <w:rPr>
@@ -411,7 +411,7 @@
               <w:lang w:val="en-GB" w:eastAsia="en-GB"/>
             </w:rPr>
           </w:pPr>
-          <w:hyperlink w:anchor="_Toc196378223" w:history="1">
+          <w:hyperlink w:anchor="_Toc196810185" w:history="1">
             <w:r>
               <w:rPr>
                 <w:rStyle w:val="Hiperhivatkozs"/>
@@ -438,7 +438,7 @@
                 <w:noProof/>
                 <w:webHidden/>
               </w:rPr>
-              <w:instrText xml:space="preserve"> PAGEREF _Toc196378223 \h </w:instrText>
+              <w:instrText xml:space="preserve"> PAGEREF _Toc196810185 \h </w:instrText>
             </w:r>
             <w:r>
               <w:rPr>
@@ -458,7 +458,7 @@
                 <w:noProof/>
                 <w:webHidden/>
               </w:rPr>
-              <w:t>3</w:t>
+              <w:t>4</w:t>
             </w:r>
             <w:r>
               <w:rPr>
@@ -483,7 +483,7 @@
               <w:lang w:val="en-GB" w:eastAsia="en-GB"/>
             </w:rPr>
           </w:pPr>
-          <w:hyperlink w:anchor="_Toc196378224" w:history="1">
+          <w:hyperlink w:anchor="_Toc196810186" w:history="1">
             <w:r>
               <w:rPr>
                 <w:rStyle w:val="Hiperhivatkozs"/>
@@ -510,7 +510,7 @@
                 <w:noProof/>
                 <w:webHidden/>
               </w:rPr>
-              <w:instrText xml:space="preserve"> PAGEREF _Toc196378224 \h </w:instrText>
+              <w:instrText xml:space="preserve"> PAGEREF _Toc196810186 \h </w:instrText>
             </w:r>
             <w:r>
               <w:rPr>
@@ -530,7 +530,7 @@
                 <w:noProof/>
                 <w:webHidden/>
               </w:rPr>
-              <w:t>3</w:t>
+              <w:t>4</w:t>
             </w:r>
             <w:r>
               <w:rPr>
@@ -555,7 +555,7 @@
               <w:lang w:val="en-GB" w:eastAsia="en-GB"/>
             </w:rPr>
           </w:pPr>
-          <w:hyperlink w:anchor="_Toc196378225" w:history="1">
+          <w:hyperlink w:anchor="_Toc196810187" w:history="1">
             <w:r>
               <w:rPr>
                 <w:rStyle w:val="Hiperhivatkozs"/>
@@ -582,7 +582,7 @@
                 <w:noProof/>
                 <w:webHidden/>
               </w:rPr>
-              <w:instrText xml:space="preserve"> PAGEREF _Toc196378225 \h </w:instrText>
+              <w:instrText xml:space="preserve"> PAGEREF _Toc196810187 \h </w:instrText>
             </w:r>
             <w:r>
               <w:rPr>
@@ -602,7 +602,7 @@
                 <w:noProof/>
                 <w:webHidden/>
               </w:rPr>
-              <w:t>3</w:t>
+              <w:t>4</w:t>
             </w:r>
             <w:r>
               <w:rPr>
@@ -627,7 +627,7 @@
               <w:lang w:val="en-GB" w:eastAsia="en-GB"/>
             </w:rPr>
           </w:pPr>
-          <w:hyperlink w:anchor="_Toc196378226" w:history="1">
+          <w:hyperlink w:anchor="_Toc196810188" w:history="1">
             <w:r>
               <w:rPr>
                 <w:rStyle w:val="Hiperhivatkozs"/>
@@ -654,7 +654,7 @@
                 <w:noProof/>
                 <w:webHidden/>
               </w:rPr>
-              <w:instrText xml:space="preserve"> PAGEREF _Toc196378226 \h </w:instrText>
+              <w:instrText xml:space="preserve"> PAGEREF _Toc196810188 \h </w:instrText>
             </w:r>
             <w:r>
               <w:rPr>
@@ -674,7 +674,7 @@
                 <w:noProof/>
                 <w:webHidden/>
               </w:rPr>
-              <w:t>4</w:t>
+              <w:t>5</w:t>
             </w:r>
             <w:r>
               <w:rPr>
@@ -699,7 +699,7 @@
               <w:lang w:val="en-GB" w:eastAsia="en-GB"/>
             </w:rPr>
           </w:pPr>
-          <w:hyperlink w:anchor="_Toc196378227" w:history="1">
+          <w:hyperlink w:anchor="_Toc196810189" w:history="1">
             <w:r>
               <w:rPr>
                 <w:rStyle w:val="Hiperhivatkozs"/>
@@ -726,7 +726,7 @@
                 <w:noProof/>
                 <w:webHidden/>
               </w:rPr>
-              <w:instrText xml:space="preserve"> PAGEREF _Toc196378227 \h </w:instrText>
+              <w:instrText xml:space="preserve"> PAGEREF _Toc196810189 \h </w:instrText>
             </w:r>
             <w:r>
               <w:rPr>
@@ -746,7 +746,1447 @@
                 <w:noProof/>
                 <w:webHidden/>
               </w:rPr>
-              <w:t>4</w:t>
+              <w:t>5</w:t>
+            </w:r>
+            <w:r>
+              <w:rPr>
+                <w:noProof/>
+                <w:webHidden/>
+              </w:rPr>
+              <w:fldChar w:fldCharType="end"/>
+            </w:r>
+          </w:hyperlink>
+        </w:p>
+        <w:p>
+          <w:pPr>
+            <w:pStyle w:val="TJ3"/>
+            <w:tabs>
+              <w:tab w:val="right" w:leader="dot" w:pos="9060"/>
+            </w:tabs>
+            <w:rPr>
+              <w:rFonts w:asciiTheme="minorHAnsi" w:eastAsiaTheme="minorEastAsia" w:hAnsiTheme="minorHAnsi"/>
+              <w:noProof/>
+              <w:color w:val="auto"/>
+              <w:sz w:val="22"/>
+              <w:lang w:val="en-GB" w:eastAsia="en-GB"/>
+            </w:rPr>
+          </w:pPr>
+          <w:hyperlink w:anchor="_Toc196810190" w:history="1">
+            <w:r>
+              <w:rPr>
+                <w:rStyle w:val="Hiperhivatkozs"/>
+                <w:noProof/>
+              </w:rPr>
+              <w:t>Bevezetés:</w:t>
+            </w:r>
+            <w:r>
+              <w:rPr>
+                <w:noProof/>
+                <w:webHidden/>
+              </w:rPr>
+              <w:tab/>
+            </w:r>
+            <w:r>
+              <w:rPr>
+                <w:noProof/>
+                <w:webHidden/>
+              </w:rPr>
+              <w:fldChar w:fldCharType="begin"/>
+            </w:r>
+            <w:r>
+              <w:rPr>
+                <w:noProof/>
+                <w:webHidden/>
+              </w:rPr>
+              <w:instrText xml:space="preserve"> PAGEREF _Toc196810190 \h </w:instrText>
+            </w:r>
+            <w:r>
+              <w:rPr>
+                <w:noProof/>
+                <w:webHidden/>
+              </w:rPr>
+            </w:r>
+            <w:r>
+              <w:rPr>
+                <w:noProof/>
+                <w:webHidden/>
+              </w:rPr>
+              <w:fldChar w:fldCharType="separate"/>
+            </w:r>
+            <w:r>
+              <w:rPr>
+                <w:noProof/>
+                <w:webHidden/>
+              </w:rPr>
+              <w:t>5</w:t>
+            </w:r>
+            <w:r>
+              <w:rPr>
+                <w:noProof/>
+                <w:webHidden/>
+              </w:rPr>
+              <w:fldChar w:fldCharType="end"/>
+            </w:r>
+          </w:hyperlink>
+        </w:p>
+        <w:p>
+          <w:pPr>
+            <w:pStyle w:val="TJ3"/>
+            <w:tabs>
+              <w:tab w:val="right" w:leader="dot" w:pos="9060"/>
+            </w:tabs>
+            <w:rPr>
+              <w:rFonts w:asciiTheme="minorHAnsi" w:eastAsiaTheme="minorEastAsia" w:hAnsiTheme="minorHAnsi"/>
+              <w:noProof/>
+              <w:color w:val="auto"/>
+              <w:sz w:val="22"/>
+              <w:lang w:val="en-GB" w:eastAsia="en-GB"/>
+            </w:rPr>
+          </w:pPr>
+          <w:hyperlink w:anchor="_Toc196810191" w:history="1">
+            <w:r>
+              <w:rPr>
+                <w:rStyle w:val="Hiperhivatkozs"/>
+                <w:noProof/>
+              </w:rPr>
+              <w:t>Api/login (POST)</w:t>
+            </w:r>
+            <w:r>
+              <w:rPr>
+                <w:noProof/>
+                <w:webHidden/>
+              </w:rPr>
+              <w:tab/>
+            </w:r>
+            <w:r>
+              <w:rPr>
+                <w:noProof/>
+                <w:webHidden/>
+              </w:rPr>
+              <w:fldChar w:fldCharType="begin"/>
+            </w:r>
+            <w:r>
+              <w:rPr>
+                <w:noProof/>
+                <w:webHidden/>
+              </w:rPr>
+              <w:instrText xml:space="preserve"> PAGEREF _Toc196810191 \h </w:instrText>
+            </w:r>
+            <w:r>
+              <w:rPr>
+                <w:noProof/>
+                <w:webHidden/>
+              </w:rPr>
+            </w:r>
+            <w:r>
+              <w:rPr>
+                <w:noProof/>
+                <w:webHidden/>
+              </w:rPr>
+              <w:fldChar w:fldCharType="separate"/>
+            </w:r>
+            <w:r>
+              <w:rPr>
+                <w:noProof/>
+                <w:webHidden/>
+              </w:rPr>
+              <w:t>6</w:t>
+            </w:r>
+            <w:r>
+              <w:rPr>
+                <w:noProof/>
+                <w:webHidden/>
+              </w:rPr>
+              <w:fldChar w:fldCharType="end"/>
+            </w:r>
+          </w:hyperlink>
+        </w:p>
+        <w:p>
+          <w:pPr>
+            <w:pStyle w:val="TJ3"/>
+            <w:tabs>
+              <w:tab w:val="right" w:leader="dot" w:pos="9060"/>
+            </w:tabs>
+            <w:rPr>
+              <w:rFonts w:asciiTheme="minorHAnsi" w:eastAsiaTheme="minorEastAsia" w:hAnsiTheme="minorHAnsi"/>
+              <w:noProof/>
+              <w:color w:val="auto"/>
+              <w:sz w:val="22"/>
+              <w:lang w:val="en-GB" w:eastAsia="en-GB"/>
+            </w:rPr>
+          </w:pPr>
+          <w:hyperlink w:anchor="_Toc196810192" w:history="1">
+            <w:r>
+              <w:rPr>
+                <w:rStyle w:val="Hiperhivatkozs"/>
+                <w:noProof/>
+              </w:rPr>
+              <w:t>Api/register (POST)</w:t>
+            </w:r>
+            <w:r>
+              <w:rPr>
+                <w:noProof/>
+                <w:webHidden/>
+              </w:rPr>
+              <w:tab/>
+            </w:r>
+            <w:r>
+              <w:rPr>
+                <w:noProof/>
+                <w:webHidden/>
+              </w:rPr>
+              <w:fldChar w:fldCharType="begin"/>
+            </w:r>
+            <w:r>
+              <w:rPr>
+                <w:noProof/>
+                <w:webHidden/>
+              </w:rPr>
+              <w:instrText xml:space="preserve"> PAGEREF _Toc196810192 \h </w:instrText>
+            </w:r>
+            <w:r>
+              <w:rPr>
+                <w:noProof/>
+                <w:webHidden/>
+              </w:rPr>
+            </w:r>
+            <w:r>
+              <w:rPr>
+                <w:noProof/>
+                <w:webHidden/>
+              </w:rPr>
+              <w:fldChar w:fldCharType="separate"/>
+            </w:r>
+            <w:r>
+              <w:rPr>
+                <w:noProof/>
+                <w:webHidden/>
+              </w:rPr>
+              <w:t>7</w:t>
+            </w:r>
+            <w:r>
+              <w:rPr>
+                <w:noProof/>
+                <w:webHidden/>
+              </w:rPr>
+              <w:fldChar w:fldCharType="end"/>
+            </w:r>
+          </w:hyperlink>
+        </w:p>
+        <w:p>
+          <w:pPr>
+            <w:pStyle w:val="TJ3"/>
+            <w:tabs>
+              <w:tab w:val="right" w:leader="dot" w:pos="9060"/>
+            </w:tabs>
+            <w:rPr>
+              <w:rFonts w:asciiTheme="minorHAnsi" w:eastAsiaTheme="minorEastAsia" w:hAnsiTheme="minorHAnsi"/>
+              <w:noProof/>
+              <w:color w:val="auto"/>
+              <w:sz w:val="22"/>
+              <w:lang w:val="en-GB" w:eastAsia="en-GB"/>
+            </w:rPr>
+          </w:pPr>
+          <w:hyperlink w:anchor="_Toc196810193" w:history="1">
+            <w:r>
+              <w:rPr>
+                <w:rStyle w:val="Hiperhivatkozs"/>
+                <w:noProof/>
+              </w:rPr>
+              <w:t>Api/verify-account (POST)</w:t>
+            </w:r>
+            <w:r>
+              <w:rPr>
+                <w:noProof/>
+                <w:webHidden/>
+              </w:rPr>
+              <w:tab/>
+            </w:r>
+            <w:r>
+              <w:rPr>
+                <w:noProof/>
+                <w:webHidden/>
+              </w:rPr>
+              <w:fldChar w:fldCharType="begin"/>
+            </w:r>
+            <w:r>
+              <w:rPr>
+                <w:noProof/>
+                <w:webHidden/>
+              </w:rPr>
+              <w:instrText xml:space="preserve"> PAGEREF _Toc196810193 \h </w:instrText>
+            </w:r>
+            <w:r>
+              <w:rPr>
+                <w:noProof/>
+                <w:webHidden/>
+              </w:rPr>
+            </w:r>
+            <w:r>
+              <w:rPr>
+                <w:noProof/>
+                <w:webHidden/>
+              </w:rPr>
+              <w:fldChar w:fldCharType="separate"/>
+            </w:r>
+            <w:r>
+              <w:rPr>
+                <w:noProof/>
+                <w:webHidden/>
+              </w:rPr>
+              <w:t>8</w:t>
+            </w:r>
+            <w:r>
+              <w:rPr>
+                <w:noProof/>
+                <w:webHidden/>
+              </w:rPr>
+              <w:fldChar w:fldCharType="end"/>
+            </w:r>
+          </w:hyperlink>
+        </w:p>
+        <w:p>
+          <w:pPr>
+            <w:pStyle w:val="TJ3"/>
+            <w:tabs>
+              <w:tab w:val="right" w:leader="dot" w:pos="9060"/>
+            </w:tabs>
+            <w:rPr>
+              <w:rFonts w:asciiTheme="minorHAnsi" w:eastAsiaTheme="minorEastAsia" w:hAnsiTheme="minorHAnsi"/>
+              <w:noProof/>
+              <w:color w:val="auto"/>
+              <w:sz w:val="22"/>
+              <w:lang w:val="en-GB" w:eastAsia="en-GB"/>
+            </w:rPr>
+          </w:pPr>
+          <w:hyperlink w:anchor="_Toc196810194" w:history="1">
+            <w:r>
+              <w:rPr>
+                <w:rStyle w:val="Hiperhivatkozs"/>
+                <w:noProof/>
+              </w:rPr>
+              <w:t>Api/forgot-password (POST)</w:t>
+            </w:r>
+            <w:r>
+              <w:rPr>
+                <w:noProof/>
+                <w:webHidden/>
+              </w:rPr>
+              <w:tab/>
+            </w:r>
+            <w:r>
+              <w:rPr>
+                <w:noProof/>
+                <w:webHidden/>
+              </w:rPr>
+              <w:fldChar w:fldCharType="begin"/>
+            </w:r>
+            <w:r>
+              <w:rPr>
+                <w:noProof/>
+                <w:webHidden/>
+              </w:rPr>
+              <w:instrText xml:space="preserve"> PAGEREF _Toc196810194 \h </w:instrText>
+            </w:r>
+            <w:r>
+              <w:rPr>
+                <w:noProof/>
+                <w:webHidden/>
+              </w:rPr>
+            </w:r>
+            <w:r>
+              <w:rPr>
+                <w:noProof/>
+                <w:webHidden/>
+              </w:rPr>
+              <w:fldChar w:fldCharType="separate"/>
+            </w:r>
+            <w:r>
+              <w:rPr>
+                <w:noProof/>
+                <w:webHidden/>
+              </w:rPr>
+              <w:t>9</w:t>
+            </w:r>
+            <w:r>
+              <w:rPr>
+                <w:noProof/>
+                <w:webHidden/>
+              </w:rPr>
+              <w:fldChar w:fldCharType="end"/>
+            </w:r>
+          </w:hyperlink>
+        </w:p>
+        <w:p>
+          <w:pPr>
+            <w:pStyle w:val="TJ3"/>
+            <w:tabs>
+              <w:tab w:val="right" w:leader="dot" w:pos="9060"/>
+            </w:tabs>
+            <w:rPr>
+              <w:rFonts w:asciiTheme="minorHAnsi" w:eastAsiaTheme="minorEastAsia" w:hAnsiTheme="minorHAnsi"/>
+              <w:noProof/>
+              <w:color w:val="auto"/>
+              <w:sz w:val="22"/>
+              <w:lang w:val="en-GB" w:eastAsia="en-GB"/>
+            </w:rPr>
+          </w:pPr>
+          <w:hyperlink w:anchor="_Toc196810195" w:history="1">
+            <w:r>
+              <w:rPr>
+                <w:rStyle w:val="Hiperhivatkozs"/>
+                <w:noProof/>
+              </w:rPr>
+              <w:t>Api/user (GET)</w:t>
+            </w:r>
+            <w:r>
+              <w:rPr>
+                <w:noProof/>
+                <w:webHidden/>
+              </w:rPr>
+              <w:tab/>
+            </w:r>
+            <w:r>
+              <w:rPr>
+                <w:noProof/>
+                <w:webHidden/>
+              </w:rPr>
+              <w:fldChar w:fldCharType="begin"/>
+            </w:r>
+            <w:r>
+              <w:rPr>
+                <w:noProof/>
+                <w:webHidden/>
+              </w:rPr>
+              <w:instrText xml:space="preserve"> PAGEREF _Toc196810195 \h </w:instrText>
+            </w:r>
+            <w:r>
+              <w:rPr>
+                <w:noProof/>
+                <w:webHidden/>
+              </w:rPr>
+            </w:r>
+            <w:r>
+              <w:rPr>
+                <w:noProof/>
+                <w:webHidden/>
+              </w:rPr>
+              <w:fldChar w:fldCharType="separate"/>
+            </w:r>
+            <w:r>
+              <w:rPr>
+                <w:noProof/>
+                <w:webHidden/>
+              </w:rPr>
+              <w:t>10</w:t>
+            </w:r>
+            <w:r>
+              <w:rPr>
+                <w:noProof/>
+                <w:webHidden/>
+              </w:rPr>
+              <w:fldChar w:fldCharType="end"/>
+            </w:r>
+          </w:hyperlink>
+        </w:p>
+        <w:p>
+          <w:pPr>
+            <w:pStyle w:val="TJ3"/>
+            <w:tabs>
+              <w:tab w:val="right" w:leader="dot" w:pos="9060"/>
+            </w:tabs>
+            <w:rPr>
+              <w:rFonts w:asciiTheme="minorHAnsi" w:eastAsiaTheme="minorEastAsia" w:hAnsiTheme="minorHAnsi"/>
+              <w:noProof/>
+              <w:color w:val="auto"/>
+              <w:sz w:val="22"/>
+              <w:lang w:val="en-GB" w:eastAsia="en-GB"/>
+            </w:rPr>
+          </w:pPr>
+          <w:hyperlink w:anchor="_Toc196810196" w:history="1">
+            <w:r>
+              <w:rPr>
+                <w:rStyle w:val="Hiperhivatkozs"/>
+                <w:noProof/>
+              </w:rPr>
+              <w:t>Api/user (PUT)</w:t>
+            </w:r>
+            <w:r>
+              <w:rPr>
+                <w:noProof/>
+                <w:webHidden/>
+              </w:rPr>
+              <w:tab/>
+            </w:r>
+            <w:r>
+              <w:rPr>
+                <w:noProof/>
+                <w:webHidden/>
+              </w:rPr>
+              <w:fldChar w:fldCharType="begin"/>
+            </w:r>
+            <w:r>
+              <w:rPr>
+                <w:noProof/>
+                <w:webHidden/>
+              </w:rPr>
+              <w:instrText xml:space="preserve"> PAGEREF _Toc196810196 \h </w:instrText>
+            </w:r>
+            <w:r>
+              <w:rPr>
+                <w:noProof/>
+                <w:webHidden/>
+              </w:rPr>
+            </w:r>
+            <w:r>
+              <w:rPr>
+                <w:noProof/>
+                <w:webHidden/>
+              </w:rPr>
+              <w:fldChar w:fldCharType="separate"/>
+            </w:r>
+            <w:r>
+              <w:rPr>
+                <w:noProof/>
+                <w:webHidden/>
+              </w:rPr>
+              <w:t>10</w:t>
+            </w:r>
+            <w:r>
+              <w:rPr>
+                <w:noProof/>
+                <w:webHidden/>
+              </w:rPr>
+              <w:fldChar w:fldCharType="end"/>
+            </w:r>
+          </w:hyperlink>
+        </w:p>
+        <w:p>
+          <w:pPr>
+            <w:pStyle w:val="TJ3"/>
+            <w:tabs>
+              <w:tab w:val="right" w:leader="dot" w:pos="9060"/>
+            </w:tabs>
+            <w:rPr>
+              <w:rFonts w:asciiTheme="minorHAnsi" w:eastAsiaTheme="minorEastAsia" w:hAnsiTheme="minorHAnsi"/>
+              <w:noProof/>
+              <w:color w:val="auto"/>
+              <w:sz w:val="22"/>
+              <w:lang w:val="en-GB" w:eastAsia="en-GB"/>
+            </w:rPr>
+          </w:pPr>
+          <w:hyperlink w:anchor="_Toc196810197" w:history="1">
+            <w:r>
+              <w:rPr>
+                <w:rStyle w:val="Hiperhivatkozs"/>
+                <w:noProof/>
+              </w:rPr>
+              <w:t>Api/user (DELETE)</w:t>
+            </w:r>
+            <w:r>
+              <w:rPr>
+                <w:noProof/>
+                <w:webHidden/>
+              </w:rPr>
+              <w:tab/>
+            </w:r>
+            <w:r>
+              <w:rPr>
+                <w:noProof/>
+                <w:webHidden/>
+              </w:rPr>
+              <w:fldChar w:fldCharType="begin"/>
+            </w:r>
+            <w:r>
+              <w:rPr>
+                <w:noProof/>
+                <w:webHidden/>
+              </w:rPr>
+              <w:instrText xml:space="preserve"> PAGEREF _Toc196810197 \h </w:instrText>
+            </w:r>
+            <w:r>
+              <w:rPr>
+                <w:noProof/>
+                <w:webHidden/>
+              </w:rPr>
+            </w:r>
+            <w:r>
+              <w:rPr>
+                <w:noProof/>
+                <w:webHidden/>
+              </w:rPr>
+              <w:fldChar w:fldCharType="separate"/>
+            </w:r>
+            <w:r>
+              <w:rPr>
+                <w:noProof/>
+                <w:webHidden/>
+              </w:rPr>
+              <w:t>12</w:t>
+            </w:r>
+            <w:r>
+              <w:rPr>
+                <w:noProof/>
+                <w:webHidden/>
+              </w:rPr>
+              <w:fldChar w:fldCharType="end"/>
+            </w:r>
+          </w:hyperlink>
+        </w:p>
+        <w:p>
+          <w:pPr>
+            <w:pStyle w:val="TJ3"/>
+            <w:tabs>
+              <w:tab w:val="right" w:leader="dot" w:pos="9060"/>
+            </w:tabs>
+            <w:rPr>
+              <w:rFonts w:asciiTheme="minorHAnsi" w:eastAsiaTheme="minorEastAsia" w:hAnsiTheme="minorHAnsi"/>
+              <w:noProof/>
+              <w:color w:val="auto"/>
+              <w:sz w:val="22"/>
+              <w:lang w:val="en-GB" w:eastAsia="en-GB"/>
+            </w:rPr>
+          </w:pPr>
+          <w:hyperlink w:anchor="_Toc196810198" w:history="1">
+            <w:r>
+              <w:rPr>
+                <w:rStyle w:val="Hiperhivatkozs"/>
+                <w:noProof/>
+              </w:rPr>
+              <w:t>Api/finalize-registration (PUT)</w:t>
+            </w:r>
+            <w:r>
+              <w:rPr>
+                <w:noProof/>
+                <w:webHidden/>
+              </w:rPr>
+              <w:tab/>
+            </w:r>
+            <w:r>
+              <w:rPr>
+                <w:noProof/>
+                <w:webHidden/>
+              </w:rPr>
+              <w:fldChar w:fldCharType="begin"/>
+            </w:r>
+            <w:r>
+              <w:rPr>
+                <w:noProof/>
+                <w:webHidden/>
+              </w:rPr>
+              <w:instrText xml:space="preserve"> PAGEREF _Toc196810198 \h </w:instrText>
+            </w:r>
+            <w:r>
+              <w:rPr>
+                <w:noProof/>
+                <w:webHidden/>
+              </w:rPr>
+            </w:r>
+            <w:r>
+              <w:rPr>
+                <w:noProof/>
+                <w:webHidden/>
+              </w:rPr>
+              <w:fldChar w:fldCharType="separate"/>
+            </w:r>
+            <w:r>
+              <w:rPr>
+                <w:noProof/>
+                <w:webHidden/>
+              </w:rPr>
+              <w:t>12</w:t>
+            </w:r>
+            <w:r>
+              <w:rPr>
+                <w:noProof/>
+                <w:webHidden/>
+              </w:rPr>
+              <w:fldChar w:fldCharType="end"/>
+            </w:r>
+          </w:hyperlink>
+        </w:p>
+        <w:p>
+          <w:pPr>
+            <w:pStyle w:val="TJ3"/>
+            <w:tabs>
+              <w:tab w:val="right" w:leader="dot" w:pos="9060"/>
+            </w:tabs>
+            <w:rPr>
+              <w:rFonts w:asciiTheme="minorHAnsi" w:eastAsiaTheme="minorEastAsia" w:hAnsiTheme="minorHAnsi"/>
+              <w:noProof/>
+              <w:color w:val="auto"/>
+              <w:sz w:val="22"/>
+              <w:lang w:val="en-GB" w:eastAsia="en-GB"/>
+            </w:rPr>
+          </w:pPr>
+          <w:hyperlink w:anchor="_Toc196810199" w:history="1">
+            <w:r>
+              <w:rPr>
+                <w:rStyle w:val="Hiperhivatkozs"/>
+                <w:noProof/>
+              </w:rPr>
+              <w:t>Api/change-password (PUT)</w:t>
+            </w:r>
+            <w:r>
+              <w:rPr>
+                <w:noProof/>
+                <w:webHidden/>
+              </w:rPr>
+              <w:tab/>
+            </w:r>
+            <w:r>
+              <w:rPr>
+                <w:noProof/>
+                <w:webHidden/>
+              </w:rPr>
+              <w:fldChar w:fldCharType="begin"/>
+            </w:r>
+            <w:r>
+              <w:rPr>
+                <w:noProof/>
+                <w:webHidden/>
+              </w:rPr>
+              <w:instrText xml:space="preserve"> PAGEREF _Toc196810199 \h </w:instrText>
+            </w:r>
+            <w:r>
+              <w:rPr>
+                <w:noProof/>
+                <w:webHidden/>
+              </w:rPr>
+            </w:r>
+            <w:r>
+              <w:rPr>
+                <w:noProof/>
+                <w:webHidden/>
+              </w:rPr>
+              <w:fldChar w:fldCharType="separate"/>
+            </w:r>
+            <w:r>
+              <w:rPr>
+                <w:noProof/>
+                <w:webHidden/>
+              </w:rPr>
+              <w:t>14</w:t>
+            </w:r>
+            <w:r>
+              <w:rPr>
+                <w:noProof/>
+                <w:webHidden/>
+              </w:rPr>
+              <w:fldChar w:fldCharType="end"/>
+            </w:r>
+          </w:hyperlink>
+        </w:p>
+        <w:p>
+          <w:pPr>
+            <w:pStyle w:val="TJ3"/>
+            <w:tabs>
+              <w:tab w:val="right" w:leader="dot" w:pos="9060"/>
+            </w:tabs>
+            <w:rPr>
+              <w:rFonts w:asciiTheme="minorHAnsi" w:eastAsiaTheme="minorEastAsia" w:hAnsiTheme="minorHAnsi"/>
+              <w:noProof/>
+              <w:color w:val="auto"/>
+              <w:sz w:val="22"/>
+              <w:lang w:val="en-GB" w:eastAsia="en-GB"/>
+            </w:rPr>
+          </w:pPr>
+          <w:hyperlink w:anchor="_Toc196810200" w:history="1">
+            <w:r>
+              <w:rPr>
+                <w:rStyle w:val="Hiperhivatkozs"/>
+                <w:noProof/>
+              </w:rPr>
+              <w:t>Api/top-borrowings/{limit} (GET)</w:t>
+            </w:r>
+            <w:r>
+              <w:rPr>
+                <w:noProof/>
+                <w:webHidden/>
+              </w:rPr>
+              <w:tab/>
+            </w:r>
+            <w:r>
+              <w:rPr>
+                <w:noProof/>
+                <w:webHidden/>
+              </w:rPr>
+              <w:fldChar w:fldCharType="begin"/>
+            </w:r>
+            <w:r>
+              <w:rPr>
+                <w:noProof/>
+                <w:webHidden/>
+              </w:rPr>
+              <w:instrText xml:space="preserve"> PAGEREF _Toc196810200 \h </w:instrText>
+            </w:r>
+            <w:r>
+              <w:rPr>
+                <w:noProof/>
+                <w:webHidden/>
+              </w:rPr>
+            </w:r>
+            <w:r>
+              <w:rPr>
+                <w:noProof/>
+                <w:webHidden/>
+              </w:rPr>
+              <w:fldChar w:fldCharType="separate"/>
+            </w:r>
+            <w:r>
+              <w:rPr>
+                <w:noProof/>
+                <w:webHidden/>
+              </w:rPr>
+              <w:t>15</w:t>
+            </w:r>
+            <w:r>
+              <w:rPr>
+                <w:noProof/>
+                <w:webHidden/>
+              </w:rPr>
+              <w:fldChar w:fldCharType="end"/>
+            </w:r>
+          </w:hyperlink>
+        </w:p>
+        <w:p>
+          <w:pPr>
+            <w:pStyle w:val="TJ3"/>
+            <w:tabs>
+              <w:tab w:val="right" w:leader="dot" w:pos="9060"/>
+            </w:tabs>
+            <w:rPr>
+              <w:rFonts w:asciiTheme="minorHAnsi" w:eastAsiaTheme="minorEastAsia" w:hAnsiTheme="minorHAnsi"/>
+              <w:noProof/>
+              <w:color w:val="auto"/>
+              <w:sz w:val="22"/>
+              <w:lang w:val="en-GB" w:eastAsia="en-GB"/>
+            </w:rPr>
+          </w:pPr>
+          <w:hyperlink w:anchor="_Toc196810201" w:history="1">
+            <w:r>
+              <w:rPr>
+                <w:rStyle w:val="Hiperhivatkozs"/>
+                <w:noProof/>
+              </w:rPr>
+              <w:t>Api/borrowings (GET)</w:t>
+            </w:r>
+            <w:r>
+              <w:rPr>
+                <w:noProof/>
+                <w:webHidden/>
+              </w:rPr>
+              <w:tab/>
+            </w:r>
+            <w:r>
+              <w:rPr>
+                <w:noProof/>
+                <w:webHidden/>
+              </w:rPr>
+              <w:fldChar w:fldCharType="begin"/>
+            </w:r>
+            <w:r>
+              <w:rPr>
+                <w:noProof/>
+                <w:webHidden/>
+              </w:rPr>
+              <w:instrText xml:space="preserve"> PAGEREF _Toc196810201 \h </w:instrText>
+            </w:r>
+            <w:r>
+              <w:rPr>
+                <w:noProof/>
+                <w:webHidden/>
+              </w:rPr>
+            </w:r>
+            <w:r>
+              <w:rPr>
+                <w:noProof/>
+                <w:webHidden/>
+              </w:rPr>
+              <w:fldChar w:fldCharType="separate"/>
+            </w:r>
+            <w:r>
+              <w:rPr>
+                <w:noProof/>
+                <w:webHidden/>
+              </w:rPr>
+              <w:t>16</w:t>
+            </w:r>
+            <w:r>
+              <w:rPr>
+                <w:noProof/>
+                <w:webHidden/>
+              </w:rPr>
+              <w:fldChar w:fldCharType="end"/>
+            </w:r>
+          </w:hyperlink>
+        </w:p>
+        <w:p>
+          <w:pPr>
+            <w:pStyle w:val="TJ3"/>
+            <w:tabs>
+              <w:tab w:val="right" w:leader="dot" w:pos="9060"/>
+            </w:tabs>
+            <w:rPr>
+              <w:rFonts w:asciiTheme="minorHAnsi" w:eastAsiaTheme="minorEastAsia" w:hAnsiTheme="minorHAnsi"/>
+              <w:noProof/>
+              <w:color w:val="auto"/>
+              <w:sz w:val="22"/>
+              <w:lang w:val="en-GB" w:eastAsia="en-GB"/>
+            </w:rPr>
+          </w:pPr>
+          <w:hyperlink w:anchor="_Toc196810202" w:history="1">
+            <w:r>
+              <w:rPr>
+                <w:rStyle w:val="Hiperhivatkozs"/>
+                <w:noProof/>
+              </w:rPr>
+              <w:t>Api/available-books (GET)</w:t>
+            </w:r>
+            <w:r>
+              <w:rPr>
+                <w:noProof/>
+                <w:webHidden/>
+              </w:rPr>
+              <w:tab/>
+            </w:r>
+            <w:r>
+              <w:rPr>
+                <w:noProof/>
+                <w:webHidden/>
+              </w:rPr>
+              <w:fldChar w:fldCharType="begin"/>
+            </w:r>
+            <w:r>
+              <w:rPr>
+                <w:noProof/>
+                <w:webHidden/>
+              </w:rPr>
+              <w:instrText xml:space="preserve"> PAGEREF _Toc196810202 \h </w:instrText>
+            </w:r>
+            <w:r>
+              <w:rPr>
+                <w:noProof/>
+                <w:webHidden/>
+              </w:rPr>
+            </w:r>
+            <w:r>
+              <w:rPr>
+                <w:noProof/>
+                <w:webHidden/>
+              </w:rPr>
+              <w:fldChar w:fldCharType="separate"/>
+            </w:r>
+            <w:r>
+              <w:rPr>
+                <w:noProof/>
+                <w:webHidden/>
+              </w:rPr>
+              <w:t>16</w:t>
+            </w:r>
+            <w:r>
+              <w:rPr>
+                <w:noProof/>
+                <w:webHidden/>
+              </w:rPr>
+              <w:fldChar w:fldCharType="end"/>
+            </w:r>
+          </w:hyperlink>
+        </w:p>
+        <w:p>
+          <w:pPr>
+            <w:pStyle w:val="TJ3"/>
+            <w:tabs>
+              <w:tab w:val="right" w:leader="dot" w:pos="9060"/>
+            </w:tabs>
+            <w:rPr>
+              <w:rFonts w:asciiTheme="minorHAnsi" w:eastAsiaTheme="minorEastAsia" w:hAnsiTheme="minorHAnsi"/>
+              <w:noProof/>
+              <w:color w:val="auto"/>
+              <w:sz w:val="22"/>
+              <w:lang w:val="en-GB" w:eastAsia="en-GB"/>
+            </w:rPr>
+          </w:pPr>
+          <w:hyperlink w:anchor="_Toc196810203" w:history="1">
+            <w:r>
+              <w:rPr>
+                <w:rStyle w:val="Hiperhivatkozs"/>
+                <w:noProof/>
+              </w:rPr>
+              <w:t>Api/upload-img (POST)</w:t>
+            </w:r>
+            <w:r>
+              <w:rPr>
+                <w:noProof/>
+                <w:webHidden/>
+              </w:rPr>
+              <w:tab/>
+            </w:r>
+            <w:r>
+              <w:rPr>
+                <w:noProof/>
+                <w:webHidden/>
+              </w:rPr>
+              <w:fldChar w:fldCharType="begin"/>
+            </w:r>
+            <w:r>
+              <w:rPr>
+                <w:noProof/>
+                <w:webHidden/>
+              </w:rPr>
+              <w:instrText xml:space="preserve"> PAGEREF _Toc196810203 \h </w:instrText>
+            </w:r>
+            <w:r>
+              <w:rPr>
+                <w:noProof/>
+                <w:webHidden/>
+              </w:rPr>
+            </w:r>
+            <w:r>
+              <w:rPr>
+                <w:noProof/>
+                <w:webHidden/>
+              </w:rPr>
+              <w:fldChar w:fldCharType="separate"/>
+            </w:r>
+            <w:r>
+              <w:rPr>
+                <w:noProof/>
+                <w:webHidden/>
+              </w:rPr>
+              <w:t>17</w:t>
+            </w:r>
+            <w:r>
+              <w:rPr>
+                <w:noProof/>
+                <w:webHidden/>
+              </w:rPr>
+              <w:fldChar w:fldCharType="end"/>
+            </w:r>
+          </w:hyperlink>
+        </w:p>
+        <w:p>
+          <w:pPr>
+            <w:pStyle w:val="TJ3"/>
+            <w:tabs>
+              <w:tab w:val="right" w:leader="dot" w:pos="9060"/>
+            </w:tabs>
+            <w:rPr>
+              <w:rFonts w:asciiTheme="minorHAnsi" w:eastAsiaTheme="minorEastAsia" w:hAnsiTheme="minorHAnsi"/>
+              <w:noProof/>
+              <w:color w:val="auto"/>
+              <w:sz w:val="22"/>
+              <w:lang w:val="en-GB" w:eastAsia="en-GB"/>
+            </w:rPr>
+          </w:pPr>
+          <w:hyperlink w:anchor="_Toc196810204" w:history="1">
+            <w:r>
+              <w:rPr>
+                <w:rStyle w:val="Hiperhivatkozs"/>
+                <w:noProof/>
+              </w:rPr>
+              <w:t>img/{ISBN} (GET)</w:t>
+            </w:r>
+            <w:r>
+              <w:rPr>
+                <w:noProof/>
+                <w:webHidden/>
+              </w:rPr>
+              <w:tab/>
+            </w:r>
+            <w:r>
+              <w:rPr>
+                <w:noProof/>
+                <w:webHidden/>
+              </w:rPr>
+              <w:fldChar w:fldCharType="begin"/>
+            </w:r>
+            <w:r>
+              <w:rPr>
+                <w:noProof/>
+                <w:webHidden/>
+              </w:rPr>
+              <w:instrText xml:space="preserve"> PAGEREF _Toc196810204 \h </w:instrText>
+            </w:r>
+            <w:r>
+              <w:rPr>
+                <w:noProof/>
+                <w:webHidden/>
+              </w:rPr>
+            </w:r>
+            <w:r>
+              <w:rPr>
+                <w:noProof/>
+                <w:webHidden/>
+              </w:rPr>
+              <w:fldChar w:fldCharType="separate"/>
+            </w:r>
+            <w:r>
+              <w:rPr>
+                <w:noProof/>
+                <w:webHidden/>
+              </w:rPr>
+              <w:t>18</w:t>
+            </w:r>
+            <w:r>
+              <w:rPr>
+                <w:noProof/>
+                <w:webHidden/>
+              </w:rPr>
+              <w:fldChar w:fldCharType="end"/>
+            </w:r>
+          </w:hyperlink>
+        </w:p>
+        <w:p>
+          <w:pPr>
+            <w:pStyle w:val="TJ3"/>
+            <w:tabs>
+              <w:tab w:val="right" w:leader="dot" w:pos="9060"/>
+            </w:tabs>
+            <w:rPr>
+              <w:rFonts w:asciiTheme="minorHAnsi" w:eastAsiaTheme="minorEastAsia" w:hAnsiTheme="minorHAnsi"/>
+              <w:noProof/>
+              <w:color w:val="auto"/>
+              <w:sz w:val="22"/>
+              <w:lang w:val="en-GB" w:eastAsia="en-GB"/>
+            </w:rPr>
+          </w:pPr>
+          <w:hyperlink w:anchor="_Toc196810205" w:history="1">
+            <w:r>
+              <w:rPr>
+                <w:rStyle w:val="Hiperhivatkozs"/>
+                <w:noProof/>
+              </w:rPr>
+              <w:t>Api/books (GET)</w:t>
+            </w:r>
+            <w:r>
+              <w:rPr>
+                <w:noProof/>
+                <w:webHidden/>
+              </w:rPr>
+              <w:tab/>
+            </w:r>
+            <w:r>
+              <w:rPr>
+                <w:noProof/>
+                <w:webHidden/>
+              </w:rPr>
+              <w:fldChar w:fldCharType="begin"/>
+            </w:r>
+            <w:r>
+              <w:rPr>
+                <w:noProof/>
+                <w:webHidden/>
+              </w:rPr>
+              <w:instrText xml:space="preserve"> PAGEREF _Toc196810205 \h </w:instrText>
+            </w:r>
+            <w:r>
+              <w:rPr>
+                <w:noProof/>
+                <w:webHidden/>
+              </w:rPr>
+            </w:r>
+            <w:r>
+              <w:rPr>
+                <w:noProof/>
+                <w:webHidden/>
+              </w:rPr>
+              <w:fldChar w:fldCharType="separate"/>
+            </w:r>
+            <w:r>
+              <w:rPr>
+                <w:noProof/>
+                <w:webHidden/>
+              </w:rPr>
+              <w:t>20</w:t>
+            </w:r>
+            <w:r>
+              <w:rPr>
+                <w:noProof/>
+                <w:webHidden/>
+              </w:rPr>
+              <w:fldChar w:fldCharType="end"/>
+            </w:r>
+          </w:hyperlink>
+        </w:p>
+        <w:p>
+          <w:pPr>
+            <w:pStyle w:val="TJ3"/>
+            <w:tabs>
+              <w:tab w:val="right" w:leader="dot" w:pos="9060"/>
+            </w:tabs>
+            <w:rPr>
+              <w:rFonts w:asciiTheme="minorHAnsi" w:eastAsiaTheme="minorEastAsia" w:hAnsiTheme="minorHAnsi"/>
+              <w:noProof/>
+              <w:color w:val="auto"/>
+              <w:sz w:val="22"/>
+              <w:lang w:val="en-GB" w:eastAsia="en-GB"/>
+            </w:rPr>
+          </w:pPr>
+          <w:hyperlink w:anchor="_Toc196810206" w:history="1">
+            <w:r>
+              <w:rPr>
+                <w:rStyle w:val="Hiperhivatkozs"/>
+                <w:noProof/>
+              </w:rPr>
+              <w:t>Api/all-(books, users, borrowings) (GET)</w:t>
+            </w:r>
+            <w:r>
+              <w:rPr>
+                <w:noProof/>
+                <w:webHidden/>
+              </w:rPr>
+              <w:tab/>
+            </w:r>
+            <w:r>
+              <w:rPr>
+                <w:noProof/>
+                <w:webHidden/>
+              </w:rPr>
+              <w:fldChar w:fldCharType="begin"/>
+            </w:r>
+            <w:r>
+              <w:rPr>
+                <w:noProof/>
+                <w:webHidden/>
+              </w:rPr>
+              <w:instrText xml:space="preserve"> PAGEREF _Toc196810206 \h </w:instrText>
+            </w:r>
+            <w:r>
+              <w:rPr>
+                <w:noProof/>
+                <w:webHidden/>
+              </w:rPr>
+            </w:r>
+            <w:r>
+              <w:rPr>
+                <w:noProof/>
+                <w:webHidden/>
+              </w:rPr>
+              <w:fldChar w:fldCharType="separate"/>
+            </w:r>
+            <w:r>
+              <w:rPr>
+                <w:noProof/>
+                <w:webHidden/>
+              </w:rPr>
+              <w:t>21</w:t>
+            </w:r>
+            <w:r>
+              <w:rPr>
+                <w:noProof/>
+                <w:webHidden/>
+              </w:rPr>
+              <w:fldChar w:fldCharType="end"/>
+            </w:r>
+          </w:hyperlink>
+        </w:p>
+        <w:p>
+          <w:pPr>
+            <w:pStyle w:val="TJ3"/>
+            <w:tabs>
+              <w:tab w:val="right" w:leader="dot" w:pos="9060"/>
+            </w:tabs>
+            <w:rPr>
+              <w:rFonts w:asciiTheme="minorHAnsi" w:eastAsiaTheme="minorEastAsia" w:hAnsiTheme="minorHAnsi"/>
+              <w:noProof/>
+              <w:color w:val="auto"/>
+              <w:sz w:val="22"/>
+              <w:lang w:val="en-GB" w:eastAsia="en-GB"/>
+            </w:rPr>
+          </w:pPr>
+          <w:hyperlink w:anchor="_Toc196810207" w:history="1">
+            <w:r>
+              <w:rPr>
+                <w:rStyle w:val="Hiperhivatkozs"/>
+                <w:noProof/>
+              </w:rPr>
+              <w:t>Api/reserve (GET)</w:t>
+            </w:r>
+            <w:r>
+              <w:rPr>
+                <w:noProof/>
+                <w:webHidden/>
+              </w:rPr>
+              <w:tab/>
+            </w:r>
+            <w:r>
+              <w:rPr>
+                <w:noProof/>
+                <w:webHidden/>
+              </w:rPr>
+              <w:fldChar w:fldCharType="begin"/>
+            </w:r>
+            <w:r>
+              <w:rPr>
+                <w:noProof/>
+                <w:webHidden/>
+              </w:rPr>
+              <w:instrText xml:space="preserve"> PAGEREF _Toc196810207 \h </w:instrText>
+            </w:r>
+            <w:r>
+              <w:rPr>
+                <w:noProof/>
+                <w:webHidden/>
+              </w:rPr>
+            </w:r>
+            <w:r>
+              <w:rPr>
+                <w:noProof/>
+                <w:webHidden/>
+              </w:rPr>
+              <w:fldChar w:fldCharType="separate"/>
+            </w:r>
+            <w:r>
+              <w:rPr>
+                <w:noProof/>
+                <w:webHidden/>
+              </w:rPr>
+              <w:t>22</w:t>
+            </w:r>
+            <w:r>
+              <w:rPr>
+                <w:noProof/>
+                <w:webHidden/>
+              </w:rPr>
+              <w:fldChar w:fldCharType="end"/>
+            </w:r>
+          </w:hyperlink>
+        </w:p>
+        <w:p>
+          <w:pPr>
+            <w:pStyle w:val="TJ3"/>
+            <w:tabs>
+              <w:tab w:val="right" w:leader="dot" w:pos="9060"/>
+            </w:tabs>
+            <w:rPr>
+              <w:rFonts w:asciiTheme="minorHAnsi" w:eastAsiaTheme="minorEastAsia" w:hAnsiTheme="minorHAnsi"/>
+              <w:noProof/>
+              <w:color w:val="auto"/>
+              <w:sz w:val="22"/>
+              <w:lang w:val="en-GB" w:eastAsia="en-GB"/>
+            </w:rPr>
+          </w:pPr>
+          <w:hyperlink w:anchor="_Toc196810208" w:history="1">
+            <w:r>
+              <w:rPr>
+                <w:rStyle w:val="Hiperhivatkozs"/>
+                <w:noProof/>
+              </w:rPr>
+              <w:t>Api/reserve (POST)</w:t>
+            </w:r>
+            <w:r>
+              <w:rPr>
+                <w:noProof/>
+                <w:webHidden/>
+              </w:rPr>
+              <w:tab/>
+            </w:r>
+            <w:r>
+              <w:rPr>
+                <w:noProof/>
+                <w:webHidden/>
+              </w:rPr>
+              <w:fldChar w:fldCharType="begin"/>
+            </w:r>
+            <w:r>
+              <w:rPr>
+                <w:noProof/>
+                <w:webHidden/>
+              </w:rPr>
+              <w:instrText xml:space="preserve"> PAGEREF _Toc196810208 \h </w:instrText>
+            </w:r>
+            <w:r>
+              <w:rPr>
+                <w:noProof/>
+                <w:webHidden/>
+              </w:rPr>
+            </w:r>
+            <w:r>
+              <w:rPr>
+                <w:noProof/>
+                <w:webHidden/>
+              </w:rPr>
+              <w:fldChar w:fldCharType="separate"/>
+            </w:r>
+            <w:r>
+              <w:rPr>
+                <w:noProof/>
+                <w:webHidden/>
+              </w:rPr>
+              <w:t>23</w:t>
+            </w:r>
+            <w:r>
+              <w:rPr>
+                <w:noProof/>
+                <w:webHidden/>
+              </w:rPr>
+              <w:fldChar w:fldCharType="end"/>
+            </w:r>
+          </w:hyperlink>
+        </w:p>
+        <w:p>
+          <w:pPr>
+            <w:pStyle w:val="TJ3"/>
+            <w:tabs>
+              <w:tab w:val="right" w:leader="dot" w:pos="9060"/>
+            </w:tabs>
+            <w:rPr>
+              <w:rFonts w:asciiTheme="minorHAnsi" w:eastAsiaTheme="minorEastAsia" w:hAnsiTheme="minorHAnsi"/>
+              <w:noProof/>
+              <w:color w:val="auto"/>
+              <w:sz w:val="22"/>
+              <w:lang w:val="en-GB" w:eastAsia="en-GB"/>
+            </w:rPr>
+          </w:pPr>
+          <w:hyperlink w:anchor="_Toc196810209" w:history="1">
+            <w:r>
+              <w:rPr>
+                <w:rStyle w:val="Hiperhivatkozs"/>
+                <w:noProof/>
+              </w:rPr>
+              <w:t>Api/reserve/{ISBN} (DELETE)</w:t>
+            </w:r>
+            <w:r>
+              <w:rPr>
+                <w:noProof/>
+                <w:webHidden/>
+              </w:rPr>
+              <w:tab/>
+            </w:r>
+            <w:r>
+              <w:rPr>
+                <w:noProof/>
+                <w:webHidden/>
+              </w:rPr>
+              <w:fldChar w:fldCharType="begin"/>
+            </w:r>
+            <w:r>
+              <w:rPr>
+                <w:noProof/>
+                <w:webHidden/>
+              </w:rPr>
+              <w:instrText xml:space="preserve"> PAGEREF _Toc196810209 \h </w:instrText>
+            </w:r>
+            <w:r>
+              <w:rPr>
+                <w:noProof/>
+                <w:webHidden/>
+              </w:rPr>
+            </w:r>
+            <w:r>
+              <w:rPr>
+                <w:noProof/>
+                <w:webHidden/>
+              </w:rPr>
+              <w:fldChar w:fldCharType="separate"/>
+            </w:r>
+            <w:r>
+              <w:rPr>
+                <w:noProof/>
+                <w:webHidden/>
+              </w:rPr>
+              <w:t>23</w:t>
             </w:r>
             <w:r>
               <w:rPr>
@@ -771,7 +2211,7 @@
               <w:lang w:val="en-GB" w:eastAsia="en-GB"/>
             </w:rPr>
           </w:pPr>
-          <w:hyperlink w:anchor="_Toc196378228" w:history="1">
+          <w:hyperlink w:anchor="_Toc196810210" w:history="1">
             <w:r>
               <w:rPr>
                 <w:rStyle w:val="Hiperhivatkozs"/>
@@ -798,7 +2238,7 @@
                 <w:noProof/>
                 <w:webHidden/>
               </w:rPr>
-              <w:instrText xml:space="preserve"> PAGEREF _Toc196378228 \h </w:instrText>
+              <w:instrText xml:space="preserve"> PAGEREF _Toc196810210 \h </w:instrText>
             </w:r>
             <w:r>
               <w:rPr>
@@ -818,7 +2258,7 @@
                 <w:noProof/>
                 <w:webHidden/>
               </w:rPr>
-              <w:t>4</w:t>
+              <w:t>25</w:t>
             </w:r>
             <w:r>
               <w:rPr>
@@ -843,7 +2283,7 @@
               <w:lang w:val="en-GB" w:eastAsia="en-GB"/>
             </w:rPr>
           </w:pPr>
-          <w:hyperlink w:anchor="_Toc196378229" w:history="1">
+          <w:hyperlink w:anchor="_Toc196810211" w:history="1">
             <w:r>
               <w:rPr>
                 <w:rStyle w:val="Hiperhivatkozs"/>
@@ -885,7 +2325,7 @@
                 <w:noProof/>
                 <w:webHidden/>
               </w:rPr>
-              <w:instrText xml:space="preserve"> PAGEREF _Toc196378229 \h </w:instrText>
+              <w:instrText xml:space="preserve"> PAGEREF _Toc196810211 \h </w:instrText>
             </w:r>
             <w:r>
               <w:rPr>
@@ -905,7 +2345,7 @@
                 <w:noProof/>
                 <w:webHidden/>
               </w:rPr>
-              <w:t>4</w:t>
+              <w:t>25</w:t>
             </w:r>
             <w:r>
               <w:rPr>
@@ -930,7 +2370,7 @@
               <w:lang w:val="en-GB" w:eastAsia="en-GB"/>
             </w:rPr>
           </w:pPr>
-          <w:hyperlink w:anchor="_Toc196378230" w:history="1">
+          <w:hyperlink w:anchor="_Toc196810212" w:history="1">
             <w:r>
               <w:rPr>
                 <w:rStyle w:val="Hiperhivatkozs"/>
@@ -972,7 +2412,7 @@
                 <w:noProof/>
                 <w:webHidden/>
               </w:rPr>
-              <w:instrText xml:space="preserve"> PAGEREF _Toc196378230 \h </w:instrText>
+              <w:instrText xml:space="preserve"> PAGEREF _Toc196810212 \h </w:instrText>
             </w:r>
             <w:r>
               <w:rPr>
@@ -992,7 +2432,7 @@
                 <w:noProof/>
                 <w:webHidden/>
               </w:rPr>
-              <w:t>4</w:t>
+              <w:t>25</w:t>
             </w:r>
             <w:r>
               <w:rPr>
@@ -1017,7 +2457,7 @@
               <w:lang w:val="en-GB" w:eastAsia="en-GB"/>
             </w:rPr>
           </w:pPr>
-          <w:hyperlink w:anchor="_Toc196378231" w:history="1">
+          <w:hyperlink w:anchor="_Toc196810213" w:history="1">
             <w:r>
               <w:rPr>
                 <w:rStyle w:val="Hiperhivatkozs"/>
@@ -1059,7 +2499,7 @@
                 <w:noProof/>
                 <w:webHidden/>
               </w:rPr>
-              <w:instrText xml:space="preserve"> PAGEREF _Toc196378231 \h </w:instrText>
+              <w:instrText xml:space="preserve"> PAGEREF _Toc196810213 \h </w:instrText>
             </w:r>
             <w:r>
               <w:rPr>
@@ -1079,7 +2519,7 @@
                 <w:noProof/>
                 <w:webHidden/>
               </w:rPr>
-              <w:t>4</w:t>
+              <w:t>25</w:t>
             </w:r>
             <w:r>
               <w:rPr>
@@ -1104,7 +2544,7 @@
               <w:lang w:val="en-GB" w:eastAsia="en-GB"/>
             </w:rPr>
           </w:pPr>
-          <w:hyperlink w:anchor="_Toc196378232" w:history="1">
+          <w:hyperlink w:anchor="_Toc196810214" w:history="1">
             <w:r>
               <w:rPr>
                 <w:rStyle w:val="Hiperhivatkozs"/>
@@ -1146,7 +2586,7 @@
                 <w:noProof/>
                 <w:webHidden/>
               </w:rPr>
-              <w:instrText xml:space="preserve"> PAGEREF _Toc196378232 \h </w:instrText>
+              <w:instrText xml:space="preserve"> PAGEREF _Toc196810214 \h </w:instrText>
             </w:r>
             <w:r>
               <w:rPr>
@@ -1166,7 +2606,7 @@
                 <w:noProof/>
                 <w:webHidden/>
               </w:rPr>
-              <w:t>6</w:t>
+              <w:t>27</w:t>
             </w:r>
             <w:r>
               <w:rPr>
@@ -1191,7 +2631,7 @@
               <w:lang w:val="en-GB" w:eastAsia="en-GB"/>
             </w:rPr>
           </w:pPr>
-          <w:hyperlink w:anchor="_Toc196378233" w:history="1">
+          <w:hyperlink w:anchor="_Toc196810215" w:history="1">
             <w:r>
               <w:rPr>
                 <w:rStyle w:val="Hiperhivatkozs"/>
@@ -1233,7 +2673,7 @@
                 <w:noProof/>
                 <w:webHidden/>
               </w:rPr>
-              <w:instrText xml:space="preserve"> PAGEREF _Toc196378233 \h </w:instrText>
+              <w:instrText xml:space="preserve"> PAGEREF _Toc196810215 \h </w:instrText>
             </w:r>
             <w:r>
               <w:rPr>
@@ -1253,7 +2693,7 @@
                 <w:noProof/>
                 <w:webHidden/>
               </w:rPr>
-              <w:t>7</w:t>
+              <w:t>28</w:t>
             </w:r>
             <w:r>
               <w:rPr>
@@ -1278,7 +2718,7 @@
               <w:lang w:val="en-GB" w:eastAsia="en-GB"/>
             </w:rPr>
           </w:pPr>
-          <w:hyperlink w:anchor="_Toc196378234" w:history="1">
+          <w:hyperlink w:anchor="_Toc196810216" w:history="1">
             <w:r>
               <w:rPr>
                 <w:rStyle w:val="Hiperhivatkozs"/>
@@ -1320,7 +2760,7 @@
                 <w:noProof/>
                 <w:webHidden/>
               </w:rPr>
-              <w:instrText xml:space="preserve"> PAGEREF _Toc196378234 \h </w:instrText>
+              <w:instrText xml:space="preserve"> PAGEREF _Toc196810216 \h </w:instrText>
             </w:r>
             <w:r>
               <w:rPr>
@@ -1340,7 +2780,7 @@
                 <w:noProof/>
                 <w:webHidden/>
               </w:rPr>
-              <w:t>9</w:t>
+              <w:t>30</w:t>
             </w:r>
             <w:r>
               <w:rPr>
@@ -1365,7 +2805,7 @@
               <w:lang w:val="en-GB" w:eastAsia="en-GB"/>
             </w:rPr>
           </w:pPr>
-          <w:hyperlink w:anchor="_Toc196378235" w:history="1">
+          <w:hyperlink w:anchor="_Toc196810217" w:history="1">
             <w:r>
               <w:rPr>
                 <w:rStyle w:val="Hiperhivatkozs"/>
@@ -1407,7 +2847,7 @@
                 <w:noProof/>
                 <w:webHidden/>
               </w:rPr>
-              <w:instrText xml:space="preserve"> PAGEREF _Toc196378235 \h </w:instrText>
+              <w:instrText xml:space="preserve"> PAGEREF _Toc196810217 \h </w:instrText>
             </w:r>
             <w:r>
               <w:rPr>
@@ -1427,7 +2867,7 @@
                 <w:noProof/>
                 <w:webHidden/>
               </w:rPr>
-              <w:t>11</w:t>
+              <w:t>32</w:t>
             </w:r>
             <w:r>
               <w:rPr>
@@ -1452,7 +2892,7 @@
               <w:lang w:val="en-GB" w:eastAsia="en-GB"/>
             </w:rPr>
           </w:pPr>
-          <w:hyperlink w:anchor="_Toc196378236" w:history="1">
+          <w:hyperlink w:anchor="_Toc196810218" w:history="1">
             <w:r>
               <w:rPr>
                 <w:rStyle w:val="Hiperhivatkozs"/>
@@ -1494,7 +2934,7 @@
                 <w:noProof/>
                 <w:webHidden/>
               </w:rPr>
-              <w:instrText xml:space="preserve"> PAGEREF _Toc196378236 \h </w:instrText>
+              <w:instrText xml:space="preserve"> PAGEREF _Toc196810218 \h </w:instrText>
             </w:r>
             <w:r>
               <w:rPr>
@@ -1514,7 +2954,7 @@
                 <w:noProof/>
                 <w:webHidden/>
               </w:rPr>
-              <w:t>13</w:t>
+              <w:t>34</w:t>
             </w:r>
             <w:r>
               <w:rPr>
@@ -1539,7 +2979,7 @@
               <w:lang w:val="en-GB" w:eastAsia="en-GB"/>
             </w:rPr>
           </w:pPr>
-          <w:hyperlink w:anchor="_Toc196378237" w:history="1">
+          <w:hyperlink w:anchor="_Toc196810219" w:history="1">
             <w:r>
               <w:rPr>
                 <w:rStyle w:val="Hiperhivatkozs"/>
@@ -1581,7 +3021,7 @@
                 <w:noProof/>
                 <w:webHidden/>
               </w:rPr>
-              <w:instrText xml:space="preserve"> PAGEREF _Toc196378237 \h </w:instrText>
+              <w:instrText xml:space="preserve"> PAGEREF _Toc196810219 \h </w:instrText>
             </w:r>
             <w:r>
               <w:rPr>
@@ -1601,7 +3041,7 @@
                 <w:noProof/>
                 <w:webHidden/>
               </w:rPr>
-              <w:t>14</w:t>
+              <w:t>35</w:t>
             </w:r>
             <w:r>
               <w:rPr>
@@ -1626,7 +3066,7 @@
               <w:lang w:val="en-GB" w:eastAsia="en-GB"/>
             </w:rPr>
           </w:pPr>
-          <w:hyperlink w:anchor="_Toc196378238" w:history="1">
+          <w:hyperlink w:anchor="_Toc196810220" w:history="1">
             <w:r>
               <w:rPr>
                 <w:rStyle w:val="Hiperhivatkozs"/>
@@ -1668,7 +3108,7 @@
                 <w:noProof/>
                 <w:webHidden/>
               </w:rPr>
-              <w:instrText xml:space="preserve"> PAGEREF _Toc196378238 \h </w:instrText>
+              <w:instrText xml:space="preserve"> PAGEREF _Toc196810220 \h </w:instrText>
             </w:r>
             <w:r>
               <w:rPr>
@@ -1688,7 +3128,7 @@
                 <w:noProof/>
                 <w:webHidden/>
               </w:rPr>
-              <w:t>16</w:t>
+              <w:t>37</w:t>
             </w:r>
             <w:r>
               <w:rPr>
@@ -1713,7 +3153,7 @@
               <w:lang w:val="en-GB" w:eastAsia="en-GB"/>
             </w:rPr>
           </w:pPr>
-          <w:hyperlink w:anchor="_Toc196378239" w:history="1">
+          <w:hyperlink w:anchor="_Toc196810221" w:history="1">
             <w:r>
               <w:rPr>
                 <w:rStyle w:val="Hiperhivatkozs"/>
@@ -1740,7 +3180,7 @@
                 <w:noProof/>
                 <w:webHidden/>
               </w:rPr>
-              <w:instrText xml:space="preserve"> PAGEREF _Toc196378239 \h </w:instrText>
+              <w:instrText xml:space="preserve"> PAGEREF _Toc196810221 \h </w:instrText>
             </w:r>
             <w:r>
               <w:rPr>
@@ -1760,7 +3200,7 @@
                 <w:noProof/>
                 <w:webHidden/>
               </w:rPr>
-              <w:t>18</w:t>
+              <w:t>39</w:t>
             </w:r>
             <w:r>
               <w:rPr>
@@ -1785,7 +3225,7 @@
               <w:lang w:val="en-GB" w:eastAsia="en-GB"/>
             </w:rPr>
           </w:pPr>
-          <w:hyperlink w:anchor="_Toc196378240" w:history="1">
+          <w:hyperlink w:anchor="_Toc196810222" w:history="1">
             <w:r>
               <w:rPr>
                 <w:rStyle w:val="Hiperhivatkozs"/>
@@ -1812,7 +3252,7 @@
                 <w:noProof/>
                 <w:webHidden/>
               </w:rPr>
-              <w:instrText xml:space="preserve"> PAGEREF _Toc196378240 \h </w:instrText>
+              <w:instrText xml:space="preserve"> PAGEREF _Toc196810222 \h </w:instrText>
             </w:r>
             <w:r>
               <w:rPr>
@@ -1832,7 +3272,7 @@
                 <w:noProof/>
                 <w:webHidden/>
               </w:rPr>
-              <w:t>18</w:t>
+              <w:t>39</w:t>
             </w:r>
             <w:r>
               <w:rPr>
@@ -1857,7 +3297,7 @@
               <w:lang w:val="en-GB" w:eastAsia="en-GB"/>
             </w:rPr>
           </w:pPr>
-          <w:hyperlink w:anchor="_Toc196378241" w:history="1">
+          <w:hyperlink w:anchor="_Toc196810223" w:history="1">
             <w:r>
               <w:rPr>
                 <w:rStyle w:val="Hiperhivatkozs"/>
@@ -1884,7 +3324,7 @@
                 <w:noProof/>
                 <w:webHidden/>
               </w:rPr>
-              <w:instrText xml:space="preserve"> PAGEREF _Toc196378241 \h </w:instrText>
+              <w:instrText xml:space="preserve"> PAGEREF _Toc196810223 \h </w:instrText>
             </w:r>
             <w:r>
               <w:rPr>
@@ -1904,7 +3344,7 @@
                 <w:noProof/>
                 <w:webHidden/>
               </w:rPr>
-              <w:t>18</w:t>
+              <w:t>39</w:t>
             </w:r>
             <w:r>
               <w:rPr>
@@ -1929,7 +3369,7 @@
               <w:lang w:val="en-GB" w:eastAsia="en-GB"/>
             </w:rPr>
           </w:pPr>
-          <w:hyperlink w:anchor="_Toc196378242" w:history="1">
+          <w:hyperlink w:anchor="_Toc196810224" w:history="1">
             <w:r>
               <w:rPr>
                 <w:rStyle w:val="Hiperhivatkozs"/>
@@ -1956,7 +3396,7 @@
                 <w:noProof/>
                 <w:webHidden/>
               </w:rPr>
-              <w:instrText xml:space="preserve"> PAGEREF _Toc196378242 \h </w:instrText>
+              <w:instrText xml:space="preserve"> PAGEREF _Toc196810224 \h </w:instrText>
             </w:r>
             <w:r>
               <w:rPr>
@@ -1976,7 +3416,7 @@
                 <w:noProof/>
                 <w:webHidden/>
               </w:rPr>
-              <w:t>18</w:t>
+              <w:t>39</w:t>
             </w:r>
             <w:r>
               <w:rPr>
@@ -2001,7 +3441,7 @@
               <w:lang w:val="en-GB" w:eastAsia="en-GB"/>
             </w:rPr>
           </w:pPr>
-          <w:hyperlink w:anchor="_Toc196378243" w:history="1">
+          <w:hyperlink w:anchor="_Toc196810225" w:history="1">
             <w:r>
               <w:rPr>
                 <w:rStyle w:val="Hiperhivatkozs"/>
@@ -2028,7 +3468,7 @@
                 <w:noProof/>
                 <w:webHidden/>
               </w:rPr>
-              <w:instrText xml:space="preserve"> PAGEREF _Toc196378243 \h </w:instrText>
+              <w:instrText xml:space="preserve"> PAGEREF _Toc196810225 \h </w:instrText>
             </w:r>
             <w:r>
               <w:rPr>
@@ -2048,7 +3488,7 @@
                 <w:noProof/>
                 <w:webHidden/>
               </w:rPr>
-              <w:t>18</w:t>
+              <w:t>39</w:t>
             </w:r>
             <w:r>
               <w:rPr>
@@ -2073,7 +3513,7 @@
               <w:lang w:val="en-GB" w:eastAsia="en-GB"/>
             </w:rPr>
           </w:pPr>
-          <w:hyperlink w:anchor="_Toc196378244" w:history="1">
+          <w:hyperlink w:anchor="_Toc196810226" w:history="1">
             <w:r>
               <w:rPr>
                 <w:rStyle w:val="Hiperhivatkozs"/>
@@ -2100,7 +3540,7 @@
                 <w:noProof/>
                 <w:webHidden/>
               </w:rPr>
-              <w:instrText xml:space="preserve"> PAGEREF _Toc196378244 \h </w:instrText>
+              <w:instrText xml:space="preserve"> PAGEREF _Toc196810226 \h </w:instrText>
             </w:r>
             <w:r>
               <w:rPr>
@@ -2120,7 +3560,7 @@
                 <w:noProof/>
                 <w:webHidden/>
               </w:rPr>
-              <w:t>18</w:t>
+              <w:t>40</w:t>
             </w:r>
             <w:r>
               <w:rPr>
@@ -2145,7 +3585,7 @@
               <w:lang w:val="en-GB" w:eastAsia="en-GB"/>
             </w:rPr>
           </w:pPr>
-          <w:hyperlink w:anchor="_Toc196378245" w:history="1">
+          <w:hyperlink w:anchor="_Toc196810227" w:history="1">
             <w:r>
               <w:rPr>
                 <w:rStyle w:val="Hiperhivatkozs"/>
@@ -2172,7 +3612,7 @@
                 <w:noProof/>
                 <w:webHidden/>
               </w:rPr>
-              <w:instrText xml:space="preserve"> PAGEREF _Toc196378245 \h </w:instrText>
+              <w:instrText xml:space="preserve"> PAGEREF _Toc196810227 \h </w:instrText>
             </w:r>
             <w:r>
               <w:rPr>
@@ -2192,7 +3632,7 @@
                 <w:noProof/>
                 <w:webHidden/>
               </w:rPr>
-              <w:t>18</w:t>
+              <w:t>40</w:t>
             </w:r>
             <w:r>
               <w:rPr>
@@ -2217,7 +3657,7 @@
               <w:lang w:val="en-GB" w:eastAsia="en-GB"/>
             </w:rPr>
           </w:pPr>
-          <w:hyperlink w:anchor="_Toc196378246" w:history="1">
+          <w:hyperlink w:anchor="_Toc196810228" w:history="1">
             <w:r>
               <w:rPr>
                 <w:rStyle w:val="Hiperhivatkozs"/>
@@ -2244,7 +3684,7 @@
                 <w:noProof/>
                 <w:webHidden/>
               </w:rPr>
-              <w:instrText xml:space="preserve"> PAGEREF _Toc196378246 \h </w:instrText>
+              <w:instrText xml:space="preserve"> PAGEREF _Toc196810228 \h </w:instrText>
             </w:r>
             <w:r>
               <w:rPr>
@@ -2264,7 +3704,7 @@
                 <w:noProof/>
                 <w:webHidden/>
               </w:rPr>
-              <w:t>18</w:t>
+              <w:t>40</w:t>
             </w:r>
             <w:r>
               <w:rPr>
@@ -2289,7 +3729,7 @@
               <w:lang w:val="en-GB" w:eastAsia="en-GB"/>
             </w:rPr>
           </w:pPr>
-          <w:hyperlink w:anchor="_Toc196378247" w:history="1">
+          <w:hyperlink w:anchor="_Toc196810229" w:history="1">
             <w:r>
               <w:rPr>
                 <w:rStyle w:val="Hiperhivatkozs"/>
@@ -2316,7 +3756,7 @@
                 <w:noProof/>
                 <w:webHidden/>
               </w:rPr>
-              <w:instrText xml:space="preserve"> PAGEREF _Toc196378247 \h </w:instrText>
+              <w:instrText xml:space="preserve"> PAGEREF _Toc196810229 \h </w:instrText>
             </w:r>
             <w:r>
               <w:rPr>
@@ -2336,7 +3776,7 @@
                 <w:noProof/>
                 <w:webHidden/>
               </w:rPr>
-              <w:t>18</w:t>
+              <w:t>40</w:t>
             </w:r>
             <w:r>
               <w:rPr>
@@ -2361,7 +3801,7 @@
               <w:lang w:val="en-GB" w:eastAsia="en-GB"/>
             </w:rPr>
           </w:pPr>
-          <w:hyperlink w:anchor="_Toc196378248" w:history="1">
+          <w:hyperlink w:anchor="_Toc196810230" w:history="1">
             <w:r>
               <w:rPr>
                 <w:rStyle w:val="Hiperhivatkozs"/>
@@ -2388,7 +3828,7 @@
                 <w:noProof/>
                 <w:webHidden/>
               </w:rPr>
-              <w:instrText xml:space="preserve"> PAGEREF _Toc196378248 \h </w:instrText>
+              <w:instrText xml:space="preserve"> PAGEREF _Toc196810230 \h </w:instrText>
             </w:r>
             <w:r>
               <w:rPr>
@@ -2408,7 +3848,7 @@
                 <w:noProof/>
                 <w:webHidden/>
               </w:rPr>
-              <w:t>19</w:t>
+              <w:t>40</w:t>
             </w:r>
             <w:r>
               <w:rPr>
@@ -2433,7 +3873,7 @@
               <w:lang w:val="en-GB" w:eastAsia="en-GB"/>
             </w:rPr>
           </w:pPr>
-          <w:hyperlink w:anchor="_Toc196378249" w:history="1">
+          <w:hyperlink w:anchor="_Toc196810231" w:history="1">
             <w:r>
               <w:rPr>
                 <w:rStyle w:val="Hiperhivatkozs"/>
@@ -2460,7 +3900,7 @@
                 <w:noProof/>
                 <w:webHidden/>
               </w:rPr>
-              <w:instrText xml:space="preserve"> PAGEREF _Toc196378249 \h </w:instrText>
+              <w:instrText xml:space="preserve"> PAGEREF _Toc196810231 \h </w:instrText>
             </w:r>
             <w:r>
               <w:rPr>
@@ -2480,7 +3920,7 @@
                 <w:noProof/>
                 <w:webHidden/>
               </w:rPr>
-              <w:t>19</w:t>
+              <w:t>41</w:t>
             </w:r>
             <w:r>
               <w:rPr>
@@ -2505,7 +3945,7 @@
               <w:lang w:val="en-GB" w:eastAsia="en-GB"/>
             </w:rPr>
           </w:pPr>
-          <w:hyperlink w:anchor="_Toc196378250" w:history="1">
+          <w:hyperlink w:anchor="_Toc196810232" w:history="1">
             <w:r>
               <w:rPr>
                 <w:rStyle w:val="Hiperhivatkozs"/>
@@ -2532,7 +3972,7 @@
                 <w:noProof/>
                 <w:webHidden/>
               </w:rPr>
-              <w:instrText xml:space="preserve"> PAGEREF _Toc196378250 \h </w:instrText>
+              <w:instrText xml:space="preserve"> PAGEREF _Toc196810232 \h </w:instrText>
             </w:r>
             <w:r>
               <w:rPr>
@@ -2552,7 +3992,7 @@
                 <w:noProof/>
                 <w:webHidden/>
               </w:rPr>
-              <w:t>19</w:t>
+              <w:t>41</w:t>
             </w:r>
             <w:r>
               <w:rPr>
@@ -2577,7 +4017,7 @@
               <w:lang w:val="en-GB" w:eastAsia="en-GB"/>
             </w:rPr>
           </w:pPr>
-          <w:hyperlink w:anchor="_Toc196378251" w:history="1">
+          <w:hyperlink w:anchor="_Toc196810233" w:history="1">
             <w:r>
               <w:rPr>
                 <w:rStyle w:val="Hiperhivatkozs"/>
@@ -2604,7 +4044,7 @@
                 <w:noProof/>
                 <w:webHidden/>
               </w:rPr>
-              <w:instrText xml:space="preserve"> PAGEREF _Toc196378251 \h </w:instrText>
+              <w:instrText xml:space="preserve"> PAGEREF _Toc196810233 \h </w:instrText>
             </w:r>
             <w:r>
               <w:rPr>
@@ -2624,7 +4064,7 @@
                 <w:noProof/>
                 <w:webHidden/>
               </w:rPr>
-              <w:t>20</w:t>
+              <w:t>41</w:t>
             </w:r>
             <w:r>
               <w:rPr>
@@ -2649,7 +4089,7 @@
               <w:lang w:val="en-GB" w:eastAsia="en-GB"/>
             </w:rPr>
           </w:pPr>
-          <w:hyperlink w:anchor="_Toc196378252" w:history="1">
+          <w:hyperlink w:anchor="_Toc196810234" w:history="1">
             <w:r>
               <w:rPr>
                 <w:rStyle w:val="Hiperhivatkozs"/>
@@ -2676,7 +4116,7 @@
                 <w:noProof/>
                 <w:webHidden/>
               </w:rPr>
-              <w:instrText xml:space="preserve"> PAGEREF _Toc196378252 \h </w:instrText>
+              <w:instrText xml:space="preserve"> PAGEREF _Toc196810234 \h </w:instrText>
             </w:r>
             <w:r>
               <w:rPr>
@@ -2696,7 +4136,7 @@
                 <w:noProof/>
                 <w:webHidden/>
               </w:rPr>
-              <w:t>20</w:t>
+              <w:t>41</w:t>
             </w:r>
             <w:r>
               <w:rPr>
@@ -2721,7 +4161,7 @@
               <w:lang w:val="en-GB" w:eastAsia="en-GB"/>
             </w:rPr>
           </w:pPr>
-          <w:hyperlink w:anchor="_Toc196378253" w:history="1">
+          <w:hyperlink w:anchor="_Toc196810235" w:history="1">
             <w:r>
               <w:rPr>
                 <w:rStyle w:val="Hiperhivatkozs"/>
@@ -2748,7 +4188,7 @@
                 <w:noProof/>
                 <w:webHidden/>
               </w:rPr>
-              <w:instrText xml:space="preserve"> PAGEREF _Toc196378253 \h </w:instrText>
+              <w:instrText xml:space="preserve"> PAGEREF _Toc196810235 \h </w:instrText>
             </w:r>
             <w:r>
               <w:rPr>
@@ -2768,7 +4208,7 @@
                 <w:noProof/>
                 <w:webHidden/>
               </w:rPr>
-              <w:t>20</w:t>
+              <w:t>41</w:t>
             </w:r>
             <w:r>
               <w:rPr>
@@ -2793,7 +4233,7 @@
               <w:lang w:val="en-GB" w:eastAsia="en-GB"/>
             </w:rPr>
           </w:pPr>
-          <w:hyperlink w:anchor="_Toc196378254" w:history="1">
+          <w:hyperlink w:anchor="_Toc196810236" w:history="1">
             <w:r>
               <w:rPr>
                 <w:rStyle w:val="Hiperhivatkozs"/>
@@ -2820,7 +4260,7 @@
                 <w:noProof/>
                 <w:webHidden/>
               </w:rPr>
-              <w:instrText xml:space="preserve"> PAGEREF _Toc196378254 \h </w:instrText>
+              <w:instrText xml:space="preserve"> PAGEREF _Toc196810236 \h </w:instrText>
             </w:r>
             <w:r>
               <w:rPr>
@@ -2840,7 +4280,7 @@
                 <w:noProof/>
                 <w:webHidden/>
               </w:rPr>
-              <w:t>20</w:t>
+              <w:t>41</w:t>
             </w:r>
             <w:r>
               <w:rPr>
@@ -2865,7 +4305,7 @@
               <w:lang w:val="en-GB" w:eastAsia="en-GB"/>
             </w:rPr>
           </w:pPr>
-          <w:hyperlink w:anchor="_Toc196378255" w:history="1">
+          <w:hyperlink w:anchor="_Toc196810237" w:history="1">
             <w:r>
               <w:rPr>
                 <w:rStyle w:val="Hiperhivatkozs"/>
@@ -2892,7 +4332,7 @@
                 <w:noProof/>
                 <w:webHidden/>
               </w:rPr>
-              <w:instrText xml:space="preserve"> PAGEREF _Toc196378255 \h </w:instrText>
+              <w:instrText xml:space="preserve"> PAGEREF _Toc196810237 \h </w:instrText>
             </w:r>
             <w:r>
               <w:rPr>
@@ -2912,7 +4352,7 @@
                 <w:noProof/>
                 <w:webHidden/>
               </w:rPr>
-              <w:t>20</w:t>
+              <w:t>42</w:t>
             </w:r>
             <w:r>
               <w:rPr>
@@ -2937,7 +4377,7 @@
               <w:lang w:val="en-GB" w:eastAsia="en-GB"/>
             </w:rPr>
           </w:pPr>
-          <w:hyperlink w:anchor="_Toc196378256" w:history="1">
+          <w:hyperlink w:anchor="_Toc196810238" w:history="1">
             <w:r>
               <w:rPr>
                 <w:rStyle w:val="Hiperhivatkozs"/>
@@ -2964,7 +4404,7 @@
                 <w:noProof/>
                 <w:webHidden/>
               </w:rPr>
-              <w:instrText xml:space="preserve"> PAGEREF _Toc196378256 \h </w:instrText>
+              <w:instrText xml:space="preserve"> PAGEREF _Toc196810238 \h </w:instrText>
             </w:r>
             <w:r>
               <w:rPr>
@@ -2984,7 +4424,7 @@
                 <w:noProof/>
                 <w:webHidden/>
               </w:rPr>
-              <w:t>20</w:t>
+              <w:t>42</w:t>
             </w:r>
             <w:r>
               <w:rPr>
@@ -3009,7 +4449,7 @@
               <w:lang w:val="en-GB" w:eastAsia="en-GB"/>
             </w:rPr>
           </w:pPr>
-          <w:hyperlink w:anchor="_Toc196378257" w:history="1">
+          <w:hyperlink w:anchor="_Toc196810239" w:history="1">
             <w:r>
               <w:rPr>
                 <w:rStyle w:val="Hiperhivatkozs"/>
@@ -3036,7 +4476,7 @@
                 <w:noProof/>
                 <w:webHidden/>
               </w:rPr>
-              <w:instrText xml:space="preserve"> PAGEREF _Toc196378257 \h </w:instrText>
+              <w:instrText xml:space="preserve"> PAGEREF _Toc196810239 \h </w:instrText>
             </w:r>
             <w:r>
               <w:rPr>
@@ -3056,7 +4496,7 @@
                 <w:noProof/>
                 <w:webHidden/>
               </w:rPr>
-              <w:t>20</w:t>
+              <w:t>42</w:t>
             </w:r>
             <w:r>
               <w:rPr>
@@ -3081,7 +4521,7 @@
               <w:lang w:val="en-GB" w:eastAsia="en-GB"/>
             </w:rPr>
           </w:pPr>
-          <w:hyperlink w:anchor="_Toc196378258" w:history="1">
+          <w:hyperlink w:anchor="_Toc196810240" w:history="1">
             <w:r>
               <w:rPr>
                 <w:rStyle w:val="Hiperhivatkozs"/>
@@ -3108,7 +4548,7 @@
                 <w:noProof/>
                 <w:webHidden/>
               </w:rPr>
-              <w:instrText xml:space="preserve"> PAGEREF _Toc196378258 \h </w:instrText>
+              <w:instrText xml:space="preserve"> PAGEREF _Toc196810240 \h </w:instrText>
             </w:r>
             <w:r>
               <w:rPr>
@@ -3128,7 +4568,7 @@
                 <w:noProof/>
                 <w:webHidden/>
               </w:rPr>
-              <w:t>20</w:t>
+              <w:t>42</w:t>
             </w:r>
             <w:r>
               <w:rPr>
@@ -3153,7 +4593,7 @@
               <w:lang w:val="en-GB" w:eastAsia="en-GB"/>
             </w:rPr>
           </w:pPr>
-          <w:hyperlink w:anchor="_Toc196378259" w:history="1">
+          <w:hyperlink w:anchor="_Toc196810241" w:history="1">
             <w:r>
               <w:rPr>
                 <w:rStyle w:val="Hiperhivatkozs"/>
@@ -3188,7 +4628,7 @@
                 <w:noProof/>
                 <w:webHidden/>
               </w:rPr>
-              <w:instrText xml:space="preserve"> PAGEREF _Toc196378259 \h </w:instrText>
+              <w:instrText xml:space="preserve"> PAGEREF _Toc196810241 \h </w:instrText>
             </w:r>
             <w:r>
               <w:rPr>
@@ -3208,7 +4648,7 @@
                 <w:noProof/>
                 <w:webHidden/>
               </w:rPr>
-              <w:t>20</w:t>
+              <w:t>42</w:t>
             </w:r>
             <w:r>
               <w:rPr>
@@ -3233,7 +4673,7 @@
               <w:lang w:val="en-GB" w:eastAsia="en-GB"/>
             </w:rPr>
           </w:pPr>
-          <w:hyperlink w:anchor="_Toc196378260" w:history="1">
+          <w:hyperlink w:anchor="_Toc196810242" w:history="1">
             <w:r>
               <w:rPr>
                 <w:rStyle w:val="Hiperhivatkozs"/>
@@ -3260,7 +4700,7 @@
                 <w:noProof/>
                 <w:webHidden/>
               </w:rPr>
-              <w:instrText xml:space="preserve"> PAGEREF _Toc196378260 \h </w:instrText>
+              <w:instrText xml:space="preserve"> PAGEREF _Toc196810242 \h </w:instrText>
             </w:r>
             <w:r>
               <w:rPr>
@@ -3280,7 +4720,7 @@
                 <w:noProof/>
                 <w:webHidden/>
               </w:rPr>
-              <w:t>20</w:t>
+              <w:t>42</w:t>
             </w:r>
             <w:r>
               <w:rPr>
@@ -3305,7 +4745,7 @@
               <w:lang w:val="en-GB" w:eastAsia="en-GB"/>
             </w:rPr>
           </w:pPr>
-          <w:hyperlink w:anchor="_Toc196378261" w:history="1">
+          <w:hyperlink w:anchor="_Toc196810243" w:history="1">
             <w:r>
               <w:rPr>
                 <w:rStyle w:val="Hiperhivatkozs"/>
@@ -3332,7 +4772,7 @@
                 <w:noProof/>
                 <w:webHidden/>
               </w:rPr>
-              <w:instrText xml:space="preserve"> PAGEREF _Toc196378261 \h </w:instrText>
+              <w:instrText xml:space="preserve"> PAGEREF _Toc196810243 \h </w:instrText>
             </w:r>
             <w:r>
               <w:rPr>
@@ -3352,7 +4792,7 @@
                 <w:noProof/>
                 <w:webHidden/>
               </w:rPr>
-              <w:t>21</w:t>
+              <w:t>42</w:t>
             </w:r>
             <w:r>
               <w:rPr>
@@ -3377,7 +4817,7 @@
               <w:lang w:val="en-GB" w:eastAsia="en-GB"/>
             </w:rPr>
           </w:pPr>
-          <w:hyperlink w:anchor="_Toc196378262" w:history="1">
+          <w:hyperlink w:anchor="_Toc196810244" w:history="1">
             <w:r>
               <w:rPr>
                 <w:rStyle w:val="Hiperhivatkozs"/>
@@ -3404,7 +4844,7 @@
                 <w:noProof/>
                 <w:webHidden/>
               </w:rPr>
-              <w:instrText xml:space="preserve"> PAGEREF _Toc196378262 \h </w:instrText>
+              <w:instrText xml:space="preserve"> PAGEREF _Toc196810244 \h </w:instrText>
             </w:r>
             <w:r>
               <w:rPr>
@@ -3424,7 +4864,7 @@
                 <w:noProof/>
                 <w:webHidden/>
               </w:rPr>
-              <w:t>21</w:t>
+              <w:t>42</w:t>
             </w:r>
             <w:r>
               <w:rPr>
@@ -3449,7 +4889,7 @@
               <w:lang w:val="en-GB" w:eastAsia="en-GB"/>
             </w:rPr>
           </w:pPr>
-          <w:hyperlink w:anchor="_Toc196378263" w:history="1">
+          <w:hyperlink w:anchor="_Toc196810245" w:history="1">
             <w:r>
               <w:rPr>
                 <w:rStyle w:val="Hiperhivatkozs"/>
@@ -3476,7 +4916,7 @@
                 <w:noProof/>
                 <w:webHidden/>
               </w:rPr>
-              <w:instrText xml:space="preserve"> PAGEREF _Toc196378263 \h </w:instrText>
+              <w:instrText xml:space="preserve"> PAGEREF _Toc196810245 \h </w:instrText>
             </w:r>
             <w:r>
               <w:rPr>
@@ -3496,7 +4936,7 @@
                 <w:noProof/>
                 <w:webHidden/>
               </w:rPr>
-              <w:t>21</w:t>
+              <w:t>43</w:t>
             </w:r>
             <w:r>
               <w:rPr>
@@ -3521,7 +4961,7 @@
               <w:lang w:val="en-GB" w:eastAsia="en-GB"/>
             </w:rPr>
           </w:pPr>
-          <w:hyperlink w:anchor="_Toc196378264" w:history="1">
+          <w:hyperlink w:anchor="_Toc196810246" w:history="1">
             <w:r>
               <w:rPr>
                 <w:rStyle w:val="Hiperhivatkozs"/>
@@ -3548,7 +4988,7 @@
                 <w:noProof/>
                 <w:webHidden/>
               </w:rPr>
-              <w:instrText xml:space="preserve"> PAGEREF _Toc196378264 \h </w:instrText>
+              <w:instrText xml:space="preserve"> PAGEREF _Toc196810246 \h </w:instrText>
             </w:r>
             <w:r>
               <w:rPr>
@@ -3568,7 +5008,7 @@
                 <w:noProof/>
                 <w:webHidden/>
               </w:rPr>
-              <w:t>21</w:t>
+              <w:t>43</w:t>
             </w:r>
             <w:r>
               <w:rPr>
@@ -3593,7 +5033,7 @@
               <w:lang w:val="en-GB" w:eastAsia="en-GB"/>
             </w:rPr>
           </w:pPr>
-          <w:hyperlink w:anchor="_Toc196378265" w:history="1">
+          <w:hyperlink w:anchor="_Toc196810247" w:history="1">
             <w:r>
               <w:rPr>
                 <w:rStyle w:val="Hiperhivatkozs"/>
@@ -3620,7 +5060,7 @@
                 <w:noProof/>
                 <w:webHidden/>
               </w:rPr>
-              <w:instrText xml:space="preserve"> PAGEREF _Toc196378265 \h </w:instrText>
+              <w:instrText xml:space="preserve"> PAGEREF _Toc196810247 \h </w:instrText>
             </w:r>
             <w:r>
               <w:rPr>
@@ -3640,7 +5080,7 @@
                 <w:noProof/>
                 <w:webHidden/>
               </w:rPr>
-              <w:t>22</w:t>
+              <w:t>43</w:t>
             </w:r>
             <w:r>
               <w:rPr>
@@ -3665,7 +5105,7 @@
               <w:lang w:val="en-GB" w:eastAsia="en-GB"/>
             </w:rPr>
           </w:pPr>
-          <w:hyperlink w:anchor="_Toc196378266" w:history="1">
+          <w:hyperlink w:anchor="_Toc196810248" w:history="1">
             <w:r>
               <w:rPr>
                 <w:rStyle w:val="Hiperhivatkozs"/>
@@ -3692,7 +5132,7 @@
                 <w:noProof/>
                 <w:webHidden/>
               </w:rPr>
-              <w:instrText xml:space="preserve"> PAGEREF _Toc196378266 \h </w:instrText>
+              <w:instrText xml:space="preserve"> PAGEREF _Toc196810248 \h </w:instrText>
             </w:r>
             <w:r>
               <w:rPr>
@@ -3712,7 +5152,7 @@
                 <w:noProof/>
                 <w:webHidden/>
               </w:rPr>
-              <w:t>22</w:t>
+              <w:t>44</w:t>
             </w:r>
             <w:r>
               <w:rPr>
@@ -3737,7 +5177,7 @@
               <w:lang w:val="en-GB" w:eastAsia="en-GB"/>
             </w:rPr>
           </w:pPr>
-          <w:hyperlink w:anchor="_Toc196378267" w:history="1">
+          <w:hyperlink w:anchor="_Toc196810249" w:history="1">
             <w:r>
               <w:rPr>
                 <w:rStyle w:val="Hiperhivatkozs"/>
@@ -3764,7 +5204,7 @@
                 <w:noProof/>
                 <w:webHidden/>
               </w:rPr>
-              <w:instrText xml:space="preserve"> PAGEREF _Toc196378267 \h </w:instrText>
+              <w:instrText xml:space="preserve"> PAGEREF _Toc196810249 \h </w:instrText>
             </w:r>
             <w:r>
               <w:rPr>
@@ -3784,7 +5224,7 @@
                 <w:noProof/>
                 <w:webHidden/>
               </w:rPr>
-              <w:t>23</w:t>
+              <w:t>44</w:t>
             </w:r>
             <w:r>
               <w:rPr>
@@ -3809,7 +5249,7 @@
               <w:lang w:val="en-GB" w:eastAsia="en-GB"/>
             </w:rPr>
           </w:pPr>
-          <w:hyperlink w:anchor="_Toc196378268" w:history="1">
+          <w:hyperlink w:anchor="_Toc196810250" w:history="1">
             <w:r>
               <w:rPr>
                 <w:rStyle w:val="Hiperhivatkozs"/>
@@ -3836,7 +5276,7 @@
                 <w:noProof/>
                 <w:webHidden/>
               </w:rPr>
-              <w:instrText xml:space="preserve"> PAGEREF _Toc196378268 \h </w:instrText>
+              <w:instrText xml:space="preserve"> PAGEREF _Toc196810250 \h </w:instrText>
             </w:r>
             <w:r>
               <w:rPr>
@@ -3856,7 +5296,7 @@
                 <w:noProof/>
                 <w:webHidden/>
               </w:rPr>
-              <w:t>23</w:t>
+              <w:t>45</w:t>
             </w:r>
             <w:r>
               <w:rPr>
@@ -3881,7 +5321,7 @@
               <w:lang w:val="en-GB" w:eastAsia="en-GB"/>
             </w:rPr>
           </w:pPr>
-          <w:hyperlink w:anchor="_Toc196378269" w:history="1">
+          <w:hyperlink w:anchor="_Toc196810251" w:history="1">
             <w:r>
               <w:rPr>
                 <w:rStyle w:val="Hiperhivatkozs"/>
@@ -3908,7 +5348,7 @@
                 <w:noProof/>
                 <w:webHidden/>
               </w:rPr>
-              <w:instrText xml:space="preserve"> PAGEREF _Toc196378269 \h </w:instrText>
+              <w:instrText xml:space="preserve"> PAGEREF _Toc196810251 \h </w:instrText>
             </w:r>
             <w:r>
               <w:rPr>
@@ -3928,7 +5368,7 @@
                 <w:noProof/>
                 <w:webHidden/>
               </w:rPr>
-              <w:t>24</w:t>
+              <w:t>45</w:t>
             </w:r>
             <w:r>
               <w:rPr>
@@ -3953,7 +5393,7 @@
               <w:lang w:val="en-GB" w:eastAsia="en-GB"/>
             </w:rPr>
           </w:pPr>
-          <w:hyperlink w:anchor="_Toc196378270" w:history="1">
+          <w:hyperlink w:anchor="_Toc196810252" w:history="1">
             <w:r>
               <w:rPr>
                 <w:rStyle w:val="Hiperhivatkozs"/>
@@ -3980,7 +5420,7 @@
                 <w:noProof/>
                 <w:webHidden/>
               </w:rPr>
-              <w:instrText xml:space="preserve"> PAGEREF _Toc196378270 \h </w:instrText>
+              <w:instrText xml:space="preserve"> PAGEREF _Toc196810252 \h </w:instrText>
             </w:r>
             <w:r>
               <w:rPr>
@@ -4000,7 +5440,7 @@
                 <w:noProof/>
                 <w:webHidden/>
               </w:rPr>
-              <w:t>24</w:t>
+              <w:t>46</w:t>
             </w:r>
             <w:r>
               <w:rPr>
@@ -4025,7 +5465,7 @@
               <w:lang w:val="en-GB" w:eastAsia="en-GB"/>
             </w:rPr>
           </w:pPr>
-          <w:hyperlink w:anchor="_Toc196378271" w:history="1">
+          <w:hyperlink w:anchor="_Toc196810253" w:history="1">
             <w:r>
               <w:rPr>
                 <w:rStyle w:val="Hiperhivatkozs"/>
@@ -4052,7 +5492,7 @@
                 <w:noProof/>
                 <w:webHidden/>
               </w:rPr>
-              <w:instrText xml:space="preserve"> PAGEREF _Toc196378271 \h </w:instrText>
+              <w:instrText xml:space="preserve"> PAGEREF _Toc196810253 \h </w:instrText>
             </w:r>
             <w:r>
               <w:rPr>
@@ -4072,7 +5512,7 @@
                 <w:noProof/>
                 <w:webHidden/>
               </w:rPr>
-              <w:t>24</w:t>
+              <w:t>46</w:t>
             </w:r>
             <w:r>
               <w:rPr>
@@ -4097,7 +5537,7 @@
               <w:lang w:val="en-GB" w:eastAsia="en-GB"/>
             </w:rPr>
           </w:pPr>
-          <w:hyperlink w:anchor="_Toc196378272" w:history="1">
+          <w:hyperlink w:anchor="_Toc196810254" w:history="1">
             <w:r>
               <w:rPr>
                 <w:rStyle w:val="Hiperhivatkozs"/>
@@ -4124,7 +5564,7 @@
                 <w:noProof/>
                 <w:webHidden/>
               </w:rPr>
-              <w:instrText xml:space="preserve"> PAGEREF _Toc196378272 \h </w:instrText>
+              <w:instrText xml:space="preserve"> PAGEREF _Toc196810254 \h </w:instrText>
             </w:r>
             <w:r>
               <w:rPr>
@@ -4144,7 +5584,7 @@
                 <w:noProof/>
                 <w:webHidden/>
               </w:rPr>
-              <w:t>25</w:t>
+              <w:t>46</w:t>
             </w:r>
             <w:r>
               <w:rPr>
@@ -4169,7 +5609,7 @@
               <w:lang w:val="en-GB" w:eastAsia="en-GB"/>
             </w:rPr>
           </w:pPr>
-          <w:hyperlink w:anchor="_Toc196378273" w:history="1">
+          <w:hyperlink w:anchor="_Toc196810255" w:history="1">
             <w:r>
               <w:rPr>
                 <w:rStyle w:val="Hiperhivatkozs"/>
@@ -4196,7 +5636,7 @@
                 <w:noProof/>
                 <w:webHidden/>
               </w:rPr>
-              <w:instrText xml:space="preserve"> PAGEREF _Toc196378273 \h </w:instrText>
+              <w:instrText xml:space="preserve"> PAGEREF _Toc196810255 \h </w:instrText>
             </w:r>
             <w:r>
               <w:rPr>
@@ -4216,7 +5656,7 @@
                 <w:noProof/>
                 <w:webHidden/>
               </w:rPr>
-              <w:t>25</w:t>
+              <w:t>46</w:t>
             </w:r>
             <w:r>
               <w:rPr>
@@ -4241,7 +5681,7 @@
               <w:lang w:val="en-GB" w:eastAsia="en-GB"/>
             </w:rPr>
           </w:pPr>
-          <w:hyperlink w:anchor="_Toc196378274" w:history="1">
+          <w:hyperlink w:anchor="_Toc196810256" w:history="1">
             <w:r>
               <w:rPr>
                 <w:rStyle w:val="Hiperhivatkozs"/>
@@ -4268,7 +5708,7 @@
                 <w:noProof/>
                 <w:webHidden/>
               </w:rPr>
-              <w:instrText xml:space="preserve"> PAGEREF _Toc196378274 \h </w:instrText>
+              <w:instrText xml:space="preserve"> PAGEREF _Toc196810256 \h </w:instrText>
             </w:r>
             <w:r>
               <w:rPr>
@@ -4288,7 +5728,7 @@
                 <w:noProof/>
                 <w:webHidden/>
               </w:rPr>
-              <w:t>26</w:t>
+              <w:t>47</w:t>
             </w:r>
             <w:r>
               <w:rPr>
@@ -4313,7 +5753,7 @@
               <w:lang w:val="en-GB" w:eastAsia="en-GB"/>
             </w:rPr>
           </w:pPr>
-          <w:hyperlink w:anchor="_Toc196378275" w:history="1">
+          <w:hyperlink w:anchor="_Toc196810257" w:history="1">
             <w:r>
               <w:rPr>
                 <w:rStyle w:val="Hiperhivatkozs"/>
@@ -4340,7 +5780,7 @@
                 <w:noProof/>
                 <w:webHidden/>
               </w:rPr>
-              <w:instrText xml:space="preserve"> PAGEREF _Toc196378275 \h </w:instrText>
+              <w:instrText xml:space="preserve"> PAGEREF _Toc196810257 \h </w:instrText>
             </w:r>
             <w:r>
               <w:rPr>
@@ -4360,7 +5800,7 @@
                 <w:noProof/>
                 <w:webHidden/>
               </w:rPr>
-              <w:t>28</w:t>
+              <w:t>50</w:t>
             </w:r>
             <w:r>
               <w:rPr>
@@ -4385,7 +5825,7 @@
               <w:lang w:val="en-GB" w:eastAsia="en-GB"/>
             </w:rPr>
           </w:pPr>
-          <w:hyperlink w:anchor="_Toc196378276" w:history="1">
+          <w:hyperlink w:anchor="_Toc196810258" w:history="1">
             <w:r>
               <w:rPr>
                 <w:rStyle w:val="Hiperhivatkozs"/>
@@ -4412,7 +5852,7 @@
                 <w:noProof/>
                 <w:webHidden/>
               </w:rPr>
-              <w:instrText xml:space="preserve"> PAGEREF _Toc196378276 \h </w:instrText>
+              <w:instrText xml:space="preserve"> PAGEREF _Toc196810258 \h </w:instrText>
             </w:r>
             <w:r>
               <w:rPr>
@@ -4432,7 +5872,7 @@
                 <w:noProof/>
                 <w:webHidden/>
               </w:rPr>
-              <w:t>29</w:t>
+              <w:t>51</w:t>
             </w:r>
             <w:r>
               <w:rPr>
@@ -4482,7 +5922,7 @@
         <w:pStyle w:val="Cmsor1"/>
         <w:spacing w:line="360" w:lineRule="auto"/>
       </w:pPr>
-      <w:bookmarkStart w:id="1" w:name="_Toc196378222"/>
+      <w:bookmarkStart w:id="1" w:name="_Toc196810184"/>
       <w:r>
         <w:lastRenderedPageBreak/>
         <w:t>Bevezető</w:t>
@@ -4494,7 +5934,7 @@
         <w:pStyle w:val="Cmsor2"/>
         <w:spacing w:line="360" w:lineRule="auto"/>
       </w:pPr>
-      <w:bookmarkStart w:id="2" w:name="_Toc196378223"/>
+      <w:bookmarkStart w:id="2" w:name="_Toc196810185"/>
       <w:r>
         <w:t>A probléma</w:t>
       </w:r>
@@ -4530,7 +5970,7 @@
         <w:pStyle w:val="Cmsor2"/>
         <w:spacing w:line="360" w:lineRule="auto"/>
       </w:pPr>
-      <w:bookmarkStart w:id="3" w:name="_Toc196378224"/>
+      <w:bookmarkStart w:id="3" w:name="_Toc196810186"/>
       <w:r>
         <w:t>Téma indoklása</w:t>
       </w:r>
@@ -4540,6 +5980,7 @@
       <w:pPr>
         <w:spacing w:line="360" w:lineRule="auto"/>
         <w:ind w:firstLine="397"/>
+        <w:jc w:val="both"/>
       </w:pPr>
       <w:r>
         <w:t xml:space="preserve">A korábban említett elavult könyvtári rendszer leváltását céloztuk meg, ehhez készítettünk egy saját szoftvert. </w:t>
@@ -4561,7 +6002,7 @@
       <w:pPr>
         <w:pStyle w:val="Cmsor2"/>
       </w:pPr>
-      <w:bookmarkStart w:id="4" w:name="_Toc196378225"/>
+      <w:bookmarkStart w:id="4" w:name="_Toc196810187"/>
       <w:r>
         <w:t>Téma kifejtése</w:t>
       </w:r>
@@ -4681,7 +6122,7 @@
       <w:pPr>
         <w:pStyle w:val="Cmsor1"/>
       </w:pPr>
-      <w:bookmarkStart w:id="5" w:name="_Toc196378226"/>
+      <w:bookmarkStart w:id="5" w:name="_Toc196810188"/>
       <w:r>
         <w:lastRenderedPageBreak/>
         <w:t>Felhasználói</w:t>
@@ -4695,13 +6136,16 @@
       <w:pPr>
         <w:pStyle w:val="Cmsor2"/>
       </w:pPr>
-      <w:bookmarkStart w:id="6" w:name="_Toc196378227"/>
+      <w:bookmarkStart w:id="6" w:name="_Toc196810189"/>
       <w:r>
         <w:t>Backend</w:t>
       </w:r>
       <w:bookmarkEnd w:id="6"/>
     </w:p>
     <w:p>
+      <w:pPr>
+        <w:jc w:val="both"/>
+      </w:pPr>
       <w:r>
         <w:t>A backend szervert a start_backend.bat fájl elindításával lehet futtatni, vagy a „php -S 127.0.0.1:8000 router.php” paranccsal. Amennyiben nem elérhető a globális php parancs, akkor "…\xampp\php\php.exe -S localhost:8000 router.php".</w:t>
       </w:r>
@@ -4711,530 +6155,60 @@
         <w:pStyle w:val="Cmsor3"/>
       </w:pPr>
       <w:bookmarkStart w:id="7" w:name="_Toc195643088"/>
+      <w:bookmarkStart w:id="8" w:name="_Toc196810190"/>
       <w:r>
         <w:t>Bevezetés:</w:t>
       </w:r>
       <w:bookmarkEnd w:id="7"/>
+      <w:bookmarkEnd w:id="8"/>
     </w:p>
     <w:p>
       <w:pPr>
         <w:spacing w:line="360" w:lineRule="auto"/>
-        <w:rPr>
-          <w:rFonts w:cs="Times New Roman"/>
-          <w:szCs w:val="24"/>
-        </w:rPr>
-      </w:pPr>
-      <w:r>
-        <w:rPr>
-          <w:rFonts w:cs="Times New Roman"/>
-          <w:szCs w:val="24"/>
-        </w:rPr>
-        <w:t>Az API (Application Programming Interface) különböző végpontokkal rendelkezik. A kérés típusától függően lehet GET, POST, PUT, DELETE. Azonos végpont cím rendelkezhet más-más kérési típussal. A végpontok a következőek (http://localhost:8000):</w:t>
-      </w:r>
-    </w:p>
-    <w:p>
-      <w:pPr>
-        <w:pStyle w:val="Listaszerbekezds"/>
-        <w:numPr>
-          <w:ilvl w:val="0"/>
-          <w:numId w:val="25"/>
-        </w:numPr>
+        <w:jc w:val="both"/>
+        <w:rPr>
+          <w:rFonts w:cs="Times New Roman"/>
+          <w:szCs w:val="24"/>
+        </w:rPr>
+      </w:pPr>
+      <w:r>
+        <w:rPr>
+          <w:rFonts w:cs="Times New Roman"/>
+          <w:szCs w:val="24"/>
+        </w:rPr>
+        <w:t>Az API (Application Programming Interface) különböző végpontokkal rendelkezik. A kérés típusától függően lehet GET, POST, PUT, DELETE. Azonos végpont cím rendelkezhet más-más kérési típussal. A végpontok a következőek (http://localhost:8000</w:t>
+      </w:r>
+      <w:r>
+        <w:rPr>
+          <w:rFonts w:cs="Times New Roman"/>
+          <w:szCs w:val="24"/>
+        </w:rPr>
+        <w:t>/</w:t>
+      </w:r>
+      <w:r>
+        <w:rPr>
+          <w:rFonts w:cs="Times New Roman"/>
+          <w:szCs w:val="24"/>
+        </w:rPr>
+        <w:t>):</w:t>
+      </w:r>
+    </w:p>
+    <w:p>
+      <w:pPr>
+        <w:pStyle w:val="Cmsor3"/>
+      </w:pPr>
+      <w:bookmarkStart w:id="9" w:name="_Toc195643089"/>
+      <w:bookmarkStart w:id="10" w:name="_Toc196810191"/>
+      <w:r>
+        <w:t>Api/login (POST)</w:t>
+      </w:r>
+      <w:bookmarkEnd w:id="9"/>
+      <w:bookmarkEnd w:id="10"/>
+    </w:p>
+    <w:p>
+      <w:pPr>
         <w:spacing w:line="360" w:lineRule="auto"/>
-        <w:rPr>
-          <w:rFonts w:cs="Times New Roman"/>
-          <w:szCs w:val="24"/>
-        </w:rPr>
-      </w:pPr>
-      <w:r>
-        <w:rPr>
-          <w:rFonts w:cs="Times New Roman"/>
-          <w:szCs w:val="24"/>
-        </w:rPr>
-        <w:t>/api/login</w:t>
-      </w:r>
-    </w:p>
-    <w:p>
-      <w:pPr>
-        <w:pStyle w:val="Listaszerbekezds"/>
-        <w:numPr>
-          <w:ilvl w:val="0"/>
-          <w:numId w:val="25"/>
-        </w:numPr>
-        <w:spacing w:line="360" w:lineRule="auto"/>
-        <w:rPr>
-          <w:rFonts w:cs="Times New Roman"/>
-          <w:szCs w:val="24"/>
-        </w:rPr>
-      </w:pPr>
-      <w:r>
-        <w:rPr>
-          <w:rFonts w:cs="Times New Roman"/>
-          <w:szCs w:val="24"/>
-        </w:rPr>
-        <w:t>/api/register</w:t>
-      </w:r>
-    </w:p>
-    <w:p>
-      <w:pPr>
-        <w:pStyle w:val="Listaszerbekezds"/>
-        <w:numPr>
-          <w:ilvl w:val="0"/>
-          <w:numId w:val="25"/>
-        </w:numPr>
-        <w:spacing w:line="360" w:lineRule="auto"/>
-        <w:rPr>
-          <w:rFonts w:cs="Times New Roman"/>
-          <w:szCs w:val="24"/>
-        </w:rPr>
-      </w:pPr>
-      <w:r>
-        <w:rPr>
-          <w:rFonts w:cs="Times New Roman"/>
-          <w:szCs w:val="24"/>
-        </w:rPr>
-        <w:t>/api/verify-account</w:t>
-      </w:r>
-    </w:p>
-    <w:p>
-      <w:pPr>
-        <w:pStyle w:val="Listaszerbekezds"/>
-        <w:numPr>
-          <w:ilvl w:val="0"/>
-          <w:numId w:val="25"/>
-        </w:numPr>
-        <w:spacing w:line="360" w:lineRule="auto"/>
-        <w:rPr>
-          <w:rFonts w:cs="Times New Roman"/>
-          <w:szCs w:val="24"/>
-        </w:rPr>
-      </w:pPr>
-      <w:r>
-        <w:rPr>
-          <w:rFonts w:cs="Times New Roman"/>
-          <w:szCs w:val="24"/>
-        </w:rPr>
-        <w:t>/api/forgot-password</w:t>
-      </w:r>
-    </w:p>
-    <w:p>
-      <w:pPr>
-        <w:pStyle w:val="Listaszerbekezds"/>
-        <w:numPr>
-          <w:ilvl w:val="0"/>
-          <w:numId w:val="25"/>
-        </w:numPr>
-        <w:spacing w:line="360" w:lineRule="auto"/>
-        <w:rPr>
-          <w:rFonts w:cs="Times New Roman"/>
-          <w:szCs w:val="24"/>
-        </w:rPr>
-      </w:pPr>
-      <w:r>
-        <w:rPr>
-          <w:rFonts w:cs="Times New Roman"/>
-          <w:szCs w:val="24"/>
-        </w:rPr>
-        <w:t>/api/user</w:t>
-      </w:r>
-    </w:p>
-    <w:p>
-      <w:pPr>
-        <w:pStyle w:val="Listaszerbekezds"/>
-        <w:numPr>
-          <w:ilvl w:val="1"/>
-          <w:numId w:val="25"/>
-        </w:numPr>
-        <w:spacing w:line="360" w:lineRule="auto"/>
-        <w:ind w:left="1134"/>
-        <w:rPr>
-          <w:rFonts w:cs="Times New Roman"/>
-          <w:szCs w:val="24"/>
-        </w:rPr>
-      </w:pPr>
-      <w:r>
-        <w:rPr>
-          <w:rFonts w:cs="Times New Roman"/>
-          <w:szCs w:val="24"/>
-        </w:rPr>
-        <w:t>get</w:t>
-      </w:r>
-    </w:p>
-    <w:p>
-      <w:pPr>
-        <w:pStyle w:val="Listaszerbekezds"/>
-        <w:numPr>
-          <w:ilvl w:val="1"/>
-          <w:numId w:val="25"/>
-        </w:numPr>
-        <w:spacing w:line="360" w:lineRule="auto"/>
-        <w:ind w:left="1134"/>
-        <w:rPr>
-          <w:rFonts w:cs="Times New Roman"/>
-          <w:szCs w:val="24"/>
-        </w:rPr>
-      </w:pPr>
-      <w:r>
-        <w:rPr>
-          <w:rFonts w:cs="Times New Roman"/>
-          <w:szCs w:val="24"/>
-        </w:rPr>
-        <w:t>put</w:t>
-      </w:r>
-    </w:p>
-    <w:p>
-      <w:pPr>
-        <w:pStyle w:val="Listaszerbekezds"/>
-        <w:numPr>
-          <w:ilvl w:val="1"/>
-          <w:numId w:val="25"/>
-        </w:numPr>
-        <w:spacing w:line="360" w:lineRule="auto"/>
-        <w:ind w:left="1134"/>
-        <w:rPr>
-          <w:rFonts w:cs="Times New Roman"/>
-          <w:szCs w:val="24"/>
-        </w:rPr>
-      </w:pPr>
-      <w:r>
-        <w:rPr>
-          <w:rFonts w:cs="Times New Roman"/>
-          <w:szCs w:val="24"/>
-        </w:rPr>
-        <w:t>delete</w:t>
-      </w:r>
-    </w:p>
-    <w:p>
-      <w:pPr>
-        <w:pStyle w:val="Listaszerbekezds"/>
-        <w:numPr>
-          <w:ilvl w:val="0"/>
-          <w:numId w:val="25"/>
-        </w:numPr>
-        <w:spacing w:line="360" w:lineRule="auto"/>
-        <w:rPr>
-          <w:rFonts w:cs="Times New Roman"/>
-          <w:szCs w:val="24"/>
-        </w:rPr>
-      </w:pPr>
-      <w:r>
-        <w:rPr>
-          <w:rFonts w:cs="Times New Roman"/>
-          <w:szCs w:val="24"/>
-        </w:rPr>
-        <w:t>/api/finalize-registration</w:t>
-      </w:r>
-    </w:p>
-    <w:p>
-      <w:pPr>
-        <w:pStyle w:val="Listaszerbekezds"/>
-        <w:numPr>
-          <w:ilvl w:val="0"/>
-          <w:numId w:val="25"/>
-        </w:numPr>
-        <w:spacing w:line="360" w:lineRule="auto"/>
-        <w:rPr>
-          <w:rFonts w:cs="Times New Roman"/>
-          <w:szCs w:val="24"/>
-        </w:rPr>
-      </w:pPr>
-      <w:r>
-        <w:rPr>
-          <w:rFonts w:cs="Times New Roman"/>
-          <w:szCs w:val="24"/>
-        </w:rPr>
-        <w:t>/api/change-password</w:t>
-      </w:r>
-    </w:p>
-    <w:p>
-      <w:pPr>
-        <w:pStyle w:val="Listaszerbekezds"/>
-        <w:numPr>
-          <w:ilvl w:val="0"/>
-          <w:numId w:val="25"/>
-        </w:numPr>
-        <w:spacing w:line="360" w:lineRule="auto"/>
-        <w:rPr>
-          <w:rFonts w:cs="Times New Roman"/>
-          <w:szCs w:val="24"/>
-        </w:rPr>
-      </w:pPr>
-      <w:r>
-        <w:rPr>
-          <w:rFonts w:cs="Times New Roman"/>
-          <w:szCs w:val="24"/>
-        </w:rPr>
-        <w:t>/api/top-borrowings/{limit}</w:t>
-      </w:r>
-    </w:p>
-    <w:p>
-      <w:pPr>
-        <w:pStyle w:val="Listaszerbekezds"/>
-        <w:numPr>
-          <w:ilvl w:val="0"/>
-          <w:numId w:val="25"/>
-        </w:numPr>
-        <w:spacing w:line="360" w:lineRule="auto"/>
-        <w:rPr>
-          <w:rFonts w:cs="Times New Roman"/>
-          <w:szCs w:val="24"/>
-        </w:rPr>
-      </w:pPr>
-      <w:r>
-        <w:rPr>
-          <w:rFonts w:cs="Times New Roman"/>
-          <w:szCs w:val="24"/>
-        </w:rPr>
-        <w:t>/api/borrowings</w:t>
-      </w:r>
-    </w:p>
-    <w:p>
-      <w:pPr>
-        <w:pStyle w:val="Listaszerbekezds"/>
-        <w:numPr>
-          <w:ilvl w:val="0"/>
-          <w:numId w:val="25"/>
-        </w:numPr>
-        <w:spacing w:line="360" w:lineRule="auto"/>
-        <w:rPr>
-          <w:rFonts w:cs="Times New Roman"/>
-          <w:szCs w:val="24"/>
-        </w:rPr>
-      </w:pPr>
-      <w:r>
-        <w:rPr>
-          <w:rFonts w:cs="Times New Roman"/>
-          <w:szCs w:val="24"/>
-        </w:rPr>
-        <w:t>/api/available-books</w:t>
-      </w:r>
-    </w:p>
-    <w:p>
-      <w:pPr>
-        <w:pStyle w:val="Listaszerbekezds"/>
-        <w:numPr>
-          <w:ilvl w:val="0"/>
-          <w:numId w:val="25"/>
-        </w:numPr>
-        <w:spacing w:line="360" w:lineRule="auto"/>
-        <w:rPr>
-          <w:rFonts w:cs="Times New Roman"/>
-          <w:szCs w:val="24"/>
-        </w:rPr>
-      </w:pPr>
-      <w:r>
-        <w:rPr>
-          <w:rFonts w:cs="Times New Roman"/>
-          <w:szCs w:val="24"/>
-        </w:rPr>
-        <w:t>/api/upload-img</w:t>
-      </w:r>
-    </w:p>
-    <w:p>
-      <w:pPr>
-        <w:pStyle w:val="Listaszerbekezds"/>
-        <w:numPr>
-          <w:ilvl w:val="0"/>
-          <w:numId w:val="25"/>
-        </w:numPr>
-        <w:spacing w:line="360" w:lineRule="auto"/>
-        <w:rPr>
-          <w:rFonts w:cs="Times New Roman"/>
-          <w:szCs w:val="24"/>
-        </w:rPr>
-      </w:pPr>
-      <w:r>
-        <w:rPr>
-          <w:rFonts w:cs="Times New Roman"/>
-          <w:szCs w:val="24"/>
-        </w:rPr>
-        <w:t>/img/{ISBN}</w:t>
-      </w:r>
-    </w:p>
-    <w:p>
-      <w:pPr>
-        <w:pStyle w:val="Listaszerbekezds"/>
-        <w:numPr>
-          <w:ilvl w:val="0"/>
-          <w:numId w:val="25"/>
-        </w:numPr>
-        <w:spacing w:line="360" w:lineRule="auto"/>
-        <w:rPr>
-          <w:rFonts w:cs="Times New Roman"/>
-          <w:szCs w:val="24"/>
-        </w:rPr>
-      </w:pPr>
-      <w:r>
-        <w:rPr>
-          <w:rFonts w:cs="Times New Roman"/>
-          <w:szCs w:val="24"/>
-        </w:rPr>
-        <w:t>/api/books</w:t>
-      </w:r>
-    </w:p>
-    <w:p>
-      <w:pPr>
-        <w:pStyle w:val="Listaszerbekezds"/>
-        <w:numPr>
-          <w:ilvl w:val="0"/>
-          <w:numId w:val="25"/>
-        </w:numPr>
-        <w:spacing w:line="360" w:lineRule="auto"/>
-        <w:rPr>
-          <w:rFonts w:cs="Times New Roman"/>
-          <w:szCs w:val="24"/>
-        </w:rPr>
-      </w:pPr>
-      <w:r>
-        <w:rPr>
-          <w:rFonts w:cs="Times New Roman"/>
-          <w:szCs w:val="24"/>
-        </w:rPr>
-        <w:t>/api/all-books</w:t>
-      </w:r>
-    </w:p>
-    <w:p>
-      <w:pPr>
-        <w:pStyle w:val="Listaszerbekezds"/>
-        <w:numPr>
-          <w:ilvl w:val="0"/>
-          <w:numId w:val="25"/>
-        </w:numPr>
-        <w:spacing w:line="360" w:lineRule="auto"/>
-        <w:rPr>
-          <w:rFonts w:cs="Times New Roman"/>
-          <w:szCs w:val="24"/>
-        </w:rPr>
-      </w:pPr>
-      <w:r>
-        <w:rPr>
-          <w:rFonts w:cs="Times New Roman"/>
-          <w:szCs w:val="24"/>
-        </w:rPr>
-        <w:t>/api/all-users</w:t>
-      </w:r>
-    </w:p>
-    <w:p>
-      <w:pPr>
-        <w:pStyle w:val="Listaszerbekezds"/>
-        <w:numPr>
-          <w:ilvl w:val="0"/>
-          <w:numId w:val="25"/>
-        </w:numPr>
-        <w:spacing w:line="360" w:lineRule="auto"/>
-        <w:rPr>
-          <w:rFonts w:cs="Times New Roman"/>
-          <w:szCs w:val="24"/>
-        </w:rPr>
-      </w:pPr>
-      <w:r>
-        <w:rPr>
-          <w:rFonts w:cs="Times New Roman"/>
-          <w:szCs w:val="24"/>
-        </w:rPr>
-        <w:t>/api/all-borrowings</w:t>
-      </w:r>
-    </w:p>
-    <w:p>
-      <w:pPr>
-        <w:pStyle w:val="Listaszerbekezds"/>
-        <w:numPr>
-          <w:ilvl w:val="0"/>
-          <w:numId w:val="25"/>
-        </w:numPr>
-        <w:spacing w:line="360" w:lineRule="auto"/>
-        <w:rPr>
-          <w:rFonts w:cs="Times New Roman"/>
-          <w:szCs w:val="24"/>
-        </w:rPr>
-      </w:pPr>
-      <w:r>
-        <w:rPr>
-          <w:rFonts w:cs="Times New Roman"/>
-          <w:szCs w:val="24"/>
-        </w:rPr>
-        <w:t>/api/reserve</w:t>
-      </w:r>
-    </w:p>
-    <w:p>
-      <w:pPr>
-        <w:pStyle w:val="Listaszerbekezds"/>
-        <w:numPr>
-          <w:ilvl w:val="1"/>
-          <w:numId w:val="25"/>
-        </w:numPr>
-        <w:spacing w:line="360" w:lineRule="auto"/>
-        <w:ind w:left="1134"/>
-        <w:rPr>
-          <w:rFonts w:cs="Times New Roman"/>
-          <w:szCs w:val="24"/>
-        </w:rPr>
-      </w:pPr>
-      <w:r>
-        <w:rPr>
-          <w:rFonts w:cs="Times New Roman"/>
-          <w:szCs w:val="24"/>
-        </w:rPr>
-        <w:t>get</w:t>
-      </w:r>
-    </w:p>
-    <w:p>
-      <w:pPr>
-        <w:pStyle w:val="Listaszerbekezds"/>
-        <w:numPr>
-          <w:ilvl w:val="1"/>
-          <w:numId w:val="25"/>
-        </w:numPr>
-        <w:spacing w:line="360" w:lineRule="auto"/>
-        <w:ind w:left="1134"/>
-        <w:rPr>
-          <w:rFonts w:cs="Times New Roman"/>
-          <w:szCs w:val="24"/>
-        </w:rPr>
-      </w:pPr>
-      <w:r>
-        <w:rPr>
-          <w:rFonts w:cs="Times New Roman"/>
-          <w:szCs w:val="24"/>
-        </w:rPr>
-        <w:t>post</w:t>
-      </w:r>
-    </w:p>
-    <w:p>
-      <w:pPr>
-        <w:pStyle w:val="Listaszerbekezds"/>
-        <w:numPr>
-          <w:ilvl w:val="1"/>
-          <w:numId w:val="25"/>
-        </w:numPr>
-        <w:spacing w:line="360" w:lineRule="auto"/>
-        <w:ind w:left="1134"/>
-        <w:rPr>
-          <w:rFonts w:cs="Times New Roman"/>
-          <w:szCs w:val="24"/>
-        </w:rPr>
-      </w:pPr>
-      <w:r>
-        <w:rPr>
-          <w:rFonts w:cs="Times New Roman"/>
-          <w:szCs w:val="24"/>
-        </w:rPr>
-        <w:t>delete</w:t>
-      </w:r>
-    </w:p>
-    <w:p>
-      <w:pPr>
-        <w:pStyle w:val="Cmsor3"/>
-      </w:pPr>
-      <w:bookmarkStart w:id="8" w:name="_Toc195643089"/>
-      <w:r>
-        <w:lastRenderedPageBreak/>
-        <w:t>Api/login (POST)</w:t>
-      </w:r>
-      <w:bookmarkEnd w:id="8"/>
-    </w:p>
-    <w:p>
-      <w:pPr>
-        <w:spacing w:line="360" w:lineRule="auto"/>
+        <w:jc w:val="both"/>
         <w:rPr>
           <w:rFonts w:cs="Times New Roman"/>
           <w:szCs w:val="24"/>
@@ -5616,17 +6590,34 @@
     </w:p>
     <w:p>
       <w:pPr>
+        <w:rPr>
+          <w:rFonts w:cs="Times New Roman"/>
+          <w:szCs w:val="24"/>
+        </w:rPr>
+      </w:pPr>
+      <w:r>
+        <w:rPr>
+          <w:rFonts w:cs="Times New Roman"/>
+          <w:szCs w:val="24"/>
+        </w:rPr>
+        <w:br w:type="page"/>
+      </w:r>
+    </w:p>
+    <w:p>
+      <w:pPr>
         <w:spacing w:line="360" w:lineRule="auto"/>
-        <w:rPr>
-          <w:rFonts w:cs="Times New Roman"/>
-          <w:szCs w:val="24"/>
-        </w:rPr>
-      </w:pPr>
-      <w:r>
-        <w:rPr>
-          <w:rFonts w:cs="Times New Roman"/>
-          <w:szCs w:val="24"/>
-        </w:rPr>
+        <w:jc w:val="both"/>
+        <w:rPr>
+          <w:rFonts w:cs="Times New Roman"/>
+          <w:szCs w:val="24"/>
+        </w:rPr>
+      </w:pPr>
+      <w:r>
+        <w:rPr>
+          <w:rFonts w:cs="Times New Roman"/>
+          <w:szCs w:val="24"/>
+        </w:rPr>
+        <w:lastRenderedPageBreak/>
         <w:t>Helyes adatok megadásával egy tokent küld vissza.</w:t>
       </w:r>
     </w:p>
@@ -5902,36 +6893,20 @@
     </w:p>
     <w:p>
       <w:pPr>
+        <w:pStyle w:val="Cmsor3"/>
+      </w:pPr>
+      <w:bookmarkStart w:id="11" w:name="_Toc195643090"/>
+      <w:bookmarkStart w:id="12" w:name="_Toc196810192"/>
+      <w:r>
+        <w:t>Api/register (POST)</w:t>
+      </w:r>
+      <w:bookmarkEnd w:id="11"/>
+      <w:bookmarkEnd w:id="12"/>
+    </w:p>
+    <w:p>
+      <w:pPr>
         <w:spacing w:line="360" w:lineRule="auto"/>
-        <w:rPr>
-          <w:rFonts w:cs="Times New Roman"/>
-          <w:sz w:val="32"/>
-          <w:szCs w:val="32"/>
-        </w:rPr>
-      </w:pPr>
-      <w:r>
-        <w:rPr>
-          <w:rFonts w:cs="Times New Roman"/>
-          <w:sz w:val="32"/>
-          <w:szCs w:val="32"/>
-        </w:rPr>
-        <w:br w:type="page"/>
-      </w:r>
-    </w:p>
-    <w:p>
-      <w:pPr>
-        <w:pStyle w:val="Cmsor3"/>
-      </w:pPr>
-      <w:bookmarkStart w:id="9" w:name="_Toc195643090"/>
-      <w:r>
-        <w:lastRenderedPageBreak/>
-        <w:t>Api/register (POST)</w:t>
-      </w:r>
-      <w:bookmarkEnd w:id="9"/>
-    </w:p>
-    <w:p>
-      <w:pPr>
-        <w:spacing w:line="360" w:lineRule="auto"/>
+        <w:jc w:val="both"/>
         <w:rPr>
           <w:rFonts w:cs="Times New Roman"/>
         </w:rPr>
@@ -6301,16 +7276,33 @@
     </w:p>
     <w:p>
       <w:pPr>
+        <w:rPr>
+          <w:rFonts w:cs="Times New Roman"/>
+          <w:szCs w:val="24"/>
+        </w:rPr>
+      </w:pPr>
+      <w:r>
+        <w:rPr>
+          <w:rFonts w:cs="Times New Roman"/>
+          <w:szCs w:val="24"/>
+        </w:rPr>
+        <w:br w:type="page"/>
+      </w:r>
+    </w:p>
+    <w:p>
+      <w:pPr>
         <w:spacing w:line="360" w:lineRule="auto"/>
-        <w:rPr>
-          <w:rFonts w:cs="Times New Roman"/>
-        </w:rPr>
-      </w:pPr>
-      <w:r>
-        <w:rPr>
-          <w:rFonts w:cs="Times New Roman"/>
-          <w:szCs w:val="24"/>
-        </w:rPr>
+        <w:jc w:val="both"/>
+        <w:rPr>
+          <w:rFonts w:cs="Times New Roman"/>
+        </w:rPr>
+      </w:pPr>
+      <w:r>
+        <w:rPr>
+          <w:rFonts w:cs="Times New Roman"/>
+          <w:szCs w:val="24"/>
+        </w:rPr>
+        <w:lastRenderedPageBreak/>
         <w:t>Helyes adatok megadásakor a megadott e-mail címre érkezik egy új levél, ami tartalmazza az ellen</w:t>
       </w:r>
       <w:r>
@@ -6325,7 +7317,14 @@
           <w:rFonts w:cs="Times New Roman"/>
           <w:szCs w:val="24"/>
         </w:rPr>
-        <w:t>rző kódot.</w:t>
+        <w:t>rző kódot</w:t>
+      </w:r>
+      <w:r>
+        <w:rPr>
+          <w:rFonts w:cs="Times New Roman"/>
+          <w:szCs w:val="24"/>
+        </w:rPr>
+        <w:t>:</w:t>
       </w:r>
     </w:p>
     <w:p>
@@ -6431,7 +7430,6 @@
           <w:rFonts w:cs="Times New Roman"/>
           <w:noProof/>
         </w:rPr>
-        <w:lastRenderedPageBreak/>
         <w:drawing>
           <wp:inline distT="0" distB="0" distL="0" distR="0" wp14:anchorId="35BDB485" wp14:editId="3877D9D8">
             <wp:extent cx="2798360" cy="1440822"/>
@@ -6683,17 +7681,33 @@
     </w:p>
     <w:p>
       <w:pPr>
+        <w:rPr>
+          <w:rFonts w:eastAsiaTheme="majorEastAsia" w:cstheme="majorBidi"/>
+          <w:sz w:val="32"/>
+          <w:szCs w:val="24"/>
+        </w:rPr>
+      </w:pPr>
+      <w:bookmarkStart w:id="13" w:name="_Toc195643091"/>
+      <w:bookmarkStart w:id="14" w:name="_Toc196810193"/>
+      <w:r>
+        <w:br w:type="page"/>
+      </w:r>
+    </w:p>
+    <w:p>
+      <w:pPr>
         <w:pStyle w:val="Cmsor3"/>
       </w:pPr>
-      <w:bookmarkStart w:id="10" w:name="_Toc195643091"/>
-      <w:r>
+      <w:r>
+        <w:lastRenderedPageBreak/>
         <w:t>Api/verify-account (POST)</w:t>
       </w:r>
-      <w:bookmarkEnd w:id="10"/>
+      <w:bookmarkEnd w:id="13"/>
+      <w:bookmarkEnd w:id="14"/>
     </w:p>
     <w:p>
       <w:pPr>
         <w:spacing w:line="360" w:lineRule="auto"/>
+        <w:jc w:val="both"/>
         <w:rPr>
           <w:rFonts w:cs="Times New Roman"/>
           <w:szCs w:val="24"/>
@@ -6995,6 +8009,7 @@
     <w:p>
       <w:pPr>
         <w:spacing w:line="360" w:lineRule="auto"/>
+        <w:jc w:val="both"/>
         <w:rPr>
           <w:rFonts w:cs="Times New Roman"/>
           <w:szCs w:val="24"/>
@@ -7195,7 +8210,6 @@
           <w:rFonts w:cs="Times New Roman"/>
           <w:noProof/>
         </w:rPr>
-        <w:lastRenderedPageBreak/>
         <w:drawing>
           <wp:inline distT="0" distB="0" distL="0" distR="0" wp14:anchorId="2889CFF0" wp14:editId="1DDE39D6">
             <wp:extent cx="2086266" cy="257211"/>
@@ -7275,17 +8289,29 @@
     </w:p>
     <w:p>
       <w:pPr>
+        <w:rPr>
+          <w:rFonts w:eastAsiaTheme="majorEastAsia" w:cstheme="majorBidi"/>
+          <w:sz w:val="32"/>
+          <w:szCs w:val="24"/>
+        </w:rPr>
+      </w:pPr>
+      <w:bookmarkStart w:id="15" w:name="_Toc195643092"/>
+      <w:bookmarkStart w:id="16" w:name="_Toc196810194"/>
+    </w:p>
+    <w:p>
+      <w:pPr>
         <w:pStyle w:val="Cmsor3"/>
       </w:pPr>
-      <w:bookmarkStart w:id="11" w:name="_Toc195643092"/>
       <w:r>
         <w:t>Api/forgot-password (POST)</w:t>
       </w:r>
-      <w:bookmarkEnd w:id="11"/>
+      <w:bookmarkEnd w:id="15"/>
+      <w:bookmarkEnd w:id="16"/>
     </w:p>
     <w:p>
       <w:pPr>
         <w:spacing w:line="360" w:lineRule="auto"/>
+        <w:jc w:val="both"/>
         <w:rPr>
           <w:rFonts w:cs="Times New Roman"/>
           <w:szCs w:val="24"/>
@@ -7301,7 +8327,8 @@
     </w:p>
     <w:p>
       <w:pPr>
-        <w:spacing w:line="360" w:lineRule="auto"/>
+        <w:spacing w:after="0" w:line="240" w:lineRule="auto"/>
+        <w:jc w:val="center"/>
         <w:rPr>
           <w:rFonts w:cs="Times New Roman"/>
         </w:rPr>
@@ -7362,6 +8389,7 @@
     <w:p>
       <w:pPr>
         <w:pStyle w:val="Kpalrs"/>
+        <w:jc w:val="center"/>
         <w:rPr>
           <w:rFonts w:cs="Times New Roman"/>
         </w:rPr>
@@ -7390,7 +8418,8 @@
     </w:p>
     <w:p>
       <w:pPr>
-        <w:spacing w:line="360" w:lineRule="auto"/>
+        <w:spacing w:after="0" w:line="240" w:lineRule="auto"/>
+        <w:jc w:val="center"/>
         <w:rPr>
           <w:rFonts w:cs="Times New Roman"/>
         </w:rPr>
@@ -7403,6 +8432,7 @@
           <w:noProof/>
           <w:szCs w:val="24"/>
         </w:rPr>
+        <w:lastRenderedPageBreak/>
         <w:drawing>
           <wp:inline distT="0" distB="0" distL="0" distR="0" wp14:anchorId="5DD4EE85" wp14:editId="1A6283FA">
             <wp:extent cx="1724266" cy="581106"/>
@@ -7507,6 +8537,10 @@
     <w:p>
       <w:pPr>
         <w:pStyle w:val="Kpalrs"/>
+        <w:tabs>
+          <w:tab w:val="center" w:pos="2410"/>
+          <w:tab w:val="center" w:pos="6096"/>
+        </w:tabs>
         <w:rPr>
           <w:rFonts w:cs="Times New Roman"/>
         </w:rPr>
@@ -7563,7 +8597,8 @@
     </w:p>
     <w:p>
       <w:pPr>
-        <w:spacing w:line="360" w:lineRule="auto"/>
+        <w:spacing w:after="0" w:line="240" w:lineRule="auto"/>
+        <w:jc w:val="center"/>
         <w:rPr>
           <w:rFonts w:cs="Times New Roman"/>
         </w:rPr>
@@ -7623,6 +8658,7 @@
     <w:p>
       <w:pPr>
         <w:pStyle w:val="Kpalrs"/>
+        <w:jc w:val="center"/>
         <w:rPr>
           <w:rFonts w:cs="Times New Roman"/>
         </w:rPr>
@@ -7652,6 +8688,7 @@
     <w:p>
       <w:pPr>
         <w:spacing w:line="360" w:lineRule="auto"/>
+        <w:jc w:val="both"/>
         <w:rPr>
           <w:rFonts w:cs="Times New Roman"/>
           <w:szCs w:val="24"/>
@@ -7667,7 +8704,8 @@
     </w:p>
     <w:p>
       <w:pPr>
-        <w:spacing w:line="360" w:lineRule="auto"/>
+        <w:spacing w:after="0" w:line="240" w:lineRule="auto"/>
+        <w:jc w:val="center"/>
         <w:rPr>
           <w:rFonts w:cs="Times New Roman"/>
         </w:rPr>
@@ -7723,50 +8761,13 @@
           </wp:inline>
         </w:drawing>
       </w:r>
-    </w:p>
-    <w:p>
-      <w:pPr>
-        <w:pStyle w:val="Kpalrs"/>
-        <w:rPr>
-          <w:rFonts w:cs="Times New Roman"/>
-        </w:rPr>
-      </w:pPr>
-      <w:r>
-        <w:t xml:space="preserve">ábra </w:t>
-      </w:r>
-      <w:r>
-        <w:fldChar w:fldCharType="begin"/>
-      </w:r>
-      <w:r>
-        <w:instrText xml:space="preserve"> SEQ ábra \* ARABIC </w:instrText>
-      </w:r>
-      <w:r>
-        <w:fldChar w:fldCharType="separate"/>
-      </w:r>
-      <w:r>
-        <w:rPr>
-          <w:noProof/>
-        </w:rPr>
-        <w:t>26</w:t>
-      </w:r>
-      <w:r>
-        <w:fldChar w:fldCharType="end"/>
-      </w:r>
-    </w:p>
-    <w:p>
-      <w:pPr>
-        <w:spacing w:line="360" w:lineRule="auto"/>
-        <w:rPr>
-          <w:rFonts w:cs="Times New Roman"/>
-        </w:rPr>
-      </w:pPr>
       <w:r>
         <w:rPr>
           <w:rFonts w:cs="Times New Roman"/>
           <w:noProof/>
         </w:rPr>
         <w:drawing>
-          <wp:inline distT="0" distB="0" distL="0" distR="0" wp14:anchorId="1D93F607" wp14:editId="5B8B8D96">
+          <wp:inline distT="0" distB="0" distL="0" distR="0" wp14:anchorId="3A082916" wp14:editId="661D0CA1">
             <wp:extent cx="1905266" cy="543001"/>
             <wp:effectExtent l="190500" t="190500" r="190500" b="200025"/>
             <wp:docPr id="128" name="Kép 34"/>
@@ -7811,6 +8812,75 @@
           </wp:inline>
         </w:drawing>
       </w:r>
+    </w:p>
+    <w:p>
+      <w:pPr>
+        <w:pStyle w:val="Kpalrs"/>
+        <w:tabs>
+          <w:tab w:val="center" w:pos="2694"/>
+          <w:tab w:val="center" w:pos="6946"/>
+        </w:tabs>
+        <w:rPr>
+          <w:rFonts w:cs="Times New Roman"/>
+        </w:rPr>
+      </w:pPr>
+      <w:r>
+        <w:tab/>
+      </w:r>
+      <w:r>
+        <w:t xml:space="preserve">ábra </w:t>
+      </w:r>
+      <w:r>
+        <w:fldChar w:fldCharType="begin"/>
+      </w:r>
+      <w:r>
+        <w:instrText xml:space="preserve"> SEQ ábra \* ARABIC </w:instrText>
+      </w:r>
+      <w:r>
+        <w:fldChar w:fldCharType="separate"/>
+      </w:r>
+      <w:r>
+        <w:rPr>
+          <w:noProof/>
+        </w:rPr>
+        <w:t>26</w:t>
+      </w:r>
+      <w:r>
+        <w:fldChar w:fldCharType="end"/>
+      </w:r>
+      <w:r>
+        <w:tab/>
+      </w:r>
+      <w:r>
+        <w:t xml:space="preserve">ábra </w:t>
+      </w:r>
+      <w:r>
+        <w:fldChar w:fldCharType="begin"/>
+      </w:r>
+      <w:r>
+        <w:instrText xml:space="preserve"> SEQ ábra \* ARABIC </w:instrText>
+      </w:r>
+      <w:r>
+        <w:fldChar w:fldCharType="separate"/>
+      </w:r>
+      <w:r>
+        <w:rPr>
+          <w:noProof/>
+        </w:rPr>
+        <w:t>27</w:t>
+      </w:r>
+      <w:r>
+        <w:fldChar w:fldCharType="end"/>
+      </w:r>
+    </w:p>
+    <w:p>
+      <w:pPr>
+        <w:spacing w:after="0" w:line="240" w:lineRule="auto"/>
+        <w:jc w:val="center"/>
+        <w:rPr>
+          <w:rFonts w:cs="Times New Roman"/>
+        </w:rPr>
+      </w:pPr>
       <w:r>
         <w:rPr>
           <w:rFonts w:cs="Times New Roman"/>
@@ -7866,17 +8936,11 @@
     <w:p>
       <w:pPr>
         <w:pStyle w:val="Kpalrs"/>
-        <w:rPr>
-          <w:rFonts w:cs="Times New Roman"/>
-        </w:rPr>
-      </w:pPr>
-      <w:r>
-        <w:rPr>
-          <w:rFonts w:cs="Times New Roman"/>
-        </w:rPr>
-        <w:lastRenderedPageBreak/>
-        <w:tab/>
-      </w:r>
+        <w:jc w:val="center"/>
+        <w:rPr>
+          <w:rFonts w:cs="Times New Roman"/>
+        </w:rPr>
+      </w:pPr>
       <w:r>
         <w:t xml:space="preserve">ábra </w:t>
       </w:r>
@@ -7893,37 +8957,15 @@
         <w:rPr>
           <w:noProof/>
         </w:rPr>
-        <w:t>27</w:t>
+        <w:t>28</w:t>
       </w:r>
       <w:r>
         <w:fldChar w:fldCharType="end"/>
       </w:r>
-      <w:r>
-        <w:tab/>
-        <w:t xml:space="preserve">ábra </w:t>
-      </w:r>
-      <w:r>
-        <w:fldChar w:fldCharType="begin"/>
-      </w:r>
-      <w:r>
-        <w:instrText xml:space="preserve"> SEQ ábra \* ARABIC </w:instrText>
-      </w:r>
-      <w:r>
-        <w:fldChar w:fldCharType="separate"/>
-      </w:r>
-      <w:r>
-        <w:rPr>
-          <w:noProof/>
-        </w:rPr>
-        <w:t>28</w:t>
-      </w:r>
-      <w:r>
-        <w:fldChar w:fldCharType="end"/>
-      </w:r>
-    </w:p>
-    <w:p>
-      <w:pPr>
-        <w:spacing w:line="360" w:lineRule="auto"/>
+    </w:p>
+    <w:p>
+      <w:pPr>
+        <w:spacing w:after="0" w:line="240" w:lineRule="auto"/>
         <w:rPr>
           <w:rFonts w:cs="Times New Roman"/>
         </w:rPr>
@@ -7983,6 +9025,7 @@
     <w:p>
       <w:pPr>
         <w:pStyle w:val="Kpalrs"/>
+        <w:jc w:val="center"/>
         <w:rPr>
           <w:rFonts w:cs="Times New Roman"/>
         </w:rPr>
@@ -8011,17 +9054,33 @@
     </w:p>
     <w:p>
       <w:pPr>
+        <w:rPr>
+          <w:rFonts w:eastAsiaTheme="majorEastAsia" w:cstheme="majorBidi"/>
+          <w:sz w:val="32"/>
+          <w:szCs w:val="24"/>
+        </w:rPr>
+      </w:pPr>
+      <w:bookmarkStart w:id="17" w:name="_Toc195643093"/>
+      <w:bookmarkStart w:id="18" w:name="_Toc196810195"/>
+      <w:r>
+        <w:br w:type="page"/>
+      </w:r>
+    </w:p>
+    <w:p>
+      <w:pPr>
         <w:pStyle w:val="Cmsor3"/>
       </w:pPr>
-      <w:bookmarkStart w:id="12" w:name="_Toc195643093"/>
-      <w:r>
+      <w:r>
+        <w:lastRenderedPageBreak/>
         <w:t>Api/user (GET)</w:t>
       </w:r>
-      <w:bookmarkEnd w:id="12"/>
+      <w:bookmarkEnd w:id="17"/>
+      <w:bookmarkEnd w:id="18"/>
     </w:p>
     <w:p>
       <w:pPr>
         <w:spacing w:line="360" w:lineRule="auto"/>
+        <w:jc w:val="both"/>
         <w:rPr>
           <w:rFonts w:cs="Times New Roman"/>
           <w:szCs w:val="24"/>
@@ -8037,7 +9096,8 @@
     </w:p>
     <w:p>
       <w:pPr>
-        <w:spacing w:line="360" w:lineRule="auto"/>
+        <w:spacing w:after="0" w:line="240" w:lineRule="auto"/>
+        <w:jc w:val="center"/>
         <w:rPr>
           <w:rFonts w:cs="Times New Roman"/>
         </w:rPr>
@@ -8098,6 +9158,7 @@
     <w:p>
       <w:pPr>
         <w:pStyle w:val="Kpalrs"/>
+        <w:jc w:val="center"/>
         <w:rPr>
           <w:rFonts w:cs="Times New Roman"/>
         </w:rPr>
@@ -8126,7 +9187,8 @@
     </w:p>
     <w:p>
       <w:pPr>
-        <w:spacing w:line="360" w:lineRule="auto"/>
+        <w:spacing w:after="0" w:line="240" w:lineRule="auto"/>
+        <w:jc w:val="center"/>
         <w:rPr>
           <w:rFonts w:cs="Times New Roman"/>
         </w:rPr>
@@ -8238,6 +9300,10 @@
     <w:p>
       <w:pPr>
         <w:pStyle w:val="Kpalrs"/>
+        <w:tabs>
+          <w:tab w:val="center" w:pos="2552"/>
+          <w:tab w:val="center" w:pos="6804"/>
+        </w:tabs>
         <w:rPr>
           <w:rFonts w:cs="Times New Roman"/>
         </w:rPr>
@@ -8296,35 +9362,40 @@
       <w:pPr>
         <w:pStyle w:val="Cmsor3"/>
       </w:pPr>
-      <w:bookmarkStart w:id="13" w:name="_Toc195643094"/>
+      <w:bookmarkStart w:id="19" w:name="_Toc195643094"/>
+      <w:bookmarkStart w:id="20" w:name="_Toc196810196"/>
       <w:r>
         <w:t>Api/user (PUT)</w:t>
       </w:r>
-      <w:bookmarkEnd w:id="13"/>
-    </w:p>
-    <w:p>
-      <w:pPr>
-        <w:spacing w:line="360" w:lineRule="auto"/>
-        <w:rPr>
-          <w:rFonts w:cs="Times New Roman"/>
-          <w:szCs w:val="24"/>
-        </w:rPr>
-      </w:pPr>
-      <w:r>
-        <w:rPr>
-          <w:rFonts w:cs="Times New Roman"/>
-          <w:szCs w:val="24"/>
-        </w:rPr>
-        <w:t xml:space="preserve">A tokennel való azonosítás után a végpont megvizsgálja az adatokat. Ami üres tehát nem módosult azt az adatot nem viszi fel az adatbázisba. A felhasználó a jelszavát is módosíthatja, </w:t>
-      </w:r>
-      <w:r>
-        <w:rPr>
-          <w:rFonts w:cs="Times New Roman"/>
-          <w:szCs w:val="24"/>
-        </w:rPr>
-        <w:lastRenderedPageBreak/>
-        <w:t xml:space="preserve">de csak akkor, ha megadta a jelenlegi jelszavát, viszont az e-mail címét nem tudja módosítani. A felhasználó csak olyan adatokat adhat meg amiket megenged a validáció amennyiben ez a feltétel nem teljesül hibaüzenet kerül elküldésre. </w:t>
-      </w:r>
+      <w:bookmarkEnd w:id="19"/>
+      <w:bookmarkEnd w:id="20"/>
+    </w:p>
+    <w:p>
+      <w:pPr>
+        <w:spacing w:after="0" w:line="360" w:lineRule="auto"/>
+        <w:jc w:val="both"/>
+        <w:rPr>
+          <w:rFonts w:cs="Times New Roman"/>
+          <w:szCs w:val="24"/>
+        </w:rPr>
+      </w:pPr>
+      <w:r>
+        <w:rPr>
+          <w:rFonts w:cs="Times New Roman"/>
+          <w:szCs w:val="24"/>
+        </w:rPr>
+        <w:t>A tokennel való azonosítás után a végpont megvizsgálja az adatokat. Ami üres tehát nem módosult azt az adatot nem viszi fel az adatbázisba. A felhasználó a jelszavát is módosíthatja, de csak akkor, ha megadta a jelenlegi jelszavát, viszont az e-mail címét nem tudja módosítani. A felhasználó csak olyan adatokat adhat meg amiket megenged a validáció amennyiben ez a feltétel nem teljesül hibaüzenet kerül elküldésre.</w:t>
+      </w:r>
+    </w:p>
+    <w:p>
+      <w:pPr>
+        <w:spacing w:after="0" w:line="240" w:lineRule="auto"/>
+        <w:jc w:val="center"/>
+        <w:rPr>
+          <w:rFonts w:cs="Times New Roman"/>
+          <w:szCs w:val="24"/>
+        </w:rPr>
+      </w:pPr>
       <w:r>
         <w:rPr>
           <w:rFonts w:cs="Times New Roman"/>
@@ -8377,12 +9448,55 @@
           </wp:inline>
         </w:drawing>
       </w:r>
-      <w:r>
-        <w:rPr>
-          <w:rFonts w:cs="Times New Roman"/>
-          <w:noProof/>
-          <w:szCs w:val="24"/>
-        </w:rPr>
+    </w:p>
+    <w:p>
+      <w:pPr>
+        <w:pStyle w:val="Kpalrs"/>
+        <w:jc w:val="center"/>
+      </w:pPr>
+      <w:r>
+        <w:t xml:space="preserve">ábra </w:t>
+      </w:r>
+      <w:r>
+        <w:fldChar w:fldCharType="begin"/>
+      </w:r>
+      <w:r>
+        <w:instrText xml:space="preserve"> SEQ ábra \* ARABIC </w:instrText>
+      </w:r>
+      <w:r>
+        <w:fldChar w:fldCharType="separate"/>
+      </w:r>
+      <w:r>
+        <w:rPr>
+          <w:noProof/>
+        </w:rPr>
+        <w:t>33</w:t>
+      </w:r>
+      <w:r>
+        <w:fldChar w:fldCharType="end"/>
+      </w:r>
+    </w:p>
+    <w:p>
+      <w:r>
+        <w:br w:type="page"/>
+      </w:r>
+    </w:p>
+    <w:p>
+      <w:pPr>
+        <w:spacing w:after="0" w:line="240" w:lineRule="auto"/>
+        <w:jc w:val="both"/>
+        <w:rPr>
+          <w:rFonts w:cs="Times New Roman"/>
+          <w:szCs w:val="24"/>
+        </w:rPr>
+      </w:pPr>
+      <w:r>
+        <w:rPr>
+          <w:rFonts w:cs="Times New Roman"/>
+          <w:noProof/>
+          <w:szCs w:val="24"/>
+        </w:rPr>
+        <w:lastRenderedPageBreak/>
         <w:drawing>
           <wp:inline distT="0" distB="0" distL="0" distR="0" wp14:anchorId="0F857C82" wp14:editId="53A93E6E">
             <wp:extent cx="2457450" cy="1138186"/>
@@ -8429,69 +9543,6 @@
           </wp:inline>
         </w:drawing>
       </w:r>
-    </w:p>
-    <w:p>
-      <w:pPr>
-        <w:pStyle w:val="Kpalrs"/>
-        <w:rPr>
-          <w:rFonts w:cs="Times New Roman"/>
-          <w:szCs w:val="24"/>
-        </w:rPr>
-      </w:pPr>
-      <w:r>
-        <w:tab/>
-      </w:r>
-      <w:r>
-        <w:t xml:space="preserve">ábra </w:t>
-      </w:r>
-      <w:r>
-        <w:fldChar w:fldCharType="begin"/>
-      </w:r>
-      <w:r>
-        <w:instrText xml:space="preserve"> SEQ ábra \* ARABIC </w:instrText>
-      </w:r>
-      <w:r>
-        <w:fldChar w:fldCharType="separate"/>
-      </w:r>
-      <w:r>
-        <w:rPr>
-          <w:noProof/>
-        </w:rPr>
-        <w:t>33</w:t>
-      </w:r>
-      <w:r>
-        <w:fldChar w:fldCharType="end"/>
-      </w:r>
-      <w:r>
-        <w:tab/>
-        <w:t xml:space="preserve">ábra </w:t>
-      </w:r>
-      <w:r>
-        <w:fldChar w:fldCharType="begin"/>
-      </w:r>
-      <w:r>
-        <w:instrText xml:space="preserve"> SEQ ábra \* ARABIC </w:instrText>
-      </w:r>
-      <w:r>
-        <w:fldChar w:fldCharType="separate"/>
-      </w:r>
-      <w:r>
-        <w:rPr>
-          <w:noProof/>
-        </w:rPr>
-        <w:t>34</w:t>
-      </w:r>
-      <w:r>
-        <w:fldChar w:fldCharType="end"/>
-      </w:r>
-    </w:p>
-    <w:p>
-      <w:pPr>
-        <w:spacing w:line="360" w:lineRule="auto"/>
-        <w:rPr>
-          <w:rFonts w:cs="Times New Roman"/>
-        </w:rPr>
-      </w:pPr>
       <w:r>
         <w:rPr>
           <w:rFonts w:cs="Times New Roman"/>
@@ -8499,7 +9550,7 @@
           <w:szCs w:val="24"/>
         </w:rPr>
         <w:drawing>
-          <wp:inline distT="0" distB="0" distL="0" distR="0" wp14:anchorId="7C9F61B7" wp14:editId="04EEFF4C">
+          <wp:inline distT="0" distB="0" distL="0" distR="0" wp14:anchorId="45D2C3BD" wp14:editId="41AC12EF">
             <wp:extent cx="2276793" cy="514422"/>
             <wp:effectExtent l="190500" t="190500" r="180975" b="190500"/>
             <wp:docPr id="48" name="Kép 48"/>
@@ -8544,6 +9595,74 @@
           </wp:inline>
         </w:drawing>
       </w:r>
+    </w:p>
+    <w:p>
+      <w:pPr>
+        <w:pStyle w:val="Kpalrs"/>
+        <w:tabs>
+          <w:tab w:val="center" w:pos="2268"/>
+          <w:tab w:val="center" w:pos="6521"/>
+        </w:tabs>
+        <w:rPr>
+          <w:rFonts w:cs="Times New Roman"/>
+          <w:szCs w:val="24"/>
+        </w:rPr>
+      </w:pPr>
+      <w:r>
+        <w:tab/>
+      </w:r>
+      <w:r>
+        <w:t xml:space="preserve">ábra </w:t>
+      </w:r>
+      <w:r>
+        <w:fldChar w:fldCharType="begin"/>
+      </w:r>
+      <w:r>
+        <w:instrText xml:space="preserve"> SEQ ábra \* ARABIC </w:instrText>
+      </w:r>
+      <w:r>
+        <w:fldChar w:fldCharType="separate"/>
+      </w:r>
+      <w:r>
+        <w:rPr>
+          <w:noProof/>
+        </w:rPr>
+        <w:t>34</w:t>
+      </w:r>
+      <w:r>
+        <w:fldChar w:fldCharType="end"/>
+      </w:r>
+      <w:r>
+        <w:tab/>
+        <w:t xml:space="preserve">ábra </w:t>
+      </w:r>
+      <w:r>
+        <w:fldChar w:fldCharType="begin"/>
+      </w:r>
+      <w:r>
+        <w:instrText xml:space="preserve"> SEQ ábra \* ARABIC </w:instrText>
+      </w:r>
+      <w:r>
+        <w:fldChar w:fldCharType="separate"/>
+      </w:r>
+      <w:r>
+        <w:rPr>
+          <w:noProof/>
+        </w:rPr>
+        <w:t>35</w:t>
+      </w:r>
+      <w:r>
+        <w:fldChar w:fldCharType="end"/>
+      </w:r>
+    </w:p>
+    <w:p>
+      <w:pPr>
+        <w:spacing w:after="0" w:line="240" w:lineRule="auto"/>
+        <w:jc w:val="center"/>
+        <w:rPr>
+          <w:rFonts w:cs="Times New Roman"/>
+        </w:rPr>
+      </w:pPr>
       <w:r>
         <w:rPr>
           <w:rFonts w:cs="Times New Roman"/>
@@ -8599,16 +9718,11 @@
     <w:p>
       <w:pPr>
         <w:pStyle w:val="Kpalrs"/>
-        <w:rPr>
-          <w:rFonts w:cs="Times New Roman"/>
-        </w:rPr>
-      </w:pPr>
-      <w:r>
-        <w:rPr>
-          <w:rFonts w:cs="Times New Roman"/>
-        </w:rPr>
-        <w:tab/>
-      </w:r>
+        <w:jc w:val="center"/>
+        <w:rPr>
+          <w:rFonts w:cs="Times New Roman"/>
+        </w:rPr>
+      </w:pPr>
       <w:r>
         <w:t xml:space="preserve">ábra </w:t>
       </w:r>
@@ -8625,37 +9739,16 @@
         <w:rPr>
           <w:noProof/>
         </w:rPr>
-        <w:t>35</w:t>
+        <w:t>36</w:t>
       </w:r>
       <w:r>
         <w:fldChar w:fldCharType="end"/>
       </w:r>
-      <w:r>
-        <w:tab/>
-        <w:t xml:space="preserve">ábra </w:t>
-      </w:r>
-      <w:r>
-        <w:fldChar w:fldCharType="begin"/>
-      </w:r>
-      <w:r>
-        <w:instrText xml:space="preserve"> SEQ ábra \* ARABIC </w:instrText>
-      </w:r>
-      <w:r>
-        <w:fldChar w:fldCharType="separate"/>
-      </w:r>
-      <w:r>
-        <w:rPr>
-          <w:noProof/>
-        </w:rPr>
-        <w:t>36</w:t>
-      </w:r>
-      <w:r>
-        <w:fldChar w:fldCharType="end"/>
-      </w:r>
     </w:p>
     <w:p>
       <w:pPr>
         <w:spacing w:line="360" w:lineRule="auto"/>
+        <w:jc w:val="both"/>
         <w:rPr>
           <w:rFonts w:cs="Times New Roman"/>
           <w:szCs w:val="24"/>
@@ -8671,7 +9764,8 @@
     </w:p>
     <w:p>
       <w:pPr>
-        <w:spacing w:line="360" w:lineRule="auto"/>
+        <w:spacing w:after="0" w:line="240" w:lineRule="auto"/>
+        <w:jc w:val="center"/>
         <w:rPr>
           <w:rFonts w:cs="Times New Roman"/>
           <w:szCs w:val="24"/>
@@ -8729,44 +9823,6 @@
           </wp:inline>
         </w:drawing>
       </w:r>
-    </w:p>
-    <w:p>
-      <w:pPr>
-        <w:pStyle w:val="Kpalrs"/>
-        <w:rPr>
-          <w:rFonts w:cs="Times New Roman"/>
-          <w:szCs w:val="24"/>
-        </w:rPr>
-      </w:pPr>
-      <w:r>
-        <w:t xml:space="preserve">ábra </w:t>
-      </w:r>
-      <w:r>
-        <w:fldChar w:fldCharType="begin"/>
-      </w:r>
-      <w:r>
-        <w:instrText xml:space="preserve"> SEQ ábra \* ARABIC </w:instrText>
-      </w:r>
-      <w:r>
-        <w:fldChar w:fldCharType="separate"/>
-      </w:r>
-      <w:r>
-        <w:rPr>
-          <w:noProof/>
-        </w:rPr>
-        <w:t>37</w:t>
-      </w:r>
-      <w:r>
-        <w:fldChar w:fldCharType="end"/>
-      </w:r>
-    </w:p>
-    <w:p>
-      <w:pPr>
-        <w:spacing w:line="360" w:lineRule="auto"/>
-        <w:rPr>
-          <w:rFonts w:cs="Times New Roman"/>
-        </w:rPr>
-      </w:pPr>
       <w:r>
         <w:rPr>
           <w:rFonts w:cs="Times New Roman"/>
@@ -8774,7 +9830,7 @@
           <w:szCs w:val="24"/>
         </w:rPr>
         <w:drawing>
-          <wp:inline distT="0" distB="0" distL="0" distR="0" wp14:anchorId="27FD104F" wp14:editId="1172E83C">
+          <wp:inline distT="0" distB="0" distL="0" distR="0" wp14:anchorId="47C1D57C" wp14:editId="7227C7B7">
             <wp:extent cx="2019582" cy="571580"/>
             <wp:effectExtent l="190500" t="190500" r="190500" b="190500"/>
             <wp:docPr id="45" name="Kép 45"/>
@@ -8819,6 +9875,74 @@
           </wp:inline>
         </w:drawing>
       </w:r>
+    </w:p>
+    <w:p>
+      <w:pPr>
+        <w:pStyle w:val="Kpalrs"/>
+        <w:tabs>
+          <w:tab w:val="center" w:pos="2552"/>
+          <w:tab w:val="center" w:pos="6946"/>
+        </w:tabs>
+        <w:rPr>
+          <w:rFonts w:cs="Times New Roman"/>
+          <w:szCs w:val="24"/>
+        </w:rPr>
+      </w:pPr>
+      <w:r>
+        <w:tab/>
+      </w:r>
+      <w:r>
+        <w:t xml:space="preserve">ábra </w:t>
+      </w:r>
+      <w:r>
+        <w:fldChar w:fldCharType="begin"/>
+      </w:r>
+      <w:r>
+        <w:instrText xml:space="preserve"> SEQ ábra \* ARABIC </w:instrText>
+      </w:r>
+      <w:r>
+        <w:fldChar w:fldCharType="separate"/>
+      </w:r>
+      <w:r>
+        <w:rPr>
+          <w:noProof/>
+        </w:rPr>
+        <w:t>37</w:t>
+      </w:r>
+      <w:r>
+        <w:fldChar w:fldCharType="end"/>
+      </w:r>
+      <w:r>
+        <w:tab/>
+        <w:t xml:space="preserve">ábra </w:t>
+      </w:r>
+      <w:r>
+        <w:fldChar w:fldCharType="begin"/>
+      </w:r>
+      <w:r>
+        <w:instrText xml:space="preserve"> SEQ ábra \* ARABIC </w:instrText>
+      </w:r>
+      <w:r>
+        <w:fldChar w:fldCharType="separate"/>
+      </w:r>
+      <w:r>
+        <w:rPr>
+          <w:noProof/>
+        </w:rPr>
+        <w:t>38</w:t>
+      </w:r>
+      <w:r>
+        <w:fldChar w:fldCharType="end"/>
+      </w:r>
+    </w:p>
+    <w:p>
+      <w:pPr>
+        <w:spacing w:after="0" w:line="240" w:lineRule="auto"/>
+        <w:jc w:val="center"/>
+        <w:rPr>
+          <w:rFonts w:cs="Times New Roman"/>
+        </w:rPr>
+      </w:pPr>
       <w:r>
         <w:rPr>
           <w:rFonts w:cs="Times New Roman"/>
@@ -8875,16 +9999,11 @@
     <w:p>
       <w:pPr>
         <w:pStyle w:val="Kpalrs"/>
-        <w:rPr>
-          <w:rFonts w:cs="Times New Roman"/>
-        </w:rPr>
-      </w:pPr>
-      <w:r>
-        <w:rPr>
-          <w:rFonts w:cs="Times New Roman"/>
-        </w:rPr>
-        <w:tab/>
-      </w:r>
+        <w:jc w:val="center"/>
+        <w:rPr>
+          <w:rFonts w:cs="Times New Roman"/>
+        </w:rPr>
+      </w:pPr>
       <w:r>
         <w:t xml:space="preserve">ábra </w:t>
       </w:r>
@@ -8901,80 +10020,72 @@
         <w:rPr>
           <w:noProof/>
         </w:rPr>
-        <w:t>38</w:t>
+        <w:t>39</w:t>
       </w:r>
       <w:r>
         <w:fldChar w:fldCharType="end"/>
       </w:r>
-      <w:r>
-        <w:tab/>
-        <w:t xml:space="preserve">ábra </w:t>
-      </w:r>
-      <w:r>
-        <w:fldChar w:fldCharType="begin"/>
-      </w:r>
-      <w:r>
-        <w:instrText xml:space="preserve"> SEQ ábra \* ARABIC </w:instrText>
-      </w:r>
-      <w:r>
-        <w:fldChar w:fldCharType="separate"/>
-      </w:r>
-      <w:r>
-        <w:rPr>
-          <w:noProof/>
-        </w:rPr>
-        <w:t>39</w:t>
-      </w:r>
-      <w:r>
-        <w:fldChar w:fldCharType="end"/>
+    </w:p>
+    <w:p>
+      <w:pPr>
+        <w:rPr>
+          <w:rFonts w:eastAsiaTheme="majorEastAsia" w:cstheme="majorBidi"/>
+          <w:sz w:val="32"/>
+          <w:szCs w:val="24"/>
+        </w:rPr>
+      </w:pPr>
+      <w:bookmarkStart w:id="21" w:name="_Toc195643095"/>
+      <w:bookmarkStart w:id="22" w:name="_Toc196810197"/>
+      <w:r>
+        <w:br w:type="page"/>
       </w:r>
     </w:p>
     <w:p>
       <w:pPr>
         <w:pStyle w:val="Cmsor3"/>
       </w:pPr>
-      <w:bookmarkStart w:id="14" w:name="_Toc195643095"/>
       <w:r>
         <w:lastRenderedPageBreak/>
         <w:t>Api/user (DELETE)</w:t>
       </w:r>
-      <w:bookmarkEnd w:id="14"/>
+      <w:bookmarkEnd w:id="21"/>
+      <w:bookmarkEnd w:id="22"/>
     </w:p>
     <w:p>
       <w:pPr>
         <w:spacing w:line="360" w:lineRule="auto"/>
-        <w:rPr>
-          <w:rFonts w:cs="Times New Roman"/>
-          <w:szCs w:val="24"/>
-        </w:rPr>
-      </w:pPr>
-      <w:r>
-        <w:rPr>
-          <w:rFonts w:cs="Times New Roman"/>
-          <w:szCs w:val="24"/>
-        </w:rPr>
-        <w:t xml:space="preserve">A felhasználói tokent dekódolva az ID alapján kitörli az adott felhasználót. A </w:t>
-      </w:r>
-      <w:proofErr w:type="gramStart"/>
-      <w:r>
-        <w:rPr>
-          <w:rFonts w:cs="Times New Roman"/>
-          <w:szCs w:val="24"/>
-        </w:rPr>
-        <w:t>token</w:t>
-      </w:r>
-      <w:proofErr w:type="gramEnd"/>
-      <w:r>
-        <w:rPr>
-          <w:rFonts w:cs="Times New Roman"/>
-          <w:szCs w:val="24"/>
-        </w:rPr>
-        <w:t xml:space="preserve"> ha már nem létező ID-val rendelkező felhasználóra mutat akkor nem fut le a az adatbázis módosítás. Ilyenkor egy hibaüzenet látható.</w:t>
-      </w:r>
-    </w:p>
-    <w:p>
-      <w:pPr>
-        <w:spacing w:line="360" w:lineRule="auto"/>
+        <w:jc w:val="both"/>
+        <w:rPr>
+          <w:rFonts w:cs="Times New Roman"/>
+          <w:szCs w:val="24"/>
+        </w:rPr>
+      </w:pPr>
+      <w:r>
+        <w:rPr>
+          <w:rFonts w:cs="Times New Roman"/>
+          <w:szCs w:val="24"/>
+        </w:rPr>
+        <w:t>A felhasználói tokent dekódolva az ID alapján kitörli az adott felhasználót. A token ha már nem létező ID-val rendelkező felhasználóra mutat akkor nem fut le a az adatbázis módosítás.</w:t>
+      </w:r>
+      <w:r>
+        <w:rPr>
+          <w:rFonts w:cs="Times New Roman"/>
+          <w:szCs w:val="24"/>
+        </w:rPr>
+        <w:t xml:space="preserve"> </w:t>
+      </w:r>
+      <w:r>
+        <w:rPr>
+          <w:rFonts w:cs="Times New Roman"/>
+          <w:szCs w:val="24"/>
+        </w:rPr>
+        <w:t>Ilyenkor egy hibaüzenet látható.</w:t>
+      </w:r>
+    </w:p>
+    <w:p>
+      <w:pPr>
+        <w:spacing w:after="0" w:line="240" w:lineRule="auto"/>
+        <w:jc w:val="center"/>
         <w:rPr>
           <w:rFonts w:cs="Times New Roman"/>
         </w:rPr>
@@ -9087,6 +10198,10 @@
     <w:p>
       <w:pPr>
         <w:pStyle w:val="Kpalrs"/>
+        <w:tabs>
+          <w:tab w:val="center" w:pos="2410"/>
+          <w:tab w:val="center" w:pos="6946"/>
+        </w:tabs>
         <w:rPr>
           <w:rFonts w:cs="Times New Roman"/>
         </w:rPr>
@@ -9143,7 +10258,8 @@
     </w:p>
     <w:p>
       <w:pPr>
-        <w:spacing w:line="360" w:lineRule="auto"/>
+        <w:spacing w:after="0" w:line="240" w:lineRule="auto"/>
+        <w:jc w:val="center"/>
         <w:rPr>
           <w:rFonts w:cs="Times New Roman"/>
         </w:rPr>
@@ -9203,6 +10319,7 @@
     <w:p>
       <w:pPr>
         <w:pStyle w:val="Kpalrs"/>
+        <w:jc w:val="center"/>
         <w:rPr>
           <w:rFonts w:cs="Times New Roman"/>
         </w:rPr>
@@ -9231,7 +10348,8 @@
     </w:p>
     <w:p>
       <w:pPr>
-        <w:spacing w:line="360" w:lineRule="auto"/>
+        <w:spacing w:after="0" w:line="360" w:lineRule="auto"/>
+        <w:jc w:val="both"/>
         <w:rPr>
           <w:rFonts w:cs="Times New Roman"/>
           <w:szCs w:val="24"/>
@@ -9244,12 +10362,16 @@
         </w:rPr>
         <w:t>A kérés futtatása újra a törlés után a következő eredményre jut:</w:t>
       </w:r>
-      <w:r>
-        <w:rPr>
-          <w:rFonts w:cs="Times New Roman"/>
-        </w:rPr>
-        <w:br/>
-      </w:r>
+    </w:p>
+    <w:p>
+      <w:pPr>
+        <w:spacing w:after="0" w:line="240" w:lineRule="auto"/>
+        <w:jc w:val="center"/>
+        <w:rPr>
+          <w:rFonts w:cs="Times New Roman"/>
+          <w:szCs w:val="24"/>
+        </w:rPr>
+      </w:pPr>
       <w:r>
         <w:rPr>
           <w:rFonts w:cs="Times New Roman"/>
@@ -9357,6 +10479,10 @@
     <w:p>
       <w:pPr>
         <w:pStyle w:val="Kpalrs"/>
+        <w:tabs>
+          <w:tab w:val="center" w:pos="2268"/>
+          <w:tab w:val="center" w:pos="6237"/>
+        </w:tabs>
         <w:rPr>
           <w:rFonts w:cs="Times New Roman"/>
         </w:rPr>
@@ -9416,15 +10542,18 @@
       <w:pPr>
         <w:pStyle w:val="Cmsor3"/>
       </w:pPr>
-      <w:bookmarkStart w:id="15" w:name="_Toc195643096"/>
+      <w:bookmarkStart w:id="23" w:name="_Toc195643096"/>
+      <w:bookmarkStart w:id="24" w:name="_Toc196810198"/>
       <w:r>
         <w:t>Api/finalize-registration (PUT)</w:t>
       </w:r>
-      <w:bookmarkEnd w:id="15"/>
-    </w:p>
-    <w:p>
-      <w:pPr>
-        <w:spacing w:line="360" w:lineRule="auto"/>
+      <w:bookmarkEnd w:id="23"/>
+      <w:bookmarkEnd w:id="24"/>
+    </w:p>
+    <w:p>
+      <w:pPr>
+        <w:spacing w:after="0" w:line="360" w:lineRule="auto"/>
+        <w:jc w:val="both"/>
         <w:rPr>
           <w:rFonts w:cs="Times New Roman"/>
           <w:szCs w:val="24"/>
@@ -9569,13 +10698,16 @@
         </w:rPr>
         <w:t>ációnál is megjelent, tehát az ellenőrző levél.</w:t>
       </w:r>
-      <w:r>
-        <w:rPr>
-          <w:rFonts w:cs="Times New Roman"/>
-          <w:szCs w:val="24"/>
-        </w:rPr>
-        <w:br/>
-      </w:r>
+    </w:p>
+    <w:p>
+      <w:pPr>
+        <w:spacing w:after="0" w:line="240" w:lineRule="auto"/>
+        <w:jc w:val="center"/>
+        <w:rPr>
+          <w:rFonts w:cs="Times New Roman"/>
+          <w:szCs w:val="24"/>
+        </w:rPr>
+      </w:pPr>
       <w:r>
         <w:rPr>
           <w:rFonts w:cs="Times New Roman"/>
@@ -9632,6 +10764,7 @@
     <w:p>
       <w:pPr>
         <w:pStyle w:val="Kpalrs"/>
+        <w:jc w:val="center"/>
         <w:rPr>
           <w:rFonts w:cs="Times New Roman"/>
           <w:szCs w:val="24"/>
@@ -9661,7 +10794,8 @@
     </w:p>
     <w:p>
       <w:pPr>
-        <w:spacing w:line="360" w:lineRule="auto"/>
+        <w:spacing w:after="0" w:line="240" w:lineRule="auto"/>
+        <w:jc w:val="center"/>
         <w:rPr>
           <w:rFonts w:cs="Times New Roman"/>
         </w:rPr>
@@ -9774,6 +10908,10 @@
     <w:p>
       <w:pPr>
         <w:pStyle w:val="Kpalrs"/>
+        <w:tabs>
+          <w:tab w:val="center" w:pos="2552"/>
+          <w:tab w:val="center" w:pos="6663"/>
+        </w:tabs>
         <w:rPr>
           <w:rFonts w:cs="Times New Roman"/>
         </w:rPr>
@@ -9830,7 +10968,8 @@
     </w:p>
     <w:p>
       <w:pPr>
-        <w:spacing w:line="360" w:lineRule="auto"/>
+        <w:spacing w:after="0" w:line="240" w:lineRule="auto"/>
+        <w:jc w:val="center"/>
         <w:rPr>
           <w:rFonts w:cs="Times New Roman"/>
         </w:rPr>
@@ -9890,6 +11029,7 @@
     <w:p>
       <w:pPr>
         <w:pStyle w:val="Kpalrs"/>
+        <w:jc w:val="center"/>
         <w:rPr>
           <w:rFonts w:cs="Times New Roman"/>
         </w:rPr>
@@ -9919,6 +11059,7 @@
     <w:p>
       <w:pPr>
         <w:spacing w:line="360" w:lineRule="auto"/>
+        <w:jc w:val="both"/>
         <w:rPr>
           <w:rFonts w:cs="Times New Roman"/>
           <w:szCs w:val="24"/>
@@ -9934,7 +11075,8 @@
     </w:p>
     <w:p>
       <w:pPr>
-        <w:spacing w:line="360" w:lineRule="auto"/>
+        <w:spacing w:after="0" w:line="240" w:lineRule="auto"/>
+        <w:jc w:val="center"/>
         <w:rPr>
           <w:rFonts w:cs="Times New Roman"/>
         </w:rPr>
@@ -10047,6 +11189,10 @@
     <w:p>
       <w:pPr>
         <w:pStyle w:val="Kpalrs"/>
+        <w:tabs>
+          <w:tab w:val="center" w:pos="2694"/>
+          <w:tab w:val="center" w:pos="6663"/>
+        </w:tabs>
         <w:rPr>
           <w:rFonts w:cs="Times New Roman"/>
         </w:rPr>
@@ -10103,7 +11249,8 @@
     </w:p>
     <w:p>
       <w:pPr>
-        <w:spacing w:line="360" w:lineRule="auto"/>
+        <w:spacing w:after="0" w:line="240" w:lineRule="auto"/>
+        <w:jc w:val="center"/>
         <w:rPr>
           <w:rFonts w:cs="Times New Roman"/>
         </w:rPr>
@@ -10163,6 +11310,7 @@
     <w:p>
       <w:pPr>
         <w:pStyle w:val="Kpalrs"/>
+        <w:jc w:val="center"/>
         <w:rPr>
           <w:rFonts w:cs="Times New Roman"/>
         </w:rPr>
@@ -10191,7 +11339,8 @@
     </w:p>
     <w:p>
       <w:pPr>
-        <w:spacing w:line="360" w:lineRule="auto"/>
+        <w:spacing w:after="0" w:line="240" w:lineRule="auto"/>
+        <w:jc w:val="center"/>
         <w:rPr>
           <w:rFonts w:cs="Times New Roman"/>
         </w:rPr>
@@ -10251,6 +11400,7 @@
     <w:p>
       <w:pPr>
         <w:pStyle w:val="Kpalrs"/>
+        <w:jc w:val="center"/>
         <w:rPr>
           <w:rFonts w:cs="Times New Roman"/>
         </w:rPr>
@@ -10279,18 +11429,33 @@
     </w:p>
     <w:p>
       <w:pPr>
+        <w:rPr>
+          <w:rFonts w:eastAsiaTheme="majorEastAsia" w:cstheme="majorBidi"/>
+          <w:sz w:val="32"/>
+          <w:szCs w:val="24"/>
+        </w:rPr>
+      </w:pPr>
+      <w:bookmarkStart w:id="25" w:name="_Toc195643097"/>
+      <w:bookmarkStart w:id="26" w:name="_Toc196810199"/>
+      <w:r>
+        <w:br w:type="page"/>
+      </w:r>
+    </w:p>
+    <w:p>
+      <w:pPr>
         <w:pStyle w:val="Cmsor3"/>
       </w:pPr>
-      <w:bookmarkStart w:id="16" w:name="_Toc195643097"/>
       <w:r>
         <w:lastRenderedPageBreak/>
         <w:t>Api/change-password (PUT)</w:t>
       </w:r>
-      <w:bookmarkEnd w:id="16"/>
+      <w:bookmarkEnd w:id="25"/>
+      <w:bookmarkEnd w:id="26"/>
     </w:p>
     <w:p>
       <w:pPr>
         <w:spacing w:line="360" w:lineRule="auto"/>
+        <w:jc w:val="both"/>
         <w:rPr>
           <w:rFonts w:cs="Times New Roman"/>
           <w:szCs w:val="24"/>
@@ -10366,7 +11531,8 @@
     </w:p>
     <w:p>
       <w:pPr>
-        <w:spacing w:line="360" w:lineRule="auto"/>
+        <w:spacing w:after="0" w:line="240" w:lineRule="auto"/>
+        <w:jc w:val="center"/>
         <w:rPr>
           <w:rFonts w:cs="Times New Roman"/>
         </w:rPr>
@@ -10427,6 +11593,7 @@
     <w:p>
       <w:pPr>
         <w:pStyle w:val="Kpalrs"/>
+        <w:jc w:val="center"/>
         <w:rPr>
           <w:rFonts w:cs="Times New Roman"/>
         </w:rPr>
@@ -10455,7 +11622,8 @@
     </w:p>
     <w:p>
       <w:pPr>
-        <w:spacing w:line="360" w:lineRule="auto"/>
+        <w:spacing w:after="0" w:line="240" w:lineRule="auto"/>
+        <w:jc w:val="center"/>
         <w:rPr>
           <w:rFonts w:cs="Times New Roman"/>
         </w:rPr>
@@ -10567,6 +11735,10 @@
     <w:p>
       <w:pPr>
         <w:pStyle w:val="Kpalrs"/>
+        <w:tabs>
+          <w:tab w:val="center" w:pos="2410"/>
+          <w:tab w:val="center" w:pos="6804"/>
+        </w:tabs>
         <w:rPr>
           <w:rFonts w:cs="Times New Roman"/>
         </w:rPr>
@@ -10623,7 +11795,8 @@
     </w:p>
     <w:p>
       <w:pPr>
-        <w:spacing w:line="360" w:lineRule="auto"/>
+        <w:spacing w:after="0" w:line="240" w:lineRule="auto"/>
+        <w:jc w:val="center"/>
         <w:rPr>
           <w:rFonts w:cs="Times New Roman"/>
         </w:rPr>
@@ -10683,6 +11856,7 @@
     <w:p>
       <w:pPr>
         <w:pStyle w:val="Kpalrs"/>
+        <w:jc w:val="center"/>
         <w:rPr>
           <w:rFonts w:cs="Times New Roman"/>
         </w:rPr>
@@ -10712,6 +11886,7 @@
     <w:p>
       <w:pPr>
         <w:spacing w:line="360" w:lineRule="auto"/>
+        <w:jc w:val="both"/>
         <w:rPr>
           <w:rFonts w:cs="Times New Roman"/>
           <w:szCs w:val="24"/>
@@ -10727,7 +11902,8 @@
     </w:p>
     <w:p>
       <w:pPr>
-        <w:spacing w:line="360" w:lineRule="auto"/>
+        <w:spacing w:after="0" w:line="240" w:lineRule="auto"/>
+        <w:jc w:val="center"/>
         <w:rPr>
           <w:rFonts w:cs="Times New Roman"/>
         </w:rPr>
@@ -10739,9 +11915,9 @@
           <w:szCs w:val="24"/>
         </w:rPr>
         <w:drawing>
-          <wp:inline distT="0" distB="0" distL="0" distR="0" wp14:anchorId="4921D259" wp14:editId="75046F09">
-            <wp:extent cx="2772162" cy="952633"/>
-            <wp:effectExtent l="190500" t="190500" r="200025" b="190500"/>
+          <wp:inline distT="0" distB="0" distL="0" distR="0" wp14:anchorId="4921D259" wp14:editId="3EAC4F72">
+            <wp:extent cx="2646704" cy="909520"/>
+            <wp:effectExtent l="190500" t="190500" r="191770" b="195580"/>
             <wp:docPr id="69" name="Kép 69"/>
             <wp:cNvGraphicFramePr>
               <a:graphicFrameLocks xmlns:a="http://schemas.openxmlformats.org/drawingml/2006/main" noChangeAspect="1"/>
@@ -10762,7 +11938,7 @@
                   <pic:spPr>
                     <a:xfrm>
                       <a:off x="0" y="0"/>
-                      <a:ext cx="2772162" cy="952633"/>
+                      <a:ext cx="2654368" cy="912154"/>
                     </a:xfrm>
                     <a:prstGeom prst="rect">
                       <a:avLst/>
@@ -10784,43 +11960,6 @@
           </wp:inline>
         </w:drawing>
       </w:r>
-    </w:p>
-    <w:p>
-      <w:pPr>
-        <w:pStyle w:val="Kpalrs"/>
-        <w:rPr>
-          <w:rFonts w:cs="Times New Roman"/>
-        </w:rPr>
-      </w:pPr>
-      <w:r>
-        <w:t xml:space="preserve">ábra </w:t>
-      </w:r>
-      <w:r>
-        <w:fldChar w:fldCharType="begin"/>
-      </w:r>
-      <w:r>
-        <w:instrText xml:space="preserve"> SEQ ábra \* ARABIC </w:instrText>
-      </w:r>
-      <w:r>
-        <w:fldChar w:fldCharType="separate"/>
-      </w:r>
-      <w:r>
-        <w:rPr>
-          <w:noProof/>
-        </w:rPr>
-        <w:t>57</w:t>
-      </w:r>
-      <w:r>
-        <w:fldChar w:fldCharType="end"/>
-      </w:r>
-    </w:p>
-    <w:p>
-      <w:pPr>
-        <w:spacing w:line="360" w:lineRule="auto"/>
-        <w:rPr>
-          <w:rFonts w:cs="Times New Roman"/>
-        </w:rPr>
-      </w:pPr>
       <w:r>
         <w:rPr>
           <w:rFonts w:cs="Times New Roman"/>
@@ -10828,7 +11967,7 @@
           <w:szCs w:val="24"/>
         </w:rPr>
         <w:drawing>
-          <wp:inline distT="0" distB="0" distL="0" distR="0" wp14:anchorId="67A80328" wp14:editId="5D15858E">
+          <wp:inline distT="0" distB="0" distL="0" distR="0" wp14:anchorId="4AA59404" wp14:editId="4D2C2E4D">
             <wp:extent cx="2295845" cy="552527"/>
             <wp:effectExtent l="190500" t="190500" r="200025" b="190500"/>
             <wp:docPr id="70" name="Kép 70"/>
@@ -10873,6 +12012,73 @@
           </wp:inline>
         </w:drawing>
       </w:r>
+    </w:p>
+    <w:p>
+      <w:pPr>
+        <w:pStyle w:val="Kpalrs"/>
+        <w:tabs>
+          <w:tab w:val="center" w:pos="2410"/>
+          <w:tab w:val="center" w:pos="6804"/>
+        </w:tabs>
+        <w:rPr>
+          <w:rFonts w:cs="Times New Roman"/>
+        </w:rPr>
+      </w:pPr>
+      <w:r>
+        <w:tab/>
+      </w:r>
+      <w:r>
+        <w:t xml:space="preserve">ábra </w:t>
+      </w:r>
+      <w:r>
+        <w:fldChar w:fldCharType="begin"/>
+      </w:r>
+      <w:r>
+        <w:instrText xml:space="preserve"> SEQ ábra \* ARABIC </w:instrText>
+      </w:r>
+      <w:r>
+        <w:fldChar w:fldCharType="separate"/>
+      </w:r>
+      <w:r>
+        <w:rPr>
+          <w:noProof/>
+        </w:rPr>
+        <w:t>57</w:t>
+      </w:r>
+      <w:r>
+        <w:fldChar w:fldCharType="end"/>
+      </w:r>
+      <w:r>
+        <w:tab/>
+        <w:t xml:space="preserve">ábra </w:t>
+      </w:r>
+      <w:r>
+        <w:fldChar w:fldCharType="begin"/>
+      </w:r>
+      <w:r>
+        <w:instrText xml:space="preserve"> SEQ ábra \* ARABIC </w:instrText>
+      </w:r>
+      <w:r>
+        <w:fldChar w:fldCharType="separate"/>
+      </w:r>
+      <w:r>
+        <w:rPr>
+          <w:noProof/>
+        </w:rPr>
+        <w:t>58</w:t>
+      </w:r>
+      <w:r>
+        <w:fldChar w:fldCharType="end"/>
+      </w:r>
+    </w:p>
+    <w:p>
+      <w:pPr>
+        <w:spacing w:after="0" w:line="240" w:lineRule="auto"/>
+        <w:jc w:val="center"/>
+        <w:rPr>
+          <w:rFonts w:cs="Times New Roman"/>
+        </w:rPr>
+      </w:pPr>
       <w:r>
         <w:rPr>
           <w:rFonts w:cs="Times New Roman"/>
@@ -10929,74 +12135,62 @@
     <w:p>
       <w:pPr>
         <w:pStyle w:val="Kpalrs"/>
-        <w:rPr>
-          <w:rFonts w:cs="Times New Roman"/>
-        </w:rPr>
-      </w:pPr>
-      <w:r>
-        <w:rPr>
-          <w:rFonts w:cs="Times New Roman"/>
-        </w:rPr>
+        <w:jc w:val="center"/>
+        <w:rPr>
+          <w:rFonts w:cs="Times New Roman"/>
+        </w:rPr>
+      </w:pPr>
+      <w:r>
+        <w:t xml:space="preserve">ábra </w:t>
+      </w:r>
+      <w:r>
+        <w:fldChar w:fldCharType="begin"/>
+      </w:r>
+      <w:r>
+        <w:instrText xml:space="preserve"> SEQ ábra \* ARABIC </w:instrText>
+      </w:r>
+      <w:r>
+        <w:fldChar w:fldCharType="separate"/>
+      </w:r>
+      <w:r>
+        <w:rPr>
+          <w:noProof/>
+        </w:rPr>
+        <w:t>59</w:t>
+      </w:r>
+      <w:r>
+        <w:fldChar w:fldCharType="end"/>
+      </w:r>
+    </w:p>
+    <w:p>
+      <w:pPr>
+        <w:rPr>
+          <w:rFonts w:eastAsiaTheme="majorEastAsia" w:cstheme="majorBidi"/>
+          <w:sz w:val="32"/>
+          <w:szCs w:val="24"/>
+        </w:rPr>
+      </w:pPr>
+      <w:bookmarkStart w:id="27" w:name="_Toc195643098"/>
+      <w:bookmarkStart w:id="28" w:name="_Toc196810200"/>
+      <w:r>
+        <w:br w:type="page"/>
+      </w:r>
+    </w:p>
+    <w:p>
+      <w:pPr>
+        <w:pStyle w:val="Cmsor3"/>
+      </w:pPr>
+      <w:r>
         <w:lastRenderedPageBreak/>
-        <w:tab/>
-      </w:r>
-      <w:r>
-        <w:t xml:space="preserve">ábra </w:t>
-      </w:r>
-      <w:r>
-        <w:fldChar w:fldCharType="begin"/>
-      </w:r>
-      <w:r>
-        <w:instrText xml:space="preserve"> SEQ ábra \* ARABIC </w:instrText>
-      </w:r>
-      <w:r>
-        <w:fldChar w:fldCharType="separate"/>
-      </w:r>
-      <w:r>
-        <w:rPr>
-          <w:noProof/>
-        </w:rPr>
-        <w:t>58</w:t>
-      </w:r>
-      <w:r>
-        <w:fldChar w:fldCharType="end"/>
-      </w:r>
-      <w:r>
-        <w:tab/>
-        <w:t xml:space="preserve">ábra </w:t>
-      </w:r>
-      <w:r>
-        <w:fldChar w:fldCharType="begin"/>
-      </w:r>
-      <w:r>
-        <w:instrText xml:space="preserve"> SEQ ábra \* ARABIC </w:instrText>
-      </w:r>
-      <w:r>
-        <w:fldChar w:fldCharType="separate"/>
-      </w:r>
-      <w:r>
-        <w:rPr>
-          <w:noProof/>
-        </w:rPr>
-        <w:t>59</w:t>
-      </w:r>
-      <w:r>
-        <w:fldChar w:fldCharType="end"/>
-      </w:r>
-    </w:p>
-    <w:p>
-      <w:pPr>
-        <w:pStyle w:val="Cmsor3"/>
-      </w:pPr>
-      <w:bookmarkStart w:id="17" w:name="_Toc195643098"/>
-      <w:r>
         <w:t>Api/top-borrowings/{limit} (GET)</w:t>
       </w:r>
-      <w:bookmarkEnd w:id="17"/>
+      <w:bookmarkEnd w:id="27"/>
+      <w:bookmarkEnd w:id="28"/>
     </w:p>
     <w:p>
       <w:pPr>
         <w:spacing w:line="360" w:lineRule="auto"/>
+        <w:jc w:val="both"/>
         <w:rPr>
           <w:rFonts w:cs="Times New Roman"/>
           <w:szCs w:val="24"/>
@@ -11075,7 +12269,8 @@
     </w:p>
     <w:p>
       <w:pPr>
-        <w:spacing w:line="360" w:lineRule="auto"/>
+        <w:spacing w:after="0" w:line="240" w:lineRule="auto"/>
+        <w:jc w:val="center"/>
         <w:rPr>
           <w:rFonts w:cs="Times New Roman"/>
         </w:rPr>
@@ -11136,6 +12331,7 @@
     <w:p>
       <w:pPr>
         <w:pStyle w:val="Kpalrs"/>
+        <w:jc w:val="center"/>
         <w:rPr>
           <w:rFonts w:cs="Times New Roman"/>
         </w:rPr>
@@ -11164,7 +12360,8 @@
     </w:p>
     <w:p>
       <w:pPr>
-        <w:spacing w:line="360" w:lineRule="auto"/>
+        <w:spacing w:after="0" w:line="240" w:lineRule="auto"/>
+        <w:jc w:val="center"/>
         <w:rPr>
           <w:rFonts w:cs="Times New Roman"/>
         </w:rPr>
@@ -11176,9 +12373,9 @@
           <w:szCs w:val="24"/>
         </w:rPr>
         <w:drawing>
-          <wp:inline distT="0" distB="0" distL="0" distR="0" wp14:anchorId="51DB998D" wp14:editId="0B9C6AF4">
-            <wp:extent cx="2585635" cy="4781550"/>
-            <wp:effectExtent l="190500" t="190500" r="196215" b="190500"/>
+          <wp:inline distT="0" distB="0" distL="0" distR="0" wp14:anchorId="51DB998D" wp14:editId="792F3355">
+            <wp:extent cx="2670087" cy="2415968"/>
+            <wp:effectExtent l="190500" t="190500" r="187960" b="194310"/>
             <wp:docPr id="73" name="Kép 73"/>
             <wp:cNvGraphicFramePr>
               <a:graphicFrameLocks xmlns:a="http://schemas.openxmlformats.org/drawingml/2006/main" noChangeAspect="1"/>
@@ -11190,8 +12387,63 @@
                     <pic:cNvPr id="1" name=""/>
                     <pic:cNvPicPr/>
                   </pic:nvPicPr>
+                  <pic:blipFill rotWithShape="1">
+                    <a:blip r:embed="rId68"/>
+                    <a:srcRect b="51071"/>
+                    <a:stretch/>
+                  </pic:blipFill>
+                  <pic:spPr bwMode="auto">
+                    <a:xfrm>
+                      <a:off x="0" y="0"/>
+                      <a:ext cx="2696750" cy="2440094"/>
+                    </a:xfrm>
+                    <a:prstGeom prst="rect">
+                      <a:avLst/>
+                    </a:prstGeom>
+                    <a:ln>
+                      <a:noFill/>
+                    </a:ln>
+                    <a:effectLst>
+                      <a:outerShdw blurRad="190500" algn="tl" rotWithShape="0">
+                        <a:srgbClr val="000000">
+                          <a:alpha val="70000"/>
+                        </a:srgbClr>
+                      </a:outerShdw>
+                    </a:effectLst>
+                    <a:extLst>
+                      <a:ext uri="{53640926-AAD7-44D8-BBD7-CCE9431645EC}">
+                        <a14:shadowObscured xmlns:a14="http://schemas.microsoft.com/office/drawing/2010/main"/>
+                      </a:ext>
+                    </a:extLst>
+                  </pic:spPr>
+                </pic:pic>
+              </a:graphicData>
+            </a:graphic>
+          </wp:inline>
+        </w:drawing>
+      </w:r>
+      <w:r>
+        <w:rPr>
+          <w:rFonts w:cs="Times New Roman"/>
+          <w:noProof/>
+        </w:rPr>
+        <w:drawing>
+          <wp:inline distT="0" distB="0" distL="0" distR="0" wp14:anchorId="0D15327B" wp14:editId="4FCFD716">
+            <wp:extent cx="1820354" cy="219698"/>
+            <wp:effectExtent l="190500" t="190500" r="180340" b="200025"/>
+            <wp:docPr id="74" name="Kép 74"/>
+            <wp:cNvGraphicFramePr>
+              <a:graphicFrameLocks xmlns:a="http://schemas.openxmlformats.org/drawingml/2006/main" noChangeAspect="1"/>
+            </wp:cNvGraphicFramePr>
+            <a:graphic xmlns:a="http://schemas.openxmlformats.org/drawingml/2006/main">
+              <a:graphicData uri="http://schemas.openxmlformats.org/drawingml/2006/picture">
+                <pic:pic xmlns:pic="http://schemas.openxmlformats.org/drawingml/2006/picture">
+                  <pic:nvPicPr>
+                    <pic:cNvPr id="1" name=""/>
+                    <pic:cNvPicPr/>
+                  </pic:nvPicPr>
                   <pic:blipFill>
-                    <a:blip r:embed="rId68"/>
+                    <a:blip r:embed="rId69"/>
                     <a:stretch>
                       <a:fillRect/>
                     </a:stretch>
@@ -11199,7 +12451,7 @@
                   <pic:spPr>
                     <a:xfrm>
                       <a:off x="0" y="0"/>
-                      <a:ext cx="2592264" cy="4793810"/>
+                      <a:ext cx="1885873" cy="227605"/>
                     </a:xfrm>
                     <a:prstGeom prst="rect">
                       <a:avLst/>
@@ -11221,61 +12473,14 @@
           </wp:inline>
         </w:drawing>
       </w:r>
-      <w:r>
-        <w:rPr>
-          <w:rFonts w:cs="Times New Roman"/>
-          <w:noProof/>
-        </w:rPr>
-        <w:drawing>
-          <wp:inline distT="0" distB="0" distL="0" distR="0" wp14:anchorId="0D15327B" wp14:editId="3C78D57C">
-            <wp:extent cx="1657581" cy="200053"/>
-            <wp:effectExtent l="190500" t="190500" r="171450" b="200025"/>
-            <wp:docPr id="74" name="Kép 74"/>
-            <wp:cNvGraphicFramePr>
-              <a:graphicFrameLocks xmlns:a="http://schemas.openxmlformats.org/drawingml/2006/main" noChangeAspect="1"/>
-            </wp:cNvGraphicFramePr>
-            <a:graphic xmlns:a="http://schemas.openxmlformats.org/drawingml/2006/main">
-              <a:graphicData uri="http://schemas.openxmlformats.org/drawingml/2006/picture">
-                <pic:pic xmlns:pic="http://schemas.openxmlformats.org/drawingml/2006/picture">
-                  <pic:nvPicPr>
-                    <pic:cNvPr id="1" name=""/>
-                    <pic:cNvPicPr/>
-                  </pic:nvPicPr>
-                  <pic:blipFill>
-                    <a:blip r:embed="rId69"/>
-                    <a:stretch>
-                      <a:fillRect/>
-                    </a:stretch>
-                  </pic:blipFill>
-                  <pic:spPr>
-                    <a:xfrm>
-                      <a:off x="0" y="0"/>
-                      <a:ext cx="1657581" cy="200053"/>
-                    </a:xfrm>
-                    <a:prstGeom prst="rect">
-                      <a:avLst/>
-                    </a:prstGeom>
-                    <a:ln>
-                      <a:noFill/>
-                    </a:ln>
-                    <a:effectLst>
-                      <a:outerShdw blurRad="190500" algn="tl" rotWithShape="0">
-                        <a:srgbClr val="000000">
-                          <a:alpha val="70000"/>
-                        </a:srgbClr>
-                      </a:outerShdw>
-                    </a:effectLst>
-                  </pic:spPr>
-                </pic:pic>
-              </a:graphicData>
-            </a:graphic>
-          </wp:inline>
-        </w:drawing>
-      </w:r>
     </w:p>
     <w:p>
       <w:pPr>
         <w:pStyle w:val="Kpalrs"/>
+        <w:tabs>
+          <w:tab w:val="center" w:pos="2835"/>
+          <w:tab w:val="center" w:pos="6946"/>
+        </w:tabs>
         <w:rPr>
           <w:rFonts w:cs="Times New Roman"/>
         </w:rPr>
@@ -11332,18 +12537,33 @@
     </w:p>
     <w:p>
       <w:pPr>
+        <w:rPr>
+          <w:rFonts w:eastAsiaTheme="majorEastAsia" w:cstheme="majorBidi"/>
+          <w:sz w:val="32"/>
+          <w:szCs w:val="24"/>
+        </w:rPr>
+      </w:pPr>
+      <w:bookmarkStart w:id="29" w:name="_Toc195643099"/>
+      <w:bookmarkStart w:id="30" w:name="_Toc196810201"/>
+      <w:r>
+        <w:br w:type="page"/>
+      </w:r>
+    </w:p>
+    <w:p>
+      <w:pPr>
         <w:pStyle w:val="Cmsor3"/>
       </w:pPr>
-      <w:bookmarkStart w:id="18" w:name="_Toc195643099"/>
       <w:r>
         <w:lastRenderedPageBreak/>
         <w:t>Api/borrowings (GET)</w:t>
       </w:r>
-      <w:bookmarkEnd w:id="18"/>
-    </w:p>
-    <w:p>
-      <w:pPr>
-        <w:spacing w:line="360" w:lineRule="auto"/>
+      <w:bookmarkEnd w:id="29"/>
+      <w:bookmarkEnd w:id="30"/>
+    </w:p>
+    <w:p>
+      <w:pPr>
+        <w:spacing w:after="0" w:line="360" w:lineRule="auto"/>
+        <w:jc w:val="both"/>
         <w:rPr>
           <w:rFonts w:cs="Times New Roman"/>
           <w:szCs w:val="24"/>
@@ -11356,6 +12576,16 @@
         </w:rPr>
         <w:t>A végpont elérésekor kilistázza a felhasználóhoz tartozó összes kölcsönzést. Az azonosítás tokennel történik. A könyv(ek) adatait és a kölcsönzéssel kapcsolatos információkat íratja ki.</w:t>
       </w:r>
+    </w:p>
+    <w:p>
+      <w:pPr>
+        <w:spacing w:after="0" w:line="240" w:lineRule="auto"/>
+        <w:jc w:val="center"/>
+        <w:rPr>
+          <w:rFonts w:cs="Times New Roman"/>
+          <w:szCs w:val="24"/>
+        </w:rPr>
+      </w:pPr>
       <w:r>
         <w:rPr>
           <w:rFonts w:cs="Times New Roman"/>
@@ -11412,6 +12642,7 @@
     <w:p>
       <w:pPr>
         <w:pStyle w:val="Kpalrs"/>
+        <w:jc w:val="center"/>
         <w:rPr>
           <w:rFonts w:cs="Times New Roman"/>
           <w:szCs w:val="24"/>
@@ -11441,7 +12672,8 @@
     </w:p>
     <w:p>
       <w:pPr>
-        <w:spacing w:line="360" w:lineRule="auto"/>
+        <w:spacing w:after="0" w:line="240" w:lineRule="auto"/>
+        <w:jc w:val="center"/>
         <w:rPr>
           <w:rFonts w:cs="Times New Roman"/>
         </w:rPr>
@@ -11453,9 +12685,9 @@
           <w:szCs w:val="24"/>
         </w:rPr>
         <w:drawing>
-          <wp:inline distT="0" distB="0" distL="0" distR="0" wp14:anchorId="062B3871" wp14:editId="214591A7">
-            <wp:extent cx="2926009" cy="3810000"/>
-            <wp:effectExtent l="190500" t="190500" r="198755" b="190500"/>
+          <wp:inline distT="0" distB="0" distL="0" distR="0" wp14:anchorId="062B3871" wp14:editId="64E80F4A">
+            <wp:extent cx="2612520" cy="3401801"/>
+            <wp:effectExtent l="190500" t="190500" r="187960" b="198755"/>
             <wp:docPr id="76" name="Kép 76"/>
             <wp:cNvGraphicFramePr>
               <a:graphicFrameLocks xmlns:a="http://schemas.openxmlformats.org/drawingml/2006/main" noChangeAspect="1"/>
@@ -11476,7 +12708,7 @@
                   <pic:spPr>
                     <a:xfrm>
                       <a:off x="0" y="0"/>
-                      <a:ext cx="2935046" cy="3821767"/>
+                      <a:ext cx="2628485" cy="3422589"/>
                     </a:xfrm>
                     <a:prstGeom prst="rect">
                       <a:avLst/>
@@ -11553,6 +12785,10 @@
     <w:p>
       <w:pPr>
         <w:pStyle w:val="Kpalrs"/>
+        <w:tabs>
+          <w:tab w:val="center" w:pos="2552"/>
+          <w:tab w:val="center" w:pos="6946"/>
+        </w:tabs>
         <w:rPr>
           <w:rFonts w:cs="Times New Roman"/>
         </w:rPr>
@@ -11609,17 +12845,33 @@
     </w:p>
     <w:p>
       <w:pPr>
+        <w:rPr>
+          <w:rFonts w:eastAsiaTheme="majorEastAsia" w:cstheme="majorBidi"/>
+          <w:sz w:val="32"/>
+          <w:szCs w:val="24"/>
+        </w:rPr>
+      </w:pPr>
+      <w:bookmarkStart w:id="31" w:name="_Toc195643100"/>
+      <w:bookmarkStart w:id="32" w:name="_Toc196810202"/>
+      <w:r>
+        <w:br w:type="page"/>
+      </w:r>
+    </w:p>
+    <w:p>
+      <w:pPr>
         <w:pStyle w:val="Cmsor3"/>
       </w:pPr>
-      <w:bookmarkStart w:id="19" w:name="_Toc195643100"/>
-      <w:r>
+      <w:r>
+        <w:lastRenderedPageBreak/>
         <w:t>Api/available-books (GET)</w:t>
       </w:r>
-      <w:bookmarkEnd w:id="19"/>
+      <w:bookmarkEnd w:id="31"/>
+      <w:bookmarkEnd w:id="32"/>
     </w:p>
     <w:p>
       <w:pPr>
         <w:spacing w:line="360" w:lineRule="auto"/>
+        <w:jc w:val="both"/>
         <w:rPr>
           <w:rFonts w:cs="Times New Roman"/>
         </w:rPr>
@@ -11654,7 +12906,8 @@
     </w:p>
     <w:p>
       <w:pPr>
-        <w:spacing w:line="360" w:lineRule="auto"/>
+        <w:spacing w:after="0" w:line="240" w:lineRule="auto"/>
+        <w:jc w:val="center"/>
         <w:rPr>
           <w:rFonts w:cs="Times New Roman"/>
         </w:rPr>
@@ -11715,6 +12968,7 @@
     <w:p>
       <w:pPr>
         <w:pStyle w:val="Kpalrs"/>
+        <w:jc w:val="center"/>
         <w:rPr>
           <w:rFonts w:cs="Times New Roman"/>
         </w:rPr>
@@ -11743,18 +12997,18 @@
     </w:p>
     <w:p>
       <w:pPr>
-        <w:spacing w:line="360" w:lineRule="auto"/>
-        <w:rPr>
-          <w:rFonts w:cs="Times New Roman"/>
-        </w:rPr>
-      </w:pPr>
-      <w:r>
-        <w:rPr>
-          <w:rFonts w:cs="Times New Roman"/>
-          <w:noProof/>
-          <w:szCs w:val="24"/>
-        </w:rPr>
-        <w:lastRenderedPageBreak/>
+        <w:spacing w:after="0" w:line="240" w:lineRule="auto"/>
+        <w:jc w:val="center"/>
+        <w:rPr>
+          <w:rFonts w:cs="Times New Roman"/>
+        </w:rPr>
+      </w:pPr>
+      <w:r>
+        <w:rPr>
+          <w:rFonts w:cs="Times New Roman"/>
+          <w:noProof/>
+          <w:szCs w:val="24"/>
+        </w:rPr>
         <w:drawing>
           <wp:inline distT="0" distB="0" distL="0" distR="0" wp14:anchorId="0AEA19C0" wp14:editId="6B2D46D9">
             <wp:extent cx="3023235" cy="1988158"/>
@@ -11860,6 +13114,10 @@
     <w:p>
       <w:pPr>
         <w:pStyle w:val="Kpalrs"/>
+        <w:tabs>
+          <w:tab w:val="center" w:pos="2694"/>
+          <w:tab w:val="center" w:pos="7230"/>
+        </w:tabs>
         <w:rPr>
           <w:rFonts w:cs="Times New Roman"/>
         </w:rPr>
@@ -11918,15 +13176,18 @@
       <w:pPr>
         <w:pStyle w:val="Cmsor3"/>
       </w:pPr>
-      <w:bookmarkStart w:id="20" w:name="_Toc195643101"/>
+      <w:bookmarkStart w:id="33" w:name="_Toc195643101"/>
+      <w:bookmarkStart w:id="34" w:name="_Toc196810203"/>
       <w:r>
         <w:t>Api/upload-img (POST)</w:t>
       </w:r>
-      <w:bookmarkEnd w:id="20"/>
+      <w:bookmarkEnd w:id="33"/>
+      <w:bookmarkEnd w:id="34"/>
     </w:p>
     <w:p>
       <w:pPr>
         <w:spacing w:line="360" w:lineRule="auto"/>
+        <w:jc w:val="both"/>
         <w:rPr>
           <w:rFonts w:cs="Times New Roman"/>
           <w:szCs w:val="24"/>
@@ -11972,7 +13233,8 @@
     </w:p>
     <w:p>
       <w:pPr>
-        <w:spacing w:line="360" w:lineRule="auto"/>
+        <w:spacing w:after="0" w:line="240" w:lineRule="auto"/>
+        <w:jc w:val="center"/>
         <w:rPr>
           <w:rFonts w:cs="Times New Roman"/>
         </w:rPr>
@@ -12085,6 +13347,10 @@
     <w:p>
       <w:pPr>
         <w:pStyle w:val="Kpalrs"/>
+        <w:tabs>
+          <w:tab w:val="center" w:pos="2410"/>
+          <w:tab w:val="center" w:pos="6946"/>
+        </w:tabs>
         <w:rPr>
           <w:rFonts w:cs="Times New Roman"/>
         </w:rPr>
@@ -12141,7 +13407,8 @@
     </w:p>
     <w:p>
       <w:pPr>
-        <w:spacing w:line="360" w:lineRule="auto"/>
+        <w:spacing w:after="0" w:line="240" w:lineRule="auto"/>
+        <w:jc w:val="center"/>
         <w:rPr>
           <w:rFonts w:cs="Times New Roman"/>
         </w:rPr>
@@ -12201,6 +13468,7 @@
     <w:p>
       <w:pPr>
         <w:pStyle w:val="Kpalrs"/>
+        <w:jc w:val="center"/>
         <w:rPr>
           <w:rFonts w:cs="Times New Roman"/>
         </w:rPr>
@@ -12229,23 +13497,41 @@
     </w:p>
     <w:p>
       <w:pPr>
+        <w:rPr>
+          <w:rFonts w:cs="Times New Roman"/>
+          <w:szCs w:val="24"/>
+        </w:rPr>
+      </w:pPr>
+      <w:r>
+        <w:rPr>
+          <w:rFonts w:cs="Times New Roman"/>
+          <w:szCs w:val="24"/>
+        </w:rPr>
+        <w:br w:type="page"/>
+      </w:r>
+    </w:p>
+    <w:p>
+      <w:pPr>
         <w:spacing w:line="360" w:lineRule="auto"/>
-        <w:rPr>
-          <w:rFonts w:cs="Times New Roman"/>
-          <w:szCs w:val="24"/>
-        </w:rPr>
-      </w:pPr>
-      <w:r>
-        <w:rPr>
-          <w:rFonts w:cs="Times New Roman"/>
-          <w:szCs w:val="24"/>
-        </w:rPr>
+        <w:jc w:val="both"/>
+        <w:rPr>
+          <w:rFonts w:cs="Times New Roman"/>
+          <w:szCs w:val="24"/>
+        </w:rPr>
+      </w:pPr>
+      <w:r>
+        <w:rPr>
+          <w:rFonts w:cs="Times New Roman"/>
+          <w:szCs w:val="24"/>
+        </w:rPr>
+        <w:lastRenderedPageBreak/>
         <w:t>Helyesen feltöltött képpel:</w:t>
       </w:r>
     </w:p>
     <w:p>
       <w:pPr>
-        <w:spacing w:line="360" w:lineRule="auto"/>
+        <w:spacing w:after="0" w:line="240" w:lineRule="auto"/>
+        <w:jc w:val="center"/>
         <w:rPr>
           <w:rFonts w:cs="Times New Roman"/>
         </w:rPr>
@@ -12306,6 +13592,7 @@
     <w:p>
       <w:pPr>
         <w:pStyle w:val="Kpalrs"/>
+        <w:jc w:val="center"/>
         <w:rPr>
           <w:rFonts w:cs="Times New Roman"/>
         </w:rPr>
@@ -12334,17 +13621,17 @@
     </w:p>
     <w:p>
       <w:pPr>
-        <w:spacing w:line="360" w:lineRule="auto"/>
-        <w:rPr>
-          <w:rFonts w:cs="Times New Roman"/>
-        </w:rPr>
-      </w:pPr>
-      <w:r>
-        <w:rPr>
-          <w:rFonts w:cs="Times New Roman"/>
-          <w:noProof/>
-        </w:rPr>
-        <w:lastRenderedPageBreak/>
+        <w:spacing w:after="0" w:line="240" w:lineRule="auto"/>
+        <w:jc w:val="center"/>
+        <w:rPr>
+          <w:rFonts w:cs="Times New Roman"/>
+        </w:rPr>
+      </w:pPr>
+      <w:r>
+        <w:rPr>
+          <w:rFonts w:cs="Times New Roman"/>
+          <w:noProof/>
+        </w:rPr>
         <w:drawing>
           <wp:inline distT="0" distB="0" distL="0" distR="0" wp14:anchorId="714BEBFB" wp14:editId="02F3882C">
             <wp:extent cx="2267266" cy="533474"/>
@@ -12447,6 +13734,10 @@
     <w:p>
       <w:pPr>
         <w:pStyle w:val="Kpalrs"/>
+        <w:tabs>
+          <w:tab w:val="center" w:pos="2552"/>
+          <w:tab w:val="center" w:pos="6521"/>
+        </w:tabs>
         <w:rPr>
           <w:rFonts w:cs="Times New Roman"/>
         </w:rPr>
@@ -12505,15 +13796,18 @@
       <w:pPr>
         <w:pStyle w:val="Cmsor3"/>
       </w:pPr>
-      <w:bookmarkStart w:id="21" w:name="_Toc195643102"/>
+      <w:bookmarkStart w:id="35" w:name="_Toc195643102"/>
+      <w:bookmarkStart w:id="36" w:name="_Toc196810204"/>
       <w:r>
         <w:t>img/{ISBN} (GET)</w:t>
       </w:r>
-      <w:bookmarkEnd w:id="21"/>
+      <w:bookmarkEnd w:id="35"/>
+      <w:bookmarkEnd w:id="36"/>
     </w:p>
     <w:p>
       <w:pPr>
         <w:spacing w:line="360" w:lineRule="auto"/>
+        <w:jc w:val="both"/>
         <w:rPr>
           <w:rFonts w:cs="Times New Roman"/>
           <w:szCs w:val="24"/>
@@ -12589,7 +13883,8 @@
     </w:p>
     <w:p>
       <w:pPr>
-        <w:spacing w:line="360" w:lineRule="auto"/>
+        <w:spacing w:after="0" w:line="240" w:lineRule="auto"/>
+        <w:jc w:val="center"/>
         <w:rPr>
           <w:rFonts w:cs="Times New Roman"/>
           <w:szCs w:val="24"/>
@@ -12651,6 +13946,7 @@
     <w:p>
       <w:pPr>
         <w:pStyle w:val="Kpalrs"/>
+        <w:jc w:val="center"/>
         <w:rPr>
           <w:rFonts w:cs="Times New Roman"/>
           <w:szCs w:val="24"/>
@@ -12680,7 +13976,8 @@
     </w:p>
     <w:p>
       <w:pPr>
-        <w:spacing w:line="360" w:lineRule="auto"/>
+        <w:spacing w:after="0" w:line="240" w:lineRule="auto"/>
+        <w:jc w:val="center"/>
         <w:rPr>
           <w:rFonts w:cs="Times New Roman"/>
           <w:szCs w:val="24"/>
@@ -12794,6 +14091,10 @@
     <w:p>
       <w:pPr>
         <w:pStyle w:val="Kpalrs"/>
+        <w:tabs>
+          <w:tab w:val="center" w:pos="2127"/>
+          <w:tab w:val="center" w:pos="6379"/>
+        </w:tabs>
         <w:rPr>
           <w:rFonts w:cs="Times New Roman"/>
           <w:szCs w:val="24"/>
@@ -12852,23 +14153,41 @@
     </w:p>
     <w:p>
       <w:pPr>
+        <w:rPr>
+          <w:rFonts w:cs="Times New Roman"/>
+          <w:szCs w:val="24"/>
+        </w:rPr>
+      </w:pPr>
+      <w:r>
+        <w:rPr>
+          <w:rFonts w:cs="Times New Roman"/>
+          <w:szCs w:val="24"/>
+        </w:rPr>
+        <w:br w:type="page"/>
+      </w:r>
+    </w:p>
+    <w:p>
+      <w:pPr>
         <w:spacing w:line="360" w:lineRule="auto"/>
-        <w:rPr>
-          <w:rFonts w:cs="Times New Roman"/>
-          <w:szCs w:val="24"/>
-        </w:rPr>
-      </w:pPr>
-      <w:r>
-        <w:rPr>
-          <w:rFonts w:cs="Times New Roman"/>
-          <w:szCs w:val="24"/>
-        </w:rPr>
+        <w:jc w:val="both"/>
+        <w:rPr>
+          <w:rFonts w:cs="Times New Roman"/>
+          <w:szCs w:val="24"/>
+        </w:rPr>
+      </w:pPr>
+      <w:r>
+        <w:rPr>
+          <w:rFonts w:cs="Times New Roman"/>
+          <w:szCs w:val="24"/>
+        </w:rPr>
+        <w:lastRenderedPageBreak/>
         <w:t>Nem található kép:</w:t>
       </w:r>
     </w:p>
     <w:p>
       <w:pPr>
-        <w:spacing w:line="360" w:lineRule="auto"/>
+        <w:spacing w:after="0" w:line="240" w:lineRule="auto"/>
+        <w:jc w:val="center"/>
         <w:rPr>
           <w:rFonts w:cs="Times New Roman"/>
           <w:szCs w:val="24"/>
@@ -12930,6 +14249,7 @@
     <w:p>
       <w:pPr>
         <w:pStyle w:val="Kpalrs"/>
+        <w:jc w:val="center"/>
         <w:rPr>
           <w:rFonts w:cs="Times New Roman"/>
           <w:szCs w:val="24"/>
@@ -12959,19 +14279,19 @@
     </w:p>
     <w:p>
       <w:pPr>
-        <w:spacing w:line="360" w:lineRule="auto"/>
-        <w:rPr>
-          <w:rFonts w:cs="Times New Roman"/>
-          <w:szCs w:val="24"/>
-        </w:rPr>
-      </w:pPr>
-      <w:r>
-        <w:rPr>
-          <w:rFonts w:cs="Times New Roman"/>
-          <w:noProof/>
-          <w:szCs w:val="24"/>
-        </w:rPr>
-        <w:lastRenderedPageBreak/>
+        <w:spacing w:after="0" w:line="240" w:lineRule="auto"/>
+        <w:jc w:val="center"/>
+        <w:rPr>
+          <w:rFonts w:cs="Times New Roman"/>
+          <w:szCs w:val="24"/>
+        </w:rPr>
+      </w:pPr>
+      <w:r>
+        <w:rPr>
+          <w:rFonts w:cs="Times New Roman"/>
+          <w:noProof/>
+          <w:szCs w:val="24"/>
+        </w:rPr>
         <w:drawing>
           <wp:inline distT="0" distB="0" distL="0" distR="0" wp14:anchorId="2ED55FCD" wp14:editId="0435A321">
             <wp:extent cx="3069817" cy="2311160"/>
@@ -13074,6 +14394,10 @@
     <w:p>
       <w:pPr>
         <w:pStyle w:val="Kpalrs"/>
+        <w:tabs>
+          <w:tab w:val="center" w:pos="2552"/>
+          <w:tab w:val="center" w:pos="7230"/>
+        </w:tabs>
         <w:rPr>
           <w:rFonts w:cs="Times New Roman"/>
           <w:szCs w:val="24"/>
@@ -13133,6 +14457,7 @@
     <w:p>
       <w:pPr>
         <w:spacing w:line="360" w:lineRule="auto"/>
+        <w:jc w:val="both"/>
         <w:rPr>
           <w:rFonts w:cs="Times New Roman"/>
           <w:szCs w:val="24"/>
@@ -13148,7 +14473,8 @@
     </w:p>
     <w:p>
       <w:pPr>
-        <w:spacing w:line="360" w:lineRule="auto"/>
+        <w:spacing w:after="0" w:line="240" w:lineRule="auto"/>
+        <w:jc w:val="center"/>
         <w:rPr>
           <w:rFonts w:cs="Times New Roman"/>
           <w:szCs w:val="24"/>
@@ -13210,6 +14536,7 @@
     <w:p>
       <w:pPr>
         <w:pStyle w:val="Kpalrs"/>
+        <w:jc w:val="center"/>
         <w:rPr>
           <w:rFonts w:cs="Times New Roman"/>
           <w:szCs w:val="24"/>
@@ -13239,23 +14566,23 @@
     </w:p>
     <w:p>
       <w:pPr>
-        <w:spacing w:line="360" w:lineRule="auto"/>
-        <w:rPr>
-          <w:rFonts w:cs="Times New Roman"/>
-          <w:szCs w:val="24"/>
-        </w:rPr>
-      </w:pPr>
-      <w:r>
-        <w:rPr>
-          <w:rFonts w:cs="Times New Roman"/>
-          <w:noProof/>
-          <w:szCs w:val="24"/>
-        </w:rPr>
-        <w:lastRenderedPageBreak/>
+        <w:spacing w:after="0" w:line="240" w:lineRule="auto"/>
+        <w:jc w:val="center"/>
+        <w:rPr>
+          <w:rFonts w:cs="Times New Roman"/>
+          <w:szCs w:val="24"/>
+        </w:rPr>
+      </w:pPr>
+      <w:r>
+        <w:rPr>
+          <w:rFonts w:cs="Times New Roman"/>
+          <w:noProof/>
+          <w:szCs w:val="24"/>
+        </w:rPr>
         <w:drawing>
-          <wp:inline distT="0" distB="0" distL="0" distR="0" wp14:anchorId="2D60CB65" wp14:editId="176B1208">
-            <wp:extent cx="2745289" cy="3924300"/>
-            <wp:effectExtent l="190500" t="190500" r="188595" b="190500"/>
+          <wp:inline distT="0" distB="0" distL="0" distR="0" wp14:anchorId="2D60CB65" wp14:editId="7FEC8370">
+            <wp:extent cx="1749901" cy="2501425"/>
+            <wp:effectExtent l="190500" t="190500" r="193675" b="184785"/>
             <wp:docPr id="139" name="Kép 30"/>
             <wp:cNvGraphicFramePr>
               <a:graphicFrameLocks xmlns:a="http://schemas.openxmlformats.org/drawingml/2006/main" noChangeAspect="1"/>
@@ -13276,7 +14603,7 @@
                   <pic:spPr>
                     <a:xfrm>
                       <a:off x="0" y="0"/>
-                      <a:ext cx="2757721" cy="3942071"/>
+                      <a:ext cx="1779959" cy="2544392"/>
                     </a:xfrm>
                     <a:prstGeom prst="rect">
                       <a:avLst/>
@@ -13305,9 +14632,9 @@
           <w:szCs w:val="24"/>
         </w:rPr>
         <w:drawing>
-          <wp:inline distT="0" distB="0" distL="0" distR="0" wp14:anchorId="229E7B1D" wp14:editId="49AFCD35">
-            <wp:extent cx="2229161" cy="295316"/>
-            <wp:effectExtent l="190500" t="190500" r="190500" b="200025"/>
+          <wp:inline distT="0" distB="0" distL="0" distR="0" wp14:anchorId="229E7B1D" wp14:editId="2D933874">
+            <wp:extent cx="2065590" cy="273647"/>
+            <wp:effectExtent l="190500" t="190500" r="182880" b="184150"/>
             <wp:docPr id="140" name="Kép 37"/>
             <wp:cNvGraphicFramePr>
               <a:graphicFrameLocks xmlns:a="http://schemas.openxmlformats.org/drawingml/2006/main" noChangeAspect="1"/>
@@ -13328,7 +14655,7 @@
                   <pic:spPr>
                     <a:xfrm>
                       <a:off x="0" y="0"/>
-                      <a:ext cx="2229161" cy="295316"/>
+                      <a:ext cx="2106395" cy="279053"/>
                     </a:xfrm>
                     <a:prstGeom prst="rect">
                       <a:avLst/>
@@ -13354,6 +14681,10 @@
     <w:p>
       <w:pPr>
         <w:pStyle w:val="Kpalrs"/>
+        <w:tabs>
+          <w:tab w:val="center" w:pos="2410"/>
+          <w:tab w:val="center" w:pos="7088"/>
+        </w:tabs>
         <w:rPr>
           <w:rFonts w:cs="Times New Roman"/>
           <w:szCs w:val="24"/>
@@ -13414,15 +14745,19 @@
       <w:pPr>
         <w:pStyle w:val="Cmsor3"/>
       </w:pPr>
-      <w:bookmarkStart w:id="22" w:name="_Toc195643103"/>
-      <w:r>
+      <w:bookmarkStart w:id="37" w:name="_Toc195643103"/>
+      <w:bookmarkStart w:id="38" w:name="_Toc196810205"/>
+      <w:r>
+        <w:lastRenderedPageBreak/>
         <w:t>Api/books (GET)</w:t>
       </w:r>
-      <w:bookmarkEnd w:id="22"/>
+      <w:bookmarkEnd w:id="37"/>
+      <w:bookmarkEnd w:id="38"/>
     </w:p>
     <w:p>
       <w:pPr>
         <w:spacing w:line="360" w:lineRule="auto"/>
+        <w:jc w:val="both"/>
         <w:rPr>
           <w:rFonts w:cs="Times New Roman"/>
           <w:szCs w:val="24"/>
@@ -13484,7 +14819,8 @@
     </w:p>
     <w:p>
       <w:pPr>
-        <w:spacing w:line="360" w:lineRule="auto"/>
+        <w:spacing w:after="0" w:line="240" w:lineRule="auto"/>
+        <w:jc w:val="center"/>
         <w:rPr>
           <w:rFonts w:cs="Times New Roman"/>
           <w:szCs w:val="24"/>
@@ -13546,6 +14882,7 @@
     <w:p>
       <w:pPr>
         <w:pStyle w:val="Kpalrs"/>
+        <w:jc w:val="center"/>
         <w:rPr>
           <w:rFonts w:cs="Times New Roman"/>
           <w:szCs w:val="24"/>
@@ -13575,19 +14912,19 @@
     </w:p>
     <w:p>
       <w:pPr>
-        <w:spacing w:line="360" w:lineRule="auto"/>
-        <w:rPr>
-          <w:rFonts w:cs="Times New Roman"/>
-          <w:szCs w:val="24"/>
-        </w:rPr>
-      </w:pPr>
-      <w:r>
-        <w:rPr>
-          <w:rFonts w:cs="Times New Roman"/>
-          <w:noProof/>
-          <w:szCs w:val="24"/>
-        </w:rPr>
-        <w:lastRenderedPageBreak/>
+        <w:spacing w:after="0" w:line="240" w:lineRule="auto"/>
+        <w:jc w:val="center"/>
+        <w:rPr>
+          <w:rFonts w:cs="Times New Roman"/>
+          <w:szCs w:val="24"/>
+        </w:rPr>
+      </w:pPr>
+      <w:r>
+        <w:rPr>
+          <w:rFonts w:cs="Times New Roman"/>
+          <w:noProof/>
+          <w:szCs w:val="24"/>
+        </w:rPr>
         <w:drawing>
           <wp:inline distT="0" distB="0" distL="0" distR="0" wp14:anchorId="05AF8074" wp14:editId="4C91C9CD">
             <wp:extent cx="3181344" cy="1972255"/>
@@ -13645,7 +14982,7 @@
           <w:szCs w:val="24"/>
         </w:rPr>
         <w:drawing>
-          <wp:inline distT="0" distB="0" distL="0" distR="0" wp14:anchorId="72FD5145" wp14:editId="6FEBF784">
+          <wp:inline distT="0" distB="0" distL="0" distR="0" wp14:anchorId="72FD5145" wp14:editId="15E2E26F">
             <wp:extent cx="1819275" cy="224404"/>
             <wp:effectExtent l="190500" t="190500" r="180975" b="194945"/>
             <wp:docPr id="63" name="Kép 63"/>
@@ -13668,7 +15005,7 @@
                   <pic:spPr>
                     <a:xfrm>
                       <a:off x="0" y="0"/>
-                      <a:ext cx="1861284" cy="229586"/>
+                      <a:ext cx="1819275" cy="224404"/>
                     </a:xfrm>
                     <a:prstGeom prst="rect">
                       <a:avLst/>
@@ -13694,6 +15031,10 @@
     <w:p>
       <w:pPr>
         <w:pStyle w:val="Kpalrs"/>
+        <w:tabs>
+          <w:tab w:val="center" w:pos="2835"/>
+          <w:tab w:val="center" w:pos="7371"/>
+        </w:tabs>
         <w:rPr>
           <w:rFonts w:cs="Times New Roman"/>
           <w:szCs w:val="24"/>
@@ -13753,6 +15094,7 @@
     <w:p>
       <w:pPr>
         <w:spacing w:line="360" w:lineRule="auto"/>
+        <w:jc w:val="both"/>
         <w:rPr>
           <w:rFonts w:cs="Times New Roman"/>
           <w:szCs w:val="24"/>
@@ -13768,7 +15110,8 @@
     </w:p>
     <w:p>
       <w:pPr>
-        <w:spacing w:line="360" w:lineRule="auto"/>
+        <w:spacing w:after="0" w:line="240" w:lineRule="auto"/>
+        <w:jc w:val="center"/>
         <w:rPr>
           <w:rFonts w:cs="Times New Roman"/>
           <w:szCs w:val="24"/>
@@ -13830,6 +15173,7 @@
     <w:p>
       <w:pPr>
         <w:pStyle w:val="Kpalrs"/>
+        <w:jc w:val="center"/>
         <w:rPr>
           <w:rFonts w:cs="Times New Roman"/>
           <w:szCs w:val="24"/>
@@ -13859,7 +15203,8 @@
     </w:p>
     <w:p>
       <w:pPr>
-        <w:spacing w:line="360" w:lineRule="auto"/>
+        <w:spacing w:after="0" w:line="240" w:lineRule="auto"/>
+        <w:jc w:val="center"/>
         <w:rPr>
           <w:rFonts w:cs="Times New Roman"/>
           <w:szCs w:val="24"/>
@@ -13872,9 +15217,9 @@
           <w:szCs w:val="24"/>
         </w:rPr>
         <w:drawing>
-          <wp:inline distT="0" distB="0" distL="0" distR="0" wp14:anchorId="687F9D97" wp14:editId="05F8BE86">
-            <wp:extent cx="3213735" cy="2242600"/>
-            <wp:effectExtent l="190500" t="190500" r="196215" b="196215"/>
+          <wp:inline distT="0" distB="0" distL="0" distR="0" wp14:anchorId="687F9D97" wp14:editId="67A07B19">
+            <wp:extent cx="2652750" cy="1851134"/>
+            <wp:effectExtent l="190500" t="190500" r="186055" b="187325"/>
             <wp:docPr id="88" name="Kép 88"/>
             <wp:cNvGraphicFramePr>
               <a:graphicFrameLocks xmlns:a="http://schemas.openxmlformats.org/drawingml/2006/main" noChangeAspect="1"/>
@@ -13894,7 +15239,7 @@
                   <pic:spPr bwMode="auto">
                     <a:xfrm>
                       <a:off x="0" y="0"/>
-                      <a:ext cx="3246398" cy="2265393"/>
+                      <a:ext cx="2699879" cy="1884022"/>
                     </a:xfrm>
                     <a:prstGeom prst="rect">
                       <a:avLst/>
@@ -13977,6 +15322,10 @@
     <w:p>
       <w:pPr>
         <w:pStyle w:val="Kpalrs"/>
+        <w:tabs>
+          <w:tab w:val="center" w:pos="2835"/>
+          <w:tab w:val="center" w:pos="7371"/>
+        </w:tabs>
         <w:rPr>
           <w:rFonts w:cs="Times New Roman"/>
           <w:szCs w:val="24"/>
@@ -14037,23 +15386,19 @@
       <w:pPr>
         <w:pStyle w:val="Cmsor3"/>
       </w:pPr>
-      <w:bookmarkStart w:id="23" w:name="_Toc195643104"/>
-      <w:r>
-        <w:t>Api/all</w:t>
-      </w:r>
-      <w:proofErr w:type="gramStart"/>
-      <w:r>
-        <w:t>-(</w:t>
-      </w:r>
-      <w:proofErr w:type="gramEnd"/>
-      <w:r>
-        <w:t>books, users, borrowings) (GET)</w:t>
-      </w:r>
-      <w:bookmarkEnd w:id="23"/>
-    </w:p>
-    <w:p>
-      <w:pPr>
-        <w:spacing w:line="360" w:lineRule="auto"/>
+      <w:bookmarkStart w:id="39" w:name="_Toc195643104"/>
+      <w:bookmarkStart w:id="40" w:name="_Toc196810206"/>
+      <w:r>
+        <w:lastRenderedPageBreak/>
+        <w:t>Api/all-(books, users, borrowings) (GET)</w:t>
+      </w:r>
+      <w:bookmarkEnd w:id="39"/>
+      <w:bookmarkEnd w:id="40"/>
+    </w:p>
+    <w:p>
+      <w:pPr>
+        <w:spacing w:after="0" w:line="360" w:lineRule="auto"/>
+        <w:jc w:val="both"/>
         <w:rPr>
           <w:rFonts w:cs="Times New Roman"/>
           <w:szCs w:val="24"/>
@@ -14101,7 +15446,6 @@
           <w:iCs/>
           <w:szCs w:val="24"/>
         </w:rPr>
-        <w:lastRenderedPageBreak/>
         <w:t>/api/all-books</w:t>
       </w:r>
       <w:r>
@@ -14111,13 +15455,16 @@
         </w:rPr>
         <w:t xml:space="preserve"> elérésekor azt számolja meg, hogy mennyi a jelenlegi könyveknek a száma.</w:t>
       </w:r>
-      <w:r>
-        <w:rPr>
-          <w:rFonts w:cs="Times New Roman"/>
-          <w:szCs w:val="24"/>
-        </w:rPr>
-        <w:br/>
-      </w:r>
+    </w:p>
+    <w:p>
+      <w:pPr>
+        <w:spacing w:after="0" w:line="240" w:lineRule="auto"/>
+        <w:jc w:val="center"/>
+        <w:rPr>
+          <w:rFonts w:cs="Times New Roman"/>
+          <w:szCs w:val="24"/>
+        </w:rPr>
+      </w:pPr>
       <w:r>
         <w:rPr>
           <w:rFonts w:cs="Times New Roman"/>
@@ -14174,6 +15521,7 @@
     <w:p>
       <w:pPr>
         <w:pStyle w:val="Kpalrs"/>
+        <w:jc w:val="center"/>
         <w:rPr>
           <w:rFonts w:cs="Times New Roman"/>
           <w:szCs w:val="24"/>
@@ -14203,7 +15551,8 @@
     </w:p>
     <w:p>
       <w:pPr>
-        <w:spacing w:line="360" w:lineRule="auto"/>
+        <w:spacing w:after="0" w:line="240" w:lineRule="auto"/>
+        <w:jc w:val="center"/>
         <w:rPr>
           <w:rFonts w:cs="Times New Roman"/>
           <w:szCs w:val="24"/>
@@ -14317,6 +15666,10 @@
     <w:p>
       <w:pPr>
         <w:pStyle w:val="Kpalrs"/>
+        <w:tabs>
+          <w:tab w:val="center" w:pos="2694"/>
+          <w:tab w:val="center" w:pos="5812"/>
+        </w:tabs>
         <w:rPr>
           <w:rFonts w:cs="Times New Roman"/>
           <w:szCs w:val="24"/>
@@ -14377,15 +15730,18 @@
       <w:pPr>
         <w:pStyle w:val="Cmsor3"/>
       </w:pPr>
-      <w:bookmarkStart w:id="24" w:name="_Toc195643105"/>
+      <w:bookmarkStart w:id="41" w:name="_Toc195643105"/>
+      <w:bookmarkStart w:id="42" w:name="_Toc196810207"/>
       <w:r>
         <w:t>Api/reserve (GET)</w:t>
       </w:r>
-      <w:bookmarkEnd w:id="24"/>
+      <w:bookmarkEnd w:id="41"/>
+      <w:bookmarkEnd w:id="42"/>
     </w:p>
     <w:p>
       <w:pPr>
         <w:spacing w:line="360" w:lineRule="auto"/>
+        <w:jc w:val="both"/>
         <w:rPr>
           <w:rFonts w:cs="Times New Roman"/>
           <w:szCs w:val="24"/>
@@ -14429,7 +15785,8 @@
     </w:p>
     <w:p>
       <w:pPr>
-        <w:spacing w:line="360" w:lineRule="auto"/>
+        <w:spacing w:after="0" w:line="240" w:lineRule="auto"/>
+        <w:jc w:val="center"/>
         <w:rPr>
           <w:rFonts w:cs="Times New Roman"/>
           <w:szCs w:val="24"/>
@@ -14491,6 +15848,7 @@
     <w:p>
       <w:pPr>
         <w:pStyle w:val="Kpalrs"/>
+        <w:jc w:val="center"/>
         <w:rPr>
           <w:rFonts w:cs="Times New Roman"/>
           <w:szCs w:val="24"/>
@@ -14520,7 +15878,8 @@
     </w:p>
     <w:p>
       <w:pPr>
-        <w:spacing w:line="360" w:lineRule="auto"/>
+        <w:spacing w:after="0" w:line="240" w:lineRule="auto"/>
+        <w:jc w:val="center"/>
         <w:rPr>
           <w:rFonts w:cs="Times New Roman"/>
           <w:szCs w:val="24"/>
@@ -14634,6 +15993,10 @@
     <w:p>
       <w:pPr>
         <w:pStyle w:val="Kpalrs"/>
+        <w:tabs>
+          <w:tab w:val="center" w:pos="2835"/>
+          <w:tab w:val="center" w:pos="7371"/>
+        </w:tabs>
         <w:rPr>
           <w:rFonts w:cs="Times New Roman"/>
           <w:szCs w:val="24"/>
@@ -14694,16 +16057,19 @@
       <w:pPr>
         <w:pStyle w:val="Cmsor3"/>
       </w:pPr>
-      <w:bookmarkStart w:id="25" w:name="_Toc195643106"/>
+      <w:bookmarkStart w:id="43" w:name="_Toc195643106"/>
+      <w:bookmarkStart w:id="44" w:name="_Toc196810208"/>
       <w:r>
         <w:lastRenderedPageBreak/>
         <w:t>Api/reserve (POST)</w:t>
       </w:r>
-      <w:bookmarkEnd w:id="25"/>
-    </w:p>
-    <w:p>
-      <w:pPr>
-        <w:spacing w:line="360" w:lineRule="auto"/>
+      <w:bookmarkEnd w:id="43"/>
+      <w:bookmarkEnd w:id="44"/>
+    </w:p>
+    <w:p>
+      <w:pPr>
+        <w:spacing w:after="0" w:line="360" w:lineRule="auto"/>
+        <w:jc w:val="both"/>
         <w:rPr>
           <w:rFonts w:cs="Times New Roman"/>
           <w:szCs w:val="24"/>
@@ -14730,13 +16096,16 @@
         </w:rPr>
         <w:t>ges elküldeni a kérés törzsében az ISBN-t. A végpont tokent használ az azonosításhoz, anélkül nem is lehet elérni a végpontot. Az eléréskor a backend megvizsgálja az adatokat, ha az adatok nem jók az alapján hibaüzenetet küld vissza. A helyes adatok megadásával az adatbázisban lefoglalja a felhasználó részére a könyvet. A könyv, addig amíg le nem jár a foglalás nem lesz látható az elérhető könyvek között.</w:t>
       </w:r>
-      <w:r>
-        <w:rPr>
-          <w:rFonts w:cs="Times New Roman"/>
-          <w:szCs w:val="24"/>
-        </w:rPr>
-        <w:br/>
-      </w:r>
+    </w:p>
+    <w:p>
+      <w:pPr>
+        <w:spacing w:after="0" w:line="240" w:lineRule="auto"/>
+        <w:jc w:val="center"/>
+        <w:rPr>
+          <w:rFonts w:cs="Times New Roman"/>
+          <w:szCs w:val="24"/>
+        </w:rPr>
+      </w:pPr>
       <w:r>
         <w:rPr>
           <w:rFonts w:cs="Times New Roman"/>
@@ -14845,6 +16214,10 @@
     <w:p>
       <w:pPr>
         <w:pStyle w:val="Kpalrs"/>
+        <w:tabs>
+          <w:tab w:val="center" w:pos="2552"/>
+          <w:tab w:val="center" w:pos="7088"/>
+        </w:tabs>
         <w:rPr>
           <w:rFonts w:cs="Times New Roman"/>
           <w:szCs w:val="24"/>
@@ -14903,7 +16276,8 @@
     </w:p>
     <w:p>
       <w:pPr>
-        <w:spacing w:line="360" w:lineRule="auto"/>
+        <w:spacing w:after="0" w:line="240" w:lineRule="auto"/>
+        <w:jc w:val="center"/>
         <w:rPr>
           <w:rFonts w:cs="Times New Roman"/>
           <w:szCs w:val="24"/>
@@ -15017,6 +16391,10 @@
     <w:p>
       <w:pPr>
         <w:pStyle w:val="Kpalrs"/>
+        <w:tabs>
+          <w:tab w:val="center" w:pos="2694"/>
+          <w:tab w:val="center" w:pos="6946"/>
+        </w:tabs>
         <w:rPr>
           <w:rFonts w:cs="Times New Roman"/>
           <w:szCs w:val="24"/>
@@ -15071,15 +16449,18 @@
       <w:pPr>
         <w:pStyle w:val="Cmsor3"/>
       </w:pPr>
-      <w:bookmarkStart w:id="26" w:name="_Toc195643107"/>
+      <w:bookmarkStart w:id="45" w:name="_Toc195643107"/>
+      <w:bookmarkStart w:id="46" w:name="_Toc196810209"/>
       <w:r>
         <w:t>Api/reserve/{ISBN} (DELETE)</w:t>
       </w:r>
-      <w:bookmarkEnd w:id="26"/>
+      <w:bookmarkEnd w:id="45"/>
+      <w:bookmarkEnd w:id="46"/>
     </w:p>
     <w:p>
       <w:pPr>
         <w:spacing w:line="360" w:lineRule="auto"/>
+        <w:jc w:val="both"/>
         <w:rPr>
           <w:rFonts w:cs="Times New Roman"/>
           <w:szCs w:val="24"/>
@@ -15095,7 +16476,8 @@
     </w:p>
     <w:p>
       <w:pPr>
-        <w:spacing w:line="360" w:lineRule="auto"/>
+        <w:spacing w:after="0" w:line="240" w:lineRule="auto"/>
+        <w:jc w:val="center"/>
         <w:rPr>
           <w:rFonts w:cs="Times New Roman"/>
           <w:szCs w:val="24"/>
@@ -15157,6 +16539,7 @@
     <w:p>
       <w:pPr>
         <w:pStyle w:val="Kpalrs"/>
+        <w:jc w:val="center"/>
         <w:rPr>
           <w:rFonts w:cs="Times New Roman"/>
           <w:szCs w:val="24"/>
@@ -15186,7 +16569,8 @@
     </w:p>
     <w:p>
       <w:pPr>
-        <w:spacing w:line="360" w:lineRule="auto"/>
+        <w:spacing w:after="0" w:line="240" w:lineRule="auto"/>
+        <w:jc w:val="center"/>
         <w:rPr>
           <w:rFonts w:cs="Times New Roman"/>
           <w:szCs w:val="24"/>
@@ -15300,17 +16684,16 @@
     <w:p>
       <w:pPr>
         <w:pStyle w:val="Kpalrs"/>
-        <w:rPr>
-          <w:rFonts w:cs="Times New Roman"/>
-          <w:szCs w:val="24"/>
-        </w:rPr>
-      </w:pPr>
-      <w:r>
-        <w:rPr>
-          <w:rFonts w:cs="Times New Roman"/>
-          <w:szCs w:val="24"/>
-        </w:rPr>
-        <w:lastRenderedPageBreak/>
+        <w:tabs>
+          <w:tab w:val="center" w:pos="2694"/>
+          <w:tab w:val="center" w:pos="7230"/>
+        </w:tabs>
+      </w:pPr>
+      <w:r>
+        <w:rPr>
+          <w:rFonts w:cs="Times New Roman"/>
+          <w:szCs w:val="24"/>
+        </w:rPr>
         <w:tab/>
       </w:r>
       <w:r>
@@ -15358,45 +16741,38 @@
       </w:r>
     </w:p>
     <w:p>
-      <w:pPr>
-        <w:rPr>
-          <w:rFonts w:cs="Times New Roman"/>
-          <w:szCs w:val="24"/>
-        </w:rPr>
-      </w:pPr>
-      <w:r>
-        <w:rPr>
-          <w:rFonts w:cs="Times New Roman"/>
-          <w:szCs w:val="24"/>
-        </w:rPr>
+      <w:r>
         <w:br w:type="page"/>
       </w:r>
     </w:p>
     <w:p>
       <w:pPr>
-        <w:spacing w:line="360" w:lineRule="auto"/>
-        <w:rPr>
-          <w:rFonts w:cs="Times New Roman"/>
-          <w:szCs w:val="24"/>
-        </w:rPr>
-      </w:pPr>
-    </w:p>
-    <w:p>
-      <w:pPr>
         <w:pStyle w:val="Cmsor2"/>
       </w:pPr>
-      <w:bookmarkStart w:id="27" w:name="_Toc196378228"/>
-      <w:r>
+      <w:bookmarkStart w:id="47" w:name="_Toc196810210"/>
+      <w:r>
+        <w:lastRenderedPageBreak/>
         <w:t>Frontend</w:t>
       </w:r>
-      <w:bookmarkEnd w:id="27"/>
+      <w:bookmarkEnd w:id="47"/>
+    </w:p>
+    <w:p>
+      <w:r>
+        <w:t>Ide jön a frontend :D</w:t>
+      </w:r>
+    </w:p>
+    <w:p>
+      <w:r>
+        <w:br w:type="page"/>
+      </w:r>
     </w:p>
     <w:p>
       <w:pPr>
         <w:pStyle w:val="Cmsor2"/>
       </w:pPr>
-      <w:bookmarkStart w:id="28" w:name="_Toc196378229"/>
-      <w:r>
+      <w:bookmarkStart w:id="48" w:name="_Toc196810211"/>
+      <w:r>
+        <w:lastRenderedPageBreak/>
         <w:t xml:space="preserve">Asztali alkalmazás (LMS </w:t>
       </w:r>
       <w:r>
@@ -15408,7 +16784,7 @@
       <w:r>
         <w:t>)</w:t>
       </w:r>
-      <w:bookmarkEnd w:id="28"/>
+      <w:bookmarkEnd w:id="48"/>
     </w:p>
     <w:p>
       <w:pPr>
@@ -15448,7 +16824,7 @@
       <w:pPr>
         <w:pStyle w:val="Cmsor3"/>
       </w:pPr>
-      <w:bookmarkStart w:id="29" w:name="_Toc196378230"/>
+      <w:bookmarkStart w:id="49" w:name="_Toc196810212"/>
       <w:r>
         <w:t>Bejelentkezési felület (</w:t>
       </w:r>
@@ -15461,7 +16837,7 @@
       <w:r>
         <w:t>)</w:t>
       </w:r>
-      <w:bookmarkEnd w:id="29"/>
+      <w:bookmarkEnd w:id="49"/>
     </w:p>
     <w:p>
       <w:pPr>
@@ -15489,8 +16865,7 @@
     </w:p>
     <w:p>
       <w:pPr>
-        <w:keepNext/>
-        <w:spacing w:after="0"/>
+        <w:spacing w:after="0" w:line="240" w:lineRule="auto"/>
         <w:jc w:val="center"/>
       </w:pPr>
       <w:r>
@@ -15621,7 +16996,7 @@
       <w:r>
         <w:tab/>
       </w:r>
-      <w:bookmarkStart w:id="30" w:name="_Toc196378823"/>
+      <w:bookmarkStart w:id="50" w:name="_Toc196378823"/>
       <w:r>
         <w:t xml:space="preserve">ábra </w:t>
       </w:r>
@@ -15662,7 +17037,7 @@
         </w:rPr>
         <w:t>104</w:t>
       </w:r>
-      <w:bookmarkEnd w:id="30"/>
+      <w:bookmarkEnd w:id="50"/>
       <w:r>
         <w:fldChar w:fldCharType="end"/>
       </w:r>
@@ -15671,7 +17046,7 @@
       <w:pPr>
         <w:pStyle w:val="Cmsor3"/>
       </w:pPr>
-      <w:bookmarkStart w:id="31" w:name="_Toc196378231"/>
+      <w:bookmarkStart w:id="51" w:name="_Toc196810213"/>
       <w:r>
         <w:t>Műszerfal (</w:t>
       </w:r>
@@ -15684,7 +17059,7 @@
       <w:r>
         <w:t>)</w:t>
       </w:r>
-      <w:bookmarkEnd w:id="31"/>
+      <w:bookmarkEnd w:id="51"/>
     </w:p>
     <w:p>
       <w:r>
@@ -15750,7 +17125,6 @@
         <w:jc w:val="both"/>
       </w:pPr>
       <w:r>
-        <w:lastRenderedPageBreak/>
         <w:t>A bal alsó sarokban lévő „</w:t>
       </w:r>
       <w:r>
@@ -15787,159 +17161,40 @@
         <w:jc w:val="both"/>
       </w:pPr>
       <w:r>
-        <w:rPr>
-          <w:noProof/>
-        </w:rPr>
-        <mc:AlternateContent>
-          <mc:Choice Requires="wps">
-            <w:drawing>
-              <wp:anchor distT="0" distB="0" distL="114300" distR="114300" simplePos="0" relativeHeight="251659264" behindDoc="0" locked="0" layoutInCell="1" allowOverlap="1" wp14:anchorId="42A2C884" wp14:editId="79F34DFC">
-                <wp:simplePos x="0" y="0"/>
-                <wp:positionH relativeFrom="margin">
-                  <wp:posOffset>0</wp:posOffset>
-                </wp:positionH>
-                <wp:positionV relativeFrom="paragraph">
-                  <wp:posOffset>4321175</wp:posOffset>
-                </wp:positionV>
-                <wp:extent cx="5759450" cy="635"/>
-                <wp:effectExtent l="0" t="0" r="0" b="8255"/>
-                <wp:wrapSquare wrapText="bothSides"/>
-                <wp:docPr id="4" name="Text Box 4"/>
-                <wp:cNvGraphicFramePr/>
-                <a:graphic xmlns:a="http://schemas.openxmlformats.org/drawingml/2006/main">
-                  <a:graphicData uri="http://schemas.microsoft.com/office/word/2010/wordprocessingShape">
-                    <wps:wsp>
-                      <wps:cNvSpPr txBox="1"/>
-                      <wps:spPr>
-                        <a:xfrm>
-                          <a:off x="0" y="0"/>
-                          <a:ext cx="5759450" cy="635"/>
-                        </a:xfrm>
-                        <a:prstGeom prst="rect">
-                          <a:avLst/>
-                        </a:prstGeom>
-                        <a:solidFill>
-                          <a:prstClr val="white"/>
-                        </a:solidFill>
-                        <a:ln>
-                          <a:noFill/>
-                        </a:ln>
-                      </wps:spPr>
-                      <wps:txbx>
-                        <w:txbxContent>
-                          <w:p>
-                            <w:pPr>
-                              <w:pStyle w:val="Kpalrs"/>
-                              <w:jc w:val="center"/>
-                              <w:rPr>
-                                <w:color w:val="000000" w:themeColor="text1"/>
-                                <w:sz w:val="24"/>
-                              </w:rPr>
-                            </w:pPr>
-                            <w:bookmarkStart w:id="32" w:name="_Toc196378824"/>
-                            <w:r>
-                              <w:t xml:space="preserve">ábra </w:t>
-                            </w:r>
-                            <w:r>
-                              <w:fldChar w:fldCharType="begin"/>
-                            </w:r>
-                            <w:r>
-                              <w:instrText xml:space="preserve"> SEQ ábra \* ARABIC </w:instrText>
-                            </w:r>
-                            <w:r>
-                              <w:fldChar w:fldCharType="separate"/>
-                            </w:r>
-                            <w:r>
-                              <w:rPr>
-                                <w:noProof/>
-                              </w:rPr>
-                              <w:t>105</w:t>
-                            </w:r>
-                            <w:bookmarkEnd w:id="32"/>
-                            <w:r>
-                              <w:fldChar w:fldCharType="end"/>
-                            </w:r>
-                          </w:p>
-                        </w:txbxContent>
-                      </wps:txbx>
-                      <wps:bodyPr rot="0" spcFirstLastPara="0" vertOverflow="overflow" horzOverflow="overflow" vert="horz" wrap="square" lIns="0" tIns="0" rIns="0" bIns="0" numCol="1" spcCol="0" rtlCol="0" fromWordArt="0" anchor="t" anchorCtr="0" forceAA="0" compatLnSpc="1">
-                        <a:prstTxWarp prst="textNoShape">
-                          <a:avLst/>
-                        </a:prstTxWarp>
-                        <a:spAutoFit/>
-                      </wps:bodyPr>
-                    </wps:wsp>
-                  </a:graphicData>
-                </a:graphic>
-              </wp:anchor>
-            </w:drawing>
-          </mc:Choice>
-          <mc:Fallback>
-            <w:pict>
-              <v:shapetype w14:anchorId="42A2C884" id="_x0000_t202" coordsize="21600,21600" o:spt="202" path="m,l,21600r21600,l21600,xe">
-                <v:stroke joinstyle="miter"/>
-                <v:path gradientshapeok="t" o:connecttype="rect"/>
-              </v:shapetype>
-              <v:shape id="Text Box 4" o:spid="_x0000_s1026" type="#_x0000_t202" style="position:absolute;left:0;text-align:left;margin-left:0;margin-top:340.25pt;width:453.5pt;height:.05pt;z-index:251659264;visibility:visible;mso-wrap-style:square;mso-wrap-distance-left:9pt;mso-wrap-distance-top:0;mso-wrap-distance-right:9pt;mso-wrap-distance-bottom:0;mso-position-horizontal:absolute;mso-position-horizontal-relative:margin;mso-position-vertical:absolute;mso-position-vertical-relative:text;v-text-anchor:top" o:gfxdata="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" stroked="f">
-                <v:textbox style="mso-fit-shape-to-text:t" inset="0,0,0,0">
-                  <w:txbxContent>
-                    <w:p>
-                      <w:pPr>
-                        <w:pStyle w:val="Kpalrs"/>
-                        <w:jc w:val="center"/>
-                        <w:rPr>
-                          <w:color w:val="000000" w:themeColor="text1"/>
-                          <w:sz w:val="24"/>
-                        </w:rPr>
-                      </w:pPr>
-                      <w:bookmarkStart w:id="33" w:name="_Toc196378824"/>
-                      <w:r>
-                        <w:t xml:space="preserve">ábra </w:t>
-                      </w:r>
-                      <w:r>
-                        <w:fldChar w:fldCharType="begin"/>
-                      </w:r>
-                      <w:r>
-                        <w:instrText xml:space="preserve"> SEQ ábra \* ARABIC </w:instrText>
-                      </w:r>
-                      <w:r>
-                        <w:fldChar w:fldCharType="separate"/>
-                      </w:r>
-                      <w:r>
-                        <w:rPr>
-                          <w:noProof/>
-                        </w:rPr>
-                        <w:t>105</w:t>
-                      </w:r>
-                      <w:bookmarkEnd w:id="33"/>
-                      <w:r>
-                        <w:fldChar w:fldCharType="end"/>
-                      </w:r>
-                    </w:p>
-                  </w:txbxContent>
-                </v:textbox>
-                <w10:wrap type="square" anchorx="margin"/>
-              </v:shape>
-            </w:pict>
-          </mc:Fallback>
-        </mc:AlternateContent>
-      </w:r>
+        <w:lastRenderedPageBreak/>
+        <w:t>Ezen a felületen a „</w:t>
+      </w:r>
+      <w:r>
+        <w:rPr>
+          <w:b/>
+          <w:bCs/>
+        </w:rPr>
+        <w:t>jelszó változtatása</w:t>
+      </w:r>
+      <w:r>
+        <w:rPr>
+          <w:b/>
+          <w:bCs/>
+        </w:rPr>
+        <w:t>”</w:t>
+      </w:r>
+      <w:r>
+        <w:t xml:space="preserve"> opciót kiválasztva a felhasználónak lehetősége van megváltoztatni a jelszavát, ehhez valós időben megjelenik, hogy mire van még szükség a megfelelő jelszó kiválasztásához (5. ábra).</w:t>
+      </w:r>
+    </w:p>
+    <w:p>
+      <w:pPr>
+        <w:spacing w:after="0" w:line="240" w:lineRule="auto"/>
+        <w:jc w:val="center"/>
+      </w:pPr>
       <w:r>
         <w:rPr>
           <w:noProof/>
         </w:rPr>
         <w:drawing>
-          <wp:anchor distT="0" distB="0" distL="114300" distR="114300" simplePos="0" relativeHeight="251660288" behindDoc="0" locked="0" layoutInCell="1" allowOverlap="1" wp14:anchorId="0603BB2E" wp14:editId="1295C2D1">
-            <wp:simplePos x="0" y="0"/>
-            <wp:positionH relativeFrom="margin">
-              <wp:posOffset>22225</wp:posOffset>
-            </wp:positionH>
-            <wp:positionV relativeFrom="paragraph">
-              <wp:posOffset>749935</wp:posOffset>
-            </wp:positionV>
+          <wp:inline distT="0" distB="0" distL="0" distR="0" wp14:anchorId="657A58A8" wp14:editId="21A81B1F">
             <wp:extent cx="5705475" cy="3422650"/>
             <wp:effectExtent l="190500" t="190500" r="200025" b="196850"/>
-            <wp:wrapSquare wrapText="bothSides"/>
             <wp:docPr id="2" name="Picture 2"/>
             <wp:cNvGraphicFramePr>
               <a:graphicFrameLocks xmlns:a="http://schemas.openxmlformats.org/drawingml/2006/main" noChangeAspect="1"/>
@@ -15985,34 +17240,41 @@
                 </pic:pic>
               </a:graphicData>
             </a:graphic>
-          </wp:anchor>
+          </wp:inline>
         </w:drawing>
       </w:r>
-      <w:r>
-        <w:t>Ezen a felületen a „</w:t>
-      </w:r>
-      <w:r>
-        <w:rPr>
-          <w:b/>
-          <w:bCs/>
-        </w:rPr>
-        <w:t>jelszó változtatása</w:t>
-      </w:r>
-      <w:r>
-        <w:rPr>
-          <w:b/>
-          <w:bCs/>
-        </w:rPr>
-        <w:t>”</w:t>
-      </w:r>
-      <w:r>
-        <w:t xml:space="preserve"> opciót kiválasztva a felhasználónak lehetősége van megváltoztatni a jelszavát, ehhez valós időben megjelenik, hogy mire van még szükség a megfelelő jelszó kiválasztásához (5. ábra).</w:t>
-      </w:r>
-    </w:p>
-    <w:p>
-      <w:pPr>
-        <w:keepNext/>
-        <w:spacing w:after="0"/>
+    </w:p>
+    <w:p>
+      <w:pPr>
+        <w:pStyle w:val="Kpalrs"/>
+        <w:jc w:val="center"/>
+      </w:pPr>
+      <w:r>
+        <w:t xml:space="preserve">ábra </w:t>
+      </w:r>
+      <w:r>
+        <w:fldChar w:fldCharType="begin"/>
+      </w:r>
+      <w:r>
+        <w:instrText xml:space="preserve"> SEQ ábra \* ARABIC </w:instrText>
+      </w:r>
+      <w:r>
+        <w:fldChar w:fldCharType="separate"/>
+      </w:r>
+      <w:r>
+        <w:rPr>
+          <w:noProof/>
+        </w:rPr>
+        <w:t>105</w:t>
+      </w:r>
+      <w:r>
+        <w:fldChar w:fldCharType="end"/>
+      </w:r>
+    </w:p>
+    <w:p>
+      <w:pPr>
+        <w:spacing w:after="0" w:line="240" w:lineRule="auto"/>
+        <w:jc w:val="center"/>
       </w:pPr>
       <w:r>
         <w:rPr>
@@ -16068,12 +17330,6 @@
         <w:rPr>
           <w:noProof/>
         </w:rPr>
-        <w:t xml:space="preserve"> </w:t>
-      </w:r>
-      <w:r>
-        <w:rPr>
-          <w:noProof/>
-        </w:rPr>
         <w:drawing>
           <wp:inline distT="0" distB="0" distL="0" distR="0" wp14:anchorId="7DB99D1A" wp14:editId="54CCE475">
             <wp:extent cx="2185416" cy="2274723"/>
@@ -16132,7 +17388,7 @@
       <w:r>
         <w:tab/>
       </w:r>
-      <w:bookmarkStart w:id="34" w:name="_Toc196378825"/>
+      <w:bookmarkStart w:id="52" w:name="_Toc196378825"/>
       <w:r>
         <w:t xml:space="preserve">ábra </w:t>
       </w:r>
@@ -16173,16 +17429,28 @@
         </w:rPr>
         <w:t>107</w:t>
       </w:r>
-      <w:bookmarkEnd w:id="34"/>
+      <w:bookmarkEnd w:id="52"/>
       <w:r>
         <w:fldChar w:fldCharType="end"/>
       </w:r>
     </w:p>
     <w:p>
       <w:pPr>
+        <w:rPr>
+          <w:rFonts w:eastAsiaTheme="majorEastAsia" w:cstheme="majorBidi"/>
+          <w:sz w:val="32"/>
+          <w:szCs w:val="24"/>
+        </w:rPr>
+      </w:pPr>
+      <w:bookmarkStart w:id="53" w:name="_Toc196810214"/>
+      <w:r>
+        <w:br w:type="page"/>
+      </w:r>
+    </w:p>
+    <w:p>
+      <w:pPr>
         <w:pStyle w:val="Cmsor3"/>
       </w:pPr>
-      <w:bookmarkStart w:id="35" w:name="_Toc196378232"/>
       <w:r>
         <w:lastRenderedPageBreak/>
         <w:t>Könyvek (</w:t>
@@ -16196,7 +17464,7 @@
       <w:r>
         <w:t>)</w:t>
       </w:r>
-      <w:bookmarkEnd w:id="35"/>
+      <w:bookmarkEnd w:id="53"/>
     </w:p>
     <w:p>
       <w:pPr>
@@ -16347,9 +17615,8 @@
     </w:p>
     <w:p>
       <w:pPr>
-        <w:keepNext/>
-        <w:spacing w:after="0"/>
-        <w:jc w:val="both"/>
+        <w:spacing w:after="0" w:line="240" w:lineRule="auto"/>
+        <w:jc w:val="center"/>
       </w:pPr>
       <w:r>
         <w:rPr>
@@ -16407,7 +17674,7 @@
         <w:pStyle w:val="Kpalrs"/>
         <w:jc w:val="center"/>
       </w:pPr>
-      <w:bookmarkStart w:id="36" w:name="_Toc196378826"/>
+      <w:bookmarkStart w:id="54" w:name="_Toc196378826"/>
       <w:r>
         <w:t xml:space="preserve">ábra </w:t>
       </w:r>
@@ -16426,15 +17693,15 @@
         </w:rPr>
         <w:t>108</w:t>
       </w:r>
-      <w:bookmarkEnd w:id="36"/>
+      <w:bookmarkEnd w:id="54"/>
       <w:r>
         <w:fldChar w:fldCharType="end"/>
       </w:r>
     </w:p>
     <w:p>
       <w:pPr>
-        <w:keepNext/>
-        <w:spacing w:after="0"/>
+        <w:spacing w:after="0" w:line="240" w:lineRule="auto"/>
+        <w:jc w:val="center"/>
       </w:pPr>
       <w:r>
         <w:rPr>
@@ -16553,7 +17820,7 @@
       <w:r>
         <w:tab/>
       </w:r>
-      <w:bookmarkStart w:id="37" w:name="_Toc196378827"/>
+      <w:bookmarkStart w:id="55" w:name="_Toc196378827"/>
       <w:r>
         <w:t xml:space="preserve">ábra </w:t>
       </w:r>
@@ -16594,15 +17861,14 @@
         </w:rPr>
         <w:t>110</w:t>
       </w:r>
-      <w:bookmarkEnd w:id="37"/>
+      <w:bookmarkEnd w:id="55"/>
       <w:r>
         <w:fldChar w:fldCharType="end"/>
       </w:r>
     </w:p>
     <w:p>
       <w:pPr>
-        <w:keepNext/>
-        <w:spacing w:after="0"/>
+        <w:spacing w:after="0" w:line="240" w:lineRule="auto"/>
         <w:jc w:val="center"/>
       </w:pPr>
       <w:r>
@@ -16661,7 +17927,7 @@
         <w:pStyle w:val="Kpalrs"/>
         <w:jc w:val="center"/>
       </w:pPr>
-      <w:bookmarkStart w:id="38" w:name="_Toc196378828"/>
+      <w:bookmarkStart w:id="56" w:name="_Toc196378828"/>
       <w:r>
         <w:t xml:space="preserve">ábra </w:t>
       </w:r>
@@ -16680,7 +17946,7 @@
         </w:rPr>
         <w:t>111</w:t>
       </w:r>
-      <w:bookmarkEnd w:id="38"/>
+      <w:bookmarkEnd w:id="56"/>
       <w:r>
         <w:fldChar w:fldCharType="end"/>
       </w:r>
@@ -16689,7 +17955,7 @@
       <w:pPr>
         <w:pStyle w:val="Cmsor3"/>
       </w:pPr>
-      <w:bookmarkStart w:id="39" w:name="_Toc196378233"/>
+      <w:bookmarkStart w:id="57" w:name="_Toc196810215"/>
       <w:r>
         <w:t>Kölcsönzések (</w:t>
       </w:r>
@@ -16702,7 +17968,7 @@
       <w:r>
         <w:t>)</w:t>
       </w:r>
-      <w:bookmarkEnd w:id="39"/>
+      <w:bookmarkEnd w:id="57"/>
     </w:p>
     <w:p>
       <w:pPr>
@@ -16830,9 +18096,8 @@
     </w:p>
     <w:p>
       <w:pPr>
-        <w:keepNext/>
-        <w:spacing w:after="0"/>
-        <w:ind w:firstLine="397"/>
+        <w:spacing w:after="0" w:line="240" w:lineRule="auto"/>
+        <w:jc w:val="center"/>
       </w:pPr>
       <w:r>
         <w:rPr>
@@ -16891,7 +18156,7 @@
         <w:pStyle w:val="Kpalrs"/>
         <w:jc w:val="center"/>
       </w:pPr>
-      <w:bookmarkStart w:id="40" w:name="_Toc196378829"/>
+      <w:bookmarkStart w:id="58" w:name="_Toc196378829"/>
       <w:r>
         <w:t xml:space="preserve">ábra </w:t>
       </w:r>
@@ -16910,7 +18175,7 @@
         </w:rPr>
         <w:t>112</w:t>
       </w:r>
-      <w:bookmarkEnd w:id="40"/>
+      <w:bookmarkEnd w:id="58"/>
       <w:r>
         <w:fldChar w:fldCharType="end"/>
       </w:r>
@@ -16918,6 +18183,7 @@
     <w:p>
       <w:pPr>
         <w:spacing w:after="0" w:line="240" w:lineRule="auto"/>
+        <w:jc w:val="center"/>
       </w:pPr>
       <w:r>
         <w:rPr>
@@ -17031,7 +18297,7 @@
       <w:r>
         <w:tab/>
       </w:r>
-      <w:bookmarkStart w:id="41" w:name="_Toc196378830"/>
+      <w:bookmarkStart w:id="59" w:name="_Toc196378830"/>
       <w:r>
         <w:t xml:space="preserve">ábra </w:t>
       </w:r>
@@ -17072,14 +18338,15 @@
         </w:rPr>
         <w:t>114</w:t>
       </w:r>
-      <w:bookmarkEnd w:id="41"/>
+      <w:bookmarkEnd w:id="59"/>
       <w:r>
         <w:fldChar w:fldCharType="end"/>
       </w:r>
     </w:p>
     <w:p>
       <w:pPr>
-        <w:spacing w:after="0"/>
+        <w:spacing w:after="0" w:line="240" w:lineRule="auto"/>
+        <w:jc w:val="center"/>
       </w:pPr>
       <w:r>
         <w:rPr>
@@ -17138,7 +18405,7 @@
         <w:pStyle w:val="Kpalrs"/>
         <w:jc w:val="center"/>
       </w:pPr>
-      <w:bookmarkStart w:id="42" w:name="_Toc196378831"/>
+      <w:bookmarkStart w:id="60" w:name="_Toc196378831"/>
       <w:r>
         <w:t xml:space="preserve">ábra </w:t>
       </w:r>
@@ -17157,14 +18424,14 @@
         </w:rPr>
         <w:t>115</w:t>
       </w:r>
-      <w:bookmarkEnd w:id="42"/>
+      <w:bookmarkEnd w:id="60"/>
       <w:r>
         <w:fldChar w:fldCharType="end"/>
       </w:r>
     </w:p>
     <w:p>
       <w:pPr>
-        <w:spacing w:after="0"/>
+        <w:spacing w:after="0" w:line="240" w:lineRule="auto"/>
         <w:jc w:val="center"/>
       </w:pPr>
       <w:r>
@@ -17226,7 +18493,7 @@
         </w:tabs>
         <w:jc w:val="center"/>
       </w:pPr>
-      <w:bookmarkStart w:id="43" w:name="_Toc196378832"/>
+      <w:bookmarkStart w:id="61" w:name="_Toc196378832"/>
       <w:r>
         <w:t xml:space="preserve">ábra </w:t>
       </w:r>
@@ -17245,7 +18512,7 @@
         </w:rPr>
         <w:t>116</w:t>
       </w:r>
-      <w:bookmarkEnd w:id="43"/>
+      <w:bookmarkEnd w:id="61"/>
       <w:r>
         <w:fldChar w:fldCharType="end"/>
       </w:r>
@@ -17254,7 +18521,7 @@
       <w:pPr>
         <w:pStyle w:val="Cmsor3"/>
       </w:pPr>
-      <w:bookmarkStart w:id="44" w:name="_Toc196378234"/>
+      <w:bookmarkStart w:id="62" w:name="_Toc196810216"/>
       <w:r>
         <w:t>Foglalások (</w:t>
       </w:r>
@@ -17267,7 +18534,7 @@
       <w:r>
         <w:t>)</w:t>
       </w:r>
-      <w:bookmarkEnd w:id="44"/>
+      <w:bookmarkEnd w:id="62"/>
     </w:p>
     <w:p>
       <w:pPr>
@@ -17466,8 +18733,8 @@
     </w:p>
     <w:p>
       <w:pPr>
-        <w:keepNext/>
-        <w:spacing w:after="0"/>
+        <w:spacing w:after="0" w:line="240" w:lineRule="auto"/>
+        <w:jc w:val="center"/>
       </w:pPr>
       <w:r>
         <w:rPr>
@@ -17525,7 +18792,7 @@
         <w:pStyle w:val="Kpalrs"/>
         <w:jc w:val="center"/>
       </w:pPr>
-      <w:bookmarkStart w:id="45" w:name="_Toc196378833"/>
+      <w:bookmarkStart w:id="63" w:name="_Toc196378833"/>
       <w:r>
         <w:t xml:space="preserve">ábra </w:t>
       </w:r>
@@ -17544,14 +18811,15 @@
         </w:rPr>
         <w:t>117</w:t>
       </w:r>
-      <w:bookmarkEnd w:id="45"/>
+      <w:bookmarkEnd w:id="63"/>
       <w:r>
         <w:fldChar w:fldCharType="end"/>
       </w:r>
     </w:p>
     <w:p>
       <w:pPr>
-        <w:spacing w:after="0"/>
+        <w:spacing w:after="0" w:line="240" w:lineRule="auto"/>
+        <w:jc w:val="center"/>
         <w:rPr>
           <w:noProof/>
         </w:rPr>
@@ -17610,16 +18878,10 @@
         <w:rPr>
           <w:noProof/>
         </w:rPr>
-        <w:t xml:space="preserve"> </w:t>
-      </w:r>
-      <w:r>
-        <w:rPr>
-          <w:noProof/>
-        </w:rPr>
         <w:drawing>
-          <wp:inline distT="0" distB="0" distL="0" distR="0" wp14:anchorId="46842C4A" wp14:editId="57A3F6FC">
-            <wp:extent cx="2333244" cy="1209831"/>
-            <wp:effectExtent l="190500" t="190500" r="181610" b="200025"/>
+          <wp:inline distT="0" distB="0" distL="0" distR="0" wp14:anchorId="46842C4A" wp14:editId="2113D3D8">
+            <wp:extent cx="2205859" cy="1143780"/>
+            <wp:effectExtent l="190500" t="190500" r="194945" b="189865"/>
             <wp:docPr id="19" name="Picture 19"/>
             <wp:cNvGraphicFramePr>
               <a:graphicFrameLocks xmlns:a="http://schemas.openxmlformats.org/drawingml/2006/main" noChangeAspect="1"/>
@@ -17640,7 +18902,7 @@
                   <pic:spPr>
                     <a:xfrm>
                       <a:off x="0" y="0"/>
-                      <a:ext cx="2341974" cy="1214358"/>
+                      <a:ext cx="2220855" cy="1151556"/>
                     </a:xfrm>
                     <a:prstGeom prst="rect">
                       <a:avLst/>
@@ -17667,7 +18929,7 @@
       <w:pPr>
         <w:pStyle w:val="Kpalrs"/>
         <w:tabs>
-          <w:tab w:val="center" w:pos="2410"/>
+          <w:tab w:val="center" w:pos="2552"/>
           <w:tab w:val="center" w:pos="6946"/>
         </w:tabs>
         <w:rPr>
@@ -17680,7 +18942,7 @@
         </w:rPr>
         <w:tab/>
       </w:r>
-      <w:bookmarkStart w:id="46" w:name="_Toc196378834"/>
+      <w:bookmarkStart w:id="64" w:name="_Toc196378834"/>
       <w:r>
         <w:t xml:space="preserve">ábra </w:t>
       </w:r>
@@ -17721,27 +18983,27 @@
         </w:rPr>
         <w:t>119</w:t>
       </w:r>
-      <w:bookmarkEnd w:id="46"/>
+      <w:bookmarkEnd w:id="64"/>
       <w:r>
         <w:fldChar w:fldCharType="end"/>
       </w:r>
     </w:p>
     <w:p>
       <w:pPr>
-        <w:spacing w:after="0"/>
-        <w:rPr>
-          <w:noProof/>
-        </w:rPr>
-      </w:pPr>
-      <w:r>
-        <w:rPr>
-          <w:noProof/>
-        </w:rPr>
-        <w:lastRenderedPageBreak/>
+        <w:spacing w:after="0" w:line="240" w:lineRule="auto"/>
+        <w:jc w:val="center"/>
+        <w:rPr>
+          <w:noProof/>
+        </w:rPr>
+      </w:pPr>
+      <w:r>
+        <w:rPr>
+          <w:noProof/>
+        </w:rPr>
         <w:drawing>
-          <wp:inline distT="0" distB="0" distL="0" distR="0" wp14:anchorId="48471529" wp14:editId="6A03AA25">
-            <wp:extent cx="2442972" cy="1163627"/>
-            <wp:effectExtent l="190500" t="190500" r="186055" b="189230"/>
+          <wp:inline distT="0" distB="0" distL="0" distR="0" wp14:anchorId="48471529" wp14:editId="6859AD06">
+            <wp:extent cx="2396908" cy="1141686"/>
+            <wp:effectExtent l="190500" t="190500" r="194310" b="192405"/>
             <wp:docPr id="20" name="Picture 20"/>
             <wp:cNvGraphicFramePr>
               <a:graphicFrameLocks xmlns:a="http://schemas.openxmlformats.org/drawingml/2006/main" noChangeAspect="1"/>
@@ -17762,7 +19024,7 @@
                   <pic:spPr>
                     <a:xfrm>
                       <a:off x="0" y="0"/>
-                      <a:ext cx="2464344" cy="1173807"/>
+                      <a:ext cx="2424851" cy="1154996"/>
                     </a:xfrm>
                     <a:prstGeom prst="rect">
                       <a:avLst/>
@@ -17788,16 +19050,10 @@
         <w:rPr>
           <w:noProof/>
         </w:rPr>
-        <w:t xml:space="preserve"> </w:t>
-      </w:r>
-      <w:r>
-        <w:rPr>
-          <w:noProof/>
-        </w:rPr>
         <w:drawing>
-          <wp:inline distT="0" distB="0" distL="0" distR="0" wp14:anchorId="29A34EFE" wp14:editId="791A4248">
-            <wp:extent cx="2523439" cy="1286321"/>
-            <wp:effectExtent l="190500" t="190500" r="182245" b="200025"/>
+          <wp:inline distT="0" distB="0" distL="0" distR="0" wp14:anchorId="29A34EFE" wp14:editId="3309B454">
+            <wp:extent cx="2245273" cy="1144525"/>
+            <wp:effectExtent l="190500" t="190500" r="193675" b="189230"/>
             <wp:docPr id="21" name="Picture 21"/>
             <wp:cNvGraphicFramePr>
               <a:graphicFrameLocks xmlns:a="http://schemas.openxmlformats.org/drawingml/2006/main" noChangeAspect="1"/>
@@ -17818,7 +19074,7 @@
                   <pic:spPr>
                     <a:xfrm>
                       <a:off x="0" y="0"/>
-                      <a:ext cx="2531450" cy="1290404"/>
+                      <a:ext cx="2285371" cy="1164965"/>
                     </a:xfrm>
                     <a:prstGeom prst="rect">
                       <a:avLst/>
@@ -17845,8 +19101,8 @@
       <w:pPr>
         <w:pStyle w:val="Kpalrs"/>
         <w:tabs>
-          <w:tab w:val="center" w:pos="2268"/>
-          <w:tab w:val="center" w:pos="6804"/>
+          <w:tab w:val="center" w:pos="2410"/>
+          <w:tab w:val="center" w:pos="6663"/>
         </w:tabs>
       </w:pPr>
       <w:r>
@@ -17855,7 +19111,7 @@
         </w:rPr>
         <w:tab/>
       </w:r>
-      <w:bookmarkStart w:id="47" w:name="_Toc196378835"/>
+      <w:bookmarkStart w:id="65" w:name="_Toc196378835"/>
       <w:r>
         <w:t xml:space="preserve">ábra </w:t>
       </w:r>
@@ -17896,7 +19152,7 @@
         </w:rPr>
         <w:t>121</w:t>
       </w:r>
-      <w:bookmarkEnd w:id="47"/>
+      <w:bookmarkEnd w:id="65"/>
       <w:r>
         <w:fldChar w:fldCharType="end"/>
       </w:r>
@@ -17905,8 +19161,9 @@
       <w:pPr>
         <w:pStyle w:val="Cmsor3"/>
       </w:pPr>
-      <w:bookmarkStart w:id="48" w:name="_Toc196378235"/>
-      <w:r>
+      <w:bookmarkStart w:id="66" w:name="_Toc196810217"/>
+      <w:r>
+        <w:lastRenderedPageBreak/>
         <w:t>Kategóriák (</w:t>
       </w:r>
       <w:r>
@@ -17918,7 +19175,7 @@
       <w:r>
         <w:t>)</w:t>
       </w:r>
-      <w:bookmarkEnd w:id="48"/>
+      <w:bookmarkEnd w:id="66"/>
     </w:p>
     <w:p>
       <w:pPr>
@@ -18056,13 +19313,13 @@
     </w:p>
     <w:p>
       <w:pPr>
-        <w:spacing w:after="0"/>
-      </w:pPr>
-      <w:r>
-        <w:rPr>
-          <w:noProof/>
-        </w:rPr>
-        <w:lastRenderedPageBreak/>
+        <w:spacing w:after="0" w:line="240" w:lineRule="auto"/>
+        <w:jc w:val="center"/>
+      </w:pPr>
+      <w:r>
+        <w:rPr>
+          <w:noProof/>
+        </w:rPr>
         <w:drawing>
           <wp:inline distT="0" distB="0" distL="0" distR="0" wp14:anchorId="7F6DC674" wp14:editId="31634B8C">
             <wp:extent cx="5423744" cy="3876751"/>
@@ -18115,7 +19372,7 @@
         <w:pStyle w:val="Kpalrs"/>
         <w:jc w:val="center"/>
       </w:pPr>
-      <w:bookmarkStart w:id="49" w:name="_Toc196378836"/>
+      <w:bookmarkStart w:id="67" w:name="_Toc196378836"/>
       <w:r>
         <w:t xml:space="preserve">ábra </w:t>
       </w:r>
@@ -18134,22 +19391,24 @@
         </w:rPr>
         <w:t>122</w:t>
       </w:r>
-      <w:bookmarkEnd w:id="49"/>
+      <w:bookmarkEnd w:id="67"/>
       <w:r>
         <w:fldChar w:fldCharType="end"/>
       </w:r>
     </w:p>
     <w:p>
       <w:pPr>
-        <w:spacing w:after="0"/>
-        <w:rPr>
-          <w:noProof/>
-        </w:rPr>
-      </w:pPr>
-      <w:r>
-        <w:rPr>
-          <w:noProof/>
-        </w:rPr>
+        <w:spacing w:after="0" w:line="240" w:lineRule="auto"/>
+        <w:jc w:val="center"/>
+        <w:rPr>
+          <w:noProof/>
+        </w:rPr>
+      </w:pPr>
+      <w:r>
+        <w:rPr>
+          <w:noProof/>
+        </w:rPr>
+        <w:lastRenderedPageBreak/>
         <w:drawing>
           <wp:inline distT="0" distB="0" distL="0" distR="0" wp14:anchorId="495619FE" wp14:editId="073000D7">
             <wp:extent cx="2486863" cy="1074169"/>
@@ -18195,12 +19454,6 @@
             </a:graphic>
           </wp:inline>
         </w:drawing>
-      </w:r>
-      <w:r>
-        <w:rPr>
-          <w:noProof/>
-        </w:rPr>
-        <w:t xml:space="preserve"> </w:t>
       </w:r>
       <w:r>
         <w:rPr>
@@ -18274,7 +19527,7 @@
         </w:rPr>
         <w:tab/>
       </w:r>
-      <w:bookmarkStart w:id="50" w:name="_Toc196378837"/>
+      <w:bookmarkStart w:id="68" w:name="_Toc196378837"/>
       <w:r>
         <w:t xml:space="preserve">ábra </w:t>
       </w:r>
@@ -18315,14 +19568,14 @@
         </w:rPr>
         <w:t>124</w:t>
       </w:r>
-      <w:bookmarkEnd w:id="50"/>
+      <w:bookmarkEnd w:id="68"/>
       <w:r>
         <w:fldChar w:fldCharType="end"/>
       </w:r>
     </w:p>
     <w:p>
       <w:pPr>
-        <w:spacing w:after="0"/>
+        <w:spacing w:after="0" w:line="240" w:lineRule="auto"/>
         <w:jc w:val="center"/>
       </w:pPr>
       <w:r>
@@ -18384,7 +19637,7 @@
         </w:tabs>
         <w:jc w:val="center"/>
       </w:pPr>
-      <w:bookmarkStart w:id="51" w:name="_Toc196378838"/>
+      <w:bookmarkStart w:id="69" w:name="_Toc196378838"/>
       <w:r>
         <w:t xml:space="preserve">ábra </w:t>
       </w:r>
@@ -18403,7 +19656,7 @@
         </w:rPr>
         <w:t>125</w:t>
       </w:r>
-      <w:bookmarkEnd w:id="51"/>
+      <w:bookmarkEnd w:id="69"/>
       <w:r>
         <w:fldChar w:fldCharType="end"/>
       </w:r>
@@ -18412,9 +19665,8 @@
       <w:pPr>
         <w:pStyle w:val="Cmsor3"/>
       </w:pPr>
-      <w:bookmarkStart w:id="52" w:name="_Toc196378236"/>
-      <w:r>
-        <w:lastRenderedPageBreak/>
+      <w:bookmarkStart w:id="70" w:name="_Toc196810218"/>
+      <w:r>
         <w:t>Szerzők (</w:t>
       </w:r>
       <w:r>
@@ -18426,7 +19678,7 @@
       <w:r>
         <w:t>)</w:t>
       </w:r>
-      <w:bookmarkEnd w:id="52"/>
+      <w:bookmarkEnd w:id="70"/>
     </w:p>
     <w:p>
       <w:pPr>
@@ -18604,12 +19856,14 @@
     </w:p>
     <w:p>
       <w:pPr>
-        <w:spacing w:after="0"/>
-      </w:pPr>
-      <w:r>
-        <w:rPr>
-          <w:noProof/>
-        </w:rPr>
+        <w:spacing w:after="0" w:line="240" w:lineRule="auto"/>
+        <w:jc w:val="center"/>
+      </w:pPr>
+      <w:r>
+        <w:rPr>
+          <w:noProof/>
+        </w:rPr>
+        <w:lastRenderedPageBreak/>
         <w:drawing>
           <wp:inline distT="0" distB="0" distL="0" distR="0" wp14:anchorId="080A71B4" wp14:editId="13B8C5A2">
             <wp:extent cx="5554693" cy="3985661"/>
@@ -18662,7 +19916,7 @@
         <w:pStyle w:val="Kpalrs"/>
         <w:jc w:val="center"/>
       </w:pPr>
-      <w:bookmarkStart w:id="53" w:name="_Toc196378839"/>
+      <w:bookmarkStart w:id="71" w:name="_Toc196378839"/>
       <w:r>
         <w:t xml:space="preserve">ábra </w:t>
       </w:r>
@@ -18681,20 +19935,20 @@
         </w:rPr>
         <w:t>126</w:t>
       </w:r>
-      <w:bookmarkEnd w:id="53"/>
+      <w:bookmarkEnd w:id="71"/>
       <w:r>
         <w:fldChar w:fldCharType="end"/>
       </w:r>
     </w:p>
     <w:p>
       <w:pPr>
-        <w:spacing w:after="0"/>
-      </w:pPr>
-      <w:r>
-        <w:rPr>
-          <w:noProof/>
-        </w:rPr>
-        <w:lastRenderedPageBreak/>
+        <w:spacing w:after="0" w:line="240" w:lineRule="auto"/>
+        <w:jc w:val="center"/>
+      </w:pPr>
+      <w:r>
+        <w:rPr>
+          <w:noProof/>
+        </w:rPr>
         <w:drawing>
           <wp:inline distT="0" distB="0" distL="0" distR="0" wp14:anchorId="32829704" wp14:editId="56E85303">
             <wp:extent cx="2407335" cy="1034451"/>
@@ -18803,7 +20057,7 @@
       <w:r>
         <w:tab/>
       </w:r>
-      <w:bookmarkStart w:id="54" w:name="_Toc196378840"/>
+      <w:bookmarkStart w:id="72" w:name="_Toc196378840"/>
       <w:r>
         <w:t xml:space="preserve">ábra </w:t>
       </w:r>
@@ -18844,14 +20098,14 @@
         </w:rPr>
         <w:t>128</w:t>
       </w:r>
-      <w:bookmarkEnd w:id="54"/>
+      <w:bookmarkEnd w:id="72"/>
       <w:r>
         <w:fldChar w:fldCharType="end"/>
       </w:r>
     </w:p>
     <w:p>
       <w:pPr>
-        <w:spacing w:after="0"/>
+        <w:spacing w:after="0" w:line="240" w:lineRule="auto"/>
         <w:jc w:val="center"/>
       </w:pPr>
       <w:r>
@@ -18910,7 +20164,7 @@
         <w:pStyle w:val="Kpalrs"/>
         <w:jc w:val="center"/>
       </w:pPr>
-      <w:bookmarkStart w:id="55" w:name="_Toc196378841"/>
+      <w:bookmarkStart w:id="73" w:name="_Toc196378841"/>
       <w:r>
         <w:t xml:space="preserve">ábra </w:t>
       </w:r>
@@ -18929,7 +20183,7 @@
         </w:rPr>
         <w:t>129</w:t>
       </w:r>
-      <w:bookmarkEnd w:id="55"/>
+      <w:bookmarkEnd w:id="73"/>
       <w:r>
         <w:fldChar w:fldCharType="end"/>
       </w:r>
@@ -18938,8 +20192,9 @@
       <w:pPr>
         <w:pStyle w:val="Cmsor3"/>
       </w:pPr>
-      <w:bookmarkStart w:id="56" w:name="_Toc196378237"/>
-      <w:r>
+      <w:bookmarkStart w:id="74" w:name="_Toc196810219"/>
+      <w:r>
+        <w:lastRenderedPageBreak/>
         <w:t>Kiadók (</w:t>
       </w:r>
       <w:r>
@@ -18951,7 +20206,7 @@
       <w:r>
         <w:t>)</w:t>
       </w:r>
-      <w:bookmarkEnd w:id="56"/>
+      <w:bookmarkEnd w:id="74"/>
     </w:p>
     <w:p>
       <w:pPr>
@@ -19068,13 +20323,13 @@
     </w:p>
     <w:p>
       <w:pPr>
-        <w:spacing w:after="0"/>
-      </w:pPr>
-      <w:r>
-        <w:rPr>
-          <w:noProof/>
-        </w:rPr>
-        <w:lastRenderedPageBreak/>
+        <w:spacing w:after="0" w:line="240" w:lineRule="auto"/>
+        <w:jc w:val="center"/>
+      </w:pPr>
+      <w:r>
+        <w:rPr>
+          <w:noProof/>
+        </w:rPr>
         <w:drawing>
           <wp:inline distT="0" distB="0" distL="0" distR="0" wp14:anchorId="7F0FFB8A" wp14:editId="2331E74D">
             <wp:extent cx="5210175" cy="3683312"/>
@@ -19127,7 +20382,7 @@
         <w:pStyle w:val="Kpalrs"/>
         <w:jc w:val="center"/>
       </w:pPr>
-      <w:bookmarkStart w:id="57" w:name="_Toc196378842"/>
+      <w:bookmarkStart w:id="75" w:name="_Toc196378842"/>
       <w:r>
         <w:t xml:space="preserve">ábra </w:t>
       </w:r>
@@ -19146,19 +20401,21 @@
         </w:rPr>
         <w:t>130</w:t>
       </w:r>
-      <w:bookmarkEnd w:id="57"/>
+      <w:bookmarkEnd w:id="75"/>
       <w:r>
         <w:fldChar w:fldCharType="end"/>
       </w:r>
     </w:p>
     <w:p>
       <w:pPr>
-        <w:spacing w:after="0"/>
-      </w:pPr>
-      <w:r>
-        <w:rPr>
-          <w:noProof/>
-        </w:rPr>
+        <w:spacing w:after="0" w:line="240" w:lineRule="auto"/>
+        <w:jc w:val="center"/>
+      </w:pPr>
+      <w:r>
+        <w:rPr>
+          <w:noProof/>
+        </w:rPr>
+        <w:lastRenderedPageBreak/>
         <w:drawing>
           <wp:inline distT="0" distB="0" distL="0" distR="0" wp14:anchorId="4C834CB7" wp14:editId="6422D6DB">
             <wp:extent cx="2486025" cy="1045708"/>
@@ -19267,7 +20524,7 @@
       <w:r>
         <w:tab/>
       </w:r>
-      <w:bookmarkStart w:id="58" w:name="_Toc196378843"/>
+      <w:bookmarkStart w:id="76" w:name="_Toc196378843"/>
       <w:r>
         <w:t xml:space="preserve">ábra </w:t>
       </w:r>
@@ -19308,14 +20565,14 @@
         </w:rPr>
         <w:t>132</w:t>
       </w:r>
-      <w:bookmarkEnd w:id="58"/>
+      <w:bookmarkEnd w:id="76"/>
       <w:r>
         <w:fldChar w:fldCharType="end"/>
       </w:r>
     </w:p>
     <w:p>
       <w:pPr>
-        <w:spacing w:after="0"/>
+        <w:spacing w:after="0" w:line="240" w:lineRule="auto"/>
         <w:jc w:val="center"/>
       </w:pPr>
       <w:r>
@@ -19374,7 +20631,7 @@
         <w:pStyle w:val="Kpalrs"/>
         <w:jc w:val="center"/>
       </w:pPr>
-      <w:bookmarkStart w:id="59" w:name="_Toc196378844"/>
+      <w:bookmarkStart w:id="77" w:name="_Toc196378844"/>
       <w:r>
         <w:t xml:space="preserve">ábra </w:t>
       </w:r>
@@ -19393,7 +20650,7 @@
         </w:rPr>
         <w:t>133</w:t>
       </w:r>
-      <w:bookmarkEnd w:id="59"/>
+      <w:bookmarkEnd w:id="77"/>
       <w:r>
         <w:fldChar w:fldCharType="end"/>
       </w:r>
@@ -19402,9 +20659,8 @@
       <w:pPr>
         <w:pStyle w:val="Cmsor3"/>
       </w:pPr>
-      <w:bookmarkStart w:id="60" w:name="_Toc196378238"/>
-      <w:r>
-        <w:lastRenderedPageBreak/>
+      <w:bookmarkStart w:id="78" w:name="_Toc196810220"/>
+      <w:r>
         <w:t>Felhasználók</w:t>
       </w:r>
       <w:r>
@@ -19419,7 +20675,7 @@
       <w:r>
         <w:t>)</w:t>
       </w:r>
-      <w:bookmarkEnd w:id="60"/>
+      <w:bookmarkEnd w:id="78"/>
     </w:p>
     <w:p>
       <w:pPr>
@@ -19542,12 +20798,14 @@
     </w:p>
     <w:p>
       <w:pPr>
-        <w:spacing w:after="0"/>
-      </w:pPr>
-      <w:r>
-        <w:rPr>
-          <w:noProof/>
-        </w:rPr>
+        <w:spacing w:after="0" w:line="240" w:lineRule="auto"/>
+        <w:jc w:val="center"/>
+      </w:pPr>
+      <w:r>
+        <w:rPr>
+          <w:noProof/>
+        </w:rPr>
+        <w:lastRenderedPageBreak/>
         <w:drawing>
           <wp:inline distT="0" distB="0" distL="0" distR="0" wp14:anchorId="1079B663" wp14:editId="2856AA5D">
             <wp:extent cx="5451764" cy="3331166"/>
@@ -19601,7 +20859,7 @@
         <w:spacing w:after="0"/>
         <w:jc w:val="center"/>
       </w:pPr>
-      <w:bookmarkStart w:id="61" w:name="_Toc196378845"/>
+      <w:bookmarkStart w:id="79" w:name="_Toc196378845"/>
       <w:r>
         <w:t xml:space="preserve">ábra </w:t>
       </w:r>
@@ -19620,21 +20878,20 @@
         </w:rPr>
         <w:t>134</w:t>
       </w:r>
-      <w:bookmarkEnd w:id="61"/>
+      <w:bookmarkEnd w:id="79"/>
       <w:r>
         <w:fldChar w:fldCharType="end"/>
       </w:r>
     </w:p>
     <w:p>
       <w:pPr>
-        <w:spacing w:after="0"/>
+        <w:spacing w:after="0" w:line="240" w:lineRule="auto"/>
         <w:jc w:val="center"/>
       </w:pPr>
       <w:r>
         <w:rPr>
           <w:noProof/>
         </w:rPr>
-        <w:lastRenderedPageBreak/>
         <w:drawing>
           <wp:inline distT="0" distB="0" distL="0" distR="0" wp14:anchorId="1FD286AE" wp14:editId="6A859354">
             <wp:extent cx="3494330" cy="2263451"/>
@@ -19687,7 +20944,7 @@
         <w:pStyle w:val="Kpalrs"/>
         <w:jc w:val="center"/>
       </w:pPr>
-      <w:bookmarkStart w:id="62" w:name="_Toc196378846"/>
+      <w:bookmarkStart w:id="80" w:name="_Toc196378846"/>
       <w:r>
         <w:t xml:space="preserve">ábra </w:t>
       </w:r>
@@ -19706,20 +20963,21 @@
         </w:rPr>
         <w:t>135</w:t>
       </w:r>
-      <w:bookmarkEnd w:id="62"/>
+      <w:bookmarkEnd w:id="80"/>
       <w:r>
         <w:fldChar w:fldCharType="end"/>
       </w:r>
     </w:p>
     <w:p>
       <w:pPr>
-        <w:spacing w:after="0"/>
+        <w:spacing w:after="0" w:line="240" w:lineRule="auto"/>
         <w:jc w:val="center"/>
       </w:pPr>
       <w:r>
         <w:rPr>
           <w:noProof/>
         </w:rPr>
+        <w:lastRenderedPageBreak/>
         <w:drawing>
           <wp:inline distT="0" distB="0" distL="0" distR="0" wp14:anchorId="217200B8" wp14:editId="2D924858">
             <wp:extent cx="3493770" cy="2581168"/>
@@ -19772,7 +21030,7 @@
         <w:pStyle w:val="Kpalrs"/>
         <w:jc w:val="center"/>
       </w:pPr>
-      <w:bookmarkStart w:id="63" w:name="_Toc196378847"/>
+      <w:bookmarkStart w:id="81" w:name="_Toc196378847"/>
       <w:r>
         <w:t xml:space="preserve">ábra </w:t>
       </w:r>
@@ -19791,17 +21049,14 @@
         </w:rPr>
         <w:t>136</w:t>
       </w:r>
-      <w:bookmarkEnd w:id="63"/>
+      <w:bookmarkEnd w:id="81"/>
       <w:r>
         <w:fldChar w:fldCharType="end"/>
       </w:r>
     </w:p>
     <w:p>
       <w:pPr>
-        <w:tabs>
-          <w:tab w:val="center" w:pos="2410"/>
-        </w:tabs>
-        <w:spacing w:after="0"/>
+        <w:spacing w:after="0" w:line="240" w:lineRule="auto"/>
         <w:jc w:val="center"/>
       </w:pPr>
       <w:r>
@@ -19916,7 +21171,7 @@
       <w:r>
         <w:tab/>
       </w:r>
-      <w:bookmarkStart w:id="64" w:name="_Toc196378848"/>
+      <w:bookmarkStart w:id="82" w:name="_Toc196378848"/>
       <w:r>
         <w:t xml:space="preserve">ábra </w:t>
       </w:r>
@@ -19957,7 +21212,7 @@
         </w:rPr>
         <w:t>138</w:t>
       </w:r>
-      <w:bookmarkEnd w:id="64"/>
+      <w:bookmarkEnd w:id="82"/>
       <w:r>
         <w:fldChar w:fldCharType="end"/>
       </w:r>
@@ -19966,7 +21221,7 @@
       <w:pPr>
         <w:pStyle w:val="Cmsor1"/>
       </w:pPr>
-      <w:bookmarkStart w:id="65" w:name="_Toc196378239"/>
+      <w:bookmarkStart w:id="83" w:name="_Toc196810221"/>
       <w:r>
         <w:lastRenderedPageBreak/>
         <w:t>Fejlesztői</w:t>
@@ -19974,24 +21229,22 @@
       <w:r>
         <w:t xml:space="preserve"> dokumentáció</w:t>
       </w:r>
-      <w:bookmarkEnd w:id="65"/>
+      <w:bookmarkEnd w:id="83"/>
     </w:p>
     <w:p>
       <w:pPr>
         <w:pStyle w:val="Cmsor2"/>
       </w:pPr>
-      <w:bookmarkStart w:id="66" w:name="_Toc196378240"/>
+      <w:bookmarkStart w:id="84" w:name="_Toc196810222"/>
       <w:r>
         <w:t>Adatbázis</w:t>
       </w:r>
-      <w:bookmarkEnd w:id="66"/>
-    </w:p>
-    <w:p>
-      <w:pPr>
-        <w:keepNext/>
-        <w:spacing w:after="0"/>
-      </w:pPr>
-      <w:bookmarkStart w:id="67" w:name="_Toc196378241"/>
+      <w:bookmarkEnd w:id="84"/>
+    </w:p>
+    <w:p>
+      <w:pPr>
+        <w:spacing w:after="0" w:line="240" w:lineRule="auto"/>
+      </w:pPr>
       <w:r>
         <w:rPr>
           <w:noProof/>
@@ -20057,7 +21310,7 @@
         <w:pStyle w:val="Kpalrs"/>
         <w:jc w:val="center"/>
       </w:pPr>
-      <w:bookmarkStart w:id="68" w:name="_Toc196378849"/>
+      <w:bookmarkStart w:id="85" w:name="_Toc196378849"/>
       <w:r>
         <w:t xml:space="preserve">ábra </w:t>
       </w:r>
@@ -20076,7 +21329,7 @@
         </w:rPr>
         <w:t>139</w:t>
       </w:r>
-      <w:bookmarkEnd w:id="68"/>
+      <w:bookmarkEnd w:id="85"/>
       <w:r>
         <w:fldChar w:fldCharType="end"/>
       </w:r>
@@ -20085,10 +21338,11 @@
       <w:pPr>
         <w:pStyle w:val="Cmsor3"/>
       </w:pPr>
+      <w:bookmarkStart w:id="86" w:name="_Toc196810223"/>
       <w:r>
         <w:t>Books tábla</w:t>
       </w:r>
-      <w:bookmarkEnd w:id="67"/>
+      <w:bookmarkEnd w:id="86"/>
     </w:p>
     <w:p>
       <w:pPr>
@@ -20192,11 +21446,11 @@
       <w:pPr>
         <w:pStyle w:val="Cmsor3"/>
       </w:pPr>
-      <w:bookmarkStart w:id="69" w:name="_Toc196378242"/>
+      <w:bookmarkStart w:id="87" w:name="_Toc196810224"/>
       <w:r>
         <w:t>Publishers tábla</w:t>
       </w:r>
-      <w:bookmarkEnd w:id="69"/>
+      <w:bookmarkEnd w:id="87"/>
     </w:p>
     <w:p>
       <w:pPr>
@@ -20233,11 +21487,11 @@
       <w:pPr>
         <w:pStyle w:val="Cmsor3"/>
       </w:pPr>
-      <w:bookmarkStart w:id="70" w:name="_Toc196378243"/>
+      <w:bookmarkStart w:id="88" w:name="_Toc196810225"/>
       <w:r>
         <w:t>Categories tábla</w:t>
       </w:r>
-      <w:bookmarkEnd w:id="70"/>
+      <w:bookmarkEnd w:id="88"/>
     </w:p>
     <w:p>
       <w:pPr>
@@ -20297,12 +21551,12 @@
       <w:pPr>
         <w:pStyle w:val="Cmsor3"/>
       </w:pPr>
-      <w:bookmarkStart w:id="71" w:name="_Toc196378244"/>
+      <w:bookmarkStart w:id="89" w:name="_Toc196810226"/>
       <w:r>
         <w:lastRenderedPageBreak/>
         <w:t>Books_Categories tábla</w:t>
       </w:r>
-      <w:bookmarkEnd w:id="71"/>
+      <w:bookmarkEnd w:id="89"/>
     </w:p>
     <w:p>
       <w:pPr>
@@ -20325,11 +21579,11 @@
       <w:pPr>
         <w:pStyle w:val="Cmsor3"/>
       </w:pPr>
-      <w:bookmarkStart w:id="72" w:name="_Toc196378245"/>
+      <w:bookmarkStart w:id="90" w:name="_Toc196810227"/>
       <w:r>
         <w:t>Authors tábla</w:t>
       </w:r>
-      <w:bookmarkEnd w:id="72"/>
+      <w:bookmarkEnd w:id="90"/>
     </w:p>
     <w:p>
       <w:pPr>
@@ -20383,14 +21637,14 @@
       <w:pPr>
         <w:pStyle w:val="Cmsor3"/>
       </w:pPr>
-      <w:bookmarkStart w:id="73" w:name="_Toc196378246"/>
+      <w:bookmarkStart w:id="91" w:name="_Toc196810228"/>
       <w:r>
         <w:t>Books_Authors</w:t>
       </w:r>
       <w:r>
         <w:t xml:space="preserve"> tábla</w:t>
       </w:r>
-      <w:bookmarkEnd w:id="73"/>
+      <w:bookmarkEnd w:id="91"/>
     </w:p>
     <w:p>
       <w:pPr>
@@ -20410,14 +21664,14 @@
       <w:pPr>
         <w:pStyle w:val="Cmsor3"/>
       </w:pPr>
-      <w:bookmarkStart w:id="74" w:name="_Toc196378247"/>
+      <w:bookmarkStart w:id="92" w:name="_Toc196810229"/>
       <w:r>
         <w:t>Roles</w:t>
       </w:r>
       <w:r>
         <w:t xml:space="preserve"> tábla</w:t>
       </w:r>
-      <w:bookmarkEnd w:id="74"/>
+      <w:bookmarkEnd w:id="92"/>
     </w:p>
     <w:p>
       <w:pPr>
@@ -20451,14 +21705,14 @@
       <w:pPr>
         <w:pStyle w:val="Cmsor3"/>
       </w:pPr>
-      <w:bookmarkStart w:id="75" w:name="_Toc196378248"/>
+      <w:bookmarkStart w:id="93" w:name="_Toc196810230"/>
       <w:r>
         <w:t>Users</w:t>
       </w:r>
       <w:r>
         <w:t xml:space="preserve"> tábla</w:t>
       </w:r>
-      <w:bookmarkEnd w:id="75"/>
+      <w:bookmarkEnd w:id="93"/>
     </w:p>
     <w:p>
       <w:pPr>
@@ -20665,7 +21919,7 @@
       <w:pPr>
         <w:pStyle w:val="Cmsor3"/>
       </w:pPr>
-      <w:bookmarkStart w:id="76" w:name="_Toc196378249"/>
+      <w:bookmarkStart w:id="94" w:name="_Toc196810231"/>
       <w:r>
         <w:lastRenderedPageBreak/>
         <w:t>Borrowings</w:t>
@@ -20673,7 +21927,7 @@
       <w:r>
         <w:t xml:space="preserve"> tábla</w:t>
       </w:r>
-      <w:bookmarkEnd w:id="76"/>
+      <w:bookmarkEnd w:id="94"/>
     </w:p>
     <w:p>
       <w:pPr>
@@ -20769,14 +22023,14 @@
       <w:pPr>
         <w:pStyle w:val="Cmsor3"/>
       </w:pPr>
-      <w:bookmarkStart w:id="77" w:name="_Toc196378250"/>
+      <w:bookmarkStart w:id="95" w:name="_Toc196810232"/>
       <w:r>
         <w:t>Reservations</w:t>
       </w:r>
       <w:r>
         <w:t xml:space="preserve"> tábla</w:t>
       </w:r>
-      <w:bookmarkEnd w:id="77"/>
+      <w:bookmarkEnd w:id="95"/>
     </w:p>
     <w:p>
       <w:pPr>
@@ -20861,11 +22115,11 @@
       <w:pPr>
         <w:pStyle w:val="Cmsor3"/>
       </w:pPr>
-      <w:bookmarkStart w:id="78" w:name="_Toc196378251"/>
+      <w:bookmarkStart w:id="96" w:name="_Toc196810233"/>
       <w:r>
         <w:t>Borrowings_storage</w:t>
       </w:r>
-      <w:bookmarkEnd w:id="78"/>
+      <w:bookmarkEnd w:id="96"/>
     </w:p>
     <w:p>
       <w:pPr>
@@ -20888,11 +22142,11 @@
       <w:pPr>
         <w:pStyle w:val="Cmsor3"/>
       </w:pPr>
-      <w:bookmarkStart w:id="79" w:name="_Toc196378252"/>
+      <w:bookmarkStart w:id="97" w:name="_Toc196810234"/>
       <w:r>
         <w:t>after_borrowings_insert trigger</w:t>
       </w:r>
-      <w:bookmarkEnd w:id="79"/>
+      <w:bookmarkEnd w:id="97"/>
     </w:p>
     <w:p>
       <w:pPr>
@@ -20912,11 +22166,11 @@
       <w:pPr>
         <w:pStyle w:val="Cmsor3"/>
       </w:pPr>
-      <w:bookmarkStart w:id="80" w:name="_Toc196378253"/>
+      <w:bookmarkStart w:id="98" w:name="_Toc196810235"/>
       <w:r>
         <w:t>after_borrowings_update trigger</w:t>
       </w:r>
-      <w:bookmarkEnd w:id="80"/>
+      <w:bookmarkEnd w:id="98"/>
     </w:p>
     <w:p>
       <w:pPr>
@@ -20936,14 +22190,14 @@
       <w:pPr>
         <w:pStyle w:val="Cmsor3"/>
       </w:pPr>
-      <w:bookmarkStart w:id="81" w:name="_Toc196378254"/>
+      <w:bookmarkStart w:id="99" w:name="_Toc196810236"/>
       <w:r>
         <w:t>delete_authors_and_books</w:t>
       </w:r>
       <w:r>
         <w:t xml:space="preserve"> trigger</w:t>
       </w:r>
-      <w:bookmarkEnd w:id="81"/>
+      <w:bookmarkEnd w:id="99"/>
     </w:p>
     <w:p>
       <w:pPr>
@@ -20975,7 +22229,7 @@
       <w:pPr>
         <w:pStyle w:val="Cmsor3"/>
       </w:pPr>
-      <w:bookmarkStart w:id="82" w:name="_Toc196378255"/>
+      <w:bookmarkStart w:id="100" w:name="_Toc196810237"/>
       <w:r>
         <w:lastRenderedPageBreak/>
         <w:t>delete_categories_and_books</w:t>
@@ -20983,7 +22237,7 @@
       <w:r>
         <w:t xml:space="preserve"> trigger</w:t>
       </w:r>
-      <w:bookmarkEnd w:id="82"/>
+      <w:bookmarkEnd w:id="100"/>
     </w:p>
     <w:p>
       <w:pPr>
@@ -21027,14 +22281,14 @@
       <w:pPr>
         <w:pStyle w:val="Cmsor3"/>
       </w:pPr>
-      <w:bookmarkStart w:id="83" w:name="_Toc196378256"/>
+      <w:bookmarkStart w:id="101" w:name="_Toc196810238"/>
       <w:r>
         <w:t>delete_expired_reservation</w:t>
       </w:r>
       <w:r>
         <w:t xml:space="preserve"> event</w:t>
       </w:r>
-      <w:bookmarkEnd w:id="83"/>
+      <w:bookmarkEnd w:id="101"/>
     </w:p>
     <w:p>
       <w:pPr>
@@ -21051,53 +22305,81 @@
       </w:r>
     </w:p>
     <w:p>
+      <w:r>
+        <w:br w:type="page"/>
+      </w:r>
+    </w:p>
+    <w:p>
       <w:pPr>
         <w:pStyle w:val="Cmsor2"/>
       </w:pPr>
-      <w:bookmarkStart w:id="84" w:name="_Toc196378257"/>
-      <w:r>
+      <w:bookmarkStart w:id="102" w:name="_Toc196810239"/>
+      <w:r>
+        <w:lastRenderedPageBreak/>
         <w:t>Backend</w:t>
       </w:r>
-      <w:bookmarkEnd w:id="84"/>
+      <w:bookmarkEnd w:id="102"/>
+    </w:p>
+    <w:p>
+      <w:r>
+        <w:t>Ide jön a backend</w:t>
+      </w:r>
+    </w:p>
+    <w:p>
+      <w:r>
+        <w:br w:type="page"/>
+      </w:r>
     </w:p>
     <w:p>
       <w:pPr>
         <w:pStyle w:val="Cmsor2"/>
       </w:pPr>
-      <w:bookmarkStart w:id="85" w:name="_Toc196378258"/>
-      <w:r>
+      <w:bookmarkStart w:id="103" w:name="_Toc196810240"/>
+      <w:r>
+        <w:lastRenderedPageBreak/>
         <w:t>Frontend</w:t>
       </w:r>
-      <w:bookmarkEnd w:id="85"/>
+      <w:bookmarkEnd w:id="103"/>
+    </w:p>
+    <w:p>
+      <w:r>
+        <w:t>Ide jön a frontend</w:t>
+      </w:r>
+    </w:p>
+    <w:p>
+      <w:r>
+        <w:br w:type="page"/>
+      </w:r>
     </w:p>
     <w:p>
       <w:pPr>
         <w:pStyle w:val="Cmsor2"/>
       </w:pPr>
-      <w:bookmarkStart w:id="86" w:name="_Toc196378259"/>
+      <w:bookmarkStart w:id="104" w:name="_Toc196810241"/>
       <w:r>
         <w:rPr>
           <w:lang w:val="en-GB"/>
         </w:rPr>
+        <w:lastRenderedPageBreak/>
         <w:t>LMS Desktop</w:t>
       </w:r>
       <w:r>
         <w:t xml:space="preserve"> (asztali alkalmazás)</w:t>
       </w:r>
-      <w:bookmarkEnd w:id="86"/>
+      <w:bookmarkEnd w:id="104"/>
     </w:p>
     <w:p>
       <w:pPr>
         <w:pStyle w:val="Cmsor3"/>
       </w:pPr>
-      <w:bookmarkStart w:id="87" w:name="_Toc196378260"/>
+      <w:bookmarkStart w:id="105" w:name="_Toc196810242"/>
       <w:r>
         <w:t>Connection</w:t>
       </w:r>
       <w:r>
         <w:t xml:space="preserve"> osztály</w:t>
       </w:r>
-      <w:bookmarkEnd w:id="87"/>
+      <w:bookmarkEnd w:id="105"/>
     </w:p>
     <w:p>
       <w:pPr>
@@ -21145,14 +22427,14 @@
       <w:pPr>
         <w:pStyle w:val="Cmsor3"/>
       </w:pPr>
-      <w:bookmarkStart w:id="88" w:name="_Toc196378261"/>
+      <w:bookmarkStart w:id="106" w:name="_Toc196810243"/>
       <w:r>
         <w:t>HandleFiles</w:t>
       </w:r>
       <w:r>
         <w:t xml:space="preserve"> osztály</w:t>
       </w:r>
-      <w:bookmarkEnd w:id="88"/>
+      <w:bookmarkEnd w:id="106"/>
     </w:p>
     <w:p>
       <w:pPr>
@@ -21217,14 +22499,14 @@
       <w:pPr>
         <w:pStyle w:val="Cmsor3"/>
       </w:pPr>
-      <w:bookmarkStart w:id="89" w:name="_Toc196378262"/>
+      <w:bookmarkStart w:id="107" w:name="_Toc196810244"/>
       <w:r>
         <w:t>HandleQueries</w:t>
       </w:r>
       <w:r>
         <w:t xml:space="preserve"> osztály</w:t>
       </w:r>
-      <w:bookmarkEnd w:id="89"/>
+      <w:bookmarkEnd w:id="107"/>
     </w:p>
     <w:p>
       <w:pPr>
@@ -21289,12 +22571,11 @@
       <w:pPr>
         <w:pStyle w:val="Cmsor3"/>
       </w:pPr>
-      <w:bookmarkStart w:id="90" w:name="_Toc196378263"/>
-      <w:r>
-        <w:lastRenderedPageBreak/>
+      <w:bookmarkStart w:id="108" w:name="_Toc196810245"/>
+      <w:r>
         <w:t>Egyéb osztályok</w:t>
       </w:r>
-      <w:bookmarkEnd w:id="90"/>
+      <w:bookmarkEnd w:id="108"/>
     </w:p>
     <w:p>
       <w:pPr>
@@ -21398,14 +22679,15 @@
       <w:pPr>
         <w:pStyle w:val="Cmsor3"/>
       </w:pPr>
-      <w:bookmarkStart w:id="91" w:name="_Toc196378264"/>
-      <w:r>
+      <w:bookmarkStart w:id="109" w:name="_Toc196810246"/>
+      <w:r>
+        <w:lastRenderedPageBreak/>
         <w:t>Login</w:t>
       </w:r>
       <w:r>
         <w:t xml:space="preserve"> form</w:t>
       </w:r>
-      <w:bookmarkEnd w:id="91"/>
+      <w:bookmarkEnd w:id="109"/>
     </w:p>
     <w:p>
       <w:pPr>
@@ -21495,14 +22777,14 @@
       <w:pPr>
         <w:pStyle w:val="Cmsor3"/>
       </w:pPr>
-      <w:bookmarkStart w:id="92" w:name="_Toc196378265"/>
+      <w:bookmarkStart w:id="110" w:name="_Toc196810247"/>
       <w:r>
         <w:t>Main</w:t>
       </w:r>
       <w:r>
         <w:t xml:space="preserve"> form</w:t>
       </w:r>
-      <w:bookmarkEnd w:id="92"/>
+      <w:bookmarkEnd w:id="110"/>
     </w:p>
     <w:p>
       <w:pPr>
@@ -21572,7 +22854,6 @@
         <w:jc w:val="both"/>
       </w:pPr>
       <w:r>
-        <w:lastRenderedPageBreak/>
         <w:t>Itt külön-külön lekérdezés van a statisztikák kiírtatására (Könyvek, Felhasználók és Kölcsönzések száma)</w:t>
       </w:r>
     </w:p>
@@ -21621,13 +22902,26 @@
     </w:p>
     <w:p>
       <w:pPr>
+        <w:rPr>
+          <w:rFonts w:eastAsiaTheme="majorEastAsia" w:cstheme="majorBidi"/>
+          <w:sz w:val="32"/>
+          <w:szCs w:val="24"/>
+        </w:rPr>
+      </w:pPr>
+      <w:bookmarkStart w:id="111" w:name="_Toc196810248"/>
+      <w:r>
+        <w:br w:type="page"/>
+      </w:r>
+    </w:p>
+    <w:p>
+      <w:pPr>
         <w:pStyle w:val="Cmsor3"/>
       </w:pPr>
-      <w:bookmarkStart w:id="93" w:name="_Toc196378266"/>
-      <w:r>
+      <w:r>
+        <w:lastRenderedPageBreak/>
         <w:t>Profile Settings</w:t>
       </w:r>
-      <w:bookmarkEnd w:id="93"/>
+      <w:bookmarkEnd w:id="111"/>
     </w:p>
     <w:p>
       <w:pPr>
@@ -21749,11 +23043,11 @@
       <w:pPr>
         <w:pStyle w:val="Cmsor3"/>
       </w:pPr>
-      <w:bookmarkStart w:id="94" w:name="_Toc196378267"/>
+      <w:bookmarkStart w:id="112" w:name="_Toc196810249"/>
       <w:r>
         <w:t>Books</w:t>
       </w:r>
-      <w:bookmarkEnd w:id="94"/>
+      <w:bookmarkEnd w:id="112"/>
     </w:p>
     <w:p>
       <w:pPr>
@@ -21819,7 +23113,6 @@
         <w:ind w:left="1134"/>
       </w:pPr>
       <w:r>
-        <w:lastRenderedPageBreak/>
         <w:t xml:space="preserve">Az ellenőrzés után át lesz másolva a temp mappába. A fájl neve itt a könyv isbn száma lesz. </w:t>
       </w:r>
     </w:p>
@@ -21867,11 +23160,12 @@
       <w:pPr>
         <w:pStyle w:val="Cmsor3"/>
       </w:pPr>
-      <w:bookmarkStart w:id="95" w:name="_Toc196378268"/>
-      <w:r>
+      <w:bookmarkStart w:id="113" w:name="_Toc196810250"/>
+      <w:r>
+        <w:lastRenderedPageBreak/>
         <w:t>Borrowings</w:t>
       </w:r>
-      <w:bookmarkEnd w:id="95"/>
+      <w:bookmarkEnd w:id="113"/>
     </w:p>
     <w:p>
       <w:pPr>
@@ -21933,11 +23227,11 @@
       <w:pPr>
         <w:pStyle w:val="Cmsor3"/>
       </w:pPr>
-      <w:bookmarkStart w:id="96" w:name="_Toc196378269"/>
+      <w:bookmarkStart w:id="114" w:name="_Toc196810251"/>
       <w:r>
         <w:t>Reservations</w:t>
       </w:r>
-      <w:bookmarkEnd w:id="96"/>
+      <w:bookmarkEnd w:id="114"/>
     </w:p>
     <w:p>
       <w:pPr>
@@ -22022,19 +23316,31 @@
         <w:jc w:val="both"/>
       </w:pPr>
       <w:r>
+        <w:t>A RemoveReservations pedig eltávolítja a kiválasztott foglalás(oka)t az adatbázisból (Delete függvény).</w:t>
+      </w:r>
+    </w:p>
+    <w:p>
+      <w:pPr>
+        <w:rPr>
+          <w:rFonts w:eastAsiaTheme="majorEastAsia" w:cstheme="majorBidi"/>
+          <w:sz w:val="32"/>
+          <w:szCs w:val="24"/>
+        </w:rPr>
+      </w:pPr>
+      <w:bookmarkStart w:id="115" w:name="_Toc196810252"/>
+      <w:r>
+        <w:br w:type="page"/>
+      </w:r>
+    </w:p>
+    <w:p>
+      <w:pPr>
+        <w:pStyle w:val="Cmsor3"/>
+      </w:pPr>
+      <w:r>
         <w:lastRenderedPageBreak/>
-        <w:t>A RemoveReservations pedig eltávolítja a kiválasztott foglalás(oka)t az adatbázisból (Delete függvény).</w:t>
-      </w:r>
-    </w:p>
-    <w:p>
-      <w:pPr>
-        <w:pStyle w:val="Cmsor3"/>
-      </w:pPr>
-      <w:bookmarkStart w:id="97" w:name="_Toc196378270"/>
-      <w:r>
         <w:t>Categories</w:t>
       </w:r>
-      <w:bookmarkEnd w:id="97"/>
+      <w:bookmarkEnd w:id="115"/>
     </w:p>
     <w:p>
       <w:pPr>
@@ -22082,11 +23388,11 @@
       <w:pPr>
         <w:pStyle w:val="Cmsor3"/>
       </w:pPr>
-      <w:bookmarkStart w:id="98" w:name="_Toc196378271"/>
+      <w:bookmarkStart w:id="116" w:name="_Toc196810253"/>
       <w:r>
         <w:t>Authors</w:t>
       </w:r>
-      <w:bookmarkEnd w:id="98"/>
+      <w:bookmarkEnd w:id="116"/>
     </w:p>
     <w:p>
       <w:pPr>
@@ -22134,11 +23440,11 @@
       <w:pPr>
         <w:pStyle w:val="Cmsor3"/>
       </w:pPr>
-      <w:bookmarkStart w:id="99" w:name="_Toc196378272"/>
+      <w:bookmarkStart w:id="117" w:name="_Toc196810254"/>
       <w:r>
         <w:t>Publishers</w:t>
       </w:r>
-      <w:bookmarkEnd w:id="99"/>
+      <w:bookmarkEnd w:id="117"/>
     </w:p>
     <w:p>
       <w:pPr>
@@ -22184,13 +23490,26 @@
     </w:p>
     <w:p>
       <w:pPr>
+        <w:rPr>
+          <w:rFonts w:eastAsiaTheme="majorEastAsia" w:cstheme="majorBidi"/>
+          <w:sz w:val="32"/>
+          <w:szCs w:val="24"/>
+        </w:rPr>
+      </w:pPr>
+      <w:bookmarkStart w:id="118" w:name="_Toc196810255"/>
+      <w:r>
+        <w:br w:type="page"/>
+      </w:r>
+    </w:p>
+    <w:p>
+      <w:pPr>
         <w:pStyle w:val="Cmsor3"/>
       </w:pPr>
-      <w:bookmarkStart w:id="100" w:name="_Toc196378273"/>
-      <w:r>
+      <w:r>
+        <w:lastRenderedPageBreak/>
         <w:t>Users</w:t>
       </w:r>
-      <w:bookmarkEnd w:id="100"/>
+      <w:bookmarkEnd w:id="118"/>
     </w:p>
     <w:p>
       <w:pPr>
@@ -22263,7 +23582,6 @@
         <w:jc w:val="both"/>
       </w:pPr>
       <w:r>
-        <w:lastRenderedPageBreak/>
         <w:t>Librarian – Könyvtáros, tudja kezelni a könyvtári rendszer jelentős részét (kivéve a felhasználók felhasználónevét és rangját).</w:t>
       </w:r>
     </w:p>
@@ -22375,11 +23693,11 @@
         <w:pStyle w:val="Cmsor3"/>
         <w:spacing w:line="360" w:lineRule="auto"/>
       </w:pPr>
-      <w:bookmarkStart w:id="101" w:name="_Toc196378274"/>
+      <w:bookmarkStart w:id="119" w:name="_Toc196810256"/>
       <w:r>
         <w:t>SQL Lekérdezések</w:t>
       </w:r>
-      <w:bookmarkEnd w:id="101"/>
+      <w:bookmarkEnd w:id="119"/>
     </w:p>
     <w:p>
       <w:pPr>
@@ -22433,6 +23751,7 @@
         <w:spacing w:line="360" w:lineRule="auto"/>
       </w:pPr>
       <w:r>
+        <w:lastRenderedPageBreak/>
         <w:t>SelectAllBorrowing</w:t>
       </w:r>
     </w:p>
@@ -22456,7 +23775,6 @@
         <w:spacing w:line="360" w:lineRule="auto"/>
       </w:pPr>
       <w:r>
-        <w:lastRenderedPageBreak/>
         <w:t>SelectCurrentBorrowing</w:t>
       </w:r>
     </w:p>
@@ -22641,6 +23959,7 @@
         <w:spacing w:line="360" w:lineRule="auto"/>
       </w:pPr>
       <w:r>
+        <w:lastRenderedPageBreak/>
         <w:t>SelectRole</w:t>
       </w:r>
     </w:p>
@@ -22687,7 +24006,6 @@
         <w:spacing w:line="360" w:lineRule="auto"/>
       </w:pPr>
       <w:r>
-        <w:lastRenderedPageBreak/>
         <w:t>SelectBookCount</w:t>
       </w:r>
     </w:p>
@@ -22770,12 +24088,17 @@
       <w:pPr>
         <w:pStyle w:val="Cmsor1"/>
       </w:pPr>
-      <w:bookmarkStart w:id="102" w:name="_Toc196378275"/>
+      <w:bookmarkStart w:id="120" w:name="_Toc196810257"/>
       <w:r>
         <w:lastRenderedPageBreak/>
         <w:t>Összegzés</w:t>
       </w:r>
-      <w:bookmarkEnd w:id="102"/>
+      <w:bookmarkEnd w:id="120"/>
+    </w:p>
+    <w:p>
+      <w:r>
+        <w:t>Ide jön egy kis összegzés</w:t>
+      </w:r>
     </w:p>
     <w:p>
       <w:r>
@@ -22786,12 +24109,12 @@
       <w:pPr>
         <w:pStyle w:val="Cmsor1"/>
       </w:pPr>
-      <w:bookmarkStart w:id="103" w:name="_Toc196378276"/>
+      <w:bookmarkStart w:id="121" w:name="_Toc196810258"/>
       <w:r>
         <w:lastRenderedPageBreak/>
         <w:t>Ábrajegyzék</w:t>
       </w:r>
-      <w:bookmarkEnd w:id="103"/>
+      <w:bookmarkEnd w:id="121"/>
     </w:p>
     <w:p>
       <w:pPr>
